--- a/VERIFAI_KA152_Form_Content_EN.docx
+++ b/VERIFAI_KA152_Form_Content_EN.docx
@@ -135,7 +135,7 @@
               </w:rPr>
               <w:t xml:space="preserve"> — 5,000 for the summary and short fields, 6,000 for the long narrative ones. Every answer here fits those assumptions, so if the live field turns out to be larger you have room to spare, and if one is smaller the count tells you immediately how much to cut.</w:t>
               <w:br/>
-              <w:t>Square brackets mark the few facts that do not exist yet — the two island partners, the venue, the departure cities and the EMPOWER project reference. Everything else is final.</w:t>
+              <w:t>Square brackets mark the few facts that do not exist yet — the venue, the exact departure cities, and a handful of partner details. Everything else is final.</w:t>
             </w:r>
           </w:p>
         </w:tc>
@@ -530,7 +530,7 @@
           <w:b w:val="0"/>
           <w:i w:val="0"/>
         </w:rPr>
-        <w:t>We want young people who use artificial intelligence every single day to stop taking at face value whatever it hands them. In our own survey of 153 young people in the Napoca Porolissum LAG territory, 96.9% of those aged 14–17 already use AI tools, yet they rate their own digital competence at 3.25 out of 5, and half of them build their picture of the world from social media. Nobody has taught them how to check any of it. VERIFAI turns twenty of them, from four peripheral European communities, into detectives: young people who can identify a source, check a date and a context, compare two independent sources, recognise a reused image and spot the signature of AI-generated content — and who then pass that on to others at home.</w:t>
+        <w:t>We want young people who use artificial intelligence every single day to stop taking at face value whatever it hands them. In our own survey of 153 young people in the Napoca Porolissum LAG territory, 96.9% of those aged 14–17 already use AI tools, yet they rate their own digital competence at 3.25 out of 5, and half of them build their picture of the world from social media. Nobody has taught them how to check any of it. VERIFAI turns twenty of them, from three peripheral European communities, into detectives: young people who can identify a source, check a date and a context, compare two independent sources, recognise a reused image and spot the signature of AI-generated content — and who then pass that on to others at home.</w:t>
       </w:r>
     </w:p>
     <w:p>
@@ -651,7 +651,7 @@
           <w:color w:val="5A5A5A"/>
           <w:sz w:val="16"/>
         </w:rPr>
-        <w:t>≈ 3,540 characters (assumed form limit 5,000 — within limit)</w:t>
+        <w:t>≈ 3,541 characters (assumed form limit 5,000 — within limit)</w:t>
       </w:r>
     </w:p>
     <w:tbl>
@@ -708,7 +708,7 @@
           <w:b w:val="0"/>
           <w:i w:val="0"/>
         </w:rPr>
-        <w:t>One youth exchange of seven activity days plus two travel days, hosted in the Napoca Porolissum LAG territory in the Apuseni Mountains, Romania, from 9 to 15 August 2027 — inside the school summer holiday of all four countries. The programme moves from self-diagnosis (“My Digital Map”) through the mechanics of manipulation (“Spot the Fake”), AI-generated content (“AI or human?”), a full fact-checking simulation (“Fact-checkers for a day”), a community and intercultural day in a village of the territory, media production (“Make It, Don’t Fake It”) and a public presentation with Youthpass reflection. Around it: four months of preparation with four joint online sessions and a preparatory visit, and ten months of local application in which the participants run four local initiatives in their own communities.</w:t>
+        <w:t>One youth exchange of seven activity days plus two travel days, hosted in the Napoca Porolissum LAG territory in the Apuseni Mountains, Romania, from 9 to 15 August 2027 — inside the school summer holiday of all three countries. The programme moves from self-diagnosis (“My Digital Map”) through the mechanics of manipulation (“Spot the Fake”), AI-generated content (“AI or human?”), a full fact-checking simulation (“Fact-checkers for a day”), a community and intercultural day in a village of the territory, media production (“Make It, Don’t Fake It”) and a public presentation with Youthpass reflection. Around it: four months of preparation with four joint online sessions and a preparatory visit, and ten months of local application in which the participants run four local initiatives in their own communities.</w:t>
       </w:r>
     </w:p>
     <w:p>
@@ -720,7 +720,7 @@
           <w:b w:val="0"/>
           <w:i w:val="0"/>
         </w:rPr>
-        <w:t>Twenty young people aged 14–17, five from each of the four organisations, plus four group leaders and two facilitators — 26 people in total. They come from four peripheral communities: the rural mountain communes of the LAG territory in Cluj County (Romania), the İstanbul metropolitan periphery (Türkiye), inland Corsica (France) and inner Sardinia (Italy).</w:t>
+        <w:t>Twenty young people aged 14–17 — seven from Romania, seven from Türkiye and six from Greece — plus four group leaders and two facilitators, 26 people in total. They come from three peripheral communities: the rural mountain communes of the Napoca Porolissum territory in Cluj County (Romania), the İstanbul metropolitan periphery and the rural localities around it (Türkiye), and small islands of the South Aegean (Greece).</w:t>
       </w:r>
     </w:p>
     <w:p>
@@ -732,7 +732,7 @@
           <w:b w:val="0"/>
           <w:i w:val="0"/>
         </w:rPr>
-        <w:t>They share the profile this project is built for. Almost all of them use AI tools and social media every day, and for a large part of them social media is the news; none of them has been taught how to check any of it. Their access to non-formal learning is thin and their access to international learning is close to nil: at least 15 of the 20 will be taking part in a European mobility for the first time, and in our territory 31.3% of young people aged 14–17 have never taken part in any non-formal education activity at all. At least 12 of the 20 face documented barriers — geographic (isolated mountain communes, two Mediterranean islands, a metropolitan periphery), economic, educational, linguistic or social. The group is built to be mixed in gender, in locality and, in the Romanian and island groups, in language.</w:t>
+        <w:t>They share the profile this project is built for. Almost all of them use AI tools and social media every day, and for a large part of them social media is the news; none of them has been taught how to check any of it. Their access to non-formal learning is thin and their access to international learning is close to nil: at least 15 of the 20 will be taking part in a European mobility for the first time, and in our territory 31.3% of young people aged 14–17 have never taken part in any non-formal education activity at all. At least 12 of the 20 face documented barriers — geographic (isolated mountain communes, small islands, a metropolitan periphery and the rural areas behind it), economic, educational, linguistic or social. The group is built to be mixed in gender and in locality, and the Romanian group is deliberately mixed in language, because the language question is part of the subject matter.</w:t>
       </w:r>
     </w:p>
     <w:p>
@@ -746,7 +746,7 @@
           <w:color w:val="5A5A5A"/>
           <w:sz w:val="16"/>
         </w:rPr>
-        <w:t>≈ 1,998 characters (assumed form limit 5,000 — within limit)</w:t>
+        <w:t>≈ 2,152 characters (assumed form limit 5,000 — within limit)</w:t>
       </w:r>
     </w:p>
     <w:tbl>
@@ -829,7 +829,7 @@
           <w:b w:val="0"/>
           <w:i w:val="0"/>
         </w:rPr>
-        <w:t xml:space="preserve"> Four local initiatives reaching at least 80 more young people, hosted in youth centres, libraries, community centres, the partner organisations’ own spaces and other public places young people can actually get to. And a “Digital Detectives” toolkit — worksheets, exercises, games and verification grids, tested during the exchange and then rewritten on the basis of what happened in the field — published free of charge and handed to the youth workers, librarians and community educators who work with these young people week to week.</w:t>
+        <w:t xml:space="preserve"> Four local initiatives reaching at least 80 more young people — two in the Romanian territory, one in Türkiye and one in the South Aegean — hosted in youth centres, libraries, community centres, the partner organisations’ own spaces and other public places young people can actually get to. And a “Digital Detectives” toolkit — worksheets, exercises, games and verification grids, tested during the exchange and then rewritten on the basis of what happened in the field — published free of charge and handed to the youth workers, librarians and community educators who work with these young people week to week.</w:t>
       </w:r>
     </w:p>
     <w:p>
@@ -848,7 +848,7 @@
           <w:b w:val="0"/>
           <w:i w:val="0"/>
         </w:rPr>
-        <w:t xml:space="preserve"> A working method that survives the project. The coordinator integrates it into the youth animation work it already runs across its 14 partner municipalities; the partners translate the toolkit and keep using it. Beyond that, the four organisations end up with something none of them has now: a shared, evidenced answer to a problem all four of their communities have, in a form other peripheral territories can pick up. The results are published on the Erasmus+ Project Results Platform.</w:t>
+        <w:t xml:space="preserve"> A working method that survives the project. The coordinator integrates it into the youth animation work it already runs across its 14 partner municipalities; the partners translate the toolkit and keep using it — GGD into a volunteer network it trains every year, KEA into its creative activity centre for children and young people and across the 36 islands it serves. Beyond that, the three organisations end up with something none of them has now: a shared, evidenced answer to a problem all three of their communities have, in a form other peripheral territories can pick up. The results are published on the Erasmus+ Project Results Platform.</w:t>
       </w:r>
     </w:p>
     <w:p>
@@ -860,7 +860,7 @@
           <w:b w:val="0"/>
           <w:i w:val="0"/>
         </w:rPr>
-        <w:t>We do not claim more than that. Twenty participants will not move a county-level statistic, still less a national one. The contribution is exactly what it is: measurable change in twenty young people, documented extension to at least eighty more, and three instruments and one toolkit that stay in use in four organisations after the money stops.</w:t>
+        <w:t>We do not claim more than that. Twenty participants will not move a county-level statistic, still less a national one. The contribution is exactly what it is: measurable change in twenty young people, documented extension to at least eighty more, and three instruments and one toolkit that stay in use in three organisations after the money stops.</w:t>
       </w:r>
     </w:p>
     <w:p>
@@ -874,7 +874,7 @@
           <w:color w:val="5A5A5A"/>
           <w:sz w:val="16"/>
         </w:rPr>
-        <w:t>≈ 1,953 characters (assumed form limit 5,000 — within limit)</w:t>
+        <w:t>≈ 2,190 characters (assumed form limit 5,000 — within limit)</w:t>
       </w:r>
     </w:p>
     <w:p>
@@ -1132,7 +1132,7 @@
                 <w:i w:val="0"/>
                 <w:sz w:val="19"/>
               </w:rPr>
-              <w:t>SINIRLARI AŞAN GENÇLIK DERNEĞI (YOBBA)</w:t>
+              <w:t>GENÇ GÖNÜLLÜLER DERNEĞI — Young Volunteers Association (GGD)</w:t>
             </w:r>
           </w:p>
         </w:tc>
@@ -1151,7 +1151,7 @@
                 <w:i w:val="0"/>
                 <w:sz w:val="19"/>
               </w:rPr>
-              <w:t>E10094576</w:t>
+              <w:t>E10309307</w:t>
             </w:r>
           </w:p>
         </w:tc>
@@ -1208,7 +1208,7 @@
                 <w:i w:val="0"/>
                 <w:sz w:val="19"/>
               </w:rPr>
-              <w:t>Non-governmental organisation / youth association (non-profit)</w:t>
+              <w:t>Non-governmental organisation / association (non-profit)</w:t>
             </w:r>
           </w:p>
         </w:tc>
@@ -1229,7 +1229,7 @@
                 <w:i w:val="0"/>
                 <w:sz w:val="19"/>
               </w:rPr>
-              <w:t>[TO CONFIRM — partner in Corsica]</w:t>
+              <w:t>KENTRO EREUNAS KAI ANAPTYXIS IERAS MHTROPOLIS SYROU (KEA IM Syrou)</w:t>
             </w:r>
           </w:p>
         </w:tc>
@@ -1248,7 +1248,7 @@
                 <w:i w:val="0"/>
                 <w:sz w:val="19"/>
               </w:rPr>
-              <w:t>[TO CONFIRM]</w:t>
+              <w:t>E10151458</w:t>
             </w:r>
           </w:p>
         </w:tc>
@@ -1267,7 +1267,7 @@
                 <w:i w:val="0"/>
                 <w:sz w:val="19"/>
               </w:rPr>
-              <w:t>France</w:t>
+              <w:t>Greece</w:t>
             </w:r>
           </w:p>
         </w:tc>
@@ -1305,104 +1305,7 @@
                 <w:i w:val="0"/>
                 <w:sz w:val="19"/>
               </w:rPr>
-              <w:t>[TO CONFIRM]</w:t>
-            </w:r>
-          </w:p>
-        </w:tc>
-      </w:tr>
-      <w:tr>
-        <w:tc>
-          <w:tcPr>
-            <w:tcW w:type="dxa" w:w="3061"/>
-          </w:tcPr>
-          <w:p>
-            <w:pPr>
-              <w:spacing w:before="40" w:after="40"/>
-            </w:pPr>
-            <w:r/>
-            <w:r>
-              <w:rPr>
-                <w:b w:val="0"/>
-                <w:i w:val="0"/>
-                <w:sz w:val="19"/>
-              </w:rPr>
-              <w:t>[TO CONFIRM — partner in Sardinia]</w:t>
-            </w:r>
-          </w:p>
-        </w:tc>
-        <w:tc>
-          <w:tcPr>
-            <w:tcW w:type="dxa" w:w="1247"/>
-          </w:tcPr>
-          <w:p>
-            <w:pPr>
-              <w:spacing w:before="40" w:after="40"/>
-            </w:pPr>
-            <w:r/>
-            <w:r>
-              <w:rPr>
-                <w:b w:val="0"/>
-                <w:i w:val="0"/>
-                <w:sz w:val="19"/>
-              </w:rPr>
-              <w:t>[TO CONFIRM]</w:t>
-            </w:r>
-          </w:p>
-        </w:tc>
-        <w:tc>
-          <w:tcPr>
-            <w:tcW w:type="dxa" w:w="1020"/>
-          </w:tcPr>
-          <w:p>
-            <w:pPr>
-              <w:spacing w:before="40" w:after="40"/>
-            </w:pPr>
-            <w:r/>
-            <w:r>
-              <w:rPr>
-                <w:b w:val="0"/>
-                <w:i w:val="0"/>
-                <w:sz w:val="19"/>
-              </w:rPr>
-              <w:t>Italy</w:t>
-            </w:r>
-          </w:p>
-        </w:tc>
-        <w:tc>
-          <w:tcPr>
-            <w:tcW w:type="dxa" w:w="1928"/>
-          </w:tcPr>
-          <w:p>
-            <w:pPr>
-              <w:spacing w:before="40" w:after="40"/>
-            </w:pPr>
-            <w:r/>
-            <w:r>
-              <w:rPr>
-                <w:b w:val="0"/>
-                <w:i w:val="0"/>
-                <w:sz w:val="19"/>
-              </w:rPr>
-              <w:t>Partner organisation</w:t>
-            </w:r>
-          </w:p>
-        </w:tc>
-        <w:tc>
-          <w:tcPr>
-            <w:tcW w:type="dxa" w:w="2154"/>
-          </w:tcPr>
-          <w:p>
-            <w:pPr>
-              <w:spacing w:before="40" w:after="40"/>
-            </w:pPr>
-            <w:r/>
-            <w:r>
-              <w:rPr>
-                <w:b w:val="0"/>
-                <w:i w:val="0"/>
-                <w:sz w:val="19"/>
-              </w:rPr>
-              <w:t>[TO CONFIRM]</w:t>
+              <w:t>Non-governmental organisation / association (non-profit)</w:t>
             </w:r>
           </w:p>
         </w:tc>
@@ -1692,6 +1595,20 @@
     </w:p>
     <w:p>
       <w:pPr>
+        <w:spacing w:after="160"/>
+      </w:pPr>
+      <w:r>
+        <w:rPr>
+          <w:b w:val="0"/>
+          <w:i/>
+          <w:color w:val="5A5A5A"/>
+          <w:sz w:val="17"/>
+        </w:rPr>
+        <w:t>26 persons = 20 participants aged 14–17 + 4 group leaders + 2 facilitators, in three national groups from Romania, Türkiye and Greece.</w:t>
+      </w:r>
+    </w:p>
+    <w:p>
+      <w:pPr>
         <w:pStyle w:val="Heading1"/>
       </w:pPr>
       <w:r>
@@ -1885,7 +1802,7 @@
                 <w:i w:val="0"/>
                 <w:sz w:val="19"/>
               </w:rPr>
-              <w:t>8,315.00</w:t>
+              <w:t>7,593.00</w:t>
             </w:r>
           </w:p>
         </w:tc>
@@ -1904,7 +1821,7 @@
                 <w:i w:val="0"/>
                 <w:sz w:val="19"/>
               </w:rPr>
-              <w:t>Romania 7 persons × 56 (band 10–99 km); Türkiye 7, Corsica 6 and Sardinia 6 persons × 417 (band 500–1,999 km)</w:t>
+              <w:t>Romania 9 persons × 56 (band 10–99 km); Türkiye 9 and Greece 8 persons × 417 (band 500–1,999 km)</w:t>
             </w:r>
           </w:p>
         </w:tc>
@@ -1944,7 +1861,7 @@
                 <w:i w:val="0"/>
                 <w:sz w:val="19"/>
               </w:rPr>
-              <w:t>12,512.00</w:t>
+              <w:t>12,328.00</w:t>
             </w:r>
           </w:p>
         </w:tc>
@@ -1963,7 +1880,7 @@
                 <w:i w:val="0"/>
                 <w:sz w:val="19"/>
               </w:rPr>
-              <w:t>26 persons × 9 days × 46 = 10,764.00, plus 19 persons × 2 additional green-travel days × 46 = 1,748.00</w:t>
+              <w:t>Romania 9 persons × 9 days × 46; Türkiye 9 and Greece 8 persons × 11 days × 46 (9 days plus the 2 additional days green travel over that distance makes eligible)</w:t>
             </w:r>
           </w:p>
         </w:tc>
@@ -2121,7 +2038,7 @@
                 <w:i w:val="0"/>
                 <w:sz w:val="19"/>
               </w:rPr>
-              <w:t>4,760.00</w:t>
+              <w:t>3,400.00</w:t>
             </w:r>
           </w:p>
         </w:tc>
@@ -2140,7 +2057,7 @@
                 <w:i w:val="0"/>
                 <w:sz w:val="19"/>
               </w:rPr>
-              <w:t>680 × 7 persons: 2 from each of the 3 sending organisations, one of them a young person, plus 1 staff member of the coordinating organisation</w:t>
+              <w:t>680 × 5 persons: 2 from each of the 2 sending organisations, one of them a young person, plus 1 staff member of the coordinating organisation</w:t>
             </w:r>
           </w:p>
         </w:tc>
@@ -2180,7 +2097,7 @@
                 <w:i w:val="0"/>
                 <w:sz w:val="19"/>
               </w:rPr>
-              <w:t>31,587.00</w:t>
+              <w:t>29,321.00</w:t>
             </w:r>
           </w:p>
         </w:tc>
@@ -2199,7 +2116,7 @@
                 <w:i w:val="0"/>
                 <w:sz w:val="19"/>
               </w:rPr>
-              <w:t>Of which 26,827.00 is the Activity 01 grant and 4,760.00 the preparatory visit</w:t>
+              <w:t>Of which 25,921.00 is the Activity 01 grant and 3,400.00 the preparatory visit</w:t>
             </w:r>
           </w:p>
         </w:tc>
@@ -2221,7 +2138,7 @@
           <w:color w:val="5A5A5A"/>
           <w:sz w:val="17"/>
         </w:rPr>
-        <w:t>Figures built on the 2026 Programme Guide unit costs. The form produces the final amounts per flow once the distance calculator has been run for each place of origin. [TO CONFIRM: distances, once the partners’ departure cities are known.]</w:t>
+        <w:t>Figures built on the 2026 Programme Guide unit costs. The form produces the final amounts per flow once the distance calculator has been run for each place of origin. [TO CONFIRM: the exact departure cities and the resulting distance bands. Also to confirm: that a green-travel combination is available from Syros — ferry to Piraeus and then overland — since if it is not, the standard rate applies to the Greek flow and the travel line falls accordingly.]</w:t>
       </w:r>
     </w:p>
     <w:p>
@@ -2330,7 +2247,7 @@
                 <w:i w:val="0"/>
                 <w:sz w:val="19"/>
               </w:rPr>
-              <w:t>26,827.00</w:t>
+              <w:t>25,921.00</w:t>
             </w:r>
           </w:p>
         </w:tc>
@@ -2488,7 +2405,7 @@
                 <w:i w:val="0"/>
                 <w:sz w:val="19"/>
               </w:rPr>
-              <w:t>26,827.00</w:t>
+              <w:t>25,921.00</w:t>
             </w:r>
           </w:p>
         </w:tc>
@@ -3097,21 +3014,35 @@
           <w:b w:val="0"/>
           <w:i w:val="0"/>
         </w:rPr>
-        <w:t xml:space="preserve">It also brings the experience of </w:t>
+        <w:t xml:space="preserve">Most significantly for the capacity this application asks you to trust, the organisation is the </w:t>
       </w:r>
       <w:r>
         <w:rPr>
           <w:b/>
           <w:i w:val="0"/>
         </w:rPr>
-        <w:t>EMPOWER</w:t>
+        <w:t>coordinator of EMPOWER+ — //Empowering Rural Youth: Establishing and Strengthening the Rural Youth Parliament in Sub-Saharan Africa//</w:t>
       </w:r>
       <w:r>
         <w:rPr>
           <w:b w:val="0"/>
           <w:i w:val="0"/>
         </w:rPr>
-        <w:t xml:space="preserve"> — [TO COMPLETE: full project title], implemented under [TO COMPLETE: action] with the reference [TO COMPLETE: project number], in which LAG Napoca Porolissum acted as [TO COMPLETE: coordinator / partner]. Its relevance to VERIFAI is direct: [TO COMPLETE, one sentence — what the project did with and for young people, and what the organisation took from it that this project uses].</w:t>
+        <w:t xml:space="preserve"> (proposal 101243075), under the centralised Erasmus+ Youth action </w:t>
+      </w:r>
+      <w:r>
+        <w:rPr>
+          <w:b w:val="0"/>
+          <w:i/>
+        </w:rPr>
+        <w:t>Capacity Building in the field of Youth</w:t>
+      </w:r>
+      <w:r>
+        <w:rPr>
+          <w:b w:val="0"/>
+          <w:i w:val="0"/>
+        </w:rPr>
+        <w:t xml:space="preserve"> (ERASMUS-YOUTH-2025-CB-SSA). It leads a consortium of nine organisations — four European and five African, in Romania, Greece, Italy, Nigeria, Botswana, Madagascar and Mauritius — on youth participation in democratic processes and non-formal learning with rural young people. Three things carry directly into VERIFAI: the organisation has demonstrated it can coordinate a multi-country youth partnership and its reporting, not only take part in one; EMPOWER+ is built on its own needs analysis, a survey of 80 young people across seven countries carried out in February 2025, which is the same working method VERIFAI uses; and it extends the Rural Youth Parliament from our own territory into an international setting, which is precisely the step from local youth work to European youth work that this exchange asks the twenty participants to take.</w:t>
       </w:r>
     </w:p>
     <w:p>
@@ -3191,7 +3122,7 @@
           <w:color w:val="5A5A5A"/>
           <w:sz w:val="16"/>
         </w:rPr>
-        <w:t>≈ 2,816 characters (assumed form limit 5,000 — within limit)</w:t>
+        <w:t>≈ 3,574 characters (assumed form limit 5,000 — within limit)</w:t>
       </w:r>
     </w:p>
     <w:tbl>
@@ -3609,7 +3540,7 @@
         <w:pStyle w:val="Heading2"/>
       </w:pPr>
       <w:r>
-        <w:t>Partner — SINIRLARI AŞAN GENÇLIK DERNEĞI / YOBBA (Türkiye)</w:t>
+        <w:t>Partner — GENÇ GÖNÜLLÜLER DERNEĞI / Young Volunteers Association (Türkiye)</w:t>
       </w:r>
     </w:p>
     <w:tbl>
@@ -3710,7 +3641,7 @@
                 <w:i w:val="0"/>
                 <w:sz w:val="19"/>
               </w:rPr>
-              <w:t>E10094576 / 901841496</w:t>
+              <w:t>E10309307 / 947709013</w:t>
             </w:r>
           </w:p>
         </w:tc>
@@ -3731,7 +3662,7 @@
                 <w:i w:val="0"/>
                 <w:sz w:val="19"/>
               </w:rPr>
-              <w:t>Legal name</w:t>
+              <w:t>Legal name (national language)</w:t>
             </w:r>
           </w:p>
         </w:tc>
@@ -3750,7 +3681,7 @@
                 <w:i w:val="0"/>
                 <w:sz w:val="19"/>
               </w:rPr>
-              <w:t>SINIRLARI AŞAN GENÇLIK DERNEĞI</w:t>
+              <w:t>Genç Gönüllüler Derneği</w:t>
             </w:r>
           </w:p>
         </w:tc>
@@ -3771,7 +3702,7 @@
                 <w:i w:val="0"/>
                 <w:sz w:val="19"/>
               </w:rPr>
-              <w:t>Country / City</w:t>
+              <w:t>Legal name (Latin characters) / Acronym</w:t>
             </w:r>
           </w:p>
         </w:tc>
@@ -3790,7 +3721,7 @@
                 <w:i w:val="0"/>
                 <w:sz w:val="19"/>
               </w:rPr>
-              <w:t>Türkiye / İstanbul (Küçükçekmece)</w:t>
+              <w:t>Young Volunteers Association / GGD</w:t>
             </w:r>
           </w:p>
         </w:tc>
@@ -3811,7 +3742,7 @@
                 <w:i w:val="0"/>
                 <w:sz w:val="19"/>
               </w:rPr>
-              <w:t>Address</w:t>
+              <w:t>Country / Region / City</w:t>
             </w:r>
           </w:p>
         </w:tc>
@@ -3830,7 +3761,7 @@
                 <w:i w:val="0"/>
                 <w:sz w:val="19"/>
               </w:rPr>
-              <w:t>İnönü Mahallesi, Hakan Caddesi, Öz Feza Sitesi A Blok Kat 2/10, Küçükçekmece, 34295, İstanbul</w:t>
+              <w:t>Türkiye / Marmara / İstanbul</w:t>
             </w:r>
           </w:p>
         </w:tc>
@@ -3851,7 +3782,7 @@
                 <w:i w:val="0"/>
                 <w:sz w:val="19"/>
               </w:rPr>
-              <w:t>Is the organisation a public body? / non-profit?</w:t>
+              <w:t>Address</w:t>
             </w:r>
           </w:p>
         </w:tc>
@@ -3870,7 +3801,7 @@
                 <w:i w:val="0"/>
                 <w:sz w:val="19"/>
               </w:rPr>
-              <w:t>No / Yes</w:t>
+              <w:t>Ayazağa Mh. 118. Sk. No: 1, Üzüm Apt. K:5 D:9, Sarıyer, 34397, İstanbul</w:t>
             </w:r>
           </w:p>
         </w:tc>
@@ -3891,7 +3822,7 @@
                 <w:i w:val="0"/>
                 <w:sz w:val="19"/>
               </w:rPr>
-              <w:t>Legal representative</w:t>
+              <w:t>Website</w:t>
             </w:r>
           </w:p>
         </w:tc>
@@ -3910,7 +3841,7 @@
                 <w:i w:val="0"/>
                 <w:sz w:val="19"/>
               </w:rPr>
-              <w:t>Doğan Can Karabudak, President</w:t>
+              <w:t>www.gencgonulluler.org.tr · www.cocukhaklarioyunu.org</w:t>
             </w:r>
           </w:p>
         </w:tc>
@@ -3931,6 +3862,166 @@
                 <w:i w:val="0"/>
                 <w:sz w:val="19"/>
               </w:rPr>
+              <w:t>Type of organisation</w:t>
+            </w:r>
+          </w:p>
+        </w:tc>
+        <w:tc>
+          <w:tcPr>
+            <w:tcW w:type="dxa" w:w="6576"/>
+          </w:tcPr>
+          <w:p>
+            <w:pPr>
+              <w:spacing w:before="40" w:after="40"/>
+            </w:pPr>
+            <w:r/>
+            <w:r>
+              <w:rPr>
+                <w:b w:val="0"/>
+                <w:i w:val="0"/>
+                <w:sz w:val="19"/>
+              </w:rPr>
+              <w:t>Non-governmental organisation / association</w:t>
+            </w:r>
+          </w:p>
+        </w:tc>
+      </w:tr>
+      <w:tr>
+        <w:tc>
+          <w:tcPr>
+            <w:tcW w:type="dxa" w:w="2835"/>
+          </w:tcPr>
+          <w:p>
+            <w:pPr>
+              <w:spacing w:before="40" w:after="40"/>
+            </w:pPr>
+            <w:r/>
+            <w:r>
+              <w:rPr>
+                <w:b w:val="0"/>
+                <w:i w:val="0"/>
+                <w:sz w:val="19"/>
+              </w:rPr>
+              <w:t>Is the organisation a public body? / non-profit?</w:t>
+            </w:r>
+          </w:p>
+        </w:tc>
+        <w:tc>
+          <w:tcPr>
+            <w:tcW w:type="dxa" w:w="6576"/>
+          </w:tcPr>
+          <w:p>
+            <w:pPr>
+              <w:spacing w:before="40" w:after="40"/>
+            </w:pPr>
+            <w:r/>
+            <w:r>
+              <w:rPr>
+                <w:b w:val="0"/>
+                <w:i w:val="0"/>
+                <w:sz w:val="19"/>
+              </w:rPr>
+              <w:t>No / Yes</w:t>
+            </w:r>
+          </w:p>
+        </w:tc>
+      </w:tr>
+      <w:tr>
+        <w:tc>
+          <w:tcPr>
+            <w:tcW w:type="dxa" w:w="2835"/>
+          </w:tcPr>
+          <w:p>
+            <w:pPr>
+              <w:spacing w:before="40" w:after="40"/>
+            </w:pPr>
+            <w:r/>
+            <w:r>
+              <w:rPr>
+                <w:b w:val="0"/>
+                <w:i w:val="0"/>
+                <w:sz w:val="19"/>
+              </w:rPr>
+              <w:t>Accreditation</w:t>
+            </w:r>
+          </w:p>
+        </w:tc>
+        <w:tc>
+          <w:tcPr>
+            <w:tcW w:type="dxa" w:w="6576"/>
+          </w:tcPr>
+          <w:p>
+            <w:pPr>
+              <w:spacing w:before="40" w:after="40"/>
+            </w:pPr>
+            <w:r/>
+            <w:r>
+              <w:rPr>
+                <w:b w:val="0"/>
+                <w:i w:val="0"/>
+                <w:sz w:val="19"/>
+              </w:rPr>
+              <w:t>None yet. The organisation has received EU grants before</w:t>
+            </w:r>
+          </w:p>
+        </w:tc>
+      </w:tr>
+      <w:tr>
+        <w:tc>
+          <w:tcPr>
+            <w:tcW w:type="dxa" w:w="2835"/>
+          </w:tcPr>
+          <w:p>
+            <w:pPr>
+              <w:spacing w:before="40" w:after="40"/>
+            </w:pPr>
+            <w:r/>
+            <w:r>
+              <w:rPr>
+                <w:b w:val="0"/>
+                <w:i w:val="0"/>
+                <w:sz w:val="19"/>
+              </w:rPr>
+              <w:t>Legal representative</w:t>
+            </w:r>
+          </w:p>
+        </w:tc>
+        <w:tc>
+          <w:tcPr>
+            <w:tcW w:type="dxa" w:w="6576"/>
+          </w:tcPr>
+          <w:p>
+            <w:pPr>
+              <w:spacing w:before="40" w:after="40"/>
+            </w:pPr>
+            <w:r/>
+            <w:r>
+              <w:rPr>
+                <w:b w:val="0"/>
+                <w:i w:val="0"/>
+                <w:sz w:val="19"/>
+              </w:rPr>
+              <w:t>Eyüp Coşkun, Chairman of the Board of Directors</w:t>
+            </w:r>
+          </w:p>
+        </w:tc>
+      </w:tr>
+      <w:tr>
+        <w:tc>
+          <w:tcPr>
+            <w:tcW w:type="dxa" w:w="2835"/>
+          </w:tcPr>
+          <w:p>
+            <w:pPr>
+              <w:spacing w:before="40" w:after="40"/>
+            </w:pPr>
+            <w:r/>
+            <w:r>
+              <w:rPr>
+                <w:b w:val="0"/>
+                <w:i w:val="0"/>
+                <w:sz w:val="19"/>
+              </w:rPr>
               <w:t>Contact person</w:t>
             </w:r>
           </w:p>
@@ -3950,7 +4041,7 @@
                 <w:i w:val="0"/>
                 <w:sz w:val="19"/>
               </w:rPr>
-              <w:t>Aysu Zeybel, Project Coordinator</w:t>
+              <w:t>M. Talha Serenli — serenlimahmuttalha@gmail.com</w:t>
             </w:r>
           </w:p>
         </w:tc>
@@ -4015,21 +4106,7 @@
           <w:b w:val="0"/>
           <w:i w:val="0"/>
         </w:rPr>
-        <w:t xml:space="preserve">YOBBA is a youth association based in Küçükçekmece, in the metropolitan periphery of İstanbul, working with a volunteer community of more than 150 young people a year. Its declared core expertise is digital media: it trains young people in media work, gives them professional skills and puts them into projects with social impact, and it delivers digital literacy training to beneficiaries of companies and civil-society institutions. In 2020 its team founded the </w:t>
-      </w:r>
-      <w:r>
-        <w:rPr>
-          <w:b w:val="0"/>
-          <w:i/>
-        </w:rPr>
-        <w:t>ErasmusPlus Türkiye</w:t>
-      </w:r>
-      <w:r>
-        <w:rPr>
-          <w:b w:val="0"/>
-          <w:i w:val="0"/>
-        </w:rPr>
-        <w:t xml:space="preserve"> platform, which produces content about opportunities at home and abroad and disseminates Erasmus+ projects nationally, with a following of around 250,000.</w:t>
+        <w:t>Genç Gönüllüler Derneği — Young Volunteers Association — has worked in Türkiye since 2004 to increase young people’s participation in social, cultural and artistic life, and has implemented or partnered in more than a hundred projects in twenty years. It works through formal, non-formal and informal methods on the personal, social, emotional and professional development of young people and youth workers, and it targets disadvantaged and at-risk groups, working with public institutions, civil-society organisations and universities.</w:t>
       </w:r>
     </w:p>
     <w:p>
@@ -4041,7 +4118,21 @@
           <w:b w:val="0"/>
           <w:i w:val="0"/>
         </w:rPr>
-        <w:t>Its work spans youth policy volunteering, civil-society development, non-formal education and the recognition of youth work, international cooperation, environmental initiatives, work with refugees and migrants, women’s rights and gender equality, and the social inclusion of people with disabilities. It has run digital skills training covering digital literacy and cyber-security, intercultural exchange programmes, entrepreneurship initiatives, and mental health and emotional resilience programmes delivered together with psychologists and counsellors. Activities with young people are designed and supervised with pedagogues and psychologists involved.</w:t>
+        <w:t xml:space="preserve">What makes it unusual, and useful here, is the composition of its team. The organisation’s expert group — all of them contributing voluntarily — includes an adolescent health specialist, a paediatrician, a forensic medicine specialist, social workers, psychologists, a lawyer, a child development specialist, software developers, artists and academics. Among them is a </w:t>
+      </w:r>
+      <w:r>
+        <w:rPr>
+          <w:b/>
+          <w:i w:val="0"/>
+        </w:rPr>
+        <w:t>social media, cyber-security and artificial intelligence specialist</w:t>
+      </w:r>
+      <w:r>
+        <w:rPr>
+          <w:b w:val="0"/>
+          <w:i w:val="0"/>
+        </w:rPr>
+        <w:t>, which is the single competence this project most needs on the partner side and which a youth organisation almost never has in-house.</w:t>
       </w:r>
     </w:p>
     <w:p>
@@ -4053,14 +4144,42 @@
           <w:b/>
           <w:i w:val="0"/>
         </w:rPr>
-        <w:t>Experience in this Action specifically.</w:t>
+        <w:t>Experience in the areas this project works on.</w:t>
       </w:r>
       <w:r>
         <w:rPr>
           <w:b w:val="0"/>
           <w:i w:val="0"/>
         </w:rPr>
-        <w:t xml:space="preserve"> YOBBA has taken part in six KA152 youth exchanges as a partner organisation between 2022 and 2024, with coordinators in Hungary (2022-1-HU-01-KA152-45D10D09), Latvia (2023-LV02-KA152-YOU-000148179), Italy (2023-1-IT03-KA152-YOU-000147001; 2023-3-IT03-KA152-YOU-000183264; 2024-3-IT03-KA152-YOU-000282312) and Poland (2023-3-PL01-KA152-YOU-000183071).</w:t>
+        <w:t xml:space="preserve"> GGD has taken part in Erasmus+ KA1 and KA2 projects on children’s rights, climate change, youth worker mobility and human rights, with an emphasis on experiential learning and cross-cultural dialogue that built communication skills, environmental awareness and </w:t>
+      </w:r>
+      <w:r>
+        <w:rPr>
+          <w:b/>
+          <w:i w:val="0"/>
+        </w:rPr>
+        <w:t>digital literacy</w:t>
+      </w:r>
+      <w:r>
+        <w:rPr>
+          <w:b w:val="0"/>
+          <w:i w:val="0"/>
+        </w:rPr>
+        <w:t xml:space="preserve">. It has run digital skills programmes and campaigns against racism and hate speech, online and in the community. Most directly relevant: it convened a </w:t>
+      </w:r>
+      <w:r>
+        <w:rPr>
+          <w:b/>
+          <w:i w:val="0"/>
+        </w:rPr>
+        <w:t>workshop on developing an action plan to identify children’s digital content needs</w:t>
+      </w:r>
+      <w:r>
+        <w:rPr>
+          <w:b w:val="0"/>
+          <w:i w:val="0"/>
+        </w:rPr>
+        <w:t>, bringing together a hundred participants — educators, child development experts, digital media specialists and NGO representatives — and published the result as a guide for educators, parents and content creators. An organisation that has already had to think about what makes digital content appropriate and trustworthy for young people is starting this project from the right place.</w:t>
       </w:r>
     </w:p>
     <w:p>
@@ -4069,45 +4188,24 @@
       </w:pPr>
       <w:r>
         <w:rPr>
+          <w:b w:val="0"/>
+          <w:i w:val="0"/>
+        </w:rPr>
+        <w:t xml:space="preserve">It also works where our own project works: GGD runs </w:t>
+      </w:r>
+      <w:r>
+        <w:rPr>
           <w:b/>
           <w:i w:val="0"/>
         </w:rPr>
-        <w:t>What it brings, and where it does not overlap with the coordinator.</w:t>
+        <w:t>rural youth empowerment programmes</w:t>
       </w:r>
       <w:r>
         <w:rPr>
           <w:b w:val="0"/>
           <w:i w:val="0"/>
         </w:rPr>
-        <w:t xml:space="preserve"> YOBBA teaches young people to </w:t>
-      </w:r>
-      <w:r>
-        <w:rPr>
-          <w:b w:val="0"/>
-          <w:i/>
-        </w:rPr>
-        <w:t>produce</w:t>
-      </w:r>
-      <w:r>
-        <w:rPr>
-          <w:b w:val="0"/>
-          <w:i w:val="0"/>
-        </w:rPr>
-        <w:t xml:space="preserve"> digital content. It does not teach them to </w:t>
-      </w:r>
-      <w:r>
-        <w:rPr>
-          <w:b w:val="0"/>
-          <w:i/>
-        </w:rPr>
-        <w:t>verify</w:t>
-      </w:r>
-      <w:r>
-        <w:rPr>
-          <w:b w:val="0"/>
-          <w:i w:val="0"/>
-        </w:rPr>
-        <w:t xml:space="preserve"> it. That gap is exactly what this project fills, and it is why the division of labour between the two experienced partners is clean rather than duplicated. YOBBA leads Day 6, the media production day, and contributes substantially to Day 3 on AI-generated content, where knowing how such content is made is precisely what allows a fifteen-year-old to recognise it. The coordinator leads the verification days. A young person who can edit a convincing video but cannot check a source is a more efficient vector of disinformation, not an antidote — the partnership is designed around closing that circle.</w:t>
+        <w:t>, supported by the Turkish Ministry of Interior, that bring together young people from urban and rural areas, and it organises camps for children who have lost both parents. It has collaborated with the Kingdom of the Netherlands, the Embassy of Switzerland and the International Children’s Center, and with Turkish government institutions.</w:t>
       </w:r>
     </w:p>
     <w:p>
@@ -4116,17 +4214,49 @@
       </w:pPr>
       <w:r>
         <w:rPr>
+          <w:b w:val="0"/>
+          <w:i w:val="0"/>
+        </w:rPr>
+        <w:t>One point deserves stating because it matters for a project with twenty minors in it. GGD’s declared practice in child-related projects is to limit public sharing in order to protect participants, while sharing method and technical detail openly with partner organisations. That is the same distinction VERIFAI draws in its own dissemination rules — participants produce the results, and nothing identifiable about a minor is published without consent — so the safeguarding culture does not have to be negotiated into the partnership; it is already there.</w:t>
+      </w:r>
+    </w:p>
+    <w:p>
+      <w:pPr>
+        <w:pStyle w:val="Heading4"/>
+      </w:pPr>
+      <w:r>
+        <w:t>What GGD brings to VERIFAI, and where it does not overlap with the coordinator</w:t>
+      </w:r>
+    </w:p>
+    <w:p>
+      <w:pPr>
+        <w:jc w:val="both"/>
+      </w:pPr>
+      <w:r>
+        <w:rPr>
+          <w:b w:val="0"/>
+          <w:i w:val="0"/>
+        </w:rPr>
+        <w:t>GGD brings the production and the technology side; the coordinator brings verification. The organisation knows how digital content for young people is made, what it is made with, and — through its AI and cyber-security specialist — how generated content works from the inside. That is what allows a fifteen-year-old to recognise it. The coordinator leads the verification days; GGD leads the day on AI-generated content, the session on the ethics of using AI in one’s own production, and the media production day. A young person who can edit a convincing video but cannot check a source is a more efficient vector of disinformation, not an antidote, and the division of labour is designed around closing that circle.</w:t>
+      </w:r>
+    </w:p>
+    <w:p>
+      <w:pPr>
+        <w:jc w:val="both"/>
+      </w:pPr>
+      <w:r>
+        <w:rPr>
           <w:b/>
           <w:i w:val="0"/>
         </w:rPr>
-        <w:t>One of the two facilitators of the exchange is designated by YOBBA</w:t>
+        <w:t>One of the two facilitators of the exchange is designated by GGD</w:t>
       </w:r>
       <w:r>
         <w:rPr>
           <w:b w:val="0"/>
           <w:i w:val="0"/>
         </w:rPr>
-        <w:t>, for the same reason: the sessions on AI-generated content, on the ethics of using AI in one’s own production and on media production need someone in the facilitation team who works with these tools professionally. That facilitator joins in month 4, takes part in the observer calibration exercise, and applies the observation grid on Day 4 alongside the facilitator designated by the coordinator. YOBBA also brings dissemination reach that none of the other partners has.</w:t>
+        <w:t>, for the same reason: the sessions on AI-generated content and on media production need someone in the facilitation team who works with these tools professionally rather than someone who has read about them. That facilitator joins the team in month 4, takes part in the observer calibration exercise, and carries out independent second scoring on Day 4 alongside the facilitator designated by the coordinator.</w:t>
       </w:r>
     </w:p>
     <w:p>
@@ -4140,7 +4270,7 @@
           <w:color w:val="5A5A5A"/>
           <w:sz w:val="16"/>
         </w:rPr>
-        <w:t>≈ 2,987 characters (assumed form limit 5,000 — within limit)</w:t>
+        <w:t>≈ 4,228 characters (assumed form limit 5,000 — within limit)</w:t>
       </w:r>
     </w:p>
     <w:tbl>
@@ -4267,7 +4397,7 @@
                 <w:i w:val="0"/>
                 <w:sz w:val="19"/>
               </w:rPr>
-              <w:t>Doğan Can Karabudak</w:t>
+              <w:t>Eyüp Coşkun</w:t>
             </w:r>
           </w:p>
           <w:p>
@@ -4280,7 +4410,7 @@
                 <w:i w:val="0"/>
                 <w:sz w:val="19"/>
               </w:rPr>
-              <w:t>Legal representative; lead on media production and AI content</w:t>
+              <w:t>President; legal representative</w:t>
             </w:r>
           </w:p>
         </w:tc>
@@ -4299,7 +4429,7 @@
                 <w:i w:val="0"/>
                 <w:sz w:val="19"/>
               </w:rPr>
-              <w:t>Computer engineer, founder of YOBBA, traveller and content creator. Alumnus of the Study of the United States Institutes programme (2014). Has organised and contributed to numerous EU projects and training courses as leader and as participant, and has delivered over 100 seminars and training sessions. In VERIFAI he leads sessions D3.1 (AI-generated content) and D3.4 (the ethics of AI use), co-leads Day 6, and secures dissemination through the platforms YOBBA operates.</w:t>
+              <w:t>More than twenty years in the field, specialist in EU project writing, and trainer for public institutions and NGOs on innovative methods in work with children and young people. Public relations expert with experience coordinating large-scale projects. In VERIFAI he carries GGD’s institutional commitment, signs the partnership agreement and the child protection undertakings, and oversees the Turkish group’s administrative and financial obligations.</w:t>
             </w:r>
           </w:p>
         </w:tc>
@@ -4320,7 +4450,7 @@
                 <w:i w:val="0"/>
                 <w:sz w:val="19"/>
               </w:rPr>
-              <w:t>Aysu Zeybel</w:t>
+              <w:t>M. Talha Serenli</w:t>
             </w:r>
           </w:p>
           <w:p>
@@ -4333,7 +4463,7 @@
                 <w:i w:val="0"/>
                 <w:sz w:val="19"/>
               </w:rPr>
-              <w:t>Project coordinator; Turkish group leader</w:t>
+              <w:t>Contact person; Turkish group leader</w:t>
             </w:r>
           </w:p>
         </w:tc>
@@ -4352,7 +4482,7 @@
                 <w:i w:val="0"/>
                 <w:sz w:val="19"/>
               </w:rPr>
-              <w:t>Graduate in Economics, University of Karabük. Learned sign language at university and has worked on projects with people with disabilities. Completed a ten-month European Solidarity Corps project in Tușnad, Romania, running weekly activities with children with disabilities in kindergarten, after-school and middle-school settings — direct experience of intercultural life between Hungarian and Romanian communities, which is directly relevant to a project about how information travels inside language communities. In VERIFAI she leads the Turkish group, prepares it before departure, supervises it throughout, and observes one mixed team on Day 4.</w:t>
+              <w:t>Twenty-three years old, studying International Relations at Ankara Hacı Bayram Veli University. Has taken part in and implemented local and international projects, worked in social responsibility initiatives including hippotherapy training with disadvantaged people, and has experience working with children as a coach and with several civil-society organisations. In VERIFAI he leads the Turkish group, prepares it before departure, accompanies it throughout, and observes one mixed team on Day 4. [TO CONFIRM: that he is the designated group leader.]</w:t>
             </w:r>
           </w:p>
         </w:tc>
@@ -4373,7 +4503,7 @@
                 <w:i w:val="0"/>
                 <w:sz w:val="19"/>
               </w:rPr>
-              <w:t>Facilitator designated by YOBBA</w:t>
+              <w:t>Tahsin Altay</w:t>
             </w:r>
           </w:p>
           <w:p>
@@ -4386,6 +4516,112 @@
                 <w:i w:val="0"/>
                 <w:sz w:val="19"/>
               </w:rPr>
+              <w:t>Specialist adviser — AI, social media and cyber-security</w:t>
+            </w:r>
+          </w:p>
+        </w:tc>
+        <w:tc>
+          <w:tcPr>
+            <w:tcW w:type="dxa" w:w="7030"/>
+          </w:tcPr>
+          <w:p>
+            <w:pPr>
+              <w:spacing w:before="40" w:after="40"/>
+            </w:pPr>
+            <w:r/>
+            <w:r>
+              <w:rPr>
+                <w:b w:val="0"/>
+                <w:i w:val="0"/>
+                <w:sz w:val="19"/>
+              </w:rPr>
+              <w:t>Expertise in social media strategy, cyber-security and artificial intelligence. In VERIFAI he is the technical authority behind the Day 3 module: what generative tools can and cannot do, what traces they leave, and how to read them. He also advises on the digital safety rules the cohort applies to its own communication group, and on the security of project data.</w:t>
+            </w:r>
+          </w:p>
+        </w:tc>
+      </w:tr>
+      <w:tr>
+        <w:tc>
+          <w:tcPr>
+            <w:tcW w:type="dxa" w:w="2381"/>
+          </w:tcPr>
+          <w:p>
+            <w:pPr>
+              <w:spacing w:before="40" w:after="40"/>
+            </w:pPr>
+            <w:r/>
+            <w:r>
+              <w:rPr>
+                <w:b/>
+                <w:i w:val="0"/>
+                <w:sz w:val="19"/>
+              </w:rPr>
+              <w:t>Nursu Yüce</w:t>
+            </w:r>
+          </w:p>
+          <w:p>
+            <w:pPr>
+              <w:spacing w:before="0" w:after="40"/>
+            </w:pPr>
+            <w:r>
+              <w:rPr>
+                <w:b w:val="0"/>
+                <w:i w:val="0"/>
+                <w:sz w:val="19"/>
+              </w:rPr>
+              <w:t>Volunteer management and collaboration programmes director</w:t>
+            </w:r>
+          </w:p>
+        </w:tc>
+        <w:tc>
+          <w:tcPr>
+            <w:tcW w:type="dxa" w:w="7030"/>
+          </w:tcPr>
+          <w:p>
+            <w:pPr>
+              <w:spacing w:before="40" w:after="40"/>
+            </w:pPr>
+            <w:r/>
+            <w:r>
+              <w:rPr>
+                <w:b w:val="0"/>
+                <w:i w:val="0"/>
+                <w:sz w:val="19"/>
+              </w:rPr>
+              <w:t>Responsible for volunteer coordination and training at GGD, for the association and for other institutions. Her standing task is identifying and addressing digital and social skill gaps among volunteers, which is the same diagnostic work this project does with participants. In VERIFAI she runs the recruitment of the Turkish group through GGD’s volunteer network and carries the toolkit into that network afterwards.</w:t>
+            </w:r>
+          </w:p>
+        </w:tc>
+      </w:tr>
+      <w:tr>
+        <w:tc>
+          <w:tcPr>
+            <w:tcW w:type="dxa" w:w="2381"/>
+          </w:tcPr>
+          <w:p>
+            <w:pPr>
+              <w:spacing w:before="40" w:after="40"/>
+            </w:pPr>
+            <w:r/>
+            <w:r>
+              <w:rPr>
+                <w:b/>
+                <w:i w:val="0"/>
+                <w:sz w:val="19"/>
+              </w:rPr>
+              <w:t>Facilitator designated by GGD</w:t>
+            </w:r>
+          </w:p>
+          <w:p>
+            <w:pPr>
+              <w:spacing w:before="0" w:after="40"/>
+            </w:pPr>
+            <w:r>
+              <w:rPr>
+                <w:b w:val="0"/>
+                <w:i w:val="0"/>
+                <w:sz w:val="19"/>
+              </w:rPr>
               <w:t>[TO CONFIRM: name]</w:t>
             </w:r>
           </w:p>
@@ -4405,7 +4641,47 @@
                 <w:i w:val="0"/>
                 <w:sz w:val="19"/>
               </w:rPr>
-              <w:t>A facilitator with professional practice in digital content production and in generative AI tools, and with experience of working with young people in non-formal settings. Joins the team in month 4, takes part in the observer calibration exercise, co-facilitates sessions D2.3 and D4.2, supports D3.1, D3.4 and Day 6, and carries out the independent second scoring of five participants on Day 4.</w:t>
+              <w:t>A facilitator from GGD’s team with practice in digital content production and generative AI tools, and experience of non-formal work with young people. Joins in month 4, takes part in observer calibration, co-facilitates the debate session on Day 2 and the cross-examination on Day 4, supports the Day 3 and Day 6 modules, and independently second-scores five participants on Day 4.</w:t>
+            </w:r>
+          </w:p>
+        </w:tc>
+      </w:tr>
+      <w:tr>
+        <w:tc>
+          <w:tcPr>
+            <w:tcW w:type="dxa" w:w="2381"/>
+          </w:tcPr>
+          <w:p>
+            <w:pPr>
+              <w:spacing w:before="40" w:after="40"/>
+            </w:pPr>
+            <w:r/>
+            <w:r>
+              <w:rPr>
+                <w:b/>
+                <w:i w:val="0"/>
+                <w:sz w:val="19"/>
+              </w:rPr>
+              <w:t>Specialist support on call</w:t>
+            </w:r>
+          </w:p>
+        </w:tc>
+        <w:tc>
+          <w:tcPr>
+            <w:tcW w:type="dxa" w:w="7030"/>
+          </w:tcPr>
+          <w:p>
+            <w:pPr>
+              <w:spacing w:before="40" w:after="40"/>
+            </w:pPr>
+            <w:r/>
+            <w:r>
+              <w:rPr>
+                <w:b w:val="0"/>
+                <w:i w:val="0"/>
+                <w:sz w:val="19"/>
+              </w:rPr>
+              <w:t>GGD’s wider expert group is available to the project without being on its budget: an adolescent health specialist (Assoc. Prof. Dr Aylin Yetim Şahin) and a paediatrician (Prof. Dr Ayşe Kılıç) for questions of adolescent wellbeing, a child development specialist and general secretary (Tuğba Nur Saray), and a lawyer (Serhat Aydemir) with experience in KA154 youth projects. For an exchange in which every participant is a minor, having that range reachable in the partnership is a safeguarding asset rather than a line in a CV.</w:t>
             </w:r>
           </w:p>
         </w:tc>
@@ -4427,7 +4703,7 @@
           <w:color w:val="5A5A5A"/>
           <w:sz w:val="16"/>
         </w:rPr>
-        <w:t>≈ 1,747 characters (assumed form limit 5,000 — within limit)</w:t>
+        <w:t>≈ 3,055 characters (assumed form limit 5,000 — within limit)</w:t>
       </w:r>
     </w:p>
     <w:p>
@@ -4435,151 +4711,490 @@
         <w:pStyle w:val="Heading2"/>
       </w:pPr>
       <w:r>
-        <w:t>Partner — [TO CONFIRM], Corsica (France)</w:t>
+        <w:t>Partner — KEA IM Syrou (Greece)</w:t>
       </w:r>
     </w:p>
+    <w:tbl>
+      <w:tblPr>
+        <w:tblW w:type="auto" w:w="0"/>
+        <w:jc w:val="center"/>
+        <w:tblLayout w:type="autofit"/>
+        <w:tblLook w:firstColumn="1" w:firstRow="1" w:lastColumn="0" w:lastRow="0" w:noHBand="0" w:noVBand="1" w:val="04A0"/>
+        <w:tblBorders>
+          <w:top w:val="single" w:sz="4" w:space="0" w:color="BFBFBF"/>
+          <w:left w:val="single" w:sz="4" w:space="0" w:color="BFBFBF"/>
+          <w:bottom w:val="single" w:sz="4" w:space="0" w:color="BFBFBF"/>
+          <w:right w:val="single" w:sz="4" w:space="0" w:color="BFBFBF"/>
+          <w:insideH w:val="single" w:sz="4" w:space="0" w:color="BFBFBF"/>
+          <w:insideV w:val="single" w:sz="4" w:space="0" w:color="BFBFBF"/>
+        </w:tblBorders>
+      </w:tblPr>
+      <w:tblGrid>
+        <w:gridCol w:w="4706"/>
+        <w:gridCol w:w="4706"/>
+      </w:tblGrid>
+      <w:tr>
+        <w:tc>
+          <w:tcPr>
+            <w:tcW w:type="dxa" w:w="2835"/>
+            <w:shd w:val="clear" w:color="auto" w:fill="E8EEF7"/>
+          </w:tcPr>
+          <w:p>
+            <w:pPr>
+              <w:spacing w:before="40" w:after="40"/>
+            </w:pPr>
+            <w:r/>
+            <w:r>
+              <w:rPr>
+                <w:b/>
+                <w:i w:val="0"/>
+                <w:color w:val="003D82"/>
+                <w:sz w:val="19"/>
+              </w:rPr>
+              <w:t>Field</w:t>
+            </w:r>
+          </w:p>
+        </w:tc>
+        <w:tc>
+          <w:tcPr>
+            <w:tcW w:type="dxa" w:w="6576"/>
+            <w:shd w:val="clear" w:color="auto" w:fill="E8EEF7"/>
+          </w:tcPr>
+          <w:p>
+            <w:pPr>
+              <w:spacing w:before="40" w:after="40"/>
+            </w:pPr>
+            <w:r/>
+            <w:r>
+              <w:rPr>
+                <w:b/>
+                <w:i w:val="0"/>
+                <w:color w:val="003D82"/>
+                <w:sz w:val="19"/>
+              </w:rPr>
+              <w:t>Entry</w:t>
+            </w:r>
+          </w:p>
+        </w:tc>
+      </w:tr>
+      <w:tr>
+        <w:tc>
+          <w:tcPr>
+            <w:tcW w:type="dxa" w:w="2835"/>
+          </w:tcPr>
+          <w:p>
+            <w:pPr>
+              <w:spacing w:before="40" w:after="40"/>
+            </w:pPr>
+            <w:r/>
+            <w:r>
+              <w:rPr>
+                <w:b w:val="0"/>
+                <w:i w:val="0"/>
+                <w:sz w:val="19"/>
+              </w:rPr>
+              <w:t>Organisation ID (OID)</w:t>
+            </w:r>
+          </w:p>
+        </w:tc>
+        <w:tc>
+          <w:tcPr>
+            <w:tcW w:type="dxa" w:w="6576"/>
+          </w:tcPr>
+          <w:p>
+            <w:pPr>
+              <w:spacing w:before="40" w:after="40"/>
+            </w:pPr>
+            <w:r/>
+            <w:r>
+              <w:rPr>
+                <w:b w:val="0"/>
+                <w:i w:val="0"/>
+                <w:sz w:val="19"/>
+              </w:rPr>
+              <w:t>E10151458</w:t>
+            </w:r>
+          </w:p>
+        </w:tc>
+      </w:tr>
+      <w:tr>
+        <w:tc>
+          <w:tcPr>
+            <w:tcW w:type="dxa" w:w="2835"/>
+          </w:tcPr>
+          <w:p>
+            <w:pPr>
+              <w:spacing w:before="40" w:after="40"/>
+            </w:pPr>
+            <w:r/>
+            <w:r>
+              <w:rPr>
+                <w:b w:val="0"/>
+                <w:i w:val="0"/>
+                <w:sz w:val="19"/>
+              </w:rPr>
+              <w:t>Legal name</w:t>
+            </w:r>
+          </w:p>
+        </w:tc>
+        <w:tc>
+          <w:tcPr>
+            <w:tcW w:type="dxa" w:w="6576"/>
+          </w:tcPr>
+          <w:p>
+            <w:pPr>
+              <w:spacing w:before="40" w:after="40"/>
+            </w:pPr>
+            <w:r/>
+            <w:r>
+              <w:rPr>
+                <w:b w:val="0"/>
+                <w:i w:val="0"/>
+                <w:sz w:val="19"/>
+              </w:rPr>
+              <w:t>KENTRO EREUNAS KAI ANAPTYXIS IERAS MHTROPOLIS SYROU</w:t>
+            </w:r>
+          </w:p>
+          <w:p>
+            <w:pPr>
+              <w:spacing w:before="0" w:after="40"/>
+            </w:pPr>
+            <w:r>
+              <w:rPr>
+                <w:b w:val="0"/>
+                <w:i w:val="0"/>
+                <w:sz w:val="19"/>
+              </w:rPr>
+              <w:t>ΚΕΝΤΡΟ ΕΡΕΥΝΑΣ &amp; ΑΝΑΠΤΥΞΗΣ ΙΕΡΑΣ ΜΗΤΡΟΠΟΛΕΩΣ ΣΥΡΟΥ</w:t>
+            </w:r>
+          </w:p>
+        </w:tc>
+      </w:tr>
+      <w:tr>
+        <w:tc>
+          <w:tcPr>
+            <w:tcW w:type="dxa" w:w="2835"/>
+          </w:tcPr>
+          <w:p>
+            <w:pPr>
+              <w:spacing w:before="40" w:after="40"/>
+            </w:pPr>
+            <w:r/>
+            <w:r>
+              <w:rPr>
+                <w:b w:val="0"/>
+                <w:i w:val="0"/>
+                <w:sz w:val="19"/>
+              </w:rPr>
+              <w:t>Acronym</w:t>
+            </w:r>
+          </w:p>
+        </w:tc>
+        <w:tc>
+          <w:tcPr>
+            <w:tcW w:type="dxa" w:w="6576"/>
+          </w:tcPr>
+          <w:p>
+            <w:pPr>
+              <w:spacing w:before="40" w:after="40"/>
+            </w:pPr>
+            <w:r/>
+            <w:r>
+              <w:rPr>
+                <w:b w:val="0"/>
+                <w:i w:val="0"/>
+                <w:sz w:val="19"/>
+              </w:rPr>
+              <w:t>KEA</w:t>
+            </w:r>
+          </w:p>
+        </w:tc>
+      </w:tr>
+      <w:tr>
+        <w:tc>
+          <w:tcPr>
+            <w:tcW w:type="dxa" w:w="2835"/>
+          </w:tcPr>
+          <w:p>
+            <w:pPr>
+              <w:spacing w:before="40" w:after="40"/>
+            </w:pPr>
+            <w:r/>
+            <w:r>
+              <w:rPr>
+                <w:b w:val="0"/>
+                <w:i w:val="0"/>
+                <w:sz w:val="19"/>
+              </w:rPr>
+              <w:t>Country / Region / City</w:t>
+            </w:r>
+          </w:p>
+        </w:tc>
+        <w:tc>
+          <w:tcPr>
+            <w:tcW w:type="dxa" w:w="6576"/>
+          </w:tcPr>
+          <w:p>
+            <w:pPr>
+              <w:spacing w:before="40" w:after="40"/>
+            </w:pPr>
+            <w:r/>
+            <w:r>
+              <w:rPr>
+                <w:b w:val="0"/>
+                <w:i w:val="0"/>
+                <w:sz w:val="19"/>
+              </w:rPr>
+              <w:t>Greece / South Aegean / Syros</w:t>
+            </w:r>
+          </w:p>
+        </w:tc>
+      </w:tr>
+      <w:tr>
+        <w:tc>
+          <w:tcPr>
+            <w:tcW w:type="dxa" w:w="2835"/>
+          </w:tcPr>
+          <w:p>
+            <w:pPr>
+              <w:spacing w:before="40" w:after="40"/>
+            </w:pPr>
+            <w:r/>
+            <w:r>
+              <w:rPr>
+                <w:b w:val="0"/>
+                <w:i w:val="0"/>
+                <w:sz w:val="19"/>
+              </w:rPr>
+              <w:t>Website</w:t>
+            </w:r>
+          </w:p>
+        </w:tc>
+        <w:tc>
+          <w:tcPr>
+            <w:tcW w:type="dxa" w:w="6576"/>
+          </w:tcPr>
+          <w:p>
+            <w:pPr>
+              <w:spacing w:before="40" w:after="40"/>
+            </w:pPr>
+            <w:r/>
+            <w:r>
+              <w:rPr>
+                <w:b w:val="0"/>
+                <w:i w:val="0"/>
+                <w:sz w:val="19"/>
+              </w:rPr>
+              <w:t>www.keaimsyrou.gr</w:t>
+            </w:r>
+          </w:p>
+        </w:tc>
+      </w:tr>
+      <w:tr>
+        <w:tc>
+          <w:tcPr>
+            <w:tcW w:type="dxa" w:w="2835"/>
+          </w:tcPr>
+          <w:p>
+            <w:pPr>
+              <w:spacing w:before="40" w:after="40"/>
+            </w:pPr>
+            <w:r/>
+            <w:r>
+              <w:rPr>
+                <w:b w:val="0"/>
+                <w:i w:val="0"/>
+                <w:sz w:val="19"/>
+              </w:rPr>
+              <w:t>Type of organisation</w:t>
+            </w:r>
+          </w:p>
+        </w:tc>
+        <w:tc>
+          <w:tcPr>
+            <w:tcW w:type="dxa" w:w="6576"/>
+          </w:tcPr>
+          <w:p>
+            <w:pPr>
+              <w:spacing w:before="40" w:after="40"/>
+            </w:pPr>
+            <w:r/>
+            <w:r>
+              <w:rPr>
+                <w:b w:val="0"/>
+                <w:i w:val="0"/>
+                <w:sz w:val="19"/>
+              </w:rPr>
+              <w:t>Non-governmental organisation / association — main area of action: training, education and human resources development</w:t>
+            </w:r>
+          </w:p>
+        </w:tc>
+      </w:tr>
+      <w:tr>
+        <w:tc>
+          <w:tcPr>
+            <w:tcW w:type="dxa" w:w="2835"/>
+          </w:tcPr>
+          <w:p>
+            <w:pPr>
+              <w:spacing w:before="40" w:after="40"/>
+            </w:pPr>
+            <w:r/>
+            <w:r>
+              <w:rPr>
+                <w:b w:val="0"/>
+                <w:i w:val="0"/>
+                <w:sz w:val="19"/>
+              </w:rPr>
+              <w:t>Is the organisation a public body? / non-profit?</w:t>
+            </w:r>
+          </w:p>
+        </w:tc>
+        <w:tc>
+          <w:tcPr>
+            <w:tcW w:type="dxa" w:w="6576"/>
+          </w:tcPr>
+          <w:p>
+            <w:pPr>
+              <w:spacing w:before="40" w:after="40"/>
+            </w:pPr>
+            <w:r/>
+            <w:r>
+              <w:rPr>
+                <w:b w:val="0"/>
+                <w:i w:val="0"/>
+                <w:sz w:val="19"/>
+              </w:rPr>
+              <w:t>No / Yes</w:t>
+            </w:r>
+          </w:p>
+        </w:tc>
+      </w:tr>
+      <w:tr>
+        <w:tc>
+          <w:tcPr>
+            <w:tcW w:type="dxa" w:w="2835"/>
+          </w:tcPr>
+          <w:p>
+            <w:pPr>
+              <w:spacing w:before="40" w:after="40"/>
+            </w:pPr>
+            <w:r/>
+            <w:r>
+              <w:rPr>
+                <w:b w:val="0"/>
+                <w:i w:val="0"/>
+                <w:sz w:val="19"/>
+              </w:rPr>
+              <w:t>Legal representative</w:t>
+            </w:r>
+          </w:p>
+        </w:tc>
+        <w:tc>
+          <w:tcPr>
+            <w:tcW w:type="dxa" w:w="6576"/>
+          </w:tcPr>
+          <w:p>
+            <w:pPr>
+              <w:spacing w:before="40" w:after="40"/>
+            </w:pPr>
+            <w:r/>
+            <w:r>
+              <w:rPr>
+                <w:b w:val="0"/>
+                <w:i w:val="0"/>
+                <w:sz w:val="19"/>
+              </w:rPr>
+              <w:t>Bishop Dorotheos Polikandriotis, President</w:t>
+            </w:r>
+          </w:p>
+        </w:tc>
+      </w:tr>
+      <w:tr>
+        <w:tc>
+          <w:tcPr>
+            <w:tcW w:type="dxa" w:w="2835"/>
+          </w:tcPr>
+          <w:p>
+            <w:pPr>
+              <w:spacing w:before="40" w:after="40"/>
+            </w:pPr>
+            <w:r/>
+            <w:r>
+              <w:rPr>
+                <w:b w:val="0"/>
+                <w:i w:val="0"/>
+                <w:sz w:val="19"/>
+              </w:rPr>
+              <w:t>Contact person</w:t>
+            </w:r>
+          </w:p>
+        </w:tc>
+        <w:tc>
+          <w:tcPr>
+            <w:tcW w:type="dxa" w:w="6576"/>
+          </w:tcPr>
+          <w:p>
+            <w:pPr>
+              <w:spacing w:before="40" w:after="40"/>
+            </w:pPr>
+            <w:r/>
+            <w:r>
+              <w:rPr>
+                <w:b w:val="0"/>
+                <w:i w:val="0"/>
+                <w:sz w:val="19"/>
+              </w:rPr>
+              <w:t>Prof. Nikos Chrysinis, General Director — info@keaimsyrou.gr</w:t>
+            </w:r>
+          </w:p>
+        </w:tc>
+      </w:tr>
+      <w:tr>
+        <w:tc>
+          <w:tcPr>
+            <w:tcW w:type="dxa" w:w="2835"/>
+          </w:tcPr>
+          <w:p>
+            <w:pPr>
+              <w:spacing w:before="40" w:after="40"/>
+            </w:pPr>
+            <w:r/>
+            <w:r>
+              <w:rPr>
+                <w:b w:val="0"/>
+                <w:i w:val="0"/>
+                <w:sz w:val="19"/>
+              </w:rPr>
+              <w:t>Additional contact</w:t>
+            </w:r>
+          </w:p>
+        </w:tc>
+        <w:tc>
+          <w:tcPr>
+            <w:tcW w:type="dxa" w:w="6576"/>
+          </w:tcPr>
+          <w:p>
+            <w:pPr>
+              <w:spacing w:before="40" w:after="40"/>
+            </w:pPr>
+            <w:r/>
+            <w:r>
+              <w:rPr>
+                <w:b w:val="0"/>
+                <w:i w:val="0"/>
+                <w:sz w:val="19"/>
+              </w:rPr>
+              <w:t>Manolis Papamakarios, Project Manager</w:t>
+            </w:r>
+          </w:p>
+        </w:tc>
+      </w:tr>
+    </w:tbl>
     <w:p>
       <w:pPr>
-        <w:jc w:val="both"/>
-      </w:pPr>
-      <w:r>
-        <w:rPr>
-          <w:b/>
-          <w:i w:val="0"/>
-        </w:rPr>
-        <w:t>Profile.</w:t>
-      </w:r>
-      <w:r>
-        <w:rPr>
-          <w:b w:val="0"/>
-          <w:i w:val="0"/>
-        </w:rPr>
-        <w:t xml:space="preserve"> [The partner’s own description replaces this paragraph once confirmed.] A youth NGO, socio-cultural centre, youth service, cooperative or Local Action Group based in Corsica, with documented current work with young people aged 14–17, reaching those who live in inland or rural communes rather than only in Ajaccio or Bastia, and anchored in a community where the Corsican language is part of daily life.</w:t>
-      </w:r>
-    </w:p>
-    <w:p>
-      <w:pPr>
-        <w:jc w:val="both"/>
-      </w:pPr>
-      <w:r>
-        <w:rPr>
-          <w:b/>
-          <w:i w:val="0"/>
-        </w:rPr>
-        <w:t>Why this partner is necessary and not decorative.</w:t>
-      </w:r>
-      <w:r>
-        <w:rPr>
-          <w:b w:val="0"/>
-          <w:i w:val="0"/>
-        </w:rPr>
-        <w:t xml:space="preserve"> Around 11,000 young people aged 16–29 in Corsica are neither in employment nor in education or training — close to one in four of that age group — and the island records a higher share of inactive, unschooled and unemployed young people than the French national average. Access to mainland non-formal education is conditioned by the cost and the length of the journey: for a teenager from an inland commune, a learning activity in Marseille is effectively out of reach. And part of community communication happens in Corsican, on small local channels that no national fact-checker covers — which means false information circulating in that language almost never meets a correction.</w:t>
-      </w:r>
-    </w:p>
-    <w:p>
-      <w:pPr>
-        <w:jc w:val="both"/>
-      </w:pPr>
-      <w:r>
-        <w:rPr>
-          <w:b/>
-          <w:i w:val="0"/>
-        </w:rPr>
-        <w:t>Role and deliverables.</w:t>
-      </w:r>
-      <w:r>
-        <w:rPr>
-          <w:b w:val="0"/>
-          <w:i w:val="0"/>
-        </w:rPr>
-        <w:t xml:space="preserve"> Sending organisation; thematic lead on Day 2 for the strand on how disinformation circulates in minority-language communities and small local media ecosystems; contributor to Day 5; one group leader who observes a mixed team on Day 4. Delivers: a local needs note with its own consultation data; five to eight documented cases of disinformation from its own community (month 4); recruitment and preparation of the French group; one local initiative in Corsica (by month 13); the French translation of the toolkit.</w:t>
-      </w:r>
-    </w:p>
-    <w:p>
-      <w:pPr>
-        <w:pStyle w:val="Heading2"/>
-      </w:pPr>
-      <w:r>
-        <w:t>Partner — [TO CONFIRM], inner Sardinia (Italy)</w:t>
-      </w:r>
-    </w:p>
-    <w:p>
-      <w:pPr>
-        <w:jc w:val="both"/>
-      </w:pPr>
-      <w:r>
-        <w:rPr>
-          <w:b/>
-          <w:i w:val="0"/>
-        </w:rPr>
-        <w:t>Profile.</w:t>
-      </w:r>
-      <w:r>
-        <w:rPr>
-          <w:b w:val="0"/>
-          <w:i w:val="0"/>
-        </w:rPr>
-        <w:t xml:space="preserve"> [The partner’s own description replaces this paragraph once confirmed.] A youth association, social cooperative or Local Action Group in inner Sardinia, working with young people aged 14–17 from small localities affected by depopulation, open to the Sardinian language and culture.</w:t>
-      </w:r>
-    </w:p>
-    <w:p>
-      <w:pPr>
-        <w:jc w:val="both"/>
-      </w:pPr>
-      <w:r>
-        <w:rPr>
-          <w:b/>
-          <w:i w:val="0"/>
-        </w:rPr>
-        <w:t>Why this partner is necessary.</w:t>
-      </w:r>
-      <w:r>
-        <w:rPr>
-          <w:b w:val="0"/>
-          <w:i w:val="0"/>
-        </w:rPr>
-        <w:t xml:space="preserve"> 17.8% of young people aged 15–29 in Sardinia are not in employment, education or training, against an Italian average of 15.2% and a European average of around 11%. The inner areas of the island are among the Italian territories with the sharpest demographic decline: young people emigrate, birth rates fall, and the educational and cultural offer contracts along with the population — so non-formal learning opportunities become rarest exactly where young people have fewest alternatives. As in Corsica and in our own territory, part of community life is carried in a language of its own, on small local channels.</w:t>
-      </w:r>
-    </w:p>
-    <w:p>
-      <w:pPr>
-        <w:jc w:val="both"/>
-      </w:pPr>
-      <w:r>
-        <w:rPr>
-          <w:b/>
-          <w:i w:val="0"/>
-        </w:rPr>
-        <w:t>Role and deliverables.</w:t>
-      </w:r>
-      <w:r>
-        <w:rPr>
-          <w:b w:val="0"/>
-          <w:i w:val="0"/>
-        </w:rPr>
-        <w:t xml:space="preserve"> Sending organisation; thematic lead for the preparation and moderation of Day 5, the community dialogue day, and for the methodology of the local initiatives; one group leader who observes a mixed team on Day 4. Delivers: a local needs note with its own consultation data; five to eight documented local cases (month 4); the local initiative model and its evaluation grid (month 5); recruitment and preparation of the Italian group; one local initiative in Sardinia (by month 13); the Italian translation of the toolkit.</w:t>
-      </w:r>
-    </w:p>
-    <w:p>
-      <w:r>
-        <w:br w:type="page"/>
-      </w:r>
-    </w:p>
-    <w:p>
-      <w:pPr>
-        <w:pStyle w:val="Heading1"/>
-      </w:pPr>
-      <w:r>
-        <w:t>Project rationale</w:t>
-      </w:r>
-    </w:p>
-    <w:p>
-      <w:pPr>
-        <w:pStyle w:val="Heading2"/>
-      </w:pPr>
-      <w:r>
-        <w:t>Needs and objectives</w:t>
-      </w:r>
+        <w:spacing w:after="0"/>
+      </w:pPr>
     </w:p>
     <w:tbl>
       <w:tblPr>
@@ -4615,7 +5230,7 @@
                 <w:color w:val="003D82"/>
                 <w:sz w:val="20"/>
               </w:rPr>
-              <w:t>Why do you want to carry out this project? Please describe the issues and needs you want to address and your project’s objectives.</w:t>
+              <w:t>What are the activities and experience of the partner organisation in youth work?</w:t>
             </w:r>
           </w:p>
         </w:tc>
@@ -4632,17 +5247,24 @@
       </w:pPr>
       <w:r>
         <w:rPr>
+          <w:b w:val="0"/>
+          <w:i w:val="0"/>
+        </w:rPr>
+        <w:t xml:space="preserve">KEA IM Syrou is a non-profit organisation based on Syros, in the South Aegean, working on social and economic integration, on countering exclusion and on equal opportunities across </w:t>
+      </w:r>
+      <w:r>
+        <w:rPr>
           <w:b/>
           <w:i w:val="0"/>
         </w:rPr>
-        <w:t>The need, in one sentence.</w:t>
+        <w:t>36 inhabited islands</w:t>
       </w:r>
       <w:r>
         <w:rPr>
           <w:b w:val="0"/>
           <w:i w:val="0"/>
         </w:rPr>
-        <w:t xml:space="preserve"> Young people aged 14–17 in the Napoca Porolissum LAG territory and in the peripheral partner communities of Corsica, Sardinia and the İstanbul periphery consume digital content and use AI tools every day, but have not acquired the habit of checking the source, the author, the date and the context of a piece of information before believing it and passing it on.</w:t>
+        <w:t xml:space="preserve"> of the region — the Cyclades and the Dodecanese. That reach is the point: it is not an organisation in one island town, it is the body that carries EU and Greek State programmes out to islands where nothing else arrives.</w:t>
       </w:r>
     </w:p>
     <w:p>
@@ -4651,17 +5273,24 @@
       </w:pPr>
       <w:r>
         <w:rPr>
+          <w:b w:val="0"/>
+          <w:i w:val="0"/>
+        </w:rPr>
+        <w:t xml:space="preserve">Its standing services go well beyond project delivery: vocational counselling and career guidance, business plan development, individual psychological and social support, social and cultural integration programmes, informal education for adults and young people, and networking between local businesses, social institutions and municipalities for regional development. It also runs self-financed facilities — a hostel for people who are poor, disabled, refugees or immigrants; painting and iconography workshops; a </w:t>
+      </w:r>
+      <w:r>
+        <w:rPr>
           <w:b/>
           <w:i w:val="0"/>
         </w:rPr>
-        <w:t>How we know: our own data.</w:t>
+        <w:t>creative activity centre for children and young people</w:t>
       </w:r>
       <w:r>
         <w:rPr>
           <w:b w:val="0"/>
           <w:i w:val="0"/>
         </w:rPr>
-        <w:t xml:space="preserve"> Between spring and summer 2026 we ran a bilingual Romanian/Hungarian survey among young people in our territory and received 153 responses from 12 of our 14 localities. Ninety-six respondents are aged 14–17, exactly the target group of this project. Of those 96: 96.9% already use AI tools (45.8% often, 51.0% occasionally); 20.8% rate their own digital competence as low, with a group mean of 3.25 out of 5; 31.3% have never taken part in any non-formal education activity; 37.5% name lack of information as the first barrier to joining a mobility, 34.4% cost and 31.2% transport; they hear about opportunities from school (50.0%), social media (49.0%) and friends (38.5%), and from the municipality only 6.2% of the time; 68.1% say they learn through practical activities against 29.8% through a course; 58.5% want activities organised in or near their own locality; and 85.4% would take part in an Erasmus+ activity organised by the LAG.</w:t>
+        <w:t>; a daycare centre for older people; and a family responsibility centre.</w:t>
       </w:r>
     </w:p>
     <w:p>
@@ -4670,10 +5299,143 @@
       </w:pPr>
       <w:r>
         <w:rPr>
+          <w:b/>
+          <w:i w:val="0"/>
+        </w:rPr>
+        <w:t>Experience in the areas this project works on.</w:t>
+      </w:r>
+      <w:r>
+        <w:rPr>
           <w:b w:val="0"/>
           <w:i w:val="0"/>
         </w:rPr>
-        <w:t>Two of those figures, read together, are the whole problem. Almost every young person in our territory already uses AI, and almost half of them build their picture of the world from social media — while rating their own digital competence at barely above the midpoint. Use is universal; competence has not followed it.</w:t>
+        <w:t xml:space="preserve"> KEA manages large projects funded by ESF+, Interreg Greece–Cyprus, Erasmus+, national frameworks and LEADER/CLLD. Four strands matter here. First, </w:t>
+      </w:r>
+      <w:r>
+        <w:rPr>
+          <w:b/>
+          <w:i w:val="0"/>
+        </w:rPr>
+        <w:t>young people and NEETs</w:t>
+      </w:r>
+      <w:r>
+        <w:rPr>
+          <w:b w:val="0"/>
+          <w:i w:val="0"/>
+        </w:rPr>
+        <w:t xml:space="preserve">: it coordinated </w:t>
+      </w:r>
+      <w:r>
+        <w:rPr>
+          <w:b w:val="0"/>
+          <w:i/>
+        </w:rPr>
+        <w:t>PNAI ANERGOI</w:t>
+      </w:r>
+      <w:r>
+        <w:rPr>
+          <w:b w:val="0"/>
+          <w:i w:val="0"/>
+        </w:rPr>
+        <w:t xml:space="preserve"> (South Aegean, ESF, 2022–2024, 415,350 EUR), training, counselling and certifying low-skilled young people including those with an immigrant background, and it took part in </w:t>
+      </w:r>
+      <w:r>
+        <w:rPr>
+          <w:b w:val="0"/>
+          <w:i/>
+        </w:rPr>
+        <w:t>AmuNEET</w:t>
+      </w:r>
+      <w:r>
+        <w:rPr>
+          <w:b w:val="0"/>
+          <w:i w:val="0"/>
+        </w:rPr>
+        <w:t xml:space="preserve"> under the ALMA initiative on youth unemployment. Second, </w:t>
+      </w:r>
+      <w:r>
+        <w:rPr>
+          <w:b/>
+          <w:i w:val="0"/>
+        </w:rPr>
+        <w:t>children and adolescents in vulnerability</w:t>
+      </w:r>
+      <w:r>
+        <w:rPr>
+          <w:b w:val="0"/>
+          <w:i w:val="0"/>
+        </w:rPr>
+        <w:t xml:space="preserve">: it is currently implementing a two-year ESF+ </w:t>
+      </w:r>
+      <w:r>
+        <w:rPr>
+          <w:b w:val="0"/>
+          <w:i/>
+        </w:rPr>
+        <w:t>Local Action Plan for Tackling Child Poverty</w:t>
+      </w:r>
+      <w:r>
+        <w:rPr>
+          <w:b w:val="0"/>
+          <w:i w:val="0"/>
+        </w:rPr>
+        <w:t xml:space="preserve"> in the island municipalities of Naxos and Kea (2026–2028), combining psychological assessment and social counselling with a voucher-based aid system, parental empowerment workshops, school dropout prevention seminars and professional orientation days for young people, all tracked on a digital monitoring platform. Third, </w:t>
+      </w:r>
+      <w:r>
+        <w:rPr>
+          <w:b/>
+          <w:i w:val="0"/>
+        </w:rPr>
+        <w:t>digital work</w:t>
+      </w:r>
+      <w:r>
+        <w:rPr>
+          <w:b w:val="0"/>
+          <w:i w:val="0"/>
+        </w:rPr>
+        <w:t xml:space="preserve">: it coordinated the digitisation of cultural and religious heritage and the creation of a digital museum (EPAnEK, 453,000 EUR). Fourth, </w:t>
+      </w:r>
+      <w:r>
+        <w:rPr>
+          <w:b/>
+          <w:i w:val="0"/>
+        </w:rPr>
+        <w:t>Erasmus+ specifically</w:t>
+      </w:r>
+      <w:r>
+        <w:rPr>
+          <w:b w:val="0"/>
+          <w:i w:val="0"/>
+        </w:rPr>
+        <w:t xml:space="preserve">: it coordinated </w:t>
+      </w:r>
+      <w:r>
+        <w:rPr>
+          <w:b w:val="0"/>
+          <w:i/>
+        </w:rPr>
+        <w:t>I.D.E.A.</w:t>
+      </w:r>
+      <w:r>
+        <w:rPr>
+          <w:b w:val="0"/>
+          <w:i w:val="0"/>
+        </w:rPr>
+        <w:t xml:space="preserve"> (2019-1-EL01-KA204-063049), an interactive toolset helping adult educators boost entrepreneurship among NEETs, and was a partner in </w:t>
+      </w:r>
+      <w:r>
+        <w:rPr>
+          <w:b w:val="0"/>
+          <w:i/>
+        </w:rPr>
+        <w:t>Meta Skills</w:t>
+      </w:r>
+      <w:r>
+        <w:rPr>
+          <w:b w:val="0"/>
+          <w:i w:val="0"/>
+        </w:rPr>
+        <w:t xml:space="preserve"> (2021-1-RO01-KA220-ADU-000028211).</w:t>
       </w:r>
     </w:p>
     <w:p>
@@ -4682,17 +5444,24 @@
       </w:pPr>
       <w:r>
         <w:rPr>
-          <w:b/>
-          <w:i w:val="0"/>
-        </w:rPr>
-        <w:t>How we know: the same need in the other three communities.</w:t>
-      </w:r>
-      <w:r>
-        <w:rPr>
           <w:b w:val="0"/>
           <w:i w:val="0"/>
         </w:rPr>
-        <w:t xml:space="preserve"> All four partners run the same short consultation before submission — a ten-question instrument built from our own survey, translated locally, with at least 20–25 young people aged 14–17 from the partner’s own community, plus a short focus group where numbers are small. Each partner delivers a one-page needs note with the method, the number and profile of the young people consulted, and the three main findings. [TO CONFIRM: YOBBA’s findings; the two island partners’ findings once they are confirmed.]</w:t>
+        <w:t xml:space="preserve">That last reference is worth noticing. </w:t>
+      </w:r>
+      <w:r>
+        <w:rPr>
+          <w:b w:val="0"/>
+          <w:i/>
+        </w:rPr>
+        <w:t>Meta Skills</w:t>
+      </w:r>
+      <w:r>
+        <w:rPr>
+          <w:b w:val="0"/>
+          <w:i w:val="0"/>
+        </w:rPr>
+        <w:t xml:space="preserve"> was coordinated from Romania and contracted by this same National Agency, so the administrative conventions of RO01 are not new to KEA. For a consortium whose main risk is a partner meeting a set of rules for the first time, that is a real reduction in risk rather than a reassurance.</w:t>
       </w:r>
     </w:p>
     <w:p>
@@ -4704,33 +5473,22 @@
           <w:b/>
           <w:i w:val="0"/>
         </w:rPr>
-        <w:t>How we know: European data.</w:t>
+        <w:t>Newcomer to this Action, not to the Programme.</w:t>
       </w:r>
       <w:r>
         <w:rPr>
           <w:b w:val="0"/>
           <w:i w:val="0"/>
         </w:rPr>
-        <w:t xml:space="preserve"> The Flash Eurobarometer “Youth Survey 2024” (EP013EP), carried out by Ipsos for the European Parliament among 25,863 respondents aged 16–30 across all 27 Member States, fieldwork 25 September – 3 October 2024, found that more than three quarters of young Europeans believe they were exposed to disinformation in the previous seven days, while 70% feel confident they can recognise it. Confidence outruns competence. Young people in rural areas are less confident (68%) than those in large cities (73%). And Romania records the highest share in the Union of young people saying they encountered no disinformation at all in the past week — 19%, against 1% in Cyprus — while 31% of Romanian respondents declare themselves very confident. Romanian young people are simultaneously the least likely in Europe to notice disinformation and among the most certain they would recognise it.</w:t>
+        <w:t xml:space="preserve"> KEA has not previously taken part in a KA152 youth exchange. Its Erasmus+ experience is in adult education partnerships, and its youth work has been delivered through national and ESF programmes rather than through Erasmus+ mobility. This project is therefore its first Erasmus+ youth mobility, undertaken alongside a coordinator that carries the financial and reporting load — which is one of the things the National Agency has said it wants to encourage.</w:t>
       </w:r>
     </w:p>
     <w:p>
       <w:pPr>
-        <w:jc w:val="both"/>
-      </w:pPr>
-      <w:r>
-        <w:rPr>
-          <w:b/>
-          <w:i w:val="0"/>
-        </w:rPr>
-        <w:t>What follows for the design.</w:t>
-      </w:r>
-      <w:r>
-        <w:rPr>
-          <w:b w:val="0"/>
-          <w:i w:val="0"/>
-        </w:rPr>
-        <w:t xml:space="preserve"> If the problem were a lack of confidence, the answer would be encouragement. Because the problem is untrained confidence, the answer is a controlled experience of being wrong. Day 1 therefore starts with participants mapping their own media diet rather than with a presentation. On Day 2 the false material is judged before the verdict is revealed. And this is why the project needs a genuinely international group and cannot be run at home: a stereotype is at its least defensible when a young person from the community it targets is sitting in the room.</w:t>
+        <w:pStyle w:val="Heading4"/>
+      </w:pPr>
+      <w:r>
+        <w:t>What KEA brings to VERIFAI, and where it does not overlap</w:t>
       </w:r>
     </w:p>
     <w:p>
@@ -4739,17 +5497,38 @@
       </w:pPr>
       <w:r>
         <w:rPr>
+          <w:b w:val="0"/>
+          <w:i w:val="0"/>
+        </w:rPr>
+        <w:t xml:space="preserve">KEA brings two things neither of the other partners has. The first is </w:t>
+      </w:r>
+      <w:r>
+        <w:rPr>
           <w:b/>
           <w:i w:val="0"/>
         </w:rPr>
-        <w:t>Why these four communities.</w:t>
+        <w:t>reach into genuine island isolation</w:t>
       </w:r>
       <w:r>
         <w:rPr>
           <w:b w:val="0"/>
           <w:i w:val="0"/>
         </w:rPr>
-        <w:t xml:space="preserve"> They do not look alike, and we are not going to pretend they do. A mountain commune in the Apuseni, a district on the edge of İstanbul, a village in inland Corsica and a small town in inner Sardinia have different histories, languages, economies and problems. What their young people have in common is narrower and more exact. Information reaches them through channels nobody corrects — Hungarian in part of our territory, which is why our survey had to be bilingual; Corsican; Sardinian; neighbourhood and community networks in the İstanbul periphery — and national fact-checkers work in the majority language on subjects of national interest. The practical media-literacy offer that exists elsewhere does not reach them: not one of the four communities has a standing activity where a fifteen-year-old can be taught, hands on, how to check an image or a source. And getting to any international activity is harder and more expensive from where they live. That overlap is what the project works on, and it is why a young person from each of the four recognises the other three within an hour of meeting them.</w:t>
+        <w:t xml:space="preserve">: through its work across 36 inhabited islands it can recruit young people from small island communities that no national programme reaches, and it can host a local initiative there afterwards. The second is </w:t>
+      </w:r>
+      <w:r>
+        <w:rPr>
+          <w:b/>
+          <w:i w:val="0"/>
+        </w:rPr>
+        <w:t>method for the community day and for the local initiatives</w:t>
+      </w:r>
+      <w:r>
+        <w:rPr>
+          <w:b w:val="0"/>
+          <w:i w:val="0"/>
+        </w:rPr>
+        <w:t>. The Day 5 dialogue — young people sitting down with residents and municipal representatives to find out what false information actually circulates in a place and who it hurts — is a facilitated social-work exercise before it is a media-literacy one, and KEA staffs it with a social worker and a counsellor who do this professionally. Its child-poverty action plan runs on exactly this kind of networking with municipal Community Centres and local services, which is also why it is the right partner to design the template the four local initiatives are built on.</w:t>
       </w:r>
     </w:p>
     <w:p>
@@ -4758,59 +5537,24 @@
       </w:pPr>
       <w:r>
         <w:rPr>
+          <w:b w:val="0"/>
+          <w:i w:val="0"/>
+        </w:rPr>
+        <w:t xml:space="preserve">KEA also leads the Day 2 strand on </w:t>
+      </w:r>
+      <w:r>
+        <w:rPr>
           <w:b/>
           <w:i w:val="0"/>
         </w:rPr>
-        <w:t>Objectives.</w:t>
+        <w:t>how information circulates in small island communities</w:t>
       </w:r>
       <w:r>
         <w:rPr>
           <w:b w:val="0"/>
           <w:i w:val="0"/>
         </w:rPr>
-        <w:t xml:space="preserve"> </w:t>
-      </w:r>
-      <w:r>
-        <w:rPr>
-          <w:b/>
-          <w:i w:val="0"/>
-        </w:rPr>
-        <w:t>O1:</w:t>
-      </w:r>
-      <w:r>
-        <w:rPr>
-          <w:b w:val="0"/>
-          <w:i w:val="0"/>
-        </w:rPr>
-        <w:t xml:space="preserve"> by 30 September 2028, at least 16 of the 20 participants improve their score on the 15-item, 30-point practical verification test by at least 30% against their own May 2027 baseline, same instrument and same formula at both ends. </w:t>
-      </w:r>
-      <w:r>
-        <w:rPr>
-          <w:b/>
-          <w:i w:val="0"/>
-        </w:rPr>
-        <w:t>O2:</w:t>
-      </w:r>
-      <w:r>
-        <w:rPr>
-          <w:b w:val="0"/>
-          <w:i w:val="0"/>
-        </w:rPr>
-        <w:t xml:space="preserve"> by 15 August 2027, at least 16 of the 20 demonstrate all four verification techniques at full marks each, in the structured observation grid applied during session D4.1 by six calibrated observers, with 25% of participants double-scored independently. </w:t>
-      </w:r>
-      <w:r>
-        <w:rPr>
-          <w:b/>
-          <w:i w:val="0"/>
-        </w:rPr>
-        <w:t>O3:</w:t>
-      </w:r>
-      <w:r>
-        <w:rPr>
-          <w:b w:val="0"/>
-          <w:i w:val="0"/>
-        </w:rPr>
-        <w:t xml:space="preserve"> between September 2027 and June 2028, the 20 participants reach at least 80 other young people through four local initiatives, and at least 70% of those reached pass the ten-minute exercise — naming two distinct checks, carrying one out, and drawing a conclusion that follows.</w:t>
+        <w:t xml:space="preserve"> — regional media, community pages and local channels spread across dozens of islands, which no national fact-checker in Athens covers. It is the same mechanism our Hungarian-language material shows in Cluj County, arriving by a different route.</w:t>
       </w:r>
     </w:p>
     <w:p>
@@ -4824,7 +5568,7 @@
           <w:color w:val="5A5A5A"/>
           <w:sz w:val="16"/>
         </w:rPr>
-        <w:t>≈ 5,656 characters (assumed form limit 6,000 — within limit)</w:t>
+        <w:t>≈ 4,490 characters (assumed form limit 5,000 — within limit)</w:t>
       </w:r>
     </w:p>
     <w:tbl>
@@ -4861,7 +5605,7 @@
                 <w:color w:val="003D82"/>
                 <w:sz w:val="20"/>
               </w:rPr>
-              <w:t>How does your project link to the objectives of the Erasmus programme and those of Youth Exchanges?</w:t>
+              <w:t>Please describe the profile of each of the group members and what does each one bring to the project.</w:t>
             </w:r>
           </w:p>
         </w:tc>
@@ -4872,24 +5616,286 @@
         <w:spacing w:after="0"/>
       </w:pPr>
     </w:p>
+    <w:tbl>
+      <w:tblPr>
+        <w:tblW w:type="auto" w:w="0"/>
+        <w:jc w:val="center"/>
+        <w:tblLayout w:type="autofit"/>
+        <w:tblLook w:firstColumn="1" w:firstRow="1" w:lastColumn="0" w:lastRow="0" w:noHBand="0" w:noVBand="1" w:val="04A0"/>
+        <w:tblBorders>
+          <w:top w:val="single" w:sz="4" w:space="0" w:color="BFBFBF"/>
+          <w:left w:val="single" w:sz="4" w:space="0" w:color="BFBFBF"/>
+          <w:bottom w:val="single" w:sz="4" w:space="0" w:color="BFBFBF"/>
+          <w:right w:val="single" w:sz="4" w:space="0" w:color="BFBFBF"/>
+          <w:insideH w:val="single" w:sz="4" w:space="0" w:color="BFBFBF"/>
+          <w:insideV w:val="single" w:sz="4" w:space="0" w:color="BFBFBF"/>
+        </w:tblBorders>
+      </w:tblPr>
+      <w:tblGrid>
+        <w:gridCol w:w="4706"/>
+        <w:gridCol w:w="4706"/>
+      </w:tblGrid>
+      <w:tr>
+        <w:tc>
+          <w:tcPr>
+            <w:tcW w:type="dxa" w:w="2381"/>
+            <w:shd w:val="clear" w:color="auto" w:fill="E8EEF7"/>
+          </w:tcPr>
+          <w:p>
+            <w:pPr>
+              <w:spacing w:before="40" w:after="40"/>
+            </w:pPr>
+            <w:r/>
+            <w:r>
+              <w:rPr>
+                <w:b/>
+                <w:i w:val="0"/>
+                <w:color w:val="003D82"/>
+                <w:sz w:val="19"/>
+              </w:rPr>
+              <w:t>Person and role</w:t>
+            </w:r>
+          </w:p>
+        </w:tc>
+        <w:tc>
+          <w:tcPr>
+            <w:tcW w:type="dxa" w:w="7030"/>
+            <w:shd w:val="clear" w:color="auto" w:fill="E8EEF7"/>
+          </w:tcPr>
+          <w:p>
+            <w:pPr>
+              <w:spacing w:before="40" w:after="40"/>
+            </w:pPr>
+            <w:r/>
+            <w:r>
+              <w:rPr>
+                <w:b/>
+                <w:i w:val="0"/>
+                <w:color w:val="003D82"/>
+                <w:sz w:val="19"/>
+              </w:rPr>
+              <w:t>Profile and contribution</w:t>
+            </w:r>
+          </w:p>
+        </w:tc>
+      </w:tr>
+      <w:tr>
+        <w:tc>
+          <w:tcPr>
+            <w:tcW w:type="dxa" w:w="2381"/>
+          </w:tcPr>
+          <w:p>
+            <w:pPr>
+              <w:spacing w:before="40" w:after="40"/>
+            </w:pPr>
+            <w:r/>
+            <w:r>
+              <w:rPr>
+                <w:b/>
+                <w:i w:val="0"/>
+                <w:sz w:val="19"/>
+              </w:rPr>
+              <w:t>Prof. Nikos Chrysinis</w:t>
+            </w:r>
+          </w:p>
+          <w:p>
+            <w:pPr>
+              <w:spacing w:before="0" w:after="40"/>
+            </w:pPr>
+            <w:r>
+              <w:rPr>
+                <w:b w:val="0"/>
+                <w:i w:val="0"/>
+                <w:sz w:val="19"/>
+              </w:rPr>
+              <w:t>General Director; contact person</w:t>
+            </w:r>
+          </w:p>
+        </w:tc>
+        <w:tc>
+          <w:tcPr>
+            <w:tcW w:type="dxa" w:w="7030"/>
+          </w:tcPr>
+          <w:p>
+            <w:pPr>
+              <w:spacing w:before="40" w:after="40"/>
+            </w:pPr>
+            <w:r/>
+            <w:r>
+              <w:rPr>
+                <w:b w:val="0"/>
+                <w:i w:val="0"/>
+                <w:sz w:val="19"/>
+              </w:rPr>
+              <w:t>Master’s degrees in Computer Science and in Human Studies and Adult Education. Adjunct instructor in computer sciences at the New York Institute of Technology (1986–1988) and assistant professor at the Technological Institute of Athens; from 1996 to 2015 Managing Director of the Unified Vocational Training Centre of the Cyclades, a non-profit founded by the Cyclades local authorities, where he designed and implemented strategic plans for the region’s municipalities. Responsible at KEA for coordinating and implementing EU-funded programmes. In VERIFAI he carries KEA’s institutional commitment and the relationship with the island municipalities that host the Greek local initiative. A partner whose director spent three decades between computer science and adult education is well placed to judge whether a digital-verification programme is sound.</w:t>
+            </w:r>
+          </w:p>
+        </w:tc>
+      </w:tr>
+      <w:tr>
+        <w:tc>
+          <w:tcPr>
+            <w:tcW w:type="dxa" w:w="2381"/>
+          </w:tcPr>
+          <w:p>
+            <w:pPr>
+              <w:spacing w:before="40" w:after="40"/>
+            </w:pPr>
+            <w:r/>
+            <w:r>
+              <w:rPr>
+                <w:b/>
+                <w:i w:val="0"/>
+                <w:sz w:val="19"/>
+              </w:rPr>
+              <w:t>Manolis Papamakarios</w:t>
+            </w:r>
+          </w:p>
+          <w:p>
+            <w:pPr>
+              <w:spacing w:before="0" w:after="40"/>
+            </w:pPr>
+            <w:r>
+              <w:rPr>
+                <w:b w:val="0"/>
+                <w:i w:val="0"/>
+                <w:sz w:val="19"/>
+              </w:rPr>
+              <w:t>Project Manager</w:t>
+            </w:r>
+          </w:p>
+        </w:tc>
+        <w:tc>
+          <w:tcPr>
+            <w:tcW w:type="dxa" w:w="7030"/>
+          </w:tcPr>
+          <w:p>
+            <w:pPr>
+              <w:spacing w:before="40" w:after="40"/>
+            </w:pPr>
+            <w:r/>
+            <w:r>
+              <w:rPr>
+                <w:b w:val="0"/>
+                <w:i w:val="0"/>
+                <w:sz w:val="19"/>
+              </w:rPr>
+              <w:t>Graduate of Product and Systems Design Engineering, University of the Aegean (Syros campus), and of Accounting at the School of Management and Economics, TEI of Larissa. More than ten years on European projects, with responsibility for awareness raising and dissemination locally and internationally, for networking and publicity, for workshops with young people, and for procurement, tendering, monitoring and financial reporting to EU standards. In VERIFAI he is KEA’s operational counterpart to the coordinator: deliverables, reporting, and the dissemination of results across the South Aegean.</w:t>
+            </w:r>
+          </w:p>
+        </w:tc>
+      </w:tr>
+      <w:tr>
+        <w:tc>
+          <w:tcPr>
+            <w:tcW w:type="dxa" w:w="2381"/>
+          </w:tcPr>
+          <w:p>
+            <w:pPr>
+              <w:spacing w:before="40" w:after="40"/>
+            </w:pPr>
+            <w:r/>
+            <w:r>
+              <w:rPr>
+                <w:b/>
+                <w:i w:val="0"/>
+                <w:sz w:val="19"/>
+              </w:rPr>
+              <w:t>Evgenia Kalogeropoulou</w:t>
+            </w:r>
+          </w:p>
+          <w:p>
+            <w:pPr>
+              <w:spacing w:before="0" w:after="40"/>
+            </w:pPr>
+            <w:r>
+              <w:rPr>
+                <w:b w:val="0"/>
+                <w:i w:val="0"/>
+                <w:sz w:val="19"/>
+              </w:rPr>
+              <w:t>Social worker; Greek group leader</w:t>
+            </w:r>
+          </w:p>
+        </w:tc>
+        <w:tc>
+          <w:tcPr>
+            <w:tcW w:type="dxa" w:w="7030"/>
+          </w:tcPr>
+          <w:p>
+            <w:pPr>
+              <w:spacing w:before="40" w:after="40"/>
+            </w:pPr>
+            <w:r/>
+            <w:r>
+              <w:rPr>
+                <w:b w:val="0"/>
+                <w:i w:val="0"/>
+                <w:sz w:val="19"/>
+              </w:rPr>
+              <w:t>Social worker with a background in Social Anthropology (Panteion University) and Social Work (University of West Attica), with public-service experience and extensive practical training in supporting vulnerable groups. In VERIFAI she leads the Greek group — recruitment, preparation, accompaniment, the daily reflection in Greek — designs and facilitates the Day 5 community dialogue with KEA, and observes one mixed team on Day 4. The safeguarding counterpart for the Greek group is hers. [TO CONFIRM: that she travels as group leader.]</w:t>
+            </w:r>
+          </w:p>
+        </w:tc>
+      </w:tr>
+      <w:tr>
+        <w:tc>
+          <w:tcPr>
+            <w:tcW w:type="dxa" w:w="2381"/>
+          </w:tcPr>
+          <w:p>
+            <w:pPr>
+              <w:spacing w:before="40" w:after="40"/>
+            </w:pPr>
+            <w:r/>
+            <w:r>
+              <w:rPr>
+                <w:b/>
+                <w:i w:val="0"/>
+                <w:sz w:val="19"/>
+              </w:rPr>
+              <w:t>Ioulia Dialeisma</w:t>
+            </w:r>
+          </w:p>
+          <w:p>
+            <w:pPr>
+              <w:spacing w:before="0" w:after="40"/>
+            </w:pPr>
+            <w:r>
+              <w:rPr>
+                <w:b w:val="0"/>
+                <w:i w:val="0"/>
+                <w:sz w:val="19"/>
+              </w:rPr>
+              <w:t>Project coordinator; career guidance and counselling</w:t>
+            </w:r>
+          </w:p>
+        </w:tc>
+        <w:tc>
+          <w:tcPr>
+            <w:tcW w:type="dxa" w:w="7030"/>
+          </w:tcPr>
+          <w:p>
+            <w:pPr>
+              <w:spacing w:before="40" w:after="40"/>
+            </w:pPr>
+            <w:r/>
+            <w:r>
+              <w:rPr>
+                <w:b w:val="0"/>
+                <w:i w:val="0"/>
+                <w:sz w:val="19"/>
+              </w:rPr>
+              <w:t>University degree in Philosophy, Pedagogy and Psychology from the University of Athens. Career guidance and counselling specialist — career development, employment counselling, empowerment and entrepreneurship guidance for adults and for young people; from 1996 to 2015 responsible for counselling in the Job Placement Programme of the Unified Vocational Training Centre of the Cyclades, and since then project coordinator for KEA on national and international projects addressing youth unemployment. In VERIFAI she contributes the methodology of the local initiatives and the reflection design, and is the second accompanying adult for the Greek flow. [TO CONFIRM.]</w:t>
+            </w:r>
+          </w:p>
+        </w:tc>
+      </w:tr>
+    </w:tbl>
     <w:p>
       <w:pPr>
-        <w:jc w:val="both"/>
-      </w:pPr>
-      <w:r>
-        <w:rPr>
-          <w:b/>
-          <w:i w:val="0"/>
-        </w:rPr>
-        <w:t>Digital transformation — the substance, not the label.</w:t>
-      </w:r>
-      <w:r>
-        <w:rPr>
-          <w:b w:val="0"/>
-          <w:i w:val="0"/>
-        </w:rPr>
-        <w:t xml:space="preserve"> VERIFAI builds the part of digital competence that use alone never produces. Our participants can already operate the tools; what they cannot do is find out where something came from. The project develops three things, in this order: using digital tools and AI tools responsibly and with their limits understood; checking sources — who published it, who wrote it, when, in what original context, and whether any independent source says the same; and recognising false, manipulated or artificially generated content, including content they could produce themselves. That is the priority and it is also the whole project — it defines the need, the participant profile, every method in the agenda, the four media products, the toolkit and the two instruments that measure whether it worked. It also matches what the National Agency has said it is looking for in 2026: among projects addressing digital transformation, priority goes to those that tackle disinformation and promote digital literacy.</w:t>
-      </w:r>
+        <w:spacing w:after="0"/>
+      </w:pPr>
     </w:p>
     <w:p>
       <w:pPr>
@@ -4900,132 +5906,14 @@
           <w:b/>
           <w:i w:val="0"/>
         </w:rPr>
-        <w:t>Participation in democratic life, common values and civic engagement.</w:t>
+        <w:t>Why the Greek group travels with two adults.</w:t>
       </w:r>
       <w:r>
         <w:rPr>
           <w:b w:val="0"/>
           <w:i w:val="0"/>
         </w:rPr>
-        <w:t xml:space="preserve"> Checking a claim is a precondition of taking part: without it, a vote, a public argument or a civic initiative rests on false premises. Our participants are 14 to 17 now, which means most of them will cast their first ballot within four to six years of this project. The point is that by the time they get there, forming an opinion on information they have actually checked is a habit rather than an effort. In the meantime they practise the civic half of it for real: through the four local initiatives they step out of the learning room and into their own communities, working with youth organisations, libraries, community centres and local authorities, and taking responsibility for an activity that other young people attend.</w:t>
-      </w:r>
-    </w:p>
-    <w:p>
-      <w:pPr>
-        <w:jc w:val="both"/>
-      </w:pPr>
-      <w:r>
-        <w:rPr>
-          <w:b/>
-          <w:i w:val="0"/>
-        </w:rPr>
-        <w:t>Inclusion and diversity.</w:t>
-      </w:r>
-      <w:r>
-        <w:rPr>
-          <w:b w:val="0"/>
-          <w:i w:val="0"/>
-        </w:rPr>
-        <w:t xml:space="preserve"> The barriers our participants face are concrete, and each is answered by a concrete measure: geographic — the exchange is hosted inside our own territory and transport is paid from each participant’s own front door; economic — no participation fee of any kind, stated in writing from the day the call is published; linguistic — English is not a selection criterion and A2 is accepted, with a glossary built in five languages; social and educational — four months of preparation rather than four weeks, a parents’ meeting in each country before consents are signed, and the stated right to leave a session without giving a reason. At least 12 of the 20 participants face documented barriers and at least 15 travel on a European mobility for the first time. The measures are set out in full under Participants with fewer opportunities.</w:t>
-      </w:r>
-    </w:p>
-    <w:p>
-      <w:pPr>
-        <w:jc w:val="both"/>
-      </w:pPr>
-      <w:r>
-        <w:rPr>
-          <w:b/>
-          <w:i w:val="0"/>
-        </w:rPr>
-        <w:t>Objectives of the Action.</w:t>
-      </w:r>
-      <w:r>
-        <w:rPr>
-          <w:b w:val="0"/>
-          <w:i w:val="0"/>
-        </w:rPr>
-        <w:t xml:space="preserve"> Youth Exchanges exist to encourage intercultural dialogue and learning and a sense of being European, to develop young people’s competences and attitudes, to strengthen European values and break down prejudice and stereotypes, and to raise awareness of socially relevant subjects. VERIFAI addresses each of these directly, and the third structurally: the working material of Day 2 includes real content that feeds ethnic, gender and migration stereotypes, analysed in mixed teams in which young people from the targeted communities are present.</w:t>
-      </w:r>
-    </w:p>
-    <w:p>
-      <w:pPr>
-        <w:jc w:val="both"/>
-      </w:pPr>
-      <w:r>
-        <w:rPr>
-          <w:b/>
-          <w:i w:val="0"/>
-        </w:rPr>
-        <w:t>EU Youth Strategy and the European Youth Goals.</w:t>
-      </w:r>
-      <w:r>
-        <w:rPr>
-          <w:b w:val="0"/>
-          <w:i w:val="0"/>
-        </w:rPr>
-        <w:t xml:space="preserve"> The project addresses Goal 4, </w:t>
-      </w:r>
-      <w:r>
-        <w:rPr>
-          <w:b w:val="0"/>
-          <w:i/>
-        </w:rPr>
-        <w:t>Information and Constructive Dialogue</w:t>
-      </w:r>
-      <w:r>
-        <w:rPr>
-          <w:b w:val="0"/>
-          <w:i w:val="0"/>
-        </w:rPr>
-        <w:t xml:space="preserve">, which is its very object; Goal 6, </w:t>
-      </w:r>
-      <w:r>
-        <w:rPr>
-          <w:b w:val="0"/>
-          <w:i/>
-        </w:rPr>
-        <w:t>Moving Rural Youth Forward</w:t>
-      </w:r>
-      <w:r>
-        <w:rPr>
-          <w:b w:val="0"/>
-          <w:i w:val="0"/>
-        </w:rPr>
-        <w:t xml:space="preserve">, since the activity takes place in a rural mountain territory and the multiplication happens in the participants’ own localities; and Goal 9, </w:t>
-      </w:r>
-      <w:r>
-        <w:rPr>
-          <w:b w:val="0"/>
-          <w:i/>
-        </w:rPr>
-        <w:t>Space and Participation for All</w:t>
-      </w:r>
-      <w:r>
-        <w:rPr>
-          <w:b w:val="0"/>
-          <w:i w:val="0"/>
-        </w:rPr>
-        <w:t>, since participants co-design the programme, choose the subjects to be verified and lead their own local initiatives. Within the “Connecting” field of action it creates exactly the link the Strategy looks for: young people from four European peripheries discovering that they have the same problem, and working on it together.</w:t>
-      </w:r>
-    </w:p>
-    <w:p>
-      <w:pPr>
-        <w:jc w:val="both"/>
-      </w:pPr>
-      <w:r>
-        <w:rPr>
-          <w:b/>
-          <w:i w:val="0"/>
-        </w:rPr>
-        <w:t>Common EU values.</w:t>
-      </w:r>
-      <w:r>
-        <w:rPr>
-          <w:b w:val="0"/>
-          <w:i w:val="0"/>
-        </w:rPr>
-        <w:t xml:space="preserve"> Disinformation attacks human dignity through dehumanising content, equality through algorithmically amplified stereotypes, and the rule of law by eroding trust in institutions. Three concrete anchors rather than a declaration: the ground rule of the exchange is that any claim made in debate must be verifiable, and it applies to facilitators exactly as to participants; the group agreement negotiated by the participants on Day 1 includes non-discrimination and respect for every language and identity present — Romanian, Hungarian, Turkish, Corsican, Sardinian, Italian, French; and the analysis of stereotype-bearing content is deliberately done in the presence of the people it targets.</w:t>
+        <w:t xml:space="preserve"> Six participants, all minors, travelling from a Cyclades island to the Apuseni Mountains — ferry to Piraeus, then overland — is the longest and most complex journey in this project, with at least one transfer where a group of fourteen-year-olds could be split. The Romanian and Turkish flows each carry a group leader and a facilitator; the Greek flow would otherwise carry one adult for six minors. The National Call allows one group leader for every four young people, so four group leaders for twenty participants remains below that ceiling, and the Call makes explicit provision for well-justified cases involving minors. Six adults accompany twenty minors — one adult per 3.3 participants.</w:t>
       </w:r>
     </w:p>
     <w:p>
@@ -5039,15 +5927,28 @@
           <w:color w:val="5A5A5A"/>
           <w:sz w:val="16"/>
         </w:rPr>
-        <w:t>≈ 4,669 characters (assumed form limit 5,000 — within limit)</w:t>
+        <w:t>≈ 3,657 characters (assumed form limit 5,000 — within limit)</w:t>
       </w:r>
     </w:p>
     <w:p>
+      <w:r>
+        <w:br w:type="page"/>
+      </w:r>
+    </w:p>
+    <w:p>
+      <w:pPr>
+        <w:pStyle w:val="Heading1"/>
+      </w:pPr>
+      <w:r>
+        <w:t>Project rationale</w:t>
+      </w:r>
+    </w:p>
+    <w:p>
       <w:pPr>
         <w:pStyle w:val="Heading2"/>
       </w:pPr>
       <w:r>
-        <w:t>Impact</w:t>
+        <w:t>Needs and objectives</w:t>
       </w:r>
     </w:p>
     <w:tbl>
@@ -5084,7 +5985,7 @@
                 <w:color w:val="003D82"/>
                 <w:sz w:val="20"/>
               </w:rPr>
-              <w:t>How will your project benefit the young participants involved in the project, during and after the project lifetime?</w:t>
+              <w:t>Why do you want to carry out this project? Please describe the issues and needs you want to address and your project’s objectives.</w:t>
             </w:r>
           </w:p>
         </w:tc>
@@ -5104,14 +6005,14 @@
           <w:b/>
           <w:i w:val="0"/>
         </w:rPr>
-        <w:t>A competence they did not have, measured rather than asserted.</w:t>
+        <w:t>The need, in one sentence.</w:t>
       </w:r>
       <w:r>
         <w:rPr>
           <w:b w:val="0"/>
           <w:i w:val="0"/>
         </w:rPr>
-        <w:t xml:space="preserve"> Every participant takes the same 15-item practical verification test in month 2 and its equivalent in month 18, and the target is a 30% improvement for at least 16 of the 20. During the mobility an observation grid records whether each participant actually performs four named techniques in the Day 4 simulation — not whether they can describe them. That distinction matters here more than it would elsewhere, because our starting point is a group that already believes it can spot a fake.</w:t>
+        <w:t xml:space="preserve"> Young people aged 14–17 in the Napoca Porolissum territory and in the peripheral partner communities of the İstanbul periphery and the South Aegean islands use digital content and AI tools every day, but have not acquired the habit of checking the source, the author, the date and the context of a piece of information before believing it and passing it on.</w:t>
       </w:r>
     </w:p>
     <w:p>
@@ -5123,14 +6024,42 @@
           <w:b/>
           <w:i w:val="0"/>
         </w:rPr>
-        <w:t>A first European experience, for most of them.</w:t>
+        <w:t>How we know: our own data.</w:t>
       </w:r>
       <w:r>
         <w:rPr>
           <w:b w:val="0"/>
           <w:i w:val="0"/>
         </w:rPr>
-        <w:t xml:space="preserve"> At least 15 of the 20 will be taking part in a European mobility for the first time, and in our territory 31.3% of young people aged 14–17 have never taken part in any non-formal education activity at all. For those participants the gain is not only thematic: working in a mixed international team, in English, with people they have never met, is itself the learning. It is also what they asked for — 60.4% of the 14–17 group named foreign languages and intercultural communication as what they most want out of a European mobility.</w:t>
+        <w:t xml:space="preserve"> Between spring and summer 2026 we ran a bilingual Romanian/Hungarian survey among young people in our territory and received 153 responses from 12 of our 14 localities. Ninety-six respondents are aged 14–17, exactly the target group of this project: </w:t>
+      </w:r>
+      <w:r>
+        <w:rPr>
+          <w:b/>
+          <w:i w:val="0"/>
+        </w:rPr>
+        <w:t>96.9% already use AI tools</w:t>
+      </w:r>
+      <w:r>
+        <w:rPr>
+          <w:b w:val="0"/>
+          <w:i w:val="0"/>
+        </w:rPr>
+        <w:t xml:space="preserve">; 20.8% rate their own digital competence as low, with a group mean of </w:t>
+      </w:r>
+      <w:r>
+        <w:rPr>
+          <w:b/>
+          <w:i w:val="0"/>
+        </w:rPr>
+        <w:t>3.25 out of 5</w:t>
+      </w:r>
+      <w:r>
+        <w:rPr>
+          <w:b w:val="0"/>
+          <w:i w:val="0"/>
+        </w:rPr>
+        <w:t>; 31.3% have never taken part in any non-formal education activity; 37.5% name lack of information as the first barrier to joining a mobility, 34.4% cost and 31.2% transport; 68.1% learn through practical activities against 29.8% through a course; 58.5% want activities organised in or near their own locality; and 85.4% would take part in an Erasmus+ activity organised by the LAG. Read together, those figures are the whole problem: use is universal, competence has not followed.</w:t>
       </w:r>
     </w:p>
     <w:p>
@@ -5142,14 +6071,42 @@
           <w:b/>
           <w:i w:val="0"/>
         </w:rPr>
-        <w:t>Something to do afterwards.</w:t>
+        <w:t>How we know: the same need in Greece.</w:t>
       </w:r>
       <w:r>
         <w:rPr>
           <w:b w:val="0"/>
           <w:i w:val="0"/>
         </w:rPr>
-        <w:t xml:space="preserve"> The project does not end when they get off the bus. Each participant leaves the mobility with a written commitment and a role in one of the four local initiatives, which they design and lead themselves, with the group leader supporting rather than directing. This is where a fifteen-year-old moves from “I learned something” to “I taught twenty people”, and in our experience it is the part that changes how they see themselves.</w:t>
+        <w:t xml:space="preserve"> KEA IM Syrou produced a needs analysis for the South Aegean, and it describes our own diagnosis in another country. Greece scores 50.96 on the DESI index for basic digital competences — 22nd of 27 Member States, against an EU average of 60.40 — and the deficit is sharpest in isolated island areas. In a 2025 nationwide survey Greek students named their online fears as data theft (27%), excessive use (24%) and contact with strangers (16%), with misinformation a primary risk for only 15%. The consequence is measurable: </w:t>
+      </w:r>
+      <w:r>
+        <w:rPr>
+          <w:b/>
+          <w:i w:val="0"/>
+        </w:rPr>
+        <w:t>80% of Greek students cannot distinguish a real article from a fake one or from a sponsored advertisement</w:t>
+      </w:r>
+      <w:r>
+        <w:rPr>
+          <w:b w:val="0"/>
+          <w:i w:val="0"/>
+        </w:rPr>
+        <w:t xml:space="preserve">, and many report judging an article by the </w:t>
+      </w:r>
+      <w:r>
+        <w:rPr>
+          <w:b w:val="0"/>
+          <w:i/>
+        </w:rPr>
+        <w:t>size of its photograph</w:t>
+      </w:r>
+      <w:r>
+        <w:rPr>
+          <w:b w:val="0"/>
+          <w:i w:val="0"/>
+        </w:rPr>
+        <w:t>. Six in ten internet users admit republishing a story after reading only the headline. Greek academic studies confirm the same gap we found: self-reported digital confidence rarely matches performance in a structured assessment.</w:t>
       </w:r>
     </w:p>
     <w:p>
@@ -5158,17 +6115,17 @@
       </w:pPr>
       <w:r>
         <w:rPr>
+          <w:b w:val="0"/>
+          <w:i w:val="0"/>
+        </w:rPr>
+        <w:t xml:space="preserve">Read against our own data the two territories line up almost exactly. Romania has the highest share of young people with low digital skills in the Union; Greece sits 22nd of 27. Here, 96.9% of 14–17-year-olds use AI tools while rating their own competence at 3.25 out of 5; there, four fifths of students cannot tell a real article from a fake one while naming misinformation as only their fifth concern. The same overconfidence, in the two places least equipped to correct it. </w:t>
+      </w:r>
+      <w:r>
+        <w:rPr>
           <w:b/>
           <w:i w:val="0"/>
         </w:rPr>
-        <w:t>Learning they can name, document and use.</w:t>
-      </w:r>
-      <w:r>
-        <w:rPr>
-          <w:b w:val="0"/>
-          <w:i w:val="0"/>
-        </w:rPr>
-        <w:t xml:space="preserve"> Youthpass is worked on from Day 1 through a learning diary and daily reflection groups — in the national group and in the participant’s own language first, then in plenary — and closed on Day 7 in a dedicated session. The value is in the process, not the paper: it teaches a sixteen-year-old to identify what they actually learned, to document it with evidence they can point to, and to present it in a form someone else understands. That is a transferable skill in itself, and it is what makes the certificate usable afterwards — in the next learning activity they join, in volunteering, in a civic initiative in their own community, and in the next international mobility they apply for.</w:t>
+        <w:t>That is the shared condition this partnership is built on.</w:t>
       </w:r>
     </w:p>
     <w:p>
@@ -5180,14 +6137,132 @@
           <w:b/>
           <w:i w:val="0"/>
         </w:rPr>
-        <w:t>Six months later.</w:t>
+        <w:t>And in Türkiye.</w:t>
       </w:r>
       <w:r>
         <w:rPr>
           <w:b w:val="0"/>
           <w:i w:val="0"/>
         </w:rPr>
-        <w:t xml:space="preserve"> A follow-up questionnaire in month 12 asks what they still use. The honest expectation is not that all twenty become fact-checkers. It is that they have acquired a reflex — the pause before sharing — and that the four local initiatives have given at least some of them a taste for organising something in their own community.</w:t>
+        <w:t xml:space="preserve"> GGD runs the same ten-question consultation in its own community before submission — at least 20–25 young people aged 14–17 from the İstanbul periphery and the rural localities it works with — and delivers a one-page needs note with the method, the numbers and the findings. [TO CONFIRM.]</w:t>
+      </w:r>
+    </w:p>
+    <w:p>
+      <w:pPr>
+        <w:jc w:val="both"/>
+      </w:pPr>
+      <w:r>
+        <w:rPr>
+          <w:b/>
+          <w:i w:val="0"/>
+        </w:rPr>
+        <w:t>How we know: European data.</w:t>
+      </w:r>
+      <w:r>
+        <w:rPr>
+          <w:b w:val="0"/>
+          <w:i w:val="0"/>
+        </w:rPr>
+        <w:t xml:space="preserve"> The Flash Eurobarometer “Youth Survey 2024” (EP013EP), carried out by Ipsos for the European Parliament among 25,863 respondents aged 16–30 across all 27 Member States, found that more than three quarters of young Europeans believe they met disinformation in the previous seven days, while 70% feel confident they can recognise it. And Romania records the highest share in the Union of young people saying they encountered none at all — 19%, against 1% in Cyprus — while 31% of Romanian respondents declare themselves very confident. Romanian young people are simultaneously the least likely in Europe to notice disinformation and among the most certain they would recognise it.</w:t>
+      </w:r>
+    </w:p>
+    <w:p>
+      <w:pPr>
+        <w:jc w:val="both"/>
+      </w:pPr>
+      <w:r>
+        <w:rPr>
+          <w:b/>
+          <w:i w:val="0"/>
+        </w:rPr>
+        <w:t>What follows for the design.</w:t>
+      </w:r>
+      <w:r>
+        <w:rPr>
+          <w:b w:val="0"/>
+          <w:i w:val="0"/>
+        </w:rPr>
+        <w:t xml:space="preserve"> If the problem were a lack of confidence, the answer would be encouragement. Because the problem is untrained confidence, the answer is a controlled experience of being wrong. Day 1 starts with participants mapping their own media diet rather than with a presentation; on Day 2 the false material is judged before the verdict is revealed. It is also why the project needs a genuinely international group: a stereotype is at its least defensible when a young person from the community it targets is sitting in the room.</w:t>
+      </w:r>
+    </w:p>
+    <w:p>
+      <w:pPr>
+        <w:jc w:val="both"/>
+      </w:pPr>
+      <w:r>
+        <w:rPr>
+          <w:b/>
+          <w:i w:val="0"/>
+        </w:rPr>
+        <w:t>Why these three communities.</w:t>
+      </w:r>
+      <w:r>
+        <w:rPr>
+          <w:b w:val="0"/>
+          <w:i w:val="0"/>
+        </w:rPr>
+        <w:t xml:space="preserve"> Beyond the shared overconfidence, two things hold in all three. They are peripheral in three different ways — an isolated rural mountain area of 14 localities, a metropolitan periphery and the rural communities beyond it, and small islands scattered across a region of 36 — which produces the same result at the door of a European programme: a journey longer, costlier and harder to organise than from a capital city. And information reaches them through channels nobody corrects: national fact-checkers work in the majority language on national subjects, while community life here runs partly in Hungarian, in the İstanbul periphery through neighbourhood and family networks, and in the South Aegean through regional media and community pages across dozens of islands nobody in Athens monitors. The practical offer that would fix this exists in none of the three.</w:t>
+      </w:r>
+    </w:p>
+    <w:p>
+      <w:pPr>
+        <w:jc w:val="both"/>
+      </w:pPr>
+      <w:r>
+        <w:rPr>
+          <w:b/>
+          <w:i w:val="0"/>
+        </w:rPr>
+        <w:t>Objectives.</w:t>
+      </w:r>
+      <w:r>
+        <w:rPr>
+          <w:b w:val="0"/>
+          <w:i w:val="0"/>
+        </w:rPr>
+        <w:t xml:space="preserve"> </w:t>
+      </w:r>
+      <w:r>
+        <w:rPr>
+          <w:b/>
+          <w:i w:val="0"/>
+        </w:rPr>
+        <w:t>O1</w:t>
+      </w:r>
+      <w:r>
+        <w:rPr>
+          <w:b w:val="0"/>
+          <w:i w:val="0"/>
+        </w:rPr>
+        <w:t xml:space="preserve"> — by 30 September 2028, at least 16 of the 20 improve their score on the 15-item, 30-point verification test by at least 30% against their own May 2027 baseline. </w:t>
+      </w:r>
+      <w:r>
+        <w:rPr>
+          <w:b/>
+          <w:i w:val="0"/>
+        </w:rPr>
+        <w:t>O2</w:t>
+      </w:r>
+      <w:r>
+        <w:rPr>
+          <w:b w:val="0"/>
+          <w:i w:val="0"/>
+        </w:rPr>
+        <w:t xml:space="preserve"> — by 15 August 2027, at least 16 of the 20 demonstrate all four verification techniques at full marks, in the observation grid applied during session D4.1 by calibrated observers with half the cohort scored twice. </w:t>
+      </w:r>
+      <w:r>
+        <w:rPr>
+          <w:b/>
+          <w:i w:val="0"/>
+        </w:rPr>
+        <w:t>O3</w:t>
+      </w:r>
+      <w:r>
+        <w:rPr>
+          <w:b w:val="0"/>
+          <w:i w:val="0"/>
+        </w:rPr>
+        <w:t xml:space="preserve"> — between September 2027 and June 2028, the 20 reach at least 80 other young people through four local initiatives, and at least 70% of those reached pass the ten-minute exercise: name two distinct checks, carry one out, draw a conclusion that follows. Each objective is worded identically in the project summary and in the evaluation section, with the same instrument, threshold and date.</w:t>
       </w:r>
     </w:p>
     <w:p>
@@ -5201,7 +6276,7 @@
           <w:color w:val="5A5A5A"/>
           <w:sz w:val="16"/>
         </w:rPr>
-        <w:t>≈ 2,666 characters (assumed form limit 5,000 — within limit)</w:t>
+        <w:t>≈ 5,993 characters (assumed form limit 6,000 — within limit)</w:t>
       </w:r>
     </w:p>
     <w:tbl>
@@ -5238,7 +6313,7 @@
                 <w:color w:val="003D82"/>
                 <w:sz w:val="20"/>
               </w:rPr>
-              <w:t>How will your project benefit the organisations or the groups of young people implementing the project, during and after the project lifetime?</w:t>
+              <w:t>How does your project link to the objectives of the Erasmus programme and those of Youth Exchanges?</w:t>
             </w:r>
           </w:p>
         </w:tc>
@@ -5258,14 +6333,14 @@
           <w:b/>
           <w:i w:val="0"/>
         </w:rPr>
-        <w:t>For the coordinator.</w:t>
+        <w:t>Digital transformation — the substance, not the label.</w:t>
       </w:r>
       <w:r>
         <w:rPr>
           <w:b w:val="0"/>
           <w:i w:val="0"/>
         </w:rPr>
-        <w:t xml:space="preserve"> LAG Napoca Porolissum has run youth projects as partner and as coordinator, but this is its first project as hosting organisation for a youth exchange. That is a deliberate step in the organisation’s development. Hosting means owning the learning programme, the venue, the safety of twenty minors and the relationship with the host community, and it converts a network of 43 partners and 14 municipalities from a rural-development asset into a youth-work asset. The organisation ends the project with a tested non-formal learning programme, three measurement instruments it did not have, and a child protection policy that will apply to everything it does afterwards.</w:t>
+        <w:t xml:space="preserve"> VERIFAI builds the part of digital competence that use alone never produces. Our participants can already operate the tools; what they cannot do is find out where something came from. The project develops three things, in this order: using digital tools and AI tools responsibly and with their limits understood; checking sources — who published it, who wrote it, when, in what original context, and whether any independent source says the same; and recognising false, manipulated or artificially generated content, including content they could produce themselves. That is the priority and it is also the whole project — it defines the need, the participant profile, every method in the agenda, the four media products, the toolkit and the two instruments that measure whether it worked. It also matches what the National Agency has said it is looking for in 2026: among projects addressing digital transformation, priority goes to those that tackle disinformation and promote digital literacy.</w:t>
       </w:r>
     </w:p>
     <w:p>
@@ -5277,14 +6352,14 @@
           <w:b/>
           <w:i w:val="0"/>
         </w:rPr>
-        <w:t>For YOBBA.</w:t>
+        <w:t>Participation in democratic life, common values and civic engagement.</w:t>
       </w:r>
       <w:r>
         <w:rPr>
           <w:b w:val="0"/>
           <w:i w:val="0"/>
         </w:rPr>
-        <w:t xml:space="preserve"> The partner brings production expertise and gains the verification methodology it currently lacks. For an organisation whose core business is training young people to make digital content, and whose platform reaches around 250,000 followers, acquiring a structured approach to source verification changes what it can responsibly teach. YOBBA takes the toolkit into its own volunteer programme of more than 150 young people a year.</w:t>
+        <w:t xml:space="preserve"> Checking a claim is a precondition of taking part: without it, a vote, a public argument or a civic initiative rests on false premises. Our participants are 14 to 17 now, which means most of them will cast their first ballot within four to six years of this project. The point is that by the time they get there, forming an opinion on information they have actually checked is a habit rather than an effort. In the meantime they practise the civic half of it for real: through the four local initiatives they step out of the learning room and into their own communities, working with youth organisations, libraries, community centres and local authorities, and taking responsibility for an activity that other young people attend.</w:t>
       </w:r>
     </w:p>
     <w:p>
@@ -5296,14 +6371,14 @@
           <w:b/>
           <w:i w:val="0"/>
         </w:rPr>
-        <w:t>For the two island partners.</w:t>
+        <w:t>Inclusion and diversity.</w:t>
       </w:r>
       <w:r>
         <w:rPr>
           <w:b w:val="0"/>
           <w:i w:val="0"/>
         </w:rPr>
-        <w:t xml:space="preserve"> Both are expected to be newcomers to this Action or less experienced in it. They gain a first structured experience of KA152 alongside a coordinator that carries the administrative and financial load, a method adapted to communities that have a language of their own, and a documented local initiative they can show to their own municipalities and funders. [TO CONFIRM once the partners are known.]</w:t>
+        <w:t xml:space="preserve"> The barriers our participants face are concrete, and each is answered by a concrete measure: geographic — the exchange is hosted inside our own territory and transport is paid from each participant’s own front door; economic — no participation fee of any kind, stated in writing from the day the call is published; linguistic — English is not a selection criterion and A2 is accepted, with a glossary built in four languages; social and educational — four months of preparation rather than four weeks, a parents’ meeting in each country before consents are signed, and the stated right to leave a session without giving a reason. At least 12 of the 20 participants face documented barriers and at least 15 travel on a European mobility for the first time. The measures are set out in full under Participants with fewer opportunities.</w:t>
       </w:r>
     </w:p>
     <w:p>
@@ -5315,14 +6390,94 @@
           <w:b/>
           <w:i w:val="0"/>
         </w:rPr>
-        <w:t>For all four.</w:t>
+        <w:t>Objectives of the Action.</w:t>
       </w:r>
       <w:r>
         <w:rPr>
           <w:b w:val="0"/>
           <w:i w:val="0"/>
         </w:rPr>
-        <w:t xml:space="preserve"> The partnership produces something none of them has separately: an evidenced answer to a problem all four communities share, in a form other peripheral territories can pick up. In month 17 the four organisations formally assess whether to continue — either with a second exchange hosted by another partner, or with a youth participation project focused on dialogue with local decision-makers. The decision is minuted either way, including if it is not to continue.</w:t>
+        <w:t xml:space="preserve"> Youth Exchanges exist to encourage intercultural dialogue and learning and a sense of being European, to develop young people’s competences and attitudes, to strengthen European values and break down prejudice and stereotypes, and to raise awareness of socially relevant subjects. VERIFAI addresses each of these directly, and the third structurally: the working material of Day 2 includes real content that feeds ethnic, gender and migration stereotypes, analysed in mixed teams in which young people from the targeted communities are present.</w:t>
+      </w:r>
+    </w:p>
+    <w:p>
+      <w:pPr>
+        <w:jc w:val="both"/>
+      </w:pPr>
+      <w:r>
+        <w:rPr>
+          <w:b/>
+          <w:i w:val="0"/>
+        </w:rPr>
+        <w:t>EU Youth Strategy and the European Youth Goals.</w:t>
+      </w:r>
+      <w:r>
+        <w:rPr>
+          <w:b w:val="0"/>
+          <w:i w:val="0"/>
+        </w:rPr>
+        <w:t xml:space="preserve"> The project addresses Goal 4, </w:t>
+      </w:r>
+      <w:r>
+        <w:rPr>
+          <w:b w:val="0"/>
+          <w:i/>
+        </w:rPr>
+        <w:t>Information and Constructive Dialogue</w:t>
+      </w:r>
+      <w:r>
+        <w:rPr>
+          <w:b w:val="0"/>
+          <w:i w:val="0"/>
+        </w:rPr>
+        <w:t xml:space="preserve">, which is its very object; Goal 6, </w:t>
+      </w:r>
+      <w:r>
+        <w:rPr>
+          <w:b w:val="0"/>
+          <w:i/>
+        </w:rPr>
+        <w:t>Moving Rural Youth Forward</w:t>
+      </w:r>
+      <w:r>
+        <w:rPr>
+          <w:b w:val="0"/>
+          <w:i w:val="0"/>
+        </w:rPr>
+        <w:t xml:space="preserve">, since the activity takes place in a rural mountain territory and the multiplication happens in the participants’ own localities; and Goal 9, </w:t>
+      </w:r>
+      <w:r>
+        <w:rPr>
+          <w:b w:val="0"/>
+          <w:i/>
+        </w:rPr>
+        <w:t>Space and Participation for All</w:t>
+      </w:r>
+      <w:r>
+        <w:rPr>
+          <w:b w:val="0"/>
+          <w:i w:val="0"/>
+        </w:rPr>
+        <w:t>, since participants co-design the programme, choose the subjects to be verified and lead their own local initiatives. Within the “Connecting” field of action it creates exactly the link the Strategy looks for: young people from four European peripheries discovering that they have the same problem, and working on it together.</w:t>
+      </w:r>
+    </w:p>
+    <w:p>
+      <w:pPr>
+        <w:jc w:val="both"/>
+      </w:pPr>
+      <w:r>
+        <w:rPr>
+          <w:b/>
+          <w:i w:val="0"/>
+        </w:rPr>
+        <w:t>Common EU values.</w:t>
+      </w:r>
+      <w:r>
+        <w:rPr>
+          <w:b w:val="0"/>
+          <w:i w:val="0"/>
+        </w:rPr>
+        <w:t xml:space="preserve"> Disinformation attacks human dignity through dehumanising content, equality through algorithmically amplified stereotypes, and the rule of law by eroding trust in institutions. Three concrete anchors rather than a declaration: the ground rule of the exchange is that any claim made in debate must be verifiable, and it applies to facilitators exactly as to participants; the group agreement negotiated by the participants on Day 1 includes non-discrimination and respect for every language and identity present — Romanian, Hungarian, Turkish and Greek; and the analysis of stereotype-bearing content is deliberately done in the presence of the people it targets.</w:t>
       </w:r>
     </w:p>
     <w:p>
@@ -5336,7 +6491,15 @@
           <w:color w:val="5A5A5A"/>
           <w:sz w:val="16"/>
         </w:rPr>
-        <w:t>≈ 2,038 characters (assumed form limit 5,000 — within limit)</w:t>
+        <w:t>≈ 4,641 characters (assumed form limit 5,000 — within limit)</w:t>
+      </w:r>
+    </w:p>
+    <w:p>
+      <w:pPr>
+        <w:pStyle w:val="Heading2"/>
+      </w:pPr>
+      <w:r>
+        <w:t>Impact</w:t>
       </w:r>
     </w:p>
     <w:tbl>
@@ -5373,7 +6536,7 @@
                 <w:color w:val="003D82"/>
                 <w:sz w:val="20"/>
               </w:rPr>
-              <w:t>What would be the impact of your project beyond the participants and participating organisations, at local, regional, national, if any European level?</w:t>
+              <w:t>How will your project benefit the young participants involved in the project, during and after the project lifetime?</w:t>
             </w:r>
           </w:p>
         </w:tc>
@@ -5393,14 +6556,14 @@
           <w:b/>
           <w:i w:val="0"/>
         </w:rPr>
-        <w:t>Local.</w:t>
+        <w:t>A competence they did not have, measured rather than asserted.</w:t>
       </w:r>
       <w:r>
         <w:rPr>
           <w:b w:val="0"/>
           <w:i w:val="0"/>
         </w:rPr>
-        <w:t xml:space="preserve"> At least 80 young people reached directly through the four local initiatives, hosted in youth centres, libraries, community centres, the partner organisations’ own spaces and other accessible public places. In Romania, the results are also presented across the 14 localities of the LAG territory through the community events the organisation already runs every year, so that young people who did not take part still meet the material, and so that the four media products circulate where the myths they debunk actually circulate.</w:t>
+        <w:t xml:space="preserve"> Every participant takes the same 15-item practical verification test in month 2 and its equivalent in month 18, and the target is a 30% improvement for at least 16 of the 20. During the mobility an observation grid records whether each participant actually performs four named techniques in the Day 4 simulation — not whether they can describe them. That distinction matters here more than it would elsewhere, because our starting point is a group that already believes it can spot a fake.</w:t>
       </w:r>
     </w:p>
     <w:p>
@@ -5412,14 +6575,14 @@
           <w:b/>
           <w:i w:val="0"/>
         </w:rPr>
-        <w:t>Regional.</w:t>
+        <w:t>A first European experience, for most of them.</w:t>
       </w:r>
       <w:r>
         <w:rPr>
           <w:b w:val="0"/>
           <w:i w:val="0"/>
         </w:rPr>
-        <w:t xml:space="preserve"> The “Digital Detectives” toolkit is offered free of charge to the youth organisations, libraries and community centres of the territory, with a presentation session for the youth workers and librarians who will use it. The 14 partner municipalities receive the evaluation report and a short set of recommendations. Romania has no coordinated national media-literacy strategy and its policies in this area are fragmented across separate legal frameworks; in that context, a tested, free, ready-to-use set of materials in the hands of people who already work with rural young people has a value out of proportion to the size of this project.</w:t>
+        <w:t xml:space="preserve"> At least 15 of the 20 will be taking part in a European mobility for the first time, and in our territory 31.3% of young people aged 14–17 have never taken part in any non-formal education activity at all. For those participants the gain is not only thematic: working in a mixed international team, in English, with people they have never met, is itself the learning. It is also what they asked for — 60.4% of the 14–17 group named foreign languages and intercultural communication as what they most want out of a European mobility.</w:t>
       </w:r>
     </w:p>
     <w:p>
@@ -5431,14 +6594,14 @@
           <w:b/>
           <w:i w:val="0"/>
         </w:rPr>
-        <w:t>National and European.</w:t>
+        <w:t>Something to do afterwards.</w:t>
       </w:r>
       <w:r>
         <w:rPr>
           <w:b w:val="0"/>
           <w:i w:val="0"/>
         </w:rPr>
-        <w:t xml:space="preserve"> Results are published on the Erasmus+ Project Results Platform. YOBBA disseminates through the ErasmusPlus Türkiye platform. The coordinator shares the method through the LEADER and ELARD networks, where it already has transnational cooperation experience — a channel that reaches Local Action Groups across rural Europe, an audience that rarely encounters media-literacy tools at all. The target is at least four organisations outside the partnership confirming in writing that they use the toolkit.</w:t>
+        <w:t xml:space="preserve"> The project does not end when they get off the bus. Each participant leaves the mobility with a written commitment and a role in one of the four local initiatives, which they design and lead themselves, with the group leader supporting rather than directing. This is where a fifteen-year-old moves from “I learned something” to “I taught twenty people”, and in our experience it is the part that changes how they see themselves.</w:t>
       </w:r>
     </w:p>
     <w:p>
@@ -5450,14 +6613,33 @@
           <w:b/>
           <w:i w:val="0"/>
         </w:rPr>
-        <w:t>What we do not claim.</w:t>
+        <w:t>Learning they can name, document and use.</w:t>
       </w:r>
       <w:r>
         <w:rPr>
           <w:b w:val="0"/>
           <w:i w:val="0"/>
         </w:rPr>
-        <w:t xml:space="preserve"> Twenty participants will not move a county-level statistic. The contribution is stated as it is: measurable change in twenty young people, documented extension to at least eighty more, and instruments that stay in use in four organisations after the project ends.</w:t>
+        <w:t xml:space="preserve"> Youthpass is worked on from Day 1 through a learning diary and daily reflection groups — in the national group and in the participant’s own language first, then in plenary — and closed on Day 7 in a dedicated session. The value is in the process, not the paper: it teaches a sixteen-year-old to identify what they actually learned, to document it with evidence they can point to, and to present it in a form someone else understands. That is a transferable skill in itself, and it is what makes the certificate usable afterwards — in the next learning activity they join, in volunteering, in a civic initiative in their own community, and in the next international mobility they apply for.</w:t>
+      </w:r>
+    </w:p>
+    <w:p>
+      <w:pPr>
+        <w:jc w:val="both"/>
+      </w:pPr>
+      <w:r>
+        <w:rPr>
+          <w:b/>
+          <w:i w:val="0"/>
+        </w:rPr>
+        <w:t>Six months later.</w:t>
+      </w:r>
+      <w:r>
+        <w:rPr>
+          <w:b w:val="0"/>
+          <w:i w:val="0"/>
+        </w:rPr>
+        <w:t xml:space="preserve"> A follow-up questionnaire in month 12 asks what they still use. The honest expectation is not that all twenty become fact-checkers. It is that they have acquired a reflex — the pause before sharing — and that the four local initiatives have given at least some of them a taste for organising something in their own community.</w:t>
       </w:r>
     </w:p>
     <w:p>
@@ -5471,7 +6653,277 @@
           <w:color w:val="5A5A5A"/>
           <w:sz w:val="16"/>
         </w:rPr>
-        <w:t>≈ 1,996 characters (assumed form limit 5,000 — within limit)</w:t>
+        <w:t>≈ 2,666 characters (assumed form limit 5,000 — within limit)</w:t>
+      </w:r>
+    </w:p>
+    <w:tbl>
+      <w:tblPr>
+        <w:tblW w:type="auto" w:w="0"/>
+        <w:jc w:val="center"/>
+        <w:tblLook w:firstColumn="1" w:firstRow="1" w:lastColumn="0" w:lastRow="0" w:noHBand="0" w:noVBand="1" w:val="04A0"/>
+        <w:tblBorders>
+          <w:top w:val="single" w:sz="4" w:space="0" w:color="C7D6EA"/>
+          <w:left w:val="single" w:sz="4" w:space="0" w:color="C7D6EA"/>
+          <w:bottom w:val="single" w:sz="4" w:space="0" w:color="C7D6EA"/>
+          <w:right w:val="single" w:sz="4" w:space="0" w:color="C7D6EA"/>
+          <w:insideH w:val="single" w:sz="4" w:space="0" w:color="C7D6EA"/>
+          <w:insideV w:val="single" w:sz="4" w:space="0" w:color="C7D6EA"/>
+        </w:tblBorders>
+      </w:tblPr>
+      <w:tblGrid>
+        <w:gridCol w:w="9412"/>
+      </w:tblGrid>
+      <w:tr>
+        <w:tc>
+          <w:tcPr>
+            <w:tcW w:type="dxa" w:w="9412"/>
+            <w:shd w:val="clear" w:color="auto" w:fill="E8EEF7"/>
+          </w:tcPr>
+          <w:p>
+            <w:pPr>
+              <w:spacing w:before="60" w:after="60"/>
+            </w:pPr>
+            <w:r>
+              <w:rPr>
+                <w:b/>
+                <w:i w:val="0"/>
+                <w:color w:val="003D82"/>
+                <w:sz w:val="20"/>
+              </w:rPr>
+              <w:t>How will your project benefit the organisations or the groups of young people implementing the project, during and after the project lifetime?</w:t>
+            </w:r>
+          </w:p>
+        </w:tc>
+      </w:tr>
+    </w:tbl>
+    <w:p>
+      <w:pPr>
+        <w:spacing w:after="0"/>
+      </w:pPr>
+    </w:p>
+    <w:p>
+      <w:pPr>
+        <w:jc w:val="both"/>
+      </w:pPr>
+      <w:r>
+        <w:rPr>
+          <w:b/>
+          <w:i w:val="0"/>
+        </w:rPr>
+        <w:t>For the coordinator.</w:t>
+      </w:r>
+      <w:r>
+        <w:rPr>
+          <w:b w:val="0"/>
+          <w:i w:val="0"/>
+        </w:rPr>
+        <w:t xml:space="preserve"> LAG Napoca Porolissum has run youth projects as partner and as coordinator, but this is its first project as hosting organisation for a youth exchange. That is a deliberate step in the organisation’s development. Hosting means owning the learning programme, the venue, the safety of twenty minors and the relationship with the host community, and it converts a network of 43 partners and 14 municipalities from a rural-development asset into a youth-work asset. The organisation ends the project with a tested non-formal learning programme, three measurement instruments it did not have, and a child protection policy that will apply to everything it does afterwards.</w:t>
+      </w:r>
+    </w:p>
+    <w:p>
+      <w:pPr>
+        <w:jc w:val="both"/>
+      </w:pPr>
+      <w:r>
+        <w:rPr>
+          <w:b/>
+          <w:i w:val="0"/>
+        </w:rPr>
+        <w:t>For Genç Gönüllüler Derneği.</w:t>
+      </w:r>
+      <w:r>
+        <w:rPr>
+          <w:b w:val="0"/>
+          <w:i w:val="0"/>
+        </w:rPr>
+        <w:t xml:space="preserve"> The partner brings production and technology expertise and gains the verification methodology it currently lacks. For an organisation that already convened a hundred specialists to work out what children need from digital content, and that has an AI and cyber-security specialist on its team, a structured approach to source verification is the missing half of what it teaches. GGD takes the toolkit into the volunteer network it trains every year and into the rural youth programme it runs with the Turkish Ministry of Interior.</w:t>
+      </w:r>
+    </w:p>
+    <w:p>
+      <w:pPr>
+        <w:jc w:val="both"/>
+      </w:pPr>
+      <w:r>
+        <w:rPr>
+          <w:b/>
+          <w:i w:val="0"/>
+        </w:rPr>
+        <w:t>For KEA IM Syrou.</w:t>
+      </w:r>
+      <w:r>
+        <w:rPr>
+          <w:b w:val="0"/>
+          <w:i w:val="0"/>
+        </w:rPr>
+        <w:t xml:space="preserve"> This is its first Erasmus+ youth mobility. Its Erasmus+ experience is in adult education partnerships and its youth work has run through national and ESF programmes, so it gains a first structured experience of KA152 alongside a coordinator that carries the financial and reporting load. More concretely, it gains a tested method it can put into its creative activity centre for children and young people, and carry out to the 36 islands it already serves — where the alternative is nothing at all. It also gains something for its current work: the child-poverty action plan it is implementing in Naxos and Kea includes school dropout prevention and professional orientation for young people, and a verification toolkit sits naturally inside that.</w:t>
+      </w:r>
+    </w:p>
+    <w:p>
+      <w:pPr>
+        <w:jc w:val="both"/>
+      </w:pPr>
+      <w:r>
+        <w:rPr>
+          <w:b/>
+          <w:i w:val="0"/>
+        </w:rPr>
+        <w:t>For all three.</w:t>
+      </w:r>
+      <w:r>
+        <w:rPr>
+          <w:b w:val="0"/>
+          <w:i w:val="0"/>
+        </w:rPr>
+        <w:t xml:space="preserve"> The partnership produces something none of them has separately: an evidenced answer to a problem all three communities share, in a form other peripheral territories can pick up. In month 17 the three organisations formally assess whether to continue — either with a second exchange hosted by another partner, or with a youth participation project focused on dialogue with local decision-makers. The decision is minuted either way, including if it is not to continue.</w:t>
+      </w:r>
+    </w:p>
+    <w:p>
+      <w:pPr>
+        <w:spacing w:after="200"/>
+      </w:pPr>
+      <w:r>
+        <w:rPr>
+          <w:b w:val="0"/>
+          <w:i/>
+          <w:color w:val="5A5A5A"/>
+          <w:sz w:val="16"/>
+        </w:rPr>
+        <w:t>≈ 2,496 characters (assumed form limit 5,000 — within limit)</w:t>
+      </w:r>
+    </w:p>
+    <w:tbl>
+      <w:tblPr>
+        <w:tblW w:type="auto" w:w="0"/>
+        <w:jc w:val="center"/>
+        <w:tblLook w:firstColumn="1" w:firstRow="1" w:lastColumn="0" w:lastRow="0" w:noHBand="0" w:noVBand="1" w:val="04A0"/>
+        <w:tblBorders>
+          <w:top w:val="single" w:sz="4" w:space="0" w:color="C7D6EA"/>
+          <w:left w:val="single" w:sz="4" w:space="0" w:color="C7D6EA"/>
+          <w:bottom w:val="single" w:sz="4" w:space="0" w:color="C7D6EA"/>
+          <w:right w:val="single" w:sz="4" w:space="0" w:color="C7D6EA"/>
+          <w:insideH w:val="single" w:sz="4" w:space="0" w:color="C7D6EA"/>
+          <w:insideV w:val="single" w:sz="4" w:space="0" w:color="C7D6EA"/>
+        </w:tblBorders>
+      </w:tblPr>
+      <w:tblGrid>
+        <w:gridCol w:w="9412"/>
+      </w:tblGrid>
+      <w:tr>
+        <w:tc>
+          <w:tcPr>
+            <w:tcW w:type="dxa" w:w="9412"/>
+            <w:shd w:val="clear" w:color="auto" w:fill="E8EEF7"/>
+          </w:tcPr>
+          <w:p>
+            <w:pPr>
+              <w:spacing w:before="60" w:after="60"/>
+            </w:pPr>
+            <w:r>
+              <w:rPr>
+                <w:b/>
+                <w:i w:val="0"/>
+                <w:color w:val="003D82"/>
+                <w:sz w:val="20"/>
+              </w:rPr>
+              <w:t>What would be the impact of your project beyond the participants and participating organisations, at local, regional, national, if any European level?</w:t>
+            </w:r>
+          </w:p>
+        </w:tc>
+      </w:tr>
+    </w:tbl>
+    <w:p>
+      <w:pPr>
+        <w:spacing w:after="0"/>
+      </w:pPr>
+    </w:p>
+    <w:p>
+      <w:pPr>
+        <w:jc w:val="both"/>
+      </w:pPr>
+      <w:r>
+        <w:rPr>
+          <w:b/>
+          <w:i w:val="0"/>
+        </w:rPr>
+        <w:t>Local.</w:t>
+      </w:r>
+      <w:r>
+        <w:rPr>
+          <w:b w:val="0"/>
+          <w:i w:val="0"/>
+        </w:rPr>
+        <w:t xml:space="preserve"> At least 80 young people reached directly through the four local initiatives, hosted in youth centres, libraries, community centres, the partner organisations’ own spaces and other accessible public places. In Romania, the results are also presented across the 14 localities of the LAG territory through the community events the organisation already runs every year, so that young people who did not take part still meet the material, and so that the four media products circulate where the myths they debunk actually circulate.</w:t>
+      </w:r>
+    </w:p>
+    <w:p>
+      <w:pPr>
+        <w:jc w:val="both"/>
+      </w:pPr>
+      <w:r>
+        <w:rPr>
+          <w:b/>
+          <w:i w:val="0"/>
+        </w:rPr>
+        <w:t>Regional.</w:t>
+      </w:r>
+      <w:r>
+        <w:rPr>
+          <w:b w:val="0"/>
+          <w:i w:val="0"/>
+        </w:rPr>
+        <w:t xml:space="preserve"> The “Digital Detectives” toolkit is offered free of charge to the youth organisations, libraries and community centres of the territory, with a presentation session for the youth workers and librarians who will use it. The 14 partner municipalities receive the evaluation report and a short set of recommendations. Romania has no coordinated national media-literacy strategy and its policies in this area are fragmented across separate legal frameworks; in that context, a tested, free, ready-to-use set of materials in the hands of people who already work with rural young people has a value out of proportion to the size of this project.</w:t>
+      </w:r>
+    </w:p>
+    <w:p>
+      <w:pPr>
+        <w:jc w:val="both"/>
+      </w:pPr>
+      <w:r>
+        <w:rPr>
+          <w:b/>
+          <w:i w:val="0"/>
+        </w:rPr>
+        <w:t>National and European.</w:t>
+      </w:r>
+      <w:r>
+        <w:rPr>
+          <w:b w:val="0"/>
+          <w:i w:val="0"/>
+        </w:rPr>
+        <w:t xml:space="preserve"> Results are published on the Erasmus+ Project Results Platform. GGD disseminates through its own channels and volunteer network, and KEA through a website with more than 12,000 unique visitors a month, a newsletter of 800 recipients and a working relationship with more than 80 regional media outlets across the South Aegean. The coordinator shares the method through the LEADER and ELARD networks, where it already has transnational cooperation experience — a channel that reaches Local Action Groups across rural Europe, an audience that rarely encounters media-literacy tools at all. The target is at least four organisations outside the partnership confirming in writing that they use the toolkit.</w:t>
+      </w:r>
+    </w:p>
+    <w:p>
+      <w:pPr>
+        <w:jc w:val="both"/>
+      </w:pPr>
+      <w:r>
+        <w:rPr>
+          <w:b/>
+          <w:i w:val="0"/>
+        </w:rPr>
+        <w:t>What we do not claim.</w:t>
+      </w:r>
+      <w:r>
+        <w:rPr>
+          <w:b w:val="0"/>
+          <w:i w:val="0"/>
+        </w:rPr>
+        <w:t xml:space="preserve"> Twenty participants will not move a county-level statistic. The contribution is stated as it is: measurable change in twenty young people, documented extension to at least eighty more, and instruments that stay in use in three organisations after the project ends.</w:t>
+      </w:r>
+    </w:p>
+    <w:p>
+      <w:pPr>
+        <w:spacing w:after="200"/>
+      </w:pPr>
+      <w:r>
+        <w:rPr>
+          <w:b w:val="0"/>
+          <w:i/>
+          <w:color w:val="5A5A5A"/>
+          <w:sz w:val="16"/>
+        </w:rPr>
+        <w:t>≈ 2,198 characters (assumed form limit 5,000 — within limit)</w:t>
       </w:r>
     </w:p>
     <w:p>
@@ -5866,7 +7318,7 @@
                 <w:i w:val="0"/>
                 <w:sz w:val="19"/>
               </w:rPr>
-              <w:t>26,827.00</w:t>
+              <w:t>25,921.00</w:t>
             </w:r>
           </w:p>
         </w:tc>
@@ -5966,7 +7418,7 @@
                 <w:i w:val="0"/>
                 <w:sz w:val="19"/>
               </w:rPr>
-              <w:t>26,827.00</w:t>
+              <w:t>25,921.00</w:t>
             </w:r>
           </w:p>
         </w:tc>
@@ -6046,7 +7498,7 @@
           <w:b w:val="0"/>
           <w:i w:val="0"/>
         </w:rPr>
-        <w:t xml:space="preserve"> This is a decision, not an omission. In our survey, cost is the second barrier young people aged 14–17 name to taking part in a mobility (34.4%) and transport is the third (31.2%). A fee of any size would filter out precisely the young people this project exists for, and a family deciding whether to let a fourteen-year-old leave the country for nine days should not also be deciding whether they can afford it. Since at least 12 of our 20 participants are participants with fewer opportunities, from whom the Programme does not permit fees in any case, a fee would also have to be charged to some participants and not others — inside a group of twenty who spend nine days together. The rule is therefore written into the local call in all four countries from the day it is published: travel, accommodation, meals, insurance, materials and transport from the participant’s own front door are covered in full, and nothing is asked of the participant or the family at any point.</w:t>
+        <w:t xml:space="preserve"> This is a decision, not an omission. In our survey, cost is the second barrier young people aged 14–17 name to taking part in a mobility (34.4%) and transport is the third (31.2%). A fee of any size would filter out precisely the young people this project exists for, and a family deciding whether to let a fourteen-year-old leave the country for nine days should not also be deciding whether they can afford it. Since at least 12 of our 20 participants are participants with fewer opportunities, from whom the Programme does not permit fees in any case, a fee would also have to be charged to some participants and not others — inside a group of twenty who spend nine days together. The rule is therefore written into the local call in all three countries from the day it is published: travel, accommodation, meals, insurance, materials and transport from the participant’s own front door are covered in full, and nothing is asked of the participant or the family at any point.</w:t>
       </w:r>
     </w:p>
     <w:p>
@@ -6060,7 +7512,7 @@
           <w:color w:val="5A5A5A"/>
           <w:sz w:val="16"/>
         </w:rPr>
-        <w:t>≈ 982 characters (assumed form limit 2,000 — within limit)</w:t>
+        <w:t>≈ 983 characters (assumed form limit 2,000 — within limit)</w:t>
       </w:r>
     </w:p>
     <w:p>
@@ -6732,7 +8184,7 @@
                 <w:i w:val="0"/>
                 <w:sz w:val="19"/>
               </w:rPr>
-              <w:t>26,827.00 EUR</w:t>
+              <w:t>25,921.00 EUR</w:t>
             </w:r>
           </w:p>
         </w:tc>
@@ -6802,7 +8254,7 @@
         </w:tc>
         <w:tc>
           <w:tcPr>
-            <w:tcW w:type="dxa" w:w="1757"/>
+            <w:tcW w:type="dxa" w:w="1928"/>
             <w:shd w:val="clear" w:color="auto" w:fill="E8EEF7"/>
           </w:tcPr>
           <w:p>
@@ -7012,7 +8464,7 @@
         </w:tc>
         <w:tc>
           <w:tcPr>
-            <w:tcW w:type="dxa" w:w="1757"/>
+            <w:tcW w:type="dxa" w:w="1928"/>
           </w:tcPr>
           <w:p>
             <w:pPr>
@@ -7038,7 +8490,7 @@
                 <w:i w:val="0"/>
                 <w:sz w:val="17"/>
               </w:rPr>
-              <w:t>[TO CONFIRM: city]</w:t>
+              <w:t>[TO CONFIRM: departure city]</w:t>
             </w:r>
           </w:p>
         </w:tc>
@@ -7057,7 +8509,7 @@
                 <w:i w:val="0"/>
                 <w:sz w:val="17"/>
               </w:rPr>
-              <w:t>5</w:t>
+              <w:t>7</w:t>
             </w:r>
           </w:p>
         </w:tc>
@@ -7114,7 +8566,7 @@
                 <w:i w:val="0"/>
                 <w:sz w:val="17"/>
               </w:rPr>
-              <w:t>7</w:t>
+              <w:t>9</w:t>
             </w:r>
           </w:p>
         </w:tc>
@@ -7133,7 +8585,7 @@
                 <w:i w:val="0"/>
                 <w:sz w:val="17"/>
               </w:rPr>
-              <w:t>3</w:t>
+              <w:t>4</w:t>
             </w:r>
           </w:p>
         </w:tc>
@@ -7217,7 +8669,7 @@
         </w:tc>
         <w:tc>
           <w:tcPr>
-            <w:tcW w:type="dxa" w:w="1757"/>
+            <w:tcW w:type="dxa" w:w="1928"/>
           </w:tcPr>
           <w:p>
             <w:pPr>
@@ -7249,7 +8701,7 @@
                 <w:i w:val="0"/>
                 <w:sz w:val="17"/>
               </w:rPr>
-              <w:t>5</w:t>
+              <w:t>7</w:t>
             </w:r>
           </w:p>
         </w:tc>
@@ -7306,7 +8758,7 @@
                 <w:i w:val="0"/>
                 <w:sz w:val="17"/>
               </w:rPr>
-              <w:t>7</w:t>
+              <w:t>9</w:t>
             </w:r>
           </w:p>
         </w:tc>
@@ -7325,7 +8777,7 @@
                 <w:i w:val="0"/>
                 <w:sz w:val="17"/>
               </w:rPr>
-              <w:t>3</w:t>
+              <w:t>4</w:t>
             </w:r>
           </w:p>
         </w:tc>
@@ -7409,7 +8861,7 @@
         </w:tc>
         <w:tc>
           <w:tcPr>
-            <w:tcW w:type="dxa" w:w="1757"/>
+            <w:tcW w:type="dxa" w:w="1928"/>
           </w:tcPr>
           <w:p>
             <w:pPr>
@@ -7422,7 +8874,7 @@
                 <w:i w:val="0"/>
                 <w:sz w:val="17"/>
               </w:rPr>
-              <w:t>Corsica, France</w:t>
+              <w:t>Syros, South Aegean, Greece</w:t>
             </w:r>
           </w:p>
           <w:p>
@@ -7435,7 +8887,7 @@
                 <w:i w:val="0"/>
                 <w:sz w:val="17"/>
               </w:rPr>
-              <w:t>[TO CONFIRM: city]</w:t>
+              <w:t>[TO CONFIRM: departure point]</w:t>
             </w:r>
           </w:p>
         </w:tc>
@@ -7454,7 +8906,7 @@
                 <w:i w:val="0"/>
                 <w:sz w:val="17"/>
               </w:rPr>
-              <w:t>5</w:t>
+              <w:t>6</w:t>
             </w:r>
           </w:p>
         </w:tc>
@@ -7473,7 +8925,7 @@
                 <w:i w:val="0"/>
                 <w:sz w:val="17"/>
               </w:rPr>
-              <w:t>1</w:t>
+              <w:t>2</w:t>
             </w:r>
           </w:p>
         </w:tc>
@@ -7511,7 +8963,7 @@
                 <w:i w:val="0"/>
                 <w:sz w:val="17"/>
               </w:rPr>
-              <w:t>6</w:t>
+              <w:t>8</w:t>
             </w:r>
           </w:p>
         </w:tc>
@@ -7530,7 +8982,7 @@
                 <w:i w:val="0"/>
                 <w:sz w:val="17"/>
               </w:rPr>
-              <w:t>3</w:t>
+              <w:t>4</w:t>
             </w:r>
           </w:p>
         </w:tc>
@@ -7602,216 +9054,11 @@
               <w:spacing w:before="40" w:after="40"/>
             </w:pPr>
             <w:r/>
-            <w:r>
-              <w:rPr>
-                <w:b w:val="0"/>
-                <w:i w:val="0"/>
-                <w:sz w:val="17"/>
-              </w:rPr>
-              <w:t>4</w:t>
-            </w:r>
-          </w:p>
-        </w:tc>
-        <w:tc>
-          <w:tcPr>
-            <w:tcW w:type="dxa" w:w="1757"/>
-          </w:tcPr>
-          <w:p>
-            <w:pPr>
-              <w:spacing w:before="40" w:after="40"/>
-            </w:pPr>
-            <w:r/>
-            <w:r>
-              <w:rPr>
-                <w:b w:val="0"/>
-                <w:i w:val="0"/>
-                <w:sz w:val="17"/>
-              </w:rPr>
-              <w:t>Sardinia, Italy</w:t>
-            </w:r>
-          </w:p>
-          <w:p>
-            <w:pPr>
-              <w:spacing w:before="0" w:after="40"/>
-            </w:pPr>
-            <w:r>
-              <w:rPr>
-                <w:b w:val="0"/>
-                <w:i w:val="0"/>
-                <w:sz w:val="17"/>
-              </w:rPr>
-              <w:t>[TO CONFIRM: city]</w:t>
-            </w:r>
-          </w:p>
-        </w:tc>
-        <w:tc>
-          <w:tcPr>
-            <w:tcW w:type="dxa" w:w="907"/>
-          </w:tcPr>
-          <w:p>
-            <w:pPr>
-              <w:spacing w:before="40" w:after="40"/>
-            </w:pPr>
-            <w:r/>
-            <w:r>
-              <w:rPr>
-                <w:b w:val="0"/>
-                <w:i w:val="0"/>
-                <w:sz w:val="17"/>
-              </w:rPr>
-              <w:t>5</w:t>
-            </w:r>
-          </w:p>
-        </w:tc>
-        <w:tc>
-          <w:tcPr>
-            <w:tcW w:type="dxa" w:w="850"/>
-          </w:tcPr>
-          <w:p>
-            <w:pPr>
-              <w:spacing w:before="40" w:after="40"/>
-            </w:pPr>
-            <w:r/>
-            <w:r>
-              <w:rPr>
-                <w:b w:val="0"/>
-                <w:i w:val="0"/>
-                <w:sz w:val="17"/>
-              </w:rPr>
-              <w:t>1</w:t>
-            </w:r>
-          </w:p>
-        </w:tc>
-        <w:tc>
-          <w:tcPr>
-            <w:tcW w:type="dxa" w:w="850"/>
-          </w:tcPr>
-          <w:p>
-            <w:pPr>
-              <w:spacing w:before="40" w:after="40"/>
-            </w:pPr>
-            <w:r/>
-            <w:r>
-              <w:rPr>
-                <w:b w:val="0"/>
-                <w:i w:val="0"/>
-                <w:sz w:val="17"/>
-              </w:rPr>
-              <w:t>—</w:t>
-            </w:r>
-          </w:p>
-        </w:tc>
-        <w:tc>
-          <w:tcPr>
-            <w:tcW w:type="dxa" w:w="737"/>
-          </w:tcPr>
-          <w:p>
-            <w:pPr>
-              <w:spacing w:before="40" w:after="40"/>
-            </w:pPr>
-            <w:r/>
-            <w:r>
-              <w:rPr>
-                <w:b/>
-                <w:i w:val="0"/>
-                <w:sz w:val="17"/>
-              </w:rPr>
-              <w:t>6</w:t>
-            </w:r>
-          </w:p>
-        </w:tc>
-        <w:tc>
-          <w:tcPr>
-            <w:tcW w:type="dxa" w:w="850"/>
-          </w:tcPr>
-          <w:p>
-            <w:pPr>
-              <w:spacing w:before="40" w:after="40"/>
-            </w:pPr>
-            <w:r/>
-            <w:r>
-              <w:rPr>
-                <w:b w:val="0"/>
-                <w:i w:val="0"/>
-                <w:sz w:val="17"/>
-              </w:rPr>
-              <w:t>3</w:t>
-            </w:r>
-          </w:p>
-        </w:tc>
-        <w:tc>
-          <w:tcPr>
-            <w:tcW w:type="dxa" w:w="1077"/>
-          </w:tcPr>
-          <w:p>
-            <w:pPr>
-              <w:spacing w:before="40" w:after="40"/>
-            </w:pPr>
-            <w:r/>
-            <w:r>
-              <w:rPr>
-                <w:b w:val="0"/>
-                <w:i w:val="0"/>
-                <w:sz w:val="17"/>
-              </w:rPr>
-              <w:t>500–1,999 km</w:t>
-            </w:r>
-          </w:p>
-        </w:tc>
-        <w:tc>
-          <w:tcPr>
-            <w:tcW w:type="dxa" w:w="737"/>
-          </w:tcPr>
-          <w:p>
-            <w:pPr>
-              <w:spacing w:before="40" w:after="40"/>
-            </w:pPr>
-            <w:r/>
-            <w:r>
-              <w:rPr>
-                <w:b w:val="0"/>
-                <w:i w:val="0"/>
-                <w:sz w:val="17"/>
-              </w:rPr>
-              <w:t>Green</w:t>
-            </w:r>
-          </w:p>
-        </w:tc>
-        <w:tc>
-          <w:tcPr>
-            <w:tcW w:type="dxa" w:w="567"/>
-          </w:tcPr>
-          <w:p>
-            <w:pPr>
-              <w:spacing w:before="40" w:after="40"/>
-            </w:pPr>
-            <w:r/>
-            <w:r>
-              <w:rPr>
-                <w:b w:val="0"/>
-                <w:i w:val="0"/>
-                <w:sz w:val="17"/>
-              </w:rPr>
-              <w:t>11</w:t>
-            </w:r>
-          </w:p>
-        </w:tc>
-      </w:tr>
-      <w:tr>
-        <w:tc>
-          <w:tcPr>
-            <w:tcW w:type="dxa" w:w="510"/>
-          </w:tcPr>
-          <w:p>
-            <w:pPr>
-              <w:spacing w:before="40" w:after="40"/>
-            </w:pPr>
-            <w:r/>
-          </w:p>
-        </w:tc>
-        <w:tc>
-          <w:tcPr>
-            <w:tcW w:type="dxa" w:w="1757"/>
+          </w:p>
+        </w:tc>
+        <w:tc>
+          <w:tcPr>
+            <w:tcW w:type="dxa" w:w="1928"/>
           </w:tcPr>
           <w:p>
             <w:pPr>
@@ -7974,7 +9221,7 @@
           <w:color w:val="5A5A5A"/>
           <w:sz w:val="17"/>
         </w:rPr>
-        <w:t>City of venue for all four flows: the accommodation unit in the Napoca Porolissum LAG territory, Apuseni Mountains, Cluj County, Romania [TO CONFIRM]. Start 09/08/2027 and end 15/08/2027 for all four. “Days” counts the 7 activity days plus 2 travel days, and for flows 2–4 the 2 additional days that green travel over that distance makes eligible. The four groups are split into separate flows because they sit in two distance bands and two durations — which is what the form’s own definition of a flow requires.</w:t>
+        <w:t>City of venue for all three flows: the accommodation unit in the Napoca Porolissum LAG territory, Apuseni Mountains, Cluj County, Romania [TO CONFIRM]. Start 09/08/2027 and end 15/08/2027 for all three. “Days” counts the 7 activity days plus 2 travel days, and for flows 2 and 3 the 2 additional days that green travel over that distance makes eligible. The three groups are split into separate flows because they sit in two distance bands and two durations — which is what the form’s own definition of a flow requires. The Greek flow carries two group leaders: see the note under the Greek partner’s staff.</w:t>
       </w:r>
     </w:p>
     <w:p>
@@ -8108,7 +9355,7 @@
                 <w:i w:val="0"/>
                 <w:sz w:val="19"/>
               </w:rPr>
-              <w:t>1 — Romania (7 persons)</w:t>
+              <w:t>1 — Romania (9 persons)</w:t>
             </w:r>
           </w:p>
         </w:tc>
@@ -8127,7 +9374,7 @@
                 <w:i w:val="0"/>
                 <w:sz w:val="19"/>
               </w:rPr>
-              <w:t>7 × 56 = 392.00</w:t>
+              <w:t>9 × 56 = 504.00</w:t>
             </w:r>
           </w:p>
         </w:tc>
@@ -8146,7 +9393,7 @@
                 <w:i w:val="0"/>
                 <w:sz w:val="19"/>
               </w:rPr>
-              <w:t>7 × 9 × 46 = 2,898.00</w:t>
+              <w:t>9 × 9 × 46 = 3,726.00</w:t>
             </w:r>
           </w:p>
         </w:tc>
@@ -8165,7 +9412,7 @@
                 <w:i w:val="0"/>
                 <w:sz w:val="19"/>
               </w:rPr>
-              <w:t>3,290.00</w:t>
+              <w:t>4,230.00</w:t>
             </w:r>
           </w:p>
         </w:tc>
@@ -8186,7 +9433,7 @@
                 <w:i w:val="0"/>
                 <w:sz w:val="19"/>
               </w:rPr>
-              <w:t>2 — Türkiye (7 persons)</w:t>
+              <w:t>2 — Türkiye (9 persons)</w:t>
             </w:r>
           </w:p>
         </w:tc>
@@ -8205,7 +9452,7 @@
                 <w:i w:val="0"/>
                 <w:sz w:val="19"/>
               </w:rPr>
-              <w:t>7 × 417 = 2,919.00</w:t>
+              <w:t>9 × 417 = 3,753.00</w:t>
             </w:r>
           </w:p>
         </w:tc>
@@ -8224,7 +9471,7 @@
                 <w:i w:val="0"/>
                 <w:sz w:val="19"/>
               </w:rPr>
-              <w:t>7 × 11 × 46 = 3,542.00</w:t>
+              <w:t>9 × 11 × 46 = 4,554.00</w:t>
             </w:r>
           </w:p>
         </w:tc>
@@ -8243,7 +9490,7 @@
                 <w:i w:val="0"/>
                 <w:sz w:val="19"/>
               </w:rPr>
-              <w:t>6,461.00</w:t>
+              <w:t>8,307.00</w:t>
             </w:r>
           </w:p>
         </w:tc>
@@ -8264,7 +9511,7 @@
                 <w:i w:val="0"/>
                 <w:sz w:val="19"/>
               </w:rPr>
-              <w:t>3 — France / Corsica (6 persons)</w:t>
+              <w:t>3 — Greece (8 persons)</w:t>
             </w:r>
           </w:p>
         </w:tc>
@@ -8283,7 +9530,7 @@
                 <w:i w:val="0"/>
                 <w:sz w:val="19"/>
               </w:rPr>
-              <w:t>6 × 417 = 2,502.00</w:t>
+              <w:t>8 × 417 = 3,336.00</w:t>
             </w:r>
           </w:p>
         </w:tc>
@@ -8302,7 +9549,7 @@
                 <w:i w:val="0"/>
                 <w:sz w:val="19"/>
               </w:rPr>
-              <w:t>6 × 11 × 46 = 3,036.00</w:t>
+              <w:t>8 × 11 × 46 = 4,048.00</w:t>
             </w:r>
           </w:p>
         </w:tc>
@@ -8321,7 +9568,7 @@
                 <w:i w:val="0"/>
                 <w:sz w:val="19"/>
               </w:rPr>
-              <w:t>5,538.00</w:t>
+              <w:t>7,384.00</w:t>
             </w:r>
           </w:p>
         </w:tc>
@@ -8338,11 +9585,11 @@
             <w:r/>
             <w:r>
               <w:rPr>
-                <w:b w:val="0"/>
+                <w:b/>
                 <w:i w:val="0"/>
                 <w:sz w:val="19"/>
               </w:rPr>
-              <w:t>4 — Italy / Sardinia (6 persons)</w:t>
+              <w:t>Subtotal, flows</w:t>
             </w:r>
           </w:p>
         </w:tc>
@@ -8357,11 +9604,11 @@
             <w:r/>
             <w:r>
               <w:rPr>
-                <w:b w:val="0"/>
+                <w:b/>
                 <w:i w:val="0"/>
                 <w:sz w:val="19"/>
               </w:rPr>
-              <w:t>6 × 417 = 2,502.00</w:t>
+              <w:t>7,593.00</w:t>
             </w:r>
           </w:p>
         </w:tc>
@@ -8376,11 +9623,11 @@
             <w:r/>
             <w:r>
               <w:rPr>
-                <w:b w:val="0"/>
+                <w:b/>
                 <w:i w:val="0"/>
                 <w:sz w:val="19"/>
               </w:rPr>
-              <w:t>6 × 11 × 46 = 3,036.00</w:t>
+              <w:t>12,328.00</w:t>
             </w:r>
           </w:p>
         </w:tc>
@@ -8395,11 +9642,11 @@
             <w:r/>
             <w:r>
               <w:rPr>
-                <w:b w:val="0"/>
+                <w:b/>
                 <w:i w:val="0"/>
                 <w:sz w:val="19"/>
               </w:rPr>
-              <w:t>5,538.00</w:t>
+              <w:t>19,921.00</w:t>
             </w:r>
           </w:p>
         </w:tc>
@@ -8416,11 +9663,11 @@
             <w:r/>
             <w:r>
               <w:rPr>
-                <w:b/>
+                <w:b w:val="0"/>
                 <w:i w:val="0"/>
                 <w:sz w:val="19"/>
               </w:rPr>
-              <w:t>Subtotal, flows</w:t>
+              <w:t>Organisational support</w:t>
             </w:r>
           </w:p>
         </w:tc>
@@ -8433,51 +9680,43 @@
               <w:spacing w:before="40" w:after="40"/>
             </w:pPr>
             <w:r/>
-            <w:r>
-              <w:rPr>
-                <w:b/>
+          </w:p>
+        </w:tc>
+        <w:tc>
+          <w:tcPr>
+            <w:tcW w:type="dxa" w:w="2154"/>
+          </w:tcPr>
+          <w:p>
+            <w:pPr>
+              <w:spacing w:before="40" w:after="40"/>
+            </w:pPr>
+            <w:r/>
+            <w:r>
+              <w:rPr>
+                <w:b w:val="0"/>
                 <w:i w:val="0"/>
                 <w:sz w:val="19"/>
               </w:rPr>
-              <w:t>8,315.00</w:t>
-            </w:r>
-          </w:p>
-        </w:tc>
-        <w:tc>
-          <w:tcPr>
-            <w:tcW w:type="dxa" w:w="2154"/>
-          </w:tcPr>
-          <w:p>
-            <w:pPr>
-              <w:spacing w:before="40" w:after="40"/>
-            </w:pPr>
-            <w:r/>
-            <w:r>
-              <w:rPr>
-                <w:b/>
+              <w:t>125 × 20</w:t>
+            </w:r>
+          </w:p>
+        </w:tc>
+        <w:tc>
+          <w:tcPr>
+            <w:tcW w:type="dxa" w:w="2041"/>
+          </w:tcPr>
+          <w:p>
+            <w:pPr>
+              <w:spacing w:before="40" w:after="40"/>
+            </w:pPr>
+            <w:r/>
+            <w:r>
+              <w:rPr>
+                <w:b w:val="0"/>
                 <w:i w:val="0"/>
                 <w:sz w:val="19"/>
               </w:rPr>
-              <w:t>12,512.00</w:t>
-            </w:r>
-          </w:p>
-        </w:tc>
-        <w:tc>
-          <w:tcPr>
-            <w:tcW w:type="dxa" w:w="2041"/>
-          </w:tcPr>
-          <w:p>
-            <w:pPr>
-              <w:spacing w:before="40" w:after="40"/>
-            </w:pPr>
-            <w:r/>
-            <w:r>
-              <w:rPr>
-                <w:b/>
-                <w:i w:val="0"/>
-                <w:sz w:val="19"/>
-              </w:rPr>
-              <w:t>20,827.00</w:t>
+              <w:t>2,500.00</w:t>
             </w:r>
           </w:p>
         </w:tc>
@@ -8498,7 +9737,7 @@
                 <w:i w:val="0"/>
                 <w:sz w:val="19"/>
               </w:rPr>
-              <w:t>Organisational support</w:t>
+              <w:t>Inclusion support for organisations</w:t>
             </w:r>
           </w:p>
         </w:tc>
@@ -8528,7 +9767,7 @@
                 <w:i w:val="0"/>
                 <w:sz w:val="19"/>
               </w:rPr>
-              <w:t>125 × 20</w:t>
+              <w:t>125 × 12</w:t>
             </w:r>
           </w:p>
         </w:tc>
@@ -8547,7 +9786,7 @@
                 <w:i w:val="0"/>
                 <w:sz w:val="19"/>
               </w:rPr>
-              <w:t>2,500.00</w:t>
+              <w:t>1,500.00</w:t>
             </w:r>
           </w:p>
         </w:tc>
@@ -8568,7 +9807,7 @@
                 <w:i w:val="0"/>
                 <w:sz w:val="19"/>
               </w:rPr>
-              <w:t>Inclusion support for organisations</w:t>
+              <w:t>Inclusion support for participants</w:t>
             </w:r>
           </w:p>
         </w:tc>
@@ -8598,7 +9837,7 @@
                 <w:i w:val="0"/>
                 <w:sz w:val="19"/>
               </w:rPr>
-              <w:t>125 × 12</w:t>
+              <w:t>real costs, separate lines</w:t>
             </w:r>
           </w:p>
         </w:tc>
@@ -8617,7 +9856,7 @@
                 <w:i w:val="0"/>
                 <w:sz w:val="19"/>
               </w:rPr>
-              <w:t>1,500.00</w:t>
+              <w:t>2,000.00</w:t>
             </w:r>
           </w:p>
         </w:tc>
@@ -8634,11 +9873,11 @@
             <w:r/>
             <w:r>
               <w:rPr>
-                <w:b w:val="0"/>
+                <w:b/>
                 <w:i w:val="0"/>
                 <w:sz w:val="19"/>
               </w:rPr>
-              <w:t>Inclusion support for participants</w:t>
+              <w:t>Total Activity grant</w:t>
             </w:r>
           </w:p>
         </w:tc>
@@ -8662,94 +9901,24 @@
               <w:spacing w:before="40" w:after="40"/>
             </w:pPr>
             <w:r/>
-            <w:r>
-              <w:rPr>
-                <w:b w:val="0"/>
+          </w:p>
+        </w:tc>
+        <w:tc>
+          <w:tcPr>
+            <w:tcW w:type="dxa" w:w="2041"/>
+          </w:tcPr>
+          <w:p>
+            <w:pPr>
+              <w:spacing w:before="40" w:after="40"/>
+            </w:pPr>
+            <w:r/>
+            <w:r>
+              <w:rPr>
+                <w:b/>
                 <w:i w:val="0"/>
                 <w:sz w:val="19"/>
               </w:rPr>
-              <w:t>real costs, separate lines</w:t>
-            </w:r>
-          </w:p>
-        </w:tc>
-        <w:tc>
-          <w:tcPr>
-            <w:tcW w:type="dxa" w:w="2041"/>
-          </w:tcPr>
-          <w:p>
-            <w:pPr>
-              <w:spacing w:before="40" w:after="40"/>
-            </w:pPr>
-            <w:r/>
-            <w:r>
-              <w:rPr>
-                <w:b w:val="0"/>
-                <w:i w:val="0"/>
-                <w:sz w:val="19"/>
-              </w:rPr>
-              <w:t>2,000.00</w:t>
-            </w:r>
-          </w:p>
-        </w:tc>
-      </w:tr>
-      <w:tr>
-        <w:tc>
-          <w:tcPr>
-            <w:tcW w:type="dxa" w:w="3175"/>
-          </w:tcPr>
-          <w:p>
-            <w:pPr>
-              <w:spacing w:before="40" w:after="40"/>
-            </w:pPr>
-            <w:r/>
-            <w:r>
-              <w:rPr>
-                <w:b/>
-                <w:i w:val="0"/>
-                <w:sz w:val="19"/>
-              </w:rPr>
-              <w:t>Total Activity grant</w:t>
-            </w:r>
-          </w:p>
-        </w:tc>
-        <w:tc>
-          <w:tcPr>
-            <w:tcW w:type="dxa" w:w="2041"/>
-          </w:tcPr>
-          <w:p>
-            <w:pPr>
-              <w:spacing w:before="40" w:after="40"/>
-            </w:pPr>
-            <w:r/>
-          </w:p>
-        </w:tc>
-        <w:tc>
-          <w:tcPr>
-            <w:tcW w:type="dxa" w:w="2154"/>
-          </w:tcPr>
-          <w:p>
-            <w:pPr>
-              <w:spacing w:before="40" w:after="40"/>
-            </w:pPr>
-            <w:r/>
-          </w:p>
-        </w:tc>
-        <w:tc>
-          <w:tcPr>
-            <w:tcW w:type="dxa" w:w="2041"/>
-          </w:tcPr>
-          <w:p>
-            <w:pPr>
-              <w:spacing w:before="40" w:after="40"/>
-            </w:pPr>
-            <w:r/>
-            <w:r>
-              <w:rPr>
-                <w:b/>
-                <w:i w:val="0"/>
-                <w:sz w:val="19"/>
-              </w:rPr>
-              <w:t>26,827.00</w:t>
+              <w:t>25,921.00</w:t>
             </w:r>
           </w:p>
         </w:tc>
@@ -8771,7 +9940,7 @@
           <w:color w:val="5A5A5A"/>
           <w:sz w:val="17"/>
         </w:rPr>
-        <w:t>The preparatory visit (4,760.00 EUR) sits at project level, not inside the activity, which is why the project total is 31,587.00 and the activity grant 26,827.00.</w:t>
+        <w:t>The preparatory visit (3,400.00 EUR) sits at project level, not inside the activity, which is why the project total is 29,321.00 and the activity grant 25,921.00.</w:t>
       </w:r>
     </w:p>
     <w:p>
@@ -8833,14 +10002,14 @@
           <w:b/>
           <w:i w:val="0"/>
         </w:rPr>
-        <w:t>Romania — LAG Napoca Porolissum, 5 young people aged 14–17 plus 1 group leader.</w:t>
+        <w:t>Romania — LAG Napoca Porolissum, 7 young people aged 14–17 plus 1 group leader.</w:t>
       </w:r>
       <w:r>
         <w:rPr>
           <w:b w:val="0"/>
           <w:i w:val="0"/>
         </w:rPr>
-        <w:t xml:space="preserve"> Young people from the rural mountain communes of the LAG territory — Săcuieu, Gilău, Huedin, Mărișel, Căpușu Mare, Mărgău, Măguri-Răcătău, Călățele, Beliș, Mănăstireni, Aghireșu, Izvorul Crișului — communities with a thin offer of youth activities and with information circulating in two languages, Romanian and Hungarian. From our survey of this exact population: 96.9% already use AI tools, 20.8% rate their digital competence as low, 31.3% have never taken part in a non-formal activity, and lack of information is the first barrier they name. The group is deliberately built to be linguistically mixed, with at least one Hungarian-speaking participant, because the language question is part of the subject matter.</w:t>
+        <w:t xml:space="preserve"> Young people from the rural mountain communes of the territory — Săcuieu, Gilău, Huedin, Mărișel, Căpușu Mare, Mărgău, Măguri-Răcătău, Călățele, Beliș, Mănăstireni, Aghireșu, Izvorul Crișului — communities with a thin offer of youth activities and information circulating in two languages. From our survey of this exact population: 96.9% already use AI tools, 20.8% rate their digital competence as low, 31.3% have never taken part in a non-formal activity, and lack of information is the first barrier they name. The group is deliberately mixed linguistically, with at least one Hungarian-speaking participant, because the language question is part of the subject matter.</w:t>
       </w:r>
     </w:p>
     <w:p>
@@ -8852,14 +10021,14 @@
           <w:b/>
           <w:i w:val="0"/>
         </w:rPr>
-        <w:t>Türkiye — YOBBA, 5 young people aged 14–17 plus 1 group leader.</w:t>
+        <w:t>Türkiye — Genç Gönüllüler Derneği, 7 young people aged 14–17 plus 1 group leader.</w:t>
       </w:r>
       <w:r>
         <w:rPr>
           <w:b w:val="0"/>
           <w:i w:val="0"/>
         </w:rPr>
-        <w:t xml:space="preserve"> Young people from Küçükçekmece and the surrounding İstanbul periphery, a dense and diverse district that includes families with migrant and refugee backgrounds, where information travels through neighbourhood, family and community networks that national fact-checking never reaches. YOBBA recruits from its volunteer community of over 150 young people a year, prioritising those who have never taken part in an international activity. [TO CONFIRM: YOBBA’s consultation data.]</w:t>
+        <w:t xml:space="preserve"> Young people from the İstanbul metropolitan periphery — the Sarıyer district and around it, dense and diverse, including families with migrant and refugee backgrounds — and from the rural localities GGD reaches through the rural youth programme it runs with the Turkish Ministry of Interior. In both, information travels through neighbourhood, family and community networks that national fact-checking never reaches. GGD recruits through the volunteer network it trains every year, prioritising young people who have never taken part in an international activity; its standing work identifying digital skill gaps among those volunteers is how it knows where to look. [TO CONFIRM: the urban/rural composition, the localities, and GGD’s consultation data.]</w:t>
       </w:r>
     </w:p>
     <w:p>
@@ -8871,14 +10040,14 @@
           <w:b/>
           <w:i w:val="0"/>
         </w:rPr>
-        <w:t>France — [Corsica partner], 5 young people aged 14–17 plus 1 group leader.</w:t>
+        <w:t>Greece — KEA IM Syrou, 6 young people aged 14–17 plus 2 group leaders.</w:t>
       </w:r>
       <w:r>
         <w:rPr>
           <w:b w:val="0"/>
           <w:i w:val="0"/>
         </w:rPr>
-        <w:t xml:space="preserve"> Young people from inland and rural communes of Corsica, with limited access to the mainland non-formal education offer because of the cost and the length of the journey, and living in communities where part of daily communication happens in Corsican, on small local channels with no fact-checking coverage. Around one in four young people aged 16–29 on the island is neither in employment nor in education or training. [TO CONFIRM: partner data and localities.]</w:t>
+        <w:t xml:space="preserve"> Young people from small islands of the South Aegean, recruited through the network KEA operates across 36 inhabited islands of the Cyclades and the Dodecanese. Their isolation is not metaphorical: for a fourteen-year-old on a small island any learning activity means a ferry, and what exists in Athens does not reach them. The national data behind this group is in the needs section — Greece 22nd of 27 on basic digital competences, 80% of students unable to tell a real article from a fake one. The group travels with two accompanying adults because of the length of the journey. [TO CONFIRM: the islands and the departure point.]</w:t>
       </w:r>
     </w:p>
     <w:p>
@@ -8890,14 +10059,14 @@
           <w:b/>
           <w:i w:val="0"/>
         </w:rPr>
-        <w:t>Italy — [Sardinia partner], 5 young people aged 14–17 plus 1 group leader.</w:t>
+        <w:t>How the groups are formed.</w:t>
       </w:r>
       <w:r>
         <w:rPr>
           <w:b w:val="0"/>
           <w:i w:val="0"/>
         </w:rPr>
-        <w:t xml:space="preserve"> Young people from small localities of inner Sardinia affected by depopulation, where the educational and cultural offer contracts as the population falls. 17.8% of young people aged 15–29 in Sardinia are not in employment, education or training, against 15.2% nationally and around 11% across Europe. [TO CONFIRM: partner data and localities.]</w:t>
+        <w:t xml:space="preserve"> All three partners use one common recruitment backbone, published simultaneously in month 1 with the same criteria translated into Romanian, Hungarian, Turkish and Greek. Target: at least 60 applications for the 20 places. Selection is by a commission of at least two people per organisation, on a written form plus a short conversation, with the outcome and the reasons given to every candidate. The criteria are identical in all three countries: age 14–17 at the start date (eliminatory); motivation and willingness to run a local initiative afterwards (30%); first participation in a European mobility or any non-formal activity (25%, target 15 of 20); a situation limiting access to opportunities, declared voluntarily and confidentially (25%, target 12 of 20); gender and locality balance (20%).</w:t>
       </w:r>
     </w:p>
     <w:p>
@@ -8909,14 +10078,14 @@
           <w:b/>
           <w:i w:val="0"/>
         </w:rPr>
-        <w:t>How the groups are formed.</w:t>
+        <w:t>English is not a selection criterion</w:t>
       </w:r>
       <w:r>
         <w:rPr>
           <w:b w:val="0"/>
           <w:i w:val="0"/>
         </w:rPr>
-        <w:t xml:space="preserve"> All four partners use one common recruitment backbone, published simultaneously in month 1 with the same criteria translated into four languages. Target: at least 60 applications for the 20 places. Selection is by a commission of at least two people per organisation, on a written form plus a short conversation, with the outcome and the reasons communicated to every candidate. The published criteria are identical across the four countries: age 14–17 at the start date (eliminatory); motivation to work on information verification and willingness to run a local initiative afterwards (30%); first participation in a European mobility or any non-formal activity (25%, target at least 15 of 20); a situation limiting access to opportunities, declared voluntarily and confidentially (25%, target at least 12 of 20); and gender and locality balance within the national group (20%).</w:t>
+        <w:t xml:space="preserve"> and A2 is accepted: the programme is built on visual and practical methods, pair work and linguistic support from the group leaders, precisely so that language does not become a social filter. A language test at the door would convert the 12.5% who name lack of self-confidence as a barrier into exclusion.</w:t>
       </w:r>
     </w:p>
     <w:p>
@@ -8928,14 +10097,14 @@
           <w:b/>
           <w:i w:val="0"/>
         </w:rPr>
-        <w:t>English is not a selection criterion</w:t>
+        <w:t>Age.</w:t>
       </w:r>
       <w:r>
         <w:rPr>
           <w:b w:val="0"/>
           <w:i w:val="0"/>
         </w:rPr>
-        <w:t xml:space="preserve"> and A2 is accepted: the programme is built on visual and practical methods, pair work and linguistic support from the group leaders, precisely so that language does not become a social filter. A language test at the door would convert the 12.5% who name lack of self-confidence as a barrier into exclusion.</w:t>
+        <w:t xml:space="preserve"> All twenty participants are aged 14 to 17 at the start date. The band is deliberately tight, for three reasons that point the same way. They share the same need — the survey evidence behind this project describes exactly this age group. They are at a similar stage of development, so one register of language and one set of expectations about autonomy works for the whole room instead of two. And it lets us use one coherent set of non-formal methods — visual, practical, game-based, built on small mixed teams and peer teaching — that fits all of them. A band crossing into legal adulthood would also put minors and adults in the same accommodation, which is a safeguarding problem before it is a learning one.</w:t>
       </w:r>
     </w:p>
     <w:p>
@@ -8947,14 +10116,28 @@
           <w:b/>
           <w:i w:val="0"/>
         </w:rPr>
-        <w:t>Age.</w:t>
+        <w:t>Country and gender balance.</w:t>
       </w:r>
       <w:r>
         <w:rPr>
           <w:b w:val="0"/>
           <w:i w:val="0"/>
         </w:rPr>
-        <w:t xml:space="preserve"> All twenty participants are aged 14 to 17 at the start date. The band is deliberately tight, for three reasons that point the same way. They share the same need — the survey evidence behind this project describes exactly this age group. They are at a similar stage of development, so one register of language and one set of expectations about autonomy works for the whole room instead of two. And it lets us use one coherent set of non-formal methods — visual, practical, game-based, built on small mixed teams and peer teaching — that genuinely fits all of them. A band crossing into legal adulthood would also put minors and adults in the same accommodation and the same group dynamic, which is a safeguarding problem before it is a learning one.</w:t>
+        <w:t xml:space="preserve"> Three countries in near-equal groups: 7 Romania, 7 Türkiye, 6 Greece. No national group holds a majority of the twenty, and the smallest is the one with the longest journey, which is why it travels with two adults. The balance is enforced where it matters, in the working teams: the cohort is divided into </w:t>
+      </w:r>
+      <w:r>
+        <w:rPr>
+          <w:b/>
+          <w:i w:val="0"/>
+        </w:rPr>
+        <w:t>four mixed teams of five, each containing members of all three national groups</w:t>
+      </w:r>
+      <w:r>
+        <w:rPr>
+          <w:b w:val="0"/>
+          <w:i w:val="0"/>
+        </w:rPr>
+        <w:t>, recomposed daily, so every participant works with every nationality repeatedly rather than once. Gender balance is binding at group level, not an aspiration at project level: each national group includes at least 40% of each gender — three in a group of seven, two in a group of six — and the team of four group leaders is itself gender-balanced. Participants who do not identify within that binary are counted by their own declaration and are not required to declare anything. The activity coordinator checks both at selection and at final confirmation.</w:t>
       </w:r>
     </w:p>
     <w:p>
@@ -8966,33 +10149,70 @@
           <w:b/>
           <w:i w:val="0"/>
         </w:rPr>
-        <w:t>Country and gender balance.</w:t>
+        <w:t>Group leaders.</w:t>
       </w:r>
       <w:r>
         <w:rPr>
           <w:b w:val="0"/>
           <w:i w:val="0"/>
         </w:rPr>
-        <w:t xml:space="preserve"> Country balance is exact: five participants and one group leader from each of the four countries, so no national group can dominate the dynamic, and every mixed team of five has one member from each country. Gender balance is a binding rule at group level, not an aspiration at project level: each national group must include at least 40% of each gender — in a group of five, at least two — and the team of four group leaders is itself gender-balanced. Participants who do not identify within that binary are counted according to their own declaration and are not required to declare anything. The rule is checked twice, at selection and at final confirmation, by the activity coordinator.</w:t>
-      </w:r>
-    </w:p>
-    <w:p>
-      <w:pPr>
-        <w:jc w:val="both"/>
-      </w:pPr>
+        <w:t xml:space="preserve"> Four, all 18 or over, experienced in youth work and in accompanying minors, staying with their groups throughout including at night: one Romania, one Türkiye, two Greece. Proposed: </w:t>
+      </w:r>
       <w:r>
         <w:rPr>
           <w:b/>
           <w:i w:val="0"/>
         </w:rPr>
-        <w:t>Group leaders.</w:t>
+        <w:t>Livia Golovatic</w:t>
       </w:r>
       <w:r>
         <w:rPr>
           <w:b w:val="0"/>
           <w:i w:val="0"/>
         </w:rPr>
-        <w:t xml:space="preserve"> Each national group has one group leader aged 18 or over, experienced in youth work and in accompanying minors, who travels with the group and stays with it throughout, including at night. Group leaders are responsible for safeguarding and wellbeing, for the daily reflection in the national group in its own language, for attendance and the code of conduct, for observing one mixed team on Day 4, and afterwards for supporting their group’s local initiative. Confirmed: Livia Golovatic (Romania) and Aysu Zeybel (Türkiye), who has completed a ten-month European Solidarity Corps placement working weekly with children in Romania. [TO CONFIRM: group leaders for Corsica and Sardinia.] All four take part in a two-day online leaders’ briefing in month 4 covering safeguarding, the escalation chain, facilitating reflection, and the calibrated use of the observation grid.</w:t>
+        <w:t xml:space="preserve"> (RO), </w:t>
+      </w:r>
+      <w:r>
+        <w:rPr>
+          <w:b/>
+          <w:i w:val="0"/>
+        </w:rPr>
+        <w:t>M. Talha Serenli</w:t>
+      </w:r>
+      <w:r>
+        <w:rPr>
+          <w:b w:val="0"/>
+          <w:i w:val="0"/>
+        </w:rPr>
+        <w:t xml:space="preserve"> (TR), and for Greece </w:t>
+      </w:r>
+      <w:r>
+        <w:rPr>
+          <w:b/>
+          <w:i w:val="0"/>
+        </w:rPr>
+        <w:t>Evgenia Kalogeropoulou</w:t>
+      </w:r>
+      <w:r>
+        <w:rPr>
+          <w:b w:val="0"/>
+          <w:i w:val="0"/>
+        </w:rPr>
+        <w:t xml:space="preserve">, a social worker trained in supporting vulnerable groups, with </w:t>
+      </w:r>
+      <w:r>
+        <w:rPr>
+          <w:b/>
+          <w:i w:val="0"/>
+        </w:rPr>
+        <w:t>Ioulia Dialeisma</w:t>
+      </w:r>
+      <w:r>
+        <w:rPr>
+          <w:b w:val="0"/>
+          <w:i w:val="0"/>
+        </w:rPr>
+        <w:t xml:space="preserve"> as second accompanying adult. [TO CONFIRM with the partners.] Each is responsible for safeguarding, the daily reflection in the group’s own language, attendance, the code of conduct, observing one mixed team on Day 4, and afterwards the group’s local initiative. Four leaders for twenty participants is below the National Call’s ceiling of one per four; with the two facilitators it gives six adults for twenty minors. All four take the two-day leaders’ briefing in month 4.</w:t>
       </w:r>
     </w:p>
     <w:p>
@@ -9006,7 +10226,7 @@
           <w:color w:val="5A5A5A"/>
           <w:sz w:val="16"/>
         </w:rPr>
-        <w:t>≈ 5,903 characters (assumed form limit 6,000 — within limit)</w:t>
+        <w:t>≈ 5,985 characters (assumed form limit 6,000 — within limit)</w:t>
       </w:r>
     </w:p>
     <w:tbl>
@@ -9089,7 +10309,7 @@
           <w:b w:val="0"/>
           <w:i w:val="0"/>
         </w:rPr>
-        <w:t xml:space="preserve"> Once selected, participants do not simply wait for August. Four online sessions of 90 minutes each bring the four groups together in mixed national composition, not country by country. Session 1: meeting each other and negotiating the first draft of the group agreement. Session 2: participants choose the local disinformation cases that will be analysed during the mobility — each group brings five to eight documented real cases from its own community, and the participants themselves decide which ones make the working set. Session 3: distribution of roles for the mobility — photo and video documentation, activity diary, energisers, mediation, contact with the host community, timekeeping — and preparation of the intercultural evening. Session 4: safety, digital rules, practical arrangements, and questions answered live by the group leaders. Between sessions a moderated communication group keeps the cohort in contact. A separate online meeting is held with the parents, in each country and in its own language.</w:t>
+        <w:t xml:space="preserve"> Once selected, participants do not simply wait for August. Four online sessions of 90 minutes each bring the three groups together in mixed national composition, not country by country. Session 1: meeting each other and negotiating the first draft of the group agreement. Session 2: participants choose the local disinformation cases that will be analysed during the mobility — each group brings five to eight documented real cases from its own community, and the participants themselves decide which ones make the working set. Session 3: distribution of roles for the mobility — photo and video documentation, activity diary, energisers, mediation, contact with the host community, timekeeping — and preparation of the intercultural evening. Session 4: safety, digital rules, practical arrangements, and questions answered live by the group leaders. Between sessions a moderated communication group keeps the cohort in contact. A separate online meeting is held with the parents, in each country and in its own language.</w:t>
       </w:r>
     </w:p>
     <w:p>
@@ -9108,7 +10328,7 @@
           <w:b w:val="0"/>
           <w:i w:val="0"/>
         </w:rPr>
-        <w:t xml:space="preserve"> Every day has a host team of the day: a mixed team of four participants, one from each country, who open the day, keep the timing, run the energisers and close the day. Teams are recomposed daily so that every participant works with every nationality at least once. The daily reflection groups — first in the national group and in the participant’s own language, then in plenary — feed directly into adjusting the next day’s programme, and the adjustments are made visibly, so participants see their feedback change something rather than disappear into a form. On Day 6 the participants plan their own local initiatives: date, venue, audience, partners, who does what.</w:t>
+        <w:t xml:space="preserve"> Every day has a host team of the day: a mixed team of three participants, one from each country, who open the day, keep the timing, run the energisers and close the day. The four working teams are recomposed daily so that every participant works with every nationality repeatedly. The daily reflection groups — first in the national group and in the participant’s own language, then in plenary — feed directly into adjusting the next day’s programme, and the adjustments are made visibly, so participants see their feedback change something rather than disappear into a form. On Day 6 the participants plan their own local initiatives: date, venue, audience, partners, who does what.</w:t>
       </w:r>
     </w:p>
     <w:p>
@@ -9127,7 +10347,21 @@
           <w:b w:val="0"/>
           <w:i w:val="0"/>
         </w:rPr>
-        <w:t xml:space="preserve"> The four local initiatives are designed and led by the participants, with the group leader in a support role rather than a coordinating one. Each initiative reaches at least 20 young people and is hosted in a youth centre, a library, a community centre, the partner organisation’s own space or another accessible public place in the participants’ own community. In month 17 the participants take part in a participatory evaluation session that feeds the final report — so they close the project as evaluators rather than as beneficiaries. The cohort communication group stays open throughout, and all four organisations involve the twenty as peer trainers in their later activities.</w:t>
+        <w:t xml:space="preserve"> Four local initiatives are designed and led by the participants, with the group leader in a support role rather than a coordinating one: </w:t>
+      </w:r>
+      <w:r>
+        <w:rPr>
+          <w:b/>
+          <w:i w:val="0"/>
+        </w:rPr>
+        <w:t>two in the Romanian territory, in different communes, one in Türkiye and one in the South Aegean.</w:t>
+      </w:r>
+      <w:r>
+        <w:rPr>
+          <w:b w:val="0"/>
+          <w:i w:val="0"/>
+        </w:rPr>
+        <w:t xml:space="preserve"> The Romanian group has seven participants drawn from twelve localities and a coordinator with fourteen partner municipalities, so a single event in one commune would reach the wrong young people; two smaller initiatives in different communes is more faithful to the territory and reaches further into it. Each initiative reaches at least 20 young people and is hosted in a youth centre, a library, a community centre, the partner organisation’s own space or another accessible public place in the participants’ own community. In month 17 the participants take part in a participatory evaluation session that feeds the final report — so they close the project as evaluators rather than as beneficiaries. The cohort communication group stays open throughout, and all four organisations involve the twenty as peer trainers in their later activities.</w:t>
       </w:r>
     </w:p>
     <w:p>
@@ -9141,7 +10375,7 @@
           <w:color w:val="5A5A5A"/>
           <w:sz w:val="16"/>
         </w:rPr>
-        <w:t>≈ 3,710 characters (assumed form limit 6,000 — within limit)</w:t>
+        <w:t>≈ 4,125 characters (assumed form limit 6,000 — within limit)</w:t>
       </w:r>
     </w:p>
     <w:tbl>
@@ -9757,7 +10991,7 @@
                 <w:i w:val="0"/>
                 <w:sz w:val="17"/>
               </w:rPr>
-              <w:t>The manipulation grid produced in five languages; the media products in English plus a local language.</w:t>
+              <w:t>The manipulation grid produced in four languages; the media products in English plus a local language.</w:t>
             </w:r>
           </w:p>
         </w:tc>
@@ -10112,7 +11346,7 @@
           <w:b w:val="0"/>
           <w:i w:val="0"/>
         </w:rPr>
-        <w:t xml:space="preserve"> An accommodation unit inside the Napoca Porolissum LAG territory, in the Apuseni Mountains, Cluj County — not a neutral host city: 58.5% of the young people we surveyed asked for activities in or near their own locality, and the host community is itself part of the programme on Day 5. Requirements: capacity for at least 30 people, a plenary room, four separate spaces for small-team work, stable internet, accessibility. [TO CONFIRM: the unit, with a written offer.]</w:t>
+        <w:t xml:space="preserve"> An accommodation unit inside the Napoca Porolissum territory, in the Apuseni Mountains, Cluj County — not a neutral host city: 58.5% of the young people we surveyed asked for activities in or near their own locality, and the host community is part of the programme on Day 5. Requirements: 30 places, a plenary room, four small-team spaces, stable internet, accessibility. [TO CONFIRM: the unit, with a written offer.]</w:t>
       </w:r>
     </w:p>
     <w:p>
@@ -10131,7 +11365,7 @@
           <w:b w:val="0"/>
           <w:i w:val="0"/>
         </w:rPr>
-        <w:t xml:space="preserve"> Learning through controlled error is the central method: participants receive the false material, commit to a judgement, and only then learn the verdict — the surprise is the instrument that works on overconfidence, and it is used on Day 2 before any teaching. Around it: mixed international teams recomposed daily; simulation and role play (the verification newsroom D4.1, the information tribunal D2.3, the escape room D3.3); structured debate under the rule that every claim must be evidenced, facilitators included; peer-to-peer teaching (D3.2); media production as applied learning on Day 6; daily reflection in the national group in the participant’s own language, then in plenary, with an individual learning diary, and what comes out of it visibly changes the next day (D1.5, D2.4, D3.5, D4.4, D6.4); and outdoor activities in the territory. There are no lectures: every session produces an output or a decision taken by the participants — 68.1% of the young people we surveyed learn through practical activities, 29.8% through a course.</w:t>
+        <w:t xml:space="preserve"> Learning through controlled error is the central method: participants receive the false material, commit to a judgement, and only then learn the verdict — the surprise is the instrument that works on overconfidence, used on Day 2 before any teaching. Around it: mixed teams recomposed daily; simulation and role play (the verification newsroom D4.1, the information tribunal D2.3, the escape room D3.3); structured debate under the rule that every claim must be evidenced, facilitators included; peer teaching (D3.2); media production as applied learning on Day 6; daily reflection in the national group in the participant’s own language, then in plenary, with a learning diary, and what comes out of it visibly changes the next day (D1.5, D2.4, D3.5, D4.4, D6.4); and outdoor activities in the territory. There are no lectures: every session produces an output or a decision taken by the participants — 68.1% of those we surveyed learn through practical activities.</w:t>
       </w:r>
     </w:p>
     <w:p>
@@ -10150,7 +11384,7 @@
           <w:b w:val="0"/>
           <w:i w:val="0"/>
         </w:rPr>
-        <w:t xml:space="preserve"> Travel days 8 and 16 August. Day 0 carries arrival, accommodation and a guided safety tour with an evacuation drill (D0.1).</w:t>
+        <w:t xml:space="preserve"> Travel days 8 and 16 August. Day 0: arrival, accommodation, guided safety tour with an evacuation drill (D0.1).</w:t>
       </w:r>
     </w:p>
     <w:p>
@@ -10169,7 +11403,7 @@
           <w:b w:val="0"/>
           <w:i w:val="0"/>
         </w:rPr>
-        <w:t xml:space="preserve"> O1, O2. The group forms itself and looks at its own habits before anyone teaches: mixed-team formation (D1.1), the group agreement the participants negotiate themselves, with non-discrimination and respect for all languages present as non-negotiable clauses (D1.2), “My Digital Map”, in which each participant maps one ordinary day of their own media diet (D1.3), and the safety, safeguarding and Youthpass briefing (D1.4). Outputs: four mixed teams, a signed group agreement, 20 digital maps kept for Day 7. Claudiu Iancu and Marilena Georgescu with Facilitator 1.</w:t>
+        <w:t xml:space="preserve"> O1, O2. The group forms itself and looks at its own habits before anyone teaches: mixed-team formation (D1.1), the group agreement the participants negotiate themselves, with non-discrimination and respect for all languages present as non-negotiable clauses (D1.2), “My Digital Map”, in which each maps one ordinary day of their own media diet (D1.3), and the safety, safeguarding and Youthpass briefing (D1.4). Outputs: four mixed teams of five, each with members of all three national groups; a signed group agreement; 20 digital maps kept for Day 7. Claudiu Iancu and Marilena Georgescu with Facilitator 1.</w:t>
       </w:r>
     </w:p>
     <w:p>
@@ -10188,7 +11422,7 @@
           <w:b w:val="0"/>
           <w:i w:val="0"/>
         </w:rPr>
-        <w:t xml:space="preserve"> O1, O2. The controlled-error day: teams commit to a verdict on a mixed set of real and false items, including two misleading statistics and a manipulated graph, before the answer key is revealed (D2.1); then the mechanics of manipulation — emotional headlines, cropped context, false authority, numbers out of context — worked on the real cases their own communities brought, including content carrying ethnic, gender and migration stereotypes (D2.2); and a debate on where opinion ends and falsehood begins (D2.3). Output: the manipulation-techniques grid in five languages. Claudiu Iancu with Facilitators 1 and 2; the Corsican partner leads the minority-language strand.</w:t>
+        <w:t xml:space="preserve"> O1, O2. The controlled-error day: teams commit to a verdict on a mixed set of real and false items, including two misleading statistics and a manipulated graph, before the answer key is revealed (D2.1); then the mechanics of manipulation — emotional headlines, cropped context, false authority, numbers out of context — worked on the real cases their own communities brought, including content carrying ethnic, gender and migration stereotypes (D2.2); and a debate on where opinion ends and falsehood begins (D2.3). Output: the manipulation grid in four languages. Claudiu Iancu with Facilitators 1 and 2; KEA leads the strand on information in small island communities.</w:t>
       </w:r>
     </w:p>
     <w:p>
@@ -10207,7 +11441,7 @@
           <w:b w:val="0"/>
           <w:i w:val="0"/>
         </w:rPr>
-        <w:t xml:space="preserve"> O1, O2. Participants generate AI content themselves and try to fool each other, then write their own recognition sheet (D3.1); four teams each test a free verification tool and teach it to the others (D3.2); the verification route is drilled as an escape room until automatic (D3.3); the group writes the AI-use rule it will apply on Day 6 (D3.4). Outputs: the AI-recognition sheet, an annotated tool list with one national resource per country, the group’s AI-use rule. Doğan Can Karabudak (YOBBA) with Claudiu Iancu and Livia Golovatic.</w:t>
+        <w:t xml:space="preserve"> O1, O2. Participants generate AI content themselves and try to fool each other, then write their own recognition sheet (D3.1); four teams each test a free verification tool and teach it to the others (D3.2); the verification route is drilled as an escape room until automatic (D3.3); the group writes the AI-use rule it will apply on Day 6 (D3.4). Outputs: the AI-recognition sheet, an annotated tool list with one national verification resource per partner country, the group’s AI-use rule. Tahsin Altay and the GGD facilitator, with Claudiu Iancu and Livia Golovatic.</w:t>
       </w:r>
     </w:p>
     <w:p>
@@ -10226,7 +11460,7 @@
           <w:b w:val="0"/>
           <w:i w:val="0"/>
         </w:rPr>
-        <w:t xml:space="preserve"> O2. A three-hour verification newsroom in which mixed teams take real viral claims through the full route to a documented verdict, facilitators intervening only when asked (D4.1). This is where the observation grid for O2 is applied: each group leader observes one mixed team, Facilitators 1 and 2 independently double-score five participants each, the Learning Programme Coordinator moderates without scoring. Then cross-examination of each verdict (D4.2) and a collective analysis of the day’s errors, the facilitators’ included (D4.3). Outputs: four documented verdicts with sources, and per-participant data on all four techniques.</w:t>
+        <w:t xml:space="preserve"> O2. A three-hour verification newsroom in which mixed teams take real viral claims through the full route to a documented verdict, facilitators intervening only when asked (D4.1). This is where the observation grid for O2 is applied: each of the four group leaders observes one mixed team, Facilitators 1 and 2 independently double-score five participants each — half the cohort scored twice — and the Learning Programme Coordinator moderates without scoring. Then cross-examination of each verdict (D4.2) and a collective analysis of the day’s errors, the facilitators’ included (D4.3). Outputs: four documented verdicts with sources, and per-participant data on all four techniques.</w:t>
       </w:r>
     </w:p>
     <w:p>
@@ -10245,7 +11479,7 @@
           <w:b w:val="0"/>
           <w:i w:val="0"/>
         </w:rPr>
-        <w:t xml:space="preserve"> O3. A visit to a village of the territory (D5.1) and a facilitated dialogue with residents and municipal representatives about the rumours that circulate there, through which channels and who gets hurt (D5.2) — that record becomes the working material for Day 6. The intercultural evening closes the day (D5.3). Method led by the Sardinian partner.</w:t>
+        <w:t xml:space="preserve"> O3. A visit to a village of the territory (D5.1) and a facilitated dialogue with residents and municipal representatives on the rumours circulating there and who gets hurt (D5.2) — that record becomes the working material for Day 6. The intercultural evening closes the day (D5.3). Method led by KEA’s social worker and counsellor, local relationship by Livia Golovatic.</w:t>
       </w:r>
     </w:p>
     <w:p>
@@ -10264,7 +11498,7 @@
           <w:b w:val="0"/>
           <w:i w:val="0"/>
         </w:rPr>
-        <w:t xml:space="preserve"> O3. Led by YOBBA: how a short video or infographic is built to be clear and honest (D6.1), then production, each team debunking a Day 5 myth under the AI-use rule the group wrote on Day 3 (D6.2). In parallel the national groups plan their local initiatives on a common template — date, venue, audience, partner, responsibilities, indicator (D6.3). Outputs: four media products in English plus a local language, four initiative plans with named owners and deadlines.</w:t>
+        <w:t xml:space="preserve"> O3. Led by GGD: how a short video or infographic is built to be clear and honest (D6.1), then production, each team debunking a Day 5 myth under the AI-use rule the group wrote on Day 3 (D6.2). In parallel the national groups plan their local initiatives on a common template supplied by KEA — date, venue, audience, partner, responsibilities, indicator (D6.3). Outputs: four media products in English plus a local language, four initiative plans with named owners and deadlines.</w:t>
       </w:r>
     </w:p>
     <w:p>
@@ -10309,7 +11543,7 @@
           <w:color w:val="5A5A5A"/>
           <w:sz w:val="16"/>
         </w:rPr>
-        <w:t>≈ 5,975 characters (assumed form limit 6,000 — within limit)</w:t>
+        <w:t>≈ 5,990 characters (assumed form limit 6,000 — within limit)</w:t>
       </w:r>
     </w:p>
     <w:tbl>
@@ -10411,7 +11645,7 @@
           <w:b w:val="0"/>
           <w:i w:val="0"/>
         </w:rPr>
-        <w:t xml:space="preserve"> The cohort communication group stays open for the whole 18 months and becomes the working space for the four local initiatives: each group posts its plan and the others comment before it happens. A joint online meeting is held after the first two initiatives, in month 10, so that the two groups that have not yet run theirs learn from what went wrong rather than repeating it. A follow-up questionnaire in month 12 and a participatory evaluation session in month 17 close the cycle. The four media products and the toolkit circulate through all four organisations’ channels, and each group is expected to disseminate the other three groups’ products, not only its own.</w:t>
+        <w:t xml:space="preserve"> The cohort communication group stays open for the whole 18 months and becomes the working space for the four local initiatives: each group posts its plan and the others comment before it happens. A joint online meeting is held after the first two initiatives, in month 10, so that the two groups that have not yet run theirs learn from what went wrong rather than repeating it. A follow-up questionnaire in month 12 and a participatory evaluation session in month 17 close the cycle. The four media products and the toolkit circulate through all three organisations’ channels, and each group is expected to disseminate the other groups’ products, not only its own.</w:t>
       </w:r>
     </w:p>
     <w:p>
@@ -10425,7 +11659,7 @@
           <w:color w:val="5A5A5A"/>
           <w:sz w:val="16"/>
         </w:rPr>
-        <w:t>≈ 1,591 characters (assumed form limit 5,000 — within limit)</w:t>
+        <w:t>≈ 1,586 characters (assumed form limit 5,000 — within limit)</w:t>
       </w:r>
     </w:p>
     <w:p>
@@ -10573,7 +11807,7 @@
           <w:b w:val="0"/>
           <w:i w:val="0"/>
         </w:rPr>
-        <w:t xml:space="preserve"> A “detective’s glossary” of about 60 working terms in five languages, produced with the participants rather than handed to them, plus two light conversation sessions inside the online meetings. The aim is functional confidence, not language teaching: A2 is enough, and the programme is built so that it is.</w:t>
+        <w:t xml:space="preserve"> A “detective’s glossary” of about 60 working terms in four languages — English, Romanian (with Hungarian equivalents), Turkish and Greek — produced with the participants rather than handed to them, plus two light conversation sessions inside the online meetings. The aim is functional confidence, not language teaching: A2 is enough, and the programme is built so that it is.</w:t>
       </w:r>
     </w:p>
     <w:p>
@@ -10730,7 +11964,7 @@
           <w:color w:val="5A5A5A"/>
           <w:sz w:val="16"/>
         </w:rPr>
-        <w:t>≈ 4,022 characters (assumed form limit 6,000 — within limit)</w:t>
+        <w:t>≈ 4,091 characters (assumed form limit 6,000 — within limit)</w:t>
       </w:r>
     </w:p>
     <w:tbl>
@@ -10924,7 +12158,7 @@
           <w:b w:val="0"/>
           <w:i w:val="0"/>
         </w:rPr>
-        <w:t xml:space="preserve"> Each national group runs one activity in its own community, reaching at least 20 young people, hosted in a youth centre, a library, a community centre, the partner organisation’s own space or another accessible public place. The participants design and lead them; the group leader supports. Each initiative uses the “Digital Detectives” toolkit, screens the four media products made during the mobility, and ends with the ten-minute exercise measuring whether the young people reached can apply two simple verification methods — the evidence for objective O3. Two initiatives are due by month 10 and two by month 15, so the later ones benefit from the earlier ones.</w:t>
+        <w:t xml:space="preserve"> Two in the Romanian territory, in different communes, one in Türkiye and one in the South Aegean, each reaching at least 20 young people and hosted in a youth centre, a library, a community centre, the partner organisation’s own space or another accessible public place. The participants design and lead them; the group leader supports. Each initiative uses the “Digital Detectives” toolkit, screens the four media products made during the mobility, and ends with the ten-minute exercise measuring whether the young people reached can apply two simple verification methods — the evidence for objective O3. Two initiatives are due by month 10 and two by month 15, so the later ones benefit from the earlier ones.</w:t>
       </w:r>
     </w:p>
     <w:p>
@@ -10945,7 +12179,7 @@
           <w:b w:val="0"/>
           <w:i w:val="0"/>
         </w:rPr>
-        <w:t xml:space="preserve"> between the four groups, where the two that have delivered pass on what worked and what did not, and the toolkit is revised on the basis of real use rather than intentions.</w:t>
+        <w:t xml:space="preserve"> between the three groups, where those that have delivered pass on what worked and what did not, and the toolkit is revised on the basis of real use rather than intentions.</w:t>
       </w:r>
     </w:p>
     <w:p>
@@ -11048,7 +12282,7 @@
           <w:b w:val="0"/>
           <w:i w:val="0"/>
         </w:rPr>
-        <w:t xml:space="preserve"> The follow-up is deliberately built so that the learning has somewhere to go. The local initiatives put the participants in front of other young people in their own community, which is the point at which the competence becomes theirs. The toolkit is left with the youth workers, librarians and community educators who see them week to week, so the method does not leave with us. Youthpass gives them a way to name and evidence what they gained, so they can use it in whatever they apply for next — another learning activity, a volunteering placement, a civic initiative, another mobility. And the twenty continue as peer trainers in the four organisations’ later activities. The project does not run alongside their learning and then stop; it leaves a competence, a document that describes it, and a place to keep using it.</w:t>
+        <w:t xml:space="preserve"> The follow-up is deliberately built so that the learning has somewhere to go. The local initiatives put the participants in front of other young people in their own community, which is the point at which the competence becomes theirs. The toolkit is left with the youth workers, librarians and community educators who see them week to week, so the method does not leave with us. Youthpass gives them a way to name and evidence what they gained, so they can use it in whatever they apply for next — another learning activity, a volunteering placement, a civic initiative, another mobility. And the twenty continue as peer trainers in the three organisations’ later activities. The project does not run alongside their learning and then stop; it leaves a competence, a document that describes it, and a place to keep using it.</w:t>
       </w:r>
     </w:p>
     <w:p>
@@ -11062,7 +12296,7 @@
           <w:color w:val="5A5A5A"/>
           <w:sz w:val="16"/>
         </w:rPr>
-        <w:t>≈ 2,507 characters (assumed form limit 6,000 — within limit)</w:t>
+        <w:t>≈ 2,553 characters (assumed form limit 6,000 — within limit)</w:t>
       </w:r>
     </w:p>
     <w:p>
@@ -11477,7 +12711,7 @@
           <w:b w:val="0"/>
           <w:i w:val="0"/>
         </w:rPr>
-        <w:t xml:space="preserve"> — the principal one, affecting essentially the whole group: isolated rural mountain communes, two Mediterranean islands, and a metropolitan periphery. Living in a remote or rural region, on a small island or in a peripheral, less-served area is recognised as an obstacle to participation, and all four groups qualify on that ground alone. </w:t>
+        <w:t xml:space="preserve"> — the principal one, affecting essentially the whole group: isolated rural mountain communes, small islands of the South Aegean, and a metropolitan periphery with the rural localities behind it. Living in a remote or rural region, on a small island or in a peripheral, less-served area is recognised as an obstacle to participation, and all three groups qualify on that ground alone. </w:t>
       </w:r>
       <w:r>
         <w:rPr>
@@ -11519,7 +12753,7 @@
           <w:b w:val="0"/>
           <w:i w:val="0"/>
         </w:rPr>
-        <w:t xml:space="preserve"> — part of our own territory communicates in Hungarian, inland Corsica in Corsican, inner Sardinia in Sardinian; a young person whose community life happens in a minority language has less access to information in the majority language, and none at all to correction of what circulates in their own. </w:t>
+        <w:t xml:space="preserve"> — part of our own territory communicates in Hungarian; in the İstanbul periphery information travels through neighbourhood and community networks; in the South Aegean it travels through island and regional channels. A young person whose community life happens outside the national media has less access to reliable information and almost no access to correction of what circulates around them. </w:t>
       </w:r>
       <w:r>
         <w:rPr>
@@ -11566,7 +12800,7 @@
           <w:b w:val="0"/>
           <w:i w:val="0"/>
         </w:rPr>
-        <w:t xml:space="preserve"> The first barrier these young people name is not money. It is information: 37.5% say the reason opportunities pass them by is that they never hear about them. So outreach is a project activity with its own indicator — a target of at least 60 applications for 20 places — not an administrative formality. We work through the youth networks the four organisations already run, including the Rural Youth Parliament and the participants of previous activities, because those are the people who can say what an exchange is actually like; peer-to-peer, since friends are the channel for 38.5% of them; through social media (49.0%), in a format adapted to the age group and produced with young people already active in the organisations rather than written by staff and posted at them; through libraries, community centres and local youth spaces, where the call is presented in person rather than pinned up; through the LAG’s Social Inclusion Centre and the UNIC — Porolissum project, which work directly with vulnerable households and reach young people who would never see an online call — six of our survey respondents did in fact hear about opportunities through a social worker; and, as an information channel only, through the schools of the territory, because that is where half of these young people say they hear about opportunities. Not through municipal noticeboards, which reach 6.2% of this age group: the 14 partner municipalities are used for validating the need and hosting activities, not for recruitment. Saying that plainly is what our own data requires.</w:t>
+        <w:t xml:space="preserve"> The first barrier these young people name is not money. It is information: 37.5% say the reason opportunities pass them by is that they never hear about them. So outreach is a project activity with its own indicator — a target of at least 60 applications for 20 places — not an administrative formality. We work through the youth networks the three organisations already run, including the Rural Youth Parliament and the participants of previous activities, because those are the people who can say what an exchange is actually like; peer-to-peer, since friends are the channel for 38.5% of them; through social media (49.0%), in a format adapted to the age group and produced with young people already active in the organisations rather than written by staff and posted at them; through libraries, community centres and local youth spaces, where the call is presented in person rather than pinned up; through the LAG’s Social Inclusion Centre and the UNIC — Porolissum project, which work directly with vulnerable households and reach young people who would never see an online call — six of our survey respondents did in fact hear about opportunities through a social worker; and, as an information channel only, through the schools of the territory, because that is where half of these young people say they hear about opportunities. Not through municipal noticeboards, which reach 6.2% of this age group: the 14 partner municipalities are used for validating the need and hosting activities, not for recruitment. Saying that plainly is what our own data requires.</w:t>
       </w:r>
     </w:p>
     <w:p>
@@ -11627,7 +12861,7 @@
           <w:b w:val="0"/>
           <w:i w:val="0"/>
         </w:rPr>
-        <w:t xml:space="preserve"> — organised and paid from the participant’s home to the point of departure, through the inclusion support category, on a dedicated budget line: a young person from Măguri-Răcătău or from an inland Corsican commune does not have to solve the first 80 kilometres alone. </w:t>
+        <w:t xml:space="preserve"> — organised and paid from the participant’s home to the point of departure, through the inclusion support category, on a dedicated budget line: a young person from Măguri-Răcătău, or one who must take a ferry before reaching an airport or a station, does not have to solve the first leg alone. </w:t>
       </w:r>
       <w:r>
         <w:rPr>
@@ -11641,7 +12875,7 @@
           <w:b w:val="0"/>
           <w:i w:val="0"/>
         </w:rPr>
-        <w:t xml:space="preserve"> — English is not a selection criterion, A2 is accepted, the detective’s glossary is built in five languages, methods are visual and practical, work is done in pairs, group leaders interpret on request, and cross-language support is built deliberately into the mixed teams. </w:t>
+        <w:t xml:space="preserve"> — English is not a selection criterion, A2 is accepted, the detective’s glossary is built in four languages, methods are visual and practical, work is done in pairs, group leaders interpret on request, and cross-language support is built deliberately into the mixed teams. </w:t>
       </w:r>
       <w:r>
         <w:rPr>
@@ -11697,7 +12931,7 @@
           <w:color w:val="5A5A5A"/>
           <w:sz w:val="16"/>
         </w:rPr>
-        <w:t>≈ 5,346 characters (assumed form limit 6,000 — within limit)</w:t>
+        <w:t>≈ 5,513 characters (assumed form limit 6,000 — within limit)</w:t>
       </w:r>
     </w:p>
     <w:p>
@@ -11866,7 +13100,7 @@
           <w:b w:val="0"/>
           <w:i w:val="0"/>
         </w:rPr>
-        <w:t xml:space="preserve"> The cohort communication group remains the working space for preparing the four local initiatives: each group posts its plan and the others comment before it happens. A joint online review meeting in month 10; the follow-up questionnaire in month 12; the participatory evaluation session in month 17, held online across the four countries; and the final test in month 18.</w:t>
+        <w:t xml:space="preserve"> The cohort communication group remains the working space for preparing the four local initiatives: each group posts its plan and the others comment before it happens. A joint online review meeting in month 10; the follow-up questionnaire in month 12; the participatory evaluation session in month 17, held online across the three countries; and the final test in month 18.</w:t>
       </w:r>
     </w:p>
     <w:p>
@@ -11899,7 +13133,7 @@
           <w:color w:val="5A5A5A"/>
           <w:sz w:val="16"/>
         </w:rPr>
-        <w:t>≈ 1,542 characters (assumed form limit 5,000 — within limit)</w:t>
+        <w:t>≈ 1,543 characters (assumed form limit 5,000 — within limit)</w:t>
       </w:r>
     </w:p>
     <w:p>
@@ -11985,7 +13219,7 @@
           <w:b w:val="0"/>
           <w:i w:val="0"/>
         </w:rPr>
-        <w:t xml:space="preserve"> — for each group the low-emission option is analysed (train, coach, ferry, to the extent each qualifies as green travel under the rules of the applicable call), including the additional eligible travel days, and the option chosen and the reason are documented; the budget is built on the green rates for all four flows. </w:t>
+        <w:t xml:space="preserve"> — for each group the low-emission option is analysed (train, coach, ferry, to the extent each qualifies as green travel under the rules of the applicable call), including the additional eligible travel days, and the option chosen and the reason are documented; the budget is built on the green rates for all three flows. </w:t>
       </w:r>
       <w:r>
         <w:rPr>
@@ -12055,7 +13289,7 @@
           <w:color w:val="5A5A5A"/>
           <w:sz w:val="16"/>
         </w:rPr>
-        <w:t>≈ 1,395 characters (assumed form limit 4,000 — within limit)</w:t>
+        <w:t>≈ 1,396 characters (assumed form limit 4,000 — within limit)</w:t>
       </w:r>
     </w:p>
     <w:p>
@@ -12132,7 +13366,7 @@
           <w:b w:val="0"/>
           <w:i w:val="0"/>
         </w:rPr>
-        <w:t xml:space="preserve"> Alina Ioana Baba (coordinator) is project manager: overall coordination, the relationship with the National Agency, budget, reporting, risk decisions and the partnership agreements. Claudiu Iancu is Learning Programme Coordinator for non-formal learning: the learning programme, the three measurement instruments, observer calibration and moderation, the facilitation team and the Youthpass process. Livia Golovatic is activity coordinator and Romanian group leader: the four joint online preparation sessions, the coordination of the four local initiatives, and the gender and locality balance checks. Marilena Georgescu is the safeguarding focal point: she receives and handles concerns and approves publication of content, and she sits outside the facilitation chain by design, so that a participant can raise a concern about a facilitator. Iulia Fătu handles finance and logistics: budget execution, procurement, venue, transport, insurance, financial reporting and the written venue risk assessment. YOBBA leads media production and AI content and designates one of the two facilitators. Each of the four organisations provides one group leader aged 18 or over.</w:t>
+        <w:t xml:space="preserve"> Alina Ioana Baba (coordinator) is project manager: overall coordination, the relationship with the National Agency, budget, reporting, risk decisions and the partnership agreements. Claudiu Iancu is Learning Programme Coordinator for non-formal learning: the learning programme, the three measurement instruments, observer calibration and moderation, the facilitation team and the Youthpass process. Livia Golovatic is activity coordinator and Romanian group leader: the four joint online preparation sessions, the coordination of the four local initiatives, and the gender and locality balance checks. Marilena Georgescu is the safeguarding focal point: she receives and handles concerns and approves publication of content, and she sits outside the facilitation chain by design, so that a participant can raise a concern about a facilitator. Iulia Fătu handles finance and logistics: budget execution, procurement, venue, transport, insurance, financial reporting and the written venue risk assessment. GGD leads media production and AI content and designates one of the two facilitators; KEA leads the community dialogue method and the local-initiative methodology. Romania and Türkiye each provide one group leader aged 18 or over, Greece two.</w:t>
       </w:r>
     </w:p>
     <w:p>
@@ -12198,7 +13432,7 @@
           <w:b w:val="0"/>
           <w:i w:val="0"/>
         </w:rPr>
-        <w:t xml:space="preserve"> — published criteria identical across four countries, a commission of at least two people per organisation, and the outcome communicated with reasons to every candidate, including those not selected. </w:t>
+        <w:t xml:space="preserve"> — published criteria identical across three countries, a commission of at least two people per organisation, and the outcome communicated with reasons to every candidate, including those not selected. </w:t>
       </w:r>
       <w:r>
         <w:rPr>
@@ -12268,7 +13502,7 @@
           <w:color w:val="5A5A5A"/>
           <w:sz w:val="16"/>
         </w:rPr>
-        <w:t>≈ 3,621 characters (assumed form limit 6,000 — within limit)</w:t>
+        <w:t>≈ 3,703 characters (assumed form limit 6,000 — within limit)</w:t>
       </w:r>
     </w:p>
     <w:tbl>
@@ -12332,7 +13566,7 @@
           <w:b w:val="0"/>
           <w:i w:val="0"/>
         </w:rPr>
-        <w:t xml:space="preserve"> Held in the LAG territory, with two people from each of the three sending organisations — one of them a young person — plus one staff member from the coordinating organisation, seven people in total. That staff member has two concrete tasks: contributing to the on-site verification of the logistical and safety arrangements, and finalising the mobility programme with the partners while everyone is in the same room. The visit as a whole verifies the venue and its safety in person, settles the division of the thematic days, meets the host community, and lets a young person from each group see where they will be coming. It is requested and justified on three grounds: all twenty participants are minors, two of the four partners are new to us, and a venue’s suitability cannot be assessed from photographs.</w:t>
+        <w:t xml:space="preserve"> Held in the LAG territory, with two people from each of the two sending organisations — one of them a young person — plus one staff member from the coordinating organisation, five people in total. That staff member has two concrete tasks: contributing to the on-site verification of the logistical and safety arrangements, and finalising the mobility programme with the partners while everyone is in the same room. The visit as a whole verifies the venue and its safety in person, settles the division of the thematic days, meets the host community, and lets a young person from each group see where they will be coming. It is requested and justified on three grounds: all twenty participants are minors, both sending partners are new working relationships for us, and a venue’s suitability cannot be assessed from photographs.</w:t>
       </w:r>
     </w:p>
     <w:p>
@@ -12351,7 +13585,7 @@
           <w:b w:val="0"/>
           <w:i w:val="0"/>
         </w:rPr>
-        <w:t xml:space="preserve"> Booked centrally by the coordinator for all four flows, so that no sending organisation carries a cash-flow burden and so that green options are compared on the same basis. Distances are confirmed with the European Commission distance calculator once departure cities are known. Domestic transport from participants’ homes to the point of departure is organised and paid by the project.</w:t>
+        <w:t xml:space="preserve"> Booked centrally by the coordinator for all three flows, so that no sending organisation carries a cash-flow burden and so that green options are compared on the same basis. Distances are confirmed with the European Commission distance calculator once departure cities are known. Domestic transport from participants’ homes to the point of departure is organised and paid by the project — which for the Greek group includes the inter-island ferry legs before the group is even assembled, and is the reason the Greek flow is planned with two accompanying adults and four eligible travel days.</w:t>
       </w:r>
     </w:p>
     <w:p>
@@ -12390,6 +13624,25 @@
           <w:i w:val="0"/>
         </w:rPr>
         <w:t xml:space="preserve"> Health, accident and civil liability for all 26 people for the whole travel period, contracted centrally by the coordinator and verified before departure, rather than left to each partner to arrange.</w:t>
+      </w:r>
+    </w:p>
+    <w:p>
+      <w:pPr>
+        <w:jc w:val="both"/>
+      </w:pPr>
+      <w:r>
+        <w:rPr>
+          <w:b/>
+          <w:i w:val="0"/>
+        </w:rPr>
+        <w:t>Greece — no visa, but a long journey.</w:t>
+      </w:r>
+      <w:r>
+        <w:rPr>
+          <w:b w:val="0"/>
+          <w:i w:val="0"/>
+        </w:rPr>
+        <w:t xml:space="preserve"> Greek participants need no visa for Romania. What the Greek flow needs is planning: a ferry from the participant’s island to Piraeus, then an overland leg north, with at least one transfer where a group of six fourteen-year-olds could be split. Timings are fixed with KEA during the preparatory visit, the whole route is written down and given to parents, a headcount is taken at every boarding, and the two accompanying adults are on the same tickets as the group throughout.</w:t>
       </w:r>
     </w:p>
     <w:p>
@@ -12460,7 +13713,7 @@
           <w:color w:val="5A5A5A"/>
           <w:sz w:val="16"/>
         </w:rPr>
-        <w:t>≈ 4,528 characters (assumed form limit 6,000 — within limit)</w:t>
+        <w:t>≈ 5,265 characters (assumed form limit 6,000 — within limit)</w:t>
       </w:r>
     </w:p>
     <w:p>
@@ -12525,7 +13778,7 @@
           <w:b w:val="0"/>
           <w:i w:val="0"/>
         </w:rPr>
-        <w:t>The partnership is built around one shared structural condition, not around geographical variety. All four territories are peripheral, and each has its own linguistic bubble — Hungarian in part of our territory, Corsican in Corsica, Sardinian in inner Sardinia, neighbourhood and community networks in the İstanbul periphery — and content circulating in those languages and networks is not covered by national fact-checkers, who work in the majority language on subjects of national interest. Each partner has the same problem in a different form, and each brings a distinct competence to it. That is why the project cannot be delivered by one organisation, and why swapping a partner for a more convenient one elsewhere would weaken it rather than simplify it.</w:t>
+        <w:t>The partnership is built around one shared structural condition, not around geographical variety. All three territories are peripheral in different ways, information reaches young people there through channels no national fact-checker covers, and in all three the use of digital tools has outrun the competence to judge them — measurably so, in the two EU countries that sit at the bottom of the youth digital-skills rankings. Each partner has the same problem in a different form, and each brings a competence the others do not have. That is why the project cannot be delivered by one organisation, and why swapping a partner for a more convenient one elsewhere would weaken it rather than simplify it.</w:t>
       </w:r>
     </w:p>
     <w:p>
@@ -12556,14 +13809,28 @@
           <w:b/>
           <w:i w:val="0"/>
         </w:rPr>
-        <w:t>YOBBA</w:t>
+        <w:t>Genç Gönüllüler Derneği</w:t>
       </w:r>
       <w:r>
         <w:rPr>
           <w:b w:val="0"/>
           <w:i w:val="0"/>
         </w:rPr>
-        <w:t xml:space="preserve"> (Türkiye — sending) is the only partner with declared and demonstrated core expertise in digital media, a volunteer community of over 150 young people a year, and six KA152 youth exchanges as a partner between 2022 and 2024. It teaches production; it does not teach verification — which is exactly the complementarity this project needs. It leads the media production module (D6.1, D6.2), the AI-content session (D3.1) and the ethics-of-AI session (D3.4), provides pre-departure digital preparation, and designates one of the two facilitators. It delivers the production module and technical guide (M4), recruitment and preparation of the Turkish group (M2–M4), the local initiative in Küçükçekmece (by M12) and dissemination through its platforms (M5–M17).</w:t>
+        <w:t xml:space="preserve"> (Türkiye — sending) was chosen for one competence and one reach. The competence is technical: among the professionals who work with GGD voluntarily is a social media, cyber-security and artificial intelligence specialist, and the organisation has already convened a hundred educators and digital-media experts to work out what children need from digital content, publishing the result as a guide. It knows how digital content for young people is made; it does not teach how to verify it — which is exactly the complementarity this project needs. The reach is into both halves of Turkish peripherality: a volunteer network it trains every year in the İstanbul periphery, and a rural youth programme supported by the Turkish Ministry of Interior. It leads the media production module (D6.1, D6.2), the AI-content session (D3.1) and the ethics-of-AI session (D3.4), provides pre-departure digital preparation, and </w:t>
+      </w:r>
+      <w:r>
+        <w:rPr>
+          <w:b/>
+          <w:i w:val="0"/>
+        </w:rPr>
+        <w:t>designates one of the two facilitators</w:t>
+      </w:r>
+      <w:r>
+        <w:rPr>
+          <w:b w:val="0"/>
+          <w:i w:val="0"/>
+        </w:rPr>
+        <w:t>. It delivers the production module and technical guide (M4), its own local needs note (M2), recruitment and preparation of the Turkish group (M2–M4), the local initiative in Türkiye (by M12) and dissemination through its channels (M5–M17).</w:t>
       </w:r>
     </w:p>
     <w:p>
@@ -12575,14 +13842,14 @@
           <w:b/>
           <w:i w:val="0"/>
         </w:rPr>
-        <w:t>[Corsica partner]</w:t>
+        <w:t>KEA IM Syrou</w:t>
       </w:r>
       <w:r>
         <w:rPr>
           <w:b w:val="0"/>
           <w:i w:val="0"/>
         </w:rPr>
-        <w:t xml:space="preserve"> (France — sending) is sought for direct current work with young people aged 14–17 in inland or rural communes of the island, in a community where the Corsican language is in daily use and the local media ecosystem is small. It would lead the Day 2 strand on how disinformation circulates in minority-language communities, contribute to Day 5 and observe one mixed team on Day 4, and deliver its own local needs note with consultation data (M2), five to eight documented local cases (M4), recruitment and preparation of the French group, the local initiative in Corsica (by M13) and the French translation of the toolkit. [TO CONFIRM]</w:t>
+        <w:t xml:space="preserve"> (Greece — sending) was chosen for reach and for method. The reach is into real island isolation: KEA carries EU and Greek State programmes out to 36 inhabited islands of the Cyclades and the Dodecanese, which means it can recruit young people from small islands that no national programme touches, and host a local initiative there afterwards. The method is social work rather than media work: the Day 5 dialogue, in which participants sit down with residents and municipal representatives to find out what false information circulates in a place and who it hurts, is a facilitated community exercise before it is a verification one, and KEA staffs it with a social worker and a career counsellor who do this professionally. Its current ESF+ child-poverty action plan in Naxos and Kea runs on exactly this kind of networking with municipal services, which is also why it designs the template the four local initiatives are built on. It leads the preparation and method of Day 5, the local initiative methodology (D6.3) and the Day 2 strand on how information circulates in small island communities. It delivers its own local needs note — already produced for the South Aegean — six to eight documented local cases (M4), the local initiative model and its evaluation grid (M5), recruitment and preparation of the Greek group, the local initiative in the South Aegean (by M13) and the Greek translation of the toolkit.</w:t>
       </w:r>
     </w:p>
     <w:p>
@@ -12594,14 +13861,14 @@
           <w:b/>
           <w:i w:val="0"/>
         </w:rPr>
-        <w:t>[Sardinia partner]</w:t>
+        <w:t>On the risk of a partner new to this Action.</w:t>
       </w:r>
       <w:r>
         <w:rPr>
           <w:b w:val="0"/>
           <w:i w:val="0"/>
         </w:rPr>
-        <w:t xml:space="preserve"> (Italy — sending) is sought for work with young people aged 14–17 in small depopulating localities of inner Sardinia and for experience of dialogue with local institutions. It would lead the preparation and method of Day 5 and the methodology of the local initiatives (D6.3) and observe one mixed team on Day 4, and deliver its own local needs note with consultation data (M2), five to eight documented local cases (M4), the local initiative model and its evaluation grid (M5), recruitment and preparation of the Italian group, the local initiative in Sardinia (by M13) and the Italian translation of the toolkit. [TO CONFIRM]</w:t>
+        <w:t xml:space="preserve"> KEA has not run a KA152 exchange before, and we say so plainly. Two things reduce the risk. It has coordinated Erasmus+ projects of its own (I.D.E.A., 2019-1-EL01-KA204-063049) and managed budgets an order of magnitude larger than this one under ESF+ and Interreg. And it has already been a partner in an Erasmus+ project coordinated from Romania and contracted by this same National Agency — Meta Skills, 2021-1-RO01-KA220-ADU-000028211 — so the administrative conventions of RO01 are not new to it either.</w:t>
       </w:r>
     </w:p>
     <w:p>
@@ -12613,7 +13880,7 @@
           <w:b w:val="0"/>
           <w:i w:val="0"/>
         </w:rPr>
-        <w:t>We deliberately avoid the formulation that all partners contribute to all activities. Each partner leads named sessions and delivers named products by named dates, and the partnership agreement is what makes that enforceable.</w:t>
+        <w:t>We deliberately avoid the formulation that all partners contribute to all activities. Each partner leads named sessions and delivers named products by named dates, and the partnership agreement is what makes that enforceable. Three organisations is also a deliberate size: with two sending partners the coordinator can hold a real working relationship with each, and every partner leads something visible rather than being carried.</w:t>
       </w:r>
     </w:p>
     <w:p>
@@ -12627,7 +13894,7 @@
           <w:color w:val="5A5A5A"/>
           <w:sz w:val="16"/>
         </w:rPr>
-        <w:t>≈ 3,874 characters (assumed form limit 6,000 — within limit)</w:t>
+        <w:t>≈ 5,157 characters (assumed form limit 6,000 — within limit)</w:t>
       </w:r>
     </w:p>
     <w:tbl>
@@ -12844,7 +14111,7 @@
           <w:b w:val="0"/>
           <w:i w:val="0"/>
         </w:rPr>
-        <w:t>Because the four organisations are of genuinely different kinds — a rural Local Action Group, a media-focused youth association in a metropolitan periphery, and two island organisations — monitoring uses one common backbone with partner-specific expectations: the same reporting template and the same dates for everyone, but the content of what each is asked for follows the role they actually hold. Quality is monitored as well as delivery: the Learning Programme Coordinator reviews the local cases each partner submits in month 4 against a common standard, because those cases are the working material of the whole mobility and a weak set from one country would quietly degrade Day 2 for everyone.</w:t>
+        <w:t>Because the three organisations are of genuinely different kinds — a rural Local Action Group in the Carpathians, a multidisciplinary youth association in a metropolitan periphery, and an island development centre serving 36 islands — monitoring uses one common backbone with partner-specific expectations: the same reporting template and the same dates for everyone, but the content of what each is asked for follows the role they actually hold. Quality is monitored as well as delivery: the Learning Programme Coordinator reviews the local cases each partner submits in month 4 against a common standard, because those cases are the working material of the whole mobility and a weak set from one country would quietly degrade Day 2 for everyone.</w:t>
       </w:r>
     </w:p>
     <w:p>
@@ -12858,7 +14125,7 @@
           <w:color w:val="5A5A5A"/>
           <w:sz w:val="16"/>
         </w:rPr>
-        <w:t>≈ 1,285 characters (assumed form limit 3,000 — within limit)</w:t>
+        <w:t>≈ 1,332 characters (assumed form limit 3,000 — within limit)</w:t>
       </w:r>
     </w:p>
     <w:tbl>
@@ -12915,7 +14182,7 @@
           <w:b/>
           <w:i w:val="0"/>
         </w:rPr>
-        <w:t>Youth organisations and youth structures in the four territories</w:t>
+        <w:t>Youth organisations and youth structures in the three territories</w:t>
       </w:r>
       <w:r>
         <w:rPr>
@@ -13013,14 +14280,14 @@
           <w:b/>
           <w:i w:val="0"/>
         </w:rPr>
-        <w:t>National fact-checking and verification resources in the four countries</w:t>
+        <w:t>National fact-checking and verification resources in the three countries</w:t>
       </w:r>
       <w:r>
         <w:rPr>
           <w:b w:val="0"/>
           <w:i w:val="0"/>
         </w:rPr>
-        <w:t xml:space="preserve"> are used as reference material in the Day 3 tool laboratory, one per partner country, so that participants leave with a resource usable at home in their own language [TO CONFIRM: the final list, checked for being free of charge and appropriate for minors]. And </w:t>
+        <w:t xml:space="preserve"> — Romanian, Turkish and Greek — are used as reference material in the Day 3 tool laboratory, one per partner country, so that participants leave with a resource usable at home in their own language [TO CONFIRM: the final list, checked for being free of charge and appropriate for minors]. And </w:t>
       </w:r>
       <w:r>
         <w:rPr>
@@ -13048,7 +14315,7 @@
           <w:color w:val="5A5A5A"/>
           <w:sz w:val="16"/>
         </w:rPr>
-        <w:t>≈ 1,813 characters (assumed form limit 4,000 — within limit)</w:t>
+        <w:t>≈ 1,847 characters (assumed form limit 4,000 — within limit)</w:t>
       </w:r>
     </w:p>
     <w:p>
@@ -14652,7 +15919,7 @@
           <w:b w:val="0"/>
           <w:i w:val="0"/>
         </w:rPr>
-        <w:t xml:space="preserve"> The coordinator integrates the toolkit into the youth animation work it already runs across its 14 partner municipalities and into the community events it holds every year. YOBBA takes it into a volunteer programme of more than 150 young people annually. The two island partners integrate it into their own youth work. Each organisation names, in the partnership agreement, the person who owns it afterwards — a named person, not a department.</w:t>
+        <w:t xml:space="preserve"> The coordinator integrates the toolkit into the youth animation work it already runs across its 14 partner municipalities and into the community events it holds every year. GGD takes it into the volunteer network it trains annually and into its rural youth programme. KEA takes it into its creative activity centre for children and young people and out to the 36 islands it serves. Each organisation names, in the partnership agreement, the person who owns it afterwards — a named person, not a department.</w:t>
       </w:r>
     </w:p>
     <w:p>
@@ -14709,7 +15976,7 @@
           <w:b w:val="0"/>
           <w:i w:val="0"/>
         </w:rPr>
-        <w:t xml:space="preserve"> In month 17 the four organisations formally assess whether to continue, and with what: a second exchange hosted by another partner, or a youth participation project on dialogue with local decision-makers. The decision is minuted either way, including if it is not to continue.</w:t>
+        <w:t xml:space="preserve"> In month 17 the three organisations formally assess whether to continue, and with what: a second exchange hosted by another partner, or a youth participation project on dialogue with local decision-makers. The decision is minuted either way, including if it is not to continue.</w:t>
       </w:r>
     </w:p>
     <w:p>
@@ -14723,7 +15990,7 @@
           <w:color w:val="5A5A5A"/>
           <w:sz w:val="16"/>
         </w:rPr>
-        <w:t>≈ 2,027 characters (assumed form limit 5,000 — within limit)</w:t>
+        <w:t>≈ 2,091 characters (assumed form limit 5,000 — within limit)</w:t>
       </w:r>
     </w:p>
     <w:tbl>
@@ -14808,7 +16075,7 @@
           <w:b w:val="0"/>
           <w:i w:val="0"/>
         </w:rPr>
-        <w:t xml:space="preserve"> publication on the Erasmus+ Project Results Platform, dissemination through YOBBA’s platforms, and dissemination through the LEADER and ELARD networks, where the coordinator already has transnational cooperation experience; target, at least four organisations outside the partnership confirming in writing that they use the toolkit. </w:t>
+        <w:t xml:space="preserve"> publication on the Erasmus+ Project Results Platform, dissemination through GGD’s and KEA’s own channels — KEA alone reaches more than 80 regional media outlets, a website with over 12,000 monthly visitors and a newsletter of 800 recipients — and dissemination through the LEADER and ELARD networks, where the coordinator already has transnational cooperation experience; target, at least four organisations outside the partnership confirming in writing that they use the toolkit. </w:t>
       </w:r>
       <w:r>
         <w:rPr>
@@ -14850,7 +16117,7 @@
           <w:color w:val="5A5A5A"/>
           <w:sz w:val="16"/>
         </w:rPr>
-        <w:t>≈ 1,341 characters (assumed form limit 4,000 — within limit)</w:t>
+        <w:t>≈ 1,489 characters (assumed form limit 4,000 — within limit)</w:t>
       </w:r>
     </w:p>
     <w:p>
@@ -15029,7 +16296,7 @@
                 <w:i w:val="0"/>
                 <w:sz w:val="17"/>
               </w:rPr>
-              <w:t>Young people in the four communities</w:t>
+              <w:t>Young people in the three communities</w:t>
             </w:r>
           </w:p>
         </w:tc>
@@ -15282,7 +16549,7 @@
                 <w:i w:val="0"/>
                 <w:sz w:val="17"/>
               </w:rPr>
-              <w:t>Erasmus+ Project Results Platform; the partners’ networks; YOBBA’s platforms; LEADER and ELARD</w:t>
+              <w:t>Erasmus+ Project Results Platform; the partners’ networks; KEA’s regional media network, website and newsletter; GGD’s volunteer network; LEADER and ELARD</w:t>
             </w:r>
           </w:p>
         </w:tc>
@@ -15458,7 +16725,7 @@
           <w:color w:val="5A5A5A"/>
           <w:sz w:val="16"/>
         </w:rPr>
-        <w:t>≈ 2,467 characters (assumed form limit 5,000 — within limit)</w:t>
+        <w:t>≈ 2,528 characters (assumed form limit 5,000 — within limit)</w:t>
       </w:r>
     </w:p>
     <w:tbl>
@@ -15895,7 +17162,7 @@
                 <w:i w:val="0"/>
                 <w:sz w:val="17"/>
               </w:rPr>
-              <w:t>YOBBA expected; the two island partners outstanding</w:t>
+              <w:t>GGD and KEA — to be collected</w:t>
             </w:r>
           </w:p>
         </w:tc>
@@ -16228,7 +17495,7 @@
           <w:b w:val="0"/>
           <w:i w:val="0"/>
         </w:rPr>
-        <w:t>It fulfils the eligibility criteria listed in the Programme Guide — 20 participants aged 14–17, four groups from four countries, 5 per group, one group leader per group, two facilitators, seven activity days excluding travel, activity in the country of the applicant and of the National Agency.</w:t>
+        <w:t>It fulfils the eligibility criteria listed in the Programme Guide — 20 participants aged 14–17, three groups from three countries (7 + 7 + 6), four group leaders, two facilitators, seven activity days excluding travel, activity in the country of the applicant and of the National Agency.</w:t>
       </w:r>
     </w:p>
     <w:p>

--- a/VERIFAI_KA152_Form_Content_EN.docx
+++ b/VERIFAI_KA152_Form_Content_EN.docx
@@ -2900,7 +2900,7 @@
                 <w:color w:val="003D82"/>
                 <w:sz w:val="20"/>
               </w:rPr>
-              <w:t>What are the activities and experience of the organisation in youth work?</w:t>
+              <w:t>Please briefly present your organisation/the group</w:t>
             </w:r>
           </w:p>
         </w:tc>
@@ -2920,7 +2920,7 @@
           <w:b w:val="0"/>
           <w:i w:val="0"/>
         </w:rPr>
-        <w:t>LAG Napoca Porolissum is a public-private partnership founded in 2011 under the LEADER programme, with 43 partners: 14 municipalities, one university and 28 private-sector members. It employs 13 people and works across a rural mountain territory of 14 localities in the Apuseni Mountains, Cluj County. Its mandate is local development through a bottom-up approach, and youth work has become a permanent strand of that mandate rather than an occasional add-on.</w:t>
+        <w:t>We are Asociația Grupul de Acțiune Locală Napoca Porolissum — a non-governmental, non-profit association registered in Romania under Government Ordinance 26/2000, with its office in Gilău, Cluj County, in the Apuseni Mountains.</w:t>
       </w:r>
     </w:p>
     <w:p>
@@ -2929,80 +2929,17 @@
       </w:pPr>
       <w:r>
         <w:rPr>
+          <w:b/>
+          <w:i w:val="0"/>
+        </w:rPr>
+        <w:t>WHAT WE ARE.</w:t>
+      </w:r>
+      <w:r>
+        <w:rPr>
           <w:b w:val="0"/>
           <w:i w:val="0"/>
         </w:rPr>
-        <w:t xml:space="preserve">In the youth field specifically, the organisation was the coordinator of the Erasmus+ project </w:t>
-      </w:r>
-      <w:r>
-        <w:rPr>
-          <w:b w:val="0"/>
-          <w:i/>
-        </w:rPr>
-        <w:t>Rural Youth Parliament — tool for youth involvement in local communities</w:t>
-      </w:r>
-      <w:r>
-        <w:rPr>
-          <w:b w:val="0"/>
-          <w:i w:val="0"/>
-        </w:rPr>
-        <w:t xml:space="preserve"> (2021-1-RO01-KA220-YOU-000029265), which created and ran youth parliament simulations across rural communities, and it coordinates the Rural Youth Parliament that came out of it. It is currently implementing </w:t>
-      </w:r>
-      <w:r>
-        <w:rPr>
-          <w:b w:val="0"/>
-          <w:i/>
-        </w:rPr>
-        <w:t>CONNECT-R — Connecting rural youth with the EU</w:t>
-      </w:r>
-      <w:r>
-        <w:rPr>
-          <w:b w:val="0"/>
-          <w:i w:val="0"/>
-        </w:rPr>
-        <w:t xml:space="preserve"> under KA154-YOU (2025 ID KA154-YOU-62F63343), and has been a partner in </w:t>
-      </w:r>
-      <w:r>
-        <w:rPr>
-          <w:b w:val="0"/>
-          <w:i/>
-        </w:rPr>
-        <w:t>YouProClima</w:t>
-      </w:r>
-      <w:r>
-        <w:rPr>
-          <w:b w:val="0"/>
-          <w:i w:val="0"/>
-        </w:rPr>
-        <w:t xml:space="preserve"> (2023-1-IT03-KA220-YOU-000155348), </w:t>
-      </w:r>
-      <w:r>
-        <w:rPr>
-          <w:b w:val="0"/>
-          <w:i/>
-        </w:rPr>
-        <w:t>ALL4JOBS</w:t>
-      </w:r>
-      <w:r>
-        <w:rPr>
-          <w:b w:val="0"/>
-          <w:i w:val="0"/>
-        </w:rPr>
-        <w:t xml:space="preserve"> (KA220-YOU-70101DB1) and </w:t>
-      </w:r>
-      <w:r>
-        <w:rPr>
-          <w:b w:val="0"/>
-          <w:i/>
-        </w:rPr>
-        <w:t>SMART+CULTURE</w:t>
-      </w:r>
-      <w:r>
-        <w:rPr>
-          <w:b w:val="0"/>
-          <w:i w:val="0"/>
-        </w:rPr>
-        <w:t xml:space="preserve"> (KA210-YOU-C68333FA).</w:t>
+        <w:t xml:space="preserve"> We were founded in 2011 as a Local Action Group under the LEADER programme, and we are a public-private partnership rather than a single organisation. We have 43 members, listed and signed in the attendance record of our General Assembly of 17 October 2023: 14 local authorities — the communes of Aghireșu, Beliș, Călățele, Căpușu Mare, Gilău, Huedin, Izvorul Crișului, Măguri-Răcătău, Mănăstireni, Mărgău, Mărișel, Rîșca, Săcuieu and Sâncraiu — one university, and 28 private companies, NGOs and authorised individuals, including the professional social workers’ association PROSOCIAL. We employ 13 people.</w:t>
       </w:r>
     </w:p>
     <w:p>
@@ -3011,38 +2948,17 @@
       </w:pPr>
       <w:r>
         <w:rPr>
+          <w:b/>
+          <w:i w:val="0"/>
+        </w:rPr>
+        <w:t>WHERE WE WORK.</w:t>
+      </w:r>
+      <w:r>
+        <w:rPr>
           <w:b w:val="0"/>
           <w:i w:val="0"/>
         </w:rPr>
-        <w:t xml:space="preserve">Most significantly for the capacity this application asks you to trust, the organisation is the </w:t>
-      </w:r>
-      <w:r>
-        <w:rPr>
-          <w:b/>
-          <w:i w:val="0"/>
-        </w:rPr>
-        <w:t>coordinator of EMPOWER+ — //Empowering Rural Youth: Establishing and Strengthening the Rural Youth Parliament in Sub-Saharan Africa//</w:t>
-      </w:r>
-      <w:r>
-        <w:rPr>
-          <w:b w:val="0"/>
-          <w:i w:val="0"/>
-        </w:rPr>
-        <w:t xml:space="preserve"> (proposal 101243075), under the centralised Erasmus+ Youth action </w:t>
-      </w:r>
-      <w:r>
-        <w:rPr>
-          <w:b w:val="0"/>
-          <w:i/>
-        </w:rPr>
-        <w:t>Capacity Building in the field of Youth</w:t>
-      </w:r>
-      <w:r>
-        <w:rPr>
-          <w:b w:val="0"/>
-          <w:i w:val="0"/>
-        </w:rPr>
-        <w:t xml:space="preserve"> (ERASMUS-YOUTH-2025-CB-SSA). It leads a consortium of nine organisations — four European and five African, in Romania, Greece, Italy, Nigeria, Botswana, Madagascar and Mauritius — on youth participation in democratic processes and non-formal learning with rural young people. Three things carry directly into VERIFAI: the organisation has demonstrated it can coordinate a multi-country youth partnership and its reporting, not only take part in one; EMPOWER+ is built on its own needs analysis, a survey of 80 young people across seven countries carried out in February 2025, which is the same working method VERIFAI uses; and it extends the Rural Youth Parliament from our own territory into an international setting, which is precisely the step from local youth work to European youth work that this exchange asks the twenty participants to take.</w:t>
+        <w:t xml:space="preserve"> Our territory is those 14 localities: a rural mountain area where young people live 40 to 80 kilometres from the nearest city, where the offer of youth activities is thin, and where community life runs in two languages, Romanian and Hungarian. Everything we do happens there, with the people who live there.</w:t>
       </w:r>
     </w:p>
     <w:p>
@@ -3051,52 +2967,17 @@
       </w:pPr>
       <w:r>
         <w:rPr>
+          <w:b/>
+          <w:i w:val="0"/>
+        </w:rPr>
+        <w:t>HOW WE WORK.</w:t>
+      </w:r>
+      <w:r>
+        <w:rPr>
           <w:b w:val="0"/>
           <w:i w:val="0"/>
         </w:rPr>
-        <w:t xml:space="preserve">Beyond the Programme, the organisation runs the cultural and educational infrastructure that young people in this territory actually have. </w:t>
-      </w:r>
-      <w:r>
-        <w:rPr>
-          <w:b w:val="0"/>
-          <w:i/>
-        </w:rPr>
-        <w:t>Ruraliada — Culture in the Mountains</w:t>
-      </w:r>
-      <w:r>
-        <w:rPr>
-          <w:b w:val="0"/>
-          <w:i w:val="0"/>
-        </w:rPr>
-        <w:t xml:space="preserve">, funded through the National Recovery and Resilience Plan and implemented in 2024, was a three-day festival of visual, digital and performing arts in Beliș commune — painting, ceramics and multimedia workshops, improvisational theatre, encounters with artists — designed to motivate rural young people and to push local authorities to widen what they offer. </w:t>
-      </w:r>
-      <w:r>
-        <w:rPr>
-          <w:b w:val="0"/>
-          <w:i/>
-        </w:rPr>
-        <w:t>The School — children’s painting</w:t>
-      </w:r>
-      <w:r>
-        <w:rPr>
-          <w:b w:val="0"/>
-          <w:i w:val="0"/>
-        </w:rPr>
-        <w:t xml:space="preserve"> brought professional artists into village schools across the county. The organisation runs Christmas markets in Mărișel and Beliș, an annual Diversity Day, and educational camps in Romania and abroad for children from socially disadvantaged communities. Through its Social Inclusion Centre and the </w:t>
-      </w:r>
-      <w:r>
-        <w:rPr>
-          <w:b w:val="0"/>
-          <w:i/>
-        </w:rPr>
-        <w:t>UNIC — Porolissum</w:t>
-      </w:r>
-      <w:r>
-        <w:rPr>
-          <w:b w:val="0"/>
-          <w:i w:val="0"/>
-        </w:rPr>
-        <w:t xml:space="preserve"> project it works directly with vulnerable families in the territory, which is how it reaches young people that a call published online would never touch.</w:t>
+        <w:t xml:space="preserve"> LEADER gives us a method we apply to everything, not only to agriculture: bottom-up. We ask the community what it needs, we design with the people affected, and we measure what changed. We have built and implemented two Local Development Strategies this way. It is also how this project began — with a survey of 153 young people in our own territory, not with a wish to run a mobility.</w:t>
       </w:r>
     </w:p>
     <w:p>
@@ -3105,10 +2986,74 @@
       </w:pPr>
       <w:r>
         <w:rPr>
+          <w:b/>
+          <w:i w:val="0"/>
+        </w:rPr>
+        <w:t>OUR YOUTH DEPARTMENT.</w:t>
+      </w:r>
+      <w:r>
+        <w:rPr>
           <w:b w:val="0"/>
           <w:i w:val="0"/>
         </w:rPr>
-        <w:t>And, crucially for this application, the organisation carried out the needs analysis on which VERIFAI is built: a bilingual Romanian/Hungarian survey of 153 young people from 12 of the 14 localities of the territory, of whom 96 are aged 14–17 — the exact target group of this project.</w:t>
+        <w:t xml:space="preserve"> On 17 October 2023 our General Assembly decided, unanimously, to establish a Youth Department inside the association, and appointed Ovidiu-Claudiu-Ionel Iancu as its Coordinator. That decision matters more than it may look. It means youth work here is not a side activity that depends on whichever project is running: it is a standing department, with a named coordinator, a budget line and a mandate from the members — including the 14 mayors who voted for it. Since then the department has run the Rural Youth Parliament, youth consultations across the territory, and the youth strand of our European projects.</w:t>
+      </w:r>
+    </w:p>
+    <w:p>
+      <w:pPr>
+        <w:jc w:val="both"/>
+      </w:pPr>
+      <w:r>
+        <w:rPr>
+          <w:b/>
+          <w:i w:val="0"/>
+        </w:rPr>
+        <w:t>WHAT WE DO BESIDES PROJECTS.</w:t>
+      </w:r>
+      <w:r>
+        <w:rPr>
+          <w:b w:val="0"/>
+          <w:i w:val="0"/>
+        </w:rPr>
+        <w:t xml:space="preserve"> Through our Social Inclusion Centre and the UNIC — Porolissum project we work directly with vulnerable families, which is how we reach young people that an online call never touches. We run Ruraliada, a three-day festival of visual, digital and performing arts in Beliș commune funded by the National Recovery and Resilience Plan; The School — children’s painting, which brings professional artists into village schools; Christmas markets in Mărișel and Beliș; an annual Diversity Day; and educational camps in Romania and abroad for children from disadvantaged communities.</w:t>
+      </w:r>
+    </w:p>
+    <w:p>
+      <w:pPr>
+        <w:jc w:val="both"/>
+      </w:pPr>
+      <w:r>
+        <w:rPr>
+          <w:b/>
+          <w:i w:val="0"/>
+        </w:rPr>
+        <w:t>OUR EUROPEAN EXPERIENCE.</w:t>
+      </w:r>
+      <w:r>
+        <w:rPr>
+          <w:b w:val="0"/>
+          <w:i w:val="0"/>
+        </w:rPr>
+        <w:t xml:space="preserve"> We are the coordinator of EMPOWER+ — Empowering Rural Youth: Establishing and Strengthening the Rural Youth Parliament in Sub-Saharan Africa (proposal 101243075), under the centralised Erasmus+ Youth action Capacity Building in the field of Youth, where we lead nine organisations across seven countries. We coordinated the Erasmus+ project Rural Youth Parliament — tool for youth involvement in local communities (2021-1-RO01-KA220-YOU-000029265). We are implementing CONNECT-R — Connecting rural youth with the EU (KA154-YOU, 2025 ID KA154-YOU-62F63343). We have been a partner in YouProClima (2023-1-IT03-KA220-YOU-000155348), ALL4JOBS (KA220-YOU-70101DB1) and SMART+CULTURE (KA210-YOU-C68333FA).</w:t>
+      </w:r>
+    </w:p>
+    <w:p>
+      <w:pPr>
+        <w:jc w:val="both"/>
+      </w:pPr>
+      <w:r>
+        <w:rPr>
+          <w:b/>
+          <w:i w:val="0"/>
+        </w:rPr>
+        <w:t>WHY THIS ACTION, AND WHY NOW.</w:t>
+      </w:r>
+      <w:r>
+        <w:rPr>
+          <w:b w:val="0"/>
+          <w:i w:val="0"/>
+        </w:rPr>
+        <w:t xml:space="preserve"> We have run youth projects as coordinator and as partner, but we have never hosted a youth exchange. That is the deliberate next step: hosting means owning the learning programme, the venue, the safety of twenty minors and the relationship with the host community. We have the territory, the venue network, the 14 municipalities, the Social Inclusion Centre, an in-house youth worker and trainer, and a Youth Department created for exactly this. What we do not yet have is KA152 experience — which is why we are doing it with partners who complement us, and why we have written the learning programme, the safeguarding arrangements and the three measurement instruments before asking for the money.</w:t>
       </w:r>
     </w:p>
     <w:p>
@@ -3122,7 +3067,285 @@
           <w:color w:val="5A5A5A"/>
           <w:sz w:val="16"/>
         </w:rPr>
-        <w:t>≈ 3,574 characters (assumed form limit 5,000 — within limit)</w:t>
+        <w:t>≈ 4,264 characters (assumed form limit 5,000 — within limit)</w:t>
+      </w:r>
+    </w:p>
+    <w:tbl>
+      <w:tblPr>
+        <w:tblW w:type="auto" w:w="0"/>
+        <w:jc w:val="center"/>
+        <w:tblLook w:firstColumn="1" w:firstRow="1" w:lastColumn="0" w:lastRow="0" w:noHBand="0" w:noVBand="1" w:val="04A0"/>
+        <w:tblBorders>
+          <w:top w:val="single" w:sz="4" w:space="0" w:color="C7D6EA"/>
+          <w:left w:val="single" w:sz="4" w:space="0" w:color="C7D6EA"/>
+          <w:bottom w:val="single" w:sz="4" w:space="0" w:color="C7D6EA"/>
+          <w:right w:val="single" w:sz="4" w:space="0" w:color="C7D6EA"/>
+          <w:insideH w:val="single" w:sz="4" w:space="0" w:color="C7D6EA"/>
+          <w:insideV w:val="single" w:sz="4" w:space="0" w:color="C7D6EA"/>
+        </w:tblBorders>
+      </w:tblPr>
+      <w:tblGrid>
+        <w:gridCol w:w="9412"/>
+      </w:tblGrid>
+      <w:tr>
+        <w:tc>
+          <w:tcPr>
+            <w:tcW w:type="dxa" w:w="9412"/>
+            <w:shd w:val="clear" w:color="auto" w:fill="E8EEF7"/>
+          </w:tcPr>
+          <w:p>
+            <w:pPr>
+              <w:spacing w:before="60" w:after="60"/>
+            </w:pPr>
+            <w:r>
+              <w:rPr>
+                <w:b/>
+                <w:i w:val="0"/>
+                <w:color w:val="003D82"/>
+                <w:sz w:val="20"/>
+              </w:rPr>
+              <w:t>What are the activities and experience of the organisation in youth work? Please provide information on your organisation’s / group’s regular youth work activities. Please give information on the key staff/persons involved in this application and on the competences and previous experience that they will bring to the project.</w:t>
+            </w:r>
+          </w:p>
+        </w:tc>
+      </w:tr>
+    </w:tbl>
+    <w:p>
+      <w:pPr>
+        <w:spacing w:after="0"/>
+      </w:pPr>
+    </w:p>
+    <w:p>
+      <w:pPr>
+        <w:jc w:val="both"/>
+      </w:pPr>
+      <w:r>
+        <w:rPr>
+          <w:b w:val="0"/>
+          <w:i w:val="0"/>
+        </w:rPr>
+        <w:t>Youth work here is a standing function with a named owner, not a set of activities that appear when a project is funded. On 17 October 2023 our General Assembly established a Youth Department inside the association and appointed Ovidiu-Claudiu-Ionel Iancu as its Coordinator, by unanimous vote of the members present — including the mayors of the 14 communes of our territory. What follows is what it does.</w:t>
+      </w:r>
+    </w:p>
+    <w:p>
+      <w:pPr>
+        <w:jc w:val="both"/>
+      </w:pPr>
+      <w:r>
+        <w:rPr>
+          <w:b/>
+          <w:i w:val="0"/>
+        </w:rPr>
+        <w:t>WHAT WE RUN REGULARLY</w:t>
+      </w:r>
+    </w:p>
+    <w:p>
+      <w:pPr>
+        <w:jc w:val="both"/>
+      </w:pPr>
+      <w:r>
+        <w:rPr>
+          <w:b/>
+          <w:i w:val="0"/>
+        </w:rPr>
+        <w:t>The Rural Youth Parliament.</w:t>
+      </w:r>
+      <w:r>
+        <w:rPr>
+          <w:b w:val="0"/>
+          <w:i w:val="0"/>
+        </w:rPr>
+        <w:t xml:space="preserve"> We created it through the Erasmus+ project Rural Youth Parliament — tool for youth involvement in local communities (2021-1-RO01-KA220-YOU-000029265), and we have coordinated it ever since. Young people from our communes meet, debate local issues, prepare positions and put them to their own mayors. It is where most of them first discover that an institution will answer them.</w:t>
+      </w:r>
+    </w:p>
+    <w:p>
+      <w:pPr>
+        <w:jc w:val="both"/>
+      </w:pPr>
+      <w:r>
+        <w:rPr>
+          <w:b/>
+          <w:i w:val="0"/>
+        </w:rPr>
+        <w:t>Youth consultations across the territory.</w:t>
+      </w:r>
+      <w:r>
+        <w:rPr>
+          <w:b w:val="0"/>
+          <w:i w:val="0"/>
+        </w:rPr>
+        <w:t xml:space="preserve"> We go to the 14 localities and ask. In spring and summer 2026 a bilingual Romanian/Hungarian survey brought 153 responses from 12 of our 14 communes, 96 from young people aged 14–17. That survey is the evidence base of this application, and it is normal practice for us rather than a one-off.</w:t>
+      </w:r>
+    </w:p>
+    <w:p>
+      <w:pPr>
+        <w:jc w:val="both"/>
+      </w:pPr>
+      <w:r>
+        <w:rPr>
+          <w:b w:val="0"/>
+          <w:i w:val="0"/>
+        </w:rPr>
+        <w:t>Outreach through the Social Inclusion Centre and the UNIC — Porolissum project. Our social work team is in contact with vulnerable families every week. This is how we reach young people who would never see a call published online, and how we will meet the target of at least 12 participants with fewer opportunities.</w:t>
+      </w:r>
+    </w:p>
+    <w:p>
+      <w:pPr>
+        <w:jc w:val="both"/>
+      </w:pPr>
+      <w:r>
+        <w:rPr>
+          <w:b/>
+          <w:i w:val="0"/>
+        </w:rPr>
+        <w:t>Cultural and educational activity with young people.</w:t>
+      </w:r>
+      <w:r>
+        <w:rPr>
+          <w:b w:val="0"/>
+          <w:i w:val="0"/>
+        </w:rPr>
+        <w:t xml:space="preserve"> Ruraliada — Culture in the Mountains, a three-day festival of visual, digital and performing arts in Beliș commune funded by the National Recovery and Resilience Plan, with painting, ceramics and multimedia workshops and encounters with artists. The School — children’s painting, bringing professional artists into village schools. An annual Diversity Day, Christmas markets in Mărișel and Beliș, and educational camps in Romania and abroad for children from disadvantaged communities.</w:t>
+      </w:r>
+    </w:p>
+    <w:p>
+      <w:pPr>
+        <w:jc w:val="both"/>
+      </w:pPr>
+      <w:r>
+        <w:rPr>
+          <w:b/>
+          <w:i w:val="0"/>
+        </w:rPr>
+        <w:t>European youth projects.</w:t>
+      </w:r>
+      <w:r>
+        <w:rPr>
+          <w:b w:val="0"/>
+          <w:i w:val="0"/>
+        </w:rPr>
+        <w:t xml:space="preserve"> We coordinate EMPOWER+ (proposal 101243075, ERASMUS-YOUTH-2025-CB-SSA), leading nine organisations in seven countries on rural youth participation. We are implementing CONNECT-R (KA154-YOU). We have been a partner in YouProClima, ALL4JOBS and SMART+CULTURE.</w:t>
+      </w:r>
+    </w:p>
+    <w:p>
+      <w:pPr>
+        <w:jc w:val="both"/>
+      </w:pPr>
+      <w:r>
+        <w:rPr>
+          <w:b/>
+          <w:i w:val="0"/>
+        </w:rPr>
+        <w:t>THE PEOPLE WHO WILL DO THIS WORK</w:t>
+      </w:r>
+    </w:p>
+    <w:p>
+      <w:pPr>
+        <w:jc w:val="both"/>
+      </w:pPr>
+      <w:r>
+        <w:rPr>
+          <w:b/>
+          <w:i w:val="0"/>
+        </w:rPr>
+        <w:t>Claudiu Iancu</w:t>
+      </w:r>
+      <w:r>
+        <w:rPr>
+          <w:b w:val="0"/>
+          <w:i w:val="0"/>
+        </w:rPr>
+        <w:t xml:space="preserve"> — Coordinator of the Youth Department; in this project, Learning Programme Coordinator and lead facilitator. Youth worker and community facilitator with a qualified Trainer certificate and five Europass mobility certificates. BSc in Economic Engineering in Agriculture, MSc in Rural Development. Around three years inside Local Action Groups on rural development, social inclusion and non-formal education, after a period in adult education training over 1,000 adults as an expert. Involved in more than five Erasmus+ Youth projects; in the past three years he has organised and facilitated over 50 youth events — workshops, consultations, youth meetings and participation activities. Coordinator of the Rural Youth Parliament and youth leader in YouProClima. He owns the learning programme, the three measurement instruments, the facilitation team and the Youthpass process.</w:t>
+      </w:r>
+    </w:p>
+    <w:p>
+      <w:pPr>
+        <w:jc w:val="both"/>
+      </w:pPr>
+      <w:r>
+        <w:rPr>
+          <w:b/>
+          <w:i w:val="0"/>
+        </w:rPr>
+        <w:t>Alina Ioana Baba</w:t>
+      </w:r>
+      <w:r>
+        <w:rPr>
+          <w:b w:val="0"/>
+          <w:i w:val="0"/>
+        </w:rPr>
+        <w:t xml:space="preserve"> — project manager. Two degrees (Legal Sciences; Public Administration), three master’s degrees and a PhD in economics. Manager of the association for over ten years, with a portfolio covering Erasmus+ youth, VET, school and adult education projects and transnational cooperation. She carries coordination, the relationship with the National Agency, the budget, reporting and risk decisions.</w:t>
+      </w:r>
+    </w:p>
+    <w:p>
+      <w:pPr>
+        <w:jc w:val="both"/>
+      </w:pPr>
+      <w:r>
+        <w:rPr>
+          <w:b/>
+          <w:i w:val="0"/>
+        </w:rPr>
+        <w:t>Livia Golovatic</w:t>
+      </w:r>
+      <w:r>
+        <w:rPr>
+          <w:b w:val="0"/>
+          <w:i w:val="0"/>
+        </w:rPr>
+        <w:t xml:space="preserve"> — activity coordinator and Romanian group leader. BA in International Relations and European Studies, currently in a master’s in European Affairs and Programme Management. Assistant manager on the Local Development Strategy, with experience in Erasmus+ Youth and VET projects, non-formal education and youth participation. She runs the four joint online preparation sessions, leads the Romanian group and coordinates the four local initiatives.</w:t>
+      </w:r>
+    </w:p>
+    <w:p>
+      <w:pPr>
+        <w:jc w:val="both"/>
+      </w:pPr>
+      <w:r>
+        <w:rPr>
+          <w:b/>
+          <w:i w:val="0"/>
+        </w:rPr>
+        <w:t>Marilena Georgescu</w:t>
+      </w:r>
+      <w:r>
+        <w:rPr>
+          <w:b w:val="0"/>
+          <w:i w:val="0"/>
+        </w:rPr>
+        <w:t xml:space="preserve"> — inclusion and safeguarding lead. Higher education in Social Assistance and Law, master’s in Project Management, vocational qualifications in train-the-trainer and socio-educational animation. Fourteen years managing social inclusion projects for vulnerable groups; coordinator of social service centres including a day centre for children. She is the designated safeguarding focal point, deliberately outside the facilitation team so a participant can raise a concern about a facilitator, and she leads recruitment through the Social Inclusion Centre.</w:t>
+      </w:r>
+    </w:p>
+    <w:p>
+      <w:pPr>
+        <w:jc w:val="both"/>
+      </w:pPr>
+      <w:r>
+        <w:rPr>
+          <w:b/>
+          <w:i w:val="0"/>
+        </w:rPr>
+        <w:t>Iulia Fătu</w:t>
+      </w:r>
+      <w:r>
+        <w:rPr>
+          <w:b w:val="0"/>
+          <w:i w:val="0"/>
+        </w:rPr>
+        <w:t xml:space="preserve"> — finance and logistics. Two bachelor’s degrees and two master’s degrees, including Audit and Financial Management of European Funds. On European projects since 2014. She handles the budget, procurement, venue and transport contracting, insurance, the venue risk assessment and financial reporting.</w:t>
+      </w:r>
+    </w:p>
+    <w:p>
+      <w:pPr>
+        <w:spacing w:after="200"/>
+      </w:pPr>
+      <w:r>
+        <w:rPr>
+          <w:b w:val="0"/>
+          <w:i/>
+          <w:color w:val="5A5A5A"/>
+          <w:sz w:val="16"/>
+        </w:rPr>
+        <w:t>≈ 4,984 characters (assumed form limit 5,000 — within limit)</w:t>
       </w:r>
     </w:p>
     <w:tbl>

--- a/VERIFAI_KA152_Form_Content_EN.docx
+++ b/VERIFAI_KA152_Form_Content_EN.docx
@@ -530,7 +530,7 @@
           <w:b w:val="0"/>
           <w:i w:val="0"/>
         </w:rPr>
-        <w:t>We want young people who use artificial intelligence every single day to stop taking at face value whatever it hands them. In our own survey of 153 young people in the Napoca Porolissum LAG territory, 96.9% of those aged 14–17 already use AI tools, yet they rate their own digital competence at 3.25 out of 5, and half of them build their picture of the world from social media. Nobody has taught them how to check any of it. VERIFAI turns twenty of them, from three peripheral European communities, into detectives: young people who can identify a source, check a date and a context, compare two independent sources, recognise a reused image and spot the signature of AI-generated content — and who then pass that on to others at home.</w:t>
+        <w:t>We want young people who use artificial intelligence every single day to stop taking at face value whatever it hands them. In our own survey of 153 young people in the Napoca Porolissum territory, 96.9% of those aged 14–17 already use AI tools, yet they rate their own digital competence at 3.25 out of 5, and half of them build their picture of the world from social media. Nobody has taught them how to check any of it. VERIFAI turns twenty of them, from three peripheral European communities, into detectives: young people who can identify a source, check a date and a context, compare two independent sources, recognise a reused image and spot the signature of AI-generated content, and who then pass that on to others at home.</w:t>
       </w:r>
     </w:p>
     <w:p>
@@ -542,90 +542,73 @@
           <w:b w:val="0"/>
           <w:i w:val="0"/>
         </w:rPr>
-        <w:t xml:space="preserve">From a youth work perspective the practice problem is not ignorance. It is untrained confidence. The Flash Eurobarometer “Youth Survey 2024” (EP013EP), carried out by Ipsos for the European Parliament among 25,863 young people aged 16–30 across all 27 Member States, found that more than three quarters of them had met disinformation in the previous seven days, while 70% were confident they could recognise it. Confidence outruns competence — so the method cannot be a lecture. Participants meet the false material and commit to a judgement </w:t>
+        <w:t>From a youth work perspective the problem is not ignorance but untrained confidence. The Flash Eurobarometer “Youth Survey 2024” (EP013EP), carried out by Ipsos for the European Parliament among 25,863 young people aged 16–30 across all 27 Member States, found that more than three quarters of them had met disinformation in the previous seven days, while 70% were confident they could recognise it. Because confidence outruns competence, the method cannot be a lecture. Participants meet the false material and commit to a judgement before the verdict is revealed, and discover for themselves that they were wrong. That controlled moment of being wrong is the core of the non-formal learning approach of this exchange, and it only works in a genuinely international group, where a stereotype is very hard to defend with someone from the targeted community sitting at the same table.</w:t>
       </w:r>
-      <w:r>
-        <w:rPr>
-          <w:b w:val="0"/>
-          <w:i/>
-        </w:rPr>
-        <w:t>before</w:t>
-      </w:r>
+    </w:p>
+    <w:p>
+      <w:pPr>
+        <w:jc w:val="both"/>
+      </w:pPr>
       <w:r>
         <w:rPr>
           <w:b w:val="0"/>
           <w:i w:val="0"/>
         </w:rPr>
-        <w:t xml:space="preserve"> the verdict is revealed, and discover for themselves that they were wrong. That controlled moment of being wrong is the core of the non-formal learning approach of this exchange, and it only works in a genuinely international group, where a stereotype is very hard to defend with someone from the targeted community sitting at the same table.</w:t>
+        <w:t>The project therefore pursues three objectives, referred to throughout this application as O1, O2 and O3 in the order given here.</w:t>
       </w:r>
     </w:p>
     <w:p>
       <w:pPr>
-        <w:jc w:val="both"/>
+        <w:pStyle w:val="ListNumber"/>
+        <w:spacing w:after="40"/>
+        <w:ind w:left="340"/>
       </w:pPr>
       <w:r>
         <w:rPr>
           <w:b w:val="0"/>
           <w:i w:val="0"/>
         </w:rPr>
-        <w:t>The project has three objectives. Each names its target group, its threshold, the instrument that produces the number and the date by which it has to be true.</w:t>
+        <w:t>By the end of the project, at least 16 of the 20 young participants aged 14–17 will improve their mean score on the assessment of online information verification competences by at least 30% compared with the initial assessment.</w:t>
       </w:r>
     </w:p>
     <w:p>
       <w:pPr>
-        <w:jc w:val="both"/>
-      </w:pPr>
-      <w:r>
-        <w:rPr>
-          <w:b/>
-          <w:i w:val="0"/>
-        </w:rPr>
-        <w:t>O1 — Measured competence.</w:t>
-      </w:r>
+        <w:pStyle w:val="ListNumber"/>
+        <w:spacing w:after="40"/>
+        <w:ind w:left="340"/>
+      </w:pPr>
       <w:r>
         <w:rPr>
           <w:b w:val="0"/>
           <w:i w:val="0"/>
         </w:rPr>
-        <w:t xml:space="preserve"> By 30 September 2028, at least 16 of the 20 participants aged 14–17 increase their score on the project’s 15-item, 30-point practical verification test by at least 30% against their own baseline, measured in May 2027 with the equivalent form of the same instrument and the same formula at both ends.</w:t>
+        <w:t>By the end of the project, at least 16 of the 20 participants will correctly demonstrate, in a practical exercise, at least four verification techniques: identifying the source and the author, checking the date and the context, comparing with independent sources, and verifying images or claims.</w:t>
       </w:r>
     </w:p>
     <w:p>
       <w:pPr>
-        <w:jc w:val="both"/>
-      </w:pPr>
-      <w:r>
-        <w:rPr>
-          <w:b/>
-          <w:i w:val="0"/>
-        </w:rPr>
-        <w:t>O2 — Demonstrated competence.</w:t>
-      </w:r>
+        <w:pStyle w:val="ListNumber"/>
+        <w:spacing w:after="40"/>
+        <w:ind w:left="340"/>
+      </w:pPr>
       <w:r>
         <w:rPr>
           <w:b w:val="0"/>
           <w:i w:val="0"/>
         </w:rPr>
-        <w:t xml:space="preserve"> By 15 August 2027, the last day of the youth exchange, at least 16 of the 20 participants demonstrate all four verification techniques — identifying the source and the author; checking the date and the context; comparing at least two independent sources; verifying an image or a claim, including the indicators of AI-generated content — scoring the full 2 points on each, in the structured observation grid applied during session D4.1 by six observers trained and calibrated beforehand.</w:t>
+        <w:t>In the follow-up stage, the 20 participants will transfer the methods learned to at least 80 young people in the partner communities, through at least four local initiatives, and at least 70% of the beneficiaries of those initiatives will be able to apply at least two simple verification methods.</w:t>
       </w:r>
     </w:p>
     <w:p>
       <w:pPr>
         <w:jc w:val="both"/>
       </w:pPr>
-      <w:r>
-        <w:rPr>
-          <w:b/>
-          <w:i w:val="0"/>
-        </w:rPr>
-        <w:t>O3 — Transfer to the community.</w:t>
-      </w:r>
       <w:r>
         <w:rPr>
           <w:b w:val="0"/>
           <w:i w:val="0"/>
         </w:rPr>
-        <w:t xml:space="preserve"> Between September 2027 and June 2028, the 20 participants reach at least 80 other young people through four local initiatives, one in each partner community, and at least 70% of the young people reached pass the ten-minute closing exercise: naming two distinct checks, actually carrying one of them out, and drawing a conclusion that follows from what they found.</w:t>
+        <w:t>Each of the three is measured with an instrument that already exists in writing. The first uses a fifteen-item, thirty-point practical test taken in month 2 and again in month 18, with the same scoring method at both ends. The second uses a structured observation grid applied during the assessed session on Day 4 by observers trained and calibrated beforehand, which records what a participant actually does rather than what they can describe. The third uses a ten-minute exercise at the end of each local initiative, in which the young people reached name two checks, carry one out and draw a conclusion from what they find.</w:t>
       </w:r>
     </w:p>
     <w:p>
@@ -637,7 +620,7 @@
           <w:b w:val="0"/>
           <w:i w:val="0"/>
         </w:rPr>
-        <w:t>The 30% threshold is confirmed once the baseline exists, using relative growth with the same 30-point instrument at both ends. The recalibration rule is fixed in writing now, before any data exists: below a group mean of 9/30 the threshold rises to +50%, above 18/30 it falls to +20% with an absolute companion measure, and a participant scoring 24 or more at baseline meets O1 by holding 27 or more at the end. Fixing this in advance is what stops a threshold from becoming a way of producing the answer we want.</w:t>
+        <w:t>The 30% threshold is confirmed once the baseline exists, and the rule for adjusting it is fixed now rather than later: below a group mean of 9 out of 30 the threshold rises to 50%, above 18 out of 30 it falls to 20% with an absolute companion measure, and a participant who already scores 24 or more at the start meets the objective by holding 27 or more at the end. Writing this down in advance is what stops a threshold from quietly becoming a way of producing the answer we want.</w:t>
       </w:r>
     </w:p>
     <w:p>
@@ -651,7 +634,7 @@
           <w:color w:val="5A5A5A"/>
           <w:sz w:val="16"/>
         </w:rPr>
-        <w:t>≈ 3,541 characters (assumed form limit 5,000 — within limit)</w:t>
+        <w:t>≈ 3,678 characters (assumed form limit 5,000 — within limit)</w:t>
       </w:r>
     </w:p>
     <w:tbl>
@@ -708,7 +691,7 @@
           <w:b w:val="0"/>
           <w:i w:val="0"/>
         </w:rPr>
-        <w:t>One youth exchange of seven activity days plus two travel days, hosted in the Napoca Porolissum LAG territory in the Apuseni Mountains, Romania, from 9 to 15 August 2027 — inside the school summer holiday of all three countries. The programme moves from self-diagnosis (“My Digital Map”) through the mechanics of manipulation (“Spot the Fake”), AI-generated content (“AI or human?”), a full fact-checking simulation (“Fact-checkers for a day”), a community and intercultural day in a village of the territory, media production (“Make It, Don’t Fake It”) and a public presentation with Youthpass reflection. Around it: four months of preparation with four joint online sessions and a preparatory visit, and ten months of local application in which the participants run four local initiatives in their own communities.</w:t>
+        <w:t>The project is built around one youth exchange of seven activity days plus two travel days, hosted in the Napoca Porolissum territory in the Apuseni Mountains, Romania, from 9 to 15 August 2027, inside the school summer holiday of all three countries. The programme moves from self-diagnosis in “My Digital Map” through the mechanics of manipulation in “Spot the Fake”, AI-generated content in “AI or human?”, a full fact-checking simulation in “Fact-checkers for a day”, a community and intercultural day in a village of the territory, media production in “Make It, Don’t Fake It”, and a public presentation with Youthpass reflection. Around the exchange sit four months of preparation, with four joint online sessions and a preparatory visit, and ten months of local application in which the participants run four local initiatives in their own communities.</w:t>
       </w:r>
     </w:p>
     <w:p>
@@ -720,7 +703,7 @@
           <w:b w:val="0"/>
           <w:i w:val="0"/>
         </w:rPr>
-        <w:t>Twenty young people aged 14–17 — seven from Romania, seven from Türkiye and six from Greece — plus four group leaders and two facilitators, 26 people in total. They come from three peripheral communities: the rural mountain communes of the Napoca Porolissum territory in Cluj County (Romania), the İstanbul metropolitan periphery and the rural localities around it (Türkiye), and small islands of the South Aegean (Greece).</w:t>
+        <w:t>Twenty young people aged 14–17 take part — seven from Romania, seven from Türkiye and six from Greece — accompanied by four group leaders and two facilitators, 26 people in all. They come from three peripheral communities: the rural mountain communes of the Napoca Porolissum territory in Cluj County, the İstanbul metropolitan periphery and the rural localities around it, and small islands of the South Aegean.</w:t>
       </w:r>
     </w:p>
     <w:p>
@@ -732,7 +715,7 @@
           <w:b w:val="0"/>
           <w:i w:val="0"/>
         </w:rPr>
-        <w:t>They share the profile this project is built for. Almost all of them use AI tools and social media every day, and for a large part of them social media is the news; none of them has been taught how to check any of it. Their access to non-formal learning is thin and their access to international learning is close to nil: at least 15 of the 20 will be taking part in a European mobility for the first time, and in our territory 31.3% of young people aged 14–17 have never taken part in any non-formal education activity at all. At least 12 of the 20 face documented barriers — geographic (isolated mountain communes, small islands, a metropolitan periphery and the rural areas behind it), economic, educational, linguistic or social. The group is built to be mixed in gender and in locality, and the Romanian group is deliberately mixed in language, because the language question is part of the subject matter.</w:t>
+        <w:t>They share the profile this project is built for. Almost all of them use AI tools and social media every day, and for a large part of them social media is the news, yet none has been taught how to check any of it. Their access to non-formal learning is thin and their access to international learning close to nil: at least 15 of the 20 will be taking part in a European mobility for the first time, and in our territory 31.3% of young people aged 14–17 have never taken part in any non-formal education activity at all. At least 12 of the 20 face documented barriers, whether geographic, economic, educational, linguistic or social. The group is built to be mixed in gender and in locality, and the Romanian group is deliberately mixed in language, because the language question is part of the subject matter.</w:t>
       </w:r>
     </w:p>
     <w:p>
@@ -746,7 +729,7 @@
           <w:color w:val="5A5A5A"/>
           <w:sz w:val="16"/>
         </w:rPr>
-        <w:t>≈ 2,152 characters (assumed form limit 5,000 — within limit)</w:t>
+        <w:t>≈ 2,084 characters (assumed form limit 5,000 — within limit)</w:t>
       </w:r>
     </w:p>
     <w:tbl>
@@ -800,67 +783,46 @@
       </w:pPr>
       <w:r>
         <w:rPr>
-          <w:b/>
+          <w:b w:val="0"/>
           <w:i w:val="0"/>
         </w:rPr>
-        <w:t>For the participants.</w:t>
+        <w:t>The twenty participants end the project able to do something they could not do at the start, and with the evidence to show it: the same practical test taken at the beginning and at the end, an observation grid applied during the exchange, four short media products debunking real local myths that they made themselves, and Youthpass certificates built through daily reflection rather than handed out at the door. For most of them it is also a first international experience, which at fifteen, arriving from a mountain commune or a small island, is its own learning.</w:t>
       </w:r>
+    </w:p>
+    <w:p>
+      <w:pPr>
+        <w:jc w:val="both"/>
+      </w:pPr>
       <w:r>
         <w:rPr>
           <w:b w:val="0"/>
           <w:i w:val="0"/>
         </w:rPr>
-        <w:t xml:space="preserve"> A measured increase in verification competence, documented by the same practical test at the start and at the end and by an observation grid applied during the mobility. Four short media products debunking real local myths, made by the participants themselves. Twenty Youthpass certificates built through daily reflection rather than handed out at the door. And, for most of them, a first international experience — which at fifteen, arriving from a mountain commune or an inland island village, is its own learning.</w:t>
+        <w:t>Their communities gain four local initiatives reaching at least 80 more young people — two in the Romanian territory, one in Türkiye and one in the South Aegean — hosted in youth centres, libraries, community centres, the partner organisations’ own spaces and other public places young people can actually get to. Alongside them comes a “Digital Detectives” toolkit of worksheets, exercises, games and verification grids, tested during the exchange, rewritten on the basis of what happened in the field, published free of charge and handed to the youth workers, librarians and community educators who work with these young people week to week.</w:t>
       </w:r>
     </w:p>
     <w:p>
       <w:pPr>
         <w:jc w:val="both"/>
       </w:pPr>
-      <w:r>
-        <w:rPr>
-          <w:b/>
-          <w:i w:val="0"/>
-        </w:rPr>
-        <w:t>For the communities.</w:t>
-      </w:r>
       <w:r>
         <w:rPr>
           <w:b w:val="0"/>
           <w:i w:val="0"/>
         </w:rPr>
-        <w:t xml:space="preserve"> Four local initiatives reaching at least 80 more young people — two in the Romanian territory, one in Türkiye and one in the South Aegean — hosted in youth centres, libraries, community centres, the partner organisations’ own spaces and other public places young people can actually get to. And a “Digital Detectives” toolkit — worksheets, exercises, games and verification grids, tested during the exchange and then rewritten on the basis of what happened in the field — published free of charge and handed to the youth workers, librarians and community educators who work with these young people week to week.</w:t>
+        <w:t>The three organisations keep a working method that survives the project. The coordinator integrates it into the youth animation work it already runs across its 14 partner municipalities; GGD takes it into the volunteer network it trains every year; KEA takes it into its creative activity centre for children and young people and out to the 36 islands it serves. Together they end up with something none of them has now: a shared, evidenced answer to a problem all three of their communities have, in a form other peripheral territories can pick up. The results are published on the Erasmus+ Project Results Platform.</w:t>
       </w:r>
     </w:p>
     <w:p>
       <w:pPr>
         <w:jc w:val="both"/>
       </w:pPr>
-      <w:r>
-        <w:rPr>
-          <w:b/>
-          <w:i w:val="0"/>
-        </w:rPr>
-        <w:t>For the organisations.</w:t>
-      </w:r>
       <w:r>
         <w:rPr>
           <w:b w:val="0"/>
           <w:i w:val="0"/>
         </w:rPr>
-        <w:t xml:space="preserve"> A working method that survives the project. The coordinator integrates it into the youth animation work it already runs across its 14 partner municipalities; the partners translate the toolkit and keep using it — GGD into a volunteer network it trains every year, KEA into its creative activity centre for children and young people and across the 36 islands it serves. Beyond that, the three organisations end up with something none of them has now: a shared, evidenced answer to a problem all three of their communities have, in a form other peripheral territories can pick up. The results are published on the Erasmus+ Project Results Platform.</w:t>
-      </w:r>
-    </w:p>
-    <w:p>
-      <w:pPr>
-        <w:jc w:val="both"/>
-      </w:pPr>
-      <w:r>
-        <w:rPr>
-          <w:b w:val="0"/>
-          <w:i w:val="0"/>
-        </w:rPr>
-        <w:t>We do not claim more than that. Twenty participants will not move a county-level statistic, still less a national one. The contribution is exactly what it is: measurable change in twenty young people, documented extension to at least eighty more, and three instruments and one toolkit that stay in use in three organisations after the money stops.</w:t>
+        <w:t>We do not claim more than that. Twenty participants will not move a county-level statistic, still less a national one. The contribution is measurable change in twenty young people, documented extension to at least eighty more, and three instruments and one toolkit that stay in use in three organisations after the money stops.</w:t>
       </w:r>
     </w:p>
     <w:p>
@@ -874,12 +836,7 @@
           <w:color w:val="5A5A5A"/>
           <w:sz w:val="16"/>
         </w:rPr>
-        <w:t>≈ 2,190 characters (assumed form limit 5,000 — within limit)</w:t>
-      </w:r>
-    </w:p>
-    <w:p>
-      <w:r>
-        <w:br w:type="page"/>
+        <w:t>≈ 2,156 characters (assumed form limit 5,000 — within limit)</w:t>
       </w:r>
     </w:p>
     <w:p>
@@ -2920,140 +2877,79 @@
           <w:b w:val="0"/>
           <w:i w:val="0"/>
         </w:rPr>
-        <w:t>We are Asociația Grupul de Acțiune Locală Napoca Porolissum — a non-governmental, non-profit association registered in Romania under Government Ordinance 26/2000, with its office in Gilău, Cluj County, in the Apuseni Mountains.</w:t>
+        <w:t>We are Asociația Grupul de Acțiune Locală Napoca Porolissum, a non-governmental, non-profit association registered in Romania under Government Ordinance 26/2000, based in Gilău, Cluj County, in the Apuseni Mountains. Our registered main sector of activity is offering participation in youth-led events and youth participation activities.</w:t>
       </w:r>
     </w:p>
     <w:p>
       <w:pPr>
         <w:jc w:val="both"/>
       </w:pPr>
-      <w:r>
-        <w:rPr>
-          <w:b/>
-          <w:i w:val="0"/>
-        </w:rPr>
-        <w:t>WHAT WE ARE.</w:t>
-      </w:r>
       <w:r>
         <w:rPr>
           <w:b w:val="0"/>
           <w:i w:val="0"/>
         </w:rPr>
-        <w:t xml:space="preserve"> We were founded in 2011 as a Local Action Group under the LEADER programme, and we are a public-private partnership rather than a single organisation. We have 43 members, listed and signed in the attendance record of our General Assembly of 17 October 2023: 14 local authorities — the communes of Aghireșu, Beliș, Călățele, Căpușu Mare, Gilău, Huedin, Izvorul Crișului, Măguri-Răcătău, Mănăstireni, Mărgău, Mărișel, Rîșca, Săcuieu and Sâncraiu — one university, and 28 private companies, NGOs and authorised individuals, including the professional social workers’ association PROSOCIAL. We employ 13 people.</w:t>
+        <w:t>We were founded in 2011 as a Local Action Group under the LEADER programme, which makes us a public-private partnership rather than a single organisation. We have 43 members, listed and signed in the record of our General Assembly of 17 October 2023: 14 municipalities — Aghireșu, Beliș, Călățele, Căpușu Mare, Gilău, Huedin, Izvorul Crișului, Măguri-Răcătău, Mănăstireni, Mărgău, Mărișel, Rîșca, Săcuieu and Sâncraiu — one university, and 28 private companies, NGOs and authorised individuals, among them the professional social workers’ association PROSOCIAL. Our staff work across several projects at once and most of them speak English and French.</w:t>
       </w:r>
     </w:p>
     <w:p>
       <w:pPr>
         <w:jc w:val="both"/>
       </w:pPr>
-      <w:r>
-        <w:rPr>
-          <w:b/>
-          <w:i w:val="0"/>
-        </w:rPr>
-        <w:t>WHERE WE WORK.</w:t>
-      </w:r>
       <w:r>
         <w:rPr>
           <w:b w:val="0"/>
           <w:i w:val="0"/>
         </w:rPr>
-        <w:t xml:space="preserve"> Our territory is those 14 localities: a rural mountain area where young people live 40 to 80 kilometres from the nearest city, where the offer of youth activities is thin, and where community life runs in two languages, Romanian and Hungarian. Everything we do happens there, with the people who live there.</w:t>
+        <w:t>Those 14 localities are our territory: a rural mountain area where young people live 40 to 80 kilometres from the nearest city, where the offer of youth activities is thin, and where community life runs in two languages, Romanian and Hungarian. Everything we do happens there, with the people who live there, and LEADER gives us one method we apply to all of it. We analyse the territory, ask the people affected what they need, design with them and measure what changed. Two Local Development Strategies have been built and implemented that way, and the current one, covering 2023 to 2027, has already launched calls that help rural young people develop skills, cooperate and start their own businesses. It is also how this project began, with a survey of 153 young people in our own communes rather than with a wish to run a mobility.</w:t>
       </w:r>
     </w:p>
     <w:p>
       <w:pPr>
         <w:jc w:val="both"/>
       </w:pPr>
-      <w:r>
-        <w:rPr>
-          <w:b/>
-          <w:i w:val="0"/>
-        </w:rPr>
-        <w:t>HOW WE WORK.</w:t>
-      </w:r>
       <w:r>
         <w:rPr>
           <w:b w:val="0"/>
           <w:i w:val="0"/>
         </w:rPr>
-        <w:t xml:space="preserve"> LEADER gives us a method we apply to everything, not only to agriculture: bottom-up. We ask the community what it needs, we design with the people affected, and we measure what changed. We have built and implemented two Local Development Strategies this way. It is also how this project began — with a survey of 153 young people in our own territory, not with a wish to run a mobility.</w:t>
+        <w:t>On 17 October 2023 our General Assembly decided, unanimously, to establish a Youth Department inside the association and appointed Claudiu Iancu as its Coordinator. That decision matters more than it may look, because it means youth work here does not depend on whichever project happens to be running: it is a standing department with a named coordinator and a mandate from the members, including the 14 mayors who voted for it.</w:t>
       </w:r>
     </w:p>
     <w:p>
       <w:pPr>
         <w:jc w:val="both"/>
       </w:pPr>
-      <w:r>
-        <w:rPr>
-          <w:b/>
-          <w:i w:val="0"/>
-        </w:rPr>
-        <w:t>OUR YOUTH DEPARTMENT.</w:t>
-      </w:r>
       <w:r>
         <w:rPr>
           <w:b w:val="0"/>
           <w:i w:val="0"/>
         </w:rPr>
-        <w:t xml:space="preserve"> On 17 October 2023 our General Assembly decided, unanimously, to establish a Youth Department inside the association, and appointed Ovidiu-Claudiu-Ionel Iancu as its Coordinator. That decision matters more than it may look. It means youth work here is not a side activity that depends on whichever project is running: it is a standing department, with a named coordinator, a budget line and a mandate from the members — including the 14 mayors who voted for it. Since then the department has run the Rural Youth Parliament, youth consultations across the territory, and the youth strand of our European projects.</w:t>
+        <w:t>Beyond projects, we are accredited as a social economy entrepreneur, and through a European Social Fund programme between 2021 and 2023 we trained 99 people from disadvantaged households in social entrepreneurship. Our Social Inclusion Centre and the UNIC — Porolissum project put us in weekly contact with vulnerable families, which is how we reach young people an online call never touches. We also run much of the cultural and educational infrastructure young people here actually have: Ruraliada, a three-day arts festival in Beliș funded by the National Recovery and Resilience Plan; The School — children’s painting, which brings artists into village schools; Christmas markets in Mărișel and Beliș; an annual Diversity Day; and educational camps at home and abroad.</w:t>
       </w:r>
     </w:p>
     <w:p>
       <w:pPr>
         <w:jc w:val="both"/>
       </w:pPr>
-      <w:r>
-        <w:rPr>
-          <w:b/>
-          <w:i w:val="0"/>
-        </w:rPr>
-        <w:t>WHAT WE DO BESIDES PROJECTS.</w:t>
-      </w:r>
       <w:r>
         <w:rPr>
           <w:b w:val="0"/>
           <w:i w:val="0"/>
         </w:rPr>
-        <w:t xml:space="preserve"> Through our Social Inclusion Centre and the UNIC — Porolissum project we work directly with vulnerable families, which is how we reach young people that an online call never touches. We run Ruraliada, a three-day festival of visual, digital and performing arts in Beliș commune funded by the National Recovery and Resilience Plan; The School — children’s painting, which brings professional artists into village schools; Christmas markets in Mărișel and Beliș; an annual Diversity Day; and educational camps in Romania and abroad for children from disadvantaged communities.</w:t>
+        <w:t>At European level we coordinate EMPOWER+ — Empowering Rural Youth: Establishing and Strengthening the Rural Youth Parliament in Sub-Saharan Africa (101243075), a Capacity Building project in which we lead nine organisations across seven countries, and we coordinated Rural Youth Parliament — tool for youth involvement in local communities (2021-1-RO01-KA220-YOU-000029265). We have been a partner in youth projects with coordinators in Ireland, Spain, Italy, France and Türkiye, including YOU PRO CLIMA (2023-1-IT03-KA220-YOU-000155348) and ALL4JOBS (2024-1-IT03-KA220-YOU-000248804), and in a youth-worker mobility project led from Türkiye (2025-1-TR01-KA153-YOU-000297756).</w:t>
       </w:r>
     </w:p>
     <w:p>
       <w:pPr>
         <w:jc w:val="both"/>
       </w:pPr>
-      <w:r>
-        <w:rPr>
-          <w:b/>
-          <w:i w:val="0"/>
-        </w:rPr>
-        <w:t>OUR EUROPEAN EXPERIENCE.</w:t>
-      </w:r>
       <w:r>
         <w:rPr>
           <w:b w:val="0"/>
           <w:i w:val="0"/>
         </w:rPr>
-        <w:t xml:space="preserve"> We are the coordinator of EMPOWER+ — Empowering Rural Youth: Establishing and Strengthening the Rural Youth Parliament in Sub-Saharan Africa (proposal 101243075), under the centralised Erasmus+ Youth action Capacity Building in the field of Youth, where we lead nine organisations across seven countries. We coordinated the Erasmus+ project Rural Youth Parliament — tool for youth involvement in local communities (2021-1-RO01-KA220-YOU-000029265). We are implementing CONNECT-R — Connecting rural youth with the EU (KA154-YOU, 2025 ID KA154-YOU-62F63343). We have been a partner in YouProClima (2023-1-IT03-KA220-YOU-000155348), ALL4JOBS (KA220-YOU-70101DB1) and SMART+CULTURE (KA210-YOU-C68333FA).</w:t>
-      </w:r>
-    </w:p>
-    <w:p>
-      <w:pPr>
-        <w:jc w:val="both"/>
-      </w:pPr>
-      <w:r>
-        <w:rPr>
-          <w:b/>
-          <w:i w:val="0"/>
-        </w:rPr>
-        <w:t>WHY THIS ACTION, AND WHY NOW.</w:t>
-      </w:r>
-      <w:r>
-        <w:rPr>
-          <w:b w:val="0"/>
-          <w:i w:val="0"/>
-        </w:rPr>
-        <w:t xml:space="preserve"> We have run youth projects as coordinator and as partner, but we have never hosted a youth exchange. That is the deliberate next step: hosting means owning the learning programme, the venue, the safety of twenty minors and the relationship with the host community. We have the territory, the venue network, the 14 municipalities, the Social Inclusion Centre, an in-house youth worker and trainer, and a Youth Department created for exactly this. What we do not yet have is KA152 experience — which is why we are doing it with partners who complement us, and why we have written the learning programme, the safeguarding arrangements and the three measurement instruments before asking for the money.</w:t>
+        <w:t>What we have never done is host a youth exchange, and that is the deliberate next step, because hosting means owning the learning programme, the venue, the safety of twenty minors and the relationship with the host community. We have the territory, the venue network, the 14 municipalities, the Social Inclusion Centre, an in-house youth worker and trainer, and a Youth Department created for exactly this. What we do not yet have is KA152 experience, which is why we are doing it with partners who complement us, and why the learning programme, the safeguarding arrangements and the three measurement instruments were written before we asked for the money.</w:t>
       </w:r>
     </w:p>
     <w:p>
@@ -3067,7 +2963,7 @@
           <w:color w:val="5A5A5A"/>
           <w:sz w:val="16"/>
         </w:rPr>
-        <w:t>≈ 4,264 characters (assumed form limit 5,000 — within limit)</w:t>
+        <w:t>≈ 4,365 characters (assumed form limit 5,000 — within limit)</w:t>
       </w:r>
     </w:p>
     <w:tbl>
@@ -3124,57 +3020,31 @@
           <w:b w:val="0"/>
           <w:i w:val="0"/>
         </w:rPr>
-        <w:t>Youth work here is a standing function with a named owner, not a set of activities that appear when a project is funded. On 17 October 2023 our General Assembly established a Youth Department inside the association and appointed Ovidiu-Claudiu-Ionel Iancu as its Coordinator, by unanimous vote of the members present — including the mayors of the 14 communes of our territory. What follows is what it does.</w:t>
+        <w:t>Youth work here has a named owner and a permanent home. On 17 October 2023 our General Assembly unanimously established a Youth Department inside the association and appointed Claudiu Iancu as its Coordinator, with the mayors of our 14 communes voting. What follows is what runs.</w:t>
       </w:r>
     </w:p>
     <w:p>
       <w:pPr>
         <w:jc w:val="both"/>
       </w:pPr>
-      <w:r>
-        <w:rPr>
-          <w:b/>
-          <w:i w:val="0"/>
-        </w:rPr>
-        <w:t>WHAT WE RUN REGULARLY</w:t>
-      </w:r>
-    </w:p>
-    <w:p>
-      <w:pPr>
-        <w:jc w:val="both"/>
-      </w:pPr>
-      <w:r>
-        <w:rPr>
-          <w:b/>
-          <w:i w:val="0"/>
-        </w:rPr>
-        <w:t>The Rural Youth Parliament.</w:t>
-      </w:r>
       <w:r>
         <w:rPr>
           <w:b w:val="0"/>
           <w:i w:val="0"/>
         </w:rPr>
-        <w:t xml:space="preserve"> We created it through the Erasmus+ project Rural Youth Parliament — tool for youth involvement in local communities (2021-1-RO01-KA220-YOU-000029265), and we have coordinated it ever since. Young people from our communes meet, debate local issues, prepare positions and put them to their own mayors. It is where most of them first discover that an institution will answer them.</w:t>
+        <w:t>The Rural Youth Parliament is the centre of it. We created it through the Erasmus+ project Rural Youth Parliament (2021-1-RO01-KA220-YOU-000029265) as an informal group of young people and youth workers, and we still coordinate it. It runs its own campaigns: every winter it collects and distributes gifts to children in low-income families, every August it runs “Full Backpack”, giving school supplies so children start the year with what they need, and through the year it organises tree-planting and clean-up actions, movie nights for younger children and blood donation drives. It also staffs every event we hold, including LINC and the community brunches.</w:t>
       </w:r>
     </w:p>
     <w:p>
       <w:pPr>
         <w:jc w:val="both"/>
       </w:pPr>
-      <w:r>
-        <w:rPr>
-          <w:b/>
-          <w:i w:val="0"/>
-        </w:rPr>
-        <w:t>Youth consultations across the territory.</w:t>
-      </w:r>
       <w:r>
         <w:rPr>
           <w:b w:val="0"/>
           <w:i w:val="0"/>
         </w:rPr>
-        <w:t xml:space="preserve"> We go to the 14 localities and ask. In spring and summer 2026 a bilingual Romanian/Hungarian survey brought 153 responses from 12 of our 14 communes, 96 from young people aged 14–17. That survey is the evidence base of this application, and it is normal practice for us rather than a one-off.</w:t>
+        <w:t>Alongside it we run environmental education at scale. Choose Green!, financed by the Environmental Fund Administration in 2024–2025, works with 510 young people aged 6 to 18 through 12 workshops and 36 awareness campaigns, two educational trips and an interactive learning application we built. Put the Green in Motion!, over the same period, reaches 520 young people across 14 localities through 12 workshops, a biodiversity camp, a field trip to the Rodna Mountains and 24 media campaigns. That is over a thousand young people in two years, in workshops we designed and ran.</w:t>
       </w:r>
     </w:p>
     <w:p>
@@ -3186,63 +3056,32 @@
           <w:b w:val="0"/>
           <w:i w:val="0"/>
         </w:rPr>
-        <w:t>Outreach through the Social Inclusion Centre and the UNIC — Porolissum project. Our social work team is in contact with vulnerable families every week. This is how we reach young people who would never see a call published online, and how we will meet the target of at least 12 participants with fewer opportunities.</w:t>
+        <w:t>For three editions we also ran Green Campus with the University of Agricultural Sciences and Veterinary Medicine in Cluj-Napoca, bringing at least 150 high-school students and over 50 volunteers per edition onto a university campus, to show rural teenagers that higher education is for them. A separate programme for 185 students combined professional guidance and counselling, a workshop on equal opportunities and non-discrimination, internships with local employers and practice workshops abroad for 12 of them.</w:t>
       </w:r>
     </w:p>
     <w:p>
       <w:pPr>
         <w:jc w:val="both"/>
       </w:pPr>
-      <w:r>
-        <w:rPr>
-          <w:b/>
-          <w:i w:val="0"/>
-        </w:rPr>
-        <w:t>Cultural and educational activity with young people.</w:t>
-      </w:r>
       <w:r>
         <w:rPr>
           <w:b w:val="0"/>
           <w:i w:val="0"/>
         </w:rPr>
-        <w:t xml:space="preserve"> Ruraliada — Culture in the Mountains, a three-day festival of visual, digital and performing arts in Beliș commune funded by the National Recovery and Resilience Plan, with painting, ceramics and multimedia workshops and encounters with artists. The School — children’s painting, bringing professional artists into village schools. An annual Diversity Day, Christmas markets in Mărișel and Beliș, and educational camps in Romania and abroad for children from disadvantaged communities.</w:t>
+        <w:t>We also ask young people what they need rather than assuming it. In spring and summer 2026 a bilingual Romanian/Hungarian survey brought 153 responses from 12 of our 14 communes, 96 of them from young people aged 14–17 — the evidence base of this application. We reach them through open calls in schools, NGOs and youth networks, through direct outreach by our own youth workers, and through youth groups that already exist.</w:t>
       </w:r>
     </w:p>
     <w:p>
       <w:pPr>
         <w:jc w:val="both"/>
       </w:pPr>
-      <w:r>
-        <w:rPr>
-          <w:b/>
-          <w:i w:val="0"/>
-        </w:rPr>
-        <w:t>European youth projects.</w:t>
-      </w:r>
       <w:r>
         <w:rPr>
           <w:b w:val="0"/>
           <w:i w:val="0"/>
         </w:rPr>
-        <w:t xml:space="preserve"> We coordinate EMPOWER+ (proposal 101243075, ERASMUS-YOUTH-2025-CB-SSA), leading nine organisations in seven countries on rural youth participation. We are implementing CONNECT-R (KA154-YOU). We have been a partner in YouProClima, ALL4JOBS and SMART+CULTURE.</w:t>
+        <w:t xml:space="preserve">The work will be done by five people. </w:t>
       </w:r>
-    </w:p>
-    <w:p>
-      <w:pPr>
-        <w:jc w:val="both"/>
-      </w:pPr>
-      <w:r>
-        <w:rPr>
-          <w:b/>
-          <w:i w:val="0"/>
-        </w:rPr>
-        <w:t>THE PEOPLE WHO WILL DO THIS WORK</w:t>
-      </w:r>
-    </w:p>
-    <w:p>
-      <w:pPr>
-        <w:jc w:val="both"/>
-      </w:pPr>
       <w:r>
         <w:rPr>
           <w:b/>
@@ -3255,7 +3094,7 @@
           <w:b w:val="0"/>
           <w:i w:val="0"/>
         </w:rPr>
-        <w:t xml:space="preserve"> — Coordinator of the Youth Department; in this project, Learning Programme Coordinator and lead facilitator. Youth worker and community facilitator with a qualified Trainer certificate and five Europass mobility certificates. BSc in Economic Engineering in Agriculture, MSc in Rural Development. Around three years inside Local Action Groups on rural development, social inclusion and non-formal education, after a period in adult education training over 1,000 adults as an expert. Involved in more than five Erasmus+ Youth projects; in the past three years he has organised and facilitated over 50 youth events — workshops, consultations, youth meetings and participation activities. Coordinator of the Rural Youth Parliament and youth leader in YouProClima. He owns the learning programme, the three measurement instruments, the facilitation team and the Youthpass process.</w:t>
+        <w:t>, Coordinator of our Youth Department and, in this project, Learning Programme Coordinator and lead facilitator, is a youth worker and community facilitator holding a Trainer qualification and five Europass mobility certificates, with a BSc in Economic Engineering in Agriculture and an MSc in Rural Development. He has around three years inside Local Action Groups on rural development, social inclusion and non-formal education, after work in adult education that trained over 1,000 adults. He managed a European Solidarity Corps project, has been involved in more than five Erasmus+ Youth projects, and in the past three years has organised and facilitated over 50 youth events. He coordinated the Rural Youth Parliament and was Youth Leader in YOU PRO CLIMA, and here he owns the learning programme, the three measurement instruments, the facilitation team and Youthpass.</w:t>
       </w:r>
     </w:p>
     <w:p>
@@ -3274,13 +3113,8 @@
           <w:b w:val="0"/>
           <w:i w:val="0"/>
         </w:rPr>
-        <w:t xml:space="preserve"> — project manager. Two degrees (Legal Sciences; Public Administration), three master’s degrees and a PhD in economics. Manager of the association for over ten years, with a portfolio covering Erasmus+ youth, VET, school and adult education projects and transnational cooperation. She carries coordination, the relationship with the National Agency, the budget, reporting and risk decisions.</w:t>
+        <w:t xml:space="preserve">, project manager, holds two degrees in Legal Sciences and Public Administration, three master’s degrees and a PhD in economics. She has managed the association for over ten years and spent more than fifteen on social inclusion, vocational training and labour-market integration projects, and she carries coordination, the National Agency relationship, the budget, reporting and risk decisions. </w:t>
       </w:r>
-    </w:p>
-    <w:p>
-      <w:pPr>
-        <w:jc w:val="both"/>
-      </w:pPr>
       <w:r>
         <w:rPr>
           <w:b/>
@@ -3293,7 +3127,7 @@
           <w:b w:val="0"/>
           <w:i w:val="0"/>
         </w:rPr>
-        <w:t xml:space="preserve"> — activity coordinator and Romanian group leader. BA in International Relations and European Studies, currently in a master’s in European Affairs and Programme Management. Assistant manager on the Local Development Strategy, with experience in Erasmus+ Youth and VET projects, non-formal education and youth participation. She runs the four joint online preparation sessions, leads the Romanian group and coordinates the four local initiatives.</w:t>
+        <w:t>, activity coordinator and Romanian group leader, has a BA in International Relations and European Studies and is completing a master’s in European Affairs and Programme Management while working as assistant manager on our Local Development Strategy; she brings experience in Erasmus+ Youth and VET projects and in youth participation, and she runs the joint online preparation sessions, leads the Romanian group and coordinates the four local initiatives.</w:t>
       </w:r>
     </w:p>
     <w:p>
@@ -3312,13 +3146,8 @@
           <w:b w:val="0"/>
           <w:i w:val="0"/>
         </w:rPr>
-        <w:t xml:space="preserve"> — inclusion and safeguarding lead. Higher education in Social Assistance and Law, master’s in Project Management, vocational qualifications in train-the-trainer and socio-educational animation. Fourteen years managing social inclusion projects for vulnerable groups; coordinator of social service centres including a day centre for children. She is the designated safeguarding focal point, deliberately outside the facilitation team so a participant can raise a concern about a facilitator, and she leads recruitment through the Social Inclusion Centre.</w:t>
+        <w:t xml:space="preserve">, inclusion and safeguarding lead, has higher education in Social Assistance and Law, a master’s in Project Management and qualifications in train-the-trainer and socio-educational animation, with fourteen years in social inclusion projects and experience coordinating social service centres including a day centre for children; she is the safeguarding focal point, deliberately outside the facilitation team. </w:t>
       </w:r>
-    </w:p>
-    <w:p>
-      <w:pPr>
-        <w:jc w:val="both"/>
-      </w:pPr>
       <w:r>
         <w:rPr>
           <w:b/>
@@ -3331,7 +3160,7 @@
           <w:b w:val="0"/>
           <w:i w:val="0"/>
         </w:rPr>
-        <w:t xml:space="preserve"> — finance and logistics. Two bachelor’s degrees and two master’s degrees, including Audit and Financial Management of European Funds. On European projects since 2014. She handles the budget, procurement, venue and transport contracting, insurance, the venue risk assessment and financial reporting.</w:t>
+        <w:t>, responsible for finance and logistics, holds two bachelor’s and two master’s degrees including Audit and Financial Management of European Funds and has worked on European projects since 2014, handling the budget, procurement, contracting, insurance, the venue risk assessment and reporting.</w:t>
       </w:r>
     </w:p>
     <w:p>
@@ -3345,7 +3174,7 @@
           <w:color w:val="5A5A5A"/>
           <w:sz w:val="16"/>
         </w:rPr>
-        <w:t>≈ 4,984 characters (assumed form limit 5,000 — within limit)</w:t>
+        <w:t>≈ 4,999 characters (assumed form limit 5,000 — within limit)</w:t>
       </w:r>
     </w:p>
     <w:tbl>
@@ -4364,17 +4193,10 @@
       </w:pPr>
       <w:r>
         <w:rPr>
-          <w:b/>
-          <w:i w:val="0"/>
-        </w:rPr>
-        <w:t>Experience in the areas this project works on.</w:t>
-      </w:r>
-      <w:r>
-        <w:rPr>
           <w:b w:val="0"/>
           <w:i w:val="0"/>
         </w:rPr>
-        <w:t xml:space="preserve"> GGD has taken part in Erasmus+ KA1 and KA2 projects on children’s rights, climate change, youth worker mobility and human rights, with an emphasis on experiential learning and cross-cultural dialogue that built communication skills, environmental awareness and </w:t>
+        <w:t xml:space="preserve">In the areas this project works on, GGD has taken part in Erasmus+ KA1 and KA2 projects on children’s rights, climate change, youth worker mobility and human rights, with an emphasis on experiential learning and cross-cultural dialogue that built communication skills, environmental awareness and </w:t>
       </w:r>
       <w:r>
         <w:rPr>
@@ -4469,17 +4291,24 @@
       </w:pPr>
       <w:r>
         <w:rPr>
+          <w:b w:val="0"/>
+          <w:i w:val="0"/>
+        </w:rPr>
+        <w:t xml:space="preserve">For the same reason, </w:t>
+      </w:r>
+      <w:r>
+        <w:rPr>
           <w:b/>
           <w:i w:val="0"/>
         </w:rPr>
-        <w:t>One of the two facilitators of the exchange is designated by GGD</w:t>
+        <w:t>one of the two facilitators of the exchange is designated by GGD</w:t>
       </w:r>
       <w:r>
         <w:rPr>
           <w:b w:val="0"/>
           <w:i w:val="0"/>
         </w:rPr>
-        <w:t>, for the same reason: the sessions on AI-generated content and on media production need someone in the facilitation team who works with these tools professionally rather than someone who has read about them. That facilitator joins the team in month 4, takes part in the observer calibration exercise, and carries out independent second scoring on Day 4 alongside the facilitator designated by the coordinator.</w:t>
+        <w:t>: the sessions on AI-generated content and on media production need someone in the facilitation team who works with these tools professionally rather than someone who has read about them. That facilitator joins the team in month 4, takes part in the observer calibration exercise, and carries out independent second scoring on Day 4 alongside the facilitator designated by the coordinator.</w:t>
       </w:r>
     </w:p>
     <w:p>
@@ -4493,7 +4322,7 @@
           <w:color w:val="5A5A5A"/>
           <w:sz w:val="16"/>
         </w:rPr>
-        <w:t>≈ 4,228 characters (assumed form limit 5,000 — within limit)</w:t>
+        <w:t>≈ 4,217 characters (assumed form limit 5,000 — within limit)</w:t>
       </w:r>
     </w:p>
     <w:tbl>
@@ -5522,17 +5351,10 @@
       </w:pPr>
       <w:r>
         <w:rPr>
-          <w:b/>
-          <w:i w:val="0"/>
-        </w:rPr>
-        <w:t>Experience in the areas this project works on.</w:t>
-      </w:r>
-      <w:r>
-        <w:rPr>
           <w:b w:val="0"/>
           <w:i w:val="0"/>
         </w:rPr>
-        <w:t xml:space="preserve"> KEA manages large projects funded by ESF+, Interreg Greece–Cyprus, Erasmus+, national frameworks and LEADER/CLLD. Four strands matter here. First, </w:t>
+        <w:t xml:space="preserve">In the areas this project works on, KEA manages large projects funded by ESF+, Interreg Greece–Cyprus, Erasmus+, national frameworks and LEADER/CLLD. Four strands matter here. First, </w:t>
       </w:r>
       <w:r>
         <w:rPr>
@@ -5693,17 +5515,10 @@
       </w:pPr>
       <w:r>
         <w:rPr>
-          <w:b/>
-          <w:i w:val="0"/>
-        </w:rPr>
-        <w:t>Newcomer to this Action, not to the Programme.</w:t>
-      </w:r>
-      <w:r>
-        <w:rPr>
           <w:b w:val="0"/>
           <w:i w:val="0"/>
         </w:rPr>
-        <w:t xml:space="preserve"> KEA has not previously taken part in a KA152 youth exchange. Its Erasmus+ experience is in adult education partnerships, and its youth work has been delivered through national and ESF programmes rather than through Erasmus+ mobility. This project is therefore its first Erasmus+ youth mobility, undertaken alongside a coordinator that carries the financial and reporting load — which is one of the things the National Agency has said it wants to encourage.</w:t>
+        <w:t>KEA is a newcomer to this Action rather than to the Programme: it has not previously taken part in a KA152 youth exchange. Its Erasmus+ experience is in adult education partnerships, and its youth work has been delivered through national and ESF programmes rather than through Erasmus+ mobility. This project is therefore its first Erasmus+ youth mobility, undertaken alongside a coordinator that carries the financial and reporting load — which is one of the things the National Agency has said it wants to encourage.</w:t>
       </w:r>
     </w:p>
     <w:p>
@@ -5791,7 +5606,7 @@
           <w:color w:val="5A5A5A"/>
           <w:sz w:val="16"/>
         </w:rPr>
-        <w:t>≈ 4,490 characters (assumed form limit 5,000 — within limit)</w:t>
+        <w:t>≈ 4,494 characters (assumed form limit 5,000 — within limit)</w:t>
       </w:r>
     </w:p>
     <w:tbl>
@@ -6126,17 +5941,10 @@
       </w:pPr>
       <w:r>
         <w:rPr>
-          <w:b/>
-          <w:i w:val="0"/>
-        </w:rPr>
-        <w:t>Why the Greek group travels with two adults.</w:t>
-      </w:r>
-      <w:r>
-        <w:rPr>
           <w:b w:val="0"/>
           <w:i w:val="0"/>
         </w:rPr>
-        <w:t xml:space="preserve"> Six participants, all minors, travelling from a Cyclades island to the Apuseni Mountains — ferry to Piraeus, then overland — is the longest and most complex journey in this project, with at least one transfer where a group of fourteen-year-olds could be split. The Romanian and Turkish flows each carry a group leader and a facilitator; the Greek flow would otherwise carry one adult for six minors. The National Call allows one group leader for every four young people, so four group leaders for twenty participants remains below that ceiling, and the Call makes explicit provision for well-justified cases involving minors. Six adults accompany twenty minors — one adult per 3.3 participants.</w:t>
+        <w:t>The Greek group travels with two adults because of the journey itself. Six participants, all minors, travelling from a Cyclades island to the Apuseni Mountains — ferry to Piraeus, then overland — is the longest and most complex journey in this project, with at least one transfer where a group of fourteen-year-olds could be split. The Romanian and Turkish flows each carry a group leader and a facilitator; the Greek flow would otherwise carry one adult for six minors. The National Call allows one group leader for every four young people, so four group leaders for twenty participants remains below that ceiling, and the Call makes explicit provision for well-justified cases involving minors. Six adults accompany twenty minors — one adult per 3.3 participants.</w:t>
       </w:r>
     </w:p>
     <w:p>
@@ -6150,7 +5958,7 @@
           <w:color w:val="5A5A5A"/>
           <w:sz w:val="16"/>
         </w:rPr>
-        <w:t>≈ 3,657 characters (assumed form limit 5,000 — within limit)</w:t>
+        <w:t>≈ 3,683 characters (assumed form limit 5,000 — within limit)</w:t>
       </w:r>
     </w:p>
     <w:p>
@@ -6225,267 +6033,136 @@
       </w:pPr>
       <w:r>
         <w:rPr>
-          <w:b/>
+          <w:b w:val="0"/>
           <w:i w:val="0"/>
         </w:rPr>
-        <w:t>The need, in one sentence.</w:t>
+        <w:t>Young people aged 14–17 in the Napoca Porolissum territory and in the peripheral partner communities of the İstanbul periphery and the South Aegean islands use digital content and AI tools every day, but have not acquired the habit of checking the source, the author, the date and the context of a piece of information before believing it and passing it on. That is the need, and it is measured rather than assumed.</w:t>
       </w:r>
+    </w:p>
+    <w:p>
+      <w:pPr>
+        <w:jc w:val="both"/>
+      </w:pPr>
       <w:r>
         <w:rPr>
           <w:b w:val="0"/>
           <w:i w:val="0"/>
         </w:rPr>
-        <w:t xml:space="preserve"> Young people aged 14–17 in the Napoca Porolissum territory and in the peripheral partner communities of the İstanbul periphery and the South Aegean islands use digital content and AI tools every day, but have not acquired the habit of checking the source, the author, the date and the context of a piece of information before believing it and passing it on.</w:t>
+        <w:t>Between spring and summer 2026 we ran a bilingual Romanian/Hungarian survey among young people in our territory and received 153 responses from 12 of our 14 localities. Ninety-six respondents are aged 14–17, exactly the target group of this project. Among them, 96.9% already use AI tools and 20.8% rate their own digital competence as low, with a group mean of 3.25 out of 5; 31.3% have never taken part in any non-formal education activity; 37.5% name lack of information as the first barrier to joining a mobility, 34.4% cost and 31.2% transport; 68.1% learn through practical activities against 29.8% through a course; 58.5% want activities organised in or near their own locality; and 85.4% would take part in an Erasmus+ activity organised by us. Read together, those figures are the whole problem: use is universal, competence has not followed.</w:t>
       </w:r>
     </w:p>
     <w:p>
       <w:pPr>
         <w:jc w:val="both"/>
       </w:pPr>
-      <w:r>
-        <w:rPr>
-          <w:b/>
-          <w:i w:val="0"/>
-        </w:rPr>
-        <w:t>How we know: our own data.</w:t>
-      </w:r>
       <w:r>
         <w:rPr>
           <w:b w:val="0"/>
           <w:i w:val="0"/>
         </w:rPr>
-        <w:t xml:space="preserve"> Between spring and summer 2026 we ran a bilingual Romanian/Hungarian survey among young people in our territory and received 153 responses from 12 of our 14 localities. Ninety-six respondents are aged 14–17, exactly the target group of this project: </w:t>
+        <w:t>The same picture appears in Greece, where KEA IM Syrou produced a needs analysis for the South Aegean. Greece scores 50.96 on the DESI index for basic digital competences, 22nd of 27 Member States against an EU average of 60.40, and the deficit is sharpest in isolated island areas. In a 2025 nationwide survey Greek students named misinformation as a primary risk only fifth, behind data theft, excessive use and contact with strangers. The consequence is measurable: 80% of Greek students cannot distinguish a real article from a fake one or from a sponsored advertisement, and many report judging an article by the size of its photograph. Greek academic studies confirm the same gap we found, where self-reported confidence rarely matches performance in a structured assessment.</w:t>
       </w:r>
-      <w:r>
-        <w:rPr>
-          <w:b/>
-          <w:i w:val="0"/>
-        </w:rPr>
-        <w:t>96.9% already use AI tools</w:t>
-      </w:r>
+    </w:p>
+    <w:p>
+      <w:pPr>
+        <w:jc w:val="both"/>
+      </w:pPr>
       <w:r>
         <w:rPr>
           <w:b w:val="0"/>
           <w:i w:val="0"/>
         </w:rPr>
-        <w:t xml:space="preserve">; 20.8% rate their own digital competence as low, with a group mean of </w:t>
+        <w:t>Read against our own data the two territories line up almost exactly. Romania has the highest share of young people with low digital skills in the Union; Greece sits 22nd of 27. Here, 96.9% of 14–17-year-olds use AI tools while rating their own competence barely above the midpoint; there, four fifths of students cannot tell a real article from a fake one while naming misinformation as only their fifth concern. The same overconfidence, in the two places in Europe least equipped to correct it, is the shared condition this partnership is built on. GGD completes the picture with the same ten-question consultation in its own community before submission, with at least 20–25 young people aged 14–17 from the İstanbul periphery and the rural localities it works with, delivered as a one-page needs note. [TO CONFIRM: GGD’s findings.]</w:t>
       </w:r>
-      <w:r>
-        <w:rPr>
-          <w:b/>
-          <w:i w:val="0"/>
-        </w:rPr>
-        <w:t>3.25 out of 5</w:t>
-      </w:r>
+    </w:p>
+    <w:p>
+      <w:pPr>
+        <w:jc w:val="both"/>
+      </w:pPr>
       <w:r>
         <w:rPr>
           <w:b w:val="0"/>
           <w:i w:val="0"/>
         </w:rPr>
-        <w:t>; 31.3% have never taken part in any non-formal education activity; 37.5% name lack of information as the first barrier to joining a mobility, 34.4% cost and 31.2% transport; 68.1% learn through practical activities against 29.8% through a course; 58.5% want activities organised in or near their own locality; and 85.4% would take part in an Erasmus+ activity organised by the LAG. Read together, those figures are the whole problem: use is universal, competence has not followed.</w:t>
+        <w:t>European data points the same way. The Flash Eurobarometer “Youth Survey 2024” (EP013EP), carried out by Ipsos for the European Parliament among 25,863 respondents aged 16–30, found that more than three quarters of young Europeans believe they met disinformation in the previous week while 70% feel confident they can recognise it. Romania records the highest share in the Union of young people saying they encountered none at all, 19% against 1% in Cyprus, while 31% declare themselves very confident: Romanian young people are simultaneously the least likely in Europe to notice disinformation and among the most certain they would recognise it.</w:t>
       </w:r>
     </w:p>
     <w:p>
       <w:pPr>
         <w:jc w:val="both"/>
       </w:pPr>
-      <w:r>
-        <w:rPr>
-          <w:b/>
-          <w:i w:val="0"/>
-        </w:rPr>
-        <w:t>How we know: the same need in Greece.</w:t>
-      </w:r>
       <w:r>
         <w:rPr>
           <w:b w:val="0"/>
           <w:i w:val="0"/>
         </w:rPr>
-        <w:t xml:space="preserve"> KEA IM Syrou produced a needs analysis for the South Aegean, and it describes our own diagnosis in another country. Greece scores 50.96 on the DESI index for basic digital competences — 22nd of 27 Member States, against an EU average of 60.40 — and the deficit is sharpest in isolated island areas. In a 2025 nationwide survey Greek students named their online fears as data theft (27%), excessive use (24%) and contact with strangers (16%), with misinformation a primary risk for only 15%. The consequence is measurable: </w:t>
+        <w:t>That shapes the design. If the problem were a lack of confidence the answer would be encouragement; because it is untrained confidence, the answer is a controlled experience of being wrong. Day 1 starts with participants mapping their own media diet rather than with a presentation, and on Day 2 the false material is judged before the verdict is revealed. It is also why the project needs a genuinely international group: a stereotype is at its least defensible when a young person from the community it targets is in the room.</w:t>
       </w:r>
-      <w:r>
-        <w:rPr>
-          <w:b/>
-          <w:i w:val="0"/>
-        </w:rPr>
-        <w:t>80% of Greek students cannot distinguish a real article from a fake one or from a sponsored advertisement</w:t>
-      </w:r>
+    </w:p>
+    <w:p>
+      <w:pPr>
+        <w:jc w:val="both"/>
+      </w:pPr>
       <w:r>
         <w:rPr>
           <w:b w:val="0"/>
           <w:i w:val="0"/>
         </w:rPr>
-        <w:t xml:space="preserve">, and many report judging an article by the </w:t>
+        <w:t>The three communities do not look alike and we will not pretend they do, but what their young people share is narrow and exact. They are peripheral in three different ways — an isolated rural mountain area of 14 localities, a metropolitan periphery with the rural communities beyond it, and small islands scattered across a region of 36 — which produces the same result at the door of a European programme: a journey longer, costlier and harder to organise than from a capital city. Information reaches them through channels nobody corrects, since national fact-checkers work in the majority language on national subjects while community life here runs partly in Hungarian, in the İstanbul periphery through neighbourhood and family networks, and in the South Aegean through regional media and community pages across dozens of islands nobody in Athens monitors. And in all three, use has outrun competence. The practical offer that would fix this exists in none of them.</w:t>
       </w:r>
-      <w:r>
-        <w:rPr>
-          <w:b w:val="0"/>
-          <w:i/>
-        </w:rPr>
-        <w:t>size of its photograph</w:t>
-      </w:r>
+    </w:p>
+    <w:p>
+      <w:pPr>
+        <w:jc w:val="both"/>
+      </w:pPr>
       <w:r>
         <w:rPr>
           <w:b w:val="0"/>
           <w:i w:val="0"/>
         </w:rPr>
-        <w:t>. Six in ten internet users admit republishing a story after reading only the headline. Greek academic studies confirm the same gap we found: self-reported digital confidence rarely matches performance in a structured assessment.</w:t>
+        <w:t>Against that need the project sets three objectives, worded here exactly as they appear in the project summary and in the evaluation section.</w:t>
       </w:r>
     </w:p>
     <w:p>
       <w:pPr>
-        <w:jc w:val="both"/>
+        <w:pStyle w:val="ListNumber"/>
+        <w:spacing w:after="40"/>
+        <w:ind w:left="340"/>
       </w:pPr>
       <w:r>
         <w:rPr>
           <w:b w:val="0"/>
           <w:i w:val="0"/>
         </w:rPr>
-        <w:t xml:space="preserve">Read against our own data the two territories line up almost exactly. Romania has the highest share of young people with low digital skills in the Union; Greece sits 22nd of 27. Here, 96.9% of 14–17-year-olds use AI tools while rating their own competence at 3.25 out of 5; there, four fifths of students cannot tell a real article from a fake one while naming misinformation as only their fifth concern. The same overconfidence, in the two places least equipped to correct it. </w:t>
-      </w:r>
-      <w:r>
-        <w:rPr>
-          <w:b/>
-          <w:i w:val="0"/>
-        </w:rPr>
-        <w:t>That is the shared condition this partnership is built on.</w:t>
+        <w:t>By the end of the project, at least 16 of the 20 young participants aged 14–17 will improve their mean score on the assessment of online information verification competences by at least 30% compared with the initial assessment.</w:t>
       </w:r>
     </w:p>
     <w:p>
       <w:pPr>
-        <w:jc w:val="both"/>
-      </w:pPr>
-      <w:r>
-        <w:rPr>
-          <w:b/>
-          <w:i w:val="0"/>
-        </w:rPr>
-        <w:t>And in Türkiye.</w:t>
-      </w:r>
+        <w:pStyle w:val="ListNumber"/>
+        <w:spacing w:after="40"/>
+        <w:ind w:left="340"/>
+      </w:pPr>
       <w:r>
         <w:rPr>
           <w:b w:val="0"/>
           <w:i w:val="0"/>
         </w:rPr>
-        <w:t xml:space="preserve"> GGD runs the same ten-question consultation in its own community before submission — at least 20–25 young people aged 14–17 from the İstanbul periphery and the rural localities it works with — and delivers a one-page needs note with the method, the numbers and the findings. [TO CONFIRM.]</w:t>
+        <w:t>By the end of the project, at least 16 of the 20 participants will correctly demonstrate, in a practical exercise, at least four verification techniques: identifying the source and the author, checking the date and the context, comparing with independent sources, and verifying images or claims.</w:t>
       </w:r>
     </w:p>
     <w:p>
       <w:pPr>
-        <w:jc w:val="both"/>
-      </w:pPr>
-      <w:r>
-        <w:rPr>
-          <w:b/>
-          <w:i w:val="0"/>
-        </w:rPr>
-        <w:t>How we know: European data.</w:t>
-      </w:r>
+        <w:pStyle w:val="ListNumber"/>
+        <w:spacing w:after="40"/>
+        <w:ind w:left="340"/>
+      </w:pPr>
       <w:r>
         <w:rPr>
           <w:b w:val="0"/>
           <w:i w:val="0"/>
         </w:rPr>
-        <w:t xml:space="preserve"> The Flash Eurobarometer “Youth Survey 2024” (EP013EP), carried out by Ipsos for the European Parliament among 25,863 respondents aged 16–30 across all 27 Member States, found that more than three quarters of young Europeans believe they met disinformation in the previous seven days, while 70% feel confident they can recognise it. And Romania records the highest share in the Union of young people saying they encountered none at all — 19%, against 1% in Cyprus — while 31% of Romanian respondents declare themselves very confident. Romanian young people are simultaneously the least likely in Europe to notice disinformation and among the most certain they would recognise it.</w:t>
-      </w:r>
-    </w:p>
-    <w:p>
-      <w:pPr>
-        <w:jc w:val="both"/>
-      </w:pPr>
-      <w:r>
-        <w:rPr>
-          <w:b/>
-          <w:i w:val="0"/>
-        </w:rPr>
-        <w:t>What follows for the design.</w:t>
-      </w:r>
-      <w:r>
-        <w:rPr>
-          <w:b w:val="0"/>
-          <w:i w:val="0"/>
-        </w:rPr>
-        <w:t xml:space="preserve"> If the problem were a lack of confidence, the answer would be encouragement. Because the problem is untrained confidence, the answer is a controlled experience of being wrong. Day 1 starts with participants mapping their own media diet rather than with a presentation; on Day 2 the false material is judged before the verdict is revealed. It is also why the project needs a genuinely international group: a stereotype is at its least defensible when a young person from the community it targets is sitting in the room.</w:t>
-      </w:r>
-    </w:p>
-    <w:p>
-      <w:pPr>
-        <w:jc w:val="both"/>
-      </w:pPr>
-      <w:r>
-        <w:rPr>
-          <w:b/>
-          <w:i w:val="0"/>
-        </w:rPr>
-        <w:t>Why these three communities.</w:t>
-      </w:r>
-      <w:r>
-        <w:rPr>
-          <w:b w:val="0"/>
-          <w:i w:val="0"/>
-        </w:rPr>
-        <w:t xml:space="preserve"> Beyond the shared overconfidence, two things hold in all three. They are peripheral in three different ways — an isolated rural mountain area of 14 localities, a metropolitan periphery and the rural communities beyond it, and small islands scattered across a region of 36 — which produces the same result at the door of a European programme: a journey longer, costlier and harder to organise than from a capital city. And information reaches them through channels nobody corrects: national fact-checkers work in the majority language on national subjects, while community life here runs partly in Hungarian, in the İstanbul periphery through neighbourhood and family networks, and in the South Aegean through regional media and community pages across dozens of islands nobody in Athens monitors. The practical offer that would fix this exists in none of the three.</w:t>
-      </w:r>
-    </w:p>
-    <w:p>
-      <w:pPr>
-        <w:jc w:val="both"/>
-      </w:pPr>
-      <w:r>
-        <w:rPr>
-          <w:b/>
-          <w:i w:val="0"/>
-        </w:rPr>
-        <w:t>Objectives.</w:t>
-      </w:r>
-      <w:r>
-        <w:rPr>
-          <w:b w:val="0"/>
-          <w:i w:val="0"/>
-        </w:rPr>
-        <w:t xml:space="preserve"> </w:t>
-      </w:r>
-      <w:r>
-        <w:rPr>
-          <w:b/>
-          <w:i w:val="0"/>
-        </w:rPr>
-        <w:t>O1</w:t>
-      </w:r>
-      <w:r>
-        <w:rPr>
-          <w:b w:val="0"/>
-          <w:i w:val="0"/>
-        </w:rPr>
-        <w:t xml:space="preserve"> — by 30 September 2028, at least 16 of the 20 improve their score on the 15-item, 30-point verification test by at least 30% against their own May 2027 baseline. </w:t>
-      </w:r>
-      <w:r>
-        <w:rPr>
-          <w:b/>
-          <w:i w:val="0"/>
-        </w:rPr>
-        <w:t>O2</w:t>
-      </w:r>
-      <w:r>
-        <w:rPr>
-          <w:b w:val="0"/>
-          <w:i w:val="0"/>
-        </w:rPr>
-        <w:t xml:space="preserve"> — by 15 August 2027, at least 16 of the 20 demonstrate all four verification techniques at full marks, in the observation grid applied during session D4.1 by calibrated observers with half the cohort scored twice. </w:t>
-      </w:r>
-      <w:r>
-        <w:rPr>
-          <w:b/>
-          <w:i w:val="0"/>
-        </w:rPr>
-        <w:t>O3</w:t>
-      </w:r>
-      <w:r>
-        <w:rPr>
-          <w:b w:val="0"/>
-          <w:i w:val="0"/>
-        </w:rPr>
-        <w:t xml:space="preserve"> — between September 2027 and June 2028, the 20 reach at least 80 other young people through four local initiatives, and at least 70% of those reached pass the ten-minute exercise: name two distinct checks, carry one out, draw a conclusion that follows. Each objective is worded identically in the project summary and in the evaluation section, with the same instrument, threshold and date.</w:t>
+        <w:t>In the follow-up stage, the 20 participants will transfer the methods learned to at least 80 young people in the partner communities, through at least four local initiatives, and at least 70% of the beneficiaries of those initiatives will be able to apply at least two simple verification methods.</w:t>
       </w:r>
     </w:p>
     <w:p>
@@ -6499,7 +6176,7 @@
           <w:color w:val="5A5A5A"/>
           <w:sz w:val="16"/>
         </w:rPr>
-        <w:t>≈ 5,993 characters (assumed form limit 6,000 — within limit)</w:t>
+        <w:t>≈ 5,997 characters (assumed form limit 6,000 — within limit)</w:t>
       </w:r>
     </w:p>
     <w:tbl>
@@ -6553,154 +6230,70 @@
       </w:pPr>
       <w:r>
         <w:rPr>
-          <w:b/>
+          <w:b w:val="0"/>
           <w:i w:val="0"/>
         </w:rPr>
-        <w:t>Digital transformation — the substance, not the label.</w:t>
+        <w:t>Digital transformation is the substance of this project rather than its label. VERIFAI builds the part of digital competence that use alone never produces, because our participants can already operate the tools but cannot find out where something came from. The project develops three things in order: using digital and AI tools responsibly and with their limits understood; checking sources, meaning who published an item, who wrote it, when, in what original context, and whether any independent source says the same; and recognising false, manipulated or artificially generated content, including content they could produce themselves. That priority defines the need, the participant profile, every method in the agenda, the four media products, the toolkit and the two instruments that measure whether it worked. It also matches what the National Agency has said it is looking for in 2026, since among projects addressing digital transformation priority goes to those that tackle disinformation and promote digital literacy.</w:t>
       </w:r>
+    </w:p>
+    <w:p>
+      <w:pPr>
+        <w:jc w:val="both"/>
+      </w:pPr>
       <w:r>
         <w:rPr>
           <w:b w:val="0"/>
           <w:i w:val="0"/>
         </w:rPr>
-        <w:t xml:space="preserve"> VERIFAI builds the part of digital competence that use alone never produces. Our participants can already operate the tools; what they cannot do is find out where something came from. The project develops three things, in this order: using digital tools and AI tools responsibly and with their limits understood; checking sources — who published it, who wrote it, when, in what original context, and whether any independent source says the same; and recognising false, manipulated or artificially generated content, including content they could produce themselves. That is the priority and it is also the whole project — it defines the need, the participant profile, every method in the agenda, the four media products, the toolkit and the two instruments that measure whether it worked. It also matches what the National Agency has said it is looking for in 2026: among projects addressing digital transformation, priority goes to those that tackle disinformation and promote digital literacy.</w:t>
+        <w:t>Checking a claim is also a precondition of taking part in democratic life, because without it a vote, a public argument or a civic initiative rests on false premises. Our participants are 14 to 17 now, which means most of them will cast their first ballot within four to six years of this project, and the point is that by the time they get there forming an opinion on information they have actually checked is a habit rather than an effort. In the meantime they practise the civic half of it for real: through the four local initiatives they step out of the learning room and into their own communities, working with youth organisations, libraries, community centres and local authorities, and taking responsibility for an activity that other young people attend.</w:t>
       </w:r>
     </w:p>
     <w:p>
       <w:pPr>
         <w:jc w:val="both"/>
       </w:pPr>
-      <w:r>
-        <w:rPr>
-          <w:b/>
-          <w:i w:val="0"/>
-        </w:rPr>
-        <w:t>Participation in democratic life, common values and civic engagement.</w:t>
-      </w:r>
       <w:r>
         <w:rPr>
           <w:b w:val="0"/>
           <w:i w:val="0"/>
         </w:rPr>
-        <w:t xml:space="preserve"> Checking a claim is a precondition of taking part: without it, a vote, a public argument or a civic initiative rests on false premises. Our participants are 14 to 17 now, which means most of them will cast their first ballot within four to six years of this project. The point is that by the time they get there, forming an opinion on information they have actually checked is a habit rather than an effort. In the meantime they practise the civic half of it for real: through the four local initiatives they step out of the learning room and into their own communities, working with youth organisations, libraries, community centres and local authorities, and taking responsibility for an activity that other young people attend.</w:t>
+        <w:t>Inclusion runs through the design rather than alongside it, and each barrier our participants face is answered by a concrete measure. The exchange is hosted inside our own territory and transport is paid from each participant’s own front door, which answers the geographic barrier; there is no participation fee of any kind, stated in writing from the day the call is published, which answers the economic one; English is not a selection criterion and A2 is accepted, with a glossary built in four languages, which answers the linguistic one; and preparation runs over four months rather than four weeks, with a parents’ meeting in each country before consents are signed and a stated right to leave a session without giving a reason, which answers the social and educational ones. At least 12 of the 20 participants face documented barriers and at least 15 travel on a European mobility for the first time. The measures are set out in full under Participants with fewer opportunities.</w:t>
       </w:r>
     </w:p>
     <w:p>
       <w:pPr>
         <w:jc w:val="both"/>
       </w:pPr>
-      <w:r>
-        <w:rPr>
-          <w:b/>
-          <w:i w:val="0"/>
-        </w:rPr>
-        <w:t>Inclusion and diversity.</w:t>
-      </w:r>
       <w:r>
         <w:rPr>
           <w:b w:val="0"/>
           <w:i w:val="0"/>
         </w:rPr>
-        <w:t xml:space="preserve"> The barriers our participants face are concrete, and each is answered by a concrete measure: geographic — the exchange is hosted inside our own territory and transport is paid from each participant’s own front door; economic — no participation fee of any kind, stated in writing from the day the call is published; linguistic — English is not a selection criterion and A2 is accepted, with a glossary built in four languages; social and educational — four months of preparation rather than four weeks, a parents’ meeting in each country before consents are signed, and the stated right to leave a session without giving a reason. At least 12 of the 20 participants face documented barriers and at least 15 travel on a European mobility for the first time. The measures are set out in full under Participants with fewer opportunities.</w:t>
+        <w:t>The Action’s own objectives are addressed directly. Youth Exchanges exist to encourage intercultural dialogue and learning and a sense of being European, to develop young people’s competences and attitudes, to strengthen European values and break down prejudice and stereotypes, and to raise awareness of socially relevant subjects. VERIFAI meets each of these, and the third structurally, because the working material of Day 2 includes real content that feeds ethnic, gender and migration stereotypes, analysed in mixed teams in which young people from the targeted communities are present.</w:t>
       </w:r>
     </w:p>
     <w:p>
       <w:pPr>
         <w:jc w:val="both"/>
       </w:pPr>
-      <w:r>
-        <w:rPr>
-          <w:b/>
-          <w:i w:val="0"/>
-        </w:rPr>
-        <w:t>Objectives of the Action.</w:t>
-      </w:r>
       <w:r>
         <w:rPr>
           <w:b w:val="0"/>
           <w:i w:val="0"/>
         </w:rPr>
-        <w:t xml:space="preserve"> Youth Exchanges exist to encourage intercultural dialogue and learning and a sense of being European, to develop young people’s competences and attitudes, to strengthen European values and break down prejudice and stereotypes, and to raise awareness of socially relevant subjects. VERIFAI addresses each of these directly, and the third structurally: the working material of Day 2 includes real content that feeds ethnic, gender and migration stereotypes, analysed in mixed teams in which young people from the targeted communities are present.</w:t>
+        <w:t>Within the EU Youth Strategy the project addresses Goal 4, Information and Constructive Dialogue, which is its very object; Goal 6, Moving Rural Youth Forward, since the activity takes place in a rural mountain territory and the multiplication happens in the participants’ own localities; and Goal 9, Space and Participation for All, since participants co-design the programme, choose the subjects to be verified and lead their own local initiatives. In the Strategy’s “Connecting” field of action it creates exactly the link the Strategy looks for, with young people from three European peripheries discovering that they have the same problem and working on it together.</w:t>
       </w:r>
     </w:p>
     <w:p>
       <w:pPr>
         <w:jc w:val="both"/>
       </w:pPr>
-      <w:r>
-        <w:rPr>
-          <w:b/>
-          <w:i w:val="0"/>
-        </w:rPr>
-        <w:t>EU Youth Strategy and the European Youth Goals.</w:t>
-      </w:r>
       <w:r>
         <w:rPr>
           <w:b w:val="0"/>
           <w:i w:val="0"/>
         </w:rPr>
-        <w:t xml:space="preserve"> The project addresses Goal 4, </w:t>
-      </w:r>
-      <w:r>
-        <w:rPr>
-          <w:b w:val="0"/>
-          <w:i/>
-        </w:rPr>
-        <w:t>Information and Constructive Dialogue</w:t>
-      </w:r>
-      <w:r>
-        <w:rPr>
-          <w:b w:val="0"/>
-          <w:i w:val="0"/>
-        </w:rPr>
-        <w:t xml:space="preserve">, which is its very object; Goal 6, </w:t>
-      </w:r>
-      <w:r>
-        <w:rPr>
-          <w:b w:val="0"/>
-          <w:i/>
-        </w:rPr>
-        <w:t>Moving Rural Youth Forward</w:t>
-      </w:r>
-      <w:r>
-        <w:rPr>
-          <w:b w:val="0"/>
-          <w:i w:val="0"/>
-        </w:rPr>
-        <w:t xml:space="preserve">, since the activity takes place in a rural mountain territory and the multiplication happens in the participants’ own localities; and Goal 9, </w:t>
-      </w:r>
-      <w:r>
-        <w:rPr>
-          <w:b w:val="0"/>
-          <w:i/>
-        </w:rPr>
-        <w:t>Space and Participation for All</w:t>
-      </w:r>
-      <w:r>
-        <w:rPr>
-          <w:b w:val="0"/>
-          <w:i w:val="0"/>
-        </w:rPr>
-        <w:t>, since participants co-design the programme, choose the subjects to be verified and lead their own local initiatives. Within the “Connecting” field of action it creates exactly the link the Strategy looks for: young people from four European peripheries discovering that they have the same problem, and working on it together.</w:t>
-      </w:r>
-    </w:p>
-    <w:p>
-      <w:pPr>
-        <w:jc w:val="both"/>
-      </w:pPr>
-      <w:r>
-        <w:rPr>
-          <w:b/>
-          <w:i w:val="0"/>
-        </w:rPr>
-        <w:t>Common EU values.</w:t>
-      </w:r>
-      <w:r>
-        <w:rPr>
-          <w:b w:val="0"/>
-          <w:i w:val="0"/>
-        </w:rPr>
-        <w:t xml:space="preserve"> Disinformation attacks human dignity through dehumanising content, equality through algorithmically amplified stereotypes, and the rule of law by eroding trust in institutions. Three concrete anchors rather than a declaration: the ground rule of the exchange is that any claim made in debate must be verifiable, and it applies to facilitators exactly as to participants; the group agreement negotiated by the participants on Day 1 includes non-discrimination and respect for every language and identity present — Romanian, Hungarian, Turkish and Greek; and the analysis of stereotype-bearing content is deliberately done in the presence of the people it targets.</w:t>
+        <w:t>Common EU values are anchored in three concrete places rather than declared. Disinformation attacks human dignity through dehumanising content, equality through algorithmically amplified stereotypes, and the rule of law by eroding trust in institutions. Against that, the ground rule of the exchange is that any claim made in debate must be verifiable and it applies to facilitators exactly as to participants; the group agreement negotiated by the participants on Day 1 includes non-discrimination and respect for every language and identity present, Romanian, Hungarian, Turkish and Greek; and the analysis of stereotype-bearing content is deliberately done in the presence of the people it targets.</w:t>
       </w:r>
     </w:p>
     <w:p>
@@ -6714,7 +6307,7 @@
           <w:color w:val="5A5A5A"/>
           <w:sz w:val="16"/>
         </w:rPr>
-        <w:t>≈ 4,641 characters (assumed form limit 5,000 — within limit)</w:t>
+        <w:t>≈ 4,746 characters (assumed form limit 5,000 — within limit)</w:t>
       </w:r>
     </w:p>
     <w:p>
@@ -6776,93 +6369,58 @@
       </w:pPr>
       <w:r>
         <w:rPr>
-          <w:b/>
+          <w:b w:val="0"/>
           <w:i w:val="0"/>
         </w:rPr>
-        <w:t>A competence they did not have, measured rather than asserted.</w:t>
+        <w:t>Every participant takes the same fifteen-item practical verification test in month 2 and its equivalent in month 18, and we expect at least sixteen of the twenty to improve their score by at least 30%. During the mobility an observation grid records whether each of them actually performs four named techniques in the Day 4 simulation, rather than whether they can describe them. That distinction matters here more than it would elsewhere, because our starting point is a group that already believes it can spot a fake, so the gain has to be documented rather than asserted.</w:t>
       </w:r>
+    </w:p>
+    <w:p>
+      <w:pPr>
+        <w:jc w:val="both"/>
+      </w:pPr>
       <w:r>
         <w:rPr>
           <w:b w:val="0"/>
           <w:i w:val="0"/>
         </w:rPr>
-        <w:t xml:space="preserve"> Every participant takes the same 15-item practical verification test in month 2 and its equivalent in month 18, and the target is a 30% improvement for at least 16 of the 20. During the mobility an observation grid records whether each participant actually performs four named techniques in the Day 4 simulation — not whether they can describe them. That distinction matters here more than it would elsewhere, because our starting point is a group that already believes it can spot a fake.</w:t>
+        <w:t>For most of them this is also a first European experience. At least 15 of the 20 will be taking part in a European mobility for the first time, and in our territory 31.3% of young people aged 14–17 have never taken part in any non-formal education activity at all. For those participants the gain is not only thematic, because working in a mixed international team, in English, with people they have never met, is itself the learning — and it is what they asked for, since 60.4% of the 14–17 group named foreign languages and intercultural communication as what they most want out of a European mobility.</w:t>
       </w:r>
     </w:p>
     <w:p>
       <w:pPr>
         <w:jc w:val="both"/>
       </w:pPr>
-      <w:r>
-        <w:rPr>
-          <w:b/>
-          <w:i w:val="0"/>
-        </w:rPr>
-        <w:t>A first European experience, for most of them.</w:t>
-      </w:r>
       <w:r>
         <w:rPr>
           <w:b w:val="0"/>
           <w:i w:val="0"/>
         </w:rPr>
-        <w:t xml:space="preserve"> At least 15 of the 20 will be taking part in a European mobility for the first time, and in our territory 31.3% of young people aged 14–17 have never taken part in any non-formal education activity at all. For those participants the gain is not only thematic: working in a mixed international team, in English, with people they have never met, is itself the learning. It is also what they asked for — 60.4% of the 14–17 group named foreign languages and intercultural communication as what they most want out of a European mobility.</w:t>
+        <w:t>The project also gives them something to do afterwards. Each participant leaves the mobility with a written commitment and a role in one of the four local initiatives, which they design and lead themselves while the group leader supports rather than directs. This is where a fifteen-year-old moves from “I learned something” to “I taught twenty people”, and in our experience it is the part that changes how they see themselves.</w:t>
       </w:r>
     </w:p>
     <w:p>
       <w:pPr>
         <w:jc w:val="both"/>
       </w:pPr>
-      <w:r>
-        <w:rPr>
-          <w:b/>
-          <w:i w:val="0"/>
-        </w:rPr>
-        <w:t>Something to do afterwards.</w:t>
-      </w:r>
       <w:r>
         <w:rPr>
           <w:b w:val="0"/>
           <w:i w:val="0"/>
         </w:rPr>
-        <w:t xml:space="preserve"> The project does not end when they get off the bus. Each participant leaves the mobility with a written commitment and a role in one of the four local initiatives, which they design and lead themselves, with the group leader supporting rather than directing. This is where a fifteen-year-old moves from “I learned something” to “I taught twenty people”, and in our experience it is the part that changes how they see themselves.</w:t>
+        <w:t>What they learn, they can name, document and use. Youthpass is worked on from Day 1 through a learning diary and daily reflection groups, held in the national group and in the participant’s own language first and then in plenary, and closed on Day 7 in a dedicated session. The value lies in the process rather than the paper, because it teaches a sixteen-year-old to identify what they actually learned, document it with evidence they can point to, and present it in a form someone else understands. That is what makes the certificate usable afterwards, in the next learning activity they join, in volunteering, in a civic initiative in their own community, and in the next international mobility they apply for.</w:t>
       </w:r>
     </w:p>
     <w:p>
       <w:pPr>
         <w:jc w:val="both"/>
       </w:pPr>
-      <w:r>
-        <w:rPr>
-          <w:b/>
-          <w:i w:val="0"/>
-        </w:rPr>
-        <w:t>Learning they can name, document and use.</w:t>
-      </w:r>
       <w:r>
         <w:rPr>
           <w:b w:val="0"/>
           <w:i w:val="0"/>
         </w:rPr>
-        <w:t xml:space="preserve"> Youthpass is worked on from Day 1 through a learning diary and daily reflection groups — in the national group and in the participant’s own language first, then in plenary — and closed on Day 7 in a dedicated session. The value is in the process, not the paper: it teaches a sixteen-year-old to identify what they actually learned, to document it with evidence they can point to, and to present it in a form someone else understands. That is a transferable skill in itself, and it is what makes the certificate usable afterwards — in the next learning activity they join, in volunteering, in a civic initiative in their own community, and in the next international mobility they apply for.</w:t>
-      </w:r>
-    </w:p>
-    <w:p>
-      <w:pPr>
-        <w:jc w:val="both"/>
-      </w:pPr>
-      <w:r>
-        <w:rPr>
-          <w:b/>
-          <w:i w:val="0"/>
-        </w:rPr>
-        <w:t>Six months later.</w:t>
-      </w:r>
-      <w:r>
-        <w:rPr>
-          <w:b w:val="0"/>
-          <w:i w:val="0"/>
-        </w:rPr>
-        <w:t xml:space="preserve"> A follow-up questionnaire in month 12 asks what they still use. The honest expectation is not that all twenty become fact-checkers. It is that they have acquired a reflex — the pause before sharing — and that the four local initiatives have given at least some of them a taste for organising something in their own community.</w:t>
+        <w:t>Six months after the exchange a follow-up questionnaire asks what they still use. The honest expectation is not that all twenty become fact-checkers, but that they have acquired a reflex — the pause before sharing — and that the four local initiatives have given at least some of them a taste for organising something in their own community.</w:t>
       </w:r>
     </w:p>
     <w:p>
@@ -6876,7 +6434,7 @@
           <w:color w:val="5A5A5A"/>
           <w:sz w:val="16"/>
         </w:rPr>
-        <w:t>≈ 2,666 characters (assumed form limit 5,000 — within limit)</w:t>
+        <w:t>≈ 2,665 characters (assumed form limit 5,000 — within limit)</w:t>
       </w:r>
     </w:p>
     <w:tbl>
@@ -6930,74 +6488,46 @@
       </w:pPr>
       <w:r>
         <w:rPr>
-          <w:b/>
+          <w:b w:val="0"/>
           <w:i w:val="0"/>
         </w:rPr>
-        <w:t>For the coordinator.</w:t>
+        <w:t>For the coordinator this is a deliberate step in the organisation’s development. LAG Napoca Porolissum has run youth projects as partner and as coordinator, but never as hosting organisation for a youth exchange, and hosting means owning the learning programme, the venue, the safety of twenty minors and the relationship with the host community. It converts a network of 43 members and 14 municipalities from a rural-development asset into a youth-work asset, and the organisation ends the project with a tested non-formal learning programme, three measurement instruments it did not have, and a child protection policy that will apply to everything it does afterwards.</w:t>
       </w:r>
+    </w:p>
+    <w:p>
+      <w:pPr>
+        <w:jc w:val="both"/>
+      </w:pPr>
       <w:r>
         <w:rPr>
           <w:b w:val="0"/>
           <w:i w:val="0"/>
         </w:rPr>
-        <w:t xml:space="preserve"> LAG Napoca Porolissum has run youth projects as partner and as coordinator, but this is its first project as hosting organisation for a youth exchange. That is a deliberate step in the organisation’s development. Hosting means owning the learning programme, the venue, the safety of twenty minors and the relationship with the host community, and it converts a network of 43 partners and 14 municipalities from a rural-development asset into a youth-work asset. The organisation ends the project with a tested non-formal learning programme, three measurement instruments it did not have, and a child protection policy that will apply to everything it does afterwards.</w:t>
+        <w:t>Genç Gönüllüler Derneği brings production and technology expertise and gains the verification methodology it currently lacks. For an organisation that already convened a hundred specialists to work out what children need from digital content, and that has an artificial intelligence and cyber-security specialist on its team, a structured approach to source verification is the missing half of what it teaches. GGD takes the toolkit into the volunteer network it trains every year and into the rural youth programme it runs with the Turkish Ministry of Interior.</w:t>
       </w:r>
     </w:p>
     <w:p>
       <w:pPr>
         <w:jc w:val="both"/>
       </w:pPr>
-      <w:r>
-        <w:rPr>
-          <w:b/>
-          <w:i w:val="0"/>
-        </w:rPr>
-        <w:t>For Genç Gönüllüler Derneği.</w:t>
-      </w:r>
       <w:r>
         <w:rPr>
           <w:b w:val="0"/>
           <w:i w:val="0"/>
         </w:rPr>
-        <w:t xml:space="preserve"> The partner brings production and technology expertise and gains the verification methodology it currently lacks. For an organisation that already convened a hundred specialists to work out what children need from digital content, and that has an AI and cyber-security specialist on its team, a structured approach to source verification is the missing half of what it teaches. GGD takes the toolkit into the volunteer network it trains every year and into the rural youth programme it runs with the Turkish Ministry of Interior.</w:t>
+        <w:t>For KEA IM Syrou this is a first Erasmus+ youth mobility. Its Erasmus+ experience is in adult education partnerships and its youth work has run through national and ESF programmes, so it gains a first structured experience of KA152 alongside a coordinator that carries the financial and reporting load. It also gains a tested method it can put into its creative activity centre for children and young people and carry out to the 36 islands it already serves, where the alternative is nothing at all, and one that sits naturally inside the child-poverty action plan it is currently implementing in Naxos and Kea, which already includes school dropout prevention and professional orientation.</w:t>
       </w:r>
     </w:p>
     <w:p>
       <w:pPr>
         <w:jc w:val="both"/>
       </w:pPr>
-      <w:r>
-        <w:rPr>
-          <w:b/>
-          <w:i w:val="0"/>
-        </w:rPr>
-        <w:t>For KEA IM Syrou.</w:t>
-      </w:r>
       <w:r>
         <w:rPr>
           <w:b w:val="0"/>
           <w:i w:val="0"/>
         </w:rPr>
-        <w:t xml:space="preserve"> This is its first Erasmus+ youth mobility. Its Erasmus+ experience is in adult education partnerships and its youth work has run through national and ESF programmes, so it gains a first structured experience of KA152 alongside a coordinator that carries the financial and reporting load. More concretely, it gains a tested method it can put into its creative activity centre for children and young people, and carry out to the 36 islands it already serves — where the alternative is nothing at all. It also gains something for its current work: the child-poverty action plan it is implementing in Naxos and Kea includes school dropout prevention and professional orientation for young people, and a verification toolkit sits naturally inside that.</w:t>
-      </w:r>
-    </w:p>
-    <w:p>
-      <w:pPr>
-        <w:jc w:val="both"/>
-      </w:pPr>
-      <w:r>
-        <w:rPr>
-          <w:b/>
-          <w:i w:val="0"/>
-        </w:rPr>
-        <w:t>For all three.</w:t>
-      </w:r>
-      <w:r>
-        <w:rPr>
-          <w:b w:val="0"/>
-          <w:i w:val="0"/>
-        </w:rPr>
-        <w:t xml:space="preserve"> The partnership produces something none of them has separately: an evidenced answer to a problem all three communities share, in a form other peripheral territories can pick up. In month 17 the three organisations formally assess whether to continue — either with a second exchange hosted by another partner, or with a youth participation project focused on dialogue with local decision-makers. The decision is minuted either way, including if it is not to continue.</w:t>
+        <w:t>Together the three produce something none of them has separately: an evidenced answer to a problem all three communities share, in a form other peripheral territories can pick up. In month 17 they formally assess whether to continue, and with what — either a second exchange hosted by another partner, or a youth participation project on dialogue with local decision-makers — and the decision is minuted either way, including if it is not to continue.</w:t>
       </w:r>
     </w:p>
     <w:p>
@@ -7011,7 +6541,7 @@
           <w:color w:val="5A5A5A"/>
           <w:sz w:val="16"/>
         </w:rPr>
-        <w:t>≈ 2,496 characters (assumed form limit 5,000 — within limit)</w:t>
+        <w:t>≈ 2,377 characters (assumed form limit 5,000 — within limit)</w:t>
       </w:r>
     </w:p>
     <w:tbl>
@@ -7065,74 +6595,46 @@
       </w:pPr>
       <w:r>
         <w:rPr>
-          <w:b/>
+          <w:b w:val="0"/>
           <w:i w:val="0"/>
         </w:rPr>
-        <w:t>Local.</w:t>
+        <w:t>Locally, at least 80 young people are reached directly through the four local initiatives, hosted in youth centres, libraries, community centres, the partner organisations’ own spaces and other accessible public places. In Romania the results are also presented across the 14 localities of the territory through the community events the organisation already runs every year, so that young people who did not take part still meet the material and the four media products circulate where the myths they debunk actually circulate.</w:t>
       </w:r>
+    </w:p>
+    <w:p>
+      <w:pPr>
+        <w:jc w:val="both"/>
+      </w:pPr>
       <w:r>
         <w:rPr>
           <w:b w:val="0"/>
           <w:i w:val="0"/>
         </w:rPr>
-        <w:t xml:space="preserve"> At least 80 young people reached directly through the four local initiatives, hosted in youth centres, libraries, community centres, the partner organisations’ own spaces and other accessible public places. In Romania, the results are also presented across the 14 localities of the LAG territory through the community events the organisation already runs every year, so that young people who did not take part still meet the material, and so that the four media products circulate where the myths they debunk actually circulate.</w:t>
+        <w:t>Regionally, the “Digital Detectives” toolkit is offered free of charge to the youth organisations, libraries and community centres of the territory, with a presentation session for the youth workers and librarians who will use it, and the 14 partner municipalities receive the evaluation report and a short set of recommendations. Romania has no coordinated national media-literacy strategy and its policies in this area are fragmented across separate legal frameworks, so a tested, free, ready-to-use set of materials in the hands of people who already work with rural young people has a value out of proportion to the size of this project.</w:t>
       </w:r>
     </w:p>
     <w:p>
       <w:pPr>
         <w:jc w:val="both"/>
       </w:pPr>
-      <w:r>
-        <w:rPr>
-          <w:b/>
-          <w:i w:val="0"/>
-        </w:rPr>
-        <w:t>Regional.</w:t>
-      </w:r>
       <w:r>
         <w:rPr>
           <w:b w:val="0"/>
           <w:i w:val="0"/>
         </w:rPr>
-        <w:t xml:space="preserve"> The “Digital Detectives” toolkit is offered free of charge to the youth organisations, libraries and community centres of the territory, with a presentation session for the youth workers and librarians who will use it. The 14 partner municipalities receive the evaluation report and a short set of recommendations. Romania has no coordinated national media-literacy strategy and its policies in this area are fragmented across separate legal frameworks; in that context, a tested, free, ready-to-use set of materials in the hands of people who already work with rural young people has a value out of proportion to the size of this project.</w:t>
+        <w:t>Nationally and at European level the results are published on the Erasmus+ Project Results Platform. GGD disseminates through its own channels and volunteer network, and KEA through a website with more than 12,000 unique visitors a month, a newsletter of 800 recipients and a working relationship with more than 80 regional media outlets across the South Aegean. The coordinator shares the method through the LEADER and ELARD networks, where it already has transnational cooperation experience, reaching Local Action Groups across rural Europe — an audience that rarely encounters media-literacy tools at all. The target is at least four organisations outside the partnership confirming in writing that they use the toolkit.</w:t>
       </w:r>
     </w:p>
     <w:p>
       <w:pPr>
         <w:jc w:val="both"/>
       </w:pPr>
-      <w:r>
-        <w:rPr>
-          <w:b/>
-          <w:i w:val="0"/>
-        </w:rPr>
-        <w:t>National and European.</w:t>
-      </w:r>
       <w:r>
         <w:rPr>
           <w:b w:val="0"/>
           <w:i w:val="0"/>
         </w:rPr>
-        <w:t xml:space="preserve"> Results are published on the Erasmus+ Project Results Platform. GGD disseminates through its own channels and volunteer network, and KEA through a website with more than 12,000 unique visitors a month, a newsletter of 800 recipients and a working relationship with more than 80 regional media outlets across the South Aegean. The coordinator shares the method through the LEADER and ELARD networks, where it already has transnational cooperation experience — a channel that reaches Local Action Groups across rural Europe, an audience that rarely encounters media-literacy tools at all. The target is at least four organisations outside the partnership confirming in writing that they use the toolkit.</w:t>
-      </w:r>
-    </w:p>
-    <w:p>
-      <w:pPr>
-        <w:jc w:val="both"/>
-      </w:pPr>
-      <w:r>
-        <w:rPr>
-          <w:b/>
-          <w:i w:val="0"/>
-        </w:rPr>
-        <w:t>What we do not claim.</w:t>
-      </w:r>
-      <w:r>
-        <w:rPr>
-          <w:b w:val="0"/>
-          <w:i w:val="0"/>
-        </w:rPr>
-        <w:t xml:space="preserve"> Twenty participants will not move a county-level statistic. The contribution is stated as it is: measurable change in twenty young people, documented extension to at least eighty more, and instruments that stay in use in three organisations after the project ends.</w:t>
+        <w:t>We state the limits of this as plainly as the ambitions. Twenty participants will not move a county-level statistic. The contribution is measurable change in twenty young people, documented extension to at least eighty more, and instruments that stay in use in three organisations after the project ends.</w:t>
       </w:r>
     </w:p>
     <w:p>
@@ -7146,7 +6648,7 @@
           <w:color w:val="5A5A5A"/>
           <w:sz w:val="16"/>
         </w:rPr>
-        <w:t>≈ 2,198 characters (assumed form limit 5,000 — within limit)</w:t>
+        <w:t>≈ 2,200 characters (assumed form limit 5,000 — within limit)</w:t>
       </w:r>
     </w:p>
     <w:p>
@@ -7714,14 +7216,14 @@
           <w:b/>
           <w:i w:val="0"/>
         </w:rPr>
-        <w:t>No.</w:t>
+        <w:t>No</w:t>
       </w:r>
       <w:r>
         <w:rPr>
           <w:b w:val="0"/>
           <w:i w:val="0"/>
         </w:rPr>
-        <w:t xml:space="preserve"> This is a decision, not an omission. In our survey, cost is the second barrier young people aged 14–17 name to taking part in a mobility (34.4%) and transport is the third (31.2%). A fee of any size would filter out precisely the young people this project exists for, and a family deciding whether to let a fourteen-year-old leave the country for nine days should not also be deciding whether they can afford it. Since at least 12 of our 20 participants are participants with fewer opportunities, from whom the Programme does not permit fees in any case, a fee would also have to be charged to some participants and not others — inside a group of twenty who spend nine days together. The rule is therefore written into the local call in all three countries from the day it is published: travel, accommodation, meals, insurance, materials and transport from the participant’s own front door are covered in full, and nothing is asked of the participant or the family at any point.</w:t>
+        <w:t xml:space="preserve"> — and this is a decision rather than an omission. In our survey, cost is the second barrier young people aged 14–17 name to taking part in a mobility (34.4%) and transport is the third (31.2%). A fee of any size would filter out precisely the young people this project exists for, and a family deciding whether to let a fourteen-year-old leave the country for nine days should not also be deciding whether they can afford it. Since at least 12 of our 20 participants are participants with fewer opportunities, from whom the Programme does not permit fees in any case, a fee would also have to be charged to some participants and not others — inside a group of twenty who spend nine days together. The rule is therefore written into the local call in all three countries from the day it is published: travel, accommodation, meals, insurance, materials and transport from the participant’s own front door are covered in full, and nothing is asked of the participant or the family at any point.</w:t>
       </w:r>
     </w:p>
     <w:p>
@@ -7735,7 +7237,7 @@
           <w:color w:val="5A5A5A"/>
           <w:sz w:val="16"/>
         </w:rPr>
-        <w:t>≈ 983 characters (assumed form limit 2,000 — within limit)</w:t>
+        <w:t>≈ 995 characters (assumed form limit 2,000 — within limit)</w:t>
       </w:r>
     </w:p>
     <w:p>
@@ -10222,220 +9724,82 @@
       </w:pPr>
       <w:r>
         <w:rPr>
-          <w:b/>
+          <w:b w:val="0"/>
           <w:i w:val="0"/>
         </w:rPr>
-        <w:t>Romania — LAG Napoca Porolissum, 7 young people aged 14–17 plus 1 group leader.</w:t>
+        <w:t>The Romanian group brings seven young people aged 14–17 and one group leader, drawn from the rural mountain communes of the territory — Săcuieu, Gilău, Huedin, Mărișel, Căpușu Mare, Mărgău, Măguri-Răcătău, Călățele, Beliș, Mănăstireni, Aghireșu and Izvorul Crișului — communities with a thin offer of youth activities and information circulating in two languages. From our survey of this exact population, 96.9% already use AI tools, 20.8% rate their digital competence as low, 31.3% have never taken part in a non-formal activity, and lack of information is the first barrier they name. The group is deliberately mixed linguistically, with at least one Hungarian-speaking participant, because the language question is part of the subject matter.</w:t>
       </w:r>
+    </w:p>
+    <w:p>
+      <w:pPr>
+        <w:jc w:val="both"/>
+      </w:pPr>
       <w:r>
         <w:rPr>
           <w:b w:val="0"/>
           <w:i w:val="0"/>
         </w:rPr>
-        <w:t xml:space="preserve"> Young people from the rural mountain communes of the territory — Săcuieu, Gilău, Huedin, Mărișel, Căpușu Mare, Mărgău, Măguri-Răcătău, Călățele, Beliș, Mănăstireni, Aghireșu, Izvorul Crișului — communities with a thin offer of youth activities and information circulating in two languages. From our survey of this exact population: 96.9% already use AI tools, 20.8% rate their digital competence as low, 31.3% have never taken part in a non-formal activity, and lack of information is the first barrier they name. The group is deliberately mixed linguistically, with at least one Hungarian-speaking participant, because the language question is part of the subject matter.</w:t>
+        <w:t>The Turkish group brings seven young people aged 14–17 and one group leader from the İstanbul metropolitan periphery — the Sarıyer district and around it, dense and diverse, including families with migrant and refugee backgrounds — and from the rural localities GGD reaches through the rural youth programme it runs with the Turkish Ministry of Interior. In both, information travels through neighbourhood, family and community networks that national fact-checking never reaches. GGD recruits through the volunteer network it trains every year, prioritising young people who have never taken part in an international activity, and its standing work identifying digital skill gaps among those volunteers is how it knows where to look. [TO CONFIRM: the urban/rural composition, the localities, and GGD’s consultation data.]</w:t>
       </w:r>
     </w:p>
     <w:p>
       <w:pPr>
         <w:jc w:val="both"/>
       </w:pPr>
-      <w:r>
-        <w:rPr>
-          <w:b/>
-          <w:i w:val="0"/>
-        </w:rPr>
-        <w:t>Türkiye — Genç Gönüllüler Derneği, 7 young people aged 14–17 plus 1 group leader.</w:t>
-      </w:r>
       <w:r>
         <w:rPr>
           <w:b w:val="0"/>
           <w:i w:val="0"/>
         </w:rPr>
-        <w:t xml:space="preserve"> Young people from the İstanbul metropolitan periphery — the Sarıyer district and around it, dense and diverse, including families with migrant and refugee backgrounds — and from the rural localities GGD reaches through the rural youth programme it runs with the Turkish Ministry of Interior. In both, information travels through neighbourhood, family and community networks that national fact-checking never reaches. GGD recruits through the volunteer network it trains every year, prioritising young people who have never taken part in an international activity; its standing work identifying digital skill gaps among those volunteers is how it knows where to look. [TO CONFIRM: the urban/rural composition, the localities, and GGD’s consultation data.]</w:t>
+        <w:t>The Greek group brings six young people aged 14–17 and two group leaders from small islands of the South Aegean, recruited through the network KEA operates across 36 inhabited islands of the Cyclades and the Dodecanese. Their isolation is not metaphorical: for a fourteen-year-old on a small island any learning activity means a ferry, and what exists in Athens does not reach them. The national data behind this group is in the needs section, where Greece sits 22nd of 27 on basic digital competences and 80% of students cannot tell a real article from a fake one. The group travels with two accompanying adults because of the length of the journey. [TO CONFIRM: the islands and the departure point.]</w:t>
       </w:r>
     </w:p>
     <w:p>
       <w:pPr>
         <w:jc w:val="both"/>
       </w:pPr>
-      <w:r>
-        <w:rPr>
-          <w:b/>
-          <w:i w:val="0"/>
-        </w:rPr>
-        <w:t>Greece — KEA IM Syrou, 6 young people aged 14–17 plus 2 group leaders.</w:t>
-      </w:r>
       <w:r>
         <w:rPr>
           <w:b w:val="0"/>
           <w:i w:val="0"/>
         </w:rPr>
-        <w:t xml:space="preserve"> Young people from small islands of the South Aegean, recruited through the network KEA operates across 36 inhabited islands of the Cyclades and the Dodecanese. Their isolation is not metaphorical: for a fourteen-year-old on a small island any learning activity means a ferry, and what exists in Athens does not reach them. The national data behind this group is in the needs section — Greece 22nd of 27 on basic digital competences, 80% of students unable to tell a real article from a fake one. The group travels with two accompanying adults because of the length of the journey. [TO CONFIRM: the islands and the departure point.]</w:t>
+        <w:t>All three partners form their groups on one common recruitment backbone, published simultaneously in month 1 with the same criteria translated into Romanian, Hungarian, Turkish and Greek, aiming for at least 60 applications for the 20 places. Selection is by a commission of at least two people per organisation, on a written form plus a short conversation, with the outcome and the reasons given to every candidate. The criteria are identical in all three countries: age 14–17 at the start date, which is eliminatory; motivation and willingness to run a local initiative afterwards, weighted 30%; first participation in a European mobility or any non-formal activity, weighted 25% with a target of 15 of 20; a situation limiting access to opportunities, declared voluntarily and confidentially, weighted 25% with a target of 12 of 20; and gender and locality balance, weighted 20%. English is not among them, and A2 is accepted, because the programme is built on visual and practical methods, pair work and linguistic support from the group leaders so that language does not become a social filter — a language test at the door would convert the 12.5% who name lack of self-confidence into exclusion.</w:t>
       </w:r>
     </w:p>
     <w:p>
       <w:pPr>
         <w:jc w:val="both"/>
       </w:pPr>
-      <w:r>
-        <w:rPr>
-          <w:b/>
-          <w:i w:val="0"/>
-        </w:rPr>
-        <w:t>How the groups are formed.</w:t>
-      </w:r>
       <w:r>
         <w:rPr>
           <w:b w:val="0"/>
           <w:i w:val="0"/>
         </w:rPr>
-        <w:t xml:space="preserve"> All three partners use one common recruitment backbone, published simultaneously in month 1 with the same criteria translated into Romanian, Hungarian, Turkish and Greek. Target: at least 60 applications for the 20 places. Selection is by a commission of at least two people per organisation, on a written form plus a short conversation, with the outcome and the reasons given to every candidate. The criteria are identical in all three countries: age 14–17 at the start date (eliminatory); motivation and willingness to run a local initiative afterwards (30%); first participation in a European mobility or any non-formal activity (25%, target 15 of 20); a situation limiting access to opportunities, declared voluntarily and confidentially (25%, target 12 of 20); gender and locality balance (20%).</w:t>
+        <w:t>All twenty participants are aged 14 to 17 at the start date, and the band is deliberately tight. They share the same need, since the survey evidence behind this project describes exactly this age group, and they are at a similar stage of development, so one register of language and one set of expectations about autonomy works for the whole room instead of two. That also lets us use one coherent set of non-formal methods — visual, practical, game-based, built on small mixed teams and peer teaching — that fits all of them. A band crossing into legal adulthood would put minors and adults in the same accommodation, which is a safeguarding problem before it is a learning one.</w:t>
       </w:r>
     </w:p>
     <w:p>
       <w:pPr>
         <w:jc w:val="both"/>
       </w:pPr>
-      <w:r>
-        <w:rPr>
-          <w:b/>
-          <w:i w:val="0"/>
-        </w:rPr>
-        <w:t>English is not a selection criterion</w:t>
-      </w:r>
       <w:r>
         <w:rPr>
           <w:b w:val="0"/>
           <w:i w:val="0"/>
         </w:rPr>
-        <w:t xml:space="preserve"> and A2 is accepted: the programme is built on visual and practical methods, pair work and linguistic support from the group leaders, precisely so that language does not become a social filter. A language test at the door would convert the 12.5% who name lack of self-confidence as a barrier into exclusion.</w:t>
+        <w:t>Country balance is held by three near-equal groups, seven from Romania, seven from Türkiye and six from Greece, so that no national group holds a majority of the twenty. The balance is enforced where it matters, in the working teams: the cohort is divided into four mixed teams of five, each containing members of all three national groups, recomposed daily, so every participant works with every nationality repeatedly rather than once. Gender balance is binding at group level rather than an aspiration at project level, with each national group including at least 40% of each gender — three in a group of seven, two in a group of six — and the team of four group leaders itself gender-balanced. Participants who do not identify within that binary are counted by their own declaration and are not required to declare anything, and the activity coordinator checks both rules at selection and at final confirmation.</w:t>
       </w:r>
     </w:p>
     <w:p>
       <w:pPr>
         <w:jc w:val="both"/>
       </w:pPr>
-      <w:r>
-        <w:rPr>
-          <w:b/>
-          <w:i w:val="0"/>
-        </w:rPr>
-        <w:t>Age.</w:t>
-      </w:r>
       <w:r>
         <w:rPr>
           <w:b w:val="0"/>
           <w:i w:val="0"/>
         </w:rPr>
-        <w:t xml:space="preserve"> All twenty participants are aged 14 to 17 at the start date. The band is deliberately tight, for three reasons that point the same way. They share the same need — the survey evidence behind this project describes exactly this age group. They are at a similar stage of development, so one register of language and one set of expectations about autonomy works for the whole room instead of two. And it lets us use one coherent set of non-formal methods — visual, practical, game-based, built on small mixed teams and peer teaching — that fits all of them. A band crossing into legal adulthood would also put minors and adults in the same accommodation, which is a safeguarding problem before it is a learning one.</w:t>
-      </w:r>
-    </w:p>
-    <w:p>
-      <w:pPr>
-        <w:jc w:val="both"/>
-      </w:pPr>
-      <w:r>
-        <w:rPr>
-          <w:b/>
-          <w:i w:val="0"/>
-        </w:rPr>
-        <w:t>Country and gender balance.</w:t>
-      </w:r>
-      <w:r>
-        <w:rPr>
-          <w:b w:val="0"/>
-          <w:i w:val="0"/>
-        </w:rPr>
-        <w:t xml:space="preserve"> Three countries in near-equal groups: 7 Romania, 7 Türkiye, 6 Greece. No national group holds a majority of the twenty, and the smallest is the one with the longest journey, which is why it travels with two adults. The balance is enforced where it matters, in the working teams: the cohort is divided into </w:t>
-      </w:r>
-      <w:r>
-        <w:rPr>
-          <w:b/>
-          <w:i w:val="0"/>
-        </w:rPr>
-        <w:t>four mixed teams of five, each containing members of all three national groups</w:t>
-      </w:r>
-      <w:r>
-        <w:rPr>
-          <w:b w:val="0"/>
-          <w:i w:val="0"/>
-        </w:rPr>
-        <w:t>, recomposed daily, so every participant works with every nationality repeatedly rather than once. Gender balance is binding at group level, not an aspiration at project level: each national group includes at least 40% of each gender — three in a group of seven, two in a group of six — and the team of four group leaders is itself gender-balanced. Participants who do not identify within that binary are counted by their own declaration and are not required to declare anything. The activity coordinator checks both at selection and at final confirmation.</w:t>
-      </w:r>
-    </w:p>
-    <w:p>
-      <w:pPr>
-        <w:jc w:val="both"/>
-      </w:pPr>
-      <w:r>
-        <w:rPr>
-          <w:b/>
-          <w:i w:val="0"/>
-        </w:rPr>
-        <w:t>Group leaders.</w:t>
-      </w:r>
-      <w:r>
-        <w:rPr>
-          <w:b w:val="0"/>
-          <w:i w:val="0"/>
-        </w:rPr>
-        <w:t xml:space="preserve"> Four, all 18 or over, experienced in youth work and in accompanying minors, staying with their groups throughout including at night: one Romania, one Türkiye, two Greece. Proposed: </w:t>
-      </w:r>
-      <w:r>
-        <w:rPr>
-          <w:b/>
-          <w:i w:val="0"/>
-        </w:rPr>
-        <w:t>Livia Golovatic</w:t>
-      </w:r>
-      <w:r>
-        <w:rPr>
-          <w:b w:val="0"/>
-          <w:i w:val="0"/>
-        </w:rPr>
-        <w:t xml:space="preserve"> (RO), </w:t>
-      </w:r>
-      <w:r>
-        <w:rPr>
-          <w:b/>
-          <w:i w:val="0"/>
-        </w:rPr>
-        <w:t>M. Talha Serenli</w:t>
-      </w:r>
-      <w:r>
-        <w:rPr>
-          <w:b w:val="0"/>
-          <w:i w:val="0"/>
-        </w:rPr>
-        <w:t xml:space="preserve"> (TR), and for Greece </w:t>
-      </w:r>
-      <w:r>
-        <w:rPr>
-          <w:b/>
-          <w:i w:val="0"/>
-        </w:rPr>
-        <w:t>Evgenia Kalogeropoulou</w:t>
-      </w:r>
-      <w:r>
-        <w:rPr>
-          <w:b w:val="0"/>
-          <w:i w:val="0"/>
-        </w:rPr>
-        <w:t xml:space="preserve">, a social worker trained in supporting vulnerable groups, with </w:t>
-      </w:r>
-      <w:r>
-        <w:rPr>
-          <w:b/>
-          <w:i w:val="0"/>
-        </w:rPr>
-        <w:t>Ioulia Dialeisma</w:t>
-      </w:r>
-      <w:r>
-        <w:rPr>
-          <w:b w:val="0"/>
-          <w:i w:val="0"/>
-        </w:rPr>
-        <w:t xml:space="preserve"> as second accompanying adult. [TO CONFIRM with the partners.] Each is responsible for safeguarding, the daily reflection in the group’s own language, attendance, the code of conduct, observing one mixed team on Day 4, and afterwards the group’s local initiative. Four leaders for twenty participants is below the National Call’s ceiling of one per four; with the two facilitators it gives six adults for twenty minors. All four take the two-day leaders’ briefing in month 4.</w:t>
+        <w:t>Four group leaders accompany the groups, all aged 18 or over, experienced in youth work and in accompanying minors, staying with their groups throughout including at night: one for Romania, one for Türkiye and two for Greece. We propose Livia Golovatic for Romania, M. Talha Serenli for Türkiye, and for Greece Evgenia Kalogeropoulou, a social worker trained in supporting vulnerable groups, with Ioulia Dialeisma as second accompanying adult. [TO CONFIRM with the partners.] Each is responsible for safeguarding, the daily reflection in the group’s own language, attendance, the code of conduct, observing one mixed team on Day 4, and afterwards the group’s local initiative. Four leaders for twenty participants is below the National Call’s ceiling of one per four, and with the two facilitators it gives six adults for twenty minors. All four take the two-day leaders’ briefing in month 4.</w:t>
       </w:r>
     </w:p>
     <w:p>
@@ -10449,7 +9813,7 @@
           <w:color w:val="5A5A5A"/>
           <w:sz w:val="16"/>
         </w:rPr>
-        <w:t>≈ 5,985 characters (assumed form limit 6,000 — within limit)</w:t>
+        <w:t>≈ 5,962 characters (assumed form limit 6,000 — within limit)</w:t>
       </w:r>
     </w:p>
     <w:tbl>
@@ -10503,74 +9867,46 @@
       </w:pPr>
       <w:r>
         <w:rPr>
-          <w:b/>
+          <w:b w:val="0"/>
           <w:i w:val="0"/>
         </w:rPr>
-        <w:t>Where this project came from.</w:t>
+        <w:t>The subject of this project was not chosen by the coordinator’s staff. It came from 153 young people in the territory who answered our survey, and it was then put back to them for checking. Three things in this application exist because they asked for them. They told us where to hold it: 58.5% asked for learning activities in or near their own locality, so the exchange is hosted inside the LAG territory rather than in a comfortable host city, and the host community became part of the programme on Day 5 instead of being scenery. They told us what stops them: cost and transport are the second and third barriers they name, so there is no participation fee of any kind and transport is paid from each participant’s own front door. And they told us how they learn: 68.1% through practical activities against 29.8% through a course, so there are no lectures in this programme and every session produces an output or a decision taken by the participants themselves. A validation meeting with 8–10 young people from the territory, held before submission, confirms the wording of the need, reviews the objectives in plain language, and produces the first list of the claims and rumours they want checked — a list that becomes the working material of Day 2.</w:t>
       </w:r>
+    </w:p>
+    <w:p>
+      <w:pPr>
+        <w:jc w:val="both"/>
+      </w:pPr>
       <w:r>
         <w:rPr>
           <w:b w:val="0"/>
           <w:i w:val="0"/>
         </w:rPr>
-        <w:t xml:space="preserve"> The subject was not chosen by the coordinator’s staff. It came from 153 young people in the territory who answered our survey, and it was then put back to them for checking. Three things in this application exist because they asked for them. They told us where to hold it: 58.5% asked for learning activities in or near their own locality, so the exchange is hosted inside the LAG territory rather than in a comfortable host city, and the host community became part of the programme on Day 5 instead of being scenery. They told us what stops them: cost and transport are the second and third barriers they name, so there is no participation fee of any kind and transport is paid from each participant’s own front door. And they told us how they learn: 68.1% through practical activities against 29.8% through a course, so there are no lectures in this programme and every session produces an output or a decision taken by the participants themselves. A validation meeting with 8–10 young people from the territory, held before submission, confirms the wording of the need, reviews the objectives in plain language, and produces the first list of the claims and rumours they want checked — a list that becomes the working material of Day 2.</w:t>
+        <w:t>In the planning phase, months 1 to 4, participants do not simply wait for August. Four online sessions of 90 minutes each bring the three groups together in mixed national composition, not country by country. Session 1: meeting each other and negotiating the first draft of the group agreement. Session 2: participants choose the local disinformation cases that will be analysed during the mobility — each group brings five to eight documented real cases from its own community, and the participants themselves decide which ones make the working set. Session 3: distribution of roles for the mobility — photo and video documentation, activity diary, energisers, mediation, contact with the host community, timekeeping — and preparation of the intercultural evening. Session 4: safety, digital rules, practical arrangements, and questions answered live by the group leaders. Between sessions a moderated communication group keeps the cohort in contact. A separate online meeting is held with the parents, in each country and in its own language.</w:t>
       </w:r>
     </w:p>
     <w:p>
       <w:pPr>
         <w:jc w:val="both"/>
       </w:pPr>
-      <w:r>
-        <w:rPr>
-          <w:b/>
-          <w:i w:val="0"/>
-        </w:rPr>
-        <w:t>Planning, months 1–4.</w:t>
-      </w:r>
       <w:r>
         <w:rPr>
           <w:b w:val="0"/>
           <w:i w:val="0"/>
         </w:rPr>
-        <w:t xml:space="preserve"> Once selected, participants do not simply wait for August. Four online sessions of 90 minutes each bring the three groups together in mixed national composition, not country by country. Session 1: meeting each other and negotiating the first draft of the group agreement. Session 2: participants choose the local disinformation cases that will be analysed during the mobility — each group brings five to eight documented real cases from its own community, and the participants themselves decide which ones make the working set. Session 3: distribution of roles for the mobility — photo and video documentation, activity diary, energisers, mediation, contact with the host community, timekeeping — and preparation of the intercultural evening. Session 4: safety, digital rules, practical arrangements, and questions answered live by the group leaders. Between sessions a moderated communication group keeps the cohort in contact. A separate online meeting is held with the parents, in each country and in its own language.</w:t>
+        <w:t>During the mobility, every day has a host team of the day: a mixed team of three participants, one from each country, who open the day, keep the timing, run the energisers and close the day. The four working teams are recomposed daily so that every participant works with every nationality repeatedly. The daily reflection groups — first in the national group and in the participant’s own language, then in plenary — feed directly into adjusting the next day’s programme, and the adjustments are made visibly, so participants see their feedback change something rather than disappear into a form. On Day 6 the participants plan their own local initiatives: date, venue, audience, partners, who does what.</w:t>
       </w:r>
     </w:p>
     <w:p>
       <w:pPr>
         <w:jc w:val="both"/>
       </w:pPr>
-      <w:r>
-        <w:rPr>
-          <w:b/>
-          <w:i w:val="0"/>
-        </w:rPr>
-        <w:t>During the mobility.</w:t>
-      </w:r>
       <w:r>
         <w:rPr>
           <w:b w:val="0"/>
           <w:i w:val="0"/>
         </w:rPr>
-        <w:t xml:space="preserve"> Every day has a host team of the day: a mixed team of three participants, one from each country, who open the day, keep the timing, run the energisers and close the day. The four working teams are recomposed daily so that every participant works with every nationality repeatedly. The daily reflection groups — first in the national group and in the participant’s own language, then in plenary — feed directly into adjusting the next day’s programme, and the adjustments are made visibly, so participants see their feedback change something rather than disappear into a form. On Day 6 the participants plan their own local initiatives: date, venue, audience, partners, who does what.</w:t>
-      </w:r>
-    </w:p>
-    <w:p>
-      <w:pPr>
-        <w:jc w:val="both"/>
-      </w:pPr>
-      <w:r>
-        <w:rPr>
-          <w:b/>
-          <w:i w:val="0"/>
-        </w:rPr>
-        <w:t>Follow-up, months 6–18.</w:t>
-      </w:r>
-      <w:r>
-        <w:rPr>
-          <w:b w:val="0"/>
-          <w:i w:val="0"/>
-        </w:rPr>
-        <w:t xml:space="preserve"> Four local initiatives are designed and led by the participants, with the group leader in a support role rather than a coordinating one: </w:t>
+        <w:t xml:space="preserve">In the follow-up phase, months 6 to 18, four local initiatives are designed and led by the participants, with the group leader in a support role rather than a coordinating one: </w:t>
       </w:r>
       <w:r>
         <w:rPr>
@@ -10598,7 +9934,7 @@
           <w:color w:val="5A5A5A"/>
           <w:sz w:val="16"/>
         </w:rPr>
-        <w:t>≈ 4,125 characters (assumed form limit 6,000 — within limit)</w:t>
+        <w:t>≈ 4,128 characters (assumed form limit 6,000 — within limit)</w:t>
       </w:r>
     </w:p>
     <w:tbl>
@@ -11481,17 +10817,10 @@
       </w:pPr>
       <w:r>
         <w:rPr>
-          <w:b/>
-          <w:i w:val="0"/>
-        </w:rPr>
-        <w:t>What we do not claim.</w:t>
-      </w:r>
-      <w:r>
-        <w:rPr>
           <w:b w:val="0"/>
           <w:i w:val="0"/>
         </w:rPr>
-        <w:t xml:space="preserve"> Seven days do not produce expert fact-checkers. What they produce is a reflex — the pause before sharing — and four techniques the participant can actually perform, which is what objective O2 measures and what the observation grid records.</w:t>
+        <w:t>We are careful about what we claim: seven days do not produce expert fact-checkers. What they produce is a reflex — the pause before sharing — and four techniques the participant can actually perform, which is what objective O2 measures and what the observation grid records.</w:t>
       </w:r>
     </w:p>
     <w:p>
@@ -11505,7 +10834,7 @@
           <w:color w:val="5A5A5A"/>
           <w:sz w:val="16"/>
         </w:rPr>
-        <w:t>≈ 3,767 characters (assumed form limit 6,000 — within limit)</w:t>
+        <w:t>≈ 3,781 characters (assumed form limit 6,000 — within limit)</w:t>
       </w:r>
     </w:p>
     <w:tbl>
@@ -11559,55 +10888,34 @@
       </w:pPr>
       <w:r>
         <w:rPr>
-          <w:b/>
+          <w:b w:val="0"/>
           <w:i w:val="0"/>
         </w:rPr>
-        <w:t>Venue.</w:t>
+        <w:t>The activity is hosted in an accommodation unit inside the Napoca Porolissum territory, in the Apuseni Mountains, Cluj County, rather than in a neutral host city: 58.5% of the young people we surveyed asked for activities in or near their own locality, and the host community is part of the programme on Day 5. It needs 30 places, a plenary room, four small-team spaces, stable internet and accessibility. [TO CONFIRM: the unit, with a written offer.]</w:t>
       </w:r>
+    </w:p>
+    <w:p>
+      <w:pPr>
+        <w:jc w:val="both"/>
+      </w:pPr>
       <w:r>
         <w:rPr>
           <w:b w:val="0"/>
           <w:i w:val="0"/>
         </w:rPr>
-        <w:t xml:space="preserve"> An accommodation unit inside the Napoca Porolissum territory, in the Apuseni Mountains, Cluj County — not a neutral host city: 58.5% of the young people we surveyed asked for activities in or near their own locality, and the host community is part of the programme on Day 5. Requirements: 30 places, a plenary room, four small-team spaces, stable internet, accessibility. [TO CONFIRM: the unit, with a written offer.]</w:t>
+        <w:t>Among the non-formal learning methods, learning through controlled error is the central one: participants receive the false material, commit to a judgement, and only then learn the verdict — the surprise is the instrument that works on overconfidence, used on Day 2 before any teaching. Around it: mixed teams recomposed daily; simulation and role play (the verification newsroom D4.1, the information tribunal D2.3, the escape room D3.3); structured debate under the rule that every claim must be evidenced, facilitators included; peer teaching (D3.2); media production as applied learning on Day 6; daily reflection in the national group in the participant’s own language, then in plenary, with a learning diary, and what comes out of it visibly changes the next day (D1.5, D2.4, D3.5, D4.4, D6.4); and outdoor activities in the territory. There are no lectures: every session produces an output or a decision taken by the participants themselves.</w:t>
       </w:r>
     </w:p>
     <w:p>
       <w:pPr>
         <w:jc w:val="both"/>
       </w:pPr>
-      <w:r>
-        <w:rPr>
-          <w:b/>
-          <w:i w:val="0"/>
-        </w:rPr>
-        <w:t>Non-formal learning methods.</w:t>
-      </w:r>
       <w:r>
         <w:rPr>
           <w:b w:val="0"/>
           <w:i w:val="0"/>
         </w:rPr>
-        <w:t xml:space="preserve"> Learning through controlled error is the central method: participants receive the false material, commit to a judgement, and only then learn the verdict — the surprise is the instrument that works on overconfidence, used on Day 2 before any teaching. Around it: mixed teams recomposed daily; simulation and role play (the verification newsroom D4.1, the information tribunal D2.3, the escape room D3.3); structured debate under the rule that every claim must be evidenced, facilitators included; peer teaching (D3.2); media production as applied learning on Day 6; daily reflection in the national group in the participant’s own language, then in plenary, with a learning diary, and what comes out of it visibly changes the next day (D1.5, D2.4, D3.5, D4.4, D6.4); and outdoor activities in the territory. There are no lectures: every session produces an output or a decision taken by the participants — 68.1% of those we surveyed learn through practical activities.</w:t>
-      </w:r>
-    </w:p>
-    <w:p>
-      <w:pPr>
-        <w:jc w:val="both"/>
-      </w:pPr>
-      <w:r>
-        <w:rPr>
-          <w:b/>
-          <w:i w:val="0"/>
-        </w:rPr>
-        <w:t>Daily programme.</w:t>
-      </w:r>
-      <w:r>
-        <w:rPr>
-          <w:b w:val="0"/>
-          <w:i w:val="0"/>
-        </w:rPr>
-        <w:t xml:space="preserve"> Travel days 8 and 16 August. Day 0: arrival, accommodation, guided safety tour with an evacuation drill (D0.1).</w:t>
+        <w:t>The daily programme runs as follows, with 8 and 16 August as travel days. Day 0 is arrival, accommodation and the guided safety tour with an evacuation drill (D0.1).</w:t>
       </w:r>
     </w:p>
     <w:p>
@@ -11721,7 +11029,7 @@
           <w:b w:val="0"/>
           <w:i w:val="0"/>
         </w:rPr>
-        <w:t xml:space="preserve"> O3. Led by GGD: how a short video or infographic is built to be clear and honest (D6.1), then production, each team debunking a Day 5 myth under the AI-use rule the group wrote on Day 3 (D6.2). In parallel the national groups plan their local initiatives on a common template supplied by KEA — date, venue, audience, partner, responsibilities, indicator (D6.3). Outputs: four media products in English plus a local language, four initiative plans with named owners and deadlines.</w:t>
+        <w:t xml:space="preserve"> O3. Led by GGD: how a short video or infographic is built to be clear and honest (D6.1), then production, each team debunking a Day 5 myth under the AI-use rule the group wrote on Day 3 (D6.2). In parallel the national groups plan their local initiatives on a common template supplied by KEA — date, venue, audience, partner, responsibilities, indicator (D6.3). Outputs: four media products in English plus a local language, four initiative plans with owners and deadlines.</w:t>
       </w:r>
     </w:p>
     <w:p>
@@ -11740,7 +11048,7 @@
           <w:b w:val="0"/>
           <w:i w:val="0"/>
         </w:rPr>
-        <w:t xml:space="preserve"> O1, O2, O3. A public presentation by the participants to guests from the community, the municipalities and the press (D7.1); the Youthpass session, where each participant re-reads their Day 1 digital map against their learning diary and names, with evidence, what changed (D7.2); a participatory evaluation (D7.3); and the written, public commitments to the four local initiatives (D7.4). Outputs: 20 Youthpass certificates plus 4 for the group leaders, four signed commitments with dates.</w:t>
+        <w:t xml:space="preserve"> O1, O2, O3. A public presentation by the participants to guests from the community, the municipalities and the press (D7.1); the Youthpass session, where each participant re-reads their Day 1 digital map against their learning diary and names, with evidence, what changed (D7.2); a participatory evaluation (D7.3); and the written, public commitments to the four local initiatives (D7.4). Outputs: 20 Youthpass certificates plus 4 for the group leaders, and four signed commitments.</w:t>
       </w:r>
     </w:p>
     <w:p>
@@ -11766,7 +11074,7 @@
           <w:color w:val="5A5A5A"/>
           <w:sz w:val="16"/>
         </w:rPr>
-        <w:t>≈ 5,990 characters (assumed form limit 6,000 — within limit)</w:t>
+        <w:t>≈ 5,995 characters (assumed form limit 6,000 — within limit)</w:t>
       </w:r>
     </w:p>
     <w:tbl>
@@ -11820,55 +11128,34 @@
       </w:pPr>
       <w:r>
         <w:rPr>
-          <w:b/>
+          <w:b w:val="0"/>
           <w:i w:val="0"/>
         </w:rPr>
-        <w:t>Before.</w:t>
+        <w:t>Before the exchange, the groups work together in four joint online sessions of 90 minutes in months 3 and 4, in mixed national composition rather than country by country, so the teams that will work together in August have already met. A shared workspace holds the documents, the case files and the templates; a moderated messaging group, with clear rules and no sharing of personal data, keeps day-to-day contact going. Between sessions each group has a concrete deliverable for the others: five to eight documented cases of disinformation from its own community, uploaded to the shared space, which the whole cohort then reviews. The group leaders hold their own separate channel and a two-day online briefing.</w:t>
       </w:r>
+    </w:p>
+    <w:p>
+      <w:pPr>
+        <w:jc w:val="both"/>
+      </w:pPr>
       <w:r>
         <w:rPr>
           <w:b w:val="0"/>
           <w:i w:val="0"/>
         </w:rPr>
-        <w:t xml:space="preserve"> Four joint online sessions of 90 minutes in months 3 and 4, in mixed national composition rather than country by country, so the teams that will work together in August have already met. A shared workspace holds the documents, the case files and the templates; a moderated messaging group, with clear rules and no sharing of personal data, keeps day-to-day contact going. Between sessions each group has a concrete deliverable for the others: five to eight documented cases of disinformation from its own community, uploaded to the shared space, which the whole cohort then reviews. The group leaders hold their own separate channel and a two-day online briefing.</w:t>
+        <w:t>During the exchange, cooperation is built into the structure of each day: mixed teams recomposed daily, the host team of the day, the reflection cycle running from the national group into the plenary, and a visible feedback loop, where changes requested one evening appear in the next day’s programme.</w:t>
       </w:r>
     </w:p>
     <w:p>
       <w:pPr>
         <w:jc w:val="both"/>
       </w:pPr>
-      <w:r>
-        <w:rPr>
-          <w:b/>
-          <w:i w:val="0"/>
-        </w:rPr>
-        <w:t>During.</w:t>
-      </w:r>
       <w:r>
         <w:rPr>
           <w:b w:val="0"/>
           <w:i w:val="0"/>
         </w:rPr>
-        <w:t xml:space="preserve"> Mixed teams recomposed daily; the host team of the day; the daily reflection cycle running from the national group into the plenary; and a visible feedback loop, where changes requested one evening appear in the next day’s programme.</w:t>
-      </w:r>
-    </w:p>
-    <w:p>
-      <w:pPr>
-        <w:jc w:val="both"/>
-      </w:pPr>
-      <w:r>
-        <w:rPr>
-          <w:b/>
-          <w:i w:val="0"/>
-        </w:rPr>
-        <w:t>After.</w:t>
-      </w:r>
-      <w:r>
-        <w:rPr>
-          <w:b w:val="0"/>
-          <w:i w:val="0"/>
-        </w:rPr>
-        <w:t xml:space="preserve"> The cohort communication group stays open for the whole 18 months and becomes the working space for the four local initiatives: each group posts its plan and the others comment before it happens. A joint online meeting is held after the first two initiatives, in month 10, so that the two groups that have not yet run theirs learn from what went wrong rather than repeating it. A follow-up questionnaire in month 12 and a participatory evaluation session in month 17 close the cycle. The four media products and the toolkit circulate through all three organisations’ channels, and each group is expected to disseminate the other groups’ products, not only its own.</w:t>
+        <w:t>After the exchange, the cohort communication group stays open for the whole 18 months and becomes the working space for the four local initiatives: each group posts its plan and the others comment before it happens. A joint online meeting is held after the first two initiatives, in month 10, so that the two groups that have not yet run theirs learn from what went wrong rather than repeating it. A follow-up questionnaire in month 12 and a participatory evaluation session in month 17 close the cycle. The four media products and the toolkit circulate through all three organisations’ channels, and each group is expected to disseminate the other groups’ products, not only its own.</w:t>
       </w:r>
     </w:p>
     <w:p>
@@ -11882,7 +11169,7 @@
           <w:color w:val="5A5A5A"/>
           <w:sz w:val="16"/>
         </w:rPr>
-        <w:t>≈ 1,586 characters (assumed form limit 5,000 — within limit)</w:t>
+        <w:t>≈ 1,700 characters (assumed form limit 5,000 — within limit)</w:t>
       </w:r>
     </w:p>
     <w:p>
@@ -11957,223 +11244,70 @@
       </w:pPr>
       <w:r>
         <w:rPr>
-          <w:b/>
+          <w:b w:val="0"/>
           <w:i w:val="0"/>
         </w:rPr>
-        <w:t>Before.</w:t>
+        <w:t>Preparation runs over four months rather than four weeks, because 31.3% of the young people in our target population have never taken part in any non-formal education activity and 12.5% name lack of self-confidence as a barrier. For a fourteen-year-old leaving the country for the first time, the preparation is the inclusion measure.</w:t>
       </w:r>
+    </w:p>
+    <w:p>
+      <w:pPr>
+        <w:jc w:val="both"/>
+      </w:pPr>
       <w:r>
         <w:rPr>
           <w:b w:val="0"/>
           <w:i w:val="0"/>
         </w:rPr>
-        <w:t xml:space="preserve"> Preparation runs over four months, not four weeks, because 31.3% of the young people in our target population have never taken part in any non-formal education activity and 12.5% name lack of self-confidence as a barrier. For a fourteen-year-old leaving the country for the first time, the preparation is the inclusion measure.</w:t>
+        <w:t>It begins in month 2 with the baseline, when all 20 participants take the fifteen-item practical verification test before any learning activity, together with a short questionnaire on media habits. That establishes the starting value for the first objective and tells the facilitators what the group actually cannot do, which is not always what they say they cannot do. Four joint online sessions of 90 minutes follow in months 3 and 4, held in mixed national teams: meeting each other and drafting the group agreement, choosing the local cases to be analysed, distributing roles and preparing the intercultural evening, and finally safety, digital rules and practical arrangements.</w:t>
       </w:r>
     </w:p>
     <w:p>
       <w:pPr>
-        <w:pStyle w:val="ListBullet"/>
-        <w:spacing w:after="40"/>
-        <w:ind w:left="340"/>
-      </w:pPr>
-      <w:r>
-        <w:rPr>
-          <w:b/>
-          <w:i w:val="0"/>
-        </w:rPr>
-        <w:t>Baseline, month 2.</w:t>
-      </w:r>
+        <w:jc w:val="both"/>
+      </w:pPr>
       <w:r>
         <w:rPr>
           <w:b w:val="0"/>
           <w:i w:val="0"/>
         </w:rPr>
-        <w:t xml:space="preserve"> The 15-item practical verification test is taken by all 20 participants before any learning activity, with a short questionnaire on media habits. It establishes the starting value for O1 and tells the facilitators what the group actually cannot do — which is not always what they say they cannot do.</w:t>
+        <w:t>Linguistic preparation produces a “detective’s glossary” of about 60 working terms in four languages — English, Romanian with Hungarian equivalents, Turkish and Greek — built with the participants rather than handed to them, plus two light conversation sessions inside the online meetings. The aim is functional confidence rather than language teaching, since A2 is enough and the programme is built so that it is. Interculturally, each group prepares a short presentation of its own community for the intercultural evening, including its language, and group leaders run a session on expectations and stereotypes before departure, deliberately, since the project itself works on stereotypes.</w:t>
       </w:r>
     </w:p>
     <w:p>
       <w:pPr>
-        <w:pStyle w:val="ListBullet"/>
-        <w:spacing w:after="40"/>
-        <w:ind w:left="340"/>
-      </w:pPr>
-      <w:r>
-        <w:rPr>
-          <w:b/>
-          <w:i w:val="0"/>
-        </w:rPr>
-        <w:t>Four joint online sessions, months 3–4</w:t>
-      </w:r>
+        <w:jc w:val="both"/>
+      </w:pPr>
       <w:r>
         <w:rPr>
           <w:b w:val="0"/>
           <w:i w:val="0"/>
         </w:rPr>
-        <w:t>, 90 minutes each, in mixed national teams: meeting each other and drafting the group agreement; choosing the local cases to be analysed; distributing roles and preparing the intercultural evening; safety, digital rules and practical arrangements.</w:t>
+        <w:t>On risk prevention and safeguarding, each participant and each parent receives a participant pack containing the programme, house rules, code of conduct, contact chain, emergency numbers, the safeguarding focal point’s name and direct contact, and the media and consent rules. An online meeting is held with the parents in each country and in its own language, where questions are answered live. Alongside this run the practical arrangements: parental consents, travel and medical insurance, medical information sheets, dietary and accessibility requirements and travel bookings, with the visa procedure for the Turkish group starting in month 3. The group leaders take a two-day online briefing in month 4 on safeguarding, the escalation chain, facilitating reflection and the calibrated use of the observation grid across four different observers. Where a participant needs support beyond the standard arrangements, it is identified here, in the preparation phase, costed on a separate line and justified by what it makes possible, rather than requested as a lump sum and explained afterwards.</w:t>
       </w:r>
     </w:p>
     <w:p>
       <w:pPr>
-        <w:pStyle w:val="ListBullet"/>
-        <w:spacing w:after="40"/>
-        <w:ind w:left="340"/>
-      </w:pPr>
-      <w:r>
-        <w:rPr>
-          <w:b/>
-          <w:i w:val="0"/>
-        </w:rPr>
-        <w:t>Linguistic preparation.</w:t>
-      </w:r>
+        <w:jc w:val="both"/>
+      </w:pPr>
       <w:r>
         <w:rPr>
           <w:b w:val="0"/>
           <w:i w:val="0"/>
         </w:rPr>
-        <w:t xml:space="preserve"> A “detective’s glossary” of about 60 working terms in four languages — English, Romanian (with Hungarian equivalents), Turkish and Greek — produced with the participants rather than handed to them, plus two light conversation sessions inside the online meetings. The aim is functional confidence, not language teaching: A2 is enough, and the programme is built so that it is.</w:t>
+        <w:t>During the exchange each national group stays with its own group leader throughout, including at night. The daily reflection happens first in the national group and in the participant’s own language, which is where a participant who is struggling is most likely to say so, and only then in plenary. The safeguarding focal point is present, is introduced in person on Day 1 and is available for individual conversations every day, and she is deliberately not part of the facilitation team so that a concern about a facilitator can be raised at all. A buddy system pairs participants across countries for language and social support, and any participant may leave a session without giving a reason, a rule stated on Day 1 and repeated before the sessions that work with distressing content.</w:t>
       </w:r>
     </w:p>
     <w:p>
       <w:pPr>
-        <w:pStyle w:val="ListBullet"/>
-        <w:spacing w:after="40"/>
-        <w:ind w:left="340"/>
-      </w:pPr>
-      <w:r>
-        <w:rPr>
-          <w:b/>
-          <w:i w:val="0"/>
-        </w:rPr>
-        <w:t>Intercultural preparation.</w:t>
-      </w:r>
+        <w:jc w:val="both"/>
+      </w:pPr>
       <w:r>
         <w:rPr>
           <w:b w:val="0"/>
           <w:i w:val="0"/>
         </w:rPr>
-        <w:t xml:space="preserve"> Each group prepares a short presentation of its own community for the intercultural evening, including its language. Group leaders run a session on expectations and stereotypes before departure — deliberately, since the project itself works on stereotypes.</w:t>
-      </w:r>
-    </w:p>
-    <w:p>
-      <w:pPr>
-        <w:pStyle w:val="ListBullet"/>
-        <w:spacing w:after="40"/>
-        <w:ind w:left="340"/>
-      </w:pPr>
-      <w:r>
-        <w:rPr>
-          <w:b/>
-          <w:i w:val="0"/>
-        </w:rPr>
-        <w:t>Risk prevention and safeguarding.</w:t>
-      </w:r>
-      <w:r>
-        <w:rPr>
-          <w:b w:val="0"/>
-          <w:i w:val="0"/>
-        </w:rPr>
-        <w:t xml:space="preserve"> Each participant and each parent receives a participant pack: programme, house rules, code of conduct, contact chain, emergency numbers, the safeguarding focal point’s name and direct contact, and the media and consent rules. An online meeting is held with the parents, in each country in its own language, where questions are answered live.</w:t>
-      </w:r>
-    </w:p>
-    <w:p>
-      <w:pPr>
-        <w:pStyle w:val="ListBullet"/>
-        <w:spacing w:after="40"/>
-        <w:ind w:left="340"/>
-      </w:pPr>
-      <w:r>
-        <w:rPr>
-          <w:b/>
-          <w:i w:val="0"/>
-        </w:rPr>
-        <w:t>Practical.</w:t>
-      </w:r>
-      <w:r>
-        <w:rPr>
-          <w:b w:val="0"/>
-          <w:i w:val="0"/>
-        </w:rPr>
-        <w:t xml:space="preserve"> Parental consents, travel and medical insurance, medical information sheets, dietary and accessibility requirements, travel bookings. For the Turkish group the visa procedure starts in month 3.</w:t>
-      </w:r>
-    </w:p>
-    <w:p>
-      <w:pPr>
-        <w:pStyle w:val="ListBullet"/>
-        <w:spacing w:after="40"/>
-        <w:ind w:left="340"/>
-      </w:pPr>
-      <w:r>
-        <w:rPr>
-          <w:b/>
-          <w:i w:val="0"/>
-        </w:rPr>
-        <w:t>Group leaders’ briefing, month 4:</w:t>
-      </w:r>
-      <w:r>
-        <w:rPr>
-          <w:b w:val="0"/>
-          <w:i w:val="0"/>
-        </w:rPr>
-        <w:t xml:space="preserve"> two online half-days on safeguarding, the escalation chain, facilitating reflection, and the calibrated use of the observation grid across six different observers.</w:t>
-      </w:r>
-    </w:p>
-    <w:p>
-      <w:pPr>
-        <w:pStyle w:val="ListBullet"/>
-        <w:spacing w:after="40"/>
-        <w:ind w:left="340"/>
-      </w:pPr>
-      <w:r>
-        <w:rPr>
-          <w:b/>
-          <w:i w:val="0"/>
-        </w:rPr>
-        <w:t>Inclusion support, prepared individually.</w:t>
-      </w:r>
-      <w:r>
-        <w:rPr>
-          <w:b w:val="0"/>
-          <w:i w:val="0"/>
-        </w:rPr>
-        <w:t xml:space="preserve"> Where a participant needs support beyond the standard arrangements, it is identified here, in the preparation phase, costed on a separate line, and justified by what it makes possible — not requested as a lump sum and explained afterwards.</w:t>
-      </w:r>
-    </w:p>
-    <w:p>
-      <w:pPr>
-        <w:jc w:val="both"/>
-      </w:pPr>
-      <w:r>
-        <w:rPr>
-          <w:b/>
-          <w:i w:val="0"/>
-        </w:rPr>
-        <w:t>During.</w:t>
-      </w:r>
-      <w:r>
-        <w:rPr>
-          <w:b w:val="0"/>
-          <w:i w:val="0"/>
-        </w:rPr>
-        <w:t xml:space="preserve"> Each national group stays with its own group leader throughout, including at night. The daily reflection happens first in the national group and in the participant’s own language, which is where a participant who is struggling is most likely to say so, and only then in plenary. The safeguarding focal point is present, is introduced in person on Day 1 and is available for individual conversations every day; she is deliberately not part of the facilitation team, so that a concern about a facilitator can be raised at all. A buddy system pairs participants across countries for language and social support. And any participant may leave a session without giving a reason — a rule stated on Day 1 and repeated before the sessions that work with distressing content.</w:t>
-      </w:r>
-    </w:p>
-    <w:p>
-      <w:pPr>
-        <w:jc w:val="both"/>
-      </w:pPr>
-      <w:r>
-        <w:rPr>
-          <w:b/>
-          <w:i w:val="0"/>
-        </w:rPr>
-        <w:t>After.</w:t>
-      </w:r>
-      <w:r>
-        <w:rPr>
-          <w:b w:val="0"/>
-          <w:i w:val="0"/>
-        </w:rPr>
-        <w:t xml:space="preserve"> Support does not stop at the bus. The cohort communication group stays open for 18 months. Each participant leaves with a written commitment and a role in a local initiative, and the group leader supports them through it: the initiative is theirs to run, but they are not left alone to run it. A joint online meeting in month 10 lets the two groups that have already delivered pass on what they learned. A follow-up questionnaire in month 12 and the final test in month 18 close the loop, and the participatory evaluation session in month 17 brings the twenty back into the project as evaluators rather than beneficiaries.</w:t>
+        <w:t>Support does not stop when they get off the bus. The cohort communication group stays open for 18 months, and each participant leaves with a written commitment and a role in a local initiative that the group leader supports them through: the initiative is theirs to run, but they are not left alone to run it. A joint online meeting in month 10 lets the groups that have already delivered pass on what they learned, a follow-up questionnaire in month 12 and the final test in month 18 close the loop, and the participatory evaluation session in month 17 brings the twenty back into the project as evaluators rather than beneficiaries.</w:t>
       </w:r>
     </w:p>
     <w:p>
@@ -12187,7 +11321,7 @@
           <w:color w:val="5A5A5A"/>
           <w:sz w:val="16"/>
         </w:rPr>
-        <w:t>≈ 4,091 characters (assumed form limit 6,000 — within limit)</w:t>
+        <w:t>≈ 4,230 characters (assumed form limit 6,000 — within limit)</w:t>
       </w:r>
     </w:p>
     <w:tbl>
@@ -12244,64 +11378,43 @@
           <w:b w:val="0"/>
           <w:i w:val="0"/>
         </w:rPr>
-        <w:t>All twenty participants are minors. The measures below are specific, and they meet the requirements the National Call sets for the mobility of minors: adequate preparation before departure with the parents involved, and group leaders selected for their competence in working with minors and in preventing and handling conflict, bullying and abuse, who prepare alongside the young people and commit in writing to the rules.</w:t>
+        <w:t>All twenty participants are minors, so the measures below are specific rather than reassuring, and they meet the requirements the National Call sets for the mobility of minors: adequate preparation before departure with the parents involved, and group leaders selected for their competence in working with minors and in preventing and handling conflict, bullying and abuse, who prepare alongside the young people and commit in writing to the rules.</w:t>
       </w:r>
     </w:p>
     <w:p>
       <w:pPr>
         <w:jc w:val="both"/>
       </w:pPr>
-      <w:r>
-        <w:rPr>
-          <w:b/>
-          <w:i w:val="0"/>
-        </w:rPr>
-        <w:t>Safety of the accommodation and of the activity spaces.</w:t>
-      </w:r>
       <w:r>
         <w:rPr>
           <w:b w:val="0"/>
           <w:i w:val="0"/>
         </w:rPr>
-        <w:t xml:space="preserve"> A written risk assessment of the venue before contracting, covering fire safety certification and evacuation routes; the state of electrical installations and heating; the security of doors, windows and balconies; lighting of outdoor areas; separation of participant accommodation from any unrelated guests; distance and travel time to the nearest medical facility and hospital; mobile signal coverage across the whole site; and the suitability of the outdoor spaces used. Verification on site during the preparatory visit in month 3, by the logistics officer with representatives of the sending organisations — the venue is not confirmed until it has been seen. An evacuation drill on Day 0, immediately after arrival, with the assembly point shown to every participant; the guided safety tour is a scheduled session (D0.1), not an informality. Room allocation by gender and by age, minors accommodated only with minors; the four group leaders sleep on the same floors as their groups; a night-duty rota so that at least one adult is awake and reachable at all times. Activity spaces checked daily by the logistics officer; a first-aid kit in the plenary room and one carried on every off-site activity; at least one member of the team holding a valid first-aid qualification [TO CONFIRM: who, and the certificate’s validity date]. For the off-site activity on Day 5: transport by a licensed carrier, a written route and timing, a headcount at every boarding, and one adult per group at all times.</w:t>
+        <w:t>The venue is assessed before it is contracted. A written risk assessment covers fire safety certification and evacuation routes, the state of the electrical installations and heating, the security of doors, windows and balconies, lighting of outdoor areas, separation of participant accommodation from any unrelated guests, distance and travel time to the nearest medical facility and hospital, mobile signal coverage across the whole site, and the suitability of the outdoor spaces used. The logistics officer then verifies all of it on site during the preparatory visit in month 3, together with representatives of the sending organisations, and the venue is not confirmed until it has been seen. On arrival an evacuation drill is held on Day 0 with the assembly point shown to every participant, and the guided safety tour is a scheduled session rather than an informality. Rooms are allocated by gender and by age with minors accommodated only with minors, the group leaders sleep on the same floors as their groups, and a night-duty rota keeps at least one adult awake and reachable at all times. Activity spaces are checked daily, a first-aid kit sits in the plenary room and another travels on every off-site activity, and at least one member of the team holds a valid first-aid qualification. [TO CONFIRM: who, and the certificate’s validity date.] For the off-site activity on Day 5 transport is by a licensed carrier, with a written route and timing, a headcount at every boarding and one adult per group at all times.</w:t>
       </w:r>
     </w:p>
     <w:p>
       <w:pPr>
         <w:jc w:val="both"/>
       </w:pPr>
-      <w:r>
-        <w:rPr>
-          <w:b/>
-          <w:i w:val="0"/>
-        </w:rPr>
-        <w:t>Protection of participants.</w:t>
-      </w:r>
       <w:r>
         <w:rPr>
           <w:b w:val="0"/>
           <w:i w:val="0"/>
         </w:rPr>
-        <w:t xml:space="preserve"> A child protection policy of the coordinating organisation, signed by every adult involved — staff, facilitators, group leaders — and presented to the participants on Day 1 [TO CONFIRM: the policy must be adopted before submission]. A designated safeguarding focal point, Marilena Georgescu, outside the facilitation team, introduced in person on Day 1, whose contact details go to participants and parents before departure, with a named counterpart in each partner organisation. Written parental consents for participation, travel, emergency medical care and use of images, obtained before departure and notarised where national law requires it, as is expected for the Turkish group. A code of conduct negotiated with the participants themselves on Day 1 (D1.2) rather than imposed, including non-discrimination, respect for all languages present, and explicit rules on harassment and bullying. Insurance — health, accident and civil liability — for all 26 people for the whole travel period, arranged and verified centrally by the coordinator rather than left to each sending organisation. An emergency protocol: a 24/7 contact chain, the full list of parents’ contacts held by the coordinator and by each group leader, a designated reference medical facility identified during the preparatory visit, and an interpreter reachable for the Turkish and French groups. Every group leader signs the child protection policy and the house rules before departure and prepares alongside the young people of their own group. Digital protection and data: explicit consent for photographs and video; no publication of identifiable images of minors without consent; no personal data of third parties in the material produced; a two-step review before anything is published, with the safeguarding focal point approving; all data processed under the GDPR, stored in restricted folders and anonymised in the supporting file.</w:t>
+        <w:t>Protection of the participants rests on a child protection policy of the coordinating organisation, signed by every adult involved and presented to the participants on Day 1. [TO CONFIRM: the policy must be adopted before submission.] Marilena Georgescu is the designated safeguarding focal point, sits outside the facilitation team, is introduced in person on Day 1, and her contact details go to participants and parents before departure, with a named counterpart in each partner organisation. Written parental consents for participation, travel, emergency medical care and use of images are obtained before departure and notarised where national law requires it, as is expected for the Turkish group. The code of conduct is negotiated with the participants themselves on Day 1 rather than imposed, and includes non-discrimination, respect for all languages present and explicit rules on harassment and bullying. Insurance for health, accident and civil liability covers all 26 people for the whole travel period and is arranged and verified centrally by the coordinator rather than left to each sending organisation. An emergency protocol provides a 24/7 contact chain, the full list of parents’ contacts held by the coordinator and by each group leader, a designated reference medical facility identified during the preparatory visit, and an interpreter reachable for the Turkish and Greek groups. On data and digital protection, consent for photographs and video is explicit, no identifiable image of a minor is published without it, no personal data of third parties appears in the material produced, every piece of content goes through a two-step review with the safeguarding focal point approving, and all data is processed under the GDPR, stored in restricted folders and anonymised in the supporting file.</w:t>
       </w:r>
     </w:p>
     <w:p>
       <w:pPr>
         <w:jc w:val="both"/>
       </w:pPr>
-      <w:r>
-        <w:rPr>
-          <w:b/>
-          <w:i w:val="0"/>
-        </w:rPr>
-        <w:t>Protocol for sensitive content.</w:t>
-      </w:r>
       <w:r>
         <w:rPr>
           <w:b w:val="0"/>
           <w:i w:val="0"/>
         </w:rPr>
-        <w:t xml:space="preserve"> Working with real disinformation exposes participants to violent, discriminatory or distressing material — about war, health, migration. The measures are specific rather than reassuring. All working material is pre-screened by the facilitators and explicit content is excluded. Every analysis session ends with a short decompression sequence (D2.4). Participants have a stated right to leave a session without justifying it. And an adult outside the facilitation team is available for an individual conversation every day. These rules are announced on Day 1, together with the group agreement, and repeated before Day 2.</w:t>
+        <w:t>Working with real disinformation also exposes participants to violent, discriminatory or distressing material about war, health and migration, so a sensitive-content protocol applies. All working material is pre-screened by the facilitators and explicit content is excluded, every analysis session ends with a short decompression sequence, participants have a stated right to leave a session without justifying it, and an adult outside the facilitation team is available for an individual conversation every day. These rules are announced on Day 1 together with the group agreement, and repeated before Day 2.</w:t>
       </w:r>
     </w:p>
     <w:p>
@@ -12315,7 +11428,7 @@
           <w:color w:val="5A5A5A"/>
           <w:sz w:val="16"/>
         </w:rPr>
-        <w:t>≈ 4,570 characters (assumed form limit 6,000 — within limit)</w:t>
+        <w:t>≈ 4,404 characters (assumed form limit 6,000 — within limit)</w:t>
       </w:r>
     </w:p>
     <w:tbl>
@@ -12365,147 +11478,38 @@
     </w:p>
     <w:p>
       <w:pPr>
-        <w:pStyle w:val="ListBullet"/>
-        <w:spacing w:after="40"/>
-        <w:ind w:left="340"/>
-      </w:pPr>
-      <w:r>
-        <w:rPr>
-          <w:b/>
-          <w:i w:val="0"/>
-        </w:rPr>
-        <w:t>Months 6–15 — four local initiatives.</w:t>
-      </w:r>
+        <w:jc w:val="both"/>
+      </w:pPr>
       <w:r>
         <w:rPr>
           <w:b w:val="0"/>
           <w:i w:val="0"/>
         </w:rPr>
-        <w:t xml:space="preserve"> Two in the Romanian territory, in different communes, one in Türkiye and one in the South Aegean, each reaching at least 20 young people and hosted in a youth centre, a library, a community centre, the partner organisation’s own space or another accessible public place. The participants design and lead them; the group leader supports. Each initiative uses the “Digital Detectives” toolkit, screens the four media products made during the mobility, and ends with the ten-minute exercise measuring whether the young people reached can apply two simple verification methods — the evidence for objective O3. Two initiatives are due by month 10 and two by month 15, so the later ones benefit from the earlier ones.</w:t>
+        <w:t>Between months 6 and 15 the participants run four local initiatives: two in the Romanian territory, in different communes, one in Türkiye and one in the South Aegean. The Romanian group has seven participants drawn from twelve localities and a coordinator with fourteen partner municipalities, so a single event in one commune would reach the wrong young people, and two smaller initiatives in different communes is both more faithful to the territory and further into it. Each initiative reaches at least 20 young people and is hosted in a youth centre, a library, a community centre, the partner organisation’s own space or another accessible public place. The participants design and lead them while the group leader supports, and each one uses the “Digital Detectives” toolkit, screens the four media products made during the mobility, and ends with the ten-minute exercise that measures whether the young people reached can apply two simple verification methods. Two initiatives are due by month 10 and two by month 15, so that the later ones benefit from the earlier ones.</w:t>
       </w:r>
     </w:p>
     <w:p>
       <w:pPr>
-        <w:pStyle w:val="ListBullet"/>
-        <w:spacing w:after="40"/>
-        <w:ind w:left="340"/>
-      </w:pPr>
-      <w:r>
-        <w:rPr>
-          <w:b/>
-          <w:i w:val="0"/>
-        </w:rPr>
-        <w:t>Month 10 — joint online review</w:t>
-      </w:r>
+        <w:jc w:val="both"/>
+      </w:pPr>
       <w:r>
         <w:rPr>
           <w:b w:val="0"/>
           <w:i w:val="0"/>
         </w:rPr>
-        <w:t xml:space="preserve"> between the three groups, where those that have delivered pass on what worked and what did not, and the toolkit is revised on the basis of real use rather than intentions.</w:t>
+        <w:t>In month 10 the three groups meet online to review what worked and what did not, and the toolkit is revised on the basis of real use rather than intentions. Month 12 brings the follow-up questionnaire at six months after the mobility, asking what they still use and what they have done with it. In months 16 and 17 the final version of “Digital Detectives” is published, translated by the partners and presented to the youth workers, librarians and community educators of the territory, with results presented across the 14 localities and at the community events the organisation already runs, and with participants co-presenting. Month 17 also brings a participatory evaluation session feeding the final report, and month 18 the final test, the comparison with the baseline, the evaluation report and the reporting back to participants, parents, community partners and the National Agency.</w:t>
       </w:r>
     </w:p>
     <w:p>
       <w:pPr>
-        <w:pStyle w:val="ListBullet"/>
-        <w:spacing w:after="40"/>
-        <w:ind w:left="340"/>
-      </w:pPr>
-      <w:r>
-        <w:rPr>
-          <w:b/>
-          <w:i w:val="0"/>
-        </w:rPr>
-        <w:t>Month 12 — follow-up questionnaire</w:t>
-      </w:r>
+        <w:jc w:val="both"/>
+      </w:pPr>
       <w:r>
         <w:rPr>
           <w:b w:val="0"/>
           <w:i w:val="0"/>
         </w:rPr>
-        <w:t xml:space="preserve"> at six months after the mobility: what they still use, and what they have done with it.</w:t>
-      </w:r>
-    </w:p>
-    <w:p>
-      <w:pPr>
-        <w:pStyle w:val="ListBullet"/>
-        <w:spacing w:after="40"/>
-        <w:ind w:left="340"/>
-      </w:pPr>
-      <w:r>
-        <w:rPr>
-          <w:b/>
-          <w:i w:val="0"/>
-        </w:rPr>
-        <w:t>Months 16–17 — the toolkit and dissemination.</w:t>
-      </w:r>
-      <w:r>
-        <w:rPr>
-          <w:b w:val="0"/>
-          <w:i w:val="0"/>
-        </w:rPr>
-        <w:t xml:space="preserve"> The final version of “Digital Detectives” is published, translated by the partners, and presented to the youth workers, librarians and community educators of the territory. Results are presented across the 14 localities of the LAG territory and at the community events the organisation already runs. Participants co-present.</w:t>
-      </w:r>
-    </w:p>
-    <w:p>
-      <w:pPr>
-        <w:pStyle w:val="ListBullet"/>
-        <w:spacing w:after="40"/>
-        <w:ind w:left="340"/>
-      </w:pPr>
-      <w:r>
-        <w:rPr>
-          <w:b/>
-          <w:i w:val="0"/>
-        </w:rPr>
-        <w:t>Month 17 — participatory evaluation session</w:t>
-      </w:r>
-      <w:r>
-        <w:rPr>
-          <w:b w:val="0"/>
-          <w:i w:val="0"/>
-        </w:rPr>
-        <w:t xml:space="preserve"> with the participants, feeding the final report.</w:t>
-      </w:r>
-    </w:p>
-    <w:p>
-      <w:pPr>
-        <w:pStyle w:val="ListBullet"/>
-        <w:spacing w:after="40"/>
-        <w:ind w:left="340"/>
-      </w:pPr>
-      <w:r>
-        <w:rPr>
-          <w:b/>
-          <w:i w:val="0"/>
-        </w:rPr>
-        <w:t>Month 18 — final test</w:t>
-      </w:r>
-      <w:r>
-        <w:rPr>
-          <w:b w:val="0"/>
-          <w:i w:val="0"/>
-        </w:rPr>
-        <w:t>, comparison with the baseline, evaluation report, and reporting back to participants, parents, community partners and the National Agency.</w:t>
-      </w:r>
-    </w:p>
-    <w:p>
-      <w:pPr>
-        <w:jc w:val="both"/>
-      </w:pPr>
-      <w:r>
-        <w:rPr>
-          <w:b/>
-          <w:i w:val="0"/>
-        </w:rPr>
-        <w:t>Where this leads for them.</w:t>
-      </w:r>
-      <w:r>
-        <w:rPr>
-          <w:b w:val="0"/>
-          <w:i w:val="0"/>
-        </w:rPr>
-        <w:t xml:space="preserve"> The follow-up is deliberately built so that the learning has somewhere to go. The local initiatives put the participants in front of other young people in their own community, which is the point at which the competence becomes theirs. The toolkit is left with the youth workers, librarians and community educators who see them week to week, so the method does not leave with us. Youthpass gives them a way to name and evidence what they gained, so they can use it in whatever they apply for next — another learning activity, a volunteering placement, a civic initiative, another mobility. And the twenty continue as peer trainers in the three organisations’ later activities. The project does not run alongside their learning and then stop; it leaves a competence, a document that describes it, and a place to keep using it.</w:t>
+        <w:t>The follow-up is built so that the learning has somewhere to go. The local initiatives put the participants in front of other young people in their own community, which is the point at which the competence becomes theirs. The toolkit is left with the youth workers, librarians and community educators who see them week to week, so the method does not leave with us. Youthpass gives them a way to name and evidence what they gained, so they can use it in whatever they apply for next. And the twenty continue as peer trainers in the three organisations’ later activities, which means the project does not run alongside their learning and then stop: it leaves a competence, a document that describes it, and a place to keep using it.</w:t>
       </w:r>
     </w:p>
     <w:p>
@@ -12519,7 +11523,7 @@
           <w:color w:val="5A5A5A"/>
           <w:sz w:val="16"/>
         </w:rPr>
-        <w:t>≈ 2,553 characters (assumed form limit 6,000 — within limit)</w:t>
+        <w:t>≈ 2,702 characters (assumed form limit 6,000 — within limit)</w:t>
       </w:r>
     </w:p>
     <w:p>
@@ -12584,101 +11588,31 @@
           <w:b w:val="0"/>
           <w:i w:val="0"/>
         </w:rPr>
-        <w:t xml:space="preserve">The methods that support reflection and documentation are scheduled sessions in the timetable, not good intentions. </w:t>
+        <w:t>The methods that support reflection and documentation are scheduled sessions in the timetable rather than good intentions. Session D1.4 introduces the eight key competences, the learning diary and Youthpass, and each participant sets two personal learning targets. Sessions D1.5, D2.4, D3.5, D4.4 and D6.4 are the daily reflection cycle, held in the national group first and then in plenary. D4.4 is the mid-point review of each participant’s own learning targets, and D7.2 is the closing Youthpass session. All of them appear in the annexed timetable with their objective, method, competences, output and named responsible person.</w:t>
       </w:r>
-      <w:r>
-        <w:rPr>
-          <w:b/>
-          <w:i w:val="0"/>
-        </w:rPr>
-        <w:t>D1.4</w:t>
-      </w:r>
+    </w:p>
+    <w:p>
+      <w:pPr>
+        <w:jc w:val="both"/>
+      </w:pPr>
       <w:r>
         <w:rPr>
           <w:b w:val="0"/>
           <w:i w:val="0"/>
         </w:rPr>
-        <w:t xml:space="preserve"> introduces the eight key competences, the learning diary and Youthpass, and each participant sets two personal learning targets. </w:t>
+        <w:t>Awareness of learning is built into the structure in three concrete ways rather than added at the end. The digital map each participant draws on Day 1 is kept and returned on Day 7, so they compare their own description of their media habits before and after, which turns an abstract competence gain into something they can see. The observation grid applied on Day 4 records whether each participant actually performed each of four named techniques, so the conversation is about evidence rather than impression — and participants are told on Day 1 that this observation happens, what is observed and why, because it is their learning data and concealed assessment of minors is neither necessary nor acceptable. And the baseline and final test gives each participant a personal figure, communicated to them individually in month 18 rather than only aggregated for the report.</w:t>
       </w:r>
-      <w:r>
-        <w:rPr>
-          <w:b/>
-          <w:i w:val="0"/>
-        </w:rPr>
-        <w:t>D1.5, D2.4, D3.5, D4.4 and D6.4</w:t>
-      </w:r>
+    </w:p>
+    <w:p>
+      <w:pPr>
+        <w:jc w:val="both"/>
+      </w:pPr>
       <w:r>
         <w:rPr>
           <w:b w:val="0"/>
           <w:i w:val="0"/>
         </w:rPr>
-        <w:t xml:space="preserve"> are the daily reflection cycle — national group in the participant’s own language first, then plenary. </w:t>
-      </w:r>
-      <w:r>
-        <w:rPr>
-          <w:b/>
-          <w:i w:val="0"/>
-        </w:rPr>
-        <w:t>D4.4</w:t>
-      </w:r>
-      <w:r>
-        <w:rPr>
-          <w:b w:val="0"/>
-          <w:i w:val="0"/>
-        </w:rPr>
-        <w:t xml:space="preserve"> is the mid-point review of each participant’s own learning targets. </w:t>
-      </w:r>
-      <w:r>
-        <w:rPr>
-          <w:b/>
-          <w:i w:val="0"/>
-        </w:rPr>
-        <w:t>D7.2</w:t>
-      </w:r>
-      <w:r>
-        <w:rPr>
-          <w:b w:val="0"/>
-          <w:i w:val="0"/>
-        </w:rPr>
-        <w:t xml:space="preserve"> is the closing Youthpass session. All six appear in the annexed timetable with their objective, method, competences, output and named responsible person.</w:t>
-      </w:r>
-    </w:p>
-    <w:p>
-      <w:pPr>
-        <w:jc w:val="both"/>
-      </w:pPr>
-      <w:r>
-        <w:rPr>
-          <w:b/>
-          <w:i w:val="0"/>
-        </w:rPr>
-        <w:t>Awareness of learning is built into the structure rather than added at the end,</w:t>
-      </w:r>
-      <w:r>
-        <w:rPr>
-          <w:b w:val="0"/>
-          <w:i w:val="0"/>
-        </w:rPr>
-        <w:t xml:space="preserve"> in three concrete ways. First, the Day 1 digital map is kept and returned on Day 7: participants compare their own description of their media habits before and after, which turns an abstract competence gain into something they can see. Second, the observation grid applied on Day 4 records whether each participant actually performed each of four named techniques, so the conversation is about evidence rather than impression — and participants are told on Day 1 that this observation happens, what is observed and why, because it is their learning data and concealed assessment of minors is neither necessary nor acceptable. Third, the baseline and final test gives each participant a personal figure, communicated to them individually in month 18, not only aggregated for the report.</w:t>
-      </w:r>
-    </w:p>
-    <w:p>
-      <w:pPr>
-        <w:jc w:val="both"/>
-      </w:pPr>
-      <w:r>
-        <w:rPr>
-          <w:b/>
-          <w:i w:val="0"/>
-        </w:rPr>
-        <w:t>What the process is for.</w:t>
-      </w:r>
-      <w:r>
-        <w:rPr>
-          <w:b w:val="0"/>
-          <w:i w:val="0"/>
-        </w:rPr>
-        <w:t xml:space="preserve"> Youthpass here teaches a transferable skill in its own right: identifying what you learned, documenting it with evidence you can point to, and presenting it in a form someone else understands. That is what makes the certificate useful to a sixteen-year-old afterwards — in the next learning activity they join, in volunteering, in a civic initiative in their own community, and in the next international mobility they apply for. The competence matrix above is the reference document for the whole process: every competence claimed is tied to the sessions that build it and to the evidence that documents it, and facilitators work from that same matrix when supporting participants to write their Youthpass.</w:t>
+        <w:t>The purpose of all this is a transferable skill in its own right: identifying what you learned, documenting it with evidence you can point to, and presenting it in a form someone else understands. That is what makes the certificate useful to a sixteen-year-old afterwards, in the next learning activity they join, in volunteering, in a civic initiative in their own community, and in the next international mobility they apply for. The competence matrix above is the reference document for the whole process, since every competence claimed is tied to the sessions that build it and to the evidence that documents it, and facilitators work from that same matrix when supporting participants to write their Youthpass.</w:t>
       </w:r>
     </w:p>
     <w:p>
@@ -12692,7 +11626,7 @@
           <w:color w:val="5A5A5A"/>
           <w:sz w:val="16"/>
         </w:rPr>
-        <w:t>≈ 2,215 characters (assumed form limit 5,000 — within limit)</w:t>
+        <w:t>≈ 2,223 characters (assumed form limit 5,000 — within limit)</w:t>
       </w:r>
     </w:p>
     <w:tbl>
@@ -12910,237 +11844,34 @@
       </w:pPr>
       <w:r>
         <w:rPr>
-          <w:b/>
+          <w:b w:val="0"/>
           <w:i w:val="0"/>
         </w:rPr>
-        <w:t>The challenges.</w:t>
+        <w:t>The principal barrier is geographical and it affects essentially the whole group: isolated rural mountain communes, small islands of the South Aegean, and a metropolitan periphery with the rural localities behind it. Living in a remote or rural region, on a small island or in a peripheral, less-served area is recognised as an obstacle to participation, and all three groups qualify on that ground alone. Economic barriers follow closely, with 34.4% of the young people aged 14–17 in our survey naming cost and 31.2% naming transport; in these households the first 80 kilometres are a real obstacle rather than a detail. Educational barriers affect the 31.3% who have never taken part in any non-formal education activity, some of them from households with no experience of European programmes at all, for whom the difficulty is not only getting there but knowing that such a thing exists and is meant for them. Linguistically, part of our own territory communicates in Hungarian, in the İstanbul periphery information travels through neighbourhood and community networks, and in the South Aegean through island and regional channels, so a young person whose community life happens outside the national media has less access to reliable information and almost no access to correction of what circulates around them. Socially, 12.5% name lack of self-confidence and 10.4% say their family would not agree, and among the respondents there are young people reached through the social worker, young people with childcare responsibilities and young people from Roma communities; two wrote about exclusion directly: “There shouldn’t be differences of class or gender — if you’re in the 12th grade you should be able to go on Erasmus too” and “The right to study; Roma don’t put an emphasis on school.” Health or disability is not known before selection, and the specific-needs sheet allows it to be declared confidentially, with the support that follows costed individually rather than assumed.</w:t>
       </w:r>
+    </w:p>
+    <w:p>
+      <w:pPr>
+        <w:jc w:val="both"/>
+      </w:pPr>
       <w:r>
         <w:rPr>
           <w:b w:val="0"/>
           <w:i w:val="0"/>
         </w:rPr>
-        <w:t xml:space="preserve"> </w:t>
+        <w:t>The first barrier these young people name is not money but information, since 37.5% say the reason opportunities pass them by is that they never hear about them. Outreach is therefore a project activity with its own indicator — a target of at least 60 applications for 20 places — rather than an administrative formality. We work through the youth networks the three organisations already run, including the Rural Youth Parliament and the participants of previous activities, because those are the people who can say what an exchange is actually like; peer-to-peer, since friends are the channel for 38.5% of them; through social media, the channel for 49.0%, in a format adapted to the age group and produced with young people already active in the organisations rather than written by staff and posted at them; through libraries, community centres and local youth spaces, where the call is presented in person rather than pinned up; and through the Social Inclusion Centre and the UNIC — Porolissum project, which work directly with vulnerable households and reach young people who would never see an online call. The call is also carried into the schools of the territory, because that is where half of these young people say they hear about opportunities, but as an information channel only. We do not use municipal noticeboards, which reach 6.2% of this age group: the 14 partner municipalities are used for validating the need and hosting activities, not for recruitment, and saying that plainly is what our own data requires.</w:t>
       </w:r>
-      <w:r>
-        <w:rPr>
-          <w:b w:val="0"/>
-          <w:i/>
-        </w:rPr>
-        <w:t>Geographical</w:t>
-      </w:r>
+    </w:p>
+    <w:p>
+      <w:pPr>
+        <w:jc w:val="both"/>
+      </w:pPr>
       <w:r>
         <w:rPr>
           <w:b w:val="0"/>
           <w:i w:val="0"/>
         </w:rPr>
-        <w:t xml:space="preserve"> — the principal one, affecting essentially the whole group: isolated rural mountain communes, small islands of the South Aegean, and a metropolitan periphery with the rural localities behind it. Living in a remote or rural region, on a small island or in a peripheral, less-served area is recognised as an obstacle to participation, and all three groups qualify on that ground alone. </w:t>
-      </w:r>
-      <w:r>
-        <w:rPr>
-          <w:b w:val="0"/>
-          <w:i/>
-        </w:rPr>
-        <w:t>Economic</w:t>
-      </w:r>
-      <w:r>
-        <w:rPr>
-          <w:b w:val="0"/>
-          <w:i w:val="0"/>
-        </w:rPr>
-        <w:t xml:space="preserve"> — 34.4% of the young people aged 14–17 in our survey name cost as a barrier and 31.2% name transport; in these households the first 80 kilometres are a real obstacle, not a detail. </w:t>
-      </w:r>
-      <w:r>
-        <w:rPr>
-          <w:b w:val="0"/>
-          <w:i/>
-        </w:rPr>
-        <w:t>Educational</w:t>
-      </w:r>
-      <w:r>
-        <w:rPr>
-          <w:b w:val="0"/>
-          <w:i w:val="0"/>
-        </w:rPr>
-        <w:t xml:space="preserve"> — 31.3% have never taken part in any non-formal education activity, and some come from households with no experience of European programmes at all; for them the difficulty is not only getting there, it is knowing that such a thing exists and is meant for them. </w:t>
-      </w:r>
-      <w:r>
-        <w:rPr>
-          <w:b w:val="0"/>
-          <w:i/>
-        </w:rPr>
-        <w:t>Linguistic</w:t>
-      </w:r>
-      <w:r>
-        <w:rPr>
-          <w:b w:val="0"/>
-          <w:i w:val="0"/>
-        </w:rPr>
-        <w:t xml:space="preserve"> — part of our own territory communicates in Hungarian; in the İstanbul periphery information travels through neighbourhood and community networks; in the South Aegean it travels through island and regional channels. A young person whose community life happens outside the national media has less access to reliable information and almost no access to correction of what circulates around them. </w:t>
-      </w:r>
-      <w:r>
-        <w:rPr>
-          <w:b w:val="0"/>
-          <w:i/>
-        </w:rPr>
-        <w:t>Social</w:t>
-      </w:r>
-      <w:r>
-        <w:rPr>
-          <w:b w:val="0"/>
-          <w:i w:val="0"/>
-        </w:rPr>
-        <w:t xml:space="preserve"> — 12.5% name lack of self-confidence and 10.4% say their family would not agree; among the respondents there are young people reached through the social worker, young people with childcare responsibilities and young people from Roma communities, and two wrote about exclusion directly: “There shouldn’t be differences of class or gender — if you’re in the 12th grade you should be able to go on Erasmus too” and “The right to study; Roma don’t put an emphasis on school.” </w:t>
-      </w:r>
-      <w:r>
-        <w:rPr>
-          <w:b w:val="0"/>
-          <w:i/>
-        </w:rPr>
-        <w:t>Health or disability</w:t>
-      </w:r>
-      <w:r>
-        <w:rPr>
-          <w:b w:val="0"/>
-          <w:i w:val="0"/>
-        </w:rPr>
-        <w:t xml:space="preserve"> — not known before selection; the specific-needs sheet allows it to be declared confidentially, and the support that follows is costed individually rather than assumed.</w:t>
-      </w:r>
-    </w:p>
-    <w:p>
-      <w:pPr>
-        <w:jc w:val="both"/>
-      </w:pPr>
-      <w:r>
-        <w:rPr>
-          <w:b/>
-          <w:i w:val="0"/>
-        </w:rPr>
-        <w:t>How we reach them.</w:t>
-      </w:r>
-      <w:r>
-        <w:rPr>
-          <w:b w:val="0"/>
-          <w:i w:val="0"/>
-        </w:rPr>
-        <w:t xml:space="preserve"> The first barrier these young people name is not money. It is information: 37.5% say the reason opportunities pass them by is that they never hear about them. So outreach is a project activity with its own indicator — a target of at least 60 applications for 20 places — not an administrative formality. We work through the youth networks the three organisations already run, including the Rural Youth Parliament and the participants of previous activities, because those are the people who can say what an exchange is actually like; peer-to-peer, since friends are the channel for 38.5% of them; through social media (49.0%), in a format adapted to the age group and produced with young people already active in the organisations rather than written by staff and posted at them; through libraries, community centres and local youth spaces, where the call is presented in person rather than pinned up; through the LAG’s Social Inclusion Centre and the UNIC — Porolissum project, which work directly with vulnerable households and reach young people who would never see an online call — six of our survey respondents did in fact hear about opportunities through a social worker; and, as an information channel only, through the schools of the territory, because that is where half of these young people say they hear about opportunities. Not through municipal noticeboards, which reach 6.2% of this age group: the 14 partner municipalities are used for validating the need and hosting activities, not for recruitment. Saying that plainly is what our own data requires.</w:t>
-      </w:r>
-    </w:p>
-    <w:p>
-      <w:pPr>
-        <w:jc w:val="both"/>
-      </w:pPr>
-      <w:r>
-        <w:rPr>
-          <w:b/>
-          <w:i w:val="0"/>
-        </w:rPr>
-        <w:t>The measures.</w:t>
-      </w:r>
-      <w:r>
-        <w:rPr>
-          <w:b w:val="0"/>
-          <w:i w:val="0"/>
-        </w:rPr>
-        <w:t xml:space="preserve"> </w:t>
-      </w:r>
-      <w:r>
-        <w:rPr>
-          <w:b w:val="0"/>
-          <w:i/>
-        </w:rPr>
-        <w:t>Informational</w:t>
-      </w:r>
-      <w:r>
-        <w:rPr>
-          <w:b w:val="0"/>
-          <w:i w:val="0"/>
-        </w:rPr>
-        <w:t xml:space="preserve"> — the outreach plan above, the call translated into four languages, and a plain-language version written for parents rather than for funders. </w:t>
-      </w:r>
-      <w:r>
-        <w:rPr>
-          <w:b w:val="0"/>
-          <w:i/>
-        </w:rPr>
-        <w:t>Economic</w:t>
-      </w:r>
-      <w:r>
-        <w:rPr>
-          <w:b w:val="0"/>
-          <w:i w:val="0"/>
-        </w:rPr>
-        <w:t xml:space="preserve"> — no contribution of any kind is asked of participants; travel, accommodation, meals, insurance and materials are covered in full, and the rule is stated in writing from the day the call is published, because that is what allows a family to let a child apply at all. </w:t>
-      </w:r>
-      <w:r>
-        <w:rPr>
-          <w:b w:val="0"/>
-          <w:i/>
-        </w:rPr>
-        <w:t>Transport</w:t>
-      </w:r>
-      <w:r>
-        <w:rPr>
-          <w:b w:val="0"/>
-          <w:i w:val="0"/>
-        </w:rPr>
-        <w:t xml:space="preserve"> — organised and paid from the participant’s home to the point of departure, through the inclusion support category, on a dedicated budget line: a young person from Măguri-Răcătău, or one who must take a ferry before reaching an airport or a station, does not have to solve the first leg alone. </w:t>
-      </w:r>
-      <w:r>
-        <w:rPr>
-          <w:b w:val="0"/>
-          <w:i/>
-        </w:rPr>
-        <w:t>Educational and linguistic</w:t>
-      </w:r>
-      <w:r>
-        <w:rPr>
-          <w:b w:val="0"/>
-          <w:i w:val="0"/>
-        </w:rPr>
-        <w:t xml:space="preserve"> — English is not a selection criterion, A2 is accepted, the detective’s glossary is built in four languages, methods are visual and practical, work is done in pairs, group leaders interpret on request, and cross-language support is built deliberately into the mixed teams. </w:t>
-      </w:r>
-      <w:r>
-        <w:rPr>
-          <w:b w:val="0"/>
-          <w:i/>
-        </w:rPr>
-        <w:t>Social and confidence</w:t>
-      </w:r>
-      <w:r>
-        <w:rPr>
-          <w:b w:val="0"/>
-          <w:i w:val="0"/>
-        </w:rPr>
-        <w:t xml:space="preserve"> — the preparatory visit includes one young person from each sending organisation, so a participant arrives in August already knowing someone who has been there; the cohort communication group is active two months before departure; there is an online meeting with parents; the group leader accompanies throughout the journey; and the right to leave a session is stated. </w:t>
-      </w:r>
-      <w:r>
-        <w:rPr>
-          <w:b w:val="0"/>
-          <w:i/>
-        </w:rPr>
-        <w:t>Health or disability</w:t>
-      </w:r>
-      <w:r>
-        <w:rPr>
-          <w:b w:val="0"/>
-          <w:i w:val="0"/>
-        </w:rPr>
-        <w:t xml:space="preserve"> — the specific-needs sheet allows confidential declaration, the venue is chosen to be accessible, and additional inclusion support at real cost is requested where needed, on its own line with its own justification. </w:t>
-      </w:r>
-      <w:r>
-        <w:rPr>
-          <w:b w:val="0"/>
-          <w:i/>
-        </w:rPr>
-        <w:t>Family reluctance</w:t>
-      </w:r>
-      <w:r>
-        <w:rPr>
-          <w:b w:val="0"/>
-          <w:i w:val="0"/>
-        </w:rPr>
-        <w:t xml:space="preserve"> — named by 10.4%: the parents’ online meeting is held in each country in the local language, with the safeguarding focal point present and the full programme, supervision arrangements and contact chain explained, and parental consent is obtained after that meeting, not before it.</w:t>
+        <w:t>Each barrier is then answered by a specific measure. Against the informational barrier stands the outreach plan above, the call translated into four languages and a plain-language version written for parents rather than for funders. Against the economic one, no contribution of any kind is asked of participants: travel, accommodation, meals, insurance and materials are covered in full, and the rule is stated in writing from the day the call is published, because that is what allows a family to let a child apply at all. Transport is organised and paid from the participant’s home to the point of departure through the inclusion support category, on a dedicated budget line, so that a young person from Măguri-Răcătău, or one who must take a ferry before reaching an airport or a station, does not have to solve the first leg alone. Against educational and linguistic barriers, English is not a selection criterion and A2 is accepted, the glossary is built in four languages, methods are visual and practical, work is done in pairs, group leaders interpret on request and cross-language support is built deliberately into the mixed teams. Against social ones, the preparatory visit includes one young person from each sending organisation so that a participant arrives in August already knowing someone who has been there, the cohort communication group is active two months before departure, the group leader accompanies throughout the journey and the right to leave a session is stated. Health or disability is handled through the confidential specific-needs sheet, an accessible venue and additional inclusion support at real cost where needed, on its own line with its own justification. And family reluctance, named by 10.4%, is answered by the parents’ online meeting held in each country in the local language, with the safeguarding focal point present and the full programme, supervision arrangements and contact chain explained — after which, not before, parental consent is obtained.</w:t>
       </w:r>
     </w:p>
     <w:p>
@@ -13154,7 +11885,7 @@
           <w:color w:val="5A5A5A"/>
           <w:sz w:val="16"/>
         </w:rPr>
-        <w:t>≈ 5,513 characters (assumed form limit 6,000 — within limit)</w:t>
+        <w:t>≈ 5,520 characters (assumed form limit 6,000 — within limit)</w:t>
       </w:r>
     </w:p>
     <w:p>
@@ -13294,55 +12025,34 @@
       </w:pPr>
       <w:r>
         <w:rPr>
-          <w:b/>
+          <w:b w:val="0"/>
           <w:i w:val="0"/>
         </w:rPr>
-        <w:t>Before, months 3–4.</w:t>
+        <w:t>Before the exchange, in months 3 and 4, four joint online sessions of 90 minutes each bring the groups together in mixed national teams. A shared online workspace holds the documents, the case files uploaded by each group and the templates, while a moderated messaging group with explicit rules keeps day-to-day contact going. A separate online meeting is held with parents in each country, and the group leaders take a two-day online briefing that includes the observer calibration exercise. The baseline test is administered online.</w:t>
       </w:r>
+    </w:p>
+    <w:p>
+      <w:pPr>
+        <w:jc w:val="both"/>
+      </w:pPr>
       <w:r>
         <w:rPr>
           <w:b w:val="0"/>
           <w:i w:val="0"/>
         </w:rPr>
-        <w:t xml:space="preserve"> Four joint online sessions of 90 minutes each, in mixed national teams. A shared online workspace holds the documents, the case files uploaded by each group, and the templates. A moderated messaging group with explicit rules keeps day-to-day contact. A separate online meeting with parents in each country, and a two-day online briefing for the group leaders that includes the observer calibration exercise. The baseline test is administered online.</w:t>
+        <w:t>After the exchange, from month 6 to month 18, the cohort communication group remains the working space for preparing the four local initiatives, with each group posting its plan and the others commenting before it happens. A joint online review meeting follows in month 10, the follow-up questionnaire in month 12, the participatory evaluation session in month 17 held online across the three countries, and the final test in month 18.</w:t>
       </w:r>
     </w:p>
     <w:p>
       <w:pPr>
         <w:jc w:val="both"/>
       </w:pPr>
-      <w:r>
-        <w:rPr>
-          <w:b/>
-          <w:i w:val="0"/>
-        </w:rPr>
-        <w:t>After, months 6–18.</w:t>
-      </w:r>
       <w:r>
         <w:rPr>
           <w:b w:val="0"/>
           <w:i w:val="0"/>
         </w:rPr>
-        <w:t xml:space="preserve"> The cohort communication group remains the working space for preparing the four local initiatives: each group posts its plan and the others comment before it happens. A joint online review meeting in month 10; the follow-up questionnaire in month 12; the participatory evaluation session in month 17, held online across the three countries; and the final test in month 18.</w:t>
-      </w:r>
-    </w:p>
-    <w:p>
-      <w:pPr>
-        <w:jc w:val="both"/>
-      </w:pPr>
-      <w:r>
-        <w:rPr>
-          <w:b/>
-          <w:i w:val="0"/>
-        </w:rPr>
-        <w:t>Why this is not decoration.</w:t>
-      </w:r>
-      <w:r>
-        <w:rPr>
-          <w:b w:val="0"/>
-          <w:i w:val="0"/>
-        </w:rPr>
-        <w:t xml:space="preserve"> Two reasons, both from the data. First, for a group in which 31.3% have never taken part in a non-formal activity and 12.5% name lack of confidence as a barrier, the virtual phase lowers the threshold: they arrive in August having already met the people they will be working with, which is a different thing from arriving among strangers. Second, the subject of this project is the digital environment, so the way the project itself uses digital tools is part of the message. The rules the cohort applies in its own communication group — consent, no personal data of third parties, no sharing of unverified content — are the rules the project teaches.</w:t>
+        <w:t>None of this is decoration, for two reasons that come from the data. For a group in which 31.3% have never taken part in a non-formal activity and 12.5% name lack of confidence as a barrier, the virtual phase lowers the threshold, because they arrive in August having already met the people they will be working with, which is a different thing from arriving among strangers. And since the subject of this project is the digital environment, the way the project itself uses digital tools is part of the message: the rules the cohort applies in its own communication group — consent, no personal data of third parties, no sharing of unverified content — are the rules the project teaches.</w:t>
       </w:r>
     </w:p>
     <w:p>
@@ -13356,7 +12066,7 @@
           <w:color w:val="5A5A5A"/>
           <w:sz w:val="16"/>
         </w:rPr>
-        <w:t>≈ 1,543 characters (assumed form limit 5,000 — within limit)</w:t>
+        <w:t>≈ 1,659 characters (assumed form limit 5,000 — within limit)</w:t>
       </w:r>
     </w:p>
     <w:p>
@@ -13418,87 +12128,22 @@
       </w:pPr>
       <w:r>
         <w:rPr>
-          <w:b/>
+          <w:b w:val="0"/>
           <w:i w:val="0"/>
         </w:rPr>
-        <w:t>Yes.</w:t>
+        <w:t>Yes. For each group the low-emission option is analysed — train, coach, ferry, to the extent each qualifies as green travel under the rules of the applicable call — including the additional eligible travel days, and the option chosen and the reason are documented; the budget is built on the green rates for all three flows. Meals are mostly local and seasonal, sourced from producers in the territory through the short supply chains the organisation itself developed in its rural-development work, which is not a gesture but its own infrastructure, and it lets participants see a short supply chain instead of hearing about one. There are no individually packaged portions, no folders and no printed handouts; worksheets are digital, workshop materials reusable, waste separated at the venue, and participants are asked to bring reusable bottles. Movement inside the territory is on foot or by a single group transport.</w:t>
       </w:r>
+    </w:p>
+    <w:p>
+      <w:pPr>
+        <w:jc w:val="both"/>
+      </w:pPr>
       <w:r>
         <w:rPr>
           <w:b w:val="0"/>
           <w:i w:val="0"/>
         </w:rPr>
-        <w:t xml:space="preserve"> </w:t>
-      </w:r>
-      <w:r>
-        <w:rPr>
-          <w:b w:val="0"/>
-          <w:i/>
-        </w:rPr>
-        <w:t>Green travel</w:t>
-      </w:r>
-      <w:r>
-        <w:rPr>
-          <w:b w:val="0"/>
-          <w:i w:val="0"/>
-        </w:rPr>
-        <w:t xml:space="preserve"> — for each group the low-emission option is analysed (train, coach, ferry, to the extent each qualifies as green travel under the rules of the applicable call), including the additional eligible travel days, and the option chosen and the reason are documented; the budget is built on the green rates for all three flows. </w:t>
-      </w:r>
-      <w:r>
-        <w:rPr>
-          <w:b w:val="0"/>
-          <w:i/>
-        </w:rPr>
-        <w:t>Food from the territory</w:t>
-      </w:r>
-      <w:r>
-        <w:rPr>
-          <w:b w:val="0"/>
-          <w:i w:val="0"/>
-        </w:rPr>
-        <w:t xml:space="preserve"> — meals are mostly local and seasonal, sourced from producers in the LAG territory through the short supply chains the organisation itself developed in its rural-development work. That is not a gesture: it is the organisation’s own infrastructure, and it lets participants see a short supply chain instead of hearing about one. No individually packaged portions. </w:t>
-      </w:r>
-      <w:r>
-        <w:rPr>
-          <w:b w:val="0"/>
-          <w:i/>
-        </w:rPr>
-        <w:t>Materials</w:t>
-      </w:r>
-      <w:r>
-        <w:rPr>
-          <w:b w:val="0"/>
-          <w:i w:val="0"/>
-        </w:rPr>
-        <w:t xml:space="preserve"> — no folders, no printed handouts; worksheets are digital; workshop materials are reusable; waste is separated at the venue; participants are asked to bring reusable bottles. </w:t>
-      </w:r>
-      <w:r>
-        <w:rPr>
-          <w:b w:val="0"/>
-          <w:i/>
-        </w:rPr>
-        <w:t>Local movement</w:t>
-      </w:r>
-      <w:r>
-        <w:rPr>
-          <w:b w:val="0"/>
-          <w:i w:val="0"/>
-        </w:rPr>
-        <w:t xml:space="preserve"> on foot or by a single group transport. </w:t>
-      </w:r>
-      <w:r>
-        <w:rPr>
-          <w:b w:val="0"/>
-          <w:i/>
-        </w:rPr>
-        <w:t>Awareness through the content itself</w:t>
-      </w:r>
-      <w:r>
-        <w:rPr>
-          <w:b w:val="0"/>
-          <w:i w:val="0"/>
-        </w:rPr>
-        <w:t xml:space="preserve"> — one of the categories of disinformation analysed on Day 2 is environmental and climate content. Participants work on real examples of misleading environmental claims, which for this particular group is a far more durable environmental lesson than a briefing on recycling, and it is consistent with the method of the whole project: they learn to distrust the slogan, including the green one.</w:t>
+        <w:t>The most durable environmental lesson, though, comes through the content itself. One of the categories of disinformation analysed on Day 2 is environmental and climate content, and participants work on real examples of misleading environmental claims. For this particular group that does more than a briefing on recycling would, and it is consistent with the method of the whole project: they learn to distrust the slogan, including the green one.</w:t>
       </w:r>
     </w:p>
     <w:p>
@@ -13512,7 +12157,7 @@
           <w:color w:val="5A5A5A"/>
           <w:sz w:val="16"/>
         </w:rPr>
-        <w:t>≈ 1,396 characters (assumed form limit 4,000 — within limit)</w:t>
+        <w:t>≈ 1,369 characters (assumed form limit 4,000 — within limit)</w:t>
       </w:r>
     </w:p>
     <w:p>
@@ -13579,139 +12224,34 @@
       </w:pPr>
       <w:r>
         <w:rPr>
-          <w:b/>
+          <w:b w:val="0"/>
           <w:i w:val="0"/>
         </w:rPr>
-        <w:t>Roles, separated on purpose.</w:t>
+        <w:t>The roles are separated on purpose. Alina Ioana Baba, as project manager, carries overall coordination, the relationship with the National Agency, the budget, reporting, risk decisions and the partnership agreements. Claudiu Iancu, Coordinator of our Youth Department, owns the learning programme, the three measurement instruments, observer calibration and moderation, the facilitation team and the Youthpass process. Livia Golovatic runs the joint online preparation sessions, leads the Romanian group, coordinates the four local initiatives and checks the gender and locality balance. Marilena Georgescu receives and handles safeguarding concerns and approves the publication of content, and she sits outside the facilitation chain by design, so that a participant can raise a concern about a facilitator. Iulia Fătu handles budget execution, procurement, venue, transport, insurance, financial reporting and the written venue risk assessment. GGD leads media production and AI content and designates one of the two facilitators, while KEA leads the community dialogue method and the local-initiative methodology. Romania and Türkiye each provide one group leader aged 18 or over, and Greece two.</w:t>
       </w:r>
+    </w:p>
+    <w:p>
+      <w:pPr>
+        <w:jc w:val="both"/>
+      </w:pPr>
       <w:r>
         <w:rPr>
           <w:b w:val="0"/>
           <w:i w:val="0"/>
         </w:rPr>
-        <w:t xml:space="preserve"> Alina Ioana Baba (coordinator) is project manager: overall coordination, the relationship with the National Agency, budget, reporting, risk decisions and the partnership agreements. Claudiu Iancu is Learning Programme Coordinator for non-formal learning: the learning programme, the three measurement instruments, observer calibration and moderation, the facilitation team and the Youthpass process. Livia Golovatic is activity coordinator and Romanian group leader: the four joint online preparation sessions, the coordination of the four local initiatives, and the gender and locality balance checks. Marilena Georgescu is the safeguarding focal point: she receives and handles concerns and approves publication of content, and she sits outside the facilitation chain by design, so that a participant can raise a concern about a facilitator. Iulia Fătu handles finance and logistics: budget execution, procurement, venue, transport, insurance, financial reporting and the written venue risk assessment. GGD leads media production and AI content and designates one of the two facilitators; KEA leads the community dialogue method and the local-initiative methodology. Romania and Türkiye each provide one group leader aged 18 or over, Greece two.</w:t>
+        <w:t>A written partnership agreement is signed with each partner in month 1, before any expenditure. It sets out tasks and deliverables with dates, the exact budget share and the conditions and timing of transfers, recruitment and selection obligations, safeguarding obligations, adherence to the Erasmus Youth Quality Standards, data protection, reporting duties, visibility rules, and what happens if a partner does not deliver. It is not a formality: it is the document that makes the deliverables enforceable. Coordination meetings are held online monthly in months 1 to 5 and every two months thereafter, with a standard agenda, a written minute circulated within 48 hours and a rotating chair, while a shared action log records every decision with an owner and a deadline and the risk register is reviewed at every meeting.</w:t>
       </w:r>
     </w:p>
     <w:p>
       <w:pPr>
         <w:jc w:val="both"/>
       </w:pPr>
-      <w:r>
-        <w:rPr>
-          <w:b/>
-          <w:i w:val="0"/>
-        </w:rPr>
-        <w:t>Agreements and governance.</w:t>
-      </w:r>
       <w:r>
         <w:rPr>
           <w:b w:val="0"/>
           <w:i w:val="0"/>
         </w:rPr>
-        <w:t xml:space="preserve"> A written partnership agreement is signed with each partner in month 1, before any expenditure, setting out tasks and deliverables with dates, the exact budget share and the conditions and timing of transfers, recruitment and selection obligations, safeguarding obligations, adherence to the Erasmus Youth Quality Standards, data protection, reporting duties, visibility rules, and what happens if a partner does not deliver. The agreement is not a formality — it is the document that makes the deliverables enforceable. Coordination meetings are held online monthly in months 1–5 and every two months thereafter, with a standard agenda, a written minute circulated within 48 hours and a rotating chair. A shared action log records every decision with an owner and a deadline, and the risk register is reviewed at every meeting.</w:t>
-      </w:r>
-    </w:p>
-    <w:p>
-      <w:pPr>
-        <w:jc w:val="both"/>
-      </w:pPr>
-      <w:r>
-        <w:rPr>
-          <w:b/>
-          <w:i w:val="0"/>
-        </w:rPr>
-        <w:t>Alignment with the Quality Standards.</w:t>
-      </w:r>
-      <w:r>
-        <w:rPr>
-          <w:b w:val="0"/>
-          <w:i w:val="0"/>
-        </w:rPr>
-        <w:t xml:space="preserve"> </w:t>
-      </w:r>
-      <w:r>
-        <w:rPr>
-          <w:b w:val="0"/>
-          <w:i/>
-        </w:rPr>
-        <w:t>Basic principles</w:t>
-      </w:r>
-      <w:r>
-        <w:rPr>
-          <w:b w:val="0"/>
-          <w:i w:val="0"/>
-        </w:rPr>
-        <w:t xml:space="preserve"> — inclusion and diversity, environmental sustainability, digital transformation and participation all appear as design decisions traceable to evidence, and the correlation between each survey finding and the decision it produced is documented in the supporting file. </w:t>
-      </w:r>
-      <w:r>
-        <w:rPr>
-          <w:b w:val="0"/>
-          <w:i/>
-        </w:rPr>
-        <w:t>Fair and transparent selection</w:t>
-      </w:r>
-      <w:r>
-        <w:rPr>
-          <w:b w:val="0"/>
-          <w:i w:val="0"/>
-        </w:rPr>
-        <w:t xml:space="preserve"> — published criteria identical across three countries, a commission of at least two people per organisation, and the outcome communicated with reasons to every candidate, including those not selected. </w:t>
-      </w:r>
-      <w:r>
-        <w:rPr>
-          <w:b w:val="0"/>
-          <w:i/>
-        </w:rPr>
-        <w:t>Preparation of participants</w:t>
-      </w:r>
-      <w:r>
-        <w:rPr>
-          <w:b w:val="0"/>
-          <w:i w:val="0"/>
-        </w:rPr>
-        <w:t xml:space="preserve"> — four months, four joint online sessions, a preparatory visit, linguistic and intercultural components, a parents’ meeting in each country, and a baseline that tells the facilitators what the group actually cannot do. </w:t>
-      </w:r>
-      <w:r>
-        <w:rPr>
-          <w:b w:val="0"/>
-          <w:i/>
-        </w:rPr>
-        <w:t>Definition, assessment and recognition of learning outcomes</w:t>
-      </w:r>
-      <w:r>
-        <w:rPr>
-          <w:b w:val="0"/>
-          <w:i w:val="0"/>
-        </w:rPr>
-        <w:t xml:space="preserve"> — the competence matrix tied to sessions and evidence, the baseline and final test, the observation grid with calibrated observers, and Youthpass as a process from Day 1. </w:t>
-      </w:r>
-      <w:r>
-        <w:rPr>
-          <w:b w:val="0"/>
-          <w:i/>
-        </w:rPr>
-        <w:t>Protection and safety</w:t>
-      </w:r>
-      <w:r>
-        <w:rPr>
-          <w:b w:val="0"/>
-          <w:i w:val="0"/>
-        </w:rPr>
-        <w:t xml:space="preserve"> — child protection policy, a safeguarding focal point outside the facilitation team, a written venue risk assessment verified on site, parental consents, central insurance, an emergency protocol and a sensitive-content protocol. </w:t>
-      </w:r>
-      <w:r>
-        <w:rPr>
-          <w:b w:val="0"/>
-          <w:i/>
-        </w:rPr>
-        <w:t>Sharing results and knowledge of the Programme</w:t>
-      </w:r>
-      <w:r>
-        <w:rPr>
-          <w:b w:val="0"/>
-          <w:i w:val="0"/>
-        </w:rPr>
-        <w:t xml:space="preserve"> — the toolkit published free of charge, results on the Erasmus+ Project Results Platform, dissemination through the LEADER and ELARD networks, and a Day 1 session telling participants what else the Programme offers them after this project.</w:t>
+        <w:t>Alignment with the Quality Standards runs through the design rather than beside it. The four basic principles — inclusion and diversity, environmental sustainability, digital transformation and participation — all appear as design decisions traceable to evidence, and the correlation between each survey finding and the decision it produced is documented in the supporting file. Selection is fair and transparent, with published criteria identical across three countries, a commission of at least two people per organisation, and the outcome communicated with reasons to every candidate including those not selected. Preparation of participants runs over four months, with four joint online sessions, a preparatory visit, linguistic and intercultural components, a parents’ meeting in each country, and a baseline that tells the facilitators what the group actually cannot do. Learning outcomes are defined, assessed and recognised through the competence matrix tied to sessions and evidence, the baseline and final test, the observation grid with calibrated observers, and Youthpass as a process from Day 1. Protection and safety rest on the child protection policy, a safeguarding focal point outside the facilitation team, a written venue risk assessment verified on site, parental consents, central insurance, an emergency protocol and a sensitive-content protocol. And results and knowledge of the Programme are shared through the toolkit published free of charge, the Erasmus+ Project Results Platform, the LEADER and ELARD networks, and a Day 1 session telling participants what else the Programme offers them after this project.</w:t>
       </w:r>
     </w:p>
     <w:p>
@@ -13725,7 +12265,7 @@
           <w:color w:val="5A5A5A"/>
           <w:sz w:val="16"/>
         </w:rPr>
-        <w:t>≈ 3,703 characters (assumed form limit 6,000 — within limit)</w:t>
+        <w:t>≈ 3,662 characters (assumed form limit 6,000 — within limit)</w:t>
       </w:r>
     </w:p>
     <w:tbl>
@@ -13779,150 +12319,70 @@
       </w:pPr>
       <w:r>
         <w:rPr>
-          <w:b/>
+          <w:b w:val="0"/>
           <w:i w:val="0"/>
         </w:rPr>
-        <w:t>Preparatory visit, month 3.</w:t>
+        <w:t>A preparatory visit is held in the territory in month 3, with two people from each of the two sending organisations — one of them a young person — plus one staff member from the coordinating organisation, five people in total. That staff member contributes to the on-site verification of the logistical and safety arrangements and finalises the mobility programme with the partners while everyone is in the same room. The visit as a whole verifies the venue and its safety in person, settles the division of the thematic days, meets the host community and lets a young person from each group see where they will be coming. It is requested on three grounds: all twenty participants are minors, both sending partners are new working relationships for us, and a venue’s suitability cannot be assessed from photographs.</w:t>
       </w:r>
+    </w:p>
+    <w:p>
+      <w:pPr>
+        <w:jc w:val="both"/>
+      </w:pPr>
       <w:r>
         <w:rPr>
           <w:b w:val="0"/>
           <w:i w:val="0"/>
         </w:rPr>
-        <w:t xml:space="preserve"> Held in the LAG territory, with two people from each of the two sending organisations — one of them a young person — plus one staff member from the coordinating organisation, five people in total. That staff member has two concrete tasks: contributing to the on-site verification of the logistical and safety arrangements, and finalising the mobility programme with the partners while everyone is in the same room. The visit as a whole verifies the venue and its safety in person, settles the division of the thematic days, meets the host community, and lets a young person from each group see where they will be coming. It is requested and justified on three grounds: all twenty participants are minors, both sending partners are new working relationships for us, and a venue’s suitability cannot be assessed from photographs.</w:t>
+        <w:t>Travel is booked centrally by the coordinator for all three flows, so that no sending organisation carries a cash-flow burden and green options are compared on the same basis, with distances confirmed through the European Commission distance calculator once departure cities are known. Domestic transport from participants’ homes to the point of departure is organised and paid by the project, which for the Greek group includes the inter-island ferry legs before the group is even assembled, and is the reason that flow is planned with two accompanying adults and four eligible travel days.</w:t>
       </w:r>
     </w:p>
     <w:p>
       <w:pPr>
         <w:jc w:val="both"/>
       </w:pPr>
-      <w:r>
-        <w:rPr>
-          <w:b/>
-          <w:i w:val="0"/>
-        </w:rPr>
-        <w:t>Travel.</w:t>
-      </w:r>
       <w:r>
         <w:rPr>
           <w:b w:val="0"/>
           <w:i w:val="0"/>
         </w:rPr>
-        <w:t xml:space="preserve"> Booked centrally by the coordinator for all three flows, so that no sending organisation carries a cash-flow burden and so that green options are compared on the same basis. Distances are confirmed with the European Commission distance calculator once departure cities are known. Domestic transport from participants’ homes to the point of departure is organised and paid by the project — which for the Greek group includes the inter-island ferry legs before the group is even assembled, and is the reason the Greek flow is planned with two accompanying adults and four eligible travel days.</w:t>
+        <w:t>Accommodation is a single venue inside the territory, contracted after the written risk assessment and the on-site check during the preparatory visit, with rooms allocated by gender and age, minors with minors and group leaders on the same floors. Meals are mostly local and seasonal from producers in the territory, and dietary requirements are collected in month 4 and confirmed with the venue in writing. Insurance for health, accident and civil liability covers all 26 people for the whole travel period and is contracted centrally by the coordinator and verified before departure, rather than left to each partner to arrange.</w:t>
       </w:r>
     </w:p>
     <w:p>
       <w:pPr>
         <w:jc w:val="both"/>
       </w:pPr>
-      <w:r>
-        <w:rPr>
-          <w:b/>
-          <w:i w:val="0"/>
-        </w:rPr>
-        <w:t>Accommodation and meals.</w:t>
-      </w:r>
       <w:r>
         <w:rPr>
           <w:b w:val="0"/>
           <w:i w:val="0"/>
         </w:rPr>
-        <w:t xml:space="preserve"> One venue inside the LAG territory, contracted after a written risk assessment and an on-site check during the preparatory visit. Rooms allocated by gender and age, minors with minors, group leaders on the same floors. Meals mostly local and seasonal from producers in the territory; dietary requirements collected in month 4 and confirmed with the venue in writing.</w:t>
+        <w:t>Visas are the principal logistical risk. Romania has applied the Schengen acquis in full, land borders included, since 1 January 2025, and Turkish nationals holding ordinary passports are subject to the Schengen short-stay visa requirement. For minors that means notarised parental authorisations, invitation letters, proof of accommodation and insurance, and consulate appointments booked well ahead, so the procedure begins in month 3, five months before the activity: invitation letters issued by the coordinator, a complete file checked before submission to the consulate, and reserve participants prepared in parallel with their own files ready. This is not a theoretical risk and we treat it as the item most likely to cost the project a participant.</w:t>
       </w:r>
     </w:p>
     <w:p>
       <w:pPr>
         <w:jc w:val="both"/>
       </w:pPr>
-      <w:r>
-        <w:rPr>
-          <w:b/>
-          <w:i w:val="0"/>
-        </w:rPr>
-        <w:t>Insurance.</w:t>
-      </w:r>
       <w:r>
         <w:rPr>
           <w:b w:val="0"/>
           <w:i w:val="0"/>
         </w:rPr>
-        <w:t xml:space="preserve"> Health, accident and civil liability for all 26 people for the whole travel period, contracted centrally by the coordinator and verified before departure, rather than left to each partner to arrange.</w:t>
+        <w:t>Greek participants need no visa, but their journey needs planning: a ferry from the participant’s island to Piraeus and then an overland leg north, with at least one transfer where a group of six fourteen-year-olds could be split. Timings are fixed with KEA during the preparatory visit, the whole route is written down and given to parents, a headcount is taken at every boarding, and the two accompanying adults are on the same tickets as the group throughout. Throughout the project each participant has a group leader, a cross-country buddy and access to the safeguarding focal point, and the cohort communication group is active from two months before departure until the end.</w:t>
       </w:r>
     </w:p>
     <w:p>
       <w:pPr>
         <w:jc w:val="both"/>
       </w:pPr>
-      <w:r>
-        <w:rPr>
-          <w:b/>
-          <w:i w:val="0"/>
-        </w:rPr>
-        <w:t>Greece — no visa, but a long journey.</w:t>
-      </w:r>
       <w:r>
         <w:rPr>
           <w:b w:val="0"/>
           <w:i w:val="0"/>
         </w:rPr>
-        <w:t xml:space="preserve"> Greek participants need no visa for Romania. What the Greek flow needs is planning: a ferry from the participant’s island to Piraeus, then an overland leg north, with at least one transfer where a group of six fourteen-year-olds could be split. Timings are fixed with KEA during the preparatory visit, the whole route is written down and given to parents, a headcount is taken at every boarding, and the two accompanying adults are on the same tickets as the group throughout.</w:t>
-      </w:r>
-    </w:p>
-    <w:p>
-      <w:pPr>
-        <w:jc w:val="both"/>
-      </w:pPr>
-      <w:r>
-        <w:rPr>
-          <w:b/>
-          <w:i w:val="0"/>
-        </w:rPr>
-        <w:t>Visas — the principal logistical risk.</w:t>
-      </w:r>
-      <w:r>
-        <w:rPr>
-          <w:b w:val="0"/>
-          <w:i w:val="0"/>
-        </w:rPr>
-        <w:t xml:space="preserve"> Romania has applied the Schengen acquis in full, land borders included, since 1 January 2025, and Turkish nationals holding ordinary passports are subject to the Schengen short-stay visa requirement. For minors that means notarised parental authorisations, invitation letters, proof of accommodation and insurance, and consulate appointments booked well ahead. The procedure therefore begins in month 3, five months before the activity: invitation letters issued by the coordinator, a complete file checked by the coordinator before submission to the consulate, and reserve participants prepared in parallel with their own files ready. This is not a theoretical risk, and we treat it as the item most likely to cost the project a participant.</w:t>
-      </w:r>
-    </w:p>
-    <w:p>
-      <w:pPr>
-        <w:jc w:val="both"/>
-      </w:pPr>
-      <w:r>
-        <w:rPr>
-          <w:b/>
-          <w:i w:val="0"/>
-        </w:rPr>
-        <w:t>Mentoring and support.</w:t>
-      </w:r>
-      <w:r>
-        <w:rPr>
-          <w:b w:val="0"/>
-          <w:i w:val="0"/>
-        </w:rPr>
-        <w:t xml:space="preserve"> Each participant has a group leader throughout, a cross-country buddy, and access to the safeguarding focal point. The cohort communication group is active from two months before departure until the end of the project.</w:t>
-      </w:r>
-    </w:p>
-    <w:p>
-      <w:pPr>
-        <w:jc w:val="both"/>
-      </w:pPr>
-      <w:r>
-        <w:rPr>
-          <w:b/>
-          <w:i w:val="0"/>
-        </w:rPr>
-        <w:t>Risk management.</w:t>
-      </w:r>
-      <w:r>
-        <w:rPr>
-          <w:b w:val="0"/>
-          <w:i w:val="0"/>
-        </w:rPr>
-        <w:t xml:space="preserve"> The main risks and their responses: visas not obtained for the Turkish group (high likelihood, high impact) — procedure from month 3, documents prepared in advance, appointments booked early, reserve participants with complete files; withdrawal of participants — a reserve list of at least 2 young people per national group, prepared alongside the main group and kept informed; a partner failing to deliver on time — deliverables with dates in the partnership agreement, a monthly action log, then a reminder, a joint problem-solving call and documented reallocation; low English level blocking participation — the five-language glossary, visual methods, interpreting by group leaders, deliberately balanced mixed teams; a medical or safety incident — insurance, emergency protocol, a reference medical facility identified during the preparatory visit, a first-aid trained staff member and a night-duty rota; a participant distressed by the working content — the sensitive-content protocol, pre-screened material, the right to leave a session, daily individual availability of the safeguarding focal point; observers unable to apply the grid consistently — the month 4 calibration exercise with an 80% agreement target, and if it is not reached the grid is simplified before the mobility and the decision is minuted, never after seeing the results; bad weather for outdoor sessions — an indoor alternative planned for every outdoor session; and one of the four local initiatives not delivered — written commitments made publicly on Day 7, an interim reporting deadline in month 10, and methodological support from the partner leading that component.</w:t>
+        <w:t>The main risks are managed as follows. Visas not obtained for the Turkish group is the high-likelihood, high-impact case, answered by starting in month 3, preparing documents in advance, booking appointments early and holding reserve participants with complete files. Withdrawal of participants is answered by a reserve list of at least two young people per national group, prepared alongside the main group and kept informed. A partner failing to deliver on time is answered by deliverables with dates in the partnership agreement and a monthly action log, then a reminder, a joint problem-solving call and documented reallocation. Low English level blocking participation is answered by the four-language glossary, visual methods, interpreting by group leaders and deliberately balanced mixed teams. A medical or safety incident is answered by insurance, the emergency protocol, a reference medical facility identified during the preparatory visit, a first-aid trained staff member and a night-duty rota. A participant distressed by the working content is answered by the sensitive-content protocol, pre-screened material, the right to leave a session and daily individual availability of the safeguarding focal point. A missed ferry or transfer connection on the Greek route is answered by timings fixed during the preparatory visit, a written route given to parents, a headcount at every boarding, two accompanying adults and a margin day in the travel plan. Observers unable to apply the grid consistently is answered by the month 4 calibration exercise with an 80% agreement target, after which the grid is simplified before the mobility if needed and the decision is minuted, never after seeing the results. Bad weather is answered by an indoor alternative planned for every outdoor session, and a local initiative not delivered by the written commitments made publicly on Day 7, an interim reporting deadline in month 10 and methodological support from KEA.</w:t>
       </w:r>
     </w:p>
     <w:p>
@@ -13936,7 +12396,7 @@
           <w:color w:val="5A5A5A"/>
           <w:sz w:val="16"/>
         </w:rPr>
-        <w:t>≈ 5,265 characters (assumed form limit 6,000 — within limit)</w:t>
+        <w:t>≈ 5,444 characters (assumed form limit 6,000 — within limit)</w:t>
       </w:r>
     </w:p>
     <w:p>
@@ -14001,109 +12461,67 @@
           <w:b w:val="0"/>
           <w:i w:val="0"/>
         </w:rPr>
-        <w:t>The partnership is built around one shared structural condition, not around geographical variety. All three territories are peripheral in different ways, information reaches young people there through channels no national fact-checker covers, and in all three the use of digital tools has outrun the competence to judge them — measurably so, in the two EU countries that sit at the bottom of the youth digital-skills rankings. Each partner has the same problem in a different form, and each brings a competence the others do not have. That is why the project cannot be delivered by one organisation, and why swapping a partner for a more convenient one elsewhere would weaken it rather than simplify it.</w:t>
+        <w:t>The partnership is built around one shared structural condition rather than around geographical variety. All three territories are peripheral in different ways, information reaches young people there through channels no national fact-checker covers, and in all three the use of digital tools has outrun the competence to judge them — measurably so, in the two EU countries that sit at the bottom of the youth digital-skills rankings. Each partner has the same problem in a different form, and each brings a competence the others do not have, which is why the project cannot be delivered by one organisation and why swapping a partner for a more convenient one elsewhere would weaken it rather than simplify it.</w:t>
       </w:r>
     </w:p>
     <w:p>
       <w:pPr>
         <w:jc w:val="both"/>
       </w:pPr>
-      <w:r>
-        <w:rPr>
-          <w:b/>
-          <w:i w:val="0"/>
-        </w:rPr>
-        <w:t>LAG Napoca Porolissum</w:t>
-      </w:r>
       <w:r>
         <w:rPr>
           <w:b w:val="0"/>
           <w:i w:val="0"/>
         </w:rPr>
-        <w:t xml:space="preserve"> (Romania — applicant, coordinator, host, sending) owns the evidence base of 153 young people surveyed, the territory, the venue, the relationship with 14 municipalities and a network of 43 partners, and an in-house youth worker and trainer. Its own survey identified the problem. It leads overall coordination, budget, reporting, risk, the learning programme, local logistics, safety, the relationship with the host community and evaluation, and delivers the partnership agreements (M1), the verification test and observation grid piloted and locked (M1–M2), the baseline and final test (M2, M18), the programme and worksheets (M4), venue and services (M4), the evaluation report (M18) and the final toolkit (M17). It leads sessions D1.2, D1.3, D1.4, D2.1, D2.2, D3.2, D3.3, D4.1, D4.3, D5.1 and D7.2.</w:t>
+        <w:t>LAG Napoca Porolissum, as applicant, coordinator, host and sending organisation, owns the evidence base of 153 young people surveyed, the territory, the venue, the relationship with 14 municipalities and a network of 43 members, and an in-house youth worker and trainer; its own survey identified the problem in the first place. It leads overall coordination, budget, reporting, risk, the learning programme, local logistics, safety, the relationship with the host community and evaluation, and it delivers the partnership agreements in month 1, the verification test and observation grid piloted and locked in months 1 and 2, the baseline and final test in months 2 and 18, the programme and worksheets and the venue and services in month 4, the final toolkit in month 17 and the evaluation report in month 18. It leads sessions D1.2, D1.3, D1.4, D2.1, D2.2, D3.2, D3.3, D4.1, D4.3, D5.1 and D7.2.</w:t>
       </w:r>
     </w:p>
     <w:p>
       <w:pPr>
         <w:jc w:val="both"/>
       </w:pPr>
-      <w:r>
-        <w:rPr>
-          <w:b/>
-          <w:i w:val="0"/>
-        </w:rPr>
-        <w:t>Genç Gönüllüler Derneği</w:t>
-      </w:r>
       <w:r>
         <w:rPr>
           <w:b w:val="0"/>
           <w:i w:val="0"/>
         </w:rPr>
-        <w:t xml:space="preserve"> (Türkiye — sending) was chosen for one competence and one reach. The competence is technical: among the professionals who work with GGD voluntarily is a social media, cyber-security and artificial intelligence specialist, and the organisation has already convened a hundred educators and digital-media experts to work out what children need from digital content, publishing the result as a guide. It knows how digital content for young people is made; it does not teach how to verify it — which is exactly the complementarity this project needs. The reach is into both halves of Turkish peripherality: a volunteer network it trains every year in the İstanbul periphery, and a rural youth programme supported by the Turkish Ministry of Interior. It leads the media production module (D6.1, D6.2), the AI-content session (D3.1) and the ethics-of-AI session (D3.4), provides pre-departure digital preparation, and </w:t>
+        <w:t>Genç Gönüllüler Derneği was chosen for one competence and one reach. The competence is technical, since among the professionals who work with GGD voluntarily is a social media, cyber-security and artificial intelligence specialist, and the organisation has already convened a hundred educators and digital-media experts to work out what children need from digital content, publishing the result as a guide; it knows how digital content for young people is made but does not teach how to verify it, which is exactly the complementarity this project needs. The reach is into both halves of Turkish peripherality: a volunteer network it trains every year in the İstanbul periphery, and a rural youth programme supported by the Turkish Ministry of Interior. It leads the media production module in D6.1 and D6.2, the AI-content session D3.1 and the ethics-of-AI session D3.4, provides pre-departure digital preparation, and designates one of the two facilitators. It delivers the production module and technical guide and its own local needs note, recruits and prepares the Turkish group, runs the local initiative in Türkiye by month 12 and disseminates through its channels.</w:t>
       </w:r>
-      <w:r>
-        <w:rPr>
-          <w:b/>
-          <w:i w:val="0"/>
-        </w:rPr>
-        <w:t>designates one of the two facilitators</w:t>
-      </w:r>
+    </w:p>
+    <w:p>
+      <w:pPr>
+        <w:jc w:val="both"/>
+      </w:pPr>
       <w:r>
         <w:rPr>
           <w:b w:val="0"/>
           <w:i w:val="0"/>
         </w:rPr>
-        <w:t>. It delivers the production module and technical guide (M4), its own local needs note (M2), recruitment and preparation of the Turkish group (M2–M4), the local initiative in Türkiye (by M12) and dissemination through its channels (M5–M17).</w:t>
+        <w:t>KEA IM Syrou was chosen for reach and for method. The reach is into real island isolation, since KEA carries EU and Greek State programmes out to 36 inhabited islands of the Cyclades and the Dodecanese, which means it can recruit young people from small islands that no national programme touches and host a local initiative there afterwards. The method is social work before it is media work: the Day 5 dialogue, in which participants sit down with residents and municipal representatives to find out what false information circulates in a place and who it hurts, is a facilitated community exercise, and KEA staffs it with a social worker and a career counsellor who do this professionally. Its current ESF+ child-poverty action plan in Naxos and Kea runs on exactly this kind of networking with municipal services, which is also why it designs the template the four local initiatives are built on. It leads the preparation and method of Day 5, the local-initiative methodology in D6.3 and the Day 2 strand on how information circulates in small island communities, and delivers its own local needs note — already produced for the South Aegean — the documented local cases, the initiative model and its evaluation grid, the recruitment and preparation of the Greek group, the local initiative in the South Aegean by month 13 and the Greek translation of the toolkit.</w:t>
       </w:r>
     </w:p>
     <w:p>
       <w:pPr>
         <w:jc w:val="both"/>
       </w:pPr>
-      <w:r>
-        <w:rPr>
-          <w:b/>
-          <w:i w:val="0"/>
-        </w:rPr>
-        <w:t>KEA IM Syrou</w:t>
-      </w:r>
       <w:r>
         <w:rPr>
           <w:b w:val="0"/>
           <w:i w:val="0"/>
         </w:rPr>
-        <w:t xml:space="preserve"> (Greece — sending) was chosen for reach and for method. The reach is into real island isolation: KEA carries EU and Greek State programmes out to 36 inhabited islands of the Cyclades and the Dodecanese, which means it can recruit young people from small islands that no national programme touches, and host a local initiative there afterwards. The method is social work rather than media work: the Day 5 dialogue, in which participants sit down with residents and municipal representatives to find out what false information circulates in a place and who it hurts, is a facilitated community exercise before it is a verification one, and KEA staffs it with a social worker and a career counsellor who do this professionally. Its current ESF+ child-poverty action plan in Naxos and Kea runs on exactly this kind of networking with municipal services, which is also why it designs the template the four local initiatives are built on. It leads the preparation and method of Day 5, the local initiative methodology (D6.3) and the Day 2 strand on how information circulates in small island communities. It delivers its own local needs note — already produced for the South Aegean — six to eight documented local cases (M4), the local initiative model and its evaluation grid (M5), recruitment and preparation of the Greek group, the local initiative in the South Aegean (by M13) and the Greek translation of the toolkit.</w:t>
+        <w:t>KEA has not run a KA152 exchange before, and we say so plainly, but two things reduce that risk. It has coordinated Erasmus+ projects of its own, including I.D.E.A. (2019-1-EL01-KA204-063049), and managed budgets an order of magnitude larger than this one under ESF+ and Interreg. And it has already been a partner in an Erasmus+ project coordinated from Romania and contracted by this same National Agency, Meta Skills (2021-1-RO01-KA220-ADU-000028211), so the administrative conventions of RO01 are not new to it either.</w:t>
       </w:r>
     </w:p>
     <w:p>
       <w:pPr>
         <w:jc w:val="both"/>
       </w:pPr>
-      <w:r>
-        <w:rPr>
-          <w:b/>
-          <w:i w:val="0"/>
-        </w:rPr>
-        <w:t>On the risk of a partner new to this Action.</w:t>
-      </w:r>
       <w:r>
         <w:rPr>
           <w:b w:val="0"/>
           <w:i w:val="0"/>
         </w:rPr>
-        <w:t xml:space="preserve"> KEA has not run a KA152 exchange before, and we say so plainly. Two things reduce the risk. It has coordinated Erasmus+ projects of its own (I.D.E.A., 2019-1-EL01-KA204-063049) and managed budgets an order of magnitude larger than this one under ESF+ and Interreg. And it has already been a partner in an Erasmus+ project coordinated from Romania and contracted by this same National Agency — Meta Skills, 2021-1-RO01-KA220-ADU-000028211 — so the administrative conventions of RO01 are not new to it either.</w:t>
-      </w:r>
-    </w:p>
-    <w:p>
-      <w:pPr>
-        <w:jc w:val="both"/>
-      </w:pPr>
-      <w:r>
-        <w:rPr>
-          <w:b w:val="0"/>
-          <w:i w:val="0"/>
-        </w:rPr>
-        <w:t>We deliberately avoid the formulation that all partners contribute to all activities. Each partner leads named sessions and delivers named products by named dates, and the partnership agreement is what makes that enforceable. Three organisations is also a deliberate size: with two sending partners the coordinator can hold a real working relationship with each, and every partner leads something visible rather than being carried.</w:t>
+        <w:t>We deliberately avoid the formulation that all partners contribute to all activities. Each partner leads named sessions and delivers named products by named dates, and the partnership agreement makes that enforceable. Three organisations is also a deliberate size: with two sending partners the coordinator can hold a real working relationship with each, and every partner leads something visible rather than being carried.</w:t>
       </w:r>
     </w:p>
     <w:p>
@@ -14117,7 +12535,7 @@
           <w:color w:val="5A5A5A"/>
           <w:sz w:val="16"/>
         </w:rPr>
-        <w:t>≈ 5,157 characters (assumed form limit 6,000 — within limit)</w:t>
+        <w:t>≈ 5,099 characters (assumed form limit 6,000 — within limit)</w:t>
       </w:r>
     </w:p>
     <w:tbl>
@@ -14171,87 +12589,10 @@
       </w:pPr>
       <w:r>
         <w:rPr>
-          <w:b/>
-          <w:i w:val="0"/>
-        </w:rPr>
-        <w:t>Formal coordination and accountability</w:t>
-      </w:r>
-      <w:r>
-        <w:rPr>
           <w:b w:val="0"/>
           <w:i w:val="0"/>
         </w:rPr>
-        <w:t xml:space="preserve"> run through email and a shared document workspace: all decisions, deliverables and versions live there, response time is three working days, and nothing that binds a partner exists only in a chat. </w:t>
-      </w:r>
-      <w:r>
-        <w:rPr>
-          <w:b/>
-          <w:i w:val="0"/>
-        </w:rPr>
-        <w:t>Coordination meetings</w:t>
-      </w:r>
-      <w:r>
-        <w:rPr>
-          <w:b w:val="0"/>
-          <w:i w:val="0"/>
-        </w:rPr>
-        <w:t xml:space="preserve"> are video calls, monthly in months 1–5 and every two months thereafter, with a standard agenda, a written minute within 48 hours and a rotating chair. </w:t>
-      </w:r>
-      <w:r>
-        <w:rPr>
-          <w:b/>
-          <w:i w:val="0"/>
-        </w:rPr>
-        <w:t>Fast operational contact</w:t>
-      </w:r>
-      <w:r>
-        <w:rPr>
-          <w:b w:val="0"/>
-          <w:i w:val="0"/>
-        </w:rPr>
-        <w:t xml:space="preserve"> happens in a closed messaging group of the core team only, during the preparation and mobility weeks, with no personal data of participants. </w:t>
-      </w:r>
-      <w:r>
-        <w:rPr>
-          <w:b/>
-          <w:i w:val="0"/>
-        </w:rPr>
-        <w:t>Group leaders</w:t>
-      </w:r>
-      <w:r>
-        <w:rPr>
-          <w:b w:val="0"/>
-          <w:i w:val="0"/>
-        </w:rPr>
-        <w:t xml:space="preserve"> have their own separate channel plus the two-day online briefing in month 4 covering safeguarding, escalation, reflection facilitation and the calibrated use of the observation grid. </w:t>
-      </w:r>
-      <w:r>
-        <w:rPr>
-          <w:b/>
-          <w:i w:val="0"/>
-        </w:rPr>
-        <w:t>Participants</w:t>
-      </w:r>
-      <w:r>
-        <w:rPr>
-          <w:b w:val="0"/>
-          <w:i w:val="0"/>
-        </w:rPr>
-        <w:t xml:space="preserve"> have the moderated cohort group and the four joint online sessions, active from month 3 to month 18, with explicit rules and facilitators moderating. </w:t>
-      </w:r>
-      <w:r>
-        <w:rPr>
-          <w:b/>
-          <w:i w:val="0"/>
-        </w:rPr>
-        <w:t>Parents</w:t>
-      </w:r>
-      <w:r>
-        <w:rPr>
-          <w:b w:val="0"/>
-          <w:i w:val="0"/>
-        </w:rPr>
-        <w:t xml:space="preserve"> have an online meeting per country in the local language, plus the written participant pack, in months 3–4, before parental consents are signed.</w:t>
+        <w:t>Formal coordination and accountability run through email and a shared document workspace, where all decisions, deliverables and versions live, with a response time of three working days and a rule that nothing binding a partner exists only in a chat. Coordination meetings are video calls, monthly in months 1 to 5 and every two months thereafter, with a standard agenda, a written minute within 48 hours and a rotating chair. Fast operational contact happens in a closed messaging group of the core team only, during the preparation and mobility weeks, and carries no personal data of participants. The group leaders have their own separate channel plus the two-day online briefing in month 4 on safeguarding, escalation, reflection facilitation and the calibrated use of the observation grid. Participants have the moderated cohort group and the four joint online sessions, active from month 3 to month 18, with explicit rules and facilitators moderating. And parents have an online meeting per country in the local language, plus the written participant pack, in months 3 and 4, before parental consents are signed.</w:t>
       </w:r>
     </w:p>
     <w:p>
@@ -14265,7 +12606,7 @@
           <w:color w:val="5A5A5A"/>
           <w:sz w:val="16"/>
         </w:rPr>
-        <w:t>≈ 1,088 characters (assumed form limit 3,000 — within limit)</w:t>
+        <w:t>≈ 1,119 characters (assumed form limit 3,000 — within limit)</w:t>
       </w:r>
     </w:p>
     <w:tbl>
@@ -14402,129 +12743,22 @@
       </w:pPr>
       <w:r>
         <w:rPr>
-          <w:b/>
+          <w:b w:val="0"/>
           <w:i w:val="0"/>
         </w:rPr>
-        <w:t>Youth organisations and youth structures in the three territories</w:t>
+        <w:t>Youth organisations and youth structures in the three territories carry the call to young people in their own networks, host local initiatives, and take the toolkit into their own standing activity afterwards. Libraries and community centres host the local initiatives and the presentation of the toolkit, and are where it stays available. Local authorities — the 14 partner municipalities of our territory and their counterparts in the other two countries — validate the need, host the Day 5 community dialogue, provide spaces for the local initiatives and receive the evaluation report and its recommendations, though they are not used for recruitment, because our data shows they reach only 6.2% of this age group. The Social Inclusion Centre and the UNIC — Porolissum project carry outreach to young people from vulnerable households, and are the channel through which the inclusion targets are actually met rather than hoped for.</w:t>
       </w:r>
+    </w:p>
+    <w:p>
+      <w:pPr>
+        <w:jc w:val="both"/>
+      </w:pPr>
       <w:r>
         <w:rPr>
           <w:b w:val="0"/>
           <w:i w:val="0"/>
         </w:rPr>
-        <w:t xml:space="preserve"> carry the call to young people in their own networks, host local initiatives, and take the toolkit into their own standing activity afterwards. </w:t>
-      </w:r>
-      <w:r>
-        <w:rPr>
-          <w:b/>
-          <w:i w:val="0"/>
-        </w:rPr>
-        <w:t>Libraries and community centres</w:t>
-      </w:r>
-      <w:r>
-        <w:rPr>
-          <w:b w:val="0"/>
-          <w:i w:val="0"/>
-        </w:rPr>
-        <w:t xml:space="preserve"> host the local initiatives and the presentation of the toolkit, and are where it stays available afterwards. </w:t>
-      </w:r>
-      <w:r>
-        <w:rPr>
-          <w:b/>
-          <w:i w:val="0"/>
-        </w:rPr>
-        <w:t>Local authorities</w:t>
-      </w:r>
-      <w:r>
-        <w:rPr>
-          <w:b w:val="0"/>
-          <w:i w:val="0"/>
-        </w:rPr>
-        <w:t xml:space="preserve"> — the 14 partner municipalities of the LAG territory and their counterparts in the other three countries — validate the need, host the Day 5 community dialogue, provide spaces for the local initiatives and receive the evaluation report and its recommendations; they are not used for recruitment, because our data shows they reach only 6.2% of this age group. </w:t>
-      </w:r>
-      <w:r>
-        <w:rPr>
-          <w:b/>
-          <w:i w:val="0"/>
-        </w:rPr>
-        <w:t>The LAG’s Social Inclusion Centre and the UNIC — Porolissum project</w:t>
-      </w:r>
-      <w:r>
-        <w:rPr>
-          <w:b w:val="0"/>
-          <w:i w:val="0"/>
-        </w:rPr>
-        <w:t xml:space="preserve"> carry outreach to young people from vulnerable households, and are the channel through which the inclusion targets are actually met rather than hoped for. </w:t>
-      </w:r>
-      <w:r>
-        <w:rPr>
-          <w:b/>
-          <w:i w:val="0"/>
-        </w:rPr>
-        <w:t>Local producers of the territory</w:t>
-      </w:r>
-      <w:r>
-        <w:rPr>
-          <w:b w:val="0"/>
-          <w:i w:val="0"/>
-        </w:rPr>
-        <w:t xml:space="preserve"> supply meals through short supply chains and take part in the intercultural evening. </w:t>
-      </w:r>
-      <w:r>
-        <w:rPr>
-          <w:b/>
-          <w:i w:val="0"/>
-        </w:rPr>
-        <w:t>Residents of the host village</w:t>
-      </w:r>
-      <w:r>
-        <w:rPr>
-          <w:b w:val="0"/>
-          <w:i w:val="0"/>
-        </w:rPr>
-        <w:t xml:space="preserve"> are interlocutors in the Day 5 dialogue — participants in the learning, not scenery: the record of local rumours they help produce becomes the working material of Day 6. </w:t>
-      </w:r>
-      <w:r>
-        <w:rPr>
-          <w:b/>
-          <w:i w:val="0"/>
-        </w:rPr>
-        <w:t>Local press</w:t>
-      </w:r>
-      <w:r>
-        <w:rPr>
-          <w:b w:val="0"/>
-          <w:i w:val="0"/>
-        </w:rPr>
-        <w:t xml:space="preserve"> is invited to the Day 7 public presentation. </w:t>
-      </w:r>
-      <w:r>
-        <w:rPr>
-          <w:b/>
-          <w:i w:val="0"/>
-        </w:rPr>
-        <w:t>National fact-checking and verification resources in the three countries</w:t>
-      </w:r>
-      <w:r>
-        <w:rPr>
-          <w:b w:val="0"/>
-          <w:i w:val="0"/>
-        </w:rPr>
-        <w:t xml:space="preserve"> — Romanian, Turkish and Greek — are used as reference material in the Day 3 tool laboratory, one per partner country, so that participants leave with a resource usable at home in their own language [TO CONFIRM: the final list, checked for being free of charge and appropriate for minors]. And </w:t>
-      </w:r>
-      <w:r>
-        <w:rPr>
-          <w:b/>
-          <w:i w:val="0"/>
-        </w:rPr>
-        <w:t>the LEADER and ELARD networks</w:t>
-      </w:r>
-      <w:r>
-        <w:rPr>
-          <w:b w:val="0"/>
-          <w:i w:val="0"/>
-        </w:rPr>
-        <w:t xml:space="preserve"> carry the method to Local Action Groups across rural Europe, an audience that rarely encounters media-literacy tools at all.</w:t>
+        <w:t>Closer to the exchange itself, local producers of the territory supply the meals through short supply chains and take part in the intercultural evening, and residents of the host village are interlocutors in the Day 5 dialogue — participants in the learning rather than scenery, since the record of local rumours they help produce becomes the working material of Day 6. Local press is invited to the Day 7 public presentation. National fact-checking and verification resources in the three countries, Romanian, Turkish and Greek, are used as reference material in the Day 3 tool laboratory, one per partner country, so that participants leave with a resource usable at home in their own language. [TO CONFIRM: the final list, checked for being free of charge and appropriate for minors.] And the LEADER and ELARD networks carry the method to Local Action Groups across rural Europe, an audience that rarely encounters media-literacy tools at all.</w:t>
       </w:r>
     </w:p>
     <w:p>
@@ -14538,7 +12772,7 @@
           <w:color w:val="5A5A5A"/>
           <w:sz w:val="16"/>
         </w:rPr>
-        <w:t>≈ 1,847 characters (assumed form limit 4,000 — within limit)</w:t>
+        <w:t>≈ 1,882 characters (assumed form limit 4,000 — within limit)</w:t>
       </w:r>
     </w:p>
     <w:p>
@@ -16008,36 +14242,34 @@
       </w:pPr>
       <w:r>
         <w:rPr>
-          <w:b/>
+          <w:b w:val="0"/>
           <w:i w:val="0"/>
         </w:rPr>
-        <w:t>Evaluation activities, in order.</w:t>
+        <w:t>The evaluation runs to a fixed sequence. Before month 2 both instruments are piloted with five to eight young people aged 14–17 from the territory who are not project participants, and any item that more than 80% or fewer than 10% of the pilot group answers correctly is rewritten, so that neither instrument is used on the cohort untested. In month 2 the baseline is taken and the threshold recalibration rule is applied once, on the group mean, with the decision recorded in writing. In month 4 all observers score the same recorded sequence independently and compare, targeting exact agreement on at least 80% of judgements, and if that is not reached the grid is simplified before the mobility and the decision minuted.</w:t>
       </w:r>
+    </w:p>
+    <w:p>
+      <w:pPr>
+        <w:jc w:val="both"/>
+      </w:pPr>
       <w:r>
         <w:rPr>
           <w:b w:val="0"/>
           <w:i w:val="0"/>
         </w:rPr>
-        <w:t xml:space="preserve"> Before month 2, both instruments are piloted with 5–8 young people aged 14–17 from the territory who are not project participants; any item that more than 80% or fewer than 10% of the pilot group answers correctly is rewritten, and neither instrument is used on the cohort untested. In month 2 the baseline is taken and the threshold recalibration rule is applied once, on the group mean, with the decision recorded in writing. In month 4 all six observers score the same recorded sequence independently and compare, targeting exact agreement on at least 80% of judgements; if it is not reached the grid is simplified before the mobility and that decision is minuted. During the mobility: daily reflection groups whose output visibly adjusts the next day’s programme, facilitator observation, the Day 4 grid with moderation immediately afterwards, and a mid-week check of individual learning targets. On Day 7: participatory evaluation, an anonymous written questionnaire, the Youthpass reflection, and the comparison of each participant’s Day 1 digital map with their Day 7 reflection. After each local initiative: attendance, a short report and the ten-minute exercise. Month 10: joint online review feeding a revision of the toolkit. Month 12: follow-up questionnaire. Month 17: participatory evaluation with participants plus a consortium evaluation meeting. Month 18: final test, comparison with baseline, evaluation report, and results communicated individually to each participant and collectively to parents, community partners, the 14 municipalities and the National Agency.</w:t>
+        <w:t>During the mobility, the daily reflection groups produce output that visibly adjusts the next day’s programme, facilitators observe, the Day 4 grid is applied with moderation immediately afterwards, and individual learning targets are reviewed at the mid-point. On Day 7 come the participatory evaluation, an anonymous written questionnaire, the Youthpass reflection and the comparison of each participant’s Day 1 digital map with their Day 7 reflection. After each local initiative there are attendance records, a short report and the ten-minute exercise. Month 10 brings the joint online review that feeds a revision of the toolkit, month 12 the follow-up questionnaire, month 17 a participatory evaluation with participants and a consortium evaluation meeting, and month 18 the final test, the comparison with the baseline, the evaluation report, and results communicated individually to each participant and collectively to parents, community partners, the 14 municipalities and the National Agency.</w:t>
       </w:r>
     </w:p>
     <w:p>
       <w:pPr>
         <w:jc w:val="both"/>
       </w:pPr>
-      <w:r>
-        <w:rPr>
-          <w:b/>
-          <w:i w:val="0"/>
-        </w:rPr>
-        <w:t>On honesty in evaluation.</w:t>
-      </w:r>
       <w:r>
         <w:rPr>
           <w:b w:val="0"/>
           <w:i w:val="0"/>
         </w:rPr>
-        <w:t xml:space="preserve"> The instruments are designed so that failure is visible. A practical test can show no improvement; an observation grid can record that a participant did not perform a technique; a participant who does not take both forms is excluded from the calculation and reported as excluded, rather than quietly dropped from the denominator. We prefer that to a satisfaction questionnaire that always comes back positive. Fifteen items and twenty participants is not a validated psychometric instrument and we will not describe it as one: it is fit for tracking change inside this cohort and for telling the team where the learning worked, and the final report will say what was achieved and what was not.</w:t>
+        <w:t>The instruments are designed so that failure is visible. A practical test can show no improvement, an observation grid can record that a participant did not perform a technique, and a participant who does not take both forms is excluded from the calculation and reported as excluded rather than quietly dropped from the denominator. We prefer that to a satisfaction questionnaire that always comes back positive. Fifteen items and twenty participants is not a validated psychometric instrument and we will not describe it as one: it is fit for tracking change inside this cohort and for telling the team where the learning worked, and the final report will say what was achieved and what was not.</w:t>
       </w:r>
     </w:p>
     <w:p>
@@ -16051,7 +14283,7 @@
           <w:color w:val="5A5A5A"/>
           <w:sz w:val="16"/>
         </w:rPr>
-        <w:t>≈ 4,694 characters (assumed form limit 6,000 — within limit)</w:t>
+        <w:t>≈ 4,782 characters (assumed form limit 6,000 — within limit)</w:t>
       </w:r>
     </w:p>
     <w:p>
@@ -16113,93 +14345,46 @@
       </w:pPr>
       <w:r>
         <w:rPr>
-          <w:b/>
+          <w:b w:val="0"/>
           <w:i w:val="0"/>
         </w:rPr>
-        <w:t>Something concrete stays behind, and someone owns it.</w:t>
+        <w:t>Something concrete stays behind and someone owns it. The “Digital Detectives” toolkit — worksheets, exercises, games, verification grids, the manipulation grid produced by the participants and the AI-recognition sheet they wrote themselves — is tested during the mobility, revised in month 10 on the basis of what actually worked in the four local initiatives, and published free of charge in month 17 in English and Romanian, with Greek and Turkish translations delivered by the partners. It is not a report about the project but a set of materials a youth worker can pick up and use on a Tuesday afternoon.</w:t>
       </w:r>
+    </w:p>
+    <w:p>
+      <w:pPr>
+        <w:jc w:val="both"/>
+      </w:pPr>
       <w:r>
         <w:rPr>
           <w:b w:val="0"/>
           <w:i w:val="0"/>
         </w:rPr>
-        <w:t xml:space="preserve"> The “Digital Detectives” toolkit — worksheets, exercises, games, verification grids, the manipulation-techniques grid produced by the participants and the AI-recognition sheet they wrote themselves — is tested during the mobility, revised in month 10 on the basis of what actually worked in the four local initiatives, and published free of charge in month 17 in English and Romanian, with French, Italian and Turkish translations delivered by the partners. It is not a report about the project. It is a set of materials a youth worker can pick up and use on a Tuesday afternoon.</w:t>
+        <w:t>It then enters standing activity rather than an archive. The coordinator integrates the toolkit into the youth animation work it already runs across its 14 partner municipalities and into the community events it holds every year; GGD takes it into the volunteer network it trains annually and into its rural youth programme; KEA takes it into its creative activity centre for children and young people and out to the 36 islands it serves. Each organisation names, in the partnership agreement, the person who owns it afterwards — a named person, not a department.</w:t>
       </w:r>
     </w:p>
     <w:p>
       <w:pPr>
         <w:jc w:val="both"/>
       </w:pPr>
-      <w:r>
-        <w:rPr>
-          <w:b/>
-          <w:i w:val="0"/>
-        </w:rPr>
-        <w:t>It enters standing activity, not an archive.</w:t>
-      </w:r>
       <w:r>
         <w:rPr>
           <w:b w:val="0"/>
           <w:i w:val="0"/>
         </w:rPr>
-        <w:t xml:space="preserve"> The coordinator integrates the toolkit into the youth animation work it already runs across its 14 partner municipalities and into the community events it holds every year. GGD takes it into the volunteer network it trains annually and into its rural youth programme. KEA takes it into its creative activity centre for children and young people and out to the 36 islands it serves. Each organisation names, in the partnership agreement, the person who owns it afterwards — a named person, not a department.</w:t>
+        <w:t>The twenty stay as well. They are not released at the end: each has already run a local initiative, and the organisations then involve them as peer trainers, which is both cheaper and more effective than recruiting a new cohort from scratch, while the cohort communication group remains open. The instruments stay too, since the verification test, the observation grid and the beneficiary exercise are reusable, and the coordinator ends the project owning three measurement instruments it did not have before — which changes what it can honestly claim in every youth project it writes afterwards.</w:t>
       </w:r>
     </w:p>
     <w:p>
       <w:pPr>
         <w:jc w:val="both"/>
       </w:pPr>
-      <w:r>
-        <w:rPr>
-          <w:b/>
-          <w:i w:val="0"/>
-        </w:rPr>
-        <w:t>The twenty stay.</w:t>
-      </w:r>
       <w:r>
         <w:rPr>
           <w:b w:val="0"/>
           <w:i w:val="0"/>
         </w:rPr>
-        <w:t xml:space="preserve"> Participants are not released at the end. They have each already run a local initiative; the organisations then involve them as peer trainers, which is both cheaper and more effective than recruiting a new cohort from scratch. The cohort communication group remains open.</w:t>
-      </w:r>
-    </w:p>
-    <w:p>
-      <w:pPr>
-        <w:jc w:val="both"/>
-      </w:pPr>
-      <w:r>
-        <w:rPr>
-          <w:b/>
-          <w:i w:val="0"/>
-        </w:rPr>
-        <w:t>The instruments stay too.</w:t>
-      </w:r>
-      <w:r>
-        <w:rPr>
-          <w:b w:val="0"/>
-          <w:i w:val="0"/>
-        </w:rPr>
-        <w:t xml:space="preserve"> The verification test, the observation grid and the beneficiary exercise are reusable, and the coordinator ends the project owning three measurement instruments it did not have before — which changes what it can honestly claim in every youth project it writes afterwards.</w:t>
-      </w:r>
-    </w:p>
-    <w:p>
-      <w:pPr>
-        <w:jc w:val="both"/>
-      </w:pPr>
-      <w:r>
-        <w:rPr>
-          <w:b/>
-          <w:i w:val="0"/>
-        </w:rPr>
-        <w:t>The partnership decides its own future.</w:t>
-      </w:r>
-      <w:r>
-        <w:rPr>
-          <w:b w:val="0"/>
-          <w:i w:val="0"/>
-        </w:rPr>
-        <w:t xml:space="preserve"> In month 17 the three organisations formally assess whether to continue, and with what: a second exchange hosted by another partner, or a youth participation project on dialogue with local decision-makers. The decision is minuted either way, including if it is not to continue.</w:t>
+        <w:t>Finally, the partnership decides its own future. In month 17 the three organisations formally assess whether to continue, and with what: a second exchange hosted by another partner, or a youth participation project on dialogue with local decision-makers. The decision is minuted either way, including if it is not to continue.</w:t>
       </w:r>
     </w:p>
     <w:p>
@@ -16213,7 +14398,7 @@
           <w:color w:val="5A5A5A"/>
           <w:sz w:val="16"/>
         </w:rPr>
-        <w:t>≈ 2,091 characters (assumed form limit 5,000 — within limit)</w:t>
+        <w:t>≈ 2,097 characters (assumed form limit 5,000 — within limit)</w:t>
       </w:r>
     </w:p>
     <w:tbl>
@@ -16597,7 +14782,7 @@
                 <w:i w:val="0"/>
                 <w:sz w:val="17"/>
               </w:rPr>
-              <w:t>Communities of the LAG territory</w:t>
+              <w:t>Communities of the territory</w:t>
             </w:r>
           </w:p>
         </w:tc>
@@ -16903,38 +15088,24 @@
       <w:pPr>
         <w:jc w:val="both"/>
       </w:pPr>
-      <w:r>
-        <w:rPr>
-          <w:b/>
-          <w:i w:val="0"/>
-        </w:rPr>
-        <w:t>Visibility of the Programme.</w:t>
-      </w:r>
       <w:r>
         <w:rPr>
           <w:b w:val="0"/>
           <w:i w:val="0"/>
         </w:rPr>
-        <w:t xml:space="preserve"> All materials produced — toolkit, media products, presentations, press releases — carry the European Union emblem and the funding statement, in line with the Programme’s rules. On Day 1 participants have a short session on what Erasmus+ is and what stays open to them afterwards — the European Solidarity Corps, DiscoverEU, other exchanges — so that this project is not the end of their contact with the Programme.</w:t>
+        <w:t>All materials produced — toolkit, media products, presentations, press releases — carry the European Union emblem and the funding statement in line with the Programme’s rules, and on Day 1 participants have a short session on what Erasmus+ is and what stays open to them afterwards, from the European Solidarity Corps to DiscoverEU and other exchanges, so that this project is not the end of their contact with the Programme.</w:t>
       </w:r>
     </w:p>
     <w:p>
       <w:pPr>
         <w:jc w:val="both"/>
       </w:pPr>
-      <w:r>
-        <w:rPr>
-          <w:b/>
-          <w:i w:val="0"/>
-        </w:rPr>
-        <w:t>Safeguarding in dissemination.</w:t>
-      </w:r>
       <w:r>
         <w:rPr>
           <w:b w:val="0"/>
           <w:i w:val="0"/>
         </w:rPr>
-        <w:t xml:space="preserve"> Because all participants are minors, every piece of content goes through a two-step review: the participant responsible for documentation prepares it, and the safeguarding focal point approves it before publication. No identifiable images of minors without written consent; no personal data of third parties; no location details for minors. This rule is written into the group agreement on Day 1, and it is itself part of the learning.</w:t>
+        <w:t>Because all participants are minors, every piece of content goes through a two-step review before publication: the participant responsible for documentation prepares it, and the safeguarding focal point approves it. No identifiable image of a minor is published without written consent, no personal data of third parties appears, and no location details for minors are given. That rule is written into the group agreement on Day 1, and it is itself part of the learning.</w:t>
       </w:r>
     </w:p>
     <w:p>
@@ -16948,7 +15119,7 @@
           <w:color w:val="5A5A5A"/>
           <w:sz w:val="16"/>
         </w:rPr>
-        <w:t>≈ 2,528 characters (assumed form limit 5,000 — within limit)</w:t>
+        <w:t>≈ 2,510 characters (assumed form limit 5,000 — within limit)</w:t>
       </w:r>
     </w:p>
     <w:tbl>

--- a/VERIFAI_KA152_Form_Content_EN.docx
+++ b/VERIFAI_KA152_Form_Content_EN.docx
@@ -3056,7 +3056,7 @@
           <w:b w:val="0"/>
           <w:i w:val="0"/>
         </w:rPr>
-        <w:t>For three editions we also ran Green Campus with the University of Agricultural Sciences and Veterinary Medicine in Cluj-Napoca, bringing at least 150 high-school students and over 50 volunteers per edition onto a university campus, to show rural teenagers that higher education is for them. A separate programme for 185 students combined professional guidance and counselling, a workshop on equal opportunities and non-discrimination, internships with local employers and practice workshops abroad for 12 of them.</w:t>
+        <w:t>For three editions we also ran Green Campus with the University of Agricultural Sciences and Veterinary Medicine in Cluj-Napoca, bringing at least 150 high-school students and over 50 volunteers per edition onto a university campus, to show rural teenagers that higher education is for them. A separate programme for 185 students combined guidance and counselling, a workshop on equal opportunities and non-discrimination, internships with local employers and practice workshops abroad for 12 of them.</w:t>
       </w:r>
     </w:p>
     <w:p>
@@ -3174,7 +3174,7 @@
           <w:color w:val="5A5A5A"/>
           <w:sz w:val="16"/>
         </w:rPr>
-        <w:t>≈ 4,999 characters (assumed form limit 5,000 — within limit)</w:t>
+        <w:t>≈ 4,986 characters (assumed form limit 5,000 — within limit)</w:t>
       </w:r>
     </w:p>
     <w:tbl>

--- a/VERIFAI_KA152_Form_Content_EN.docx
+++ b/VERIFAI_KA152_Form_Content_EN.docx
@@ -135,7 +135,7 @@
               </w:rPr>
               <w:t xml:space="preserve"> — 5,000 for the summary and short fields, 6,000 for the long narrative ones. Every answer here fits those assumptions, so if the live field turns out to be larger you have room to spare, and if one is smaller the count tells you immediately how much to cut.</w:t>
               <w:br/>
-              <w:t>Square brackets mark the few facts that do not exist yet — the venue, the exact departure cities, and a handful of partner details. Everything else is final.</w:t>
+              <w:t>Square brackets mark the few facts that do not exist yet — the accommodation unit in Beliș, the exact departure cities, and a handful of partner details. Everything else is final.</w:t>
             </w:r>
           </w:p>
         </w:tc>
@@ -530,7 +530,7 @@
           <w:b w:val="0"/>
           <w:i w:val="0"/>
         </w:rPr>
-        <w:t>We want young people who use artificial intelligence every single day to stop taking at face value whatever it hands them. In our own survey of 153 young people in the Napoca Porolissum territory, 96.9% of those aged 14–17 already use AI tools, yet they rate their own digital competence at 3.25 out of 5, and half of them build their picture of the world from social media. Nobody has taught them how to check any of it. VERIFAI turns twenty of them, from three peripheral European communities, into detectives: young people who can identify a source, check a date and a context, compare two independent sources, recognise a reused image and spot the signature of AI-generated content, and who then pass that on to others at home.</w:t>
+        <w:t>We want young people who use artificial intelligence every single day to stop taking at face value whatever it hands them. In our own survey of 153 young people in the Napoca Porolissum territory, 96.9% of those aged 14–17 already use AI tools, yet they rate their own digital competence at 3.25 out of 5, and half of them build their picture of the world from social media. Nobody has taught them how to check any of it. VERIFAI turns twenty-one of them, from three peripheral European communities, into detectives: young people who can identify a source, check a date and a context, compare two independent sources, recognise a reused image and spot the signature of AI-generated content, and who then pass that on to others at home.</w:t>
       </w:r>
     </w:p>
     <w:p>
@@ -568,7 +568,7 @@
           <w:b w:val="0"/>
           <w:i w:val="0"/>
         </w:rPr>
-        <w:t>By the end of the project, at least 16 of the 20 young participants aged 14–17 will improve their mean score on the assessment of online information verification competences by at least 30% compared with the initial assessment.</w:t>
+        <w:t>By the end of the project, at least 17 of the 21 young participants aged 14–17 will improve their mean score on the assessment of online information verification competences by at least 30% compared with the initial assessment.</w:t>
       </w:r>
     </w:p>
     <w:p>
@@ -582,7 +582,7 @@
           <w:b w:val="0"/>
           <w:i w:val="0"/>
         </w:rPr>
-        <w:t>By the end of the project, at least 16 of the 20 participants will correctly demonstrate, in a practical exercise, at least four verification techniques: identifying the source and the author, checking the date and the context, comparing with independent sources, and verifying images or claims.</w:t>
+        <w:t>By the end of the project, at least 17 of the 21 participants will correctly demonstrate, in a practical exercise, at least four verification techniques: identifying the source and the author, checking the date and the context, comparing with independent sources, and verifying images or claims.</w:t>
       </w:r>
     </w:p>
     <w:p>
@@ -596,7 +596,7 @@
           <w:b w:val="0"/>
           <w:i w:val="0"/>
         </w:rPr>
-        <w:t>In the follow-up stage, the 20 participants will transfer the methods learned to at least 80 young people in the partner communities, through at least four local initiatives, and at least 70% of the beneficiaries of those initiatives will be able to apply at least two simple verification methods.</w:t>
+        <w:t>In the follow-up stage, the 21 participants will transfer the methods learned to at least 80 young people in the partner communities, through at least four local initiatives, and at least 70% of the beneficiaries of those initiatives will be able to apply at least two simple verification methods.</w:t>
       </w:r>
     </w:p>
     <w:p>
@@ -634,7 +634,7 @@
           <w:color w:val="5A5A5A"/>
           <w:sz w:val="16"/>
         </w:rPr>
-        <w:t>≈ 3,678 characters (assumed form limit 5,000 — within limit)</w:t>
+        <w:t>≈ 3,682 characters (assumed form limit 5,000 — within limit)</w:t>
       </w:r>
     </w:p>
     <w:tbl>
@@ -691,7 +691,7 @@
           <w:b w:val="0"/>
           <w:i w:val="0"/>
         </w:rPr>
-        <w:t>The project is built around one youth exchange of seven activity days plus two travel days, hosted in the Napoca Porolissum territory in the Apuseni Mountains, Romania, from 9 to 15 August 2027, inside the school summer holiday of all three countries. The programme moves from self-diagnosis in “My Digital Map” through the mechanics of manipulation in “Spot the Fake”, AI-generated content in “AI or human?”, a full fact-checking simulation in “Fact-checkers for a day”, a community and intercultural day in a village of the territory, media production in “Make It, Don’t Fake It”, and a public presentation with Youthpass reflection. Around the exchange sit four months of preparation, with four joint online sessions and a preparatory visit, and ten months of local application in which the participants run four local initiatives in their own communities.</w:t>
+        <w:t>The project is built around one youth exchange of seven activity days plus two travel days, hosted in the Napoca Porolissum territory in the Apuseni Mountains, Romania, from 9 to 15 August 2027, inside the school summer holiday of all three countries. The programme moves from self-diagnosis in “My Digital Map” through the mechanics of manipulation in “Spot the Fake”, AI-generated content in “AI or human?”, a full fact-checking simulation in “Fact-checkers for a day”, a community and intercultural day in the host commune and a neighbouring village of the territory, media production in “Make It, Don’t Fake It”, and a public presentation with Youthpass reflection. Around the exchange sit four months of preparation, with four joint online sessions and a preparatory visit, and ten months of local application in which the participants run four local initiatives in their own communities.</w:t>
       </w:r>
     </w:p>
     <w:p>
@@ -703,7 +703,7 @@
           <w:b w:val="0"/>
           <w:i w:val="0"/>
         </w:rPr>
-        <w:t>Twenty young people aged 14–17 take part — seven from Romania, seven from Türkiye and six from Greece — accompanied by four group leaders and two facilitators, 26 people in all. They come from three peripheral communities: the rural mountain communes of the Napoca Porolissum territory in Cluj County, the İstanbul metropolitan periphery and the rural localities around it, and small islands of the South Aegean.</w:t>
+        <w:t>Twenty-one young people aged 14–17 take part — seven from Romania, seven from Türkiye and seven from Greece — accompanied by four group leaders and two facilitators, 27 people in all. They come from three peripheral communities: the rural mountain communes of the Napoca Porolissum territory in Cluj County, the İstanbul metropolitan periphery and the rural localities around it, and small islands of the South Aegean.</w:t>
       </w:r>
     </w:p>
     <w:p>
@@ -715,7 +715,7 @@
           <w:b w:val="0"/>
           <w:i w:val="0"/>
         </w:rPr>
-        <w:t>They share the profile this project is built for. Almost all of them use AI tools and social media every day, and for a large part of them social media is the news, yet none has been taught how to check any of it. Their access to non-formal learning is thin and their access to international learning close to nil: at least 15 of the 20 will be taking part in a European mobility for the first time, and in our territory 31.3% of young people aged 14–17 have never taken part in any non-formal education activity at all. At least 12 of the 20 face documented barriers, whether geographic, economic, educational, linguistic or social. The group is built to be mixed in gender and in locality, and the Romanian group is deliberately mixed in language, because the language question is part of the subject matter.</w:t>
+        <w:t>They share the profile this project is built for. Almost all of them use AI tools and social media every day, and for a large part of them social media is the news, yet none has been taught how to check any of it. Their access to non-formal learning is thin and their access to international learning close to nil: at least 16 of the 21 will be taking part in a European mobility for the first time, and in our territory 31.3% of young people aged 14–17 have never taken part in any non-formal education activity at all. At least 13 of the 21 face documented barriers, whether geographic, economic, educational, linguistic or social. The group is built to be mixed in gender and in locality, and the Romanian group is deliberately mixed in language, because the language question is part of the subject matter.</w:t>
       </w:r>
     </w:p>
     <w:p>
@@ -729,7 +729,7 @@
           <w:color w:val="5A5A5A"/>
           <w:sz w:val="16"/>
         </w:rPr>
-        <w:t>≈ 2,084 characters (assumed form limit 5,000 — within limit)</w:t>
+        <w:t>≈ 2,124 characters (assumed form limit 5,000 — within limit)</w:t>
       </w:r>
     </w:p>
     <w:tbl>
@@ -786,7 +786,7 @@
           <w:b w:val="0"/>
           <w:i w:val="0"/>
         </w:rPr>
-        <w:t>The twenty participants end the project able to do something they could not do at the start, and with the evidence to show it: the same practical test taken at the beginning and at the end, an observation grid applied during the exchange, four short media products debunking real local myths that they made themselves, and Youthpass certificates built through daily reflection rather than handed out at the door. For most of them it is also a first international experience, which at fifteen, arriving from a mountain commune or a small island, is its own learning.</w:t>
+        <w:t>The twenty-one participants end the project able to do something they could not do at the start, and with the evidence to show it: the same practical test taken at the beginning and at the end, an observation grid applied during the exchange, four short media products debunking real local myths that they made themselves, and Youthpass certificates built through daily reflection rather than handed out at the door. For most of them it is also a first international experience, which at fifteen, arriving from a mountain commune or a small island, is its own learning.</w:t>
       </w:r>
     </w:p>
     <w:p>
@@ -822,7 +822,7 @@
           <w:b w:val="0"/>
           <w:i w:val="0"/>
         </w:rPr>
-        <w:t>We do not claim more than that. Twenty participants will not move a county-level statistic, still less a national one. The contribution is measurable change in twenty young people, documented extension to at least eighty more, and three instruments and one toolkit that stay in use in three organisations after the money stops.</w:t>
+        <w:t>We do not claim more than that. Twenty-one participants will not move a county-level statistic, still less a national one. The contribution is measurable change in twenty-one young people, documented extension to at least eighty more, and three instruments and one toolkit that stay in use in three organisations after the money stops.</w:t>
       </w:r>
     </w:p>
     <w:p>
@@ -836,7 +836,7 @@
           <w:color w:val="5A5A5A"/>
           <w:sz w:val="16"/>
         </w:rPr>
-        <w:t>≈ 2,156 characters (assumed form limit 5,000 — within limit)</w:t>
+        <w:t>≈ 2,168 characters (assumed form limit 5,000 — within limit)</w:t>
       </w:r>
     </w:p>
     <w:p>
@@ -1442,7 +1442,7 @@
                 <w:i w:val="0"/>
                 <w:sz w:val="19"/>
               </w:rPr>
-              <w:t>26</w:t>
+              <w:t>27</w:t>
             </w:r>
           </w:p>
         </w:tc>
@@ -1461,7 +1461,7 @@
                 <w:i w:val="0"/>
                 <w:sz w:val="19"/>
               </w:rPr>
-              <w:t>12</w:t>
+              <w:t>13</w:t>
             </w:r>
           </w:p>
         </w:tc>
@@ -1520,7 +1520,7 @@
                 <w:i w:val="0"/>
                 <w:sz w:val="19"/>
               </w:rPr>
-              <w:t>26</w:t>
+              <w:t>27</w:t>
             </w:r>
           </w:p>
         </w:tc>
@@ -1539,7 +1539,7 @@
                 <w:i w:val="0"/>
                 <w:sz w:val="19"/>
               </w:rPr>
-              <w:t>12</w:t>
+              <w:t>13</w:t>
             </w:r>
           </w:p>
         </w:tc>
@@ -1561,7 +1561,7 @@
           <w:color w:val="5A5A5A"/>
           <w:sz w:val="17"/>
         </w:rPr>
-        <w:t>26 persons = 20 participants aged 14–17 + 4 group leaders + 2 facilitators, in three national groups from Romania, Türkiye and Greece.</w:t>
+        <w:t>27 persons = 21 participants aged 14–17 + 4 group leaders + 2 facilitators, in three national groups of seven from Romania, Türkiye and Greece.</w:t>
       </w:r>
     </w:p>
     <w:p>
@@ -1700,7 +1700,7 @@
                 <w:i w:val="0"/>
                 <w:sz w:val="19"/>
               </w:rPr>
-              <w:t>2,500.00</w:t>
+              <w:t>2,625.00</w:t>
             </w:r>
           </w:p>
         </w:tc>
@@ -1719,7 +1719,7 @@
                 <w:i w:val="0"/>
                 <w:sz w:val="19"/>
               </w:rPr>
-              <w:t>125 × 20 participants</w:t>
+              <w:t>125 × 21 participants</w:t>
             </w:r>
           </w:p>
         </w:tc>
@@ -1759,7 +1759,7 @@
                 <w:i w:val="0"/>
                 <w:sz w:val="19"/>
               </w:rPr>
-              <w:t>7,593.00</w:t>
+              <w:t>8,010.00</w:t>
             </w:r>
           </w:p>
         </w:tc>
@@ -1778,7 +1778,7 @@
                 <w:i w:val="0"/>
                 <w:sz w:val="19"/>
               </w:rPr>
-              <w:t>Romania 9 persons × 56 (band 10–99 km); Türkiye 9 and Greece 8 persons × 417 (band 500–1,999 km)</w:t>
+              <w:t>Romania 9 persons × 56 (band 10–99 km); Türkiye 9 and Greece 9 persons × 417 (band 500–1,999 km)</w:t>
             </w:r>
           </w:p>
         </w:tc>
@@ -1818,7 +1818,7 @@
                 <w:i w:val="0"/>
                 <w:sz w:val="19"/>
               </w:rPr>
-              <w:t>12,328.00</w:t>
+              <w:t>12,834.00</w:t>
             </w:r>
           </w:p>
         </w:tc>
@@ -1837,7 +1837,7 @@
                 <w:i w:val="0"/>
                 <w:sz w:val="19"/>
               </w:rPr>
-              <w:t>Romania 9 persons × 9 days × 46; Türkiye 9 and Greece 8 persons × 11 days × 46 (9 days plus the 2 additional days green travel over that distance makes eligible)</w:t>
+              <w:t>Romania 9 persons × 9 days × 46; Türkiye 9 and Greece 9 persons × 11 days × 46 (9 days plus the 2 additional days green travel over that distance makes eligible)</w:t>
             </w:r>
           </w:p>
         </w:tc>
@@ -1877,7 +1877,7 @@
                 <w:i w:val="0"/>
                 <w:sz w:val="19"/>
               </w:rPr>
-              <w:t>1,500.00</w:t>
+              <w:t>1,625.00</w:t>
             </w:r>
           </w:p>
         </w:tc>
@@ -1896,7 +1896,7 @@
                 <w:i w:val="0"/>
                 <w:sz w:val="19"/>
               </w:rPr>
-              <w:t>125 × 12 participants with fewer opportunities</w:t>
+              <w:t>125 × 13 participants with fewer opportunities</w:t>
             </w:r>
           </w:p>
         </w:tc>
@@ -2054,7 +2054,7 @@
                 <w:i w:val="0"/>
                 <w:sz w:val="19"/>
               </w:rPr>
-              <w:t>29,321.00</w:t>
+              <w:t>30,494.00</w:t>
             </w:r>
           </w:p>
         </w:tc>
@@ -2073,7 +2073,7 @@
                 <w:i w:val="0"/>
                 <w:sz w:val="19"/>
               </w:rPr>
-              <w:t>Of which 25,921.00 is the Activity 01 grant and 3,400.00 the preparatory visit</w:t>
+              <w:t>Of which 27,094.00 is the Activity 01 grant and 3,400.00 the preparatory visit</w:t>
             </w:r>
           </w:p>
         </w:tc>
@@ -2095,7 +2095,7 @@
           <w:color w:val="5A5A5A"/>
           <w:sz w:val="17"/>
         </w:rPr>
-        <w:t>Figures built on the 2026 Programme Guide unit costs. The form produces the final amounts per flow once the distance calculator has been run for each place of origin. [TO CONFIRM: the exact departure cities and the resulting distance bands. Also to confirm: that a green-travel combination is available from Syros — ferry to Piraeus and then overland — since if it is not, the standard rate applies to the Greek flow and the travel line falls accordingly.]</w:t>
+        <w:t>Figures built on the 2026 Programme Guide unit costs. The form produces the final amounts per flow once the distance calculator has been run for each place of origin. Organisational support is calculated here on the 21 young participants only; if the National Agency counts group leaders and facilitators as participants for this item, that line rises to 3,375.00 (125 × 27) and the totals with it. [TO CONFIRM: the exact departure cities and the resulting distance bands. Also to confirm: that a green-travel combination is available from Syros — ferry to Piraeus and then overland — since if it is not, the standard rate applies to the Greek flow and the travel line falls accordingly.]</w:t>
       </w:r>
     </w:p>
     <w:p>
@@ -2204,7 +2204,7 @@
                 <w:i w:val="0"/>
                 <w:sz w:val="19"/>
               </w:rPr>
-              <w:t>25,921.00</w:t>
+              <w:t>27,094.00</w:t>
             </w:r>
           </w:p>
         </w:tc>
@@ -2362,7 +2362,7 @@
                 <w:i w:val="0"/>
                 <w:sz w:val="19"/>
               </w:rPr>
-              <w:t>25,921.00</w:t>
+              <w:t>27,094.00</w:t>
             </w:r>
           </w:p>
         </w:tc>
@@ -2949,7 +2949,7 @@
           <w:b w:val="0"/>
           <w:i w:val="0"/>
         </w:rPr>
-        <w:t>What we have never done is host a youth exchange, and that is the deliberate next step, because hosting means owning the learning programme, the venue, the safety of twenty minors and the relationship with the host community. We have the territory, the venue network, the 14 municipalities, the Social Inclusion Centre, an in-house youth worker and trainer, and a Youth Department created for exactly this. What we do not yet have is KA152 experience, which is why we are doing it with partners who complement us, and why the learning programme, the safeguarding arrangements and the three measurement instruments were written before we asked for the money.</w:t>
+        <w:t>What we have never done is host a youth exchange, and that is the deliberate next step, because hosting means owning the learning programme, the venue, the safety of twenty-one minors and the relationship with the host community. We have the territory, the venue network, the 14 municipalities, the Social Inclusion Centre, an in-house youth worker and trainer, and a Youth Department created for exactly this. What we do not yet have is KA152 experience, which is why we are doing it with partners who complement us, and why the learning programme, the safeguarding arrangements and the three measurement instruments were written before we asked for the money.</w:t>
       </w:r>
     </w:p>
     <w:p>
@@ -2963,7 +2963,7 @@
           <w:color w:val="5A5A5A"/>
           <w:sz w:val="16"/>
         </w:rPr>
-        <w:t>≈ 4,365 characters (assumed form limit 5,000 — within limit)</w:t>
+        <w:t>≈ 4,369 characters (assumed form limit 5,000 — within limit)</w:t>
       </w:r>
     </w:p>
     <w:tbl>
@@ -4262,7 +4262,7 @@
           <w:b w:val="0"/>
           <w:i w:val="0"/>
         </w:rPr>
-        <w:t>One point deserves stating because it matters for a project with twenty minors in it. GGD’s declared practice in child-related projects is to limit public sharing in order to protect participants, while sharing method and technical detail openly with partner organisations. That is the same distinction VERIFAI draws in its own dissemination rules — participants produce the results, and nothing identifiable about a minor is published without consent — so the safeguarding culture does not have to be negotiated into the partnership; it is already there.</w:t>
+        <w:t>One point deserves stating because it matters for a project with twenty-one minors in it. GGD’s declared practice in child-related projects is to limit public sharing in order to protect participants, while sharing method and technical detail openly with partner organisations. That is the same distinction VERIFAI draws in its own dissemination rules — participants produce the results, and nothing identifiable about a minor is published without consent — so the safeguarding culture does not have to be negotiated into the partnership; it is already there.</w:t>
       </w:r>
     </w:p>
     <w:p>
@@ -4322,7 +4322,7 @@
           <w:color w:val="5A5A5A"/>
           <w:sz w:val="16"/>
         </w:rPr>
-        <w:t>≈ 4,217 characters (assumed form limit 5,000 — within limit)</w:t>
+        <w:t>≈ 4,221 characters (assumed form limit 5,000 — within limit)</w:t>
       </w:r>
     </w:p>
     <w:tbl>
@@ -5944,7 +5944,7 @@
           <w:b w:val="0"/>
           <w:i w:val="0"/>
         </w:rPr>
-        <w:t>The Greek group travels with two adults because of the journey itself. Six participants, all minors, travelling from a Cyclades island to the Apuseni Mountains — ferry to Piraeus, then overland — is the longest and most complex journey in this project, with at least one transfer where a group of fourteen-year-olds could be split. The Romanian and Turkish flows each carry a group leader and a facilitator; the Greek flow would otherwise carry one adult for six minors. The National Call allows one group leader for every four young people, so four group leaders for twenty participants remains below that ceiling, and the Call makes explicit provision for well-justified cases involving minors. Six adults accompany twenty minors — one adult per 3.3 participants.</w:t>
+        <w:t>The Greek group travels with two adults because of the journey itself. Seven participants, all minors, travelling from a Cyclades island to the Apuseni Mountains — ferry to Piraeus, then overland — is the longest and most complex journey in this project, with at least one transfer where a group of fourteen-year-olds could be split. The Romanian and Turkish flows each carry a group leader and a facilitator; the Greek flow would otherwise carry one adult for seven minors. The National Call allows one group leader for every four young people, so four group leaders for twenty-one participants remains below that ceiling, and the Call makes explicit provision for well-justified cases involving minors. Six adults accompany twenty-one minors — one adult per 3.5 participants.</w:t>
       </w:r>
     </w:p>
     <w:p>
@@ -5958,7 +5958,7 @@
           <w:color w:val="5A5A5A"/>
           <w:sz w:val="16"/>
         </w:rPr>
-        <w:t>≈ 3,683 characters (assumed form limit 5,000 — within limit)</w:t>
+        <w:t>≈ 3,695 characters (assumed form limit 5,000 — within limit)</w:t>
       </w:r>
     </w:p>
     <w:p>
@@ -6134,7 +6134,7 @@
           <w:b w:val="0"/>
           <w:i w:val="0"/>
         </w:rPr>
-        <w:t>By the end of the project, at least 16 of the 20 young participants aged 14–17 will improve their mean score on the assessment of online information verification competences by at least 30% compared with the initial assessment.</w:t>
+        <w:t>By the end of the project, at least 17 of the 21 young participants aged 14–17 will improve their mean score on the assessment of online information verification competences by at least 30% compared with the initial assessment.</w:t>
       </w:r>
     </w:p>
     <w:p>
@@ -6148,7 +6148,7 @@
           <w:b w:val="0"/>
           <w:i w:val="0"/>
         </w:rPr>
-        <w:t>By the end of the project, at least 16 of the 20 participants will correctly demonstrate, in a practical exercise, at least four verification techniques: identifying the source and the author, checking the date and the context, comparing with independent sources, and verifying images or claims.</w:t>
+        <w:t>By the end of the project, at least 17 of the 21 participants will correctly demonstrate, in a practical exercise, at least four verification techniques: identifying the source and the author, checking the date and the context, comparing with independent sources, and verifying images or claims.</w:t>
       </w:r>
     </w:p>
     <w:p>
@@ -6162,7 +6162,7 @@
           <w:b w:val="0"/>
           <w:i w:val="0"/>
         </w:rPr>
-        <w:t>In the follow-up stage, the 20 participants will transfer the methods learned to at least 80 young people in the partner communities, through at least four local initiatives, and at least 70% of the beneficiaries of those initiatives will be able to apply at least two simple verification methods.</w:t>
+        <w:t>In the follow-up stage, the 21 participants will transfer the methods learned to at least 80 young people in the partner communities, through at least four local initiatives, and at least 70% of the beneficiaries of those initiatives will be able to apply at least two simple verification methods.</w:t>
       </w:r>
     </w:p>
     <w:p>
@@ -6257,7 +6257,7 @@
           <w:b w:val="0"/>
           <w:i w:val="0"/>
         </w:rPr>
-        <w:t>Inclusion runs through the design rather than alongside it, and each barrier our participants face is answered by a concrete measure. The exchange is hosted inside our own territory and transport is paid from each participant’s own front door, which answers the geographic barrier; there is no participation fee of any kind, stated in writing from the day the call is published, which answers the economic one; English is not a selection criterion and A2 is accepted, with a glossary built in four languages, which answers the linguistic one; and preparation runs over four months rather than four weeks, with a parents’ meeting in each country before consents are signed and a stated right to leave a session without giving a reason, which answers the social and educational ones. At least 12 of the 20 participants face documented barriers and at least 15 travel on a European mobility for the first time. The measures are set out in full under Participants with fewer opportunities.</w:t>
+        <w:t>Inclusion runs through the design rather than alongside it, and each barrier our participants face is answered by a concrete measure. The exchange is hosted inside our own territory and transport is paid from each participant’s own front door, which answers the geographic barrier; there is no participation fee of any kind, stated in writing from the day the call is published, which answers the economic one; English is not a selection criterion and A2 is accepted, with a glossary built in four languages, which answers the linguistic one; and preparation runs over four months rather than four weeks, with a parents’ meeting in each country before consents are signed and a stated right to leave a session without giving a reason, which answers the social and educational ones. At least 13 of the 21 participants face documented barriers and at least 16 travel on a European mobility for the first time. The measures are set out in full under Participants with fewer opportunities.</w:t>
       </w:r>
     </w:p>
     <w:p>
@@ -6372,7 +6372,7 @@
           <w:b w:val="0"/>
           <w:i w:val="0"/>
         </w:rPr>
-        <w:t>Every participant takes the same fifteen-item practical verification test in month 2 and its equivalent in month 18, and we expect at least sixteen of the twenty to improve their score by at least 30%. During the mobility an observation grid records whether each of them actually performs four named techniques in the Day 4 simulation, rather than whether they can describe them. That distinction matters here more than it would elsewhere, because our starting point is a group that already believes it can spot a fake, so the gain has to be documented rather than asserted.</w:t>
+        <w:t>Every participant takes the same fifteen-item practical verification test in month 2 and its equivalent in month 18, and we expect at least seventeen of the twenty-one to improve their score by at least 30%. During the mobility an observation grid records whether each of them actually performs four named techniques in the Day 4 simulation, rather than whether they can describe them. That distinction matters here more than it would elsewhere, because our starting point is a group that already believes it can spot a fake, so the gain has to be documented rather than asserted.</w:t>
       </w:r>
     </w:p>
     <w:p>
@@ -6384,7 +6384,7 @@
           <w:b w:val="0"/>
           <w:i w:val="0"/>
         </w:rPr>
-        <w:t>For most of them this is also a first European experience. At least 15 of the 20 will be taking part in a European mobility for the first time, and in our territory 31.3% of young people aged 14–17 have never taken part in any non-formal education activity at all. For those participants the gain is not only thematic, because working in a mixed international team, in English, with people they have never met, is itself the learning — and it is what they asked for, since 60.4% of the 14–17 group named foreign languages and intercultural communication as what they most want out of a European mobility.</w:t>
+        <w:t>For most of them this is also a first European experience. At least 16 of the 21 will be taking part in a European mobility for the first time, and in our territory 31.3% of young people aged 14–17 have never taken part in any non-formal education activity at all. For those participants the gain is not only thematic, because working in a mixed international team, in English, with people they have never met, is itself the learning — and it is what they asked for, since 60.4% of the 14–17 group named foreign languages and intercultural communication as what they most want out of a European mobility.</w:t>
       </w:r>
     </w:p>
     <w:p>
@@ -6420,7 +6420,7 @@
           <w:b w:val="0"/>
           <w:i w:val="0"/>
         </w:rPr>
-        <w:t>Six months after the exchange a follow-up questionnaire asks what they still use. The honest expectation is not that all twenty become fact-checkers, but that they have acquired a reflex — the pause before sharing — and that the four local initiatives have given at least some of them a taste for organising something in their own community.</w:t>
+        <w:t>Six months after the exchange a follow-up questionnaire asks what they still use. The honest expectation is not that all twenty-one become fact-checkers, but that they have acquired a reflex — the pause before sharing — and that the four local initiatives have given at least some of them a taste for organising something in their own community.</w:t>
       </w:r>
     </w:p>
     <w:p>
@@ -6434,7 +6434,7 @@
           <w:color w:val="5A5A5A"/>
           <w:sz w:val="16"/>
         </w:rPr>
-        <w:t>≈ 2,665 characters (assumed form limit 5,000 — within limit)</w:t>
+        <w:t>≈ 2,675 characters (assumed form limit 5,000 — within limit)</w:t>
       </w:r>
     </w:p>
     <w:tbl>
@@ -6491,7 +6491,7 @@
           <w:b w:val="0"/>
           <w:i w:val="0"/>
         </w:rPr>
-        <w:t>For the coordinator this is a deliberate step in the organisation’s development. LAG Napoca Porolissum has run youth projects as partner and as coordinator, but never as hosting organisation for a youth exchange, and hosting means owning the learning programme, the venue, the safety of twenty minors and the relationship with the host community. It converts a network of 43 members and 14 municipalities from a rural-development asset into a youth-work asset, and the organisation ends the project with a tested non-formal learning programme, three measurement instruments it did not have, and a child protection policy that will apply to everything it does afterwards.</w:t>
+        <w:t>For the coordinator this is a deliberate step in the organisation’s development. LAG Napoca Porolissum has run youth projects as partner and as coordinator, but never as hosting organisation for a youth exchange, and hosting means owning the learning programme, the venue, the safety of twenty-one minors and the relationship with the host community. It converts a network of 43 members and 14 municipalities from a rural-development asset into a youth-work asset, and the organisation ends the project with a tested non-formal learning programme, three measurement instruments it did not have, and a child protection policy that will apply to everything it does afterwards.</w:t>
       </w:r>
     </w:p>
     <w:p>
@@ -6541,7 +6541,7 @@
           <w:color w:val="5A5A5A"/>
           <w:sz w:val="16"/>
         </w:rPr>
-        <w:t>≈ 2,377 characters (assumed form limit 5,000 — within limit)</w:t>
+        <w:t>≈ 2,381 characters (assumed form limit 5,000 — within limit)</w:t>
       </w:r>
     </w:p>
     <w:tbl>
@@ -6634,7 +6634,7 @@
           <w:b w:val="0"/>
           <w:i w:val="0"/>
         </w:rPr>
-        <w:t>We state the limits of this as plainly as the ambitions. Twenty participants will not move a county-level statistic. The contribution is measurable change in twenty young people, documented extension to at least eighty more, and instruments that stay in use in three organisations after the project ends.</w:t>
+        <w:t>We state the limits of this as plainly as the ambitions. Twenty-one participants will not move a county-level statistic. The contribution is measurable change in twenty-one young people, documented extension to at least eighty more, and instruments that stay in use in three organisations after the project ends.</w:t>
       </w:r>
     </w:p>
     <w:p>
@@ -6648,7 +6648,7 @@
           <w:color w:val="5A5A5A"/>
           <w:sz w:val="16"/>
         </w:rPr>
-        <w:t>≈ 2,200 characters (assumed form limit 5,000 — within limit)</w:t>
+        <w:t>≈ 2,208 characters (assumed form limit 5,000 — within limit)</w:t>
       </w:r>
     </w:p>
     <w:p>
@@ -7005,7 +7005,7 @@
                 <w:i w:val="0"/>
                 <w:sz w:val="19"/>
               </w:rPr>
-              <w:t>20</w:t>
+              <w:t>21</w:t>
             </w:r>
           </w:p>
         </w:tc>
@@ -7024,7 +7024,7 @@
                 <w:i w:val="0"/>
                 <w:sz w:val="19"/>
               </w:rPr>
-              <w:t>26</w:t>
+              <w:t>27</w:t>
             </w:r>
           </w:p>
         </w:tc>
@@ -7043,7 +7043,7 @@
                 <w:i w:val="0"/>
                 <w:sz w:val="19"/>
               </w:rPr>
-              <w:t>25,921.00</w:t>
+              <w:t>27,094.00</w:t>
             </w:r>
           </w:p>
         </w:tc>
@@ -7105,7 +7105,7 @@
                 <w:i w:val="0"/>
                 <w:sz w:val="19"/>
               </w:rPr>
-              <w:t>20</w:t>
+              <w:t>21</w:t>
             </w:r>
           </w:p>
         </w:tc>
@@ -7124,7 +7124,7 @@
                 <w:i w:val="0"/>
                 <w:sz w:val="19"/>
               </w:rPr>
-              <w:t>26</w:t>
+              <w:t>27</w:t>
             </w:r>
           </w:p>
         </w:tc>
@@ -7143,7 +7143,7 @@
                 <w:i w:val="0"/>
                 <w:sz w:val="19"/>
               </w:rPr>
-              <w:t>25,921.00</w:t>
+              <w:t>27,094.00</w:t>
             </w:r>
           </w:p>
         </w:tc>
@@ -7223,7 +7223,7 @@
           <w:b w:val="0"/>
           <w:i w:val="0"/>
         </w:rPr>
-        <w:t xml:space="preserve"> — and this is a decision rather than an omission. In our survey, cost is the second barrier young people aged 14–17 name to taking part in a mobility (34.4%) and transport is the third (31.2%). A fee of any size would filter out precisely the young people this project exists for, and a family deciding whether to let a fourteen-year-old leave the country for nine days should not also be deciding whether they can afford it. Since at least 12 of our 20 participants are participants with fewer opportunities, from whom the Programme does not permit fees in any case, a fee would also have to be charged to some participants and not others — inside a group of twenty who spend nine days together. The rule is therefore written into the local call in all three countries from the day it is published: travel, accommodation, meals, insurance, materials and transport from the participant’s own front door are covered in full, and nothing is asked of the participant or the family at any point.</w:t>
+        <w:t xml:space="preserve"> — and this is a decision rather than an omission. In our survey, cost is the second barrier young people aged 14–17 name to taking part in a mobility (34.4%) and transport is the third (31.2%). A fee of any size would filter out precisely the young people this project exists for, and a family deciding whether to let a fourteen-year-old leave the country for nine days should not also be deciding whether they can afford it. Since at least 13 of our 21 participants are participants with fewer opportunities, from whom the Programme does not permit fees in any case, a fee would also have to be charged to some participants and not others — inside a group of twenty-one who spend nine days together. The rule is therefore written into the local call in all three countries from the day it is published: travel, accommodation, meals, insurance, materials and transport from the participant’s own front door are covered in full, and nothing is asked of the participant or the family at any point.</w:t>
       </w:r>
     </w:p>
     <w:p>
@@ -7237,7 +7237,7 @@
           <w:color w:val="5A5A5A"/>
           <w:sz w:val="16"/>
         </w:rPr>
-        <w:t>≈ 995 characters (assumed form limit 2,000 — within limit)</w:t>
+        <w:t>≈ 999 characters (assumed form limit 2,000 — within limit)</w:t>
       </w:r>
     </w:p>
     <w:p>
@@ -7428,7 +7428,7 @@
                 <w:i w:val="0"/>
                 <w:sz w:val="19"/>
               </w:rPr>
-              <w:t>20</w:t>
+              <w:t>21</w:t>
             </w:r>
           </w:p>
         </w:tc>
@@ -7506,7 +7506,7 @@
                 <w:i w:val="0"/>
                 <w:sz w:val="19"/>
               </w:rPr>
-              <w:t>12</w:t>
+              <w:t>13</w:t>
             </w:r>
           </w:p>
         </w:tc>
@@ -7818,7 +7818,7 @@
                 <w:i w:val="0"/>
                 <w:sz w:val="19"/>
               </w:rPr>
-              <w:t>26</w:t>
+              <w:t>27</w:t>
             </w:r>
           </w:p>
         </w:tc>
@@ -7909,7 +7909,7 @@
                 <w:i w:val="0"/>
                 <w:sz w:val="19"/>
               </w:rPr>
-              <w:t>25,921.00 EUR</w:t>
+              <w:t>27,094.00 EUR</w:t>
             </w:r>
           </w:p>
         </w:tc>
@@ -8310,7 +8310,7 @@
                 <w:i w:val="0"/>
                 <w:sz w:val="17"/>
               </w:rPr>
-              <w:t>4</w:t>
+              <w:t>5</w:t>
             </w:r>
           </w:p>
         </w:tc>
@@ -8631,7 +8631,7 @@
                 <w:i w:val="0"/>
                 <w:sz w:val="17"/>
               </w:rPr>
-              <w:t>6</w:t>
+              <w:t>7</w:t>
             </w:r>
           </w:p>
         </w:tc>
@@ -8688,7 +8688,7 @@
                 <w:i w:val="0"/>
                 <w:sz w:val="17"/>
               </w:rPr>
-              <w:t>8</w:t>
+              <w:t>9</w:t>
             </w:r>
           </w:p>
         </w:tc>
@@ -8815,7 +8815,7 @@
                 <w:i w:val="0"/>
                 <w:sz w:val="17"/>
               </w:rPr>
-              <w:t>20</w:t>
+              <w:t>21</w:t>
             </w:r>
           </w:p>
         </w:tc>
@@ -8872,7 +8872,7 @@
                 <w:i w:val="0"/>
                 <w:sz w:val="17"/>
               </w:rPr>
-              <w:t>26</w:t>
+              <w:t>27</w:t>
             </w:r>
           </w:p>
         </w:tc>
@@ -8891,7 +8891,7 @@
                 <w:i w:val="0"/>
                 <w:sz w:val="17"/>
               </w:rPr>
-              <w:t>12</w:t>
+              <w:t>13</w:t>
             </w:r>
           </w:p>
         </w:tc>
@@ -8946,7 +8946,7 @@
           <w:color w:val="5A5A5A"/>
           <w:sz w:val="17"/>
         </w:rPr>
-        <w:t>City of venue for all three flows: the accommodation unit in the Napoca Porolissum LAG territory, Apuseni Mountains, Cluj County, Romania [TO CONFIRM]. Start 09/08/2027 and end 15/08/2027 for all three. “Days” counts the 7 activity days plus 2 travel days, and for flows 2 and 3 the 2 additional days that green travel over that distance makes eligible. The three groups are split into separate flows because they sit in two distance bands and two durations — which is what the form’s own definition of a flow requires. The Greek flow carries two group leaders: see the note under the Greek partner’s staff.</w:t>
+        <w:t>City of venue for all three flows: Beliș, Cluj County, Romania — a commune of the Napoca Porolissum territory in the Apuseni Mountains [TO CONFIRM: the accommodation unit]. Start 09/08/2027 and end 15/08/2027 for all three. “Days” counts the 7 activity days plus 2 travel days, and for flows 2 and 3 the 2 additional days that green travel over that distance makes eligible. The three groups are split into separate flows because they sit in two distance bands and two durations — which is what the form’s own definition of a flow requires. The Greek flow carries two group leaders: see the note under the Greek partner’s staff.</w:t>
       </w:r>
     </w:p>
     <w:p>
@@ -9236,7 +9236,7 @@
                 <w:i w:val="0"/>
                 <w:sz w:val="19"/>
               </w:rPr>
-              <w:t>3 — Greece (8 persons)</w:t>
+              <w:t>3 — Greece (9 persons)</w:t>
             </w:r>
           </w:p>
         </w:tc>
@@ -9255,7 +9255,7 @@
                 <w:i w:val="0"/>
                 <w:sz w:val="19"/>
               </w:rPr>
-              <w:t>8 × 417 = 3,336.00</w:t>
+              <w:t>9 × 417 = 3,753.00</w:t>
             </w:r>
           </w:p>
         </w:tc>
@@ -9274,7 +9274,7 @@
                 <w:i w:val="0"/>
                 <w:sz w:val="19"/>
               </w:rPr>
-              <w:t>8 × 11 × 46 = 4,048.00</w:t>
+              <w:t>9 × 11 × 46 = 4,554.00</w:t>
             </w:r>
           </w:p>
         </w:tc>
@@ -9293,7 +9293,7 @@
                 <w:i w:val="0"/>
                 <w:sz w:val="19"/>
               </w:rPr>
-              <w:t>7,384.00</w:t>
+              <w:t>8,307.00</w:t>
             </w:r>
           </w:p>
         </w:tc>
@@ -9333,7 +9333,7 @@
                 <w:i w:val="0"/>
                 <w:sz w:val="19"/>
               </w:rPr>
-              <w:t>7,593.00</w:t>
+              <w:t>8,010.00</w:t>
             </w:r>
           </w:p>
         </w:tc>
@@ -9352,7 +9352,7 @@
                 <w:i w:val="0"/>
                 <w:sz w:val="19"/>
               </w:rPr>
-              <w:t>12,328.00</w:t>
+              <w:t>12,834.00</w:t>
             </w:r>
           </w:p>
         </w:tc>
@@ -9371,7 +9371,7 @@
                 <w:i w:val="0"/>
                 <w:sz w:val="19"/>
               </w:rPr>
-              <w:t>19,921.00</w:t>
+              <w:t>20,844.00</w:t>
             </w:r>
           </w:p>
         </w:tc>
@@ -9422,7 +9422,7 @@
                 <w:i w:val="0"/>
                 <w:sz w:val="19"/>
               </w:rPr>
-              <w:t>125 × 20</w:t>
+              <w:t>125 × 21</w:t>
             </w:r>
           </w:p>
         </w:tc>
@@ -9441,7 +9441,7 @@
                 <w:i w:val="0"/>
                 <w:sz w:val="19"/>
               </w:rPr>
-              <w:t>2,500.00</w:t>
+              <w:t>2,625.00</w:t>
             </w:r>
           </w:p>
         </w:tc>
@@ -9492,7 +9492,7 @@
                 <w:i w:val="0"/>
                 <w:sz w:val="19"/>
               </w:rPr>
-              <w:t>125 × 12</w:t>
+              <w:t>125 × 13</w:t>
             </w:r>
           </w:p>
         </w:tc>
@@ -9511,7 +9511,7 @@
                 <w:i w:val="0"/>
                 <w:sz w:val="19"/>
               </w:rPr>
-              <w:t>1,500.00</w:t>
+              <w:t>1,625.00</w:t>
             </w:r>
           </w:p>
         </w:tc>
@@ -9643,7 +9643,7 @@
                 <w:i w:val="0"/>
                 <w:sz w:val="19"/>
               </w:rPr>
-              <w:t>25,921.00</w:t>
+              <w:t>27,094.00</w:t>
             </w:r>
           </w:p>
         </w:tc>
@@ -9665,7 +9665,7 @@
           <w:color w:val="5A5A5A"/>
           <w:sz w:val="17"/>
         </w:rPr>
-        <w:t>The preparatory visit (3,400.00 EUR) sits at project level, not inside the activity, which is why the project total is 29,321.00 and the activity grant 25,921.00.</w:t>
+        <w:t>The preparatory visit (3,400.00 EUR) sits at project level, not inside the activity, which is why the project total is 30,494.00 and the activity grant 27,094.00.</w:t>
       </w:r>
     </w:p>
     <w:p>
@@ -9751,7 +9751,7 @@
           <w:b w:val="0"/>
           <w:i w:val="0"/>
         </w:rPr>
-        <w:t>The Greek group brings six young people aged 14–17 and two group leaders from small islands of the South Aegean, recruited through the network KEA operates across 36 inhabited islands of the Cyclades and the Dodecanese. Their isolation is not metaphorical: for a fourteen-year-old on a small island any learning activity means a ferry, and what exists in Athens does not reach them. The national data behind this group is in the needs section, where Greece sits 22nd of 27 on basic digital competences and 80% of students cannot tell a real article from a fake one. The group travels with two accompanying adults because of the length of the journey. [TO CONFIRM: the islands and the departure point.]</w:t>
+        <w:t>The Greek group brings seven young people aged 14–17 and two group leaders from small islands of the South Aegean, recruited through the network KEA operates across 36 inhabited islands of the Cyclades and the Dodecanese. Their isolation is not metaphorical: for a fourteen-year-old on a small island any learning activity means a ferry, and what exists in Athens does not reach them. The national data behind this group is in the needs section, where Greece sits 22nd of 27 on basic digital competences and 80% of students cannot tell a real article from a fake one. The group travels with two accompanying adults because of the length of the journey. [TO CONFIRM: the islands and the departure point.]</w:t>
       </w:r>
     </w:p>
     <w:p>
@@ -9763,7 +9763,7 @@
           <w:b w:val="0"/>
           <w:i w:val="0"/>
         </w:rPr>
-        <w:t>All three partners form their groups on one common recruitment backbone, published simultaneously in month 1 with the same criteria translated into Romanian, Hungarian, Turkish and Greek, aiming for at least 60 applications for the 20 places. Selection is by a commission of at least two people per organisation, on a written form plus a short conversation, with the outcome and the reasons given to every candidate. The criteria are identical in all three countries: age 14–17 at the start date, which is eliminatory; motivation and willingness to run a local initiative afterwards, weighted 30%; first participation in a European mobility or any non-formal activity, weighted 25% with a target of 15 of 20; a situation limiting access to opportunities, declared voluntarily and confidentially, weighted 25% with a target of 12 of 20; and gender and locality balance, weighted 20%. English is not among them, and A2 is accepted, because the programme is built on visual and practical methods, pair work and linguistic support from the group leaders so that language does not become a social filter — a language test at the door would convert the 12.5% who name lack of self-confidence into exclusion.</w:t>
+        <w:t>All three partners form their groups on one common recruitment backbone, published simultaneously in month 1 with the same criteria translated into Romanian, Hungarian, Turkish and Greek, aiming for at least 63 applications for the 21 places. Selection is by a commission of at least two people per organisation, on a written form plus a short conversation, with the outcome and the reasons given to every candidate. The criteria are identical in all three countries: age 14–17 at the start date, which is eliminatory; motivation and willingness to run a local initiative afterwards, weighted 30%; first participation in a European mobility or any non-formal activity, weighted 25% with a target of 16 of 21; a situation limiting access to opportunities, declared voluntarily and confidentially, weighted 25% with a target of 13 of 21; and gender and locality balance, weighted 20%. English is not among them, and A2 is accepted, because the programme is built on visual and practical methods, pair work and linguistic support from the group leaders so that language does not become a social filter — a language test at the door would convert the 12.5% who name lack of self-confidence into exclusion.</w:t>
       </w:r>
     </w:p>
     <w:p>
@@ -9775,7 +9775,7 @@
           <w:b w:val="0"/>
           <w:i w:val="0"/>
         </w:rPr>
-        <w:t>All twenty participants are aged 14 to 17 at the start date, and the band is deliberately tight. They share the same need, since the survey evidence behind this project describes exactly this age group, and they are at a similar stage of development, so one register of language and one set of expectations about autonomy works for the whole room instead of two. That also lets us use one coherent set of non-formal methods — visual, practical, game-based, built on small mixed teams and peer teaching — that fits all of them. A band crossing into legal adulthood would put minors and adults in the same accommodation, which is a safeguarding problem before it is a learning one.</w:t>
+        <w:t>All twenty-one participants are aged 14 to 17 at the start date, and the band is deliberately tight. They share the same need, since the survey evidence behind this project describes exactly this age group, and they are at a similar stage of development, so one register of language and one set of expectations about autonomy works for the whole room instead of two. That also lets us use one coherent set of non-formal methods — visual, practical, game-based, built on small mixed teams and peer teaching — that fits all of them. A band crossing into legal adulthood would put minors and adults in the same accommodation, which is a safeguarding problem before it is a learning one.</w:t>
       </w:r>
     </w:p>
     <w:p>
@@ -9787,7 +9787,7 @@
           <w:b w:val="0"/>
           <w:i w:val="0"/>
         </w:rPr>
-        <w:t>Country balance is held by three near-equal groups, seven from Romania, seven from Türkiye and six from Greece, so that no national group holds a majority of the twenty. The balance is enforced where it matters, in the working teams: the cohort is divided into four mixed teams of five, each containing members of all three national groups, recomposed daily, so every participant works with every nationality repeatedly rather than once. Gender balance is binding at group level rather than an aspiration at project level, with each national group including at least 40% of each gender — three in a group of seven, two in a group of six — and the team of four group leaders itself gender-balanced. Participants who do not identify within that binary are counted by their own declaration and are not required to declare anything, and the activity coordinator checks both rules at selection and at final confirmation.</w:t>
+        <w:t>Country balance is held by three equal groups of seven, one from Romania, one from Türkiye and one from Greece, so that no national group is larger than another and none holds a majority of the twenty-one. The balance is enforced where it matters, in the working teams: the cohort is divided into four mixed teams of five or six, each containing members of all three national groups, recomposed daily, so every participant works with every nationality repeatedly rather than once. Gender balance is binding at group level rather than an aspiration at project level, with each national group including at least 40% of each gender — three in every group of seven — and the team of four group leaders itself gender-balanced. Participants who do not identify within that binary are counted by their own declaration and are not required to declare anything, and the activity coordinator checks both rules at selection and at final confirmation.</w:t>
       </w:r>
     </w:p>
     <w:p>
@@ -9799,7 +9799,7 @@
           <w:b w:val="0"/>
           <w:i w:val="0"/>
         </w:rPr>
-        <w:t>Four group leaders accompany the groups, all aged 18 or over, experienced in youth work and in accompanying minors, staying with their groups throughout including at night: one for Romania, one for Türkiye and two for Greece. We propose Livia Golovatic for Romania, M. Talha Serenli for Türkiye, and for Greece Evgenia Kalogeropoulou, a social worker trained in supporting vulnerable groups, with Ioulia Dialeisma as second accompanying adult. [TO CONFIRM with the partners.] Each is responsible for safeguarding, the daily reflection in the group’s own language, attendance, the code of conduct, observing one mixed team on Day 4, and afterwards the group’s local initiative. Four leaders for twenty participants is below the National Call’s ceiling of one per four, and with the two facilitators it gives six adults for twenty minors. All four take the two-day leaders’ briefing in month 4.</w:t>
+        <w:t>Four group leaders accompany the groups, all aged 18 or over, experienced in youth work and in accompanying minors, staying with their groups throughout including at night: one for Romania, one for Türkiye and two for Greece. We propose Livia Golovatic for Romania, M. Talha Serenli for Türkiye, and for Greece Evgenia Kalogeropoulou, a social worker trained in supporting vulnerable groups, with Ioulia Dialeisma as second accompanying adult. [TO CONFIRM with the partners.] Each is responsible for safeguarding, the daily reflection in the group’s own language, attendance, the code of conduct, observing one mixed team on Day 4, and afterwards the group’s local initiative. Four leaders for twenty-one participants is below the National Call’s ceiling of one per four, and with the two facilitators it gives six adults for twenty-one minors. All four take the two-day leaders’ briefing in month 4.</w:t>
       </w:r>
     </w:p>
     <w:p>
@@ -9813,7 +9813,7 @@
           <w:color w:val="5A5A5A"/>
           <w:sz w:val="16"/>
         </w:rPr>
-        <w:t>≈ 5,962 characters (assumed form limit 6,000 — within limit)</w:t>
+        <w:t>≈ 6,000 characters (assumed form limit 6,000 — within limit)</w:t>
       </w:r>
     </w:p>
     <w:tbl>
@@ -9894,7 +9894,7 @@
           <w:b w:val="0"/>
           <w:i w:val="0"/>
         </w:rPr>
-        <w:t>During the mobility, every day has a host team of the day: a mixed team of three participants, one from each country, who open the day, keep the timing, run the energisers and close the day. The four working teams are recomposed daily so that every participant works with every nationality repeatedly. The daily reflection groups — first in the national group and in the participant’s own language, then in plenary — feed directly into adjusting the next day’s programme, and the adjustments are made visibly, so participants see their feedback change something rather than disappear into a form. On Day 6 the participants plan their own local initiatives: date, venue, audience, partners, who does what.</w:t>
+        <w:t>During the mobility, every day has a host team of the day: a mixed team of three participants, one from each country, who open the day, keep the timing, run the energisers and close the day. Seven days at three hosts a day comes to exactly twenty-one, so every participant leads once and nobody is only an audience. The four working teams are recomposed daily so that every participant works with every nationality repeatedly. The daily reflection groups — first in the national group and in the participant’s own language, then in plenary — feed directly into adjusting the next day’s programme, and the adjustments are made visibly, so participants see their feedback change something rather than disappear into a form. On Day 6 the participants plan their own local initiatives: date, venue, audience, partners, who does what.</w:t>
       </w:r>
     </w:p>
     <w:p>
@@ -9920,7 +9920,7 @@
           <w:b w:val="0"/>
           <w:i w:val="0"/>
         </w:rPr>
-        <w:t xml:space="preserve"> The Romanian group has seven participants drawn from twelve localities and a coordinator with fourteen partner municipalities, so a single event in one commune would reach the wrong young people; two smaller initiatives in different communes is more faithful to the territory and reaches further into it. Each initiative reaches at least 20 young people and is hosted in a youth centre, a library, a community centre, the partner organisation’s own space or another accessible public place in the participants’ own community. In month 17 the participants take part in a participatory evaluation session that feeds the final report — so they close the project as evaluators rather than as beneficiaries. The cohort communication group stays open throughout, and all four organisations involve the twenty as peer trainers in their later activities.</w:t>
+        <w:t xml:space="preserve"> The Romanian group has seven participants drawn from twelve localities and a coordinator with fourteen partner municipalities, so a single event in one commune would reach the wrong young people; two smaller initiatives in different communes is more faithful to the territory and reaches further into it. Each initiative reaches at least 20 young people and is hosted in a youth centre, a library, a community centre, the partner organisation’s own space or another accessible public place in the participants’ own community. In month 17 the participants take part in a participatory evaluation session that feeds the final report — so they close the project as evaluators rather than as beneficiaries. The cohort communication group stays open throughout, and all four organisations involve the twenty-one as peer trainers in their later activities.</w:t>
       </w:r>
     </w:p>
     <w:p>
@@ -9934,7 +9934,7 @@
           <w:color w:val="5A5A5A"/>
           <w:sz w:val="16"/>
         </w:rPr>
-        <w:t>≈ 4,128 characters (assumed form limit 6,000 — within limit)</w:t>
+        <w:t>≈ 4,257 characters (assumed form limit 6,000 — within limit)</w:t>
       </w:r>
     </w:p>
     <w:tbl>
@@ -9971,7 +9971,7 @@
                 <w:color w:val="003D82"/>
                 <w:sz w:val="20"/>
               </w:rPr>
-              <w:t>What will the participants learn about the chosen topic of the activity? Which learning outcomes or competences will be developed?</w:t>
+              <w:t>What will the participants learn about the chosen topic of the activity? Which learning outcomes or competences (i.e. knowledge, skills and attitudes/behaviours) are to be acquired/improved by participants in the activity?</w:t>
             </w:r>
           </w:p>
         </w:tc>
@@ -9991,825 +9991,8 @@
           <w:b w:val="0"/>
           <w:i w:val="0"/>
         </w:rPr>
-        <w:t>The learning outcomes are expressed against the eight European key competences for lifelong learning, the framework Youthpass uses, and each is tied to the sessions that build it and to the evidence that documents it. The rule is strict in both directions: no session exists in the programme without an entry here, and no competence is claimed without a session and a piece of evidence behind it.</w:t>
+        <w:t>What the participants learn is written here as what they will be able to do afterwards, because that is the only form of learning we can actually check. The framework is the eight European key competences for lifelong learning, the one Youthpass uses, and behind every claim below there is a session that builds it and a piece of evidence that records it. The rule runs in both directions: no session in the programme is without a learning outcome, and no competence appears here without a session and evidence.</w:t>
       </w:r>
-    </w:p>
-    <w:tbl>
-      <w:tblPr>
-        <w:tblW w:type="auto" w:w="0"/>
-        <w:jc w:val="center"/>
-        <w:tblLayout w:type="autofit"/>
-        <w:tblLook w:firstColumn="1" w:firstRow="1" w:lastColumn="0" w:lastRow="0" w:noHBand="0" w:noVBand="1" w:val="04A0"/>
-        <w:tblBorders>
-          <w:top w:val="single" w:sz="4" w:space="0" w:color="BFBFBF"/>
-          <w:left w:val="single" w:sz="4" w:space="0" w:color="BFBFBF"/>
-          <w:bottom w:val="single" w:sz="4" w:space="0" w:color="BFBFBF"/>
-          <w:right w:val="single" w:sz="4" w:space="0" w:color="BFBFBF"/>
-          <w:insideH w:val="single" w:sz="4" w:space="0" w:color="BFBFBF"/>
-          <w:insideV w:val="single" w:sz="4" w:space="0" w:color="BFBFBF"/>
-        </w:tblBorders>
-      </w:tblPr>
-      <w:tblGrid>
-        <w:gridCol w:w="2353"/>
-        <w:gridCol w:w="2353"/>
-        <w:gridCol w:w="2353"/>
-        <w:gridCol w:w="2353"/>
-      </w:tblGrid>
-      <w:tr>
-        <w:tc>
-          <w:tcPr>
-            <w:tcW w:type="dxa" w:w="1701"/>
-            <w:shd w:val="clear" w:color="auto" w:fill="E8EEF7"/>
-          </w:tcPr>
-          <w:p>
-            <w:pPr>
-              <w:spacing w:before="40" w:after="40"/>
-            </w:pPr>
-            <w:r/>
-            <w:r>
-              <w:rPr>
-                <w:b/>
-                <w:i w:val="0"/>
-                <w:color w:val="003D82"/>
-                <w:sz w:val="17"/>
-              </w:rPr>
-              <w:t>Key competence</w:t>
-            </w:r>
-          </w:p>
-        </w:tc>
-        <w:tc>
-          <w:tcPr>
-            <w:tcW w:type="dxa" w:w="3742"/>
-            <w:shd w:val="clear" w:color="auto" w:fill="E8EEF7"/>
-          </w:tcPr>
-          <w:p>
-            <w:pPr>
-              <w:spacing w:before="40" w:after="40"/>
-            </w:pPr>
-            <w:r/>
-            <w:r>
-              <w:rPr>
-                <w:b/>
-                <w:i w:val="0"/>
-                <w:color w:val="003D82"/>
-                <w:sz w:val="17"/>
-              </w:rPr>
-              <w:t>What the participant will be able to do</w:t>
-            </w:r>
-          </w:p>
-        </w:tc>
-        <w:tc>
-          <w:tcPr>
-            <w:tcW w:type="dxa" w:w="1701"/>
-            <w:shd w:val="clear" w:color="auto" w:fill="E8EEF7"/>
-          </w:tcPr>
-          <w:p>
-            <w:pPr>
-              <w:spacing w:before="40" w:after="40"/>
-            </w:pPr>
-            <w:r/>
-            <w:r>
-              <w:rPr>
-                <w:b/>
-                <w:i w:val="0"/>
-                <w:color w:val="003D82"/>
-                <w:sz w:val="17"/>
-              </w:rPr>
-              <w:t>Sessions</w:t>
-            </w:r>
-          </w:p>
-        </w:tc>
-        <w:tc>
-          <w:tcPr>
-            <w:tcW w:type="dxa" w:w="2268"/>
-            <w:shd w:val="clear" w:color="auto" w:fill="E8EEF7"/>
-          </w:tcPr>
-          <w:p>
-            <w:pPr>
-              <w:spacing w:before="40" w:after="40"/>
-            </w:pPr>
-            <w:r/>
-            <w:r>
-              <w:rPr>
-                <w:b/>
-                <w:i w:val="0"/>
-                <w:color w:val="003D82"/>
-                <w:sz w:val="17"/>
-              </w:rPr>
-              <w:t>Evidence</w:t>
-            </w:r>
-          </w:p>
-        </w:tc>
-      </w:tr>
-      <w:tr>
-        <w:tc>
-          <w:tcPr>
-            <w:tcW w:type="dxa" w:w="1701"/>
-          </w:tcPr>
-          <w:p>
-            <w:pPr>
-              <w:spacing w:before="40" w:after="40"/>
-            </w:pPr>
-            <w:r/>
-            <w:r>
-              <w:rPr>
-                <w:b/>
-                <w:i w:val="0"/>
-                <w:sz w:val="17"/>
-              </w:rPr>
-              <w:t>KC4 Digital</w:t>
-            </w:r>
-            <w:r>
-              <w:rPr>
-                <w:b w:val="0"/>
-                <w:i w:val="0"/>
-                <w:sz w:val="17"/>
-              </w:rPr>
-              <w:t xml:space="preserve"> </w:t>
-            </w:r>
-            <w:r>
-              <w:rPr>
-                <w:b w:val="0"/>
-                <w:i/>
-                <w:sz w:val="17"/>
-              </w:rPr>
-              <w:t>primary</w:t>
-            </w:r>
-          </w:p>
-        </w:tc>
-        <w:tc>
-          <w:tcPr>
-            <w:tcW w:type="dxa" w:w="3742"/>
-          </w:tcPr>
-          <w:p>
-            <w:pPr>
-              <w:spacing w:before="40" w:after="40"/>
-            </w:pPr>
-            <w:r/>
-            <w:r>
-              <w:rPr>
-                <w:b w:val="0"/>
-                <w:i w:val="0"/>
-                <w:sz w:val="17"/>
-              </w:rPr>
-              <w:t>Identify the source and the author of an online item; check its date and its original context; run a reverse image search; compare a claim against at least two independent sources; recognise the indicators of AI-generated text, image, audio and video; use AI tools in their own production ethically and with attribution.</w:t>
-            </w:r>
-          </w:p>
-        </w:tc>
-        <w:tc>
-          <w:tcPr>
-            <w:tcW w:type="dxa" w:w="1701"/>
-          </w:tcPr>
-          <w:p>
-            <w:pPr>
-              <w:spacing w:before="40" w:after="40"/>
-            </w:pPr>
-            <w:r/>
-            <w:r>
-              <w:rPr>
-                <w:b w:val="0"/>
-                <w:i w:val="0"/>
-                <w:sz w:val="17"/>
-              </w:rPr>
-              <w:t>D1.3, D2.1, D2.2, D3.1, D3.2, D3.3, D4.1, D4.2, D6.1</w:t>
-            </w:r>
-          </w:p>
-        </w:tc>
-        <w:tc>
-          <w:tcPr>
-            <w:tcW w:type="dxa" w:w="2268"/>
-          </w:tcPr>
-          <w:p>
-            <w:pPr>
-              <w:spacing w:before="40" w:after="40"/>
-            </w:pPr>
-            <w:r/>
-            <w:r>
-              <w:rPr>
-                <w:b w:val="0"/>
-                <w:i w:val="0"/>
-                <w:sz w:val="17"/>
-              </w:rPr>
-              <w:t>Baseline and final practical test; Day 4 observation grid on four named techniques; the AI-recognition sheet; the four media products.</w:t>
-            </w:r>
-          </w:p>
-        </w:tc>
-      </w:tr>
-      <w:tr>
-        <w:tc>
-          <w:tcPr>
-            <w:tcW w:type="dxa" w:w="1701"/>
-          </w:tcPr>
-          <w:p>
-            <w:pPr>
-              <w:spacing w:before="40" w:after="40"/>
-            </w:pPr>
-            <w:r/>
-            <w:r>
-              <w:rPr>
-                <w:b/>
-                <w:i w:val="0"/>
-                <w:sz w:val="17"/>
-              </w:rPr>
-              <w:t>KC1 Literacy</w:t>
-            </w:r>
-            <w:r>
-              <w:rPr>
-                <w:b w:val="0"/>
-                <w:i w:val="0"/>
-                <w:sz w:val="17"/>
-              </w:rPr>
-              <w:t xml:space="preserve"> </w:t>
-            </w:r>
-            <w:r>
-              <w:rPr>
-                <w:b w:val="0"/>
-                <w:i/>
-                <w:sz w:val="17"/>
-              </w:rPr>
-              <w:t>primary</w:t>
-            </w:r>
-          </w:p>
-        </w:tc>
-        <w:tc>
-          <w:tcPr>
-            <w:tcW w:type="dxa" w:w="3742"/>
-          </w:tcPr>
-          <w:p>
-            <w:pPr>
-              <w:spacing w:before="40" w:after="40"/>
-            </w:pPr>
-            <w:r/>
-            <w:r>
-              <w:rPr>
-                <w:b w:val="0"/>
-                <w:i w:val="0"/>
-                <w:sz w:val="17"/>
-              </w:rPr>
-              <w:t>Distinguish fact from opinion and from inference in a text; identify emotional framing, cropped context and false authority; construct a documented verdict in writing that another person can follow and check.</w:t>
-            </w:r>
-          </w:p>
-        </w:tc>
-        <w:tc>
-          <w:tcPr>
-            <w:tcW w:type="dxa" w:w="1701"/>
-          </w:tcPr>
-          <w:p>
-            <w:pPr>
-              <w:spacing w:before="40" w:after="40"/>
-            </w:pPr>
-            <w:r/>
-            <w:r>
-              <w:rPr>
-                <w:b w:val="0"/>
-                <w:i w:val="0"/>
-                <w:sz w:val="17"/>
-              </w:rPr>
-              <w:t>D2.1, D2.2, D2.3, D4.1, D4.2, D4.3</w:t>
-            </w:r>
-          </w:p>
-        </w:tc>
-        <w:tc>
-          <w:tcPr>
-            <w:tcW w:type="dxa" w:w="2268"/>
-          </w:tcPr>
-          <w:p>
-            <w:pPr>
-              <w:spacing w:before="40" w:after="40"/>
-            </w:pPr>
-            <w:r/>
-            <w:r>
-              <w:rPr>
-                <w:b w:val="0"/>
-                <w:i w:val="0"/>
-                <w:sz w:val="17"/>
-              </w:rPr>
-              <w:t>The manipulation-techniques grid produced by the participants; four written verdicts with their sources.</w:t>
-            </w:r>
-          </w:p>
-        </w:tc>
-      </w:tr>
-      <w:tr>
-        <w:tc>
-          <w:tcPr>
-            <w:tcW w:type="dxa" w:w="1701"/>
-          </w:tcPr>
-          <w:p>
-            <w:pPr>
-              <w:spacing w:before="40" w:after="40"/>
-            </w:pPr>
-            <w:r/>
-            <w:r>
-              <w:rPr>
-                <w:b/>
-                <w:i w:val="0"/>
-                <w:sz w:val="17"/>
-              </w:rPr>
-              <w:t>KC6 Citizenship</w:t>
-            </w:r>
-            <w:r>
-              <w:rPr>
-                <w:b w:val="0"/>
-                <w:i w:val="0"/>
-                <w:sz w:val="17"/>
-              </w:rPr>
-              <w:t xml:space="preserve"> </w:t>
-            </w:r>
-            <w:r>
-              <w:rPr>
-                <w:b w:val="0"/>
-                <w:i/>
-                <w:sz w:val="17"/>
-              </w:rPr>
-              <w:t>primary</w:t>
-            </w:r>
-          </w:p>
-        </w:tc>
-        <w:tc>
-          <w:tcPr>
-            <w:tcW w:type="dxa" w:w="3742"/>
-          </w:tcPr>
-          <w:p>
-            <w:pPr>
-              <w:spacing w:before="40" w:after="40"/>
-            </w:pPr>
-            <w:r/>
-            <w:r>
-              <w:rPr>
-                <w:b w:val="0"/>
-                <w:i w:val="0"/>
-                <w:sz w:val="17"/>
-              </w:rPr>
-              <w:t>Explain why verification is a precondition of democratic participation; argue a position with evidence and accept being refuted by evidence; take part in dialogue with community members and local institutions; design and run an activity that serves their own community.</w:t>
-            </w:r>
-          </w:p>
-        </w:tc>
-        <w:tc>
-          <w:tcPr>
-            <w:tcW w:type="dxa" w:w="1701"/>
-          </w:tcPr>
-          <w:p>
-            <w:pPr>
-              <w:spacing w:before="40" w:after="40"/>
-            </w:pPr>
-            <w:r/>
-            <w:r>
-              <w:rPr>
-                <w:b w:val="0"/>
-                <w:i w:val="0"/>
-                <w:sz w:val="17"/>
-              </w:rPr>
-              <w:t>D1.2, D2.3, D5.1, D5.2, D6.3, D7.1</w:t>
-            </w:r>
-          </w:p>
-        </w:tc>
-        <w:tc>
-          <w:tcPr>
-            <w:tcW w:type="dxa" w:w="2268"/>
-          </w:tcPr>
-          <w:p>
-            <w:pPr>
-              <w:spacing w:before="40" w:after="40"/>
-            </w:pPr>
-            <w:r/>
-            <w:r>
-              <w:rPr>
-                <w:b w:val="0"/>
-                <w:i w:val="0"/>
-                <w:sz w:val="17"/>
-              </w:rPr>
-              <w:t>The group agreement; the Day 5 record of local rumours; the four local initiative plans and the initiatives themselves.</w:t>
-            </w:r>
-          </w:p>
-        </w:tc>
-      </w:tr>
-      <w:tr>
-        <w:tc>
-          <w:tcPr>
-            <w:tcW w:type="dxa" w:w="1701"/>
-          </w:tcPr>
-          <w:p>
-            <w:pPr>
-              <w:spacing w:before="40" w:after="40"/>
-            </w:pPr>
-            <w:r/>
-            <w:r>
-              <w:rPr>
-                <w:b/>
-                <w:i w:val="0"/>
-                <w:sz w:val="17"/>
-              </w:rPr>
-              <w:t>KC5 Personal, social, learning to learn</w:t>
-            </w:r>
-            <w:r>
-              <w:rPr>
-                <w:b w:val="0"/>
-                <w:i w:val="0"/>
-                <w:sz w:val="17"/>
-              </w:rPr>
-              <w:t xml:space="preserve"> </w:t>
-            </w:r>
-            <w:r>
-              <w:rPr>
-                <w:b w:val="0"/>
-                <w:i/>
-                <w:sz w:val="17"/>
-              </w:rPr>
-              <w:t>primary</w:t>
-            </w:r>
-          </w:p>
-        </w:tc>
-        <w:tc>
-          <w:tcPr>
-            <w:tcW w:type="dxa" w:w="3742"/>
-          </w:tcPr>
-          <w:p>
-            <w:pPr>
-              <w:spacing w:before="40" w:after="40"/>
-            </w:pPr>
-            <w:r/>
-            <w:r>
-              <w:rPr>
-                <w:b w:val="0"/>
-                <w:i w:val="0"/>
-                <w:sz w:val="17"/>
-              </w:rPr>
-              <w:t>Assess their own media habits and name their own weak points; recognise that they were wrong about a claim and say so; work in a mixed international team; set a learning target and evaluate their progress against it.</w:t>
-            </w:r>
-          </w:p>
-        </w:tc>
-        <w:tc>
-          <w:tcPr>
-            <w:tcW w:type="dxa" w:w="1701"/>
-          </w:tcPr>
-          <w:p>
-            <w:pPr>
-              <w:spacing w:before="40" w:after="40"/>
-            </w:pPr>
-            <w:r/>
-            <w:r>
-              <w:rPr>
-                <w:b w:val="0"/>
-                <w:i w:val="0"/>
-                <w:sz w:val="17"/>
-              </w:rPr>
-              <w:t>D1.3, D2.2, every daily reflection group, D7.2</w:t>
-            </w:r>
-          </w:p>
-        </w:tc>
-        <w:tc>
-          <w:tcPr>
-            <w:tcW w:type="dxa" w:w="2268"/>
-          </w:tcPr>
-          <w:p>
-            <w:pPr>
-              <w:spacing w:before="40" w:after="40"/>
-            </w:pPr>
-            <w:r/>
-            <w:r>
-              <w:rPr>
-                <w:b w:val="0"/>
-                <w:i w:val="0"/>
-                <w:sz w:val="17"/>
-              </w:rPr>
-              <w:t>“My Digital Map” from Day 1 compared with the Day 7 reflection; the individual learning diary; Youthpass.</w:t>
-            </w:r>
-          </w:p>
-        </w:tc>
-      </w:tr>
-      <w:tr>
-        <w:tc>
-          <w:tcPr>
-            <w:tcW w:type="dxa" w:w="1701"/>
-          </w:tcPr>
-          <w:p>
-            <w:pPr>
-              <w:spacing w:before="40" w:after="40"/>
-            </w:pPr>
-            <w:r/>
-            <w:r>
-              <w:rPr>
-                <w:b/>
-                <w:i w:val="0"/>
-                <w:sz w:val="17"/>
-              </w:rPr>
-              <w:t>KC2 Multilingual</w:t>
-            </w:r>
-          </w:p>
-        </w:tc>
-        <w:tc>
-          <w:tcPr>
-            <w:tcW w:type="dxa" w:w="3742"/>
-          </w:tcPr>
-          <w:p>
-            <w:pPr>
-              <w:spacing w:before="40" w:after="40"/>
-            </w:pPr>
-            <w:r/>
-            <w:r>
-              <w:rPr>
-                <w:b w:val="0"/>
-                <w:i w:val="0"/>
-                <w:sz w:val="17"/>
-              </w:rPr>
-              <w:t>Work and produce a shared result in English at a functional level; support and be supported across languages; understand that information circulates differently inside a minority language.</w:t>
-            </w:r>
-          </w:p>
-        </w:tc>
-        <w:tc>
-          <w:tcPr>
-            <w:tcW w:type="dxa" w:w="1701"/>
-          </w:tcPr>
-          <w:p>
-            <w:pPr>
-              <w:spacing w:before="40" w:after="40"/>
-            </w:pPr>
-            <w:r/>
-            <w:r>
-              <w:rPr>
-                <w:b w:val="0"/>
-                <w:i w:val="0"/>
-                <w:sz w:val="17"/>
-              </w:rPr>
-              <w:t>All mixed-team sessions; D2.3, D5.3</w:t>
-            </w:r>
-          </w:p>
-        </w:tc>
-        <w:tc>
-          <w:tcPr>
-            <w:tcW w:type="dxa" w:w="2268"/>
-          </w:tcPr>
-          <w:p>
-            <w:pPr>
-              <w:spacing w:before="40" w:after="40"/>
-            </w:pPr>
-            <w:r/>
-            <w:r>
-              <w:rPr>
-                <w:b w:val="0"/>
-                <w:i w:val="0"/>
-                <w:sz w:val="17"/>
-              </w:rPr>
-              <w:t>The manipulation grid produced in four languages; the media products in English plus a local language.</w:t>
-            </w:r>
-          </w:p>
-        </w:tc>
-      </w:tr>
-      <w:tr>
-        <w:tc>
-          <w:tcPr>
-            <w:tcW w:type="dxa" w:w="1701"/>
-          </w:tcPr>
-          <w:p>
-            <w:pPr>
-              <w:spacing w:before="40" w:after="40"/>
-            </w:pPr>
-            <w:r/>
-            <w:r>
-              <w:rPr>
-                <w:b/>
-                <w:i w:val="0"/>
-                <w:sz w:val="17"/>
-              </w:rPr>
-              <w:t>KC8 Cultural awareness and expression</w:t>
-            </w:r>
-          </w:p>
-        </w:tc>
-        <w:tc>
-          <w:tcPr>
-            <w:tcW w:type="dxa" w:w="3742"/>
-          </w:tcPr>
-          <w:p>
-            <w:pPr>
-              <w:spacing w:before="40" w:after="40"/>
-            </w:pPr>
-            <w:r/>
-            <w:r>
-              <w:rPr>
-                <w:b w:val="0"/>
-                <w:i w:val="0"/>
-                <w:sz w:val="17"/>
-              </w:rPr>
-              <w:t>Recognise how stereotypes about their own and other communities are built and amplified; present a message visually and narratively; understand the host community from inside it.</w:t>
-            </w:r>
-          </w:p>
-        </w:tc>
-        <w:tc>
-          <w:tcPr>
-            <w:tcW w:type="dxa" w:w="1701"/>
-          </w:tcPr>
-          <w:p>
-            <w:pPr>
-              <w:spacing w:before="40" w:after="40"/>
-            </w:pPr>
-            <w:r/>
-            <w:r>
-              <w:rPr>
-                <w:b w:val="0"/>
-                <w:i w:val="0"/>
-                <w:sz w:val="17"/>
-              </w:rPr>
-              <w:t>D2.2, D5.2, D5.3, D6.1, D6.2</w:t>
-            </w:r>
-          </w:p>
-        </w:tc>
-        <w:tc>
-          <w:tcPr>
-            <w:tcW w:type="dxa" w:w="2268"/>
-          </w:tcPr>
-          <w:p>
-            <w:pPr>
-              <w:spacing w:before="40" w:after="40"/>
-            </w:pPr>
-            <w:r/>
-            <w:r>
-              <w:rPr>
-                <w:b w:val="0"/>
-                <w:i w:val="0"/>
-                <w:sz w:val="17"/>
-              </w:rPr>
-              <w:t>The stereotype analysis in mixed teams; the intercultural evening; the four media products.</w:t>
-            </w:r>
-          </w:p>
-        </w:tc>
-      </w:tr>
-      <w:tr>
-        <w:tc>
-          <w:tcPr>
-            <w:tcW w:type="dxa" w:w="1701"/>
-          </w:tcPr>
-          <w:p>
-            <w:pPr>
-              <w:spacing w:before="40" w:after="40"/>
-            </w:pPr>
-            <w:r/>
-            <w:r>
-              <w:rPr>
-                <w:b/>
-                <w:i w:val="0"/>
-                <w:sz w:val="17"/>
-              </w:rPr>
-              <w:t>KC7 Entrepreneurship</w:t>
-            </w:r>
-          </w:p>
-        </w:tc>
-        <w:tc>
-          <w:tcPr>
-            <w:tcW w:type="dxa" w:w="3742"/>
-          </w:tcPr>
-          <w:p>
-            <w:pPr>
-              <w:spacing w:before="40" w:after="40"/>
-            </w:pPr>
-            <w:r/>
-            <w:r>
-              <w:rPr>
-                <w:b w:val="0"/>
-                <w:i w:val="0"/>
-                <w:sz w:val="17"/>
-              </w:rPr>
-              <w:t>Turn an idea into a plan with a date, a venue, an audience, partners and named responsibilities; carry it out and report on it.</w:t>
-            </w:r>
-          </w:p>
-        </w:tc>
-        <w:tc>
-          <w:tcPr>
-            <w:tcW w:type="dxa" w:w="1701"/>
-          </w:tcPr>
-          <w:p>
-            <w:pPr>
-              <w:spacing w:before="40" w:after="40"/>
-            </w:pPr>
-            <w:r/>
-            <w:r>
-              <w:rPr>
-                <w:b w:val="0"/>
-                <w:i w:val="0"/>
-                <w:sz w:val="17"/>
-              </w:rPr>
-              <w:t>D6.3 and the four local initiatives, months 6–15</w:t>
-            </w:r>
-          </w:p>
-        </w:tc>
-        <w:tc>
-          <w:tcPr>
-            <w:tcW w:type="dxa" w:w="2268"/>
-          </w:tcPr>
-          <w:p>
-            <w:pPr>
-              <w:spacing w:before="40" w:after="40"/>
-            </w:pPr>
-            <w:r/>
-            <w:r>
-              <w:rPr>
-                <w:b w:val="0"/>
-                <w:i w:val="0"/>
-                <w:sz w:val="17"/>
-              </w:rPr>
-              <w:t>The four initiative plans with owners and deadlines; the reports on the initiatives held.</w:t>
-            </w:r>
-          </w:p>
-        </w:tc>
-      </w:tr>
-      <w:tr>
-        <w:tc>
-          <w:tcPr>
-            <w:tcW w:type="dxa" w:w="1701"/>
-          </w:tcPr>
-          <w:p>
-            <w:pPr>
-              <w:spacing w:before="40" w:after="40"/>
-            </w:pPr>
-            <w:r/>
-            <w:r>
-              <w:rPr>
-                <w:b/>
-                <w:i w:val="0"/>
-                <w:sz w:val="17"/>
-              </w:rPr>
-              <w:t>KC3 Mathematical, science and technology</w:t>
-            </w:r>
-            <w:r>
-              <w:rPr>
-                <w:b w:val="0"/>
-                <w:i w:val="0"/>
-                <w:sz w:val="17"/>
-              </w:rPr>
-              <w:t xml:space="preserve"> </w:t>
-            </w:r>
-            <w:r>
-              <w:rPr>
-                <w:b w:val="0"/>
-                <w:i/>
-                <w:sz w:val="17"/>
-              </w:rPr>
-              <w:t>secondary</w:t>
-            </w:r>
-          </w:p>
-        </w:tc>
-        <w:tc>
-          <w:tcPr>
-            <w:tcW w:type="dxa" w:w="3742"/>
-          </w:tcPr>
-          <w:p>
-            <w:pPr>
-              <w:spacing w:before="40" w:after="40"/>
-            </w:pPr>
-            <w:r/>
-            <w:r>
-              <w:rPr>
-                <w:b w:val="0"/>
-                <w:i w:val="0"/>
-                <w:sz w:val="17"/>
-              </w:rPr>
-              <w:t>Read a statistic critically: check the population measured, the year, the sample and what the figure does not say; recognise a graph designed to mislead.</w:t>
-            </w:r>
-          </w:p>
-        </w:tc>
-        <w:tc>
-          <w:tcPr>
-            <w:tcW w:type="dxa" w:w="1701"/>
-          </w:tcPr>
-          <w:p>
-            <w:pPr>
-              <w:spacing w:before="40" w:after="40"/>
-            </w:pPr>
-            <w:r/>
-            <w:r>
-              <w:rPr>
-                <w:b w:val="0"/>
-                <w:i w:val="0"/>
-                <w:sz w:val="17"/>
-              </w:rPr>
-              <w:t>D2.1, D4.1</w:t>
-            </w:r>
-          </w:p>
-        </w:tc>
-        <w:tc>
-          <w:tcPr>
-            <w:tcW w:type="dxa" w:w="2268"/>
-          </w:tcPr>
-          <w:p>
-            <w:pPr>
-              <w:spacing w:before="40" w:after="40"/>
-            </w:pPr>
-            <w:r/>
-            <w:r>
-              <w:rPr>
-                <w:b w:val="0"/>
-                <w:i w:val="0"/>
-                <w:sz w:val="17"/>
-              </w:rPr>
-              <w:t>The statistics exercise inside D2.1; the verdicts, where numerical claims appear.</w:t>
-            </w:r>
-          </w:p>
-        </w:tc>
-      </w:tr>
-    </w:tbl>
-    <w:p>
-      <w:pPr>
-        <w:spacing w:after="0"/>
-      </w:pPr>
     </w:p>
     <w:p>
       <w:pPr>
@@ -10820,7 +10003,196 @@
           <w:b w:val="0"/>
           <w:i w:val="0"/>
         </w:rPr>
-        <w:t>We are careful about what we claim: seven days do not produce expert fact-checkers. What they produce is a reflex — the pause before sharing — and four techniques the participant can actually perform, which is what objective O2 measures and what the observation grid records.</w:t>
+        <w:t xml:space="preserve">The centre of it is </w:t>
+      </w:r>
+      <w:r>
+        <w:rPr>
+          <w:b/>
+          <w:i w:val="0"/>
+        </w:rPr>
+        <w:t>digital competence (KC4)</w:t>
+      </w:r>
+      <w:r>
+        <w:rPr>
+          <w:b w:val="0"/>
+          <w:i w:val="0"/>
+        </w:rPr>
+        <w:t>, and it is built in an order rather than all at once. A participant arrives fluent at using a phone and untrained at interrogating what appears on it. On Day 1 they map one ordinary day of their own media diet, which for most is the first time anyone has asked them to look at it. By the end of Day 2 they can name the mechanics that were used on them — the emotional headline, the cropped context, the borrowed authority, the number quoted without its population or its year — because they have just been taken in by them in front of their team. On Day 3 they generate AI content themselves, try to fool the others with it, and then write the sheet of indicators they will use afterwards to recognise it. By Day 4 they carry out four techniques on a real viral claim without being prompted: finding the source and the author, checking the date and the original context, comparing against two independent sources, and testing an image or a claim, reverse image search included. The evidence is the practical test taken in month 2 and again in month 18, the observation grid applied on Day 4, the AI-recognition sheet they wrote and the four media products.</w:t>
+      </w:r>
+    </w:p>
+    <w:p>
+      <w:pPr>
+        <w:jc w:val="both"/>
+      </w:pPr>
+      <w:r>
+        <w:rPr>
+          <w:b w:val="0"/>
+          <w:i w:val="0"/>
+        </w:rPr>
+        <w:t xml:space="preserve">The same days build </w:t>
+      </w:r>
+      <w:r>
+        <w:rPr>
+          <w:b/>
+          <w:i w:val="0"/>
+        </w:rPr>
+        <w:t>literacy (KC1)</w:t>
+      </w:r>
+      <w:r>
+        <w:rPr>
+          <w:b w:val="0"/>
+          <w:i w:val="0"/>
+        </w:rPr>
+        <w:t xml:space="preserve"> in a way that school rarely reaches. Participants learn to separate what a text states from what it implies and from what its author merely believes, to see framing as a choice someone made, and then to do the harder thing: write a verdict on a claim that another person can follow, check and disagree with, sources named. The manipulation grid they produce on Day 2 and the four written verdicts of Day 4 are what show it.</w:t>
+      </w:r>
+    </w:p>
+    <w:p>
+      <w:pPr>
+        <w:jc w:val="both"/>
+      </w:pPr>
+      <w:r>
+        <w:rPr>
+          <w:b w:val="0"/>
+          <w:i w:val="0"/>
+        </w:rPr>
+        <w:t xml:space="preserve">The competence we care about most is also the least comfortable. </w:t>
+      </w:r>
+      <w:r>
+        <w:rPr>
+          <w:b/>
+          <w:i w:val="0"/>
+        </w:rPr>
+        <w:t>Personal, social and learning-to-learn competence (KC5)</w:t>
+      </w:r>
+      <w:r>
+        <w:rPr>
+          <w:b w:val="0"/>
+          <w:i w:val="0"/>
+        </w:rPr>
+        <w:t xml:space="preserve"> is built by being wrong in public and surviving it: on Day 2 every team commits to a judgement before the answer is revealed, and the facilitators get some items wrong too, on purpose and visibly. A sixteen-year-old who has said out loud “I was sure and I was wrong” has learned something that no lecture on media literacy delivers. Around it sit the ordinary skills of working in a team nobody chose — a group of seven from a mountain commune, seven from the İstanbul periphery and seven from small Aegean islands, recomposed daily so no one settles into a national corner. Each participant re-reads their Day 1 digital map on Day 7 against their own learning diary and names, with evidence, what changed; that comparison and Youthpass are the record.</w:t>
+      </w:r>
+    </w:p>
+    <w:p>
+      <w:pPr>
+        <w:jc w:val="both"/>
+      </w:pPr>
+      <w:r>
+        <w:rPr>
+          <w:b/>
+          <w:i w:val="0"/>
+        </w:rPr>
+        <w:t>Citizenship competence (KC6)</w:t>
+      </w:r>
+      <w:r>
+        <w:rPr>
+          <w:b w:val="0"/>
+          <w:i w:val="0"/>
+        </w:rPr>
+        <w:t xml:space="preserve"> is where the topic stops being about phones. Participants come to be able to say why verification is a condition of taking part in democratic life rather than a technical hobby, to argue a position with evidence and accept being refuted by it, and to sit down with adults who are not their teachers: on Day 5 with residents of the host commune and municipal representatives, asking what false information actually circulates there and who it hurts. Then they design and lead something themselves. The group agreement they negotiate on Day 1, the Day 5 record and the four local initiative plans are the evidence, and the initiatives themselves are the proof.</w:t>
+      </w:r>
+    </w:p>
+    <w:p>
+      <w:pPr>
+        <w:jc w:val="both"/>
+      </w:pPr>
+      <w:r>
+        <w:rPr>
+          <w:b w:val="0"/>
+          <w:i w:val="0"/>
+        </w:rPr>
+        <w:t xml:space="preserve">Two competences grow because of how the group is composed rather than because of a session. </w:t>
+      </w:r>
+      <w:r>
+        <w:rPr>
+          <w:b/>
+          <w:i w:val="0"/>
+        </w:rPr>
+        <w:t>Multilingual competence (KC2)</w:t>
+      </w:r>
+      <w:r>
+        <w:rPr>
+          <w:b w:val="0"/>
+          <w:i w:val="0"/>
+        </w:rPr>
+        <w:t xml:space="preserve"> develops through seven days of working in English at a functional level with people whose English is also imperfect, interpreting for each other, and discovering that information circulates differently inside a minority language — a point our Hungarian-speaking participants can make from experience and the Greek group recognises at once. </w:t>
+      </w:r>
+      <w:r>
+        <w:rPr>
+          <w:b/>
+          <w:i w:val="0"/>
+        </w:rPr>
+        <w:t>Cultural awareness and expression (KC8)</w:t>
+      </w:r>
+      <w:r>
+        <w:rPr>
+          <w:b w:val="0"/>
+          <w:i w:val="0"/>
+        </w:rPr>
+        <w:t xml:space="preserve"> grows from analysing, in mixed teams, how a stereotype about their own community is built and passed on, with someone from that community in the room, and then from making something: a short video or an infographic that has to be clear, honest and watchable. The manipulation grid in four languages, the intercultural evening and the four media products carry it.</w:t>
+      </w:r>
+    </w:p>
+    <w:p>
+      <w:pPr>
+        <w:jc w:val="both"/>
+      </w:pPr>
+      <w:r>
+        <w:rPr>
+          <w:b w:val="0"/>
+          <w:i w:val="0"/>
+        </w:rPr>
+        <w:t xml:space="preserve">The follow-up carries </w:t>
+      </w:r>
+      <w:r>
+        <w:rPr>
+          <w:b/>
+          <w:i w:val="0"/>
+        </w:rPr>
+        <w:t>entrepreneurship competence (KC7)</w:t>
+      </w:r>
+      <w:r>
+        <w:rPr>
+          <w:b w:val="0"/>
+          <w:i w:val="0"/>
+        </w:rPr>
+        <w:t xml:space="preserve">: turning an idea into a plan with a date, a venue, an audience, partners and named responsibilities, then running it and reporting on what happened, which is a different skill from having the idea. </w:t>
+      </w:r>
+      <w:r>
+        <w:rPr>
+          <w:b/>
+          <w:i w:val="0"/>
+        </w:rPr>
+        <w:t>Mathematical and technological competence (KC3)</w:t>
+      </w:r>
+      <w:r>
+        <w:rPr>
+          <w:b w:val="0"/>
+          <w:i w:val="0"/>
+        </w:rPr>
+        <w:t xml:space="preserve"> is developed in one narrow but useful direction — reading a statistic critically, asking who was measured, when and how many, what the figure does not say, and recognising a graph built to mislead.</w:t>
+      </w:r>
+    </w:p>
+    <w:p>
+      <w:pPr>
+        <w:jc w:val="both"/>
+      </w:pPr>
+      <w:r>
+        <w:rPr>
+          <w:b w:val="0"/>
+          <w:i w:val="0"/>
+        </w:rPr>
+        <w:t>Attitudes are the part we can shape but not certify. What we are aiming at is a reflex, the two seconds of hesitation before sharing; a tolerance for finding out you were mistaken; the habit of asking who is telling me this and why now; and the confidence of a fifteen-year-old from a village who has stood in front of their own community and explained something the adults there did not know. We measure the first through the test and the grid and we report the rest as what participants say and do, not as a number we invented.</w:t>
+      </w:r>
+    </w:p>
+    <w:p>
+      <w:pPr>
+        <w:jc w:val="both"/>
+      </w:pPr>
+      <w:r>
+        <w:rPr>
+          <w:b w:val="0"/>
+          <w:i w:val="0"/>
+        </w:rPr>
+        <w:t>We are careful about what we claim. Seven days do not produce expert fact-checkers, and we will not write that they do. What seven days produce is that pause before sharing, four techniques a participant can actually perform under observation, and one local initiative each has led — which is exactly what objective O2 measures and what the observation grid records.</w:t>
       </w:r>
     </w:p>
     <w:p>
@@ -10834,7 +10206,7 @@
           <w:color w:val="5A5A5A"/>
           <w:sz w:val="16"/>
         </w:rPr>
-        <w:t>≈ 3,781 characters (assumed form limit 6,000 — within limit)</w:t>
+        <w:t>≈ 5,998 characters (assumed form limit 6,000 — within limit)</w:t>
       </w:r>
     </w:p>
     <w:tbl>
@@ -10871,7 +10243,7 @@
                 <w:color w:val="003D82"/>
                 <w:sz w:val="20"/>
               </w:rPr>
-              <w:t>What are the basic elements of the activity? Please describe at the very least the venue(s), non-formal learning methods and the daily programme.</w:t>
+              <w:t>What are the basic elements of the activity? Please describe at the very least the venue(s), non formal learning methods used, aims of the session etc.</w:t>
             </w:r>
           </w:p>
         </w:tc>
@@ -10891,19 +10263,21 @@
           <w:b w:val="0"/>
           <w:i w:val="0"/>
         </w:rPr>
-        <w:t>The activity is hosted in an accommodation unit inside the Napoca Porolissum territory, in the Apuseni Mountains, Cluj County, rather than in a neutral host city: 58.5% of the young people we surveyed asked for activities in or near their own locality, and the host community is part of the programme on Day 5. It needs 30 places, a plenary room, four small-team spaces, stable internet and accessibility. [TO CONFIRM: the unit, with a written offer.]</w:t>
+        <w:t xml:space="preserve">The activity is hosted in </w:t>
       </w:r>
-    </w:p>
-    <w:p>
-      <w:pPr>
-        <w:jc w:val="both"/>
-      </w:pPr>
+      <w:r>
+        <w:rPr>
+          <w:b/>
+          <w:i w:val="0"/>
+        </w:rPr>
+        <w:t>Beliș, Cluj County</w:t>
+      </w:r>
       <w:r>
         <w:rPr>
           <w:b w:val="0"/>
           <w:i w:val="0"/>
         </w:rPr>
-        <w:t>Among the non-formal learning methods, learning through controlled error is the central one: participants receive the false material, commit to a judgement, and only then learn the verdict — the surprise is the instrument that works on overconfidence, used on Day 2 before any teaching. Around it: mixed teams recomposed daily; simulation and role play (the verification newsroom D4.1, the information tribunal D2.3, the escape room D3.3); structured debate under the rule that every claim must be evidenced, facilitators included; peer teaching (D3.2); media production as applied learning on Day 6; daily reflection in the national group in the participant’s own language, then in plenary, with a learning diary, and what comes out of it visibly changes the next day (D1.5, D2.4, D3.5, D4.4, D6.4); and outdoor activities in the territory. There are no lectures: every session produces an output or a decision taken by the participants themselves.</w:t>
+        <w:t xml:space="preserve"> — one of the 14 communes of the Napoca Porolissum territory, high in the Apuseni Mountains on the shore of Lake Fântânele. The choice is not convenience. In our survey 58.5% of the young people asked for activities in or near their own locality, so the exchange happens inside the territory and the host community joins the programme on Day 5. We already work in Beliș — our LINC arts festival and one of our Christmas markets are held there — so the municipality relationship and the practical arrangements are known quantities. And Beliș suits the subject: the old village was submerged in the 1970s for the Fântânele reservoir and rebuilt higher up, so what people there say about their own past already comes in layers.</w:t>
       </w:r>
     </w:p>
     <w:p>
@@ -10915,7 +10289,31 @@
           <w:b w:val="0"/>
           <w:i w:val="0"/>
         </w:rPr>
-        <w:t>The daily programme runs as follows, with 8 and 16 August as travel days. Day 0 is arrival, accommodation and the guided safety tour with an evacuation drill (D0.1).</w:t>
+        <w:t>Practically the venue must provide 30 places in rooms that keep minors with minors and leaders on their groups’ floors, a plenary room for 27, four small-team spaces, accessibility, and internet that holds — a programme about checking things online cannot run on a connection that drops mid-session, so connectivity is measured on site during the preparatory visit in month 3. [TO CONFIRM: the unit in Beliș, with a written offer and a connection test.]</w:t>
+      </w:r>
+    </w:p>
+    <w:p>
+      <w:pPr>
+        <w:jc w:val="both"/>
+      </w:pPr>
+      <w:r>
+        <w:rPr>
+          <w:b w:val="0"/>
+          <w:i w:val="0"/>
+        </w:rPr>
+        <w:t>The central non-formal method is learning through controlled error: participants receive the false material, commit to a judgement, and only then learn the verdict — the surprise is what works on overconfidence, and it comes on Day 2 before any teaching. Around it: mixed teams of five or six recomposed daily; simulation and role play (the newsroom D4.1, the tribunal D2.3, the escape room D3.3); structured debate where every claim must be evidenced, facilitators included; peer teaching (D3.2); media production on Day 6; daily reflection in the national group in the participant’s own language and then in plenary, with a learning diary, where what comes out visibly changes the next day; and outdoor activities. There are no lectures: every session ends in an output or a decision taken by the participants themselves.</w:t>
+      </w:r>
+    </w:p>
+    <w:p>
+      <w:pPr>
+        <w:jc w:val="both"/>
+      </w:pPr>
+      <w:r>
+        <w:rPr>
+          <w:b w:val="0"/>
+          <w:i w:val="0"/>
+        </w:rPr>
+        <w:t>The programme runs over seven activity days, with 8 and 16 August as travel days. Day 0 is arrival, accommodation and the guided safety tour with an evacuation drill (D0.1).</w:t>
       </w:r>
     </w:p>
     <w:p>
@@ -10934,7 +10332,7 @@
           <w:b w:val="0"/>
           <w:i w:val="0"/>
         </w:rPr>
-        <w:t xml:space="preserve"> O1, O2. The group forms itself and looks at its own habits before anyone teaches: mixed-team formation (D1.1), the group agreement the participants negotiate themselves, with non-discrimination and respect for all languages present as non-negotiable clauses (D1.2), “My Digital Map”, in which each maps one ordinary day of their own media diet (D1.3), and the safety, safeguarding and Youthpass briefing (D1.4). Outputs: four mixed teams of five, each with members of all three national groups; a signed group agreement; 20 digital maps kept for Day 7. Claudiu Iancu and Marilena Georgescu with Facilitator 1.</w:t>
+        <w:t xml:space="preserve"> O1, O2. Aim: form the group and make it look at its own habits before anyone teaches. Mixed-team formation (D1.1); the group agreement the participants negotiate themselves, non-discrimination and respect for all languages present being non-negotiable (D1.2); “My Digital Map”, one ordinary day of each participant’s media diet (D1.3); the safety, safeguarding and Youthpass briefing (D1.4).</w:t>
       </w:r>
     </w:p>
     <w:p>
@@ -10953,7 +10351,7 @@
           <w:b w:val="0"/>
           <w:i w:val="0"/>
         </w:rPr>
-        <w:t xml:space="preserve"> O1, O2. The controlled-error day: teams commit to a verdict on a mixed set of real and false items, including two misleading statistics and a manipulated graph, before the answer key is revealed (D2.1); then the mechanics of manipulation — emotional headlines, cropped context, false authority, numbers out of context — worked on the real cases their own communities brought, including content carrying ethnic, gender and migration stereotypes (D2.2); and a debate on where opinion ends and falsehood begins (D2.3). Output: the manipulation grid in four languages. Claudiu Iancu with Facilitators 1 and 2; KEA leads the strand on information in small island communities.</w:t>
+        <w:t xml:space="preserve"> O1, O2. Aim: break untrained confidence and replace it with named mechanics. Teams commit to a verdict on a mixed set of real and false items before the answer key is revealed (D2.1); then the mechanics of manipulation, worked on real cases from their own communities, including content carrying ethnic, gender and migration stereotypes (D2.2); and a debate on where opinion ends and falsehood begins (D2.3). KEA leads the strand on how information travels in island communities.</w:t>
       </w:r>
     </w:p>
     <w:p>
@@ -10972,7 +10370,7 @@
           <w:b w:val="0"/>
           <w:i w:val="0"/>
         </w:rPr>
-        <w:t xml:space="preserve"> O1, O2. Participants generate AI content themselves and try to fool each other, then write their own recognition sheet (D3.1); four teams each test a free verification tool and teach it to the others (D3.2); the verification route is drilled as an escape room until automatic (D3.3); the group writes the AI-use rule it will apply on Day 6 (D3.4). Outputs: the AI-recognition sheet, an annotated tool list with one national verification resource per partner country, the group’s AI-use rule. Tahsin Altay and the GGD facilitator, with Claudiu Iancu and Livia Golovatic.</w:t>
+        <w:t xml:space="preserve"> O1, O2. Aim: understand generated content from the inside, which is what makes it recognisable. Participants generate AI content and try to fool each other, then write their own recognition sheet (D3.1); four teams each test a free verification tool and teach it to the others (D3.2); an escape room on digital traces (D3.3); the group writes its own rule on using AI honestly (D3.4). Led by GGD.</w:t>
       </w:r>
     </w:p>
     <w:p>
@@ -10984,14 +10382,14 @@
           <w:b/>
           <w:i w:val="0"/>
         </w:rPr>
-        <w:t>Day 4 — fact-checkers for a day. The assessed day.</w:t>
+        <w:t>Day 4 — fact-checkers for a day, the assessed day.</w:t>
       </w:r>
       <w:r>
         <w:rPr>
           <w:b w:val="0"/>
           <w:i w:val="0"/>
         </w:rPr>
-        <w:t xml:space="preserve"> O2. A three-hour verification newsroom in which mixed teams take real viral claims through the full route to a documented verdict, facilitators intervening only when asked (D4.1). This is where the observation grid for O2 is applied: each of the four group leaders observes one mixed team, Facilitators 1 and 2 independently double-score five participants each — half the cohort scored twice — and the Learning Programme Coordinator moderates without scoring. Then cross-examination of each verdict (D4.2) and a collective analysis of the day’s errors, the facilitators’ included (D4.3). Outputs: four documented verdicts with sources, and per-participant data on all four techniques.</w:t>
+        <w:t xml:space="preserve"> O2. Aim: have every participant perform the four techniques under observation. A three-hour verification newsroom takes mixed teams through the full route to a documented verdict, facilitators intervening only when asked (D4.1); the observation grid is applied here — each group leader observes one team, the two facilitators independently double-score ten of the twenty-one, and the Learning Programme Coordinator moderates without scoring; then cross-examination of each verdict (D4.2) and a collective analysis of the day’s errors, the facilitators’ included (D4.3).</w:t>
       </w:r>
     </w:p>
     <w:p>
@@ -11010,7 +10408,7 @@
           <w:b w:val="0"/>
           <w:i w:val="0"/>
         </w:rPr>
-        <w:t xml:space="preserve"> O3. A visit to a village of the territory (D5.1) and a facilitated dialogue with residents and municipal representatives on the rumours circulating there and who gets hurt (D5.2) — that record becomes the working material for Day 6. The intercultural evening closes the day (D5.3). Method led by KEA’s social worker and counsellor, local relationship by Livia Golovatic.</w:t>
+        <w:t xml:space="preserve"> O3. Aim: see what disinformation does to a real place and to real people. A visit in and around Beliș (D5.1); a facilitated dialogue with residents and municipal representatives on the rumours that circulate there and who gets hurt (D5.2), whose record is the working material for Day 6; the intercultural evening (D5.3). Method led by KEA’s social worker and counsellor.</w:t>
       </w:r>
     </w:p>
     <w:p>
@@ -11029,7 +10427,7 @@
           <w:b w:val="0"/>
           <w:i w:val="0"/>
         </w:rPr>
-        <w:t xml:space="preserve"> O3. Led by GGD: how a short video or infographic is built to be clear and honest (D6.1), then production, each team debunking a Day 5 myth under the AI-use rule the group wrote on Day 3 (D6.2). In parallel the national groups plan their local initiatives on a common template supplied by KEA — date, venue, audience, partner, responsibilities, indicator (D6.3). Outputs: four media products in English plus a local language, four initiative plans with owners and deadlines.</w:t>
+        <w:t xml:space="preserve"> O3. Aim: turn what they can check into something other people will watch. Led by GGD: how a short video or infographic is built to be clear and honest (D6.1); production, each team debunking a Day 5 myth under the group’s own AI-use rule (D6.2); and in parallel the groups plan their local initiatives on KEA’s template — date, venue, audience, partner, responsibilities, indicator (D6.3).</w:t>
       </w:r>
     </w:p>
     <w:p>
@@ -11048,7 +10446,7 @@
           <w:b w:val="0"/>
           <w:i w:val="0"/>
         </w:rPr>
-        <w:t xml:space="preserve"> O1, O2, O3. A public presentation by the participants to guests from the community, the municipalities and the press (D7.1); the Youthpass session, where each participant re-reads their Day 1 digital map against their learning diary and names, with evidence, what changed (D7.2); a participatory evaluation (D7.3); and the written, public commitments to the four local initiatives (D7.4). Outputs: 20 Youthpass certificates plus 4 for the group leaders, and four signed commitments.</w:t>
+        <w:t xml:space="preserve"> O1, O2, O3. Aim: close the learning in public and in writing. A public presentation to guests from Beliș, the neighbouring communes and the press (D7.1); the Youthpass session, where each re-reads their Day 1 digital map against their learning diary and names, with evidence, what changed (D7.2); a participatory evaluation (D7.3); and the written, public commitments to the four local initiatives (D7.4).</w:t>
       </w:r>
     </w:p>
     <w:p>
@@ -11060,7 +10458,7 @@
           <w:b w:val="0"/>
           <w:i w:val="0"/>
         </w:rPr>
-        <w:t>The full programme is annexed as the project timetable, where every session carries five attributes: the objective it serves, the non-formal method, the key competences it builds, the output it produces and the person responsible. The session codes above match the competence matrix and the timetable exactly.</w:t>
+        <w:t>Every output belongs to the participants: the group agreement, 21 digital maps, the manipulation grid in four languages, the AI-recognition sheet and AI-use rule, four documented verdicts, four media products in English plus a local language, four initiative plans with named owners, and 25 Youthpass certificates. The full programme is annexed as the project timetable, where each session carries its objective, method, competences, output and the person responsible, and the session codes above match it exactly.</w:t>
       </w:r>
     </w:p>
     <w:p>
@@ -11074,7 +10472,7 @@
           <w:color w:val="5A5A5A"/>
           <w:sz w:val="16"/>
         </w:rPr>
-        <w:t>≈ 5,995 characters (assumed form limit 6,000 — within limit)</w:t>
+        <w:t>≈ 5,996 characters (assumed form limit 6,000 — within limit)</w:t>
       </w:r>
     </w:p>
     <w:tbl>
@@ -11259,7 +10657,7 @@
           <w:b w:val="0"/>
           <w:i w:val="0"/>
         </w:rPr>
-        <w:t>It begins in month 2 with the baseline, when all 20 participants take the fifteen-item practical verification test before any learning activity, together with a short questionnaire on media habits. That establishes the starting value for the first objective and tells the facilitators what the group actually cannot do, which is not always what they say they cannot do. Four joint online sessions of 90 minutes follow in months 3 and 4, held in mixed national teams: meeting each other and drafting the group agreement, choosing the local cases to be analysed, distributing roles and preparing the intercultural evening, and finally safety, digital rules and practical arrangements.</w:t>
+        <w:t>It begins in month 2 with the baseline, when all 21 participants take the fifteen-item practical verification test before any learning activity, together with a short questionnaire on media habits. That establishes the starting value for the first objective and tells the facilitators what the group actually cannot do, which is not always what they say they cannot do. Four joint online sessions of 90 minutes follow in months 3 and 4, held in mixed national teams: meeting each other and drafting the group agreement, choosing the local cases to be analysed, distributing roles and preparing the intercultural evening, and finally safety, digital rules and practical arrangements.</w:t>
       </w:r>
     </w:p>
     <w:p>
@@ -11307,7 +10705,7 @@
           <w:b w:val="0"/>
           <w:i w:val="0"/>
         </w:rPr>
-        <w:t>Support does not stop when they get off the bus. The cohort communication group stays open for 18 months, and each participant leaves with a written commitment and a role in a local initiative that the group leader supports them through: the initiative is theirs to run, but they are not left alone to run it. A joint online meeting in month 10 lets the groups that have already delivered pass on what they learned, a follow-up questionnaire in month 12 and the final test in month 18 close the loop, and the participatory evaluation session in month 17 brings the twenty back into the project as evaluators rather than beneficiaries.</w:t>
+        <w:t>Support does not stop when they get off the bus. The cohort communication group stays open for 18 months, and each participant leaves with a written commitment and a role in a local initiative that the group leader supports them through: the initiative is theirs to run, but they are not left alone to run it. A joint online meeting in month 10 lets the groups that have already delivered pass on what they learned, a follow-up questionnaire in month 12 and the final test in month 18 close the loop, and the participatory evaluation session in month 17 brings the twenty-one back into the project as evaluators rather than beneficiaries.</w:t>
       </w:r>
     </w:p>
     <w:p>
@@ -11321,7 +10719,7 @@
           <w:color w:val="5A5A5A"/>
           <w:sz w:val="16"/>
         </w:rPr>
-        <w:t>≈ 4,230 characters (assumed form limit 6,000 — within limit)</w:t>
+        <w:t>≈ 4,234 characters (assumed form limit 6,000 — within limit)</w:t>
       </w:r>
     </w:p>
     <w:tbl>
@@ -11378,7 +10776,7 @@
           <w:b w:val="0"/>
           <w:i w:val="0"/>
         </w:rPr>
-        <w:t>All twenty participants are minors, so the measures below are specific rather than reassuring, and they meet the requirements the National Call sets for the mobility of minors: adequate preparation before departure with the parents involved, and group leaders selected for their competence in working with minors and in preventing and handling conflict, bullying and abuse, who prepare alongside the young people and commit in writing to the rules.</w:t>
+        <w:t>All twenty-one participants are minors, so the measures below are specific rather than reassuring, and they meet the requirements the National Call sets for the mobility of minors: adequate preparation before departure with the parents involved, and group leaders selected for their competence in working with minors and in preventing and handling conflict, bullying and abuse, who prepare alongside the young people and commit in writing to the rules.</w:t>
       </w:r>
     </w:p>
     <w:p>
@@ -11402,7 +10800,7 @@
           <w:b w:val="0"/>
           <w:i w:val="0"/>
         </w:rPr>
-        <w:t>Protection of the participants rests on a child protection policy of the coordinating organisation, signed by every adult involved and presented to the participants on Day 1. [TO CONFIRM: the policy must be adopted before submission.] Marilena Georgescu is the designated safeguarding focal point, sits outside the facilitation team, is introduced in person on Day 1, and her contact details go to participants and parents before departure, with a named counterpart in each partner organisation. Written parental consents for participation, travel, emergency medical care and use of images are obtained before departure and notarised where national law requires it, as is expected for the Turkish group. The code of conduct is negotiated with the participants themselves on Day 1 rather than imposed, and includes non-discrimination, respect for all languages present and explicit rules on harassment and bullying. Insurance for health, accident and civil liability covers all 26 people for the whole travel period and is arranged and verified centrally by the coordinator rather than left to each sending organisation. An emergency protocol provides a 24/7 contact chain, the full list of parents’ contacts held by the coordinator and by each group leader, a designated reference medical facility identified during the preparatory visit, and an interpreter reachable for the Turkish and Greek groups. On data and digital protection, consent for photographs and video is explicit, no identifiable image of a minor is published without it, no personal data of third parties appears in the material produced, every piece of content goes through a two-step review with the safeguarding focal point approving, and all data is processed under the GDPR, stored in restricted folders and anonymised in the supporting file.</w:t>
+        <w:t>Protection of the participants rests on a child protection policy of the coordinating organisation, signed by every adult involved and presented to the participants on Day 1. [TO CONFIRM: the policy must be adopted before submission.] Marilena Georgescu is the designated safeguarding focal point, sits outside the facilitation team, is introduced in person on Day 1, and her contact details go to participants and parents before departure, with a named counterpart in each partner organisation. Written parental consents for participation, travel, emergency medical care and use of images are obtained before departure and notarised where national law requires it, as is expected for the Turkish group. The code of conduct is negotiated with the participants themselves on Day 1 rather than imposed, and includes non-discrimination, respect for all languages present and explicit rules on harassment and bullying. Insurance for health, accident and civil liability covers all 27 people for the whole travel period and is arranged and verified centrally by the coordinator rather than left to each sending organisation. An emergency protocol provides a 24/7 contact chain, the full list of parents’ contacts held by the coordinator and by each group leader, a designated reference medical facility identified during the preparatory visit, and an interpreter reachable for the Turkish and Greek groups. On data and digital protection, consent for photographs and video is explicit, no identifiable image of a minor is published without it, no personal data of third parties appears in the material produced, every piece of content goes through a two-step review with the safeguarding focal point approving, and all data is processed under the GDPR, stored in restricted folders and anonymised in the supporting file.</w:t>
       </w:r>
     </w:p>
     <w:p>
@@ -11428,7 +10826,7 @@
           <w:color w:val="5A5A5A"/>
           <w:sz w:val="16"/>
         </w:rPr>
-        <w:t>≈ 4,404 characters (assumed form limit 6,000 — within limit)</w:t>
+        <w:t>≈ 4,408 characters (assumed form limit 6,000 — within limit)</w:t>
       </w:r>
     </w:p>
     <w:tbl>
@@ -11509,7 +10907,7 @@
           <w:b w:val="0"/>
           <w:i w:val="0"/>
         </w:rPr>
-        <w:t>The follow-up is built so that the learning has somewhere to go. The local initiatives put the participants in front of other young people in their own community, which is the point at which the competence becomes theirs. The toolkit is left with the youth workers, librarians and community educators who see them week to week, so the method does not leave with us. Youthpass gives them a way to name and evidence what they gained, so they can use it in whatever they apply for next. And the twenty continue as peer trainers in the three organisations’ later activities, which means the project does not run alongside their learning and then stop: it leaves a competence, a document that describes it, and a place to keep using it.</w:t>
+        <w:t>The follow-up is built so that the learning has somewhere to go. The local initiatives put the participants in front of other young people in their own community, which is the point at which the competence becomes theirs. The toolkit is left with the youth workers, librarians and community educators who see them week to week, so the method does not leave with us. Youthpass gives them a way to name and evidence what they gained, so they can use it in whatever they apply for next. And the twenty-one continue as peer trainers in the three organisations’ later activities, which means the project does not run alongside their learning and then stop: it leaves a competence, a document that describes it, and a place to keep using it.</w:t>
       </w:r>
     </w:p>
     <w:p>
@@ -11523,7 +10921,7 @@
           <w:color w:val="5A5A5A"/>
           <w:sz w:val="16"/>
         </w:rPr>
-        <w:t>≈ 2,702 characters (assumed form limit 6,000 — within limit)</w:t>
+        <w:t>≈ 2,706 characters (assumed form limit 6,000 — within limit)</w:t>
       </w:r>
     </w:p>
     <w:p>
@@ -11697,7 +11095,7 @@
           <w:b w:val="0"/>
           <w:i w:val="0"/>
         </w:rPr>
-        <w:t>, for all 20 participants and all 4 group leaders. It is used as a process running from Day 1 to Day 7, as described above, and not as a certificate handed out at the door. Europass is not used in this project: our participants are 14 to 17 and are not in a mobility that produces a Europass Mobility document, so claiming it would be decoration. We would rather name one instrument we genuinely use well than two we use loosely. Alongside Youthpass, the coordinating organisation issues its own certificate of participation in Romanian and English, stating that the young person took part and naming the competences they developed through non-formal learning, with the evidence behind them — and that is all it claims. Participants and parents are told plainly what it is and what it is not, so that nobody is given an expectation the document cannot carry.</w:t>
+        <w:t>, for all 21 participants and all 4 group leaders. It is used as a process running from Day 1 to Day 7, as described above, and not as a certificate handed out at the door. Europass is not used in this project: our participants are 14 to 17 and are not in a mobility that produces a Europass Mobility document, so claiming it would be decoration. We would rather name one instrument we genuinely use well than two we use loosely. Alongside Youthpass, the coordinating organisation issues its own certificate of participation in Romanian and English, stating that the young person took part and naming the competences they developed through non-formal learning, with the evidence behind them — and that is all it claims. Participants and parents are told plainly what it is and what it is not, so that nobody is given an expectation the document cannot carry.</w:t>
       </w:r>
     </w:p>
     <w:p>
@@ -11776,7 +11174,7 @@
           <w:b/>
           <w:i w:val="0"/>
         </w:rPr>
-        <w:t>Yes. At least 12 of the 20 participants — 60%.</w:t>
+        <w:t>Yes. At least 13 of the 21 participants — 62%.</w:t>
       </w:r>
     </w:p>
     <w:p>
@@ -11859,7 +11257,7 @@
           <w:b w:val="0"/>
           <w:i w:val="0"/>
         </w:rPr>
-        <w:t>The first barrier these young people name is not money but information, since 37.5% say the reason opportunities pass them by is that they never hear about them. Outreach is therefore a project activity with its own indicator — a target of at least 60 applications for 20 places — rather than an administrative formality. We work through the youth networks the three organisations already run, including the Rural Youth Parliament and the participants of previous activities, because those are the people who can say what an exchange is actually like; peer-to-peer, since friends are the channel for 38.5% of them; through social media, the channel for 49.0%, in a format adapted to the age group and produced with young people already active in the organisations rather than written by staff and posted at them; through libraries, community centres and local youth spaces, where the call is presented in person rather than pinned up; and through the Social Inclusion Centre and the UNIC — Porolissum project, which work directly with vulnerable households and reach young people who would never see an online call. The call is also carried into the schools of the territory, because that is where half of these young people say they hear about opportunities, but as an information channel only. We do not use municipal noticeboards, which reach 6.2% of this age group: the 14 partner municipalities are used for validating the need and hosting activities, not for recruitment, and saying that plainly is what our own data requires.</w:t>
+        <w:t>The first barrier these young people name is not money but information, since 37.5% say the reason opportunities pass them by is that they never hear about them. Outreach is therefore a project activity with its own indicator — a target of at least 63 applications for 21 places — rather than an administrative formality. We work through the youth networks the three organisations already run, including the Rural Youth Parliament and the participants of previous activities, because those are the people who can say what an exchange is actually like; peer-to-peer, since friends are the channel for 38.5% of them; through social media, the channel for 49.0%, in a format adapted to the age group and produced with young people already active in the organisations rather than written by staff and posted at them; through libraries, community centres and local youth spaces, where the call is presented in person rather than pinned up; and through the Social Inclusion Centre and the UNIC — Porolissum project, which work directly with vulnerable households and reach young people who would never see an online call. The call is also carried into the schools of the territory, because that is where half of these young people say they hear about opportunities, but as an information channel only. We do not use municipal noticeboards, which reach 6.2% of this age group: the 14 partner municipalities are used for validating the need and hosting activities, not for recruitment, and saying that plainly is what our own data requires.</w:t>
       </w:r>
     </w:p>
     <w:p>
@@ -11957,7 +11355,7 @@
           <w:b w:val="0"/>
           <w:i w:val="0"/>
         </w:rPr>
-        <w:t>, before and after the physical activity. Approximately 26 persons take part: 20 participants, 4 group leaders and 2 facilitators.</w:t>
+        <w:t>, before and after the physical activity. Approximately 27 persons take part: 21 participants, 4 group leaders and 2 facilitators.</w:t>
       </w:r>
     </w:p>
     <w:p>
@@ -12322,7 +11720,7 @@
           <w:b w:val="0"/>
           <w:i w:val="0"/>
         </w:rPr>
-        <w:t>A preparatory visit is held in the territory in month 3, with two people from each of the two sending organisations — one of them a young person — plus one staff member from the coordinating organisation, five people in total. That staff member contributes to the on-site verification of the logistical and safety arrangements and finalises the mobility programme with the partners while everyone is in the same room. The visit as a whole verifies the venue and its safety in person, settles the division of the thematic days, meets the host community and lets a young person from each group see where they will be coming. It is requested on three grounds: all twenty participants are minors, both sending partners are new working relationships for us, and a venue’s suitability cannot be assessed from photographs.</w:t>
+        <w:t>A preparatory visit is held in the territory in month 3, with two people from each of the two sending organisations — one of them a young person — plus one staff member from the coordinating organisation, five people in total. That staff member contributes to the on-site verification of the logistical and safety arrangements and finalises the mobility programme with the partners while everyone is in the same room. The visit as a whole verifies the venue and its safety in person, settles the division of the thematic days, meets the host community and lets a young person from each group see where they will be coming. It is requested on three grounds: all twenty-one participants are minors, both sending partners are new working relationships for us, and a venue’s suitability cannot be assessed from photographs.</w:t>
       </w:r>
     </w:p>
     <w:p>
@@ -12346,7 +11744,7 @@
           <w:b w:val="0"/>
           <w:i w:val="0"/>
         </w:rPr>
-        <w:t>Accommodation is a single venue inside the territory, contracted after the written risk assessment and the on-site check during the preparatory visit, with rooms allocated by gender and age, minors with minors and group leaders on the same floors. Meals are mostly local and seasonal from producers in the territory, and dietary requirements are collected in month 4 and confirmed with the venue in writing. Insurance for health, accident and civil liability covers all 26 people for the whole travel period and is contracted centrally by the coordinator and verified before departure, rather than left to each partner to arrange.</w:t>
+        <w:t>Accommodation is a single venue in Beliș, inside the territory, contracted after the written risk assessment and the on-site check during the preparatory visit, with rooms allocated by gender and age, minors with minors and group leaders on the same floors. Meals are mostly local and seasonal from producers in the territory, and dietary requirements are collected in month 4 and confirmed with the venue in writing. Insurance for health, accident and civil liability covers all 27 people for the whole travel period and is contracted centrally by the coordinator and verified before departure, rather than left to each partner to arrange.</w:t>
       </w:r>
     </w:p>
     <w:p>
@@ -12396,7 +11794,7 @@
           <w:color w:val="5A5A5A"/>
           <w:sz w:val="16"/>
         </w:rPr>
-        <w:t>≈ 5,444 characters (assumed form limit 6,000 — within limit)</w:t>
+        <w:t>≈ 5,458 characters (assumed form limit 6,000 — within limit)</w:t>
       </w:r>
     </w:p>
     <w:p>
@@ -13023,7 +12421,7 @@
                 <w:i w:val="0"/>
                 <w:sz w:val="17"/>
               </w:rPr>
-              <w:t>+30% or more, for at least 16 of 20</w:t>
+              <w:t>+30% or more, for at least 17 of 21</w:t>
             </w:r>
           </w:p>
         </w:tc>
@@ -13120,7 +12518,7 @@
                 <w:i w:val="0"/>
                 <w:sz w:val="17"/>
               </w:rPr>
-              <w:t>At least 16 of 20</w:t>
+              <w:t>At least 17 of 21</w:t>
             </w:r>
           </w:p>
         </w:tc>
@@ -13139,7 +12537,7 @@
                 <w:i w:val="0"/>
                 <w:sz w:val="17"/>
               </w:rPr>
-              <w:t>Observation grid, 4 techniques scored 0–2, six calibrated observers, 25% double-scored</w:t>
+              <w:t>Observation grid, 4 techniques scored 0–2, six calibrated observers, 10 of 21 double-scored</w:t>
             </w:r>
           </w:p>
         </w:tc>
@@ -13605,7 +13003,7 @@
                 <w:i w:val="0"/>
                 <w:sz w:val="17"/>
               </w:rPr>
-              <w:t>At least 15 of 20</w:t>
+              <w:t>At least 16 of 21</w:t>
             </w:r>
           </w:p>
         </w:tc>
@@ -13702,7 +13100,7 @@
                 <w:i w:val="0"/>
                 <w:sz w:val="17"/>
               </w:rPr>
-              <w:t>At least 12 of 20</w:t>
+              <w:t>At least 13 of 21</w:t>
             </w:r>
           </w:p>
         </w:tc>
@@ -13896,7 +13294,7 @@
                 <w:i w:val="0"/>
                 <w:sz w:val="17"/>
               </w:rPr>
-              <w:t>At least 60 for 20 places</w:t>
+              <w:t>At least 63 for 21 places</w:t>
             </w:r>
           </w:p>
         </w:tc>
@@ -14090,7 +13488,7 @@
                 <w:i w:val="0"/>
                 <w:sz w:val="17"/>
               </w:rPr>
-              <w:t>At least 15 of 20 still applying something</w:t>
+              <w:t>At least 16 of 21 still applying something</w:t>
             </w:r>
           </w:p>
         </w:tc>
@@ -14269,7 +13667,7 @@
           <w:b w:val="0"/>
           <w:i w:val="0"/>
         </w:rPr>
-        <w:t>The instruments are designed so that failure is visible. A practical test can show no improvement, an observation grid can record that a participant did not perform a technique, and a participant who does not take both forms is excluded from the calculation and reported as excluded rather than quietly dropped from the denominator. We prefer that to a satisfaction questionnaire that always comes back positive. Fifteen items and twenty participants is not a validated psychometric instrument and we will not describe it as one: it is fit for tracking change inside this cohort and for telling the team where the learning worked, and the final report will say what was achieved and what was not.</w:t>
+        <w:t>The instruments are designed so that failure is visible. A practical test can show no improvement, an observation grid can record that a participant did not perform a technique, and a participant who does not take both forms is excluded from the calculation and reported as excluded rather than quietly dropped from the denominator. We prefer that to a satisfaction questionnaire that always comes back positive. Fifteen items and twenty-one participants is not a validated psychometric instrument and we will not describe it as one: it is fit for tracking change inside this cohort and for telling the team where the learning worked, and the final report will say what was achieved and what was not.</w:t>
       </w:r>
     </w:p>
     <w:p>
@@ -14283,7 +13681,7 @@
           <w:color w:val="5A5A5A"/>
           <w:sz w:val="16"/>
         </w:rPr>
-        <w:t>≈ 4,782 characters (assumed form limit 6,000 — within limit)</w:t>
+        <w:t>≈ 4,791 characters (assumed form limit 6,000 — within limit)</w:t>
       </w:r>
     </w:p>
     <w:p>
@@ -14372,7 +13770,7 @@
           <w:b w:val="0"/>
           <w:i w:val="0"/>
         </w:rPr>
-        <w:t>The twenty stay as well. They are not released at the end: each has already run a local initiative, and the organisations then involve them as peer trainers, which is both cheaper and more effective than recruiting a new cohort from scratch, while the cohort communication group remains open. The instruments stay too, since the verification test, the observation grid and the beneficiary exercise are reusable, and the coordinator ends the project owning three measurement instruments it did not have before — which changes what it can honestly claim in every youth project it writes afterwards.</w:t>
+        <w:t>The twenty-one stay as well. They are not released at the end: each has already run a local initiative, and the organisations then involve them as peer trainers, which is both cheaper and more effective than recruiting a new cohort from scratch, while the cohort communication group remains open. The instruments stay too, since the verification test, the observation grid and the beneficiary exercise are reusable, and the coordinator ends the project owning three measurement instruments it did not have before — which changes what it can honestly claim in every youth project it writes afterwards.</w:t>
       </w:r>
     </w:p>
     <w:p>
@@ -14398,7 +13796,7 @@
           <w:color w:val="5A5A5A"/>
           <w:sz w:val="16"/>
         </w:rPr>
-        <w:t>≈ 2,097 characters (assumed form limit 5,000 — within limit)</w:t>
+        <w:t>≈ 2,101 characters (assumed form limit 5,000 — within limit)</w:t>
       </w:r>
     </w:p>
     <w:tbl>
@@ -15889,7 +15287,7 @@
           <w:b w:val="0"/>
           <w:i w:val="0"/>
         </w:rPr>
-        <w:t>It fulfils the eligibility criteria listed in the Programme Guide — 20 participants aged 14–17, three groups from three countries (7 + 7 + 6), four group leaders, two facilitators, seven activity days excluding travel, activity in the country of the applicant and of the National Agency.</w:t>
+        <w:t>It fulfils the eligibility criteria listed in the Programme Guide — 21 participants aged 14–17, three groups from three countries (7 + 7 + 7), four group leaders, two facilitators, seven activity days excluding travel, activity in the country of the applicant and of the National Agency.</w:t>
       </w:r>
     </w:p>
     <w:p>

--- a/VERIFAI_KA152_Form_Content_EN.docx
+++ b/VERIFAI_KA152_Form_Content_EN.docx
@@ -715,7 +715,7 @@
           <w:b w:val="0"/>
           <w:i w:val="0"/>
         </w:rPr>
-        <w:t>They share the profile this project is built for. Almost all of them use AI tools and social media every day, and for a large part of them social media is the news, yet none has been taught how to check any of it. Their access to non-formal learning is thin and their access to international learning close to nil: at least 16 of the 21 will be taking part in a European mobility for the first time, and in our territory 31.3% of young people aged 14–17 have never taken part in any non-formal education activity at all. At least 13 of the 21 face documented barriers, whether geographic, economic, educational, linguistic or social. The group is built to be mixed in gender and in locality, and the Romanian group is deliberately mixed in language, because the language question is part of the subject matter.</w:t>
+        <w:t>They share the profile this project is built for. Almost all of them use AI tools and social media every day, and for a large part of them social media is the news, yet none has been taught how to check any of it. Their access to non-formal learning is thin and their access to international learning close to nil: at least 16 of the 21 will be taking part in a European mobility for the first time, and in our territory 31.3% of young people aged 14–17 have never taken part in any non-formal education activity at all. At least 13 of the 21 face documented barriers, whether geographical, economic or social. The group is built to be mixed in gender and in locality, and the Romanian group is deliberately mixed in language, because the language question is part of the subject matter.</w:t>
       </w:r>
     </w:p>
     <w:p>
@@ -729,7 +729,7 @@
           <w:color w:val="5A5A5A"/>
           <w:sz w:val="16"/>
         </w:rPr>
-        <w:t>≈ 2,124 characters (assumed form limit 5,000 — within limit)</w:t>
+        <w:t>≈ 2,101 characters (assumed form limit 5,000 — within limit)</w:t>
       </w:r>
     </w:p>
     <w:tbl>
@@ -6257,7 +6257,7 @@
           <w:b w:val="0"/>
           <w:i w:val="0"/>
         </w:rPr>
-        <w:t>Inclusion runs through the design rather than alongside it, and each barrier our participants face is answered by a concrete measure. The exchange is hosted inside our own territory and transport is paid from each participant’s own front door, which answers the geographic barrier; there is no participation fee of any kind, stated in writing from the day the call is published, which answers the economic one; English is not a selection criterion and A2 is accepted, with a glossary built in four languages, which answers the linguistic one; and preparation runs over four months rather than four weeks, with a parents’ meeting in each country before consents are signed and a stated right to leave a session without giving a reason, which answers the social and educational ones. At least 13 of the 21 participants face documented barriers and at least 16 travel on a European mobility for the first time. The measures are set out in full under Participants with fewer opportunities.</w:t>
+        <w:t>Inclusion runs through the design rather than alongside it, and each barrier our participants face is answered by a concrete measure. The exchange is hosted inside our own territory and transport is paid from each participant’s own front door, which answers the geographic barrier; there is no participation fee of any kind, stated in writing from the day the call is published, which answers the economic one; and preparation runs over four months rather than four weeks, with a parents’ meeting in each country before consents are signed and a stated right to leave a session without giving a reason, which answers the social one. English is not a selection criterion and A2 is accepted, with a glossary built in four languages, so that language is never a filter for anyone. At least 13 of the 21 participants face documented barriers and at least 16 travel on a European mobility for the first time. The measures are set out in full under Participants with fewer opportunities.</w:t>
       </w:r>
     </w:p>
     <w:p>
@@ -6307,7 +6307,7 @@
           <w:color w:val="5A5A5A"/>
           <w:sz w:val="16"/>
         </w:rPr>
-        <w:t>≈ 4,746 characters (assumed form limit 5,000 — within limit)</w:t>
+        <w:t>≈ 4,742 characters (assumed form limit 5,000 — within limit)</w:t>
       </w:r>
     </w:p>
     <w:p>
@@ -11225,7 +11225,7 @@
                 <w:color w:val="003D82"/>
                 <w:sz w:val="20"/>
               </w:rPr>
-              <w:t>What type of challenges are these participants facing? How will you reach out to them, and what specific measures will you implement to support their participation?</w:t>
+              <w:t>How will you reach out to these participants?</w:t>
             </w:r>
           </w:p>
         </w:tc>
@@ -11245,7 +11245,7 @@
           <w:b w:val="0"/>
           <w:i w:val="0"/>
         </w:rPr>
-        <w:t>The principal barrier is geographical and it affects essentially the whole group: isolated rural mountain communes, small islands of the South Aegean, and a metropolitan periphery with the rural localities behind it. Living in a remote or rural region, on a small island or in a peripheral, less-served area is recognised as an obstacle to participation, and all three groups qualify on that ground alone. Economic barriers follow closely, with 34.4% of the young people aged 14–17 in our survey naming cost and 31.2% naming transport; in these households the first 80 kilometres are a real obstacle rather than a detail. Educational barriers affect the 31.3% who have never taken part in any non-formal education activity, some of them from households with no experience of European programmes at all, for whom the difficulty is not only getting there but knowing that such a thing exists and is meant for them. Linguistically, part of our own territory communicates in Hungarian, in the İstanbul periphery information travels through neighbourhood and community networks, and in the South Aegean through island and regional channels, so a young person whose community life happens outside the national media has less access to reliable information and almost no access to correction of what circulates around them. Socially, 12.5% name lack of self-confidence and 10.4% say their family would not agree, and among the respondents there are young people reached through the social worker, young people with childcare responsibilities and young people from Roma communities; two wrote about exclusion directly: “There shouldn’t be differences of class or gender — if you’re in the 12th grade you should be able to go on Erasmus too” and “The right to study; Roma don’t put an emphasis on school.” Health or disability is not known before selection, and the specific-needs sheet allows it to be declared confidentially, with the support that follows costed individually rather than assumed.</w:t>
+        <w:t>The first barrier these young people name is not money. In our survey 37.5% say the reason opportunities pass them by is that they never hear about them, so outreach is treated as a project activity with its own indicator — at least 63 applications for 21 places — and not as an administrative step before the real work starts.</w:t>
       </w:r>
     </w:p>
     <w:p>
@@ -11257,7 +11257,7 @@
           <w:b w:val="0"/>
           <w:i w:val="0"/>
         </w:rPr>
-        <w:t>The first barrier these young people name is not money but information, since 37.5% say the reason opportunities pass them by is that they never hear about them. Outreach is therefore a project activity with its own indicator — a target of at least 63 applications for 21 places — rather than an administrative formality. We work through the youth networks the three organisations already run, including the Rural Youth Parliament and the participants of previous activities, because those are the people who can say what an exchange is actually like; peer-to-peer, since friends are the channel for 38.5% of them; through social media, the channel for 49.0%, in a format adapted to the age group and produced with young people already active in the organisations rather than written by staff and posted at them; through libraries, community centres and local youth spaces, where the call is presented in person rather than pinned up; and through the Social Inclusion Centre and the UNIC — Porolissum project, which work directly with vulnerable households and reach young people who would never see an online call. The call is also carried into the schools of the territory, because that is where half of these young people say they hear about opportunities, but as an information channel only. We do not use municipal noticeboards, which reach 6.2% of this age group: the 14 partner municipalities are used for validating the need and hosting activities, not for recruitment, and saying that plainly is what our own data requires.</w:t>
+        <w:t>The call is published simultaneously in all three countries in month 1, in Romanian, Hungarian, Turkish and Greek, with the same criteria everywhere and a plain-language version written for parents rather than for funders. One rule is stated in it from the first day: nothing is asked of the participant or the family at any point, no fee and no pay-now-claim-later. That sentence is what allows a family to let a fourteen-year-old apply at all, so it belongs in the call and not in a later clarification.</w:t>
       </w:r>
     </w:p>
     <w:p>
@@ -11269,7 +11269,43 @@
           <w:b w:val="0"/>
           <w:i w:val="0"/>
         </w:rPr>
-        <w:t>Each barrier is then answered by a specific measure. Against the informational barrier stands the outreach plan above, the call translated into four languages and a plain-language version written for parents rather than for funders. Against the economic one, no contribution of any kind is asked of participants: travel, accommodation, meals, insurance and materials are covered in full, and the rule is stated in writing from the day the call is published, because that is what allows a family to let a child apply at all. Transport is organised and paid from the participant’s home to the point of departure through the inclusion support category, on a dedicated budget line, so that a young person from Măguri-Răcătău, or one who must take a ferry before reaching an airport or a station, does not have to solve the first leg alone. Against educational and linguistic barriers, English is not a selection criterion and A2 is accepted, the glossary is built in four languages, methods are visual and practical, work is done in pairs, group leaders interpret on request and cross-language support is built deliberately into the mixed teams. Against social ones, the preparatory visit includes one young person from each sending organisation so that a participant arrives in August already knowing someone who has been there, the cohort communication group is active two months before departure, the group leader accompanies throughout the journey and the right to leave a session is stated. Health or disability is handled through the confidential specific-needs sheet, an accessible venue and additional inclusion support at real cost where needed, on its own line with its own justification. And family reluctance, named by 10.4%, is answered by the parents’ online meeting held in each country in the local language, with the safeguarding focal point present and the full programme, supervision arrangements and contact chain explained — after which, not before, parental consent is obtained.</w:t>
+        <w:t>We then go where these young people actually are, and we chose the channels from our own data rather than from habit. Social media reaches 49.0% of them, so the material is made with young people already active in the three organisations, in their format, instead of being written by staff and posted at them. Friends are the channel for 38.5%, which is why members of the Rural Youth Parliament and participants of our previous activities do the talking: each organisation names two young people who have already been on a mobility to answer questions in person, because they are the only ones who can say what an exchange is really like. Around half say they hear about opportunities at school, so the call is carried into the schools of the territory — as an information channel only, with no school selecting anyone. We do not use municipal noticeboards, which reach 6.2% of this age group: the 14 partner municipalities validate the need and host activities, and saying plainly that they are not a recruitment channel is what our own figures require.</w:t>
+      </w:r>
+    </w:p>
+    <w:p>
+      <w:pPr>
+        <w:jc w:val="both"/>
+      </w:pPr>
+      <w:r>
+        <w:rPr>
+          <w:b w:val="0"/>
+          <w:i w:val="0"/>
+        </w:rPr>
+        <w:t>Alongside that, each organisation opens the door it alone can open. In the Romanian territory the Social Inclusion Centre and the UNIC — Porolissum project work directly with vulnerable households, so the social worker puts the call into the hands of families who would never see an online post, and our own youth workers visit the communes in person — Beliș, Mărișel, Măguri-Răcătău, Săcuieu and the others — because a call presented face to face in a village of 400 people is worth more than any campaign. GGD recruits through the volunteer network it trains every year and through the rural youth programme it runs with the Turkish Ministry of Interior, prioritising young people who have never taken part in an international activity. KEA recruits through the network it operates across 36 inhabited islands of the Cyclades and the Dodecanese and through the municipal Community Centres it already works with on its ESF+ child-poverty action plan in Naxos and Kea.</w:t>
+      </w:r>
+    </w:p>
+    <w:p>
+      <w:pPr>
+        <w:jc w:val="both"/>
+      </w:pPr>
+      <w:r>
+        <w:rPr>
+          <w:b w:val="0"/>
+          <w:i w:val="0"/>
+        </w:rPr>
+        <w:t>Applying is made as easy as we can make it. The form is short, it can be completed on a phone, help filling it in is offered by name and phone number, no English is required at any stage, and a young person may declare a situation limiting their access to opportunities confidentially — or not declare anything at all and still be selected. Selection is by a commission of at least two people per organisation, on the written form plus a short conversation, and every candidate is told the outcome and the reasons, including those not taken.</w:t>
+      </w:r>
+    </w:p>
+    <w:p>
+      <w:pPr>
+        <w:jc w:val="both"/>
+      </w:pPr>
+      <w:r>
+        <w:rPr>
+          <w:b w:val="0"/>
+          <w:i w:val="0"/>
+        </w:rPr>
+        <w:t>We also say in advance what we will do if this does not work. The application register is checked against the target during the call, and if fewer than 63 applications have arrived two weeks before the deadline the call is extended, the peer channel is reinforced with additional in-person visits, and the social worker is asked for direct referrals. The composition targets — at least 13 of 21 participants with fewer opportunities and at least 16 of 21 taking part in a European mobility for the first time — are verified at selection and again at final confirmation by the activity coordinator. If they are not met, the call is reopened rather than the target quietly lowered.</w:t>
       </w:r>
     </w:p>
     <w:p>
@@ -11283,7 +11319,322 @@
           <w:color w:val="5A5A5A"/>
           <w:sz w:val="16"/>
         </w:rPr>
-        <w:t>≈ 5,520 characters (assumed form limit 6,000 — within limit)</w:t>
+        <w:t>≈ 4,081 characters (assumed form limit 5,000 — within limit)</w:t>
+      </w:r>
+    </w:p>
+    <w:tbl>
+      <w:tblPr>
+        <w:tblW w:type="auto" w:w="0"/>
+        <w:jc w:val="center"/>
+        <w:tblLook w:firstColumn="1" w:firstRow="1" w:lastColumn="0" w:lastRow="0" w:noHBand="0" w:noVBand="1" w:val="04A0"/>
+        <w:tblBorders>
+          <w:top w:val="single" w:sz="4" w:space="0" w:color="C7D6EA"/>
+          <w:left w:val="single" w:sz="4" w:space="0" w:color="C7D6EA"/>
+          <w:bottom w:val="single" w:sz="4" w:space="0" w:color="C7D6EA"/>
+          <w:right w:val="single" w:sz="4" w:space="0" w:color="C7D6EA"/>
+          <w:insideH w:val="single" w:sz="4" w:space="0" w:color="C7D6EA"/>
+          <w:insideV w:val="single" w:sz="4" w:space="0" w:color="C7D6EA"/>
+        </w:tblBorders>
+      </w:tblPr>
+      <w:tblGrid>
+        <w:gridCol w:w="9412"/>
+      </w:tblGrid>
+      <w:tr>
+        <w:tc>
+          <w:tcPr>
+            <w:tcW w:type="dxa" w:w="9412"/>
+            <w:shd w:val="clear" w:color="auto" w:fill="E8EEF7"/>
+          </w:tcPr>
+          <w:p>
+            <w:pPr>
+              <w:spacing w:before="60" w:after="60"/>
+            </w:pPr>
+            <w:r>
+              <w:rPr>
+                <w:b/>
+                <w:i w:val="0"/>
+                <w:color w:val="003D82"/>
+                <w:sz w:val="20"/>
+              </w:rPr>
+              <w:t>What type of challenges are these participants facing?</w:t>
+            </w:r>
+          </w:p>
+        </w:tc>
+      </w:tr>
+    </w:tbl>
+    <w:p>
+      <w:pPr>
+        <w:spacing w:after="0"/>
+      </w:pPr>
+    </w:p>
+    <w:p>
+      <w:pPr>
+        <w:jc w:val="both"/>
+      </w:pPr>
+      <w:r>
+        <w:rPr>
+          <w:b w:val="0"/>
+          <w:i w:val="0"/>
+        </w:rPr>
+        <w:t xml:space="preserve">Three types, declared here because they are the three we can evidence: </w:t>
+      </w:r>
+      <w:r>
+        <w:rPr>
+          <w:b/>
+          <w:i w:val="0"/>
+        </w:rPr>
+        <w:t>geographical, economic and social obstacles</w:t>
+      </w:r>
+      <w:r>
+        <w:rPr>
+          <w:b w:val="0"/>
+          <w:i w:val="0"/>
+        </w:rPr>
+        <w:t>.</w:t>
+      </w:r>
+    </w:p>
+    <w:p>
+      <w:pPr>
+        <w:jc w:val="both"/>
+      </w:pPr>
+      <w:r>
+        <w:rPr>
+          <w:b/>
+          <w:i w:val="0"/>
+        </w:rPr>
+        <w:t>Geographical obstacles</w:t>
+      </w:r>
+      <w:r>
+        <w:rPr>
+          <w:b w:val="0"/>
+          <w:i w:val="0"/>
+        </w:rPr>
+        <w:t xml:space="preserve"> affect very nearly the whole group, and they are the reason this consortium exists in this shape. The Romanian participants come from the mountain communes of the Apuseni — Beliș, Mărișel, Măguri-Răcătău, Săcuieu, Mărgău and the others — where the offer of youth activities is thin and the nearest city is a journey rather than a bus ride. The Greek participants come from small islands of the South Aegean, where for a fourteen-year-old any learning activity begins with a ferry and what exists in Athens simply does not arrive. The Turkish participants come from the İstanbul metropolitan periphery and from the rural localities behind it, peripheral in a different way but peripheral all the same. Living in a remote or rural area, on a small island or in a peripheral, less-served region is recognised in the Programme as an obstacle to participation, and all three groups qualify on that ground alone. What it produces is measurable: 31.3% of the young people aged 14–17 in our territory have never taken part in any non-formal education activity, and 37.5% say opportunities pass them by because they never hear that they exist.</w:t>
+      </w:r>
+    </w:p>
+    <w:p>
+      <w:pPr>
+        <w:jc w:val="both"/>
+      </w:pPr>
+      <w:r>
+        <w:rPr>
+          <w:b/>
+          <w:i w:val="0"/>
+        </w:rPr>
+        <w:t>Economic obstacles</w:t>
+      </w:r>
+      <w:r>
+        <w:rPr>
+          <w:b w:val="0"/>
+          <w:i w:val="0"/>
+        </w:rPr>
+        <w:t xml:space="preserve"> come next and they are named by the young people themselves: 34.4% give cost as a barrier to taking part in a mobility and 31.2% give transport — the second and third obstacles on their own list. In these households the first eighty kilometres are a real problem and not a detail, and a scheme in which a family pays first and is reimbursed afterwards excludes exactly the young people it claims to include. Some of our participants come from households supported through our own Social Inclusion Centre, and between 2021 and 2023 we trained 99 people from disadvantaged households in social entrepreneurship, so these are families we already know by name.</w:t>
+      </w:r>
+    </w:p>
+    <w:p>
+      <w:pPr>
+        <w:jc w:val="both"/>
+      </w:pPr>
+      <w:r>
+        <w:rPr>
+          <w:b/>
+          <w:i w:val="0"/>
+        </w:rPr>
+        <w:t>Social obstacles</w:t>
+      </w:r>
+      <w:r>
+        <w:rPr>
+          <w:b w:val="0"/>
+          <w:i w:val="0"/>
+        </w:rPr>
+        <w:t xml:space="preserve"> are the least visible and the most decisive. In our survey 12.5% name lack of self-confidence as what stops them and 10.4% say their family would not agree. Among the respondents there are young people reached through the social worker, young people with caring responsibilities at home, and young people from Roma communities; two of them wrote about exclusion in their own words — “There shouldn’t be differences of class or gender — if you’re in the 12th grade you should be able to go on Erasmus too” and “The right to study; Roma don’t put an emphasis on school.” In the İstanbul periphery the group includes young people from families with migrant and refugee backgrounds. And part of our own territory lives its community life in Hungarian: a young person whose information arrives in a minority language has less access to reliable reporting and almost no access to the correction of what circulates around them, which in this project is not a side note but the subject itself.</w:t>
+      </w:r>
+    </w:p>
+    <w:p>
+      <w:pPr>
+        <w:jc w:val="both"/>
+      </w:pPr>
+      <w:r>
+        <w:rPr>
+          <w:b w:val="0"/>
+          <w:i w:val="0"/>
+        </w:rPr>
+        <w:t>The three overlap inside the same person more often than they separate. At least 13 of the 21 participants declare at least one, geography applies to almost all of them, and declaration is voluntary, confidential and never required of anyone. We do not declare disability or health obstacles in advance, because we do not know them before selection: the confidential specific-needs sheet lets a participant declare one afterwards, and the support that follows is then costed individually at real cost rather than assumed now.</w:t>
+      </w:r>
+    </w:p>
+    <w:p>
+      <w:pPr>
+        <w:spacing w:after="200"/>
+      </w:pPr>
+      <w:r>
+        <w:rPr>
+          <w:b w:val="0"/>
+          <w:i/>
+          <w:color w:val="5A5A5A"/>
+          <w:sz w:val="16"/>
+        </w:rPr>
+        <w:t>≈ 3,479 characters (assumed form limit 5,000 — within limit)</w:t>
+      </w:r>
+    </w:p>
+    <w:tbl>
+      <w:tblPr>
+        <w:tblW w:type="auto" w:w="0"/>
+        <w:jc w:val="center"/>
+        <w:tblLook w:firstColumn="1" w:firstRow="1" w:lastColumn="0" w:lastRow="0" w:noHBand="0" w:noVBand="1" w:val="04A0"/>
+        <w:tblBorders>
+          <w:top w:val="single" w:sz="4" w:space="0" w:color="C7D6EA"/>
+          <w:left w:val="single" w:sz="4" w:space="0" w:color="C7D6EA"/>
+          <w:bottom w:val="single" w:sz="4" w:space="0" w:color="C7D6EA"/>
+          <w:right w:val="single" w:sz="4" w:space="0" w:color="C7D6EA"/>
+          <w:insideH w:val="single" w:sz="4" w:space="0" w:color="C7D6EA"/>
+          <w:insideV w:val="single" w:sz="4" w:space="0" w:color="C7D6EA"/>
+        </w:tblBorders>
+      </w:tblPr>
+      <w:tblGrid>
+        <w:gridCol w:w="9412"/>
+      </w:tblGrid>
+      <w:tr>
+        <w:tc>
+          <w:tcPr>
+            <w:tcW w:type="dxa" w:w="9412"/>
+            <w:shd w:val="clear" w:color="auto" w:fill="E8EEF7"/>
+          </w:tcPr>
+          <w:p>
+            <w:pPr>
+              <w:spacing w:before="60" w:after="60"/>
+            </w:pPr>
+            <w:r>
+              <w:rPr>
+                <w:b/>
+                <w:i w:val="0"/>
+                <w:color w:val="003D82"/>
+                <w:sz w:val="20"/>
+              </w:rPr>
+              <w:t>What specific measures (e.g., accompanying persons, reinforced mentorship, accessibility measures) will you implement to support their participation?</w:t>
+            </w:r>
+          </w:p>
+        </w:tc>
+      </w:tr>
+    </w:tbl>
+    <w:p>
+      <w:pPr>
+        <w:spacing w:after="0"/>
+      </w:pPr>
+    </w:p>
+    <w:p>
+      <w:pPr>
+        <w:jc w:val="both"/>
+      </w:pPr>
+      <w:r>
+        <w:rPr>
+          <w:b w:val="0"/>
+          <w:i w:val="0"/>
+        </w:rPr>
+        <w:t>Each of the three obstacles is answered by measures that cost money and appear in the budget, not by good intentions.</w:t>
+      </w:r>
+    </w:p>
+    <w:p>
+      <w:pPr>
+        <w:jc w:val="both"/>
+      </w:pPr>
+      <w:r>
+        <w:rPr>
+          <w:b/>
+          <w:i w:val="0"/>
+        </w:rPr>
+        <w:t>Against geographical obstacles the project moves the participants and, where it can, moves itself.</w:t>
+      </w:r>
+      <w:r>
+        <w:rPr>
+          <w:b w:val="0"/>
+          <w:i w:val="0"/>
+        </w:rPr>
+        <w:t xml:space="preserve"> Transport is organised and paid from each participant’s own front door to the point of departure, through the inclusion support category on a dedicated budget line, so that a young person from Măguri-Răcătău, or one who must take an inter-island ferry before reaching an airport, does not have to solve the first leg alone. </w:t>
+      </w:r>
+      <w:r>
+        <w:rPr>
+          <w:b/>
+          <w:i w:val="0"/>
+        </w:rPr>
+        <w:t>Accompanying persons</w:t>
+      </w:r>
+      <w:r>
+        <w:rPr>
+          <w:b w:val="0"/>
+          <w:i w:val="0"/>
+        </w:rPr>
+        <w:t xml:space="preserve"> are set by the journey rather than by the minimum: four group leaders and two facilitators, six adults for twenty-one minors, one adult per 3.5 participants, below the National Call’s ceiling of one leader per four young people. The Greek flow carries two accompanying adults because its route — ferry to Piraeus, flight, then overland to the Apuseni — is the longest in the project and has at least one transfer where a group of fourteen-year-olds could be split. Every group is accompanied from its own departure point to Beliș and back and is never handed over mid-route. Two additional travel days are eligible for the Turkish and Greek flows under green travel, and we use them so that no minor travels overnight to save a day. And the activity itself is held in Beliș, inside the territory, because 58.5% of the young people we surveyed asked for activities in or near their own locality: the geography is designed around instead of ignored.</w:t>
+      </w:r>
+    </w:p>
+    <w:p>
+      <w:pPr>
+        <w:jc w:val="both"/>
+      </w:pPr>
+      <w:r>
+        <w:rPr>
+          <w:b/>
+          <w:i w:val="0"/>
+        </w:rPr>
+        <w:t>Against economic obstacles, nothing is asked of the participant or the family at any point.</w:t>
+      </w:r>
+      <w:r>
+        <w:rPr>
+          <w:b w:val="0"/>
+          <w:i w:val="0"/>
+        </w:rPr>
+        <w:t xml:space="preserve"> Travel, accommodation, meals, insurance, materials and local transport are covered in full; there is no fee of any size and no reimbursement model in which a family pays first. The rule is in the call from the day it is published. Inclusion support for organisations, 125 EUR for each of the 13 concerned, pays for what reaching them costs: the in-person visits, the four-language call, the parents’ version and the extra preparation time. Inclusion support for participants is requested at real cost on separate dedicated lines, each justified individually, for a documented need such as an extra ferry leg, additional domestic transport or an accessibility cost. Nothing in the programme requires a young person to own anything: devices are provided at the venue, every exercise has a low-bandwidth version, and there is nothing to print or buy.</w:t>
+      </w:r>
+    </w:p>
+    <w:p>
+      <w:pPr>
+        <w:jc w:val="both"/>
+      </w:pPr>
+      <w:r>
+        <w:rPr>
+          <w:b/>
+          <w:i w:val="0"/>
+        </w:rPr>
+        <w:t>Against social obstacles the central measure is reinforced mentorship, and it is a named person rather than a procedure.</w:t>
+      </w:r>
+      <w:r>
+        <w:rPr>
+          <w:b w:val="0"/>
+          <w:i w:val="0"/>
+        </w:rPr>
+        <w:t xml:space="preserve"> From selection until month 18 each participant has one adult from their own sending organisation — their group leader — who makes the pre-departure call with the family, travels with them, runs the daily reflection in their own language, is on the same floor at night, and afterwards supports the local initiative they lead without taking it over. The family is dealt with directly, because 10.4% said the family would not agree: an online meeting is held in each country in the local language, with the safeguarding focal point present, explaining the full programme, the supervision arrangements and the contact chain — and parental consent is asked after that meeting, not before it. Nobody arrives among strangers: the preparatory visit takes one young person from each sending organisation, who then tells their own group what they saw; the cohort communication group is active two months before departure; and the four online preparation sessions are held in mixed national composition, so the team a participant will work with in August has already met them. Language is deliberately kept out of the door: English is not a selection criterion, A2 is accepted, the glossary is built in four languages, methods are visual and practical, and group leaders interpret on request — a test at the door would simply convert the 12.5% who name lack of self-confidence into exclusion. During the week, the right to leave a session without giving a reason is written into the group agreement the participants negotiate themselves; the safeguarding focal point is available individually every day and sits outside the facilitation chain by design; the sensitive-content protocol means the material carrying ethnic, gender and migration stereotypes is pre-screened and nobody from a targeted community is made the example.</w:t>
+      </w:r>
+    </w:p>
+    <w:p>
+      <w:pPr>
+        <w:jc w:val="both"/>
+      </w:pPr>
+      <w:r>
+        <w:rPr>
+          <w:b/>
+          <w:i w:val="0"/>
+        </w:rPr>
+        <w:t>Accessibility measures</w:t>
+      </w:r>
+      <w:r>
+        <w:rPr>
+          <w:b w:val="0"/>
+          <w:i w:val="0"/>
+        </w:rPr>
+        <w:t xml:space="preserve"> are verified rather than promised. Accessibility is a condition in the venue specification and it is checked on site during the preparatory visit in month 3, not read off a booking page, together with the connection test, the evacuation arrangements and the distance to the nearest medical facility. After selection, the confidential specific-needs sheet allows a participant to declare a health, dietary or accessibility need; the venue check is then repeated against that need, and the support is requested at real cost on its own line.</w:t>
+      </w:r>
+    </w:p>
+    <w:p>
+      <w:pPr>
+        <w:spacing w:after="200"/>
+      </w:pPr>
+      <w:r>
+        <w:rPr>
+          <w:b w:val="0"/>
+          <w:i/>
+          <w:color w:val="5A5A5A"/>
+          <w:sz w:val="16"/>
+        </w:rPr>
+        <w:t>≈ 4,950 characters (assumed form limit 5,000 — within limit)</w:t>
       </w:r>
     </w:p>
     <w:p>

--- a/VERIFAI_KA152_Form_Content_EN.docx
+++ b/VERIFAI_KA152_Form_Content_EN.docx
@@ -12586,1404 +12586,8 @@
           <w:b w:val="0"/>
           <w:i w:val="0"/>
         </w:rPr>
-        <w:t>Every indicator has a baseline, a target, an instrument, an owner and a moment of measurement, and the three main instruments exist in writing before submission.</w:t>
-      </w:r>
-    </w:p>
-    <w:tbl>
-      <w:tblPr>
-        <w:tblW w:type="auto" w:w="0"/>
-        <w:jc w:val="center"/>
-        <w:tblLayout w:type="autofit"/>
-        <w:tblLook w:firstColumn="1" w:firstRow="1" w:lastColumn="0" w:lastRow="0" w:noHBand="0" w:noVBand="1" w:val="04A0"/>
-        <w:tblBorders>
-          <w:top w:val="single" w:sz="4" w:space="0" w:color="BFBFBF"/>
-          <w:left w:val="single" w:sz="4" w:space="0" w:color="BFBFBF"/>
-          <w:bottom w:val="single" w:sz="4" w:space="0" w:color="BFBFBF"/>
-          <w:right w:val="single" w:sz="4" w:space="0" w:color="BFBFBF"/>
-          <w:insideH w:val="single" w:sz="4" w:space="0" w:color="BFBFBF"/>
-          <w:insideV w:val="single" w:sz="4" w:space="0" w:color="BFBFBF"/>
-        </w:tblBorders>
-      </w:tblPr>
-      <w:tblGrid>
-        <w:gridCol w:w="1882"/>
-        <w:gridCol w:w="1882"/>
-        <w:gridCol w:w="1882"/>
-        <w:gridCol w:w="1882"/>
-        <w:gridCol w:w="1882"/>
-      </w:tblGrid>
-      <w:tr>
-        <w:tc>
-          <w:tcPr>
-            <w:tcW w:type="dxa" w:w="2041"/>
-            <w:shd w:val="clear" w:color="auto" w:fill="E8EEF7"/>
-          </w:tcPr>
-          <w:p>
-            <w:pPr>
-              <w:spacing w:before="40" w:after="40"/>
-            </w:pPr>
-            <w:r/>
-            <w:r>
-              <w:rPr>
-                <w:b/>
-                <w:i w:val="0"/>
-                <w:color w:val="003D82"/>
-                <w:sz w:val="17"/>
-              </w:rPr>
-              <w:t>Indicator</w:t>
-            </w:r>
-          </w:p>
-        </w:tc>
-        <w:tc>
-          <w:tcPr>
-            <w:tcW w:type="dxa" w:w="1361"/>
-            <w:shd w:val="clear" w:color="auto" w:fill="E8EEF7"/>
-          </w:tcPr>
-          <w:p>
-            <w:pPr>
-              <w:spacing w:before="40" w:after="40"/>
-            </w:pPr>
-            <w:r/>
-            <w:r>
-              <w:rPr>
-                <w:b/>
-                <w:i w:val="0"/>
-                <w:color w:val="003D82"/>
-                <w:sz w:val="17"/>
-              </w:rPr>
-              <w:t>Baseline</w:t>
-            </w:r>
-          </w:p>
-        </w:tc>
-        <w:tc>
-          <w:tcPr>
-            <w:tcW w:type="dxa" w:w="1814"/>
-            <w:shd w:val="clear" w:color="auto" w:fill="E8EEF7"/>
-          </w:tcPr>
-          <w:p>
-            <w:pPr>
-              <w:spacing w:before="40" w:after="40"/>
-            </w:pPr>
-            <w:r/>
-            <w:r>
-              <w:rPr>
-                <w:b/>
-                <w:i w:val="0"/>
-                <w:color w:val="003D82"/>
-                <w:sz w:val="17"/>
-              </w:rPr>
-              <w:t>Target</w:t>
-            </w:r>
-          </w:p>
-        </w:tc>
-        <w:tc>
-          <w:tcPr>
-            <w:tcW w:type="dxa" w:w="2268"/>
-            <w:shd w:val="clear" w:color="auto" w:fill="E8EEF7"/>
-          </w:tcPr>
-          <w:p>
-            <w:pPr>
-              <w:spacing w:before="40" w:after="40"/>
-            </w:pPr>
-            <w:r/>
-            <w:r>
-              <w:rPr>
-                <w:b/>
-                <w:i w:val="0"/>
-                <w:color w:val="003D82"/>
-                <w:sz w:val="17"/>
-              </w:rPr>
-              <w:t>Instrument</w:t>
-            </w:r>
-          </w:p>
-        </w:tc>
-        <w:tc>
-          <w:tcPr>
-            <w:tcW w:type="dxa" w:w="1928"/>
-            <w:shd w:val="clear" w:color="auto" w:fill="E8EEF7"/>
-          </w:tcPr>
-          <w:p>
-            <w:pPr>
-              <w:spacing w:before="40" w:after="40"/>
-            </w:pPr>
-            <w:r/>
-            <w:r>
-              <w:rPr>
-                <w:b/>
-                <w:i w:val="0"/>
-                <w:color w:val="003D82"/>
-                <w:sz w:val="17"/>
-              </w:rPr>
-              <w:t>When and who</w:t>
-            </w:r>
-          </w:p>
-        </w:tc>
-      </w:tr>
-      <w:tr>
-        <w:tc>
-          <w:tcPr>
-            <w:tcW w:type="dxa" w:w="2041"/>
-          </w:tcPr>
-          <w:p>
-            <w:pPr>
-              <w:spacing w:before="40" w:after="40"/>
-            </w:pPr>
-            <w:r/>
-            <w:r>
-              <w:rPr>
-                <w:b w:val="0"/>
-                <w:i w:val="0"/>
-                <w:sz w:val="17"/>
-              </w:rPr>
-              <w:t>Mean score on the practical verification test (O1)</w:t>
-            </w:r>
-          </w:p>
-        </w:tc>
-        <w:tc>
-          <w:tcPr>
-            <w:tcW w:type="dxa" w:w="1361"/>
-          </w:tcPr>
-          <w:p>
-            <w:pPr>
-              <w:spacing w:before="40" w:after="40"/>
-            </w:pPr>
-            <w:r/>
-            <w:r>
-              <w:rPr>
-                <w:b w:val="0"/>
-                <w:i w:val="0"/>
-                <w:sz w:val="17"/>
-              </w:rPr>
-              <w:t>Month 2</w:t>
-            </w:r>
-          </w:p>
-        </w:tc>
-        <w:tc>
-          <w:tcPr>
-            <w:tcW w:type="dxa" w:w="1814"/>
-          </w:tcPr>
-          <w:p>
-            <w:pPr>
-              <w:spacing w:before="40" w:after="40"/>
-            </w:pPr>
-            <w:r/>
-            <w:r>
-              <w:rPr>
-                <w:b w:val="0"/>
-                <w:i w:val="0"/>
-                <w:sz w:val="17"/>
-              </w:rPr>
-              <w:t>+30% or more, for at least 17 of 21</w:t>
-            </w:r>
-          </w:p>
-        </w:tc>
-        <w:tc>
-          <w:tcPr>
-            <w:tcW w:type="dxa" w:w="2268"/>
-          </w:tcPr>
-          <w:p>
-            <w:pPr>
-              <w:spacing w:before="40" w:after="40"/>
-            </w:pPr>
-            <w:r/>
-            <w:r>
-              <w:rPr>
-                <w:b w:val="0"/>
-                <w:i w:val="0"/>
-                <w:sz w:val="17"/>
-              </w:rPr>
-              <w:t>15-item, 30-point practical test, Form A and Form B, online, closed-device</w:t>
-            </w:r>
-          </w:p>
-        </w:tc>
-        <w:tc>
-          <w:tcPr>
-            <w:tcW w:type="dxa" w:w="1928"/>
-          </w:tcPr>
-          <w:p>
-            <w:pPr>
-              <w:spacing w:before="40" w:after="40"/>
-            </w:pPr>
-            <w:r/>
-            <w:r>
-              <w:rPr>
-                <w:b w:val="0"/>
-                <w:i w:val="0"/>
-                <w:sz w:val="17"/>
-              </w:rPr>
-              <w:t>Months 2 and 18; Learning Programme Coordinator</w:t>
-            </w:r>
-          </w:p>
-        </w:tc>
-      </w:tr>
-      <w:tr>
-        <w:tc>
-          <w:tcPr>
-            <w:tcW w:type="dxa" w:w="2041"/>
-          </w:tcPr>
-          <w:p>
-            <w:pPr>
-              <w:spacing w:before="40" w:after="40"/>
-            </w:pPr>
-            <w:r/>
-            <w:r>
-              <w:rPr>
-                <w:b w:val="0"/>
-                <w:i w:val="0"/>
-                <w:sz w:val="17"/>
-              </w:rPr>
-              <w:t>Participants applying 4 verification techniques (O2)</w:t>
-            </w:r>
-          </w:p>
-        </w:tc>
-        <w:tc>
-          <w:tcPr>
-            <w:tcW w:type="dxa" w:w="1361"/>
-          </w:tcPr>
-          <w:p>
-            <w:pPr>
-              <w:spacing w:before="40" w:after="40"/>
-            </w:pPr>
-            <w:r/>
-            <w:r>
-              <w:rPr>
-                <w:b w:val="0"/>
-                <w:i w:val="0"/>
-                <w:sz w:val="17"/>
-              </w:rPr>
-              <w:t>0 at selection</w:t>
-            </w:r>
-          </w:p>
-        </w:tc>
-        <w:tc>
-          <w:tcPr>
-            <w:tcW w:type="dxa" w:w="1814"/>
-          </w:tcPr>
-          <w:p>
-            <w:pPr>
-              <w:spacing w:before="40" w:after="40"/>
-            </w:pPr>
-            <w:r/>
-            <w:r>
-              <w:rPr>
-                <w:b w:val="0"/>
-                <w:i w:val="0"/>
-                <w:sz w:val="17"/>
-              </w:rPr>
-              <w:t>At least 17 of 21</w:t>
-            </w:r>
-          </w:p>
-        </w:tc>
-        <w:tc>
-          <w:tcPr>
-            <w:tcW w:type="dxa" w:w="2268"/>
-          </w:tcPr>
-          <w:p>
-            <w:pPr>
-              <w:spacing w:before="40" w:after="40"/>
-            </w:pPr>
-            <w:r/>
-            <w:r>
-              <w:rPr>
-                <w:b w:val="0"/>
-                <w:i w:val="0"/>
-                <w:sz w:val="17"/>
-              </w:rPr>
-              <w:t>Observation grid, 4 techniques scored 0–2, six calibrated observers, 10 of 21 double-scored</w:t>
-            </w:r>
-          </w:p>
-        </w:tc>
-        <w:tc>
-          <w:tcPr>
-            <w:tcW w:type="dxa" w:w="1928"/>
-          </w:tcPr>
-          <w:p>
-            <w:pPr>
-              <w:spacing w:before="40" w:after="40"/>
-            </w:pPr>
-            <w:r/>
-            <w:r>
-              <w:rPr>
-                <w:b w:val="0"/>
-                <w:i w:val="0"/>
-                <w:sz w:val="17"/>
-              </w:rPr>
-              <w:t>Day 4, and in short form at the local initiatives; facilitators and group leaders</w:t>
-            </w:r>
-          </w:p>
-        </w:tc>
-      </w:tr>
-      <w:tr>
-        <w:tc>
-          <w:tcPr>
-            <w:tcW w:type="dxa" w:w="2041"/>
-          </w:tcPr>
-          <w:p>
-            <w:pPr>
-              <w:spacing w:before="40" w:after="40"/>
-            </w:pPr>
-            <w:r/>
-            <w:r>
-              <w:rPr>
-                <w:b w:val="0"/>
-                <w:i w:val="0"/>
-                <w:sz w:val="17"/>
-              </w:rPr>
-              <w:t>Young people reached through local initiatives (O3)</w:t>
-            </w:r>
-          </w:p>
-        </w:tc>
-        <w:tc>
-          <w:tcPr>
-            <w:tcW w:type="dxa" w:w="1361"/>
-          </w:tcPr>
-          <w:p>
-            <w:pPr>
-              <w:spacing w:before="40" w:after="40"/>
-            </w:pPr>
-            <w:r/>
-            <w:r>
-              <w:rPr>
-                <w:b w:val="0"/>
-                <w:i w:val="0"/>
-                <w:sz w:val="17"/>
-              </w:rPr>
-              <w:t>0</w:t>
-            </w:r>
-          </w:p>
-        </w:tc>
-        <w:tc>
-          <w:tcPr>
-            <w:tcW w:type="dxa" w:w="1814"/>
-          </w:tcPr>
-          <w:p>
-            <w:pPr>
-              <w:spacing w:before="40" w:after="40"/>
-            </w:pPr>
-            <w:r/>
-            <w:r>
-              <w:rPr>
-                <w:b w:val="0"/>
-                <w:i w:val="0"/>
-                <w:sz w:val="17"/>
-              </w:rPr>
-              <w:t>At least 80, at least 20 per community</w:t>
-            </w:r>
-          </w:p>
-        </w:tc>
-        <w:tc>
-          <w:tcPr>
-            <w:tcW w:type="dxa" w:w="2268"/>
-          </w:tcPr>
-          <w:p>
-            <w:pPr>
-              <w:spacing w:before="40" w:after="40"/>
-            </w:pPr>
-            <w:r/>
-            <w:r>
-              <w:rPr>
-                <w:b w:val="0"/>
-                <w:i w:val="0"/>
-                <w:sz w:val="17"/>
-              </w:rPr>
-              <w:t>Attendance lists, short activity reports, photographs with consent</w:t>
-            </w:r>
-          </w:p>
-        </w:tc>
-        <w:tc>
-          <w:tcPr>
-            <w:tcW w:type="dxa" w:w="1928"/>
-          </w:tcPr>
-          <w:p>
-            <w:pPr>
-              <w:spacing w:before="40" w:after="40"/>
-            </w:pPr>
-            <w:r/>
-            <w:r>
-              <w:rPr>
-                <w:b w:val="0"/>
-                <w:i w:val="0"/>
-                <w:sz w:val="17"/>
-              </w:rPr>
-              <w:t>After each initiative, months 6–15; group leaders</w:t>
-            </w:r>
-          </w:p>
-        </w:tc>
-      </w:tr>
-      <w:tr>
-        <w:tc>
-          <w:tcPr>
-            <w:tcW w:type="dxa" w:w="2041"/>
-          </w:tcPr>
-          <w:p>
-            <w:pPr>
-              <w:spacing w:before="40" w:after="40"/>
-            </w:pPr>
-            <w:r/>
-            <w:r>
-              <w:rPr>
-                <w:b w:val="0"/>
-                <w:i w:val="0"/>
-                <w:sz w:val="17"/>
-              </w:rPr>
-              <w:t>Beneficiaries able to apply 2 simple methods (O3)</w:t>
-            </w:r>
-          </w:p>
-        </w:tc>
-        <w:tc>
-          <w:tcPr>
-            <w:tcW w:type="dxa" w:w="1361"/>
-          </w:tcPr>
-          <w:p>
-            <w:pPr>
-              <w:spacing w:before="40" w:after="40"/>
-            </w:pPr>
-            <w:r/>
-            <w:r>
-              <w:rPr>
-                <w:b w:val="0"/>
-                <w:i w:val="0"/>
-                <w:sz w:val="17"/>
-              </w:rPr>
-              <w:t>3 entry questions per workshop</w:t>
-            </w:r>
-          </w:p>
-        </w:tc>
-        <w:tc>
-          <w:tcPr>
-            <w:tcW w:type="dxa" w:w="1814"/>
-          </w:tcPr>
-          <w:p>
-            <w:pPr>
-              <w:spacing w:before="40" w:after="40"/>
-            </w:pPr>
-            <w:r/>
-            <w:r>
-              <w:rPr>
-                <w:b w:val="0"/>
-                <w:i w:val="0"/>
-                <w:sz w:val="17"/>
-              </w:rPr>
-              <w:t>At least 70%</w:t>
-            </w:r>
-          </w:p>
-        </w:tc>
-        <w:tc>
-          <w:tcPr>
-            <w:tcW w:type="dxa" w:w="2268"/>
-          </w:tcPr>
-          <w:p>
-            <w:pPr>
-              <w:spacing w:before="40" w:after="40"/>
-            </w:pPr>
-            <w:r/>
-            <w:r>
-              <w:rPr>
-                <w:b w:val="0"/>
-                <w:i w:val="0"/>
-                <w:sz w:val="17"/>
-              </w:rPr>
-              <w:t>The 10-minute exercise at the end of each local initiative</w:t>
-            </w:r>
-          </w:p>
-        </w:tc>
-        <w:tc>
-          <w:tcPr>
-            <w:tcW w:type="dxa" w:w="1928"/>
-          </w:tcPr>
-          <w:p>
-            <w:pPr>
-              <w:spacing w:before="40" w:after="40"/>
-            </w:pPr>
-            <w:r/>
-            <w:r>
-              <w:rPr>
-                <w:b w:val="0"/>
-                <w:i w:val="0"/>
-                <w:sz w:val="17"/>
-              </w:rPr>
-              <w:t>At each initiative; group leader</w:t>
-            </w:r>
-          </w:p>
-        </w:tc>
-      </w:tr>
-      <w:tr>
-        <w:tc>
-          <w:tcPr>
-            <w:tcW w:type="dxa" w:w="2041"/>
-          </w:tcPr>
-          <w:p>
-            <w:pPr>
-              <w:spacing w:before="40" w:after="40"/>
-            </w:pPr>
-            <w:r/>
-            <w:r>
-              <w:rPr>
-                <w:b w:val="0"/>
-                <w:i w:val="0"/>
-                <w:sz w:val="17"/>
-              </w:rPr>
-              <w:t>Overconfidence sub-score (items 9 and 14)</w:t>
-            </w:r>
-          </w:p>
-        </w:tc>
-        <w:tc>
-          <w:tcPr>
-            <w:tcW w:type="dxa" w:w="1361"/>
-          </w:tcPr>
-          <w:p>
-            <w:pPr>
-              <w:spacing w:before="40" w:after="40"/>
-            </w:pPr>
-            <w:r/>
-            <w:r>
-              <w:rPr>
-                <w:b w:val="0"/>
-                <w:i w:val="0"/>
-                <w:sz w:val="17"/>
-              </w:rPr>
-              <w:t>Month 2</w:t>
-            </w:r>
-          </w:p>
-        </w:tc>
-        <w:tc>
-          <w:tcPr>
-            <w:tcW w:type="dxa" w:w="1814"/>
-          </w:tcPr>
-          <w:p>
-            <w:pPr>
-              <w:spacing w:before="40" w:after="40"/>
-            </w:pPr>
-            <w:r/>
-            <w:r>
-              <w:rPr>
-                <w:b w:val="0"/>
-                <w:i w:val="0"/>
-                <w:sz w:val="17"/>
-              </w:rPr>
-              <w:t>Moves proportionally more than the total</w:t>
-            </w:r>
-          </w:p>
-        </w:tc>
-        <w:tc>
-          <w:tcPr>
-            <w:tcW w:type="dxa" w:w="2268"/>
-          </w:tcPr>
-          <w:p>
-            <w:pPr>
-              <w:spacing w:before="40" w:after="40"/>
-            </w:pPr>
-            <w:r/>
-            <w:r>
-              <w:rPr>
-                <w:b w:val="0"/>
-                <w:i w:val="0"/>
-                <w:sz w:val="17"/>
-              </w:rPr>
-              <w:t>Same test, reported as a separate 4-point sub-score</w:t>
-            </w:r>
-          </w:p>
-        </w:tc>
-        <w:tc>
-          <w:tcPr>
-            <w:tcW w:type="dxa" w:w="1928"/>
-          </w:tcPr>
-          <w:p>
-            <w:pPr>
-              <w:spacing w:before="40" w:after="40"/>
-            </w:pPr>
-            <w:r/>
-            <w:r>
-              <w:rPr>
-                <w:b w:val="0"/>
-                <w:i w:val="0"/>
-                <w:sz w:val="17"/>
-              </w:rPr>
-              <w:t>Months 2 and 18; Learning Programme Coordinator</w:t>
-            </w:r>
-          </w:p>
-        </w:tc>
-      </w:tr>
-      <w:tr>
-        <w:tc>
-          <w:tcPr>
-            <w:tcW w:type="dxa" w:w="2041"/>
-          </w:tcPr>
-          <w:p>
-            <w:pPr>
-              <w:spacing w:before="40" w:after="40"/>
-            </w:pPr>
-            <w:r/>
-            <w:r>
-              <w:rPr>
-                <w:b w:val="0"/>
-                <w:i w:val="0"/>
-                <w:sz w:val="17"/>
-              </w:rPr>
-              <w:t>Confidence gap (believed minus actual ability)</w:t>
-            </w:r>
-          </w:p>
-        </w:tc>
-        <w:tc>
-          <w:tcPr>
-            <w:tcW w:type="dxa" w:w="1361"/>
-          </w:tcPr>
-          <w:p>
-            <w:pPr>
-              <w:spacing w:before="40" w:after="40"/>
-            </w:pPr>
-            <w:r/>
-            <w:r>
-              <w:rPr>
-                <w:b w:val="0"/>
-                <w:i w:val="0"/>
-                <w:sz w:val="17"/>
-              </w:rPr>
-              <w:t>Month 2</w:t>
-            </w:r>
-          </w:p>
-        </w:tc>
-        <w:tc>
-          <w:tcPr>
-            <w:tcW w:type="dxa" w:w="1814"/>
-          </w:tcPr>
-          <w:p>
-            <w:pPr>
-              <w:spacing w:before="40" w:after="40"/>
-            </w:pPr>
-            <w:r/>
-            <w:r>
-              <w:rPr>
-                <w:b w:val="0"/>
-                <w:i w:val="0"/>
-                <w:sz w:val="17"/>
-              </w:rPr>
-              <w:t>Narrower at month 18</w:t>
-            </w:r>
-          </w:p>
-        </w:tc>
-        <w:tc>
-          <w:tcPr>
-            <w:tcW w:type="dxa" w:w="2268"/>
-          </w:tcPr>
-          <w:p>
-            <w:pPr>
-              <w:spacing w:before="40" w:after="40"/>
-            </w:pPr>
-            <w:r/>
-            <w:r>
-              <w:rPr>
-                <w:b w:val="0"/>
-                <w:i w:val="0"/>
-                <w:sz w:val="17"/>
-              </w:rPr>
-              <w:t>Unscored confidence question converted to the test scale</w:t>
-            </w:r>
-          </w:p>
-        </w:tc>
-        <w:tc>
-          <w:tcPr>
-            <w:tcW w:type="dxa" w:w="1928"/>
-          </w:tcPr>
-          <w:p>
-            <w:pPr>
-              <w:spacing w:before="40" w:after="40"/>
-            </w:pPr>
-            <w:r/>
-            <w:r>
-              <w:rPr>
-                <w:b w:val="0"/>
-                <w:i w:val="0"/>
-                <w:sz w:val="17"/>
-              </w:rPr>
-              <w:t>Months 2 and 18; Learning Programme Coordinator</w:t>
-            </w:r>
-          </w:p>
-        </w:tc>
-      </w:tr>
-      <w:tr>
-        <w:tc>
-          <w:tcPr>
-            <w:tcW w:type="dxa" w:w="2041"/>
-          </w:tcPr>
-          <w:p>
-            <w:pPr>
-              <w:spacing w:before="40" w:after="40"/>
-            </w:pPr>
-            <w:r/>
-            <w:r>
-              <w:rPr>
-                <w:b w:val="0"/>
-                <w:i w:val="0"/>
-                <w:sz w:val="17"/>
-              </w:rPr>
-              <w:t>First-time participants in a European mobility</w:t>
-            </w:r>
-          </w:p>
-        </w:tc>
-        <w:tc>
-          <w:tcPr>
-            <w:tcW w:type="dxa" w:w="1361"/>
-          </w:tcPr>
-          <w:p>
-            <w:pPr>
-              <w:spacing w:before="40" w:after="40"/>
-            </w:pPr>
-            <w:r/>
-            <w:r>
-              <w:rPr>
-                <w:b w:val="0"/>
-                <w:i w:val="0"/>
-                <w:sz w:val="17"/>
-              </w:rPr>
-              <w:t>—</w:t>
-            </w:r>
-          </w:p>
-        </w:tc>
-        <w:tc>
-          <w:tcPr>
-            <w:tcW w:type="dxa" w:w="1814"/>
-          </w:tcPr>
-          <w:p>
-            <w:pPr>
-              <w:spacing w:before="40" w:after="40"/>
-            </w:pPr>
-            <w:r/>
-            <w:r>
-              <w:rPr>
-                <w:b w:val="0"/>
-                <w:i w:val="0"/>
-                <w:sz w:val="17"/>
-              </w:rPr>
-              <w:t>At least 16 of 21</w:t>
-            </w:r>
-          </w:p>
-        </w:tc>
-        <w:tc>
-          <w:tcPr>
-            <w:tcW w:type="dxa" w:w="2268"/>
-          </w:tcPr>
-          <w:p>
-            <w:pPr>
-              <w:spacing w:before="40" w:after="40"/>
-            </w:pPr>
-            <w:r/>
-            <w:r>
-              <w:rPr>
-                <w:b w:val="0"/>
-                <w:i w:val="0"/>
-                <w:sz w:val="17"/>
-              </w:rPr>
-              <w:t>Selection form</w:t>
-            </w:r>
-          </w:p>
-        </w:tc>
-        <w:tc>
-          <w:tcPr>
-            <w:tcW w:type="dxa" w:w="1928"/>
-          </w:tcPr>
-          <w:p>
-            <w:pPr>
-              <w:spacing w:before="40" w:after="40"/>
-            </w:pPr>
-            <w:r/>
-            <w:r>
-              <w:rPr>
-                <w:b w:val="0"/>
-                <w:i w:val="0"/>
-                <w:sz w:val="17"/>
-              </w:rPr>
-              <w:t>Month 2; selection commission</w:t>
-            </w:r>
-          </w:p>
-        </w:tc>
-      </w:tr>
-      <w:tr>
-        <w:tc>
-          <w:tcPr>
-            <w:tcW w:type="dxa" w:w="2041"/>
-          </w:tcPr>
-          <w:p>
-            <w:pPr>
-              <w:spacing w:before="40" w:after="40"/>
-            </w:pPr>
-            <w:r/>
-            <w:r>
-              <w:rPr>
-                <w:b w:val="0"/>
-                <w:i w:val="0"/>
-                <w:sz w:val="17"/>
-              </w:rPr>
-              <w:t>Participants with fewer opportunities</w:t>
-            </w:r>
-          </w:p>
-        </w:tc>
-        <w:tc>
-          <w:tcPr>
-            <w:tcW w:type="dxa" w:w="1361"/>
-          </w:tcPr>
-          <w:p>
-            <w:pPr>
-              <w:spacing w:before="40" w:after="40"/>
-            </w:pPr>
-            <w:r/>
-            <w:r>
-              <w:rPr>
-                <w:b w:val="0"/>
-                <w:i w:val="0"/>
-                <w:sz w:val="17"/>
-              </w:rPr>
-              <w:t>—</w:t>
-            </w:r>
-          </w:p>
-        </w:tc>
-        <w:tc>
-          <w:tcPr>
-            <w:tcW w:type="dxa" w:w="1814"/>
-          </w:tcPr>
-          <w:p>
-            <w:pPr>
-              <w:spacing w:before="40" w:after="40"/>
-            </w:pPr>
-            <w:r/>
-            <w:r>
-              <w:rPr>
-                <w:b w:val="0"/>
-                <w:i w:val="0"/>
-                <w:sz w:val="17"/>
-              </w:rPr>
-              <w:t>At least 13 of 21</w:t>
-            </w:r>
-          </w:p>
-        </w:tc>
-        <w:tc>
-          <w:tcPr>
-            <w:tcW w:type="dxa" w:w="2268"/>
-          </w:tcPr>
-          <w:p>
-            <w:pPr>
-              <w:spacing w:before="40" w:after="40"/>
-            </w:pPr>
-            <w:r/>
-            <w:r>
-              <w:rPr>
-                <w:b w:val="0"/>
-                <w:i w:val="0"/>
-                <w:sz w:val="17"/>
-              </w:rPr>
-              <w:t>Selection form and specific-needs sheet</w:t>
-            </w:r>
-          </w:p>
-        </w:tc>
-        <w:tc>
-          <w:tcPr>
-            <w:tcW w:type="dxa" w:w="1928"/>
-          </w:tcPr>
-          <w:p>
-            <w:pPr>
-              <w:spacing w:before="40" w:after="40"/>
-            </w:pPr>
-            <w:r/>
-            <w:r>
-              <w:rPr>
-                <w:b w:val="0"/>
-                <w:i w:val="0"/>
-                <w:sz w:val="17"/>
-              </w:rPr>
-              <w:t>Month 2; selection commission</w:t>
-            </w:r>
-          </w:p>
-        </w:tc>
-      </w:tr>
-      <w:tr>
-        <w:tc>
-          <w:tcPr>
-            <w:tcW w:type="dxa" w:w="2041"/>
-          </w:tcPr>
-          <w:p>
-            <w:pPr>
-              <w:spacing w:before="40" w:after="40"/>
-            </w:pPr>
-            <w:r/>
-            <w:r>
-              <w:rPr>
-                <w:b w:val="0"/>
-                <w:i w:val="0"/>
-                <w:sz w:val="17"/>
-              </w:rPr>
-              <w:t>Gender balance</w:t>
-            </w:r>
-          </w:p>
-        </w:tc>
-        <w:tc>
-          <w:tcPr>
-            <w:tcW w:type="dxa" w:w="1361"/>
-          </w:tcPr>
-          <w:p>
-            <w:pPr>
-              <w:spacing w:before="40" w:after="40"/>
-            </w:pPr>
-            <w:r/>
-            <w:r>
-              <w:rPr>
-                <w:b w:val="0"/>
-                <w:i w:val="0"/>
-                <w:sz w:val="17"/>
-              </w:rPr>
-              <w:t>—</w:t>
-            </w:r>
-          </w:p>
-        </w:tc>
-        <w:tc>
-          <w:tcPr>
-            <w:tcW w:type="dxa" w:w="1814"/>
-          </w:tcPr>
-          <w:p>
-            <w:pPr>
-              <w:spacing w:before="40" w:after="40"/>
-            </w:pPr>
-            <w:r/>
-            <w:r>
-              <w:rPr>
-                <w:b w:val="0"/>
-                <w:i w:val="0"/>
-                <w:sz w:val="17"/>
-              </w:rPr>
-              <w:t>At least 40% of each gender in every national group</w:t>
-            </w:r>
-          </w:p>
-        </w:tc>
-        <w:tc>
-          <w:tcPr>
-            <w:tcW w:type="dxa" w:w="2268"/>
-          </w:tcPr>
-          <w:p>
-            <w:pPr>
-              <w:spacing w:before="40" w:after="40"/>
-            </w:pPr>
-            <w:r/>
-            <w:r>
-              <w:rPr>
-                <w:b w:val="0"/>
-                <w:i w:val="0"/>
-                <w:sz w:val="17"/>
-              </w:rPr>
-              <w:t>Participant list</w:t>
-            </w:r>
-          </w:p>
-        </w:tc>
-        <w:tc>
-          <w:tcPr>
-            <w:tcW w:type="dxa" w:w="1928"/>
-          </w:tcPr>
-          <w:p>
-            <w:pPr>
-              <w:spacing w:before="40" w:after="40"/>
-            </w:pPr>
-            <w:r/>
-            <w:r>
-              <w:rPr>
-                <w:b w:val="0"/>
-                <w:i w:val="0"/>
-                <w:sz w:val="17"/>
-              </w:rPr>
-              <w:t>Month 2 and final confirmation; activity coordinator</w:t>
-            </w:r>
-          </w:p>
-        </w:tc>
-      </w:tr>
-      <w:tr>
-        <w:tc>
-          <w:tcPr>
-            <w:tcW w:type="dxa" w:w="2041"/>
-          </w:tcPr>
-          <w:p>
-            <w:pPr>
-              <w:spacing w:before="40" w:after="40"/>
-            </w:pPr>
-            <w:r/>
-            <w:r>
-              <w:rPr>
-                <w:b w:val="0"/>
-                <w:i w:val="0"/>
-                <w:sz w:val="17"/>
-              </w:rPr>
-              <w:t>Applications received</w:t>
-            </w:r>
-          </w:p>
-        </w:tc>
-        <w:tc>
-          <w:tcPr>
-            <w:tcW w:type="dxa" w:w="1361"/>
-          </w:tcPr>
-          <w:p>
-            <w:pPr>
-              <w:spacing w:before="40" w:after="40"/>
-            </w:pPr>
-            <w:r/>
-            <w:r>
-              <w:rPr>
-                <w:b w:val="0"/>
-                <w:i w:val="0"/>
-                <w:sz w:val="17"/>
-              </w:rPr>
-              <w:t>0</w:t>
-            </w:r>
-          </w:p>
-        </w:tc>
-        <w:tc>
-          <w:tcPr>
-            <w:tcW w:type="dxa" w:w="1814"/>
-          </w:tcPr>
-          <w:p>
-            <w:pPr>
-              <w:spacing w:before="40" w:after="40"/>
-            </w:pPr>
-            <w:r/>
-            <w:r>
-              <w:rPr>
-                <w:b w:val="0"/>
-                <w:i w:val="0"/>
-                <w:sz w:val="17"/>
-              </w:rPr>
-              <w:t>At least 63 for 21 places</w:t>
-            </w:r>
-          </w:p>
-        </w:tc>
-        <w:tc>
-          <w:tcPr>
-            <w:tcW w:type="dxa" w:w="2268"/>
-          </w:tcPr>
-          <w:p>
-            <w:pPr>
-              <w:spacing w:before="40" w:after="40"/>
-            </w:pPr>
-            <w:r/>
-            <w:r>
-              <w:rPr>
-                <w:b w:val="0"/>
-                <w:i w:val="0"/>
-                <w:sz w:val="17"/>
-              </w:rPr>
-              <w:t>Application register</w:t>
-            </w:r>
-          </w:p>
-        </w:tc>
-        <w:tc>
-          <w:tcPr>
-            <w:tcW w:type="dxa" w:w="1928"/>
-          </w:tcPr>
-          <w:p>
-            <w:pPr>
-              <w:spacing w:before="40" w:after="40"/>
-            </w:pPr>
-            <w:r/>
-            <w:r>
-              <w:rPr>
-                <w:b w:val="0"/>
-                <w:i w:val="0"/>
-                <w:sz w:val="17"/>
-              </w:rPr>
-              <w:t>Month 2; each partner for its own group</w:t>
-            </w:r>
-          </w:p>
-        </w:tc>
-      </w:tr>
-      <w:tr>
-        <w:tc>
-          <w:tcPr>
-            <w:tcW w:type="dxa" w:w="2041"/>
-          </w:tcPr>
-          <w:p>
-            <w:pPr>
-              <w:spacing w:before="40" w:after="40"/>
-            </w:pPr>
-            <w:r/>
-            <w:r>
-              <w:rPr>
-                <w:b w:val="0"/>
-                <w:i w:val="0"/>
-                <w:sz w:val="17"/>
-              </w:rPr>
-              <w:t>Satisfaction and perceived learning</w:t>
-            </w:r>
-          </w:p>
-        </w:tc>
-        <w:tc>
-          <w:tcPr>
-            <w:tcW w:type="dxa" w:w="1361"/>
-          </w:tcPr>
-          <w:p>
-            <w:pPr>
-              <w:spacing w:before="40" w:after="40"/>
-            </w:pPr>
-            <w:r/>
-            <w:r>
-              <w:rPr>
-                <w:b w:val="0"/>
-                <w:i w:val="0"/>
-                <w:sz w:val="17"/>
-              </w:rPr>
-              <w:t>—</w:t>
-            </w:r>
-          </w:p>
-        </w:tc>
-        <w:tc>
-          <w:tcPr>
-            <w:tcW w:type="dxa" w:w="1814"/>
-          </w:tcPr>
-          <w:p>
-            <w:pPr>
-              <w:spacing w:before="40" w:after="40"/>
-            </w:pPr>
-            <w:r/>
-            <w:r>
-              <w:rPr>
-                <w:b w:val="0"/>
-                <w:i w:val="0"/>
-                <w:sz w:val="17"/>
-              </w:rPr>
-              <w:t>At least 80% positive</w:t>
-            </w:r>
-          </w:p>
-        </w:tc>
-        <w:tc>
-          <w:tcPr>
-            <w:tcW w:type="dxa" w:w="2268"/>
-          </w:tcPr>
-          <w:p>
-            <w:pPr>
-              <w:spacing w:before="40" w:after="40"/>
-            </w:pPr>
-            <w:r/>
-            <w:r>
-              <w:rPr>
-                <w:b w:val="0"/>
-                <w:i w:val="0"/>
-                <w:sz w:val="17"/>
-              </w:rPr>
-              <w:t>End-of-mobility questionnaire and daily reflection records</w:t>
-            </w:r>
-          </w:p>
-        </w:tc>
-        <w:tc>
-          <w:tcPr>
-            <w:tcW w:type="dxa" w:w="1928"/>
-          </w:tcPr>
-          <w:p>
-            <w:pPr>
-              <w:spacing w:before="40" w:after="40"/>
-            </w:pPr>
-            <w:r/>
-            <w:r>
-              <w:rPr>
-                <w:b w:val="0"/>
-                <w:i w:val="0"/>
-                <w:sz w:val="17"/>
-              </w:rPr>
-              <w:t>Daily and on Day 7; facilitators</w:t>
-            </w:r>
-          </w:p>
-        </w:tc>
-      </w:tr>
-      <w:tr>
-        <w:tc>
-          <w:tcPr>
-            <w:tcW w:type="dxa" w:w="2041"/>
-          </w:tcPr>
-          <w:p>
-            <w:pPr>
-              <w:spacing w:before="40" w:after="40"/>
-            </w:pPr>
-            <w:r/>
-            <w:r>
-              <w:rPr>
-                <w:b w:val="0"/>
-                <w:i w:val="0"/>
-                <w:sz w:val="17"/>
-              </w:rPr>
-              <w:t>Retention at 6 months</w:t>
-            </w:r>
-          </w:p>
-        </w:tc>
-        <w:tc>
-          <w:tcPr>
-            <w:tcW w:type="dxa" w:w="1361"/>
-          </w:tcPr>
-          <w:p>
-            <w:pPr>
-              <w:spacing w:before="40" w:after="40"/>
-            </w:pPr>
-            <w:r/>
-            <w:r>
-              <w:rPr>
-                <w:b w:val="0"/>
-                <w:i w:val="0"/>
-                <w:sz w:val="17"/>
-              </w:rPr>
-              <w:t>—</w:t>
-            </w:r>
-          </w:p>
-        </w:tc>
-        <w:tc>
-          <w:tcPr>
-            <w:tcW w:type="dxa" w:w="1814"/>
-          </w:tcPr>
-          <w:p>
-            <w:pPr>
-              <w:spacing w:before="40" w:after="40"/>
-            </w:pPr>
-            <w:r/>
-            <w:r>
-              <w:rPr>
-                <w:b w:val="0"/>
-                <w:i w:val="0"/>
-                <w:sz w:val="17"/>
-              </w:rPr>
-              <w:t>At least 16 of 21 still applying something</w:t>
-            </w:r>
-          </w:p>
-        </w:tc>
-        <w:tc>
-          <w:tcPr>
-            <w:tcW w:type="dxa" w:w="2268"/>
-          </w:tcPr>
-          <w:p>
-            <w:pPr>
-              <w:spacing w:before="40" w:after="40"/>
-            </w:pPr>
-            <w:r/>
-            <w:r>
-              <w:rPr>
-                <w:b w:val="0"/>
-                <w:i w:val="0"/>
-                <w:sz w:val="17"/>
-              </w:rPr>
-              <w:t>Follow-up questionnaire</w:t>
-            </w:r>
-          </w:p>
-        </w:tc>
-        <w:tc>
-          <w:tcPr>
-            <w:tcW w:type="dxa" w:w="1928"/>
-          </w:tcPr>
-          <w:p>
-            <w:pPr>
-              <w:spacing w:before="40" w:after="40"/>
-            </w:pPr>
-            <w:r/>
-            <w:r>
-              <w:rPr>
-                <w:b w:val="0"/>
-                <w:i w:val="0"/>
-                <w:sz w:val="17"/>
-              </w:rPr>
-              <w:t>Month 12; activity coordinator</w:t>
-            </w:r>
-          </w:p>
-        </w:tc>
-      </w:tr>
-      <w:tr>
-        <w:tc>
-          <w:tcPr>
-            <w:tcW w:type="dxa" w:w="2041"/>
-          </w:tcPr>
-          <w:p>
-            <w:pPr>
-              <w:spacing w:before="40" w:after="40"/>
-            </w:pPr>
-            <w:r/>
-            <w:r>
-              <w:rPr>
-                <w:b w:val="0"/>
-                <w:i w:val="0"/>
-                <w:sz w:val="17"/>
-              </w:rPr>
-              <w:t>External uptake of the toolkit</w:t>
-            </w:r>
-          </w:p>
-        </w:tc>
-        <w:tc>
-          <w:tcPr>
-            <w:tcW w:type="dxa" w:w="1361"/>
-          </w:tcPr>
-          <w:p>
-            <w:pPr>
-              <w:spacing w:before="40" w:after="40"/>
-            </w:pPr>
-            <w:r/>
-            <w:r>
-              <w:rPr>
-                <w:b w:val="0"/>
-                <w:i w:val="0"/>
-                <w:sz w:val="17"/>
-              </w:rPr>
-              <w:t>0</w:t>
-            </w:r>
-          </w:p>
-        </w:tc>
-        <w:tc>
-          <w:tcPr>
-            <w:tcW w:type="dxa" w:w="1814"/>
-          </w:tcPr>
-          <w:p>
-            <w:pPr>
-              <w:spacing w:before="40" w:after="40"/>
-            </w:pPr>
-            <w:r/>
-            <w:r>
-              <w:rPr>
-                <w:b w:val="0"/>
-                <w:i w:val="0"/>
-                <w:sz w:val="17"/>
-              </w:rPr>
-              <w:t>At least 4 organisations outside the partnership</w:t>
-            </w:r>
-          </w:p>
-        </w:tc>
-        <w:tc>
-          <w:tcPr>
-            <w:tcW w:type="dxa" w:w="2268"/>
-          </w:tcPr>
-          <w:p>
-            <w:pPr>
-              <w:spacing w:before="40" w:after="40"/>
-            </w:pPr>
-            <w:r/>
-            <w:r>
-              <w:rPr>
-                <w:b w:val="0"/>
-                <w:i w:val="0"/>
-                <w:sz w:val="17"/>
-              </w:rPr>
-              <w:t>Written confirmations</w:t>
-            </w:r>
-          </w:p>
-        </w:tc>
-        <w:tc>
-          <w:tcPr>
-            <w:tcW w:type="dxa" w:w="1928"/>
-          </w:tcPr>
-          <w:p>
-            <w:pPr>
-              <w:spacing w:before="40" w:after="40"/>
-            </w:pPr>
-            <w:r/>
-            <w:r>
-              <w:rPr>
-                <w:b w:val="0"/>
-                <w:i w:val="0"/>
-                <w:sz w:val="17"/>
-              </w:rPr>
-              <w:t>Months 16–18; communication officer</w:t>
-            </w:r>
-          </w:p>
-        </w:tc>
-      </w:tr>
-    </w:tbl>
-    <w:p>
-      <w:pPr>
-        <w:spacing w:after="0"/>
-      </w:pPr>
+        <w:t>The three instruments that judge this project exist in writing now, at application stage, rather than being invented once the results are in. Every indicator we use has a baseline, a target, an instrument, a named owner and a fixed moment of measurement.</w:t>
+      </w:r>
     </w:p>
     <w:p>
       <w:pPr>
@@ -13994,7 +12598,7 @@
           <w:b w:val="0"/>
           <w:i w:val="0"/>
         </w:rPr>
-        <w:t>The evaluation runs to a fixed sequence. Before month 2 both instruments are piloted with five to eight young people aged 14–17 from the territory who are not project participants, and any item that more than 80% or fewer than 10% of the pilot group answers correctly is rewritten, so that neither instrument is used on the cohort untested. In month 2 the baseline is taken and the threshold recalibration rule is applied once, on the group mean, with the decision recorded in writing. In month 4 all observers score the same recorded sequence independently and compare, targeting exact agreement on at least 80% of judgements, and if that is not reached the grid is simplified before the mobility and the decision minuted.</w:t>
+        <w:t>The first instrument is a practical verification test of fifteen items worth thirty points, taken online on a closed device: Form A in month 2, before any learning activity, and the equivalent Form B in month 18, scored by the same formula at both ends. It is what tells us whether objective O1 was met — a rise of at least 30% in the mean score for at least 17 of the 21 participants. The second is an observation grid on which four named techniques are scored 0 to 2 each: identifying the source and the author, checking the date and the original context, comparing against two independent sources, and testing an image or a claim. It is applied in session D4.1 on Day 4 by six calibrated observers — the four group leaders and the two facilitators — with ten of the twenty-one double-scored independently and the Learning Programme Coordinator moderating but not scoring; it is what tells us whether O2 was met, again for at least 17 of 21. The third is a ten-minute exercise at the close of each of the four local initiatives: a young person who attended names two distinct checks, carries one out and draws a conclusion that follows from it. All three conditions, or it does not count. That is how O3 is judged — at least 80 young people reached, at least 20 per community, and at least 70% of them able to apply two simple methods.</w:t>
       </w:r>
     </w:p>
     <w:p>
@@ -14006,7 +12610,7 @@
           <w:b w:val="0"/>
           <w:i w:val="0"/>
         </w:rPr>
-        <w:t>During the mobility, the daily reflection groups produce output that visibly adjusts the next day’s programme, facilitators observe, the Day 4 grid is applied with moderation immediately afterwards, and individual learning targets are reviewed at the mid-point. On Day 7 come the participatory evaluation, an anonymous written questionnaire, the Youthpass reflection and the comparison of each participant’s Day 1 digital map with their Day 7 reflection. After each local initiative there are attendance records, a short report and the ten-minute exercise. Month 10 brings the joint online review that feeds a revision of the toolkit, month 12 the follow-up questionnaire, month 17 a participatory evaluation with participants and a consortium evaluation meeting, and month 18 the final test, the comparison with the baseline, the evaluation report, and results communicated individually to each participant and collectively to parents, community partners, the 14 municipalities and the National Agency.</w:t>
+        <w:t>Two further measures matter more to us than the headline scores, because they go to the actual problem. The test carries a separate four-point sub-score on the two items that depend on overconfidence rather than knowledge, and we expect it to move proportionally more than the total; and an unscored question asking how good participants believe they are is converted onto the test scale, so the distance between believed and actual ability is reported as a number in month 2 and again in month 18. Our starting point is a group that already thinks it can spot a fake, so a project that raised the score while leaving that gap untouched would have missed the point.</w:t>
       </w:r>
     </w:p>
     <w:p>
@@ -14018,7 +12622,55 @@
           <w:b w:val="0"/>
           <w:i w:val="0"/>
         </w:rPr>
-        <w:t>The instruments are designed so that failure is visible. A practical test can show no improvement, an observation grid can record that a participant did not perform a technique, and a participant who does not take both forms is excluded from the calculation and reported as excluded rather than quietly dropped from the denominator. We prefer that to a satisfaction questionnaire that always comes back positive. Fifteen items and twenty-one participants is not a validated psychometric instrument and we will not describe it as one: it is fit for tracking change inside this cohort and for telling the team where the learning worked, and the final report will say what was achieved and what was not.</w:t>
+        <w:t>Neither instrument is used on the cohort untested. Before month 2 both are piloted with five to eight young people aged 14–17 from the territory who are not project participants, and any item that more than 80% or fewer than 10% of them answer correctly is rewritten, because an item everyone gets right and an item nobody gets right tell us nothing. The baseline is then taken in month 2 and the recalibration rule applied once, on the group mean, with the decision written down at the time. In month 4 all six observers score the same recorded sequence independently and compare, targeting exact agreement on at least 80% of judgements; if that is not reached the grid is simplified before the mobility and the decision minuted — before anyone has seen a result, never after.</w:t>
+      </w:r>
+    </w:p>
+    <w:p>
+      <w:pPr>
+        <w:jc w:val="both"/>
+      </w:pPr>
+      <w:r>
+        <w:rPr>
+          <w:b w:val="0"/>
+          <w:i w:val="0"/>
+        </w:rPr>
+        <w:t>A second set of checks at selection is as binding as the learning ones: at least 63 applications for the 21 places, at least 16 of the 21 taking part in a European mobility for the first time, at least 13 with fewer opportunities, and at least 40% of each gender in every national group, verified by the activity coordinator at selection and again at final confirmation.</w:t>
+      </w:r>
+    </w:p>
+    <w:p>
+      <w:pPr>
+        <w:jc w:val="both"/>
+      </w:pPr>
+      <w:r>
+        <w:rPr>
+          <w:b w:val="0"/>
+          <w:i w:val="0"/>
+        </w:rPr>
+        <w:t>During the week the evaluation is continuous and visible to the participants. The daily reflection groups run first in the national group in the participant’s own language and then in plenary, and what comes out of them visibly changes the next day’s programme — a learning method and our best early warning at once. The Day 4 grid is moderated immediately after the session, while the observers still remember what they saw, and at the mid-point each participant returns to the two learning targets they set on Day 1. On Day 7 there is a participatory evaluation run with the participants rather than on them, an anonymous questionnaire in which we look for at least 80% positive without leaning on it, the Youthpass session, and the comparison of each sealed Day 1 digital map with what its author can now say about their own habits.</w:t>
+      </w:r>
+    </w:p>
+    <w:p>
+      <w:pPr>
+        <w:jc w:val="both"/>
+      </w:pPr>
+      <w:r>
+        <w:rPr>
+          <w:b w:val="0"/>
+          <w:i w:val="0"/>
+        </w:rPr>
+        <w:t>After the mobility the measurement follows the participants. Each local initiative produces an attendance record, a short report and the ten-minute exercise. In month 10 the four groups meet online to review what actually worked, and that review is what revises the toolkit, not a desk edit. A follow-up questionnaire in month 12 asks what they still use, with at least 16 of the 21 expected to be applying something six months on. In month 17 the participants take part in a participatory evaluation session that feeds the final report, and the three organisations hold their own evaluation meeting. In month 18 the final test is taken, compared with the baseline and written up. Externally we count one thing: at least four organisations outside the partnership confirming in writing that they use the toolkit. Results are communicated individually to every participant and collectively to parents, community partners, the 14 municipalities and the National Agency.</w:t>
+      </w:r>
+    </w:p>
+    <w:p>
+      <w:pPr>
+        <w:jc w:val="both"/>
+      </w:pPr>
+      <w:r>
+        <w:rPr>
+          <w:b w:val="0"/>
+          <w:i w:val="0"/>
+        </w:rPr>
+        <w:t>We have built these instruments so that failure is visible rather than comfortable. A practical test can come back showing no improvement. An observation grid can record, participant by participant, that a technique was not performed. A participant who does not take both forms is excluded from the calculation and reported as excluded, not quietly removed from the denominator. We prefer that to a satisfaction questionnaire that always comes back positive. And we will describe the instruments honestly: fifteen items and twenty-one participants do not make a validated psychometric instrument and we will not call it one. It is fit for tracking change inside this cohort and for telling the team where the learning worked and where it did not; the final report will say both.</w:t>
       </w:r>
     </w:p>
     <w:p>
@@ -14032,7 +12684,7 @@
           <w:color w:val="5A5A5A"/>
           <w:sz w:val="16"/>
         </w:rPr>
-        <w:t>≈ 4,791 characters (assumed form limit 6,000 — within limit)</w:t>
+        <w:t>≈ 5,991 characters (assumed form limit 6,000 — within limit)</w:t>
       </w:r>
     </w:p>
     <w:p>

--- a/VERIFAI_KA152_Form_Content_EN.docx
+++ b/VERIFAI_KA152_Form_Content_EN.docx
@@ -12749,7 +12749,7 @@
           <w:b w:val="0"/>
           <w:i w:val="0"/>
         </w:rPr>
-        <w:t>Something concrete stays behind and someone owns it. The “Digital Detectives” toolkit — worksheets, exercises, games, verification grids, the manipulation grid produced by the participants and the AI-recognition sheet they wrote themselves — is tested during the mobility, revised in month 10 on the basis of what actually worked in the four local initiatives, and published free of charge in month 17 in English and Romanian, with Greek and Turkish translations delivered by the partners. It is not a report about the project but a set of materials a youth worker can pick up and use on a Tuesday afternoon.</w:t>
+        <w:t>Four things stay behind when the funding stops, and each one has a person responsible for it.</w:t>
       </w:r>
     </w:p>
     <w:p>
@@ -12761,7 +12761,7 @@
           <w:b w:val="0"/>
           <w:i w:val="0"/>
         </w:rPr>
-        <w:t>It then enters standing activity rather than an archive. The coordinator integrates the toolkit into the youth animation work it already runs across its 14 partner municipalities and into the community events it holds every year; GGD takes it into the volunteer network it trains annually and into its rural youth programme; KEA takes it into its creative activity centre for children and young people and out to the 36 islands it serves. Each organisation names, in the partnership agreement, the person who owns it afterwards — a named person, not a department.</w:t>
+        <w:t>The first is the toolkit. We call it “Digital Detectives” and it is not a report about the project. It is the material we actually used: worksheets, exercises, games, verification grids, the manipulation grid the participants wrote in four languages, and the AI-recognition sheet they made themselves. We test it during the exchange, then we fix it in month 10 using what really worked in the four local initiatives and what did not. It is published free of charge in month 17 in English and Romanian, and GGD and KEA translate it into Turkish and Greek. Any youth worker can download it and run a session with it the same week.</w:t>
       </w:r>
     </w:p>
     <w:p>
@@ -12773,7 +12773,7 @@
           <w:b w:val="0"/>
           <w:i w:val="0"/>
         </w:rPr>
-        <w:t>The twenty-one stay as well. They are not released at the end: each has already run a local initiative, and the organisations then involve them as peer trainers, which is both cheaper and more effective than recruiting a new cohort from scratch, while the cohort communication group remains open. The instruments stay too, since the verification test, the observation grid and the beneficiary exercise are reusable, and the coordinator ends the project owning three measurement instruments it did not have before — which changes what it can honestly claim in every youth project it writes afterwards.</w:t>
+        <w:t>The second is where that toolkit goes next, because a published file that nobody picks up is not a result. Our association already runs youth activities across its 14 partner municipalities and holds community events every year, and the toolkit becomes part of that work. GGD puts it into the volunteer network it trains every year and into its rural youth programme. KEA takes it into its creative activity centre for children and young people and out to the 36 islands it serves. In the partnership agreement each organisation writes down the name of the person who is responsible for it after the project ends — a name, not a department.</w:t>
       </w:r>
     </w:p>
     <w:p>
@@ -12785,7 +12785,31 @@
           <w:b w:val="0"/>
           <w:i w:val="0"/>
         </w:rPr>
-        <w:t>Finally, the partnership decides its own future. In month 17 the three organisations formally assess whether to continue, and with what: a second exchange hosted by another partner, or a youth participation project on dialogue with local decision-makers. The decision is minuted either way, including if it is not to continue.</w:t>
+        <w:t>The third is the twenty-one participants. They do not stop being part of this when they get home. Each of them has already planned and led a local activity for other young people, so the three organisations keep them on as peer trainers in what they do next. That is cheaper than finding a new group and it works better, because a sixteen-year-old listens differently to another sixteen-year-old. The group chat stays open for the whole 18 months and is not closed when the report is submitted.</w:t>
+      </w:r>
+    </w:p>
+    <w:p>
+      <w:pPr>
+        <w:jc w:val="both"/>
+      </w:pPr>
+      <w:r>
+        <w:rPr>
+          <w:b w:val="0"/>
+          <w:i w:val="0"/>
+        </w:rPr>
+        <w:t>The fourth is the three instruments: the practical test, the observation grid, and the short exercise we use with the young people the participants reach afterwards. All three can be used again. At the end of this project our association owns three ways of measuring what young people actually learned, which it did not have before, and that changes what we can honestly write in the next project we apply for.</w:t>
+      </w:r>
+    </w:p>
+    <w:p>
+      <w:pPr>
+        <w:jc w:val="both"/>
+      </w:pPr>
+      <w:r>
+        <w:rPr>
+          <w:b w:val="0"/>
+          <w:i w:val="0"/>
+        </w:rPr>
+        <w:t>In month 17 the three organisations sit down and decide whether to carry on together, and with what. Two ideas are already on the table: a second exchange, hosted next time by GGD or KEA, or a youth participation project where young people talk directly to local decision-makers. We write the decision down either way, including if the answer is no.</w:t>
       </w:r>
     </w:p>
     <w:p>
@@ -12799,7 +12823,7 @@
           <w:color w:val="5A5A5A"/>
           <w:sz w:val="16"/>
         </w:rPr>
-        <w:t>≈ 2,101 characters (assumed form limit 5,000 — within limit)</w:t>
+        <w:t>≈ 2,620 characters (assumed form limit 5,000 — within limit)</w:t>
       </w:r>
     </w:p>
     <w:tbl>
@@ -12856,63 +12880,67 @@
           <w:b w:val="0"/>
           <w:i w:val="0"/>
         </w:rPr>
-        <w:t xml:space="preserve">Yes. Four measures, each with an addressee rather than a general intention. </w:t>
-      </w:r>
-      <w:r>
-        <w:rPr>
-          <w:b/>
-          <w:i w:val="0"/>
-        </w:rPr>
-        <w:t>To youth organisations, libraries and community centres in the territory:</w:t>
-      </w:r>
+        <w:t>Yes. We prefer to name who gets what, rather than promise to share widely.</w:t>
+      </w:r>
+    </w:p>
+    <w:p>
+      <w:pPr>
+        <w:jc w:val="both"/>
+      </w:pPr>
       <w:r>
         <w:rPr>
           <w:b w:val="0"/>
           <w:i w:val="0"/>
         </w:rPr>
-        <w:t xml:space="preserve"> the toolkit offered free, with a presentation session in month 17 for the youth workers, librarians and community educators who will actually use it. Romania has no coordinated national media-literacy strategy and its policies in this area are fragmented across separate legal frameworks; in that context a free, tested set of materials in the hands of people who already work with rural young people has value out of proportion to the size of this project. </w:t>
-      </w:r>
-      <w:r>
-        <w:rPr>
-          <w:b/>
-          <w:i w:val="0"/>
-        </w:rPr>
-        <w:t>To youth organisations across Europe:</w:t>
-      </w:r>
+        <w:t>Youth organisations, libraries and community centres in our own territory get the toolkit free, and in month 17 we sit down with the youth workers, librarians and community educators who will actually use it and go through it with them. This matters more here than it would elsewhere. Romania has no single national plan for media literacy and the rules are spread across different laws, so a tested set of free materials in the hands of people who already work with rural young people fills a gap that nobody else is filling.</w:t>
+      </w:r>
+    </w:p>
+    <w:p>
+      <w:pPr>
+        <w:jc w:val="both"/>
+      </w:pPr>
       <w:r>
         <w:rPr>
           <w:b w:val="0"/>
           <w:i w:val="0"/>
         </w:rPr>
-        <w:t xml:space="preserve"> publication on the Erasmus+ Project Results Platform, dissemination through GGD’s and KEA’s own channels — KEA alone reaches more than 80 regional media outlets, a website with over 12,000 monthly visitors and a newsletter of 800 recipients — and dissemination through the LEADER and ELARD networks, where the coordinator already has transnational cooperation experience; target, at least four organisations outside the partnership confirming in writing that they use the toolkit. </w:t>
-      </w:r>
-      <w:r>
-        <w:rPr>
-          <w:b/>
-          <w:i w:val="0"/>
-        </w:rPr>
-        <w:t>To local institutions:</w:t>
-      </w:r>
+        <w:t>Youth organisations elsewhere in Europe get it through the Erasmus+ Project Results Platform and through our partners’ own channels. KEA reaches more than 80 regional media outlets, a website with over 12,000 visitors a month and a newsletter with 800 subscribers. GGD reaches the volunteers it trains every year. We also use the LEADER and ELARD rural networks, where our association already works internationally. The target is simple and checkable: at least four organisations outside this partnership confirm in writing that they have used the toolkit.</w:t>
+      </w:r>
+    </w:p>
+    <w:p>
+      <w:pPr>
+        <w:jc w:val="both"/>
+      </w:pPr>
       <w:r>
         <w:rPr>
           <w:b w:val="0"/>
           <w:i w:val="0"/>
         </w:rPr>
-        <w:t xml:space="preserve"> the evaluation report and a short set of recommendations delivered to the 14 partner municipalities and to the partner institutions in the other three countries. </w:t>
-      </w:r>
-      <w:r>
-        <w:rPr>
-          <w:b/>
-          <w:i w:val="0"/>
-        </w:rPr>
-        <w:t>To the communities themselves:</w:t>
-      </w:r>
+        <w:t>Local institutions get the evaluation report and a short list of recommendations — what worked, what we would do differently, and what a municipality can do with very little money. It goes to our 14 partner municipalities and to the partner institutions in Türkiye and Greece.</w:t>
+      </w:r>
+    </w:p>
+    <w:p>
+      <w:pPr>
+        <w:jc w:val="both"/>
+      </w:pPr>
       <w:r>
         <w:rPr>
           <w:b w:val="0"/>
           <w:i w:val="0"/>
         </w:rPr>
-        <w:t xml:space="preserve"> the four media products remain in circulation on the organisations’ channels — unlike a report, they are the kind of thing people actually watch.</w:t>
+        <w:t>The communities get the four media products, which stay online on all three organisations’ channels after the project closes. A two-minute video that takes apart a rumour people in the village actually heard gets watched. A report does not.</w:t>
+      </w:r>
+    </w:p>
+    <w:p>
+      <w:pPr>
+        <w:jc w:val="both"/>
+      </w:pPr>
+      <w:r>
+        <w:rPr>
+          <w:b w:val="0"/>
+          <w:i w:val="0"/>
+        </w:rPr>
+        <w:t>None of this needs new funding. Everything listed here happens inside activities the three organisations already run and already pay for.</w:t>
       </w:r>
     </w:p>
     <w:p>
@@ -12926,7 +12954,7 @@
           <w:color w:val="5A5A5A"/>
           <w:sz w:val="16"/>
         </w:rPr>
-        <w:t>≈ 1,489 characters (assumed form limit 4,000 — within limit)</w:t>
+        <w:t>≈ 1,815 characters (assumed form limit 4,000 — within limit)</w:t>
       </w:r>
     </w:p>
     <w:p>
@@ -12982,509 +13010,6 @@
         <w:spacing w:after="0"/>
       </w:pPr>
     </w:p>
-    <w:tbl>
-      <w:tblPr>
-        <w:tblW w:type="auto" w:w="0"/>
-        <w:jc w:val="center"/>
-        <w:tblLayout w:type="autofit"/>
-        <w:tblLook w:firstColumn="1" w:firstRow="1" w:lastColumn="0" w:lastRow="0" w:noHBand="0" w:noVBand="1" w:val="04A0"/>
-        <w:tblBorders>
-          <w:top w:val="single" w:sz="4" w:space="0" w:color="BFBFBF"/>
-          <w:left w:val="single" w:sz="4" w:space="0" w:color="BFBFBF"/>
-          <w:bottom w:val="single" w:sz="4" w:space="0" w:color="BFBFBF"/>
-          <w:right w:val="single" w:sz="4" w:space="0" w:color="BFBFBF"/>
-          <w:insideH w:val="single" w:sz="4" w:space="0" w:color="BFBFBF"/>
-          <w:insideV w:val="single" w:sz="4" w:space="0" w:color="BFBFBF"/>
-        </w:tblBorders>
-      </w:tblPr>
-      <w:tblGrid>
-        <w:gridCol w:w="2353"/>
-        <w:gridCol w:w="2353"/>
-        <w:gridCol w:w="2353"/>
-        <w:gridCol w:w="2353"/>
-      </w:tblGrid>
-      <w:tr>
-        <w:tc>
-          <w:tcPr>
-            <w:tcW w:type="dxa" w:w="1814"/>
-            <w:shd w:val="clear" w:color="auto" w:fill="E8EEF7"/>
-          </w:tcPr>
-          <w:p>
-            <w:pPr>
-              <w:spacing w:before="40" w:after="40"/>
-            </w:pPr>
-            <w:r/>
-            <w:r>
-              <w:rPr>
-                <w:b/>
-                <w:i w:val="0"/>
-                <w:color w:val="003D82"/>
-                <w:sz w:val="17"/>
-              </w:rPr>
-              <w:t>Audience</w:t>
-            </w:r>
-          </w:p>
-        </w:tc>
-        <w:tc>
-          <w:tcPr>
-            <w:tcW w:type="dxa" w:w="2381"/>
-            <w:shd w:val="clear" w:color="auto" w:fill="E8EEF7"/>
-          </w:tcPr>
-          <w:p>
-            <w:pPr>
-              <w:spacing w:before="40" w:after="40"/>
-            </w:pPr>
-            <w:r/>
-            <w:r>
-              <w:rPr>
-                <w:b/>
-                <w:i w:val="0"/>
-                <w:color w:val="003D82"/>
-                <w:sz w:val="17"/>
-              </w:rPr>
-              <w:t>Channel</w:t>
-            </w:r>
-          </w:p>
-        </w:tc>
-        <w:tc>
-          <w:tcPr>
-            <w:tcW w:type="dxa" w:w="2381"/>
-            <w:shd w:val="clear" w:color="auto" w:fill="E8EEF7"/>
-          </w:tcPr>
-          <w:p>
-            <w:pPr>
-              <w:spacing w:before="40" w:after="40"/>
-            </w:pPr>
-            <w:r/>
-            <w:r>
-              <w:rPr>
-                <w:b/>
-                <w:i w:val="0"/>
-                <w:color w:val="003D82"/>
-                <w:sz w:val="17"/>
-              </w:rPr>
-              <w:t>Product</w:t>
-            </w:r>
-          </w:p>
-        </w:tc>
-        <w:tc>
-          <w:tcPr>
-            <w:tcW w:type="dxa" w:w="2835"/>
-            <w:shd w:val="clear" w:color="auto" w:fill="E8EEF7"/>
-          </w:tcPr>
-          <w:p>
-            <w:pPr>
-              <w:spacing w:before="40" w:after="40"/>
-            </w:pPr>
-            <w:r/>
-            <w:r>
-              <w:rPr>
-                <w:b/>
-                <w:i w:val="0"/>
-                <w:color w:val="003D82"/>
-                <w:sz w:val="17"/>
-              </w:rPr>
-              <w:t>Indicator and owner</w:t>
-            </w:r>
-          </w:p>
-        </w:tc>
-      </w:tr>
-      <w:tr>
-        <w:tc>
-          <w:tcPr>
-            <w:tcW w:type="dxa" w:w="1814"/>
-          </w:tcPr>
-          <w:p>
-            <w:pPr>
-              <w:spacing w:before="40" w:after="40"/>
-            </w:pPr>
-            <w:r/>
-            <w:r>
-              <w:rPr>
-                <w:b w:val="0"/>
-                <w:i w:val="0"/>
-                <w:sz w:val="17"/>
-              </w:rPr>
-              <w:t>Young people in the three communities</w:t>
-            </w:r>
-          </w:p>
-        </w:tc>
-        <w:tc>
-          <w:tcPr>
-            <w:tcW w:type="dxa" w:w="2381"/>
-          </w:tcPr>
-          <w:p>
-            <w:pPr>
-              <w:spacing w:before="40" w:after="40"/>
-            </w:pPr>
-            <w:r/>
-            <w:r>
-              <w:rPr>
-                <w:b w:val="0"/>
-                <w:i w:val="0"/>
-                <w:sz w:val="17"/>
-              </w:rPr>
-              <w:t>The four local initiatives; the organisations’ social media; youth centres, libraries and community centres</w:t>
-            </w:r>
-          </w:p>
-        </w:tc>
-        <w:tc>
-          <w:tcPr>
-            <w:tcW w:type="dxa" w:w="2381"/>
-          </w:tcPr>
-          <w:p>
-            <w:pPr>
-              <w:spacing w:before="40" w:after="40"/>
-            </w:pPr>
-            <w:r/>
-            <w:r>
-              <w:rPr>
-                <w:b w:val="0"/>
-                <w:i w:val="0"/>
-                <w:sz w:val="17"/>
-              </w:rPr>
-              <w:t>Workshops, the four media products, the toolkit</w:t>
-            </w:r>
-          </w:p>
-        </w:tc>
-        <w:tc>
-          <w:tcPr>
-            <w:tcW w:type="dxa" w:w="2835"/>
-          </w:tcPr>
-          <w:p>
-            <w:pPr>
-              <w:spacing w:before="40" w:after="40"/>
-            </w:pPr>
-            <w:r/>
-            <w:r>
-              <w:rPr>
-                <w:b w:val="0"/>
-                <w:i w:val="0"/>
-                <w:sz w:val="17"/>
-              </w:rPr>
-              <w:t>At least 80 young people reached directly; group leaders</w:t>
-            </w:r>
-          </w:p>
-        </w:tc>
-      </w:tr>
-      <w:tr>
-        <w:tc>
-          <w:tcPr>
-            <w:tcW w:type="dxa" w:w="1814"/>
-          </w:tcPr>
-          <w:p>
-            <w:pPr>
-              <w:spacing w:before="40" w:after="40"/>
-            </w:pPr>
-            <w:r/>
-            <w:r>
-              <w:rPr>
-                <w:b w:val="0"/>
-                <w:i w:val="0"/>
-                <w:sz w:val="17"/>
-              </w:rPr>
-              <w:t>Communities of the territory</w:t>
-            </w:r>
-          </w:p>
-        </w:tc>
-        <w:tc>
-          <w:tcPr>
-            <w:tcW w:type="dxa" w:w="2381"/>
-          </w:tcPr>
-          <w:p>
-            <w:pPr>
-              <w:spacing w:before="40" w:after="40"/>
-            </w:pPr>
-            <w:r/>
-            <w:r>
-              <w:rPr>
-                <w:b w:val="0"/>
-                <w:i w:val="0"/>
-                <w:sz w:val="17"/>
-              </w:rPr>
-              <w:t>The 14 partner municipalities; the community events the organisation runs annually; local press</w:t>
-            </w:r>
-          </w:p>
-        </w:tc>
-        <w:tc>
-          <w:tcPr>
-            <w:tcW w:type="dxa" w:w="2381"/>
-          </w:tcPr>
-          <w:p>
-            <w:pPr>
-              <w:spacing w:before="40" w:after="40"/>
-            </w:pPr>
-            <w:r/>
-            <w:r>
-              <w:rPr>
-                <w:b w:val="0"/>
-                <w:i w:val="0"/>
-                <w:sz w:val="17"/>
-              </w:rPr>
-              <w:t>The Day 7 public presentation; a “Digital Detectives” stand at two community events</w:t>
-            </w:r>
-          </w:p>
-        </w:tc>
-        <w:tc>
-          <w:tcPr>
-            <w:tcW w:type="dxa" w:w="2835"/>
-          </w:tcPr>
-          <w:p>
-            <w:pPr>
-              <w:spacing w:before="40" w:after="40"/>
-            </w:pPr>
-            <w:r/>
-            <w:r>
-              <w:rPr>
-                <w:b w:val="0"/>
-                <w:i w:val="0"/>
-                <w:sz w:val="17"/>
-              </w:rPr>
-              <w:t>At least 2 community events and 3 items in local press; communication officer</w:t>
-            </w:r>
-          </w:p>
-        </w:tc>
-      </w:tr>
-      <w:tr>
-        <w:tc>
-          <w:tcPr>
-            <w:tcW w:type="dxa" w:w="1814"/>
-          </w:tcPr>
-          <w:p>
-            <w:pPr>
-              <w:spacing w:before="40" w:after="40"/>
-            </w:pPr>
-            <w:r/>
-            <w:r>
-              <w:rPr>
-                <w:b w:val="0"/>
-                <w:i w:val="0"/>
-                <w:sz w:val="17"/>
-              </w:rPr>
-              <w:t>Parents and legal guardians of the participants</w:t>
-            </w:r>
-          </w:p>
-        </w:tc>
-        <w:tc>
-          <w:tcPr>
-            <w:tcW w:type="dxa" w:w="2381"/>
-          </w:tcPr>
-          <w:p>
-            <w:pPr>
-              <w:spacing w:before="40" w:after="40"/>
-            </w:pPr>
-            <w:r/>
-            <w:r>
-              <w:rPr>
-                <w:b w:val="0"/>
-                <w:i w:val="0"/>
-                <w:sz w:val="17"/>
-              </w:rPr>
-              <w:t>The parents’ meetings in each country; the participant pack; the local initiatives and the Day 7 presentation</w:t>
-            </w:r>
-          </w:p>
-        </w:tc>
-        <w:tc>
-          <w:tcPr>
-            <w:tcW w:type="dxa" w:w="2381"/>
-          </w:tcPr>
-          <w:p>
-            <w:pPr>
-              <w:spacing w:before="40" w:after="40"/>
-            </w:pPr>
-            <w:r/>
-            <w:r>
-              <w:rPr>
-                <w:b w:val="0"/>
-                <w:i w:val="0"/>
-                <w:sz w:val="17"/>
-              </w:rPr>
-              <w:t>Information on the programme, the supervision arrangements and the contact chain; presentations by the participants themselves</w:t>
-            </w:r>
-          </w:p>
-        </w:tc>
-        <w:tc>
-          <w:tcPr>
-            <w:tcW w:type="dxa" w:w="2835"/>
-          </w:tcPr>
-          <w:p>
-            <w:pPr>
-              <w:spacing w:before="40" w:after="40"/>
-            </w:pPr>
-            <w:r/>
-            <w:r>
-              <w:rPr>
-                <w:b w:val="0"/>
-                <w:i w:val="0"/>
-                <w:sz w:val="17"/>
-              </w:rPr>
-              <w:t>One meeting per country before consents are signed; 100% of families reached with the pack; group leaders. Parents are involved in informing, supporting and protecting participants who are minors — they are not a target group of the project</w:t>
-            </w:r>
-          </w:p>
-        </w:tc>
-      </w:tr>
-      <w:tr>
-        <w:tc>
-          <w:tcPr>
-            <w:tcW w:type="dxa" w:w="1814"/>
-          </w:tcPr>
-          <w:p>
-            <w:pPr>
-              <w:spacing w:before="40" w:after="40"/>
-            </w:pPr>
-            <w:r/>
-            <w:r>
-              <w:rPr>
-                <w:b w:val="0"/>
-                <w:i w:val="0"/>
-                <w:sz w:val="17"/>
-              </w:rPr>
-              <w:t>Youth organisations and youth workers in Europe</w:t>
-            </w:r>
-          </w:p>
-        </w:tc>
-        <w:tc>
-          <w:tcPr>
-            <w:tcW w:type="dxa" w:w="2381"/>
-          </w:tcPr>
-          <w:p>
-            <w:pPr>
-              <w:spacing w:before="40" w:after="40"/>
-            </w:pPr>
-            <w:r/>
-            <w:r>
-              <w:rPr>
-                <w:b w:val="0"/>
-                <w:i w:val="0"/>
-                <w:sz w:val="17"/>
-              </w:rPr>
-              <w:t>Erasmus+ Project Results Platform; the partners’ networks; KEA’s regional media network, website and newsletter; GGD’s volunteer network; LEADER and ELARD</w:t>
-            </w:r>
-          </w:p>
-        </w:tc>
-        <w:tc>
-          <w:tcPr>
-            <w:tcW w:type="dxa" w:w="2381"/>
-          </w:tcPr>
-          <w:p>
-            <w:pPr>
-              <w:spacing w:before="40" w:after="40"/>
-            </w:pPr>
-            <w:r/>
-            <w:r>
-              <w:rPr>
-                <w:b w:val="0"/>
-                <w:i w:val="0"/>
-                <w:sz w:val="17"/>
-              </w:rPr>
-              <w:t>The “Digital Detectives” toolkit</w:t>
-            </w:r>
-          </w:p>
-        </w:tc>
-        <w:tc>
-          <w:tcPr>
-            <w:tcW w:type="dxa" w:w="2835"/>
-          </w:tcPr>
-          <w:p>
-            <w:pPr>
-              <w:spacing w:before="40" w:after="40"/>
-            </w:pPr>
-            <w:r/>
-            <w:r>
-              <w:rPr>
-                <w:b w:val="0"/>
-                <w:i w:val="0"/>
-                <w:sz w:val="17"/>
-              </w:rPr>
-              <w:t>Toolkit published and freely downloadable; at least 4 external organisations confirm use</w:t>
-            </w:r>
-          </w:p>
-        </w:tc>
-      </w:tr>
-      <w:tr>
-        <w:tc>
-          <w:tcPr>
-            <w:tcW w:type="dxa" w:w="1814"/>
-          </w:tcPr>
-          <w:p>
-            <w:pPr>
-              <w:spacing w:before="40" w:after="40"/>
-            </w:pPr>
-            <w:r/>
-            <w:r>
-              <w:rPr>
-                <w:b w:val="0"/>
-                <w:i w:val="0"/>
-                <w:sz w:val="17"/>
-              </w:rPr>
-              <w:t>Local institutions and decision-makers</w:t>
-            </w:r>
-          </w:p>
-        </w:tc>
-        <w:tc>
-          <w:tcPr>
-            <w:tcW w:type="dxa" w:w="2381"/>
-          </w:tcPr>
-          <w:p>
-            <w:pPr>
-              <w:spacing w:before="40" w:after="40"/>
-            </w:pPr>
-            <w:r/>
-            <w:r>
-              <w:rPr>
-                <w:b w:val="0"/>
-                <w:i w:val="0"/>
-                <w:sz w:val="17"/>
-              </w:rPr>
-              <w:t>Direct meetings; presentations in local councils</w:t>
-            </w:r>
-          </w:p>
-        </w:tc>
-        <w:tc>
-          <w:tcPr>
-            <w:tcW w:type="dxa" w:w="2381"/>
-          </w:tcPr>
-          <w:p>
-            <w:pPr>
-              <w:spacing w:before="40" w:after="40"/>
-            </w:pPr>
-            <w:r/>
-            <w:r>
-              <w:rPr>
-                <w:b w:val="0"/>
-                <w:i w:val="0"/>
-                <w:sz w:val="17"/>
-              </w:rPr>
-              <w:t>Evaluation report; short recommendations</w:t>
-            </w:r>
-          </w:p>
-        </w:tc>
-        <w:tc>
-          <w:tcPr>
-            <w:tcW w:type="dxa" w:w="2835"/>
-          </w:tcPr>
-          <w:p>
-            <w:pPr>
-              <w:spacing w:before="40" w:after="40"/>
-            </w:pPr>
-            <w:r/>
-            <w:r>
-              <w:rPr>
-                <w:b w:val="0"/>
-                <w:i w:val="0"/>
-                <w:sz w:val="17"/>
-              </w:rPr>
-              <w:t>At least 4 institutions informed; project manager</w:t>
-            </w:r>
-          </w:p>
-        </w:tc>
-      </w:tr>
-    </w:tbl>
-    <w:p>
-      <w:pPr>
-        <w:spacing w:after="0"/>
-      </w:pPr>
-    </w:p>
     <w:p>
       <w:pPr>
         <w:jc w:val="both"/>
@@ -13494,7 +13019,7 @@
           <w:b w:val="0"/>
           <w:i w:val="0"/>
         </w:rPr>
-        <w:t>All materials produced — toolkit, media products, presentations, press releases — carry the European Union emblem and the funding statement in line with the Programme’s rules, and on Day 1 participants have a short session on what Erasmus+ is and what stays open to them afterwards, from the European Solidarity Corps to DiscoverEU and other exchanges, so that this project is not the end of their contact with the Programme.</w:t>
+        <w:t>We share the results with five groups. For each one we know the channel, what they get, who is responsible and how we will know it happened.</w:t>
       </w:r>
     </w:p>
     <w:p>
@@ -13506,7 +13031,79 @@
           <w:b w:val="0"/>
           <w:i w:val="0"/>
         </w:rPr>
-        <w:t>Because all participants are minors, every piece of content goes through a two-step review before publication: the participant responsible for documentation prepares it, and the safeguarding focal point approves it. No identifiable image of a minor is published without written consent, no personal data of third parties appears, and no location details for minors are given. That rule is written into the group agreement on Day 1, and it is itself part of the learning.</w:t>
+        <w:t>Young people in the three communities come first, because they are the ones the project is for. They get the four local initiatives the participants run themselves, the four media products on the organisations’ social media, and the toolkit through youth centres, libraries and community centres. At least 80 young people are reached directly, and the group leaders are responsible for that number.</w:t>
+      </w:r>
+    </w:p>
+    <w:p>
+      <w:pPr>
+        <w:jc w:val="both"/>
+      </w:pPr>
+      <w:r>
+        <w:rPr>
+          <w:b w:val="0"/>
+          <w:i w:val="0"/>
+        </w:rPr>
+        <w:t>The communities of our territory come next. The 14 partner municipalities help us spread the word, we use the community events our association holds every year, and we work with the local press. What they see is the public presentation the participants give on Day 7 in Beliș, and a “Digital Detectives” stand at two of our community events. The target is two community events and three items in the local press, and the communication officer owns it.</w:t>
+      </w:r>
+    </w:p>
+    <w:p>
+      <w:pPr>
+        <w:jc w:val="both"/>
+      </w:pPr>
+      <w:r>
+        <w:rPr>
+          <w:b w:val="0"/>
+          <w:i w:val="0"/>
+        </w:rPr>
+        <w:t>Parents and guardians are a special case, and we say plainly what they are: not a target group of the project, but the people who have to inform, support and protect participants who are minors. Each country holds a parents’ meeting before consents are signed, every family receives the participant pack, and parents are invited to the local initiative and to the Day 7 presentation, where they hear it from their own child instead of from us.</w:t>
+      </w:r>
+    </w:p>
+    <w:p>
+      <w:pPr>
+        <w:jc w:val="both"/>
+      </w:pPr>
+      <w:r>
+        <w:rPr>
+          <w:b w:val="0"/>
+          <w:i w:val="0"/>
+        </w:rPr>
+        <w:t>Youth organisations and youth workers across Europe get the toolkit. We publish it on the Erasmus+ Project Results Platform, and it travels through KEA’s regional media network, website and newsletter, through GGD’s volunteer network, and through the LEADER and ELARD rural networks. What we count is the toolkit published and freely downloadable, and at least four organisations outside the partnership confirming that they use it.</w:t>
+      </w:r>
+    </w:p>
+    <w:p>
+      <w:pPr>
+        <w:jc w:val="both"/>
+      </w:pPr>
+      <w:r>
+        <w:rPr>
+          <w:b w:val="0"/>
+          <w:i w:val="0"/>
+        </w:rPr>
+        <w:t>Local institutions and decision-makers get the evaluation report and the recommendations, in direct meetings and in presentations to local councils. At least four institutions informed, and the project manager is responsible.</w:t>
+      </w:r>
+    </w:p>
+    <w:p>
+      <w:pPr>
+        <w:jc w:val="both"/>
+      </w:pPr>
+      <w:r>
+        <w:rPr>
+          <w:b w:val="0"/>
+          <w:i w:val="0"/>
+        </w:rPr>
+        <w:t>Two rules apply to everything we publish. Every product — toolkit, videos, presentations, press releases — carries the European Union emblem and the funding statement, as the Programme requires. And because all our participants are minors, nothing goes out until two people have seen it: the participant responsible for documentation prepares it, and the safeguarding focal point approves it. No recognisable photo of a minor is published without written consent, no personal data of other people appears, and we never publish where a minor lives or can be found. That rule is written into the group agreement on Day 1, and understanding why it exists is part of the learning.</w:t>
+      </w:r>
+    </w:p>
+    <w:p>
+      <w:pPr>
+        <w:jc w:val="both"/>
+      </w:pPr>
+      <w:r>
+        <w:rPr>
+          <w:b w:val="0"/>
+          <w:i w:val="0"/>
+        </w:rPr>
+        <w:t>On Day 1 the participants also get a short session on what Erasmus+ actually is and what stays open to them afterwards — the European Solidarity Corps, DiscoverEU, other exchanges — so that this project is not the last time they hear the word.</w:t>
       </w:r>
     </w:p>
     <w:p>
@@ -13520,7 +13117,7 @@
           <w:color w:val="5A5A5A"/>
           <w:sz w:val="16"/>
         </w:rPr>
-        <w:t>≈ 2,510 characters (assumed form limit 5,000 — within limit)</w:t>
+        <w:t>≈ 3,016 characters (assumed form limit 5,000 — within limit)</w:t>
       </w:r>
     </w:p>
     <w:tbl>
@@ -13577,7 +13174,31 @@
           <w:b w:val="0"/>
           <w:i w:val="0"/>
         </w:rPr>
-        <w:t>Participants are the producers of the disseminated results, not their subject. They make the four media products; they design and lead the four local initiatives; they present publicly on Day 7 to guests from the community, the municipalities and the press; they co-present the results across the localities of the territory in months 16–17; and defined documentation roles — photo and video, activity diary, contact with the host community — are assigned in month 3 and held throughout. A fifteen-year-old explaining to a room of other young people how to check whether a photograph is what it claims to be is a more effective dissemination instrument than any press release the organisation could write — and it is also the moment the learning stops being ours and becomes theirs.</w:t>
+        <w:t>The participants are the ones doing the disseminating. They are not the subject of it.</w:t>
+      </w:r>
+    </w:p>
+    <w:p>
+      <w:pPr>
+        <w:jc w:val="both"/>
+      </w:pPr>
+      <w:r>
+        <w:rPr>
+          <w:b w:val="0"/>
+          <w:i w:val="0"/>
+        </w:rPr>
+        <w:t>They make the four media products. They design and lead the four local initiatives, choosing the date, the place, the audience and who does what. They present in public on Day 7 to guests from Beliș, the neighbouring communes and the local press, and the adults in the room speak only if someone asks them a question. In months 16 and 17 they present the results again across the localities of the territory. And from month 3 each of them holds a real job in the project — photo and video, the activity diary, contact with the host community, energisers, timekeeping — assigned before the mobility and kept throughout.</w:t>
+      </w:r>
+    </w:p>
+    <w:p>
+      <w:pPr>
+        <w:jc w:val="both"/>
+      </w:pPr>
+      <w:r>
+        <w:rPr>
+          <w:b w:val="0"/>
+          <w:i w:val="0"/>
+        </w:rPr>
+        <w:t>There is a practical reason for working this way and not only a principled one. When a fifteen-year-old stands in front of a room of other young people and shows them how to check whether a photograph is really what it claims to be, they are believed. It is also the moment the learning stops belonging to us and starts belonging to them.</w:t>
       </w:r>
     </w:p>
     <w:p>
@@ -13591,7 +13212,7 @@
           <w:color w:val="5A5A5A"/>
           <w:sz w:val="16"/>
         </w:rPr>
-        <w:t>≈ 783 characters (assumed form limit 3,000 — within limit)</w:t>
+        <w:t>≈ 1,045 characters (assumed form limit 3,000 — within limit)</w:t>
       </w:r>
     </w:p>
     <w:p>

--- a/VERIFAI_KA152_Form_Content_EN.docx
+++ b/VERIFAI_KA152_Form_Content_EN.docx
@@ -13019,7 +13019,7 @@
           <w:b w:val="0"/>
           <w:i w:val="0"/>
         </w:rPr>
-        <w:t>We share the results with five groups. For each one we know the channel, what they get, who is responsible and how we will know it happened.</w:t>
+        <w:t>We share the results with five groups, through our own channels and through local media. For each one we know what they get, who is responsible and how we will know it happened.</w:t>
       </w:r>
     </w:p>
     <w:p>
@@ -13031,7 +13031,7 @@
           <w:b w:val="0"/>
           <w:i w:val="0"/>
         </w:rPr>
-        <w:t>Young people in the three communities come first, because they are the ones the project is for. They get the four local initiatives the participants run themselves, the four media products on the organisations’ social media, and the toolkit through youth centres, libraries and community centres. At least 80 young people are reached directly, and the group leaders are responsible for that number.</w:t>
+        <w:t>Young people in the three communities come first, because they are the ones the project is for. They get the four local initiatives the participants run themselves, the four media products, and the toolkit through youth centres, libraries and community centres. At least 80 young people are reached directly, and the group leaders are responsible for that number.</w:t>
       </w:r>
     </w:p>
     <w:p>
@@ -13043,7 +13043,7 @@
           <w:b w:val="0"/>
           <w:i w:val="0"/>
         </w:rPr>
-        <w:t>The communities of our territory come next. The 14 partner municipalities help us spread the word, we use the community events our association holds every year, and we work with the local press. What they see is the public presentation the participants give on Day 7 in Beliș, and a “Digital Detectives” stand at two of our community events. The target is two community events and three items in the local press, and the communication officer owns it.</w:t>
+        <w:t>The communities of our territory come next. The 14 partner municipalities help us spread the word, and we use the community events our association holds every year. What they see is the public presentation the participants give on Day 7 in Beliș, and a “Digital Detectives” stand at two of our community events. The target is two community events, and the communication officer owns it.</w:t>
       </w:r>
     </w:p>
     <w:p>
@@ -13055,7 +13055,7 @@
           <w:b w:val="0"/>
           <w:i w:val="0"/>
         </w:rPr>
-        <w:t>Parents and guardians are a special case, and we say plainly what they are: not a target group of the project, but the people who have to inform, support and protect participants who are minors. Each country holds a parents’ meeting before consents are signed, every family receives the participant pack, and parents are invited to the local initiative and to the Day 7 presentation, where they hear it from their own child instead of from us.</w:t>
+        <w:t>Parents and guardians are a special case: not a target group of the project, but the people who inform, support and protect participants who are minors. Each country holds a parents’ meeting before consents are signed, every family receives the participant pack, and parents are invited to the local initiative and to the Day 7 presentation, where they hear it from their own child instead of from us.</w:t>
       </w:r>
     </w:p>
     <w:p>
@@ -13067,7 +13067,7 @@
           <w:b w:val="0"/>
           <w:i w:val="0"/>
         </w:rPr>
-        <w:t>Youth organisations and youth workers across Europe get the toolkit. We publish it on the Erasmus+ Project Results Platform, and it travels through KEA’s regional media network, website and newsletter, through GGD’s volunteer network, and through the LEADER and ELARD rural networks. What we count is the toolkit published and freely downloadable, and at least four organisations outside the partnership confirming that they use it.</w:t>
+        <w:t>Youth organisations and youth workers across Europe get the toolkit. We publish it on the Erasmus+ Project Results Platform, and it travels through KEA’s website and newsletter, GGD’s volunteer network, and the LEADER and ELARD rural networks. What we count is the toolkit published and freely downloadable, and at least four organisations outside the partnership confirming that they use it.</w:t>
       </w:r>
     </w:p>
     <w:p>
@@ -13091,7 +13091,7 @@
           <w:b w:val="0"/>
           <w:i w:val="0"/>
         </w:rPr>
-        <w:t>Two rules apply to everything we publish. Every product — toolkit, videos, presentations, press releases — carries the European Union emblem and the funding statement, as the Programme requires. And because all our participants are minors, nothing goes out until two people have seen it: the participant responsible for documentation prepares it, and the safeguarding focal point approves it. No recognisable photo of a minor is published without written consent, no personal data of other people appears, and we never publish where a minor lives or can be found. That rule is written into the group agreement on Day 1, and understanding why it exists is part of the learning.</w:t>
+        <w:t>Everything we do goes out on the three organisations’ own channels, and we agreed the rhythm in advance. Each partner posts on its own social media and on its own website — LAG Napoca Porolissum in Romanian and Hungarian, GGD in Turkish, KEA in Greek — and each also posts in English so the other two can share it. Something goes up at seven moments: the launch of the call in month 1, the selected group in month 2, the preparation sessions in months 3 and 4, the days of the exchange in August, the Day 7 presentation, each of the four local initiatives, and the toolkit in month 17. The material comes from the participants themselves, through the photo, video and diary roles they hold from month 3. Each organisation names one person responsible for its own channels in the partnership agreement, and we commit to at least 15 posts per organisation across the 18 months plus sharing each other’s. Three organisations posting to three countries is the cheapest reach we have.</w:t>
       </w:r>
     </w:p>
     <w:p>
@@ -13103,7 +13103,31 @@
           <w:b w:val="0"/>
           <w:i w:val="0"/>
         </w:rPr>
-        <w:t>On Day 1 the participants also get a short session on what Erasmus+ actually is and what stays open to them afterwards — the European Solidarity Corps, DiscoverEU, other exchanges — so that this project is not the last time they hear the word.</w:t>
+        <w:t>We also cooperate with local media in all three countries, and we go to them with something to look at rather than with a press release about a grant. In Romania the contact already exists: we work with the county and local press every year at our community events and the festival in Beliș. We send a release in Romanian shortly before the exchange and immediately after the Day 7 presentation, and we invite journalists to Beliș for the presentation itself, where the participants do the talking and the staff do not. KEA sends the same material in Greek through the more than 80 regional media outlets it already reaches across the South Aegean, and GGD does the same in Turkish through its own local contacts. What we offer is a story a local newsroom can use: young people from their own area taking apart a rumour that circulated there. Our target is at least six items in local or regional media across the three countries, three of them in Romania, and the communication officer keeps the record. If a journalist wants to speak to a participant, the rule is the same as everywhere else: written parental consent first and the group leader present.</w:t>
+      </w:r>
+    </w:p>
+    <w:p>
+      <w:pPr>
+        <w:jc w:val="both"/>
+      </w:pPr>
+      <w:r>
+        <w:rPr>
+          <w:b w:val="0"/>
+          <w:i w:val="0"/>
+        </w:rPr>
+        <w:t>Two rules apply to everything we publish. Every product — toolkit, videos, presentations, press releases — carries the European Union emblem and the funding statement, as the Programme requires. And because all our participants are minors, nothing goes out until two people have seen it: the participant responsible for documentation prepares it, and the safeguarding focal point approves it. No recognisable photo of a minor is published without written consent, no personal data of other people appears, and we never publish where a minor lives or can be found. That rule is written into the group agreement on Day 1, and understanding why it exists is part of the learning.</w:t>
+      </w:r>
+    </w:p>
+    <w:p>
+      <w:pPr>
+        <w:jc w:val="both"/>
+      </w:pPr>
+      <w:r>
+        <w:rPr>
+          <w:b w:val="0"/>
+          <w:i w:val="0"/>
+        </w:rPr>
+        <w:t>On Day 1 the participants also get a short session on what Erasmus+ is and what stays open to them afterwards — the European Solidarity Corps, DiscoverEU, other exchanges — so this project is not the last time they hear the word.</w:t>
       </w:r>
     </w:p>
     <w:p>
@@ -13117,7 +13141,7 @@
           <w:color w:val="5A5A5A"/>
           <w:sz w:val="16"/>
         </w:rPr>
-        <w:t>≈ 3,016 characters (assumed form limit 5,000 — within limit)</w:t>
+        <w:t>≈ 4,993 characters (assumed form limit 5,000 — within limit)</w:t>
       </w:r>
     </w:p>
     <w:tbl>
@@ -13186,7 +13210,19 @@
           <w:b w:val="0"/>
           <w:i w:val="0"/>
         </w:rPr>
-        <w:t>They make the four media products. They design and lead the four local initiatives, choosing the date, the place, the audience and who does what. They present in public on Day 7 to guests from Beliș, the neighbouring communes and the local press, and the adults in the room speak only if someone asks them a question. In months 16 and 17 they present the results again across the localities of the territory. And from month 3 each of them holds a real job in the project — photo and video, the activity diary, contact with the host community, energisers, timekeeping — assigned before the mobility and kept throughout.</w:t>
+        <w:t>They write the posts themselves. We do not draft something and ask them to approve it: the text, the photographs, the short videos and the captions are theirs, in their own language and in their own register, and an adult checks only what the safeguarding rule requires before anything goes out. During the mobility this runs by rotation. Each national group takes the content desk for a set of days and is responsible for everything published that day on all three organisations’ channels — the Romanian group on Days 1 and 4, the Turkish group on Days 2 and 5, the Greek group on Days 3 and 6, and all three together on Day 7, when the public presentation happens. Each group therefore produces content at least twice, nobody carries it for the whole week, and the three of them get to see how differently the same day can be told depending on who is telling it. This is a separate job from the mixed host team that runs each day, so the two do not compete for the same people.</w:t>
+      </w:r>
+    </w:p>
+    <w:p>
+      <w:pPr>
+        <w:jc w:val="both"/>
+      </w:pPr>
+      <w:r>
+        <w:rPr>
+          <w:b w:val="0"/>
+          <w:i w:val="0"/>
+        </w:rPr>
+        <w:t>The roles behind it are assigned in month 3, before anyone travels: photo and video, the activity diary, contact with the host community, energisers, timekeeping. Afterwards the participants make the four media products, design and lead the four local initiatives — choosing the date, the place, the audience and who does what — present in public on Day 7 to guests from Beliș, the neighbouring communes and the local press, where the adults speak only if someone asks them a question, and present the results again across the localities of the territory in months 16 and 17.</w:t>
       </w:r>
     </w:p>
     <w:p>
@@ -13212,7 +13248,7 @@
           <w:color w:val="5A5A5A"/>
           <w:sz w:val="16"/>
         </w:rPr>
-        <w:t>≈ 1,045 characters (assumed form limit 3,000 — within limit)</w:t>
+        <w:t>≈ 1,982 characters (assumed form limit 3,000 — within limit)</w:t>
       </w:r>
     </w:p>
     <w:p>

--- a/VERIFAI_KA152_Form_Content_EN.docx
+++ b/VERIFAI_KA152_Form_Content_EN.docx
@@ -1478,6 +1478,84 @@
             <w:r/>
             <w:r>
               <w:rPr>
+                <w:b w:val="0"/>
+                <w:i w:val="0"/>
+                <w:sz w:val="19"/>
+              </w:rPr>
+              <w:t>Preparatory visits</w:t>
+            </w:r>
+          </w:p>
+        </w:tc>
+        <w:tc>
+          <w:tcPr>
+            <w:tcW w:type="dxa" w:w="2041"/>
+          </w:tcPr>
+          <w:p>
+            <w:pPr>
+              <w:spacing w:before="40" w:after="40"/>
+            </w:pPr>
+            <w:r/>
+            <w:r>
+              <w:rPr>
+                <w:b w:val="0"/>
+                <w:i w:val="0"/>
+                <w:sz w:val="19"/>
+              </w:rPr>
+              <w:t>1</w:t>
+            </w:r>
+          </w:p>
+        </w:tc>
+        <w:tc>
+          <w:tcPr>
+            <w:tcW w:type="dxa" w:w="2041"/>
+          </w:tcPr>
+          <w:p>
+            <w:pPr>
+              <w:spacing w:before="40" w:after="40"/>
+            </w:pPr>
+            <w:r/>
+            <w:r>
+              <w:rPr>
+                <w:b w:val="0"/>
+                <w:i w:val="0"/>
+                <w:sz w:val="19"/>
+              </w:rPr>
+              <w:t>5</w:t>
+            </w:r>
+          </w:p>
+        </w:tc>
+        <w:tc>
+          <w:tcPr>
+            <w:tcW w:type="dxa" w:w="2494"/>
+          </w:tcPr>
+          <w:p>
+            <w:pPr>
+              <w:spacing w:before="40" w:after="40"/>
+            </w:pPr>
+            <w:r/>
+            <w:r>
+              <w:rPr>
+                <w:b w:val="0"/>
+                <w:i w:val="0"/>
+                <w:sz w:val="19"/>
+              </w:rPr>
+              <w:t>2</w:t>
+            </w:r>
+          </w:p>
+        </w:tc>
+      </w:tr>
+      <w:tr>
+        <w:tc>
+          <w:tcPr>
+            <w:tcW w:type="dxa" w:w="2835"/>
+          </w:tcPr>
+          <w:p>
+            <w:pPr>
+              <w:spacing w:before="40" w:after="40"/>
+            </w:pPr>
+            <w:r/>
+            <w:r>
+              <w:rPr>
                 <w:b/>
                 <w:i w:val="0"/>
                 <w:sz w:val="19"/>
@@ -1501,7 +1579,7 @@
                 <w:i w:val="0"/>
                 <w:sz w:val="19"/>
               </w:rPr>
-              <w:t>1</w:t>
+              <w:t>2</w:t>
             </w:r>
           </w:p>
         </w:tc>
@@ -1520,7 +1598,7 @@
                 <w:i w:val="0"/>
                 <w:sz w:val="19"/>
               </w:rPr>
-              <w:t>27</w:t>
+              <w:t>32</w:t>
             </w:r>
           </w:p>
         </w:tc>
@@ -1539,7 +1617,7 @@
                 <w:i w:val="0"/>
                 <w:sz w:val="19"/>
               </w:rPr>
-              <w:t>13</w:t>
+              <w:t>15</w:t>
             </w:r>
           </w:p>
         </w:tc>
@@ -1561,7 +1639,7 @@
           <w:color w:val="5A5A5A"/>
           <w:sz w:val="17"/>
         </w:rPr>
-        <w:t>27 persons = 21 participants aged 14–17 + 4 group leaders + 2 facilitators, in three national groups of seven from Romania, Türkiye and Greece.</w:t>
+        <w:t>27 persons in Activity 01 = 21 participants aged 14–17 + 4 group leaders + 2 facilitators, in three national groups of seven from Romania, Türkiye and Greece. The 5 persons of Activity 02 are the preparatory visit: two group leaders, two participants and the coordinator’s logistics officer. Four of them are already among those 27, so the totals count them twice — 32 persons means 28 distinct people, and 15 with fewer opportunities means 13 distinct young people.</w:t>
       </w:r>
     </w:p>
     <w:p>
@@ -7058,6 +7136,14 @@
               <w:spacing w:before="40" w:after="40"/>
             </w:pPr>
             <w:r/>
+            <w:r>
+              <w:rPr>
+                <w:b w:val="0"/>
+                <w:i w:val="0"/>
+                <w:sz w:val="19"/>
+              </w:rPr>
+              <w:t>02</w:t>
+            </w:r>
           </w:p>
         </w:tc>
         <w:tc>
@@ -7069,6 +7155,14 @@
               <w:spacing w:before="40" w:after="40"/>
             </w:pPr>
             <w:r/>
+            <w:r>
+              <w:rPr>
+                <w:b w:val="0"/>
+                <w:i w:val="0"/>
+                <w:sz w:val="19"/>
+              </w:rPr>
+              <w:t>Preparatory visit</w:t>
+            </w:r>
           </w:p>
         </w:tc>
         <w:tc>
@@ -7082,6 +7176,106 @@
             <w:r/>
             <w:r>
               <w:rPr>
+                <w:b w:val="0"/>
+                <w:i w:val="0"/>
+                <w:sz w:val="19"/>
+              </w:rPr>
+              <w:t>Preparatory visit to Beliș, linked to Activity 01</w:t>
+            </w:r>
+          </w:p>
+        </w:tc>
+        <w:tc>
+          <w:tcPr>
+            <w:tcW w:type="dxa" w:w="1361"/>
+          </w:tcPr>
+          <w:p>
+            <w:pPr>
+              <w:spacing w:before="40" w:after="40"/>
+            </w:pPr>
+            <w:r/>
+            <w:r>
+              <w:rPr>
+                <w:b w:val="0"/>
+                <w:i w:val="0"/>
+                <w:sz w:val="19"/>
+              </w:rPr>
+              <w:t>—</w:t>
+            </w:r>
+          </w:p>
+        </w:tc>
+        <w:tc>
+          <w:tcPr>
+            <w:tcW w:type="dxa" w:w="1134"/>
+          </w:tcPr>
+          <w:p>
+            <w:pPr>
+              <w:spacing w:before="40" w:after="40"/>
+            </w:pPr>
+            <w:r/>
+            <w:r>
+              <w:rPr>
+                <w:b w:val="0"/>
+                <w:i w:val="0"/>
+                <w:sz w:val="19"/>
+              </w:rPr>
+              <w:t>5</w:t>
+            </w:r>
+          </w:p>
+        </w:tc>
+        <w:tc>
+          <w:tcPr>
+            <w:tcW w:type="dxa" w:w="1361"/>
+          </w:tcPr>
+          <w:p>
+            <w:pPr>
+              <w:spacing w:before="40" w:after="40"/>
+            </w:pPr>
+            <w:r/>
+            <w:r>
+              <w:rPr>
+                <w:b w:val="0"/>
+                <w:i w:val="0"/>
+                <w:sz w:val="19"/>
+              </w:rPr>
+              <w:t>3,400.00</w:t>
+            </w:r>
+          </w:p>
+        </w:tc>
+      </w:tr>
+      <w:tr>
+        <w:tc>
+          <w:tcPr>
+            <w:tcW w:type="dxa" w:w="680"/>
+          </w:tcPr>
+          <w:p>
+            <w:pPr>
+              <w:spacing w:before="40" w:after="40"/>
+            </w:pPr>
+            <w:r/>
+          </w:p>
+        </w:tc>
+        <w:tc>
+          <w:tcPr>
+            <w:tcW w:type="dxa" w:w="1474"/>
+          </w:tcPr>
+          <w:p>
+            <w:pPr>
+              <w:spacing w:before="40" w:after="40"/>
+            </w:pPr>
+            <w:r/>
+          </w:p>
+        </w:tc>
+        <w:tc>
+          <w:tcPr>
+            <w:tcW w:type="dxa" w:w="3402"/>
+          </w:tcPr>
+          <w:p>
+            <w:pPr>
+              <w:spacing w:before="40" w:after="40"/>
+            </w:pPr>
+            <w:r/>
+            <w:r>
+              <w:rPr>
                 <w:b/>
                 <w:i w:val="0"/>
                 <w:sz w:val="19"/>
@@ -7124,7 +7318,7 @@
                 <w:i w:val="0"/>
                 <w:sz w:val="19"/>
               </w:rPr>
-              <w:t>27</w:t>
+              <w:t>32</w:t>
             </w:r>
           </w:p>
         </w:tc>
@@ -7143,7 +7337,7 @@
                 <w:i w:val="0"/>
                 <w:sz w:val="19"/>
               </w:rPr>
-              <w:t>27,094.00</w:t>
+              <w:t>30,494.00</w:t>
             </w:r>
           </w:p>
         </w:tc>
@@ -9665,7 +9859,7 @@
           <w:color w:val="5A5A5A"/>
           <w:sz w:val="17"/>
         </w:rPr>
-        <w:t>The preparatory visit (3,400.00 EUR) sits at project level, not inside the activity, which is why the project total is 30,494.00 and the activity grant 27,094.00.</w:t>
+        <w:t>Activity 02, the preparatory visit, does not appear in the two tables above on purpose: its 3,400.00 EUR is a project-level budget line, not part of an activity grant. That is why the activity grant is 27,094.00 while the project total is 30,494.00. If the form places preparatory visits inside the per-activity budget instead, the figures are the same and only the row moves.</w:t>
       </w:r>
     </w:p>
     <w:p>
@@ -11110,6 +11304,1197 @@
           <w:sz w:val="16"/>
         </w:rPr>
         <w:t>≈ 874 characters (assumed form limit 3,000 — within limit)</w:t>
+      </w:r>
+    </w:p>
+    <w:p>
+      <w:pPr>
+        <w:pStyle w:val="Heading2"/>
+      </w:pPr>
+      <w:r>
+        <w:t>Activity 02 — Preparatory visit</w:t>
+      </w:r>
+    </w:p>
+    <w:p>
+      <w:pPr>
+        <w:spacing w:after="160"/>
+      </w:pPr>
+      <w:r>
+        <w:rPr>
+          <w:b w:val="0"/>
+          <w:i/>
+          <w:color w:val="5A5A5A"/>
+          <w:sz w:val="17"/>
+        </w:rPr>
+        <w:t>The wording of the questions in this block is reconstructed: the blank form export does not carry the preparatory-visit sub-form, which the live form generates only once an activity of this type has been added. Check the labels against the form on screen before entering the text; the content itself does not change.</w:t>
+      </w:r>
+    </w:p>
+    <w:tbl>
+      <w:tblPr>
+        <w:tblW w:type="auto" w:w="0"/>
+        <w:jc w:val="center"/>
+        <w:tblLayout w:type="autofit"/>
+        <w:tblLook w:firstColumn="1" w:firstRow="1" w:lastColumn="0" w:lastRow="0" w:noHBand="0" w:noVBand="1" w:val="04A0"/>
+        <w:tblBorders>
+          <w:top w:val="single" w:sz="4" w:space="0" w:color="BFBFBF"/>
+          <w:left w:val="single" w:sz="4" w:space="0" w:color="BFBFBF"/>
+          <w:bottom w:val="single" w:sz="4" w:space="0" w:color="BFBFBF"/>
+          <w:right w:val="single" w:sz="4" w:space="0" w:color="BFBFBF"/>
+          <w:insideH w:val="single" w:sz="4" w:space="0" w:color="BFBFBF"/>
+          <w:insideV w:val="single" w:sz="4" w:space="0" w:color="BFBFBF"/>
+        </w:tblBorders>
+      </w:tblPr>
+      <w:tblGrid>
+        <w:gridCol w:w="2353"/>
+        <w:gridCol w:w="2353"/>
+        <w:gridCol w:w="2353"/>
+        <w:gridCol w:w="2353"/>
+      </w:tblGrid>
+      <w:tr>
+        <w:tc>
+          <w:tcPr>
+            <w:tcW w:type="dxa" w:w="2041"/>
+            <w:shd w:val="clear" w:color="auto" w:fill="E8EEF7"/>
+          </w:tcPr>
+          <w:p>
+            <w:pPr>
+              <w:spacing w:before="40" w:after="40"/>
+            </w:pPr>
+            <w:r/>
+            <w:r>
+              <w:rPr>
+                <w:b/>
+                <w:i w:val="0"/>
+                <w:color w:val="003D82"/>
+                <w:sz w:val="19"/>
+              </w:rPr>
+              <w:t>Field</w:t>
+            </w:r>
+          </w:p>
+        </w:tc>
+        <w:tc>
+          <w:tcPr>
+            <w:tcW w:type="dxa" w:w="2665"/>
+            <w:shd w:val="clear" w:color="auto" w:fill="E8EEF7"/>
+          </w:tcPr>
+          <w:p>
+            <w:pPr>
+              <w:spacing w:before="40" w:after="40"/>
+            </w:pPr>
+            <w:r/>
+            <w:r>
+              <w:rPr>
+                <w:b/>
+                <w:i w:val="0"/>
+                <w:color w:val="003D82"/>
+                <w:sz w:val="19"/>
+              </w:rPr>
+              <w:t>Entry</w:t>
+            </w:r>
+          </w:p>
+        </w:tc>
+        <w:tc>
+          <w:tcPr>
+            <w:tcW w:type="dxa" w:w="2041"/>
+            <w:shd w:val="clear" w:color="auto" w:fill="E8EEF7"/>
+          </w:tcPr>
+          <w:p>
+            <w:pPr>
+              <w:spacing w:before="40" w:after="40"/>
+            </w:pPr>
+            <w:r/>
+            <w:r>
+              <w:rPr>
+                <w:b/>
+                <w:i w:val="0"/>
+                <w:color w:val="003D82"/>
+                <w:sz w:val="19"/>
+              </w:rPr>
+              <w:t>Field</w:t>
+            </w:r>
+          </w:p>
+        </w:tc>
+        <w:tc>
+          <w:tcPr>
+            <w:tcW w:type="dxa" w:w="2665"/>
+            <w:shd w:val="clear" w:color="auto" w:fill="E8EEF7"/>
+          </w:tcPr>
+          <w:p>
+            <w:pPr>
+              <w:spacing w:before="40" w:after="40"/>
+            </w:pPr>
+            <w:r/>
+            <w:r>
+              <w:rPr>
+                <w:b/>
+                <w:i w:val="0"/>
+                <w:color w:val="003D82"/>
+                <w:sz w:val="19"/>
+              </w:rPr>
+              <w:t>Entry</w:t>
+            </w:r>
+          </w:p>
+        </w:tc>
+      </w:tr>
+      <w:tr>
+        <w:tc>
+          <w:tcPr>
+            <w:tcW w:type="dxa" w:w="2041"/>
+          </w:tcPr>
+          <w:p>
+            <w:pPr>
+              <w:spacing w:before="40" w:after="40"/>
+            </w:pPr>
+            <w:r/>
+            <w:r>
+              <w:rPr>
+                <w:b w:val="0"/>
+                <w:i w:val="0"/>
+                <w:sz w:val="19"/>
+              </w:rPr>
+              <w:t>Id.</w:t>
+            </w:r>
+          </w:p>
+        </w:tc>
+        <w:tc>
+          <w:tcPr>
+            <w:tcW w:type="dxa" w:w="2665"/>
+          </w:tcPr>
+          <w:p>
+            <w:pPr>
+              <w:spacing w:before="40" w:after="40"/>
+            </w:pPr>
+            <w:r/>
+            <w:r>
+              <w:rPr>
+                <w:b w:val="0"/>
+                <w:i w:val="0"/>
+                <w:sz w:val="19"/>
+              </w:rPr>
+              <w:t>02</w:t>
+            </w:r>
+          </w:p>
+        </w:tc>
+        <w:tc>
+          <w:tcPr>
+            <w:tcW w:type="dxa" w:w="2041"/>
+          </w:tcPr>
+          <w:p>
+            <w:pPr>
+              <w:spacing w:before="40" w:after="40"/>
+            </w:pPr>
+            <w:r/>
+            <w:r>
+              <w:rPr>
+                <w:b w:val="0"/>
+                <w:i w:val="0"/>
+                <w:sz w:val="19"/>
+              </w:rPr>
+              <w:t>Linked to activity</w:t>
+            </w:r>
+          </w:p>
+        </w:tc>
+        <w:tc>
+          <w:tcPr>
+            <w:tcW w:type="dxa" w:w="2665"/>
+          </w:tcPr>
+          <w:p>
+            <w:pPr>
+              <w:spacing w:before="40" w:after="40"/>
+            </w:pPr>
+            <w:r/>
+            <w:r>
+              <w:rPr>
+                <w:b w:val="0"/>
+                <w:i w:val="0"/>
+                <w:sz w:val="19"/>
+              </w:rPr>
+              <w:t>01 — Youth exchange</w:t>
+            </w:r>
+          </w:p>
+        </w:tc>
+      </w:tr>
+      <w:tr>
+        <w:tc>
+          <w:tcPr>
+            <w:tcW w:type="dxa" w:w="2041"/>
+          </w:tcPr>
+          <w:p>
+            <w:pPr>
+              <w:spacing w:before="40" w:after="40"/>
+            </w:pPr>
+            <w:r/>
+            <w:r>
+              <w:rPr>
+                <w:b w:val="0"/>
+                <w:i w:val="0"/>
+                <w:sz w:val="19"/>
+              </w:rPr>
+              <w:t>Activity Type</w:t>
+            </w:r>
+          </w:p>
+        </w:tc>
+        <w:tc>
+          <w:tcPr>
+            <w:tcW w:type="dxa" w:w="2665"/>
+          </w:tcPr>
+          <w:p>
+            <w:pPr>
+              <w:spacing w:before="40" w:after="40"/>
+            </w:pPr>
+            <w:r/>
+            <w:r>
+              <w:rPr>
+                <w:b w:val="0"/>
+                <w:i w:val="0"/>
+                <w:sz w:val="19"/>
+              </w:rPr>
+              <w:t>Preparatory visit</w:t>
+            </w:r>
+          </w:p>
+        </w:tc>
+        <w:tc>
+          <w:tcPr>
+            <w:tcW w:type="dxa" w:w="2041"/>
+          </w:tcPr>
+          <w:p>
+            <w:pPr>
+              <w:spacing w:before="40" w:after="40"/>
+            </w:pPr>
+            <w:r/>
+            <w:r>
+              <w:rPr>
+                <w:b w:val="0"/>
+                <w:i w:val="0"/>
+                <w:sz w:val="19"/>
+              </w:rPr>
+              <w:t>Leading organisation</w:t>
+            </w:r>
+          </w:p>
+        </w:tc>
+        <w:tc>
+          <w:tcPr>
+            <w:tcW w:type="dxa" w:w="2665"/>
+          </w:tcPr>
+          <w:p>
+            <w:pPr>
+              <w:spacing w:before="40" w:after="40"/>
+            </w:pPr>
+            <w:r/>
+            <w:r>
+              <w:rPr>
+                <w:b w:val="0"/>
+                <w:i w:val="0"/>
+                <w:sz w:val="19"/>
+              </w:rPr>
+              <w:t>ASOCIAȚIA GRUPUL DE ACȚIUNE LOCALĂ NAPOCA POROLISSUM (E10181755)</w:t>
+            </w:r>
+          </w:p>
+        </w:tc>
+      </w:tr>
+      <w:tr>
+        <w:tc>
+          <w:tcPr>
+            <w:tcW w:type="dxa" w:w="2041"/>
+          </w:tcPr>
+          <w:p>
+            <w:pPr>
+              <w:spacing w:before="40" w:after="40"/>
+            </w:pPr>
+            <w:r/>
+            <w:r>
+              <w:rPr>
+                <w:b w:val="0"/>
+                <w:i w:val="0"/>
+                <w:sz w:val="19"/>
+              </w:rPr>
+              <w:t>Start date</w:t>
+            </w:r>
+          </w:p>
+        </w:tc>
+        <w:tc>
+          <w:tcPr>
+            <w:tcW w:type="dxa" w:w="2665"/>
+          </w:tcPr>
+          <w:p>
+            <w:pPr>
+              <w:spacing w:before="40" w:after="40"/>
+            </w:pPr>
+            <w:r/>
+            <w:r>
+              <w:rPr>
+                <w:b w:val="0"/>
+                <w:i w:val="0"/>
+                <w:sz w:val="19"/>
+              </w:rPr>
+              <w:t>16/06/2027</w:t>
+            </w:r>
+          </w:p>
+        </w:tc>
+        <w:tc>
+          <w:tcPr>
+            <w:tcW w:type="dxa" w:w="2041"/>
+          </w:tcPr>
+          <w:p>
+            <w:pPr>
+              <w:spacing w:before="40" w:after="40"/>
+            </w:pPr>
+            <w:r/>
+            <w:r>
+              <w:rPr>
+                <w:b w:val="0"/>
+                <w:i w:val="0"/>
+                <w:sz w:val="19"/>
+              </w:rPr>
+              <w:t>End date</w:t>
+            </w:r>
+          </w:p>
+        </w:tc>
+        <w:tc>
+          <w:tcPr>
+            <w:tcW w:type="dxa" w:w="2665"/>
+          </w:tcPr>
+          <w:p>
+            <w:pPr>
+              <w:spacing w:before="40" w:after="40"/>
+            </w:pPr>
+            <w:r/>
+            <w:r>
+              <w:rPr>
+                <w:b w:val="0"/>
+                <w:i w:val="0"/>
+                <w:sz w:val="19"/>
+              </w:rPr>
+              <w:t>17/06/2027</w:t>
+            </w:r>
+          </w:p>
+        </w:tc>
+      </w:tr>
+      <w:tr>
+        <w:tc>
+          <w:tcPr>
+            <w:tcW w:type="dxa" w:w="2041"/>
+          </w:tcPr>
+          <w:p>
+            <w:pPr>
+              <w:spacing w:before="40" w:after="40"/>
+            </w:pPr>
+            <w:r/>
+            <w:r>
+              <w:rPr>
+                <w:b w:val="0"/>
+                <w:i w:val="0"/>
+                <w:sz w:val="19"/>
+              </w:rPr>
+              <w:t>Duration</w:t>
+            </w:r>
+          </w:p>
+        </w:tc>
+        <w:tc>
+          <w:tcPr>
+            <w:tcW w:type="dxa" w:w="2665"/>
+          </w:tcPr>
+          <w:p>
+            <w:pPr>
+              <w:spacing w:before="40" w:after="40"/>
+            </w:pPr>
+            <w:r/>
+            <w:r>
+              <w:rPr>
+                <w:b w:val="0"/>
+                <w:i w:val="0"/>
+                <w:sz w:val="19"/>
+              </w:rPr>
+              <w:t>2 days on site, in month 3 of the project</w:t>
+            </w:r>
+          </w:p>
+        </w:tc>
+        <w:tc>
+          <w:tcPr>
+            <w:tcW w:type="dxa" w:w="2041"/>
+          </w:tcPr>
+          <w:p>
+            <w:pPr>
+              <w:spacing w:before="40" w:after="40"/>
+            </w:pPr>
+            <w:r/>
+            <w:r>
+              <w:rPr>
+                <w:b w:val="0"/>
+                <w:i w:val="0"/>
+                <w:sz w:val="19"/>
+              </w:rPr>
+              <w:t>Venue</w:t>
+            </w:r>
+          </w:p>
+        </w:tc>
+        <w:tc>
+          <w:tcPr>
+            <w:tcW w:type="dxa" w:w="2665"/>
+          </w:tcPr>
+          <w:p>
+            <w:pPr>
+              <w:spacing w:before="40" w:after="40"/>
+            </w:pPr>
+            <w:r/>
+            <w:r>
+              <w:rPr>
+                <w:b w:val="0"/>
+                <w:i w:val="0"/>
+                <w:sz w:val="19"/>
+              </w:rPr>
+              <w:t>Beliș (Cluj County), Romania</w:t>
+            </w:r>
+          </w:p>
+        </w:tc>
+      </w:tr>
+      <w:tr>
+        <w:tc>
+          <w:tcPr>
+            <w:tcW w:type="dxa" w:w="2041"/>
+          </w:tcPr>
+          <w:p>
+            <w:pPr>
+              <w:spacing w:before="40" w:after="40"/>
+            </w:pPr>
+            <w:r/>
+            <w:r>
+              <w:rPr>
+                <w:b w:val="0"/>
+                <w:i w:val="0"/>
+                <w:sz w:val="19"/>
+              </w:rPr>
+              <w:t>No. of participants</w:t>
+            </w:r>
+          </w:p>
+        </w:tc>
+        <w:tc>
+          <w:tcPr>
+            <w:tcW w:type="dxa" w:w="2665"/>
+          </w:tcPr>
+          <w:p>
+            <w:pPr>
+              <w:spacing w:before="40" w:after="40"/>
+            </w:pPr>
+            <w:r/>
+            <w:r>
+              <w:rPr>
+                <w:b w:val="0"/>
+                <w:i w:val="0"/>
+                <w:sz w:val="19"/>
+              </w:rPr>
+              <w:t>5</w:t>
+            </w:r>
+          </w:p>
+        </w:tc>
+        <w:tc>
+          <w:tcPr>
+            <w:tcW w:type="dxa" w:w="2041"/>
+          </w:tcPr>
+          <w:p>
+            <w:pPr>
+              <w:spacing w:before="40" w:after="40"/>
+            </w:pPr>
+            <w:r/>
+            <w:r>
+              <w:rPr>
+                <w:b w:val="0"/>
+                <w:i w:val="0"/>
+                <w:sz w:val="19"/>
+              </w:rPr>
+              <w:t>Of which young people</w:t>
+            </w:r>
+          </w:p>
+        </w:tc>
+        <w:tc>
+          <w:tcPr>
+            <w:tcW w:type="dxa" w:w="2665"/>
+          </w:tcPr>
+          <w:p>
+            <w:pPr>
+              <w:spacing w:before="40" w:after="40"/>
+            </w:pPr>
+            <w:r/>
+            <w:r>
+              <w:rPr>
+                <w:b w:val="0"/>
+                <w:i w:val="0"/>
+                <w:sz w:val="19"/>
+              </w:rPr>
+              <w:t>2</w:t>
+            </w:r>
+          </w:p>
+        </w:tc>
+      </w:tr>
+      <w:tr>
+        <w:tc>
+          <w:tcPr>
+            <w:tcW w:type="dxa" w:w="2041"/>
+          </w:tcPr>
+          <w:p>
+            <w:pPr>
+              <w:spacing w:before="40" w:after="40"/>
+            </w:pPr>
+            <w:r/>
+            <w:r>
+              <w:rPr>
+                <w:b w:val="0"/>
+                <w:i w:val="0"/>
+                <w:sz w:val="19"/>
+              </w:rPr>
+              <w:t>Of which with fewer opportunities</w:t>
+            </w:r>
+          </w:p>
+        </w:tc>
+        <w:tc>
+          <w:tcPr>
+            <w:tcW w:type="dxa" w:w="2665"/>
+          </w:tcPr>
+          <w:p>
+            <w:pPr>
+              <w:spacing w:before="40" w:after="40"/>
+            </w:pPr>
+            <w:r/>
+            <w:r>
+              <w:rPr>
+                <w:b w:val="0"/>
+                <w:i w:val="0"/>
+                <w:sz w:val="19"/>
+              </w:rPr>
+              <w:t>2</w:t>
+            </w:r>
+          </w:p>
+        </w:tc>
+        <w:tc>
+          <w:tcPr>
+            <w:tcW w:type="dxa" w:w="2041"/>
+          </w:tcPr>
+          <w:p>
+            <w:pPr>
+              <w:spacing w:before="40" w:after="40"/>
+            </w:pPr>
+            <w:r/>
+            <w:r>
+              <w:rPr>
+                <w:b w:val="0"/>
+                <w:i w:val="0"/>
+                <w:sz w:val="19"/>
+              </w:rPr>
+              <w:t>Total grant</w:t>
+            </w:r>
+          </w:p>
+        </w:tc>
+        <w:tc>
+          <w:tcPr>
+            <w:tcW w:type="dxa" w:w="2665"/>
+          </w:tcPr>
+          <w:p>
+            <w:pPr>
+              <w:spacing w:before="40" w:after="40"/>
+            </w:pPr>
+            <w:r/>
+            <w:r>
+              <w:rPr>
+                <w:b/>
+                <w:i w:val="0"/>
+                <w:sz w:val="19"/>
+              </w:rPr>
+              <w:t>3,400.00 EUR</w:t>
+            </w:r>
+            <w:r>
+              <w:rPr>
+                <w:b w:val="0"/>
+                <w:i w:val="0"/>
+                <w:sz w:val="19"/>
+              </w:rPr>
+              <w:t xml:space="preserve"> (680 × 5)</w:t>
+            </w:r>
+          </w:p>
+        </w:tc>
+      </w:tr>
+    </w:tbl>
+    <w:p>
+      <w:pPr>
+        <w:spacing w:after="0"/>
+      </w:pPr>
+    </w:p>
+    <w:tbl>
+      <w:tblPr>
+        <w:tblW w:type="auto" w:w="0"/>
+        <w:jc w:val="center"/>
+        <w:tblLayout w:type="autofit"/>
+        <w:tblLook w:firstColumn="1" w:firstRow="1" w:lastColumn="0" w:lastRow="0" w:noHBand="0" w:noVBand="1" w:val="04A0"/>
+        <w:tblBorders>
+          <w:top w:val="single" w:sz="4" w:space="0" w:color="BFBFBF"/>
+          <w:left w:val="single" w:sz="4" w:space="0" w:color="BFBFBF"/>
+          <w:bottom w:val="single" w:sz="4" w:space="0" w:color="BFBFBF"/>
+          <w:right w:val="single" w:sz="4" w:space="0" w:color="BFBFBF"/>
+          <w:insideH w:val="single" w:sz="4" w:space="0" w:color="BFBFBF"/>
+          <w:insideV w:val="single" w:sz="4" w:space="0" w:color="BFBFBF"/>
+        </w:tblBorders>
+      </w:tblPr>
+      <w:tblGrid>
+        <w:gridCol w:w="2353"/>
+        <w:gridCol w:w="2353"/>
+        <w:gridCol w:w="2353"/>
+        <w:gridCol w:w="2353"/>
+      </w:tblGrid>
+      <w:tr>
+        <w:tc>
+          <w:tcPr>
+            <w:tcW w:type="dxa" w:w="1701"/>
+            <w:shd w:val="clear" w:color="auto" w:fill="E8EEF7"/>
+          </w:tcPr>
+          <w:p>
+            <w:pPr>
+              <w:spacing w:before="40" w:after="40"/>
+            </w:pPr>
+            <w:r/>
+            <w:r>
+              <w:rPr>
+                <w:b/>
+                <w:i w:val="0"/>
+                <w:color w:val="003D82"/>
+                <w:sz w:val="17"/>
+              </w:rPr>
+              <w:t>Organisation</w:t>
+            </w:r>
+          </w:p>
+        </w:tc>
+        <w:tc>
+          <w:tcPr>
+            <w:tcW w:type="dxa" w:w="567"/>
+            <w:shd w:val="clear" w:color="auto" w:fill="E8EEF7"/>
+          </w:tcPr>
+          <w:p>
+            <w:pPr>
+              <w:spacing w:before="40" w:after="40"/>
+            </w:pPr>
+            <w:r/>
+            <w:r>
+              <w:rPr>
+                <w:b/>
+                <w:i w:val="0"/>
+                <w:color w:val="003D82"/>
+                <w:sz w:val="17"/>
+              </w:rPr>
+              <w:t>Persons</w:t>
+            </w:r>
+          </w:p>
+        </w:tc>
+        <w:tc>
+          <w:tcPr>
+            <w:tcW w:type="dxa" w:w="2948"/>
+            <w:shd w:val="clear" w:color="auto" w:fill="E8EEF7"/>
+          </w:tcPr>
+          <w:p>
+            <w:pPr>
+              <w:spacing w:before="40" w:after="40"/>
+            </w:pPr>
+            <w:r/>
+            <w:r>
+              <w:rPr>
+                <w:b/>
+                <w:i w:val="0"/>
+                <w:color w:val="003D82"/>
+                <w:sz w:val="17"/>
+              </w:rPr>
+              <w:t>Who travels</w:t>
+            </w:r>
+          </w:p>
+        </w:tc>
+        <w:tc>
+          <w:tcPr>
+            <w:tcW w:type="dxa" w:w="4195"/>
+            <w:shd w:val="clear" w:color="auto" w:fill="E8EEF7"/>
+          </w:tcPr>
+          <w:p>
+            <w:pPr>
+              <w:spacing w:before="40" w:after="40"/>
+            </w:pPr>
+            <w:r/>
+            <w:r>
+              <w:rPr>
+                <w:b/>
+                <w:i w:val="0"/>
+                <w:color w:val="003D82"/>
+                <w:sz w:val="17"/>
+              </w:rPr>
+              <w:t>Why this person and not another</w:t>
+            </w:r>
+          </w:p>
+        </w:tc>
+      </w:tr>
+      <w:tr>
+        <w:tc>
+          <w:tcPr>
+            <w:tcW w:type="dxa" w:w="1701"/>
+          </w:tcPr>
+          <w:p>
+            <w:pPr>
+              <w:spacing w:before="40" w:after="40"/>
+            </w:pPr>
+            <w:r/>
+            <w:r>
+              <w:rPr>
+                <w:b w:val="0"/>
+                <w:i w:val="0"/>
+                <w:sz w:val="17"/>
+              </w:rPr>
+              <w:t>LAG Napoca Porolissum (RO)</w:t>
+            </w:r>
+          </w:p>
+          <w:p>
+            <w:pPr>
+              <w:spacing w:before="0" w:after="40"/>
+            </w:pPr>
+            <w:r>
+              <w:rPr>
+                <w:b w:val="0"/>
+                <w:i/>
+                <w:sz w:val="17"/>
+              </w:rPr>
+              <w:t>host</w:t>
+            </w:r>
+          </w:p>
+        </w:tc>
+        <w:tc>
+          <w:tcPr>
+            <w:tcW w:type="dxa" w:w="567"/>
+          </w:tcPr>
+          <w:p>
+            <w:pPr>
+              <w:spacing w:before="40" w:after="40"/>
+            </w:pPr>
+            <w:r/>
+            <w:r>
+              <w:rPr>
+                <w:b w:val="0"/>
+                <w:i w:val="0"/>
+                <w:sz w:val="17"/>
+              </w:rPr>
+              <w:t>1</w:t>
+            </w:r>
+          </w:p>
+        </w:tc>
+        <w:tc>
+          <w:tcPr>
+            <w:tcW w:type="dxa" w:w="2948"/>
+          </w:tcPr>
+          <w:p>
+            <w:pPr>
+              <w:spacing w:before="40" w:after="40"/>
+            </w:pPr>
+            <w:r/>
+            <w:r>
+              <w:rPr>
+                <w:b w:val="0"/>
+                <w:i w:val="0"/>
+                <w:sz w:val="17"/>
+              </w:rPr>
+              <w:t>Iulia Fătu, responsible for finance and logistics</w:t>
+            </w:r>
+          </w:p>
+        </w:tc>
+        <w:tc>
+          <w:tcPr>
+            <w:tcW w:type="dxa" w:w="4195"/>
+          </w:tcPr>
+          <w:p>
+            <w:pPr>
+              <w:spacing w:before="40" w:after="40"/>
+            </w:pPr>
+            <w:r/>
+            <w:r>
+              <w:rPr>
+                <w:b w:val="0"/>
+                <w:i w:val="0"/>
+                <w:sz w:val="17"/>
+              </w:rPr>
+              <w:t>She writes the venue risk assessment and she is the one who contracts the unit, so she is the one who has to have stood in the rooms. Nothing is signed before she has seen it.</w:t>
+            </w:r>
+          </w:p>
+        </w:tc>
+      </w:tr>
+      <w:tr>
+        <w:tc>
+          <w:tcPr>
+            <w:tcW w:type="dxa" w:w="1701"/>
+          </w:tcPr>
+          <w:p>
+            <w:pPr>
+              <w:spacing w:before="40" w:after="40"/>
+            </w:pPr>
+            <w:r/>
+            <w:r>
+              <w:rPr>
+                <w:b w:val="0"/>
+                <w:i w:val="0"/>
+                <w:sz w:val="17"/>
+              </w:rPr>
+              <w:t>Genç Gönüllüler Derneği (TR)</w:t>
+            </w:r>
+          </w:p>
+        </w:tc>
+        <w:tc>
+          <w:tcPr>
+            <w:tcW w:type="dxa" w:w="567"/>
+          </w:tcPr>
+          <w:p>
+            <w:pPr>
+              <w:spacing w:before="40" w:after="40"/>
+            </w:pPr>
+            <w:r/>
+            <w:r>
+              <w:rPr>
+                <w:b w:val="0"/>
+                <w:i w:val="0"/>
+                <w:sz w:val="17"/>
+              </w:rPr>
+              <w:t>2</w:t>
+            </w:r>
+          </w:p>
+        </w:tc>
+        <w:tc>
+          <w:tcPr>
+            <w:tcW w:type="dxa" w:w="2948"/>
+          </w:tcPr>
+          <w:p>
+            <w:pPr>
+              <w:spacing w:before="40" w:after="40"/>
+            </w:pPr>
+            <w:r/>
+            <w:r>
+              <w:rPr>
+                <w:b w:val="0"/>
+                <w:i w:val="0"/>
+                <w:sz w:val="17"/>
+              </w:rPr>
+              <w:t>M. Talha Serenli, the group leader who will accompany the Turkish group in August, plus one young person selected for the exchange</w:t>
+            </w:r>
+          </w:p>
+        </w:tc>
+        <w:tc>
+          <w:tcPr>
+            <w:tcW w:type="dxa" w:w="4195"/>
+          </w:tcPr>
+          <w:p>
+            <w:pPr>
+              <w:spacing w:before="40" w:after="40"/>
+            </w:pPr>
+            <w:r/>
+            <w:r>
+              <w:rPr>
+                <w:b w:val="0"/>
+                <w:i w:val="0"/>
+                <w:sz w:val="17"/>
+              </w:rPr>
+              <w:t>The adult who will be responsible for seven minors in a foreign country sees the building, the floors and the route first. The young person goes home and tells the other six what it is actually like.</w:t>
+            </w:r>
+          </w:p>
+        </w:tc>
+      </w:tr>
+      <w:tr>
+        <w:tc>
+          <w:tcPr>
+            <w:tcW w:type="dxa" w:w="1701"/>
+          </w:tcPr>
+          <w:p>
+            <w:pPr>
+              <w:spacing w:before="40" w:after="40"/>
+            </w:pPr>
+            <w:r/>
+            <w:r>
+              <w:rPr>
+                <w:b w:val="0"/>
+                <w:i w:val="0"/>
+                <w:sz w:val="17"/>
+              </w:rPr>
+              <w:t>KEA IM Syrou (EL)</w:t>
+            </w:r>
+          </w:p>
+        </w:tc>
+        <w:tc>
+          <w:tcPr>
+            <w:tcW w:type="dxa" w:w="567"/>
+          </w:tcPr>
+          <w:p>
+            <w:pPr>
+              <w:spacing w:before="40" w:after="40"/>
+            </w:pPr>
+            <w:r/>
+            <w:r>
+              <w:rPr>
+                <w:b w:val="0"/>
+                <w:i w:val="0"/>
+                <w:sz w:val="17"/>
+              </w:rPr>
+              <w:t>2</w:t>
+            </w:r>
+          </w:p>
+        </w:tc>
+        <w:tc>
+          <w:tcPr>
+            <w:tcW w:type="dxa" w:w="2948"/>
+          </w:tcPr>
+          <w:p>
+            <w:pPr>
+              <w:spacing w:before="40" w:after="40"/>
+            </w:pPr>
+            <w:r/>
+            <w:r>
+              <w:rPr>
+                <w:b w:val="0"/>
+                <w:i w:val="0"/>
+                <w:sz w:val="17"/>
+              </w:rPr>
+              <w:t>Evgenia Kalogeropoulou, social worker and Greek group leader, plus one young person selected for the exchange</w:t>
+            </w:r>
+          </w:p>
+        </w:tc>
+        <w:tc>
+          <w:tcPr>
+            <w:tcW w:type="dxa" w:w="4195"/>
+          </w:tcPr>
+          <w:p>
+            <w:pPr>
+              <w:spacing w:before="40" w:after="40"/>
+            </w:pPr>
+            <w:r/>
+            <w:r>
+              <w:rPr>
+                <w:b w:val="0"/>
+                <w:i w:val="0"/>
+                <w:sz w:val="17"/>
+              </w:rPr>
+              <w:t>She co-designs the Day 5 community dialogue, so she walks the village and meets the residents beforehand. The young person does the same job for the Greek group as the Turkish one does for theirs.</w:t>
+            </w:r>
+          </w:p>
+        </w:tc>
+      </w:tr>
+      <w:tr>
+        <w:tc>
+          <w:tcPr>
+            <w:tcW w:type="dxa" w:w="1701"/>
+          </w:tcPr>
+          <w:p>
+            <w:pPr>
+              <w:spacing w:before="40" w:after="40"/>
+            </w:pPr>
+            <w:r/>
+            <w:r>
+              <w:rPr>
+                <w:b/>
+                <w:i w:val="0"/>
+                <w:sz w:val="17"/>
+              </w:rPr>
+              <w:t>Total</w:t>
+            </w:r>
+          </w:p>
+        </w:tc>
+        <w:tc>
+          <w:tcPr>
+            <w:tcW w:type="dxa" w:w="567"/>
+          </w:tcPr>
+          <w:p>
+            <w:pPr>
+              <w:spacing w:before="40" w:after="40"/>
+            </w:pPr>
+            <w:r/>
+            <w:r>
+              <w:rPr>
+                <w:b/>
+                <w:i w:val="0"/>
+                <w:sz w:val="17"/>
+              </w:rPr>
+              <w:t>5</w:t>
+            </w:r>
+          </w:p>
+        </w:tc>
+        <w:tc>
+          <w:tcPr>
+            <w:tcW w:type="dxa" w:w="2948"/>
+          </w:tcPr>
+          <w:p>
+            <w:pPr>
+              <w:spacing w:before="40" w:after="40"/>
+            </w:pPr>
+            <w:r/>
+          </w:p>
+        </w:tc>
+        <w:tc>
+          <w:tcPr>
+            <w:tcW w:type="dxa" w:w="4195"/>
+          </w:tcPr>
+          <w:p>
+            <w:pPr>
+              <w:spacing w:before="40" w:after="40"/>
+            </w:pPr>
+            <w:r/>
+            <w:r>
+              <w:rPr>
+                <w:b w:val="0"/>
+                <w:i w:val="0"/>
+                <w:sz w:val="17"/>
+              </w:rPr>
+              <w:t>Four of the five are already counted among the 27 persons of Activity 01 — two group leaders and two participants. Only the coordinator’s logistics officer is additional, so the project involves 28 distinct people in all.</w:t>
+            </w:r>
+          </w:p>
+        </w:tc>
+      </w:tr>
+    </w:tbl>
+    <w:p>
+      <w:pPr>
+        <w:spacing w:after="0"/>
+      </w:pPr>
+    </w:p>
+    <w:p>
+      <w:pPr>
+        <w:spacing w:after="160"/>
+      </w:pPr>
+      <w:r>
+        <w:rPr>
+          <w:b w:val="0"/>
+          <w:i/>
+          <w:color w:val="5A5A5A"/>
+          <w:sz w:val="17"/>
+        </w:rPr>
+        <w:t>[TO CONFIRM against the 2026 Programme Guide before submission. First, the maximum number of participants funded per preparatory visit: if it is capped below five, this request falls accordingly. Second, whether the hosting organisation’s own local staff member may be counted at all, since the 680 EUR unit cost covers travel and subsistence and a local participant incurs neither. If only the four travelling participants are eligible, the line becomes 2,720.00 and the project total 29,814.00 instead of 30,494.00. The activity grant for Activity 01 is unaffected either way, because the preparatory visit sits at project level.]</w:t>
+      </w:r>
+    </w:p>
+    <w:tbl>
+      <w:tblPr>
+        <w:tblW w:type="auto" w:w="0"/>
+        <w:jc w:val="center"/>
+        <w:tblLook w:firstColumn="1" w:firstRow="1" w:lastColumn="0" w:lastRow="0" w:noHBand="0" w:noVBand="1" w:val="04A0"/>
+        <w:tblBorders>
+          <w:top w:val="single" w:sz="4" w:space="0" w:color="C7D6EA"/>
+          <w:left w:val="single" w:sz="4" w:space="0" w:color="C7D6EA"/>
+          <w:bottom w:val="single" w:sz="4" w:space="0" w:color="C7D6EA"/>
+          <w:right w:val="single" w:sz="4" w:space="0" w:color="C7D6EA"/>
+          <w:insideH w:val="single" w:sz="4" w:space="0" w:color="C7D6EA"/>
+          <w:insideV w:val="single" w:sz="4" w:space="0" w:color="C7D6EA"/>
+        </w:tblBorders>
+      </w:tblPr>
+      <w:tblGrid>
+        <w:gridCol w:w="9412"/>
+      </w:tblGrid>
+      <w:tr>
+        <w:tc>
+          <w:tcPr>
+            <w:tcW w:type="dxa" w:w="9412"/>
+            <w:shd w:val="clear" w:color="auto" w:fill="E8EEF7"/>
+          </w:tcPr>
+          <w:p>
+            <w:pPr>
+              <w:spacing w:before="60" w:after="60"/>
+            </w:pPr>
+            <w:r>
+              <w:rPr>
+                <w:b/>
+                <w:i w:val="0"/>
+                <w:color w:val="003D82"/>
+                <w:sz w:val="20"/>
+              </w:rPr>
+              <w:t>Please justify the need for a preparatory visit and describe what will be done during it.</w:t>
+            </w:r>
+          </w:p>
+        </w:tc>
+      </w:tr>
+    </w:tbl>
+    <w:p>
+      <w:pPr>
+        <w:spacing w:after="0"/>
+      </w:pPr>
+    </w:p>
+    <w:p>
+      <w:pPr>
+        <w:jc w:val="both"/>
+      </w:pPr>
+      <w:r>
+        <w:rPr>
+          <w:b w:val="0"/>
+          <w:i w:val="0"/>
+        </w:rPr>
+        <w:t>We ask for this visit on four grounds, and the first three are the ones the Programme itself recognises.</w:t>
+      </w:r>
+    </w:p>
+    <w:p>
+      <w:pPr>
+        <w:jc w:val="both"/>
+      </w:pPr>
+      <w:r>
+        <w:rPr>
+          <w:b w:val="0"/>
+          <w:i w:val="0"/>
+        </w:rPr>
+        <w:t>All twenty-one participants are minors. We are bringing fourteen- to seventeen-year-olds from two other countries into a mountain commune of a few hundred people, and the adults who will be responsible for them at night need to have seen the building before they agree to it. Second, both sending organisations are new working relationships for us: we have never worked with GGD or with KEA before, and a partnership that has only ever met online is exactly the kind that discovers its misunderstandings in August. Third, a venue’s suitability cannot be assessed from photographs — and we are not speaking generally here. The expert assessment of our previous KA152 application said in so many words that it did not describe measures for the safety of the accommodation and the activity spaces. This visit is where that gap is closed properly rather than promised in a sentence.</w:t>
+      </w:r>
+    </w:p>
+    <w:p>
+      <w:pPr>
+        <w:jc w:val="both"/>
+      </w:pPr>
+      <w:r>
+        <w:rPr>
+          <w:b w:val="0"/>
+          <w:i w:val="0"/>
+        </w:rPr>
+        <w:t>The fourth ground is inclusion, and it is the reason two of the five travellers are young people rather than staff. In our survey 12.5% of the young people said what stops them is lack of self-confidence. A fifteen-year-old who has seen the rooms, walked the village and met the people who will be there, and who then describes it to the other six in their own language, removes more of that fear than any amount of reassurance from an adult. The young person from each sending group is chosen from among those who declared a situation limiting their access to opportunities, deliberately.</w:t>
+      </w:r>
+    </w:p>
+    <w:p>
+      <w:pPr>
+        <w:jc w:val="both"/>
+      </w:pPr>
+      <w:r>
+        <w:rPr>
+          <w:b w:val="0"/>
+          <w:i w:val="0"/>
+        </w:rPr>
+        <w:t>The first day is spent on the venue and the programme. The written risk assessment is checked against the building itself: fire safety certification and evacuation routes, the state of the electrical installations and heating, the security of doors, windows and balconies, lighting of the outdoor areas, separation of the participants’ accommodation from any unrelated guests, and the rooms in which minors will sleep with group leaders on the same floors. The internet connection is measured in the plenary room and in the four small-team spaces, because a programme about checking things online cannot run on a connection that drops; mobile coverage is tested across the site; and the distance and travel time to the nearest medical facility and hospital are driven, not looked up. Then the three organisations sit down together and finish the programme: GGD confirms what it leads on Day 3 and Day 6 and which of its staff will be Facilitator 2, KEA confirms the Day 5 dialogue method and the local-initiative template, the coordinator confirms Days 1, 2, 4 and 7, and the timetable is fixed session by session. The three measurement instruments are agreed and the month 4 observer calibration is scheduled. The safeguarding arrangements, the night-duty rota, the emergency protocol and the sensitive-content protocol are put in writing while everyone is in the same room.</w:t>
+      </w:r>
+    </w:p>
+    <w:p>
+      <w:pPr>
+        <w:jc w:val="both"/>
+      </w:pPr>
+      <w:r>
+        <w:rPr>
+          <w:b w:val="0"/>
+          <w:i w:val="0"/>
+        </w:rPr>
+        <w:t>The second day belongs to the host community and to the practical arrangements. We walk the route of the Day 5 community day in and around Beliș, meet the mayor’s office and the residents who have agreed to take part in the dialogue, and agree the timing and the group transport on the spot. The two young people see the venue, the village and the rooms, and what they say is written into the final programme — that is what they are there for. Then the logistics: meals and dietary requirements with the local producers, insurance for all 27 persons, the visa file and its timetable for the Turkish group, the ferry and flight timings for the Greek group and its four eligible travel days, and the domestic transport plan from each participant’s own home. The visit closes with written minutes carrying decisions, owners and deadlines, the signature of the partnership agreement annexes on safeguarding and on the division of tasks, and the four joint online preparation sessions of months 3 and 4 fixed in the calendar.</w:t>
+      </w:r>
+    </w:p>
+    <w:p>
+      <w:pPr>
+        <w:jc w:val="both"/>
+      </w:pPr>
+      <w:r>
+        <w:rPr>
+          <w:b w:val="0"/>
+          <w:i w:val="0"/>
+        </w:rPr>
+        <w:t>The visit produces five things we can point to: the venue confirmed in writing or rejected in time to find another, the timetable finalised session by session, the three measurement instruments agreed, the safeguarding package signed, and two young people who go home and tell their groups what August will actually look like. The full programme of both days is annexed on the second sheet of the project timetable.</w:t>
+      </w:r>
+    </w:p>
+    <w:p>
+      <w:pPr>
+        <w:spacing w:after="200"/>
+      </w:pPr>
+      <w:r>
+        <w:rPr>
+          <w:b w:val="0"/>
+          <w:i/>
+          <w:color w:val="5A5A5A"/>
+          <w:sz w:val="16"/>
+        </w:rPr>
+        <w:t>≈ 4,387 characters (assumed form limit 5,000 — within limit)</w:t>
+      </w:r>
+    </w:p>
+    <w:p>
+      <w:r>
+        <w:br w:type="page"/>
       </w:r>
     </w:p>
     <w:p>

--- a/VERIFAI_KA152_Form_Content_EN.docx
+++ b/VERIFAI_KA152_Form_Content_EN.docx
@@ -1520,7 +1520,7 @@
                 <w:i w:val="0"/>
                 <w:sz w:val="19"/>
               </w:rPr>
-              <w:t>5</w:t>
+              <w:t>6</w:t>
             </w:r>
           </w:p>
         </w:tc>
@@ -1539,7 +1539,7 @@
                 <w:i w:val="0"/>
                 <w:sz w:val="19"/>
               </w:rPr>
-              <w:t>2</w:t>
+              <w:t>0</w:t>
             </w:r>
           </w:p>
         </w:tc>
@@ -1598,7 +1598,7 @@
                 <w:i w:val="0"/>
                 <w:sz w:val="19"/>
               </w:rPr>
-              <w:t>32</w:t>
+              <w:t>33</w:t>
             </w:r>
           </w:p>
         </w:tc>
@@ -1617,7 +1617,7 @@
                 <w:i w:val="0"/>
                 <w:sz w:val="19"/>
               </w:rPr>
-              <w:t>15</w:t>
+              <w:t>13</w:t>
             </w:r>
           </w:p>
         </w:tc>
@@ -1639,7 +1639,7 @@
           <w:color w:val="5A5A5A"/>
           <w:sz w:val="17"/>
         </w:rPr>
-        <w:t>27 persons in Activity 01 = 21 participants aged 14–17 + 4 group leaders + 2 facilitators, in three national groups of seven from Romania, Türkiye and Greece. The 5 persons of Activity 02 are the preparatory visit: two group leaders, two participants and the coordinator’s logistics officer. Four of them are already among those 27, so the totals count them twice — 32 persons means 28 distinct people, and 15 with fewer opportunities means 13 distinct young people.</w:t>
+        <w:t>27 persons in Activity 01 = 21 participants aged 14–17 + 4 group leaders + 2 facilitators, in three national groups of seven from Romania, Türkiye and Greece. The 6 persons of PREPV02 are the preparatory visit: two from each organisation. Four of them are already among those 27 — two group leaders, one facilitator and two of the participants — so 33 persons means 28 distinct people. The form counts no participants with fewer opportunities on a preparatory visit, although both young people who travel are drawn from that group.</w:t>
       </w:r>
     </w:p>
     <w:p>
@@ -2073,7 +2073,7 @@
                 <w:i w:val="0"/>
                 <w:sz w:val="19"/>
               </w:rPr>
-              <w:t>3,400.00</w:t>
+              <w:t>4,080.00</w:t>
             </w:r>
           </w:p>
         </w:tc>
@@ -2092,7 +2092,7 @@
                 <w:i w:val="0"/>
                 <w:sz w:val="19"/>
               </w:rPr>
-              <w:t>680 × 5 persons: 2 from each of the 2 sending organisations, one of them a young person, plus 1 staff member of the coordinating organisation</w:t>
+              <w:t>680 × 6 persons: 2 from each of the three organisations, one of the two from each sending partner being a young person</w:t>
             </w:r>
           </w:p>
         </w:tc>
@@ -2132,7 +2132,7 @@
                 <w:i w:val="0"/>
                 <w:sz w:val="19"/>
               </w:rPr>
-              <w:t>30,494.00</w:t>
+              <w:t>31,174.00</w:t>
             </w:r>
           </w:p>
         </w:tc>
@@ -2151,7 +2151,7 @@
                 <w:i w:val="0"/>
                 <w:sz w:val="19"/>
               </w:rPr>
-              <w:t>Of which 27,094.00 is the Activity 01 grant and 3,400.00 the preparatory visit</w:t>
+              <w:t>Of which 27,094.00 is the Activity YEXMS01 grant and 4,080.00 the preparatory visit</w:t>
             </w:r>
           </w:p>
         </w:tc>
@@ -7026,7 +7026,7 @@
                 <w:i w:val="0"/>
                 <w:sz w:val="19"/>
               </w:rPr>
-              <w:t>01</w:t>
+              <w:t>YEXMS01</w:t>
             </w:r>
           </w:p>
         </w:tc>
@@ -7142,7 +7142,7 @@
                 <w:i w:val="0"/>
                 <w:sz w:val="19"/>
               </w:rPr>
-              <w:t>02</w:t>
+              <w:t>PREPV02</w:t>
             </w:r>
           </w:p>
         </w:tc>
@@ -7161,7 +7161,7 @@
                 <w:i w:val="0"/>
                 <w:sz w:val="19"/>
               </w:rPr>
-              <w:t>Preparatory visit</w:t>
+              <w:t>Preparatory visits</w:t>
             </w:r>
           </w:p>
         </w:tc>
@@ -7180,7 +7180,7 @@
                 <w:i w:val="0"/>
                 <w:sz w:val="19"/>
               </w:rPr>
-              <w:t>Preparatory visit to Beliș, linked to Activity 01</w:t>
+              <w:t>Preparatory visit to Beliș, related to YEXMS01</w:t>
             </w:r>
           </w:p>
         </w:tc>
@@ -7218,7 +7218,7 @@
                 <w:i w:val="0"/>
                 <w:sz w:val="19"/>
               </w:rPr>
-              <w:t>5</w:t>
+              <w:t>6</w:t>
             </w:r>
           </w:p>
         </w:tc>
@@ -7237,7 +7237,7 @@
                 <w:i w:val="0"/>
                 <w:sz w:val="19"/>
               </w:rPr>
-              <w:t>3,400.00</w:t>
+              <w:t>4,080.00</w:t>
             </w:r>
           </w:p>
         </w:tc>
@@ -7318,7 +7318,7 @@
                 <w:i w:val="0"/>
                 <w:sz w:val="19"/>
               </w:rPr>
-              <w:t>32</w:t>
+              <w:t>33</w:t>
             </w:r>
           </w:p>
         </w:tc>
@@ -7337,7 +7337,7 @@
                 <w:i w:val="0"/>
                 <w:sz w:val="19"/>
               </w:rPr>
-              <w:t>30,494.00</w:t>
+              <w:t>31,174.00</w:t>
             </w:r>
           </w:p>
         </w:tc>
@@ -9859,7 +9859,7 @@
           <w:color w:val="5A5A5A"/>
           <w:sz w:val="17"/>
         </w:rPr>
-        <w:t>Activity 02, the preparatory visit, does not appear in the two tables above on purpose: its 3,400.00 EUR is a project-level budget line, not part of an activity grant. That is why the activity grant is 27,094.00 while the project total is 30,494.00. If the form places preparatory visits inside the per-activity budget instead, the figures are the same and only the row moves.</w:t>
+        <w:t>The preparatory visit does not appear in the two tables above on purpose: its 4,080.00 EUR is reported by the form as its own activity, PREPV02, rather than inside the exchange grant. That is why the exchange grant is 27,094.00 while the project total is 31,174.00.</w:t>
       </w:r>
     </w:p>
     <w:p>
@@ -11311,7 +11311,7 @@
         <w:pStyle w:val="Heading2"/>
       </w:pPr>
       <w:r>
-        <w:t>Activity 02 — Preparatory visit</w:t>
+        <w:t>Activity PREPV02 — Preparatory visit</w:t>
       </w:r>
     </w:p>
     <w:p>
@@ -11325,7 +11325,7 @@
           <w:color w:val="5A5A5A"/>
           <w:sz w:val="17"/>
         </w:rPr>
-        <w:t>The wording of the questions in this block is reconstructed: the blank form export does not carry the preparatory-visit sub-form, which the live form generates only once an activity of this type has been added. Check the labels against the form on screen before entering the text; the content itself does not change.</w:t>
+        <w:t>Field names and figures below follow the live form (Activity PREPV02: Beliș, 09/06/2027 – 11/06/2027, six persons, 4,080.00 EUR).</w:t>
       </w:r>
     </w:p>
     <w:tbl>
@@ -11470,7 +11470,7 @@
                 <w:i w:val="0"/>
                 <w:sz w:val="19"/>
               </w:rPr>
-              <w:t>02</w:t>
+              <w:t>PREPV02</w:t>
             </w:r>
           </w:p>
         </w:tc>
@@ -11489,7 +11489,7 @@
                 <w:i w:val="0"/>
                 <w:sz w:val="19"/>
               </w:rPr>
-              <w:t>Linked to activity</w:t>
+              <w:t>Related to activity</w:t>
             </w:r>
           </w:p>
         </w:tc>
@@ -11508,7 +11508,7 @@
                 <w:i w:val="0"/>
                 <w:sz w:val="19"/>
               </w:rPr>
-              <w:t>01 — Youth exchange</w:t>
+              <w:t>YEXMS01 — VERIFAI: Young Detectives Against Digital Disinformation</w:t>
             </w:r>
           </w:p>
         </w:tc>
@@ -11548,7 +11548,7 @@
                 <w:i w:val="0"/>
                 <w:sz w:val="19"/>
               </w:rPr>
-              <w:t>Preparatory visit</w:t>
+              <w:t>Preparatory visits</w:t>
             </w:r>
           </w:p>
         </w:tc>
@@ -11567,7 +11567,7 @@
                 <w:i w:val="0"/>
                 <w:sz w:val="19"/>
               </w:rPr>
-              <w:t>Leading organisation</w:t>
+              <w:t>Organiser of the preparatory visit</w:t>
             </w:r>
           </w:p>
         </w:tc>
@@ -11586,7 +11586,7 @@
                 <w:i w:val="0"/>
                 <w:sz w:val="19"/>
               </w:rPr>
-              <w:t>ASOCIAȚIA GRUPUL DE ACȚIUNE LOCALĂ NAPOCA POROLISSUM (E10181755)</w:t>
+              <w:t>ASOCIAȚIA GRUPUL DE ACȚIUNE LOCALĂ NAPOCA POROLISSUM</w:t>
             </w:r>
           </w:p>
         </w:tc>
@@ -11626,7 +11626,7 @@
                 <w:i w:val="0"/>
                 <w:sz w:val="19"/>
               </w:rPr>
-              <w:t>16/06/2027</w:t>
+              <w:t>09/06/2027</w:t>
             </w:r>
           </w:p>
         </w:tc>
@@ -11664,7 +11664,7 @@
                 <w:i w:val="0"/>
                 <w:sz w:val="19"/>
               </w:rPr>
-              <w:t>17/06/2027</w:t>
+              <w:t>11/06/2027</w:t>
             </w:r>
           </w:p>
         </w:tc>
@@ -11685,6 +11685,44 @@
                 <w:i w:val="0"/>
                 <w:sz w:val="19"/>
               </w:rPr>
+              <w:t>Venue of the activity</w:t>
+            </w:r>
+          </w:p>
+        </w:tc>
+        <w:tc>
+          <w:tcPr>
+            <w:tcW w:type="dxa" w:w="2665"/>
+          </w:tcPr>
+          <w:p>
+            <w:pPr>
+              <w:spacing w:before="40" w:after="40"/>
+            </w:pPr>
+            <w:r/>
+            <w:r>
+              <w:rPr>
+                <w:b w:val="0"/>
+                <w:i w:val="0"/>
+                <w:sz w:val="19"/>
+              </w:rPr>
+              <w:t>Romania — Beliș, Cluj County</w:t>
+            </w:r>
+          </w:p>
+        </w:tc>
+        <w:tc>
+          <w:tcPr>
+            <w:tcW w:type="dxa" w:w="2041"/>
+          </w:tcPr>
+          <w:p>
+            <w:pPr>
+              <w:spacing w:before="40" w:after="40"/>
+            </w:pPr>
+            <w:r/>
+            <w:r>
+              <w:rPr>
+                <w:b w:val="0"/>
+                <w:i w:val="0"/>
+                <w:sz w:val="19"/>
+              </w:rPr>
               <w:t>Duration</w:t>
             </w:r>
           </w:p>
@@ -11704,45 +11742,7 @@
                 <w:i w:val="0"/>
                 <w:sz w:val="19"/>
               </w:rPr>
-              <w:t>2 days on site, in month 3 of the project</w:t>
-            </w:r>
-          </w:p>
-        </w:tc>
-        <w:tc>
-          <w:tcPr>
-            <w:tcW w:type="dxa" w:w="2041"/>
-          </w:tcPr>
-          <w:p>
-            <w:pPr>
-              <w:spacing w:before="40" w:after="40"/>
-            </w:pPr>
-            <w:r/>
-            <w:r>
-              <w:rPr>
-                <w:b w:val="0"/>
-                <w:i w:val="0"/>
-                <w:sz w:val="19"/>
-              </w:rPr>
-              <w:t>Venue</w:t>
-            </w:r>
-          </w:p>
-        </w:tc>
-        <w:tc>
-          <w:tcPr>
-            <w:tcW w:type="dxa" w:w="2665"/>
-          </w:tcPr>
-          <w:p>
-            <w:pPr>
-              <w:spacing w:before="40" w:after="40"/>
-            </w:pPr>
-            <w:r/>
-            <w:r>
-              <w:rPr>
-                <w:b w:val="0"/>
-                <w:i w:val="0"/>
-                <w:sz w:val="19"/>
-              </w:rPr>
-              <w:t>Beliș (Cluj County), Romania</w:t>
+              <w:t>3 days, in month 3 of the project</w:t>
             </w:r>
           </w:p>
         </w:tc>
@@ -11763,7 +11763,7 @@
                 <w:i w:val="0"/>
                 <w:sz w:val="19"/>
               </w:rPr>
-              <w:t>No. of participants</w:t>
+              <w:t>Number of persons</w:t>
             </w:r>
           </w:p>
         </w:tc>
@@ -11782,7 +11782,7 @@
                 <w:i w:val="0"/>
                 <w:sz w:val="19"/>
               </w:rPr>
-              <w:t>5</w:t>
+              <w:t>6 — two from each of the three organisations</w:t>
             </w:r>
           </w:p>
         </w:tc>
@@ -11801,7 +11801,7 @@
                 <w:i w:val="0"/>
                 <w:sz w:val="19"/>
               </w:rPr>
-              <w:t>Of which young people</w:t>
+              <w:t>No. of facilitators</w:t>
             </w:r>
           </w:p>
         </w:tc>
@@ -11820,7 +11820,7 @@
                 <w:i w:val="0"/>
                 <w:sz w:val="19"/>
               </w:rPr>
-              <w:t>2</w:t>
+              <w:t>1</w:t>
             </w:r>
           </w:p>
         </w:tc>
@@ -11841,7 +11841,7 @@
                 <w:i w:val="0"/>
                 <w:sz w:val="19"/>
               </w:rPr>
-              <w:t>Of which with fewer opportunities</w:t>
+              <w:t>Total activity grant</w:t>
             </w:r>
           </w:p>
         </w:tc>
@@ -11856,11 +11856,19 @@
             <w:r/>
             <w:r>
               <w:rPr>
+                <w:b/>
+                <w:i w:val="0"/>
+                <w:sz w:val="19"/>
+              </w:rPr>
+              <w:t>4,080.00 EUR</w:t>
+            </w:r>
+            <w:r>
+              <w:rPr>
                 <w:b w:val="0"/>
                 <w:i w:val="0"/>
                 <w:sz w:val="19"/>
               </w:rPr>
-              <w:t>2</w:t>
+              <w:t xml:space="preserve"> (680 × 6)</w:t>
             </w:r>
           </w:p>
         </w:tc>
@@ -11879,7 +11887,7 @@
                 <w:i w:val="0"/>
                 <w:sz w:val="19"/>
               </w:rPr>
-              <w:t>Total grant</w:t>
+              <w:t>Flows</w:t>
             </w:r>
           </w:p>
         </w:tc>
@@ -11894,19 +11902,11 @@
             <w:r/>
             <w:r>
               <w:rPr>
-                <w:b/>
+                <w:b w:val="0"/>
                 <w:i w:val="0"/>
                 <w:sz w:val="19"/>
               </w:rPr>
-              <w:t>3,400.00 EUR</w:t>
-            </w:r>
-            <w:r>
-              <w:rPr>
-                <w:b w:val="0"/>
-                <w:i w:val="0"/>
-                <w:sz w:val="19"/>
-              </w:rPr>
-              <w:t xml:space="preserve"> (680 × 5)</w:t>
+              <w:t>3 × 2 persons: Romania (organiser), Türkiye, Greece</w:t>
             </w:r>
           </w:p>
         </w:tc>
@@ -11916,450 +11916,6 @@
       <w:pPr>
         <w:spacing w:after="0"/>
       </w:pPr>
-    </w:p>
-    <w:tbl>
-      <w:tblPr>
-        <w:tblW w:type="auto" w:w="0"/>
-        <w:jc w:val="center"/>
-        <w:tblLayout w:type="autofit"/>
-        <w:tblLook w:firstColumn="1" w:firstRow="1" w:lastColumn="0" w:lastRow="0" w:noHBand="0" w:noVBand="1" w:val="04A0"/>
-        <w:tblBorders>
-          <w:top w:val="single" w:sz="4" w:space="0" w:color="BFBFBF"/>
-          <w:left w:val="single" w:sz="4" w:space="0" w:color="BFBFBF"/>
-          <w:bottom w:val="single" w:sz="4" w:space="0" w:color="BFBFBF"/>
-          <w:right w:val="single" w:sz="4" w:space="0" w:color="BFBFBF"/>
-          <w:insideH w:val="single" w:sz="4" w:space="0" w:color="BFBFBF"/>
-          <w:insideV w:val="single" w:sz="4" w:space="0" w:color="BFBFBF"/>
-        </w:tblBorders>
-      </w:tblPr>
-      <w:tblGrid>
-        <w:gridCol w:w="2353"/>
-        <w:gridCol w:w="2353"/>
-        <w:gridCol w:w="2353"/>
-        <w:gridCol w:w="2353"/>
-      </w:tblGrid>
-      <w:tr>
-        <w:tc>
-          <w:tcPr>
-            <w:tcW w:type="dxa" w:w="1701"/>
-            <w:shd w:val="clear" w:color="auto" w:fill="E8EEF7"/>
-          </w:tcPr>
-          <w:p>
-            <w:pPr>
-              <w:spacing w:before="40" w:after="40"/>
-            </w:pPr>
-            <w:r/>
-            <w:r>
-              <w:rPr>
-                <w:b/>
-                <w:i w:val="0"/>
-                <w:color w:val="003D82"/>
-                <w:sz w:val="17"/>
-              </w:rPr>
-              <w:t>Organisation</w:t>
-            </w:r>
-          </w:p>
-        </w:tc>
-        <w:tc>
-          <w:tcPr>
-            <w:tcW w:type="dxa" w:w="567"/>
-            <w:shd w:val="clear" w:color="auto" w:fill="E8EEF7"/>
-          </w:tcPr>
-          <w:p>
-            <w:pPr>
-              <w:spacing w:before="40" w:after="40"/>
-            </w:pPr>
-            <w:r/>
-            <w:r>
-              <w:rPr>
-                <w:b/>
-                <w:i w:val="0"/>
-                <w:color w:val="003D82"/>
-                <w:sz w:val="17"/>
-              </w:rPr>
-              <w:t>Persons</w:t>
-            </w:r>
-          </w:p>
-        </w:tc>
-        <w:tc>
-          <w:tcPr>
-            <w:tcW w:type="dxa" w:w="2948"/>
-            <w:shd w:val="clear" w:color="auto" w:fill="E8EEF7"/>
-          </w:tcPr>
-          <w:p>
-            <w:pPr>
-              <w:spacing w:before="40" w:after="40"/>
-            </w:pPr>
-            <w:r/>
-            <w:r>
-              <w:rPr>
-                <w:b/>
-                <w:i w:val="0"/>
-                <w:color w:val="003D82"/>
-                <w:sz w:val="17"/>
-              </w:rPr>
-              <w:t>Who travels</w:t>
-            </w:r>
-          </w:p>
-        </w:tc>
-        <w:tc>
-          <w:tcPr>
-            <w:tcW w:type="dxa" w:w="4195"/>
-            <w:shd w:val="clear" w:color="auto" w:fill="E8EEF7"/>
-          </w:tcPr>
-          <w:p>
-            <w:pPr>
-              <w:spacing w:before="40" w:after="40"/>
-            </w:pPr>
-            <w:r/>
-            <w:r>
-              <w:rPr>
-                <w:b/>
-                <w:i w:val="0"/>
-                <w:color w:val="003D82"/>
-                <w:sz w:val="17"/>
-              </w:rPr>
-              <w:t>Why this person and not another</w:t>
-            </w:r>
-          </w:p>
-        </w:tc>
-      </w:tr>
-      <w:tr>
-        <w:tc>
-          <w:tcPr>
-            <w:tcW w:type="dxa" w:w="1701"/>
-          </w:tcPr>
-          <w:p>
-            <w:pPr>
-              <w:spacing w:before="40" w:after="40"/>
-            </w:pPr>
-            <w:r/>
-            <w:r>
-              <w:rPr>
-                <w:b w:val="0"/>
-                <w:i w:val="0"/>
-                <w:sz w:val="17"/>
-              </w:rPr>
-              <w:t>LAG Napoca Porolissum (RO)</w:t>
-            </w:r>
-          </w:p>
-          <w:p>
-            <w:pPr>
-              <w:spacing w:before="0" w:after="40"/>
-            </w:pPr>
-            <w:r>
-              <w:rPr>
-                <w:b w:val="0"/>
-                <w:i/>
-                <w:sz w:val="17"/>
-              </w:rPr>
-              <w:t>host</w:t>
-            </w:r>
-          </w:p>
-        </w:tc>
-        <w:tc>
-          <w:tcPr>
-            <w:tcW w:type="dxa" w:w="567"/>
-          </w:tcPr>
-          <w:p>
-            <w:pPr>
-              <w:spacing w:before="40" w:after="40"/>
-            </w:pPr>
-            <w:r/>
-            <w:r>
-              <w:rPr>
-                <w:b w:val="0"/>
-                <w:i w:val="0"/>
-                <w:sz w:val="17"/>
-              </w:rPr>
-              <w:t>1</w:t>
-            </w:r>
-          </w:p>
-        </w:tc>
-        <w:tc>
-          <w:tcPr>
-            <w:tcW w:type="dxa" w:w="2948"/>
-          </w:tcPr>
-          <w:p>
-            <w:pPr>
-              <w:spacing w:before="40" w:after="40"/>
-            </w:pPr>
-            <w:r/>
-            <w:r>
-              <w:rPr>
-                <w:b w:val="0"/>
-                <w:i w:val="0"/>
-                <w:sz w:val="17"/>
-              </w:rPr>
-              <w:t>Iulia Fătu, responsible for finance and logistics</w:t>
-            </w:r>
-          </w:p>
-        </w:tc>
-        <w:tc>
-          <w:tcPr>
-            <w:tcW w:type="dxa" w:w="4195"/>
-          </w:tcPr>
-          <w:p>
-            <w:pPr>
-              <w:spacing w:before="40" w:after="40"/>
-            </w:pPr>
-            <w:r/>
-            <w:r>
-              <w:rPr>
-                <w:b w:val="0"/>
-                <w:i w:val="0"/>
-                <w:sz w:val="17"/>
-              </w:rPr>
-              <w:t>She writes the venue risk assessment and she is the one who contracts the unit, so she is the one who has to have stood in the rooms. Nothing is signed before she has seen it.</w:t>
-            </w:r>
-          </w:p>
-        </w:tc>
-      </w:tr>
-      <w:tr>
-        <w:tc>
-          <w:tcPr>
-            <w:tcW w:type="dxa" w:w="1701"/>
-          </w:tcPr>
-          <w:p>
-            <w:pPr>
-              <w:spacing w:before="40" w:after="40"/>
-            </w:pPr>
-            <w:r/>
-            <w:r>
-              <w:rPr>
-                <w:b w:val="0"/>
-                <w:i w:val="0"/>
-                <w:sz w:val="17"/>
-              </w:rPr>
-              <w:t>Genç Gönüllüler Derneği (TR)</w:t>
-            </w:r>
-          </w:p>
-        </w:tc>
-        <w:tc>
-          <w:tcPr>
-            <w:tcW w:type="dxa" w:w="567"/>
-          </w:tcPr>
-          <w:p>
-            <w:pPr>
-              <w:spacing w:before="40" w:after="40"/>
-            </w:pPr>
-            <w:r/>
-            <w:r>
-              <w:rPr>
-                <w:b w:val="0"/>
-                <w:i w:val="0"/>
-                <w:sz w:val="17"/>
-              </w:rPr>
-              <w:t>2</w:t>
-            </w:r>
-          </w:p>
-        </w:tc>
-        <w:tc>
-          <w:tcPr>
-            <w:tcW w:type="dxa" w:w="2948"/>
-          </w:tcPr>
-          <w:p>
-            <w:pPr>
-              <w:spacing w:before="40" w:after="40"/>
-            </w:pPr>
-            <w:r/>
-            <w:r>
-              <w:rPr>
-                <w:b w:val="0"/>
-                <w:i w:val="0"/>
-                <w:sz w:val="17"/>
-              </w:rPr>
-              <w:t>M. Talha Serenli, the group leader who will accompany the Turkish group in August, plus one young person selected for the exchange</w:t>
-            </w:r>
-          </w:p>
-        </w:tc>
-        <w:tc>
-          <w:tcPr>
-            <w:tcW w:type="dxa" w:w="4195"/>
-          </w:tcPr>
-          <w:p>
-            <w:pPr>
-              <w:spacing w:before="40" w:after="40"/>
-            </w:pPr>
-            <w:r/>
-            <w:r>
-              <w:rPr>
-                <w:b w:val="0"/>
-                <w:i w:val="0"/>
-                <w:sz w:val="17"/>
-              </w:rPr>
-              <w:t>The adult who will be responsible for seven minors in a foreign country sees the building, the floors and the route first. The young person goes home and tells the other six what it is actually like.</w:t>
-            </w:r>
-          </w:p>
-        </w:tc>
-      </w:tr>
-      <w:tr>
-        <w:tc>
-          <w:tcPr>
-            <w:tcW w:type="dxa" w:w="1701"/>
-          </w:tcPr>
-          <w:p>
-            <w:pPr>
-              <w:spacing w:before="40" w:after="40"/>
-            </w:pPr>
-            <w:r/>
-            <w:r>
-              <w:rPr>
-                <w:b w:val="0"/>
-                <w:i w:val="0"/>
-                <w:sz w:val="17"/>
-              </w:rPr>
-              <w:t>KEA IM Syrou (EL)</w:t>
-            </w:r>
-          </w:p>
-        </w:tc>
-        <w:tc>
-          <w:tcPr>
-            <w:tcW w:type="dxa" w:w="567"/>
-          </w:tcPr>
-          <w:p>
-            <w:pPr>
-              <w:spacing w:before="40" w:after="40"/>
-            </w:pPr>
-            <w:r/>
-            <w:r>
-              <w:rPr>
-                <w:b w:val="0"/>
-                <w:i w:val="0"/>
-                <w:sz w:val="17"/>
-              </w:rPr>
-              <w:t>2</w:t>
-            </w:r>
-          </w:p>
-        </w:tc>
-        <w:tc>
-          <w:tcPr>
-            <w:tcW w:type="dxa" w:w="2948"/>
-          </w:tcPr>
-          <w:p>
-            <w:pPr>
-              <w:spacing w:before="40" w:after="40"/>
-            </w:pPr>
-            <w:r/>
-            <w:r>
-              <w:rPr>
-                <w:b w:val="0"/>
-                <w:i w:val="0"/>
-                <w:sz w:val="17"/>
-              </w:rPr>
-              <w:t>Evgenia Kalogeropoulou, social worker and Greek group leader, plus one young person selected for the exchange</w:t>
-            </w:r>
-          </w:p>
-        </w:tc>
-        <w:tc>
-          <w:tcPr>
-            <w:tcW w:type="dxa" w:w="4195"/>
-          </w:tcPr>
-          <w:p>
-            <w:pPr>
-              <w:spacing w:before="40" w:after="40"/>
-            </w:pPr>
-            <w:r/>
-            <w:r>
-              <w:rPr>
-                <w:b w:val="0"/>
-                <w:i w:val="0"/>
-                <w:sz w:val="17"/>
-              </w:rPr>
-              <w:t>She co-designs the Day 5 community dialogue, so she walks the village and meets the residents beforehand. The young person does the same job for the Greek group as the Turkish one does for theirs.</w:t>
-            </w:r>
-          </w:p>
-        </w:tc>
-      </w:tr>
-      <w:tr>
-        <w:tc>
-          <w:tcPr>
-            <w:tcW w:type="dxa" w:w="1701"/>
-          </w:tcPr>
-          <w:p>
-            <w:pPr>
-              <w:spacing w:before="40" w:after="40"/>
-            </w:pPr>
-            <w:r/>
-            <w:r>
-              <w:rPr>
-                <w:b/>
-                <w:i w:val="0"/>
-                <w:sz w:val="17"/>
-              </w:rPr>
-              <w:t>Total</w:t>
-            </w:r>
-          </w:p>
-        </w:tc>
-        <w:tc>
-          <w:tcPr>
-            <w:tcW w:type="dxa" w:w="567"/>
-          </w:tcPr>
-          <w:p>
-            <w:pPr>
-              <w:spacing w:before="40" w:after="40"/>
-            </w:pPr>
-            <w:r/>
-            <w:r>
-              <w:rPr>
-                <w:b/>
-                <w:i w:val="0"/>
-                <w:sz w:val="17"/>
-              </w:rPr>
-              <w:t>5</w:t>
-            </w:r>
-          </w:p>
-        </w:tc>
-        <w:tc>
-          <w:tcPr>
-            <w:tcW w:type="dxa" w:w="2948"/>
-          </w:tcPr>
-          <w:p>
-            <w:pPr>
-              <w:spacing w:before="40" w:after="40"/>
-            </w:pPr>
-            <w:r/>
-          </w:p>
-        </w:tc>
-        <w:tc>
-          <w:tcPr>
-            <w:tcW w:type="dxa" w:w="4195"/>
-          </w:tcPr>
-          <w:p>
-            <w:pPr>
-              <w:spacing w:before="40" w:after="40"/>
-            </w:pPr>
-            <w:r/>
-            <w:r>
-              <w:rPr>
-                <w:b w:val="0"/>
-                <w:i w:val="0"/>
-                <w:sz w:val="17"/>
-              </w:rPr>
-              <w:t>Four of the five are already counted among the 27 persons of Activity 01 — two group leaders and two participants. Only the coordinator’s logistics officer is additional, so the project involves 28 distinct people in all.</w:t>
-            </w:r>
-          </w:p>
-        </w:tc>
-      </w:tr>
-    </w:tbl>
-    <w:p>
-      <w:pPr>
-        <w:spacing w:after="0"/>
-      </w:pPr>
-    </w:p>
-    <w:p>
-      <w:pPr>
-        <w:spacing w:after="160"/>
-      </w:pPr>
-      <w:r>
-        <w:rPr>
-          <w:b w:val="0"/>
-          <w:i/>
-          <w:color w:val="5A5A5A"/>
-          <w:sz w:val="17"/>
-        </w:rPr>
-        <w:t>[TO CONFIRM against the 2026 Programme Guide before submission. First, the maximum number of participants funded per preparatory visit: if it is capped below five, this request falls accordingly. Second, whether the hosting organisation’s own local staff member may be counted at all, since the 680 EUR unit cost covers travel and subsistence and a local participant incurs neither. If only the four travelling participants are eligible, the line becomes 2,720.00 and the project total 29,814.00 instead of 30,494.00. The activity grant for Activity 01 is unaffected either way, because the preparatory visit sits at project level.]</w:t>
-      </w:r>
     </w:p>
     <w:tbl>
       <w:tblPr>
@@ -12395,7 +11951,7 @@
                 <w:color w:val="003D82"/>
                 <w:sz w:val="20"/>
               </w:rPr>
-              <w:t>Please justify the need for a preparatory visit and describe what will be done during it.</w:t>
+              <w:t>Please describe who will take part in the Preparatory Visit.</w:t>
             </w:r>
           </w:p>
         </w:tc>
@@ -12415,7 +11971,7 @@
           <w:b w:val="0"/>
           <w:i w:val="0"/>
         </w:rPr>
-        <w:t>We ask for this visit on four grounds, and the first three are the ones the Programme itself recognises.</w:t>
+        <w:t>Six people travel or take part on site, two from each of the three organisations. We chose them by one rule: whoever has to sign something, facilitate something or reassure somebody in August should have stood in the building first.</w:t>
       </w:r>
     </w:p>
     <w:p>
@@ -12427,31 +11983,35 @@
           <w:b w:val="0"/>
           <w:i w:val="0"/>
         </w:rPr>
-        <w:t>All twenty-one participants are minors. We are bringing fourteen- to seventeen-year-olds from two other countries into a mountain commune of a few hundred people, and the adults who will be responsible for them at night need to have seen the building before they agree to it. Second, both sending organisations are new working relationships for us: we have never worked with GGD or with KEA before, and a partnership that has only ever met online is exactly the kind that discovers its misunderstandings in August. Third, a venue’s suitability cannot be assessed from photographs — and we are not speaking generally here. The expert assessment of our previous KA152 application said in so many words that it did not describe measures for the safety of the accommodation and the activity spaces. This visit is where that gap is closed properly rather than promised in a sentence.</w:t>
-      </w:r>
-    </w:p>
-    <w:p>
-      <w:pPr>
-        <w:jc w:val="both"/>
-      </w:pPr>
+        <w:t xml:space="preserve">For the coordinator and host, </w:t>
+      </w:r>
+      <w:r>
+        <w:rPr>
+          <w:b/>
+          <w:i w:val="0"/>
+        </w:rPr>
+        <w:t>Iulia Fătu</w:t>
+      </w:r>
       <w:r>
         <w:rPr>
           <w:b w:val="0"/>
           <w:i w:val="0"/>
         </w:rPr>
-        <w:t>The fourth ground is inclusion, and it is the reason two of the five travellers are young people rather than staff. In our survey 12.5% of the young people said what stops them is lack of self-confidence. A fifteen-year-old who has seen the rooms, walked the village and met the people who will be there, and who then describes it to the other six in their own language, removes more of that fear than any amount of reassurance from an adult. The young person from each sending group is chosen from among those who declared a situation limiting their access to opportunities, deliberately.</w:t>
-      </w:r>
-    </w:p>
-    <w:p>
-      <w:pPr>
-        <w:jc w:val="both"/>
-      </w:pPr>
+        <w:t xml:space="preserve">, our financial and logistics officer, and </w:t>
+      </w:r>
+      <w:r>
+        <w:rPr>
+          <w:b/>
+          <w:i w:val="0"/>
+        </w:rPr>
+        <w:t>Claudiu Iancu</w:t>
+      </w:r>
       <w:r>
         <w:rPr>
           <w:b w:val="0"/>
           <w:i w:val="0"/>
         </w:rPr>
-        <w:t>The first day is spent on the venue and the programme. The written risk assessment is checked against the building itself: fire safety certification and evacuation routes, the state of the electrical installations and heating, the security of doors, windows and balconies, lighting of the outdoor areas, separation of the participants’ accommodation from any unrelated guests, and the rooms in which minors will sleep with group leaders on the same floors. The internet connection is measured in the plenary room and in the four small-team spaces, because a programme about checking things online cannot run on a connection that drops; mobile coverage is tested across the site; and the distance and travel time to the nearest medical facility and hospital are driven, not looked up. Then the three organisations sit down together and finish the programme: GGD confirms what it leads on Day 3 and Day 6 and which of its staff will be Facilitator 2, KEA confirms the Day 5 dialogue method and the local-initiative template, the coordinator confirms Days 1, 2, 4 and 7, and the timetable is fixed session by session. The three measurement instruments are agreed and the month 4 observer calibration is scheduled. The safeguarding arrangements, the night-duty rota, the emergency protocol and the sensitive-content protocol are put in writing while everyone is in the same room.</w:t>
+        <w:t>, Coordinator of our Youth Department and lead facilitator of the exchange. Iulia writes the venue risk assessment and signs the contract with the accommodation unit, so she is the person who has to walk the corridors, test the doors and windows, and drive the route to the nearest hospital rather than look it up. Claudiu is registered as the facilitator on this flow: he finalises the daily programme session by session with the two partner leads, agrees the three measurement instruments and fixes the date of the observer calibration. Our project manager deliberately does not take one of the six places and joins the working sessions online instead, so that both of the coordinator’s places go to people whose job on the visit is physical rather than administrative.</w:t>
       </w:r>
     </w:p>
     <w:p>
@@ -12463,19 +12023,111 @@
           <w:b w:val="0"/>
           <w:i w:val="0"/>
         </w:rPr>
-        <w:t>The second day belongs to the host community and to the practical arrangements. We walk the route of the Day 5 community day in and around Beliș, meet the mayor’s office and the residents who have agreed to take part in the dialogue, and agree the timing and the group transport on the spot. The two young people see the venue, the village and the rooms, and what they say is written into the final programme — that is what they are there for. Then the logistics: meals and dietary requirements with the local producers, insurance for all 27 persons, the visa file and its timetable for the Turkish group, the ferry and flight timings for the Greek group and its four eligible travel days, and the domestic transport plan from each participant’s own home. The visit closes with written minutes carrying decisions, owners and deadlines, the signature of the partnership agreement annexes on safeguarding and on the division of tasks, and the four joint online preparation sessions of months 3 and 4 fixed in the calendar.</w:t>
-      </w:r>
-    </w:p>
-    <w:p>
-      <w:pPr>
-        <w:jc w:val="both"/>
-      </w:pPr>
+        <w:t xml:space="preserve">For Genç Gönüllüler Derneği, </w:t>
+      </w:r>
+      <w:r>
+        <w:rPr>
+          <w:b/>
+          <w:i w:val="0"/>
+        </w:rPr>
+        <w:t>M. Talha Serenli</w:t>
+      </w:r>
       <w:r>
         <w:rPr>
           <w:b w:val="0"/>
           <w:i w:val="0"/>
         </w:rPr>
-        <w:t>The visit produces five things we can point to: the venue confirmed in writing or rejected in time to find another, the timetable finalised session by session, the three measurement instruments agreed, the safeguarding package signed, and two young people who go home and tell their groups what August will actually look like. The full programme of both days is annexed on the second sheet of the project timetable.</w:t>
+        <w:t xml:space="preserve">, the group leader proposed to accompany the Turkish group in August, and </w:t>
+      </w:r>
+      <w:r>
+        <w:rPr>
+          <w:b/>
+          <w:i w:val="0"/>
+        </w:rPr>
+        <w:t>one young person already selected for the exchange</w:t>
+      </w:r>
+      <w:r>
+        <w:rPr>
+          <w:b w:val="0"/>
+          <w:i w:val="0"/>
+        </w:rPr>
+        <w:t>. Talha will be responsible for seven minors in a country he has not been to, on a route with a border crossing, so he sees the building, the floors, the room allocation and the emergency arrangements before he agrees to any of it. GGD also uses the visit to confirm which of its staff will be the second facilitator and to hand over the technical outline of the AI and media production days.</w:t>
+      </w:r>
+    </w:p>
+    <w:p>
+      <w:pPr>
+        <w:jc w:val="both"/>
+      </w:pPr>
+      <w:r>
+        <w:rPr>
+          <w:b w:val="0"/>
+          <w:i w:val="0"/>
+        </w:rPr>
+        <w:t xml:space="preserve">For KEA IM Syrou, </w:t>
+      </w:r>
+      <w:r>
+        <w:rPr>
+          <w:b/>
+          <w:i w:val="0"/>
+        </w:rPr>
+        <w:t>Evgenia Kalogeropoulou</w:t>
+      </w:r>
+      <w:r>
+        <w:rPr>
+          <w:b w:val="0"/>
+          <w:i w:val="0"/>
+        </w:rPr>
+        <w:t xml:space="preserve">, social worker and proposed Greek group leader, and </w:t>
+      </w:r>
+      <w:r>
+        <w:rPr>
+          <w:b/>
+          <w:i w:val="0"/>
+        </w:rPr>
+        <w:t>one young person already selected for the exchange</w:t>
+      </w:r>
+      <w:r>
+        <w:rPr>
+          <w:b w:val="0"/>
+          <w:i w:val="0"/>
+        </w:rPr>
+        <w:t>. Evgenia co-designs the Day 5 community dialogue, which is a facilitated social-work exercise before it is a media-literacy one, so she walks the village, meets the residents who have agreed to take part and the staff of the mayor’s office, and agrees the route and the timing on the spot. She is also the safeguarding counterpart for the Greek group, which makes the on-site check part of her own responsibility rather than someone else’s report to her.</w:t>
+      </w:r>
+    </w:p>
+    <w:p>
+      <w:pPr>
+        <w:jc w:val="both"/>
+      </w:pPr>
+      <w:r>
+        <w:rPr>
+          <w:b w:val="0"/>
+          <w:i w:val="0"/>
+        </w:rPr>
+        <w:t>The two young people are not observers and they are not there as decoration. Each is chosen from among those who declared, voluntarily and confidentially, a situation limiting their access to opportunities, because the barrier this measure answers is the social one: 12.5% of the young people in our survey said what stops them is lack of self-confidence. They have a defined job on the visit — they check the rooms and the common spaces from a participant’s point of view rather than an organiser’s, they take part in the village walk, and what they say is written into the final programme. Afterwards each of them describes the place to their own group in their own language, in the third online preparation session, which is worth more than any photograph we could send.</w:t>
+      </w:r>
+    </w:p>
+    <w:p>
+      <w:pPr>
+        <w:jc w:val="both"/>
+      </w:pPr>
+      <w:r>
+        <w:rPr>
+          <w:b w:val="0"/>
+          <w:i w:val="0"/>
+        </w:rPr>
+        <w:t>Because those two are minors, the visit carries the same protections as the exchange: written parental consent obtained before booking, travel and medical insurance, and the young person accompanied throughout by the adult from their own organisation, who is the same person who will accompany them in August. Nothing about their participation is improvised for a short trip.</w:t>
+      </w:r>
+    </w:p>
+    <w:p>
+      <w:pPr>
+        <w:jc w:val="both"/>
+      </w:pPr>
+      <w:r>
+        <w:rPr>
+          <w:b w:val="0"/>
+          <w:i w:val="0"/>
+        </w:rPr>
+        <w:t>Four of the six are already part of Activity YEXMS01 — two group leaders, one facilitator and, through the two young people, two of the twenty-one participants. Only Iulia Fătu is additional, so the two activities together involve twenty-eight distinct people. [TO CONFIRM with the partners: the two staff names and the identity of the two young people, which follows selection in month 2.]</w:t>
       </w:r>
     </w:p>
     <w:p>
@@ -12489,20 +12141,7 @@
           <w:color w:val="5A5A5A"/>
           <w:sz w:val="16"/>
         </w:rPr>
-        <w:t>≈ 4,387 characters (assumed form limit 5,000 — within limit)</w:t>
-      </w:r>
-    </w:p>
-    <w:p>
-      <w:r>
-        <w:br w:type="page"/>
-      </w:r>
-    </w:p>
-    <w:p>
-      <w:pPr>
-        <w:pStyle w:val="Heading2"/>
-      </w:pPr>
-      <w:r>
-        <w:t>Participants with fewer opportunities</w:t>
+        <w:t>≈ 3,803 characters (assumed form limit 5,000 — within limit)</w:t>
       </w:r>
     </w:p>
     <w:tbl>
@@ -12539,7 +12178,7 @@
                 <w:color w:val="003D82"/>
                 <w:sz w:val="20"/>
               </w:rPr>
-              <w:t>Are participants involved in activities facing challenges that hinder their participation?</w:t>
+              <w:t>Please describe why you want to carry out a Preparatory Visit. What are its objectives and expected outcomes?</w:t>
             </w:r>
           </w:p>
         </w:tc>
@@ -12556,10 +12195,128 @@
       </w:pPr>
       <w:r>
         <w:rPr>
-          <w:b/>
+          <w:b w:val="0"/>
           <w:i w:val="0"/>
         </w:rPr>
-        <w:t>Yes. At least 13 of the 21 participants — 62%.</w:t>
+        <w:t>We ask for this visit on four grounds, and the first three are the ones the Programme itself recognises.</w:t>
+      </w:r>
+    </w:p>
+    <w:p>
+      <w:pPr>
+        <w:jc w:val="both"/>
+      </w:pPr>
+      <w:r>
+        <w:rPr>
+          <w:b w:val="0"/>
+          <w:i w:val="0"/>
+        </w:rPr>
+        <w:t>All twenty-one participants are minors. We are bringing fourteen- to seventeen-year-olds from two other countries into a mountain commune of a few hundred people, and the adults who will be responsible for them at night need to have seen the building before they agree to it. Second, both sending organisations are new working relationships for us: we have never worked with GGD or with KEA before, and a partnership that has only ever met online is the kind that discovers its misunderstandings in August. Third, a venue’s suitability cannot be assessed from photographs — fire exits, the security of balconies, the separation of participants’ rooms from other guests, the mobile signal and an internet connection that has to carry a programme about checking things online are either verified in person or they are assumed. The fourth ground is inclusion, and it is why two of the six places go to young people rather than staff, as described above.</w:t>
+      </w:r>
+    </w:p>
+    <w:p>
+      <w:pPr>
+        <w:jc w:val="both"/>
+      </w:pPr>
+      <w:r>
+        <w:rPr>
+          <w:b w:val="0"/>
+          <w:i w:val="0"/>
+        </w:rPr>
+        <w:t>The visit has five objectives, each with something to show for it.</w:t>
+      </w:r>
+    </w:p>
+    <w:p>
+      <w:pPr>
+        <w:pStyle w:val="ListNumber"/>
+        <w:spacing w:after="40"/>
+        <w:ind w:left="340"/>
+      </w:pPr>
+      <w:r>
+        <w:rPr>
+          <w:b w:val="0"/>
+          <w:i w:val="0"/>
+        </w:rPr>
+        <w:t>Verify the venue against the written risk assessment and either confirm it in writing or reject it in time to find another. The check covers fire safety certification and evacuation routes, electrical installations and heating, the security of doors, windows and balconies, outdoor lighting, separation from unrelated guests, the rooms in which minors will sleep with group leaders on the same floors, a measured internet test in the plenary room and the four team spaces, mobile coverage across the site, and the driven travel time to the nearest medical facility and hospital.</w:t>
+      </w:r>
+    </w:p>
+    <w:p>
+      <w:pPr>
+        <w:pStyle w:val="ListNumber"/>
+        <w:spacing w:after="40"/>
+        <w:ind w:left="340"/>
+      </w:pPr>
+      <w:r>
+        <w:rPr>
+          <w:b w:val="0"/>
+          <w:i w:val="0"/>
+        </w:rPr>
+        <w:t>Finalise the daily programme session by session and settle who leads what: GGD confirms Day 3 and Day 6 and names its facilitator, KEA confirms the Day 5 dialogue method and the local-initiative template, the coordinator confirms Days 1, 2, 4 and 7.</w:t>
+      </w:r>
+    </w:p>
+    <w:p>
+      <w:pPr>
+        <w:pStyle w:val="ListNumber"/>
+        <w:spacing w:after="40"/>
+        <w:ind w:left="340"/>
+      </w:pPr>
+      <w:r>
+        <w:rPr>
+          <w:b w:val="0"/>
+          <w:i w:val="0"/>
+        </w:rPr>
+        <w:t>Agree the three measurement instruments — the fifteen-item practical test in two equivalent forms, the observation grid of four techniques scored 0–2, and the ten-minute exercise used at the local initiatives — and schedule the observer calibration for month 4.</w:t>
+      </w:r>
+    </w:p>
+    <w:p>
+      <w:pPr>
+        <w:pStyle w:val="ListNumber"/>
+        <w:spacing w:after="40"/>
+        <w:ind w:left="340"/>
+      </w:pPr>
+      <w:r>
+        <w:rPr>
+          <w:b w:val="0"/>
+          <w:i w:val="0"/>
+        </w:rPr>
+        <w:t>Put the protection arrangements in writing while everyone is in the same room: the safeguarding chain, the night-duty rota, the emergency protocol, the sensitive-content protocol and the media and consent rules.</w:t>
+      </w:r>
+    </w:p>
+    <w:p>
+      <w:pPr>
+        <w:pStyle w:val="ListNumber"/>
+        <w:spacing w:after="40"/>
+        <w:ind w:left="340"/>
+      </w:pPr>
+      <w:r>
+        <w:rPr>
+          <w:b w:val="0"/>
+          <w:i w:val="0"/>
+        </w:rPr>
+        <w:t>Prepare the host community: walk the route of the Day 5 community day in and around Beliș, meet the mayor’s office and the residents who have agreed to take part in the dialogue, and agree the timing and the group transport on the spot.</w:t>
+      </w:r>
+    </w:p>
+    <w:p>
+      <w:pPr>
+        <w:jc w:val="both"/>
+      </w:pPr>
+      <w:r>
+        <w:rPr>
+          <w:b w:val="0"/>
+          <w:i w:val="0"/>
+        </w:rPr>
+        <w:t>Across the three days that work divides naturally. The first day is the venue and its safety. The second is the programme, the instruments and the protection arrangements. The third is the host community and the practical arrangements — meals and dietary requirements with the local producers, insurance for all 27 persons, the visa file and its timetable for the Turkish group, the ferry and flight timings for the Greek group, and the domestic transport plan from each participant’s own home.</w:t>
+      </w:r>
+    </w:p>
+    <w:p>
+      <w:pPr>
+        <w:jc w:val="both"/>
+      </w:pPr>
+      <w:r>
+        <w:rPr>
+          <w:b w:val="0"/>
+          <w:i w:val="0"/>
+        </w:rPr>
+        <w:t>The expected outcomes are documents and decisions rather than impressions: a signed venue confirmation with the risk assessment attached and the connection test recorded; the final timetable, session by session, with the objective, method, competences, output and responsible person for each; the three instruments agreed and the calibration date fixed; the partnership agreement annexes on safeguarding and on the division of tasks signed; written minutes carrying every decision with an owner and a deadline; the four joint online preparation sessions of months 3 and 4 entered in the calendar; and two young people who go home able to tell their groups what August will actually look like. The full three-day programme is annexed on the second sheet of the project timetable.</w:t>
       </w:r>
     </w:p>
     <w:p>
@@ -12573,7 +12330,20 @@
           <w:color w:val="5A5A5A"/>
           <w:sz w:val="16"/>
         </w:rPr>
-        <w:t>≈ 47 characters (assumed form limit 500 — within limit)</w:t>
+        <w:t>≈ 3,937 characters (assumed form limit 5,000 — within limit)</w:t>
+      </w:r>
+    </w:p>
+    <w:p>
+      <w:r>
+        <w:br w:type="page"/>
+      </w:r>
+    </w:p>
+    <w:p>
+      <w:pPr>
+        <w:pStyle w:val="Heading2"/>
+      </w:pPr>
+      <w:r>
+        <w:t>Participants with fewer opportunities</w:t>
       </w:r>
     </w:p>
     <w:tbl>
@@ -12610,7 +12380,7 @@
                 <w:color w:val="003D82"/>
                 <w:sz w:val="20"/>
               </w:rPr>
-              <w:t>How will you reach out to these participants?</w:t>
+              <w:t>Are participants involved in activities facing challenges that hinder their participation?</w:t>
             </w:r>
           </w:p>
         </w:tc>
@@ -12627,70 +12397,10 @@
       </w:pPr>
       <w:r>
         <w:rPr>
-          <w:b w:val="0"/>
+          <w:b/>
           <w:i w:val="0"/>
         </w:rPr>
-        <w:t>The first barrier these young people name is not money. In our survey 37.5% say the reason opportunities pass them by is that they never hear about them, so outreach is treated as a project activity with its own indicator — at least 63 applications for 21 places — and not as an administrative step before the real work starts.</w:t>
-      </w:r>
-    </w:p>
-    <w:p>
-      <w:pPr>
-        <w:jc w:val="both"/>
-      </w:pPr>
-      <w:r>
-        <w:rPr>
-          <w:b w:val="0"/>
-          <w:i w:val="0"/>
-        </w:rPr>
-        <w:t>The call is published simultaneously in all three countries in month 1, in Romanian, Hungarian, Turkish and Greek, with the same criteria everywhere and a plain-language version written for parents rather than for funders. One rule is stated in it from the first day: nothing is asked of the participant or the family at any point, no fee and no pay-now-claim-later. That sentence is what allows a family to let a fourteen-year-old apply at all, so it belongs in the call and not in a later clarification.</w:t>
-      </w:r>
-    </w:p>
-    <w:p>
-      <w:pPr>
-        <w:jc w:val="both"/>
-      </w:pPr>
-      <w:r>
-        <w:rPr>
-          <w:b w:val="0"/>
-          <w:i w:val="0"/>
-        </w:rPr>
-        <w:t>We then go where these young people actually are, and we chose the channels from our own data rather than from habit. Social media reaches 49.0% of them, so the material is made with young people already active in the three organisations, in their format, instead of being written by staff and posted at them. Friends are the channel for 38.5%, which is why members of the Rural Youth Parliament and participants of our previous activities do the talking: each organisation names two young people who have already been on a mobility to answer questions in person, because they are the only ones who can say what an exchange is really like. Around half say they hear about opportunities at school, so the call is carried into the schools of the territory — as an information channel only, with no school selecting anyone. We do not use municipal noticeboards, which reach 6.2% of this age group: the 14 partner municipalities validate the need and host activities, and saying plainly that they are not a recruitment channel is what our own figures require.</w:t>
-      </w:r>
-    </w:p>
-    <w:p>
-      <w:pPr>
-        <w:jc w:val="both"/>
-      </w:pPr>
-      <w:r>
-        <w:rPr>
-          <w:b w:val="0"/>
-          <w:i w:val="0"/>
-        </w:rPr>
-        <w:t>Alongside that, each organisation opens the door it alone can open. In the Romanian territory the Social Inclusion Centre and the UNIC — Porolissum project work directly with vulnerable households, so the social worker puts the call into the hands of families who would never see an online post, and our own youth workers visit the communes in person — Beliș, Mărișel, Măguri-Răcătău, Săcuieu and the others — because a call presented face to face in a village of 400 people is worth more than any campaign. GGD recruits through the volunteer network it trains every year and through the rural youth programme it runs with the Turkish Ministry of Interior, prioritising young people who have never taken part in an international activity. KEA recruits through the network it operates across 36 inhabited islands of the Cyclades and the Dodecanese and through the municipal Community Centres it already works with on its ESF+ child-poverty action plan in Naxos and Kea.</w:t>
-      </w:r>
-    </w:p>
-    <w:p>
-      <w:pPr>
-        <w:jc w:val="both"/>
-      </w:pPr>
-      <w:r>
-        <w:rPr>
-          <w:b w:val="0"/>
-          <w:i w:val="0"/>
-        </w:rPr>
-        <w:t>Applying is made as easy as we can make it. The form is short, it can be completed on a phone, help filling it in is offered by name and phone number, no English is required at any stage, and a young person may declare a situation limiting their access to opportunities confidentially — or not declare anything at all and still be selected. Selection is by a commission of at least two people per organisation, on the written form plus a short conversation, and every candidate is told the outcome and the reasons, including those not taken.</w:t>
-      </w:r>
-    </w:p>
-    <w:p>
-      <w:pPr>
-        <w:jc w:val="both"/>
-      </w:pPr>
-      <w:r>
-        <w:rPr>
-          <w:b w:val="0"/>
-          <w:i w:val="0"/>
-        </w:rPr>
-        <w:t>We also say in advance what we will do if this does not work. The application register is checked against the target during the call, and if fewer than 63 applications have arrived two weeks before the deadline the call is extended, the peer channel is reinforced with additional in-person visits, and the social worker is asked for direct referrals. The composition targets — at least 13 of 21 participants with fewer opportunities and at least 16 of 21 taking part in a European mobility for the first time — are verified at selection and again at final confirmation by the activity coordinator. If they are not met, the call is reopened rather than the target quietly lowered.</w:t>
+        <w:t>Yes. At least 13 of the 21 participants — 62%.</w:t>
       </w:r>
     </w:p>
     <w:p>
@@ -12704,7 +12414,7 @@
           <w:color w:val="5A5A5A"/>
           <w:sz w:val="16"/>
         </w:rPr>
-        <w:t>≈ 4,081 characters (assumed form limit 5,000 — within limit)</w:t>
+        <w:t>≈ 47 characters (assumed form limit 500 — within limit)</w:t>
       </w:r>
     </w:p>
     <w:tbl>
@@ -12741,7 +12451,7 @@
                 <w:color w:val="003D82"/>
                 <w:sz w:val="20"/>
               </w:rPr>
-              <w:t>What type of challenges are these participants facing?</w:t>
+              <w:t>How will you reach out to these participants?</w:t>
             </w:r>
           </w:p>
         </w:tc>
@@ -12761,78 +12471,55 @@
           <w:b w:val="0"/>
           <w:i w:val="0"/>
         </w:rPr>
-        <w:t xml:space="preserve">Three types, declared here because they are the three we can evidence: </w:t>
-      </w:r>
-      <w:r>
-        <w:rPr>
-          <w:b/>
-          <w:i w:val="0"/>
-        </w:rPr>
-        <w:t>geographical, economic and social obstacles</w:t>
-      </w:r>
+        <w:t>The first barrier these young people name is not money. In our survey 37.5% say the reason opportunities pass them by is that they never hear about them, so outreach is treated as a project activity with its own indicator — at least 63 applications for 21 places — and not as an administrative step before the real work starts.</w:t>
+      </w:r>
+    </w:p>
+    <w:p>
+      <w:pPr>
+        <w:jc w:val="both"/>
+      </w:pPr>
       <w:r>
         <w:rPr>
           <w:b w:val="0"/>
           <w:i w:val="0"/>
         </w:rPr>
-        <w:t>.</w:t>
+        <w:t>The call is published simultaneously in all three countries in month 1, in Romanian, Hungarian, Turkish and Greek, with the same criteria everywhere and a plain-language version written for parents rather than for funders. One rule is stated in it from the first day: nothing is asked of the participant or the family at any point, no fee and no pay-now-claim-later. That sentence is what allows a family to let a fourteen-year-old apply at all, so it belongs in the call and not in a later clarification.</w:t>
       </w:r>
     </w:p>
     <w:p>
       <w:pPr>
         <w:jc w:val="both"/>
       </w:pPr>
-      <w:r>
-        <w:rPr>
-          <w:b/>
-          <w:i w:val="0"/>
-        </w:rPr>
-        <w:t>Geographical obstacles</w:t>
-      </w:r>
       <w:r>
         <w:rPr>
           <w:b w:val="0"/>
           <w:i w:val="0"/>
         </w:rPr>
-        <w:t xml:space="preserve"> affect very nearly the whole group, and they are the reason this consortium exists in this shape. The Romanian participants come from the mountain communes of the Apuseni — Beliș, Mărișel, Măguri-Răcătău, Săcuieu, Mărgău and the others — where the offer of youth activities is thin and the nearest city is a journey rather than a bus ride. The Greek participants come from small islands of the South Aegean, where for a fourteen-year-old any learning activity begins with a ferry and what exists in Athens simply does not arrive. The Turkish participants come from the İstanbul metropolitan periphery and from the rural localities behind it, peripheral in a different way but peripheral all the same. Living in a remote or rural area, on a small island or in a peripheral, less-served region is recognised in the Programme as an obstacle to participation, and all three groups qualify on that ground alone. What it produces is measurable: 31.3% of the young people aged 14–17 in our territory have never taken part in any non-formal education activity, and 37.5% say opportunities pass them by because they never hear that they exist.</w:t>
+        <w:t>We then go where these young people actually are, and we chose the channels from our own data rather than from habit. Social media reaches 49.0% of them, so the material is made with young people already active in the three organisations, in their format, instead of being written by staff and posted at them. Friends are the channel for 38.5%, which is why members of the Rural Youth Parliament and participants of our previous activities do the talking: each organisation names two young people who have already been on a mobility to answer questions in person, because they are the only ones who can say what an exchange is really like. Around half say they hear about opportunities at school, so the call is carried into the schools of the territory — as an information channel only, with no school selecting anyone. We do not use municipal noticeboards, which reach 6.2% of this age group: the 14 partner municipalities validate the need and host activities, and saying plainly that they are not a recruitment channel is what our own figures require.</w:t>
       </w:r>
     </w:p>
     <w:p>
       <w:pPr>
         <w:jc w:val="both"/>
       </w:pPr>
-      <w:r>
-        <w:rPr>
-          <w:b/>
-          <w:i w:val="0"/>
-        </w:rPr>
-        <w:t>Economic obstacles</w:t>
-      </w:r>
       <w:r>
         <w:rPr>
           <w:b w:val="0"/>
           <w:i w:val="0"/>
         </w:rPr>
-        <w:t xml:space="preserve"> come next and they are named by the young people themselves: 34.4% give cost as a barrier to taking part in a mobility and 31.2% give transport — the second and third obstacles on their own list. In these households the first eighty kilometres are a real problem and not a detail, and a scheme in which a family pays first and is reimbursed afterwards excludes exactly the young people it claims to include. Some of our participants come from households supported through our own Social Inclusion Centre, and between 2021 and 2023 we trained 99 people from disadvantaged households in social entrepreneurship, so these are families we already know by name.</w:t>
+        <w:t>Alongside that, each organisation opens the door it alone can open. In the Romanian territory the Social Inclusion Centre and the UNIC — Porolissum project work directly with vulnerable households, so the social worker puts the call into the hands of families who would never see an online post, and our own youth workers visit the communes in person — Beliș, Mărișel, Măguri-Răcătău, Săcuieu and the others — because a call presented face to face in a village of 400 people is worth more than any campaign. GGD recruits through the volunteer network it trains every year and through the rural youth programme it runs with the Turkish Ministry of Interior, prioritising young people who have never taken part in an international activity. KEA recruits through the network it operates across 36 inhabited islands of the Cyclades and the Dodecanese and through the municipal Community Centres it already works with on its ESF+ child-poverty action plan in Naxos and Kea.</w:t>
       </w:r>
     </w:p>
     <w:p>
       <w:pPr>
         <w:jc w:val="both"/>
       </w:pPr>
-      <w:r>
-        <w:rPr>
-          <w:b/>
-          <w:i w:val="0"/>
-        </w:rPr>
-        <w:t>Social obstacles</w:t>
-      </w:r>
       <w:r>
         <w:rPr>
           <w:b w:val="0"/>
           <w:i w:val="0"/>
         </w:rPr>
-        <w:t xml:space="preserve"> are the least visible and the most decisive. In our survey 12.5% name lack of self-confidence as what stops them and 10.4% say their family would not agree. Among the respondents there are young people reached through the social worker, young people with caring responsibilities at home, and young people from Roma communities; two of them wrote about exclusion in their own words — “There shouldn’t be differences of class or gender — if you’re in the 12th grade you should be able to go on Erasmus too” and “The right to study; Roma don’t put an emphasis on school.” In the İstanbul periphery the group includes young people from families with migrant and refugee backgrounds. And part of our own territory lives its community life in Hungarian: a young person whose information arrives in a minority language has less access to reliable reporting and almost no access to the correction of what circulates around them, which in this project is not a side note but the subject itself.</w:t>
+        <w:t>Applying is made as easy as we can make it. The form is short, it can be completed on a phone, help filling it in is offered by name and phone number, no English is required at any stage, and a young person may declare a situation limiting their access to opportunities confidentially — or not declare anything at all and still be selected. Selection is by a commission of at least two people per organisation, on the written form plus a short conversation, and every candidate is told the outcome and the reasons, including those not taken.</w:t>
       </w:r>
     </w:p>
     <w:p>
@@ -12844,7 +12531,7 @@
           <w:b w:val="0"/>
           <w:i w:val="0"/>
         </w:rPr>
-        <w:t>The three overlap inside the same person more often than they separate. At least 13 of the 21 participants declare at least one, geography applies to almost all of them, and declaration is voluntary, confidential and never required of anyone. We do not declare disability or health obstacles in advance, because we do not know them before selection: the confidential specific-needs sheet lets a participant declare one afterwards, and the support that follows is then costed individually at real cost rather than assumed now.</w:t>
+        <w:t>We also say in advance what we will do if this does not work. The application register is checked against the target during the call, and if fewer than 63 applications have arrived two weeks before the deadline the call is extended, the peer channel is reinforced with additional in-person visits, and the social worker is asked for direct referrals. The composition targets — at least 13 of 21 participants with fewer opportunities and at least 16 of 21 taking part in a European mobility for the first time — are verified at selection and again at final confirmation by the activity coordinator. If they are not met, the call is reopened rather than the target quietly lowered.</w:t>
       </w:r>
     </w:p>
     <w:p>
@@ -12858,7 +12545,7 @@
           <w:color w:val="5A5A5A"/>
           <w:sz w:val="16"/>
         </w:rPr>
-        <w:t>≈ 3,479 characters (assumed form limit 5,000 — within limit)</w:t>
+        <w:t>≈ 4,081 characters (assumed form limit 5,000 — within limit)</w:t>
       </w:r>
     </w:p>
     <w:tbl>
@@ -12895,7 +12582,7 @@
                 <w:color w:val="003D82"/>
                 <w:sz w:val="20"/>
               </w:rPr>
-              <w:t>What specific measures (e.g., accompanying persons, reinforced mentorship, accessibility measures) will you implement to support their participation?</w:t>
+              <w:t>What type of challenges are these participants facing?</w:t>
             </w:r>
           </w:p>
         </w:tc>
@@ -12915,40 +12602,40 @@
           <w:b w:val="0"/>
           <w:i w:val="0"/>
         </w:rPr>
-        <w:t>Each of the three obstacles is answered by measures that cost money and appear in the budget, not by good intentions.</w:t>
-      </w:r>
-    </w:p>
-    <w:p>
-      <w:pPr>
-        <w:jc w:val="both"/>
-      </w:pPr>
+        <w:t xml:space="preserve">Three types, declared here because they are the three we can evidence: </w:t>
+      </w:r>
       <w:r>
         <w:rPr>
           <w:b/>
           <w:i w:val="0"/>
         </w:rPr>
-        <w:t>Against geographical obstacles the project moves the participants and, where it can, moves itself.</w:t>
+        <w:t>geographical, economic and social obstacles</w:t>
       </w:r>
       <w:r>
         <w:rPr>
           <w:b w:val="0"/>
           <w:i w:val="0"/>
         </w:rPr>
-        <w:t xml:space="preserve"> Transport is organised and paid from each participant’s own front door to the point of departure, through the inclusion support category on a dedicated budget line, so that a young person from Măguri-Răcătău, or one who must take an inter-island ferry before reaching an airport, does not have to solve the first leg alone. </w:t>
-      </w:r>
+        <w:t>.</w:t>
+      </w:r>
+    </w:p>
+    <w:p>
+      <w:pPr>
+        <w:jc w:val="both"/>
+      </w:pPr>
       <w:r>
         <w:rPr>
           <w:b/>
           <w:i w:val="0"/>
         </w:rPr>
-        <w:t>Accompanying persons</w:t>
+        <w:t>Geographical obstacles</w:t>
       </w:r>
       <w:r>
         <w:rPr>
           <w:b w:val="0"/>
           <w:i w:val="0"/>
         </w:rPr>
-        <w:t xml:space="preserve"> are set by the journey rather than by the minimum: four group leaders and two facilitators, six adults for twenty-one minors, one adult per 3.5 participants, below the National Call’s ceiling of one leader per four young people. The Greek flow carries two accompanying adults because its route — ferry to Piraeus, flight, then overland to the Apuseni — is the longest in the project and has at least one transfer where a group of fourteen-year-olds could be split. Every group is accompanied from its own departure point to Beliș and back and is never handed over mid-route. Two additional travel days are eligible for the Turkish and Greek flows under green travel, and we use them so that no minor travels overnight to save a day. And the activity itself is held in Beliș, inside the territory, because 58.5% of the young people we surveyed asked for activities in or near their own locality: the geography is designed around instead of ignored.</w:t>
+        <w:t xml:space="preserve"> affect very nearly the whole group, and they are the reason this consortium exists in this shape. The Romanian participants come from the mountain communes of the Apuseni — Beliș, Mărișel, Măguri-Răcătău, Săcuieu, Mărgău and the others — where the offer of youth activities is thin and the nearest city is a journey rather than a bus ride. The Greek participants come from small islands of the South Aegean, where for a fourteen-year-old any learning activity begins with a ferry and what exists in Athens simply does not arrive. The Turkish participants come from the İstanbul metropolitan periphery and from the rural localities behind it, peripheral in a different way but peripheral all the same. Living in a remote or rural area, on a small island or in a peripheral, less-served region is recognised in the Programme as an obstacle to participation, and all three groups qualify on that ground alone. What it produces is measurable: 31.3% of the young people aged 14–17 in our territory have never taken part in any non-formal education activity, and 37.5% say opportunities pass them by because they never hear that they exist.</w:t>
       </w:r>
     </w:p>
     <w:p>
@@ -12960,14 +12647,14 @@
           <w:b/>
           <w:i w:val="0"/>
         </w:rPr>
-        <w:t>Against economic obstacles, nothing is asked of the participant or the family at any point.</w:t>
+        <w:t>Economic obstacles</w:t>
       </w:r>
       <w:r>
         <w:rPr>
           <w:b w:val="0"/>
           <w:i w:val="0"/>
         </w:rPr>
-        <w:t xml:space="preserve"> Travel, accommodation, meals, insurance, materials and local transport are covered in full; there is no fee of any size and no reimbursement model in which a family pays first. The rule is in the call from the day it is published. Inclusion support for organisations, 125 EUR for each of the 13 concerned, pays for what reaching them costs: the in-person visits, the four-language call, the parents’ version and the extra preparation time. Inclusion support for participants is requested at real cost on separate dedicated lines, each justified individually, for a documented need such as an extra ferry leg, additional domestic transport or an accessibility cost. Nothing in the programme requires a young person to own anything: devices are provided at the venue, every exercise has a low-bandwidth version, and there is nothing to print or buy.</w:t>
+        <w:t xml:space="preserve"> come next and they are named by the young people themselves: 34.4% give cost as a barrier to taking part in a mobility and 31.2% give transport — the second and third obstacles on their own list. In these households the first eighty kilometres are a real problem and not a detail, and a scheme in which a family pays first and is reimbursed afterwards excludes exactly the young people it claims to include. Some of our participants come from households supported through our own Social Inclusion Centre, and between 2021 and 2023 we trained 99 people from disadvantaged households in social entrepreneurship, so these are families we already know by name.</w:t>
       </w:r>
     </w:p>
     <w:p>
@@ -12979,33 +12666,26 @@
           <w:b/>
           <w:i w:val="0"/>
         </w:rPr>
-        <w:t>Against social obstacles the central measure is reinforced mentorship, and it is a named person rather than a procedure.</w:t>
+        <w:t>Social obstacles</w:t>
       </w:r>
       <w:r>
         <w:rPr>
           <w:b w:val="0"/>
           <w:i w:val="0"/>
         </w:rPr>
-        <w:t xml:space="preserve"> From selection until month 18 each participant has one adult from their own sending organisation — their group leader — who makes the pre-departure call with the family, travels with them, runs the daily reflection in their own language, is on the same floor at night, and afterwards supports the local initiative they lead without taking it over. The family is dealt with directly, because 10.4% said the family would not agree: an online meeting is held in each country in the local language, with the safeguarding focal point present, explaining the full programme, the supervision arrangements and the contact chain — and parental consent is asked after that meeting, not before it. Nobody arrives among strangers: the preparatory visit takes one young person from each sending organisation, who then tells their own group what they saw; the cohort communication group is active two months before departure; and the four online preparation sessions are held in mixed national composition, so the team a participant will work with in August has already met them. Language is deliberately kept out of the door: English is not a selection criterion, A2 is accepted, the glossary is built in four languages, methods are visual and practical, and group leaders interpret on request — a test at the door would simply convert the 12.5% who name lack of self-confidence into exclusion. During the week, the right to leave a session without giving a reason is written into the group agreement the participants negotiate themselves; the safeguarding focal point is available individually every day and sits outside the facilitation chain by design; the sensitive-content protocol means the material carrying ethnic, gender and migration stereotypes is pre-screened and nobody from a targeted community is made the example.</w:t>
+        <w:t xml:space="preserve"> are the least visible and the most decisive. In our survey 12.5% name lack of self-confidence as what stops them and 10.4% say their family would not agree. Among the respondents there are young people reached through the social worker, young people with caring responsibilities at home, and young people from Roma communities; two of them wrote about exclusion in their own words — “There shouldn’t be differences of class or gender — if you’re in the 12th grade you should be able to go on Erasmus too” and “The right to study; Roma don’t put an emphasis on school.” In the İstanbul periphery the group includes young people from families with migrant and refugee backgrounds. And part of our own territory lives its community life in Hungarian: a young person whose information arrives in a minority language has less access to reliable reporting and almost no access to the correction of what circulates around them, which in this project is not a side note but the subject itself.</w:t>
       </w:r>
     </w:p>
     <w:p>
       <w:pPr>
         <w:jc w:val="both"/>
       </w:pPr>
-      <w:r>
-        <w:rPr>
-          <w:b/>
-          <w:i w:val="0"/>
-        </w:rPr>
-        <w:t>Accessibility measures</w:t>
-      </w:r>
       <w:r>
         <w:rPr>
           <w:b w:val="0"/>
           <w:i w:val="0"/>
         </w:rPr>
-        <w:t xml:space="preserve"> are verified rather than promised. Accessibility is a condition in the venue specification and it is checked on site during the preparatory visit in month 3, not read off a booking page, together with the connection test, the evacuation arrangements and the distance to the nearest medical facility. After selection, the confidential specific-needs sheet allows a participant to declare a health, dietary or accessibility need; the venue check is then repeated against that need, and the support is requested at real cost on its own line.</w:t>
+        <w:t>The three overlap inside the same person more often than they separate. At least 13 of the 21 participants declare at least one, geography applies to almost all of them, and declaration is voluntary, confidential and never required of anyone. We do not declare disability or health obstacles in advance, because we do not know them before selection: the confidential specific-needs sheet lets a participant declare one afterwards, and the support that follows is then costed individually at real cost rather than assumed now.</w:t>
       </w:r>
     </w:p>
     <w:p>
@@ -13019,15 +12699,7 @@
           <w:color w:val="5A5A5A"/>
           <w:sz w:val="16"/>
         </w:rPr>
-        <w:t>≈ 4,950 characters (assumed form limit 5,000 — within limit)</w:t>
-      </w:r>
-    </w:p>
-    <w:p>
-      <w:pPr>
-        <w:pStyle w:val="Heading2"/>
-      </w:pPr>
-      <w:r>
-        <w:t>Virtual learning / Blended activities and use of virtual components</w:t>
+        <w:t>≈ 3,479 characters (assumed form limit 5,000 — within limit)</w:t>
       </w:r>
     </w:p>
     <w:tbl>
@@ -13064,7 +12736,7 @@
                 <w:color w:val="003D82"/>
                 <w:sz w:val="20"/>
               </w:rPr>
-              <w:t>Do you foresee Virtual/Blended activities and/or the use of any virtual component, before, during or after the activity?</w:t>
+              <w:t>What specific measures (e.g., accompanying persons, reinforced mentorship, accessibility measures) will you implement to support their participation?</w:t>
             </w:r>
           </w:p>
         </w:tc>
@@ -13081,17 +12753,100 @@
       </w:pPr>
       <w:r>
         <w:rPr>
+          <w:b w:val="0"/>
+          <w:i w:val="0"/>
+        </w:rPr>
+        <w:t>Each of the three obstacles is answered by measures that cost money and appear in the budget, not by good intentions.</w:t>
+      </w:r>
+    </w:p>
+    <w:p>
+      <w:pPr>
+        <w:jc w:val="both"/>
+      </w:pPr>
+      <w:r>
+        <w:rPr>
           <w:b/>
           <w:i w:val="0"/>
         </w:rPr>
-        <w:t>Yes</w:t>
+        <w:t>Against geographical obstacles the project moves the participants and, where it can, moves itself.</w:t>
       </w:r>
       <w:r>
         <w:rPr>
           <w:b w:val="0"/>
           <w:i w:val="0"/>
         </w:rPr>
-        <w:t>, before and after the physical activity. Approximately 27 persons take part: 21 participants, 4 group leaders and 2 facilitators.</w:t>
+        <w:t xml:space="preserve"> Transport is organised and paid from each participant’s own front door to the point of departure, through the inclusion support category on a dedicated budget line, so that a young person from Măguri-Răcătău, or one who must take an inter-island ferry before reaching an airport, does not have to solve the first leg alone. </w:t>
+      </w:r>
+      <w:r>
+        <w:rPr>
+          <w:b/>
+          <w:i w:val="0"/>
+        </w:rPr>
+        <w:t>Accompanying persons</w:t>
+      </w:r>
+      <w:r>
+        <w:rPr>
+          <w:b w:val="0"/>
+          <w:i w:val="0"/>
+        </w:rPr>
+        <w:t xml:space="preserve"> are set by the journey rather than by the minimum: four group leaders and two facilitators, six adults for twenty-one minors, one adult per 3.5 participants, below the National Call’s ceiling of one leader per four young people. The Greek flow carries two accompanying adults because its route — ferry to Piraeus, flight, then overland to the Apuseni — is the longest in the project and has at least one transfer where a group of fourteen-year-olds could be split. Every group is accompanied from its own departure point to Beliș and back and is never handed over mid-route. Two additional travel days are eligible for the Turkish and Greek flows under green travel, and we use them so that no minor travels overnight to save a day. And the activity itself is held in Beliș, inside the territory, because 58.5% of the young people we surveyed asked for activities in or near their own locality: the geography is designed around instead of ignored.</w:t>
+      </w:r>
+    </w:p>
+    <w:p>
+      <w:pPr>
+        <w:jc w:val="both"/>
+      </w:pPr>
+      <w:r>
+        <w:rPr>
+          <w:b/>
+          <w:i w:val="0"/>
+        </w:rPr>
+        <w:t>Against economic obstacles, nothing is asked of the participant or the family at any point.</w:t>
+      </w:r>
+      <w:r>
+        <w:rPr>
+          <w:b w:val="0"/>
+          <w:i w:val="0"/>
+        </w:rPr>
+        <w:t xml:space="preserve"> Travel, accommodation, meals, insurance, materials and local transport are covered in full; there is no fee of any size and no reimbursement model in which a family pays first. The rule is in the call from the day it is published. Inclusion support for organisations, 125 EUR for each of the 13 concerned, pays for what reaching them costs: the in-person visits, the four-language call, the parents’ version and the extra preparation time. Inclusion support for participants is requested at real cost on separate dedicated lines, each justified individually, for a documented need such as an extra ferry leg, additional domestic transport or an accessibility cost. Nothing in the programme requires a young person to own anything: devices are provided at the venue, every exercise has a low-bandwidth version, and there is nothing to print or buy.</w:t>
+      </w:r>
+    </w:p>
+    <w:p>
+      <w:pPr>
+        <w:jc w:val="both"/>
+      </w:pPr>
+      <w:r>
+        <w:rPr>
+          <w:b/>
+          <w:i w:val="0"/>
+        </w:rPr>
+        <w:t>Against social obstacles the central measure is reinforced mentorship, and it is a named person rather than a procedure.</w:t>
+      </w:r>
+      <w:r>
+        <w:rPr>
+          <w:b w:val="0"/>
+          <w:i w:val="0"/>
+        </w:rPr>
+        <w:t xml:space="preserve"> From selection until month 18 each participant has one adult from their own sending organisation — their group leader — who makes the pre-departure call with the family, travels with them, runs the daily reflection in their own language, is on the same floor at night, and afterwards supports the local initiative they lead without taking it over. The family is dealt with directly, because 10.4% said the family would not agree: an online meeting is held in each country in the local language, with the safeguarding focal point present, explaining the full programme, the supervision arrangements and the contact chain — and parental consent is asked after that meeting, not before it. Nobody arrives among strangers: the preparatory visit takes one young person from each sending organisation, who then tells their own group what they saw; the cohort communication group is active two months before departure; and the four online preparation sessions are held in mixed national composition, so the team a participant will work with in August has already met them. Language is deliberately kept out of the door: English is not a selection criterion, A2 is accepted, the glossary is built in four languages, methods are visual and practical, and group leaders interpret on request — a test at the door would simply convert the 12.5% who name lack of self-confidence into exclusion. During the week, the right to leave a session without giving a reason is written into the group agreement the participants negotiate themselves; the safeguarding focal point is available individually every day and sits outside the facilitation chain by design; the sensitive-content protocol means the material carrying ethnic, gender and migration stereotypes is pre-screened and nobody from a targeted community is made the example.</w:t>
+      </w:r>
+    </w:p>
+    <w:p>
+      <w:pPr>
+        <w:jc w:val="both"/>
+      </w:pPr>
+      <w:r>
+        <w:rPr>
+          <w:b/>
+          <w:i w:val="0"/>
+        </w:rPr>
+        <w:t>Accessibility measures</w:t>
+      </w:r>
+      <w:r>
+        <w:rPr>
+          <w:b w:val="0"/>
+          <w:i w:val="0"/>
+        </w:rPr>
+        <w:t xml:space="preserve"> are verified rather than promised. Accessibility is a condition in the venue specification and it is checked on site during the preparatory visit in month 3, not read off a booking page, together with the connection test, the evacuation arrangements and the distance to the nearest medical facility. After selection, the confidential specific-needs sheet allows a participant to declare a health, dietary or accessibility need; the venue check is then repeated against that need, and the support is requested at real cost on its own line.</w:t>
       </w:r>
     </w:p>
     <w:p>
@@ -13105,7 +12860,15 @@
           <w:color w:val="5A5A5A"/>
           <w:sz w:val="16"/>
         </w:rPr>
-        <w:t>≈ 134 characters (assumed form limit 500 — within limit)</w:t>
+        <w:t>≈ 4,950 characters (assumed form limit 5,000 — within limit)</w:t>
+      </w:r>
+    </w:p>
+    <w:p>
+      <w:pPr>
+        <w:pStyle w:val="Heading2"/>
+      </w:pPr>
+      <w:r>
+        <w:t>Virtual learning / Blended activities and use of virtual components</w:t>
       </w:r>
     </w:p>
     <w:tbl>
@@ -13142,7 +12905,7 @@
                 <w:color w:val="003D82"/>
                 <w:sz w:val="20"/>
               </w:rPr>
-              <w:t>If yes, please describe them.</w:t>
+              <w:t>Do you foresee Virtual/Blended activities and/or the use of any virtual component, before, during or after the activity?</w:t>
             </w:r>
           </w:p>
         </w:tc>
@@ -13159,34 +12922,17 @@
       </w:pPr>
       <w:r>
         <w:rPr>
+          <w:b/>
+          <w:i w:val="0"/>
+        </w:rPr>
+        <w:t>Yes</w:t>
+      </w:r>
+      <w:r>
+        <w:rPr>
           <w:b w:val="0"/>
           <w:i w:val="0"/>
         </w:rPr>
-        <w:t>Before the exchange, in months 3 and 4, four joint online sessions of 90 minutes each bring the groups together in mixed national teams. A shared online workspace holds the documents, the case files uploaded by each group and the templates, while a moderated messaging group with explicit rules keeps day-to-day contact going. A separate online meeting is held with parents in each country, and the group leaders take a two-day online briefing that includes the observer calibration exercise. The baseline test is administered online.</w:t>
-      </w:r>
-    </w:p>
-    <w:p>
-      <w:pPr>
-        <w:jc w:val="both"/>
-      </w:pPr>
-      <w:r>
-        <w:rPr>
-          <w:b w:val="0"/>
-          <w:i w:val="0"/>
-        </w:rPr>
-        <w:t>After the exchange, from month 6 to month 18, the cohort communication group remains the working space for preparing the four local initiatives, with each group posting its plan and the others commenting before it happens. A joint online review meeting follows in month 10, the follow-up questionnaire in month 12, the participatory evaluation session in month 17 held online across the three countries, and the final test in month 18.</w:t>
-      </w:r>
-    </w:p>
-    <w:p>
-      <w:pPr>
-        <w:jc w:val="both"/>
-      </w:pPr>
-      <w:r>
-        <w:rPr>
-          <w:b w:val="0"/>
-          <w:i w:val="0"/>
-        </w:rPr>
-        <w:t>None of this is decoration, for two reasons that come from the data. For a group in which 31.3% have never taken part in a non-formal activity and 12.5% name lack of confidence as a barrier, the virtual phase lowers the threshold, because they arrive in August having already met the people they will be working with, which is a different thing from arriving among strangers. And since the subject of this project is the digital environment, the way the project itself uses digital tools is part of the message: the rules the cohort applies in its own communication group — consent, no personal data of third parties, no sharing of unverified content — are the rules the project teaches.</w:t>
+        <w:t>, before and after the physical activity. Approximately 27 persons take part: 21 participants, 4 group leaders and 2 facilitators.</w:t>
       </w:r>
     </w:p>
     <w:p>
@@ -13200,15 +12946,7 @@
           <w:color w:val="5A5A5A"/>
           <w:sz w:val="16"/>
         </w:rPr>
-        <w:t>≈ 1,659 characters (assumed form limit 5,000 — within limit)</w:t>
-      </w:r>
-    </w:p>
-    <w:p>
-      <w:pPr>
-        <w:pStyle w:val="Heading2"/>
-      </w:pPr>
-      <w:r>
-        <w:t>Environmental friendly practices</w:t>
+        <w:t>≈ 134 characters (assumed form limit 500 — within limit)</w:t>
       </w:r>
     </w:p>
     <w:tbl>
@@ -13245,7 +12983,7 @@
                 <w:color w:val="003D82"/>
                 <w:sz w:val="20"/>
               </w:rPr>
-              <w:t>Will you include sustainable and environmental-friendly practices in your activities?</w:t>
+              <w:t>If yes, please describe them.</w:t>
             </w:r>
           </w:p>
         </w:tc>
@@ -13265,7 +13003,7 @@
           <w:b w:val="0"/>
           <w:i w:val="0"/>
         </w:rPr>
-        <w:t>Yes. For each group the low-emission option is analysed — train, coach, ferry, to the extent each qualifies as green travel under the rules of the applicable call — including the additional eligible travel days, and the option chosen and the reason are documented; the budget is built on the green rates for all three flows. Meals are mostly local and seasonal, sourced from producers in the territory through the short supply chains the organisation itself developed in its rural-development work, which is not a gesture but its own infrastructure, and it lets participants see a short supply chain instead of hearing about one. There are no individually packaged portions, no folders and no printed handouts; worksheets are digital, workshop materials reusable, waste separated at the venue, and participants are asked to bring reusable bottles. Movement inside the territory is on foot or by a single group transport.</w:t>
+        <w:t>Before the exchange, in months 3 and 4, four joint online sessions of 90 minutes each bring the groups together in mixed national teams. A shared online workspace holds the documents, the case files uploaded by each group and the templates, while a moderated messaging group with explicit rules keeps day-to-day contact going. A separate online meeting is held with parents in each country, and the group leaders take a two-day online briefing that includes the observer calibration exercise. The baseline test is administered online.</w:t>
       </w:r>
     </w:p>
     <w:p>
@@ -13277,7 +13015,19 @@
           <w:b w:val="0"/>
           <w:i w:val="0"/>
         </w:rPr>
-        <w:t>The most durable environmental lesson, though, comes through the content itself. One of the categories of disinformation analysed on Day 2 is environmental and climate content, and participants work on real examples of misleading environmental claims. For this particular group that does more than a briefing on recycling would, and it is consistent with the method of the whole project: they learn to distrust the slogan, including the green one.</w:t>
+        <w:t>After the exchange, from month 6 to month 18, the cohort communication group remains the working space for preparing the four local initiatives, with each group posting its plan and the others commenting before it happens. A joint online review meeting follows in month 10, the follow-up questionnaire in month 12, the participatory evaluation session in month 17 held online across the three countries, and the final test in month 18.</w:t>
+      </w:r>
+    </w:p>
+    <w:p>
+      <w:pPr>
+        <w:jc w:val="both"/>
+      </w:pPr>
+      <w:r>
+        <w:rPr>
+          <w:b w:val="0"/>
+          <w:i w:val="0"/>
+        </w:rPr>
+        <w:t>None of this is decoration, for two reasons that come from the data. For a group in which 31.3% have never taken part in a non-formal activity and 12.5% name lack of confidence as a barrier, the virtual phase lowers the threshold, because they arrive in August having already met the people they will be working with, which is a different thing from arriving among strangers. And since the subject of this project is the digital environment, the way the project itself uses digital tools is part of the message: the rules the cohort applies in its own communication group — consent, no personal data of third parties, no sharing of unverified content — are the rules the project teaches.</w:t>
       </w:r>
     </w:p>
     <w:p>
@@ -13291,20 +13041,15 @@
           <w:color w:val="5A5A5A"/>
           <w:sz w:val="16"/>
         </w:rPr>
-        <w:t>≈ 1,369 characters (assumed form limit 4,000 — within limit)</w:t>
-      </w:r>
-    </w:p>
-    <w:p>
-      <w:r>
-        <w:br w:type="page"/>
-      </w:r>
-    </w:p>
-    <w:p>
-      <w:pPr>
-        <w:pStyle w:val="Heading1"/>
-      </w:pPr>
-      <w:r>
-        <w:t>Project management</w:t>
+        <w:t>≈ 1,659 characters (assumed form limit 5,000 — within limit)</w:t>
+      </w:r>
+    </w:p>
+    <w:p>
+      <w:pPr>
+        <w:pStyle w:val="Heading2"/>
+      </w:pPr>
+      <w:r>
+        <w:t>Environmental friendly practices</w:t>
       </w:r>
     </w:p>
     <w:tbl>
@@ -13341,7 +13086,7 @@
                 <w:color w:val="003D82"/>
                 <w:sz w:val="20"/>
               </w:rPr>
-              <w:t>How will you manage the project (agreements with partners etc.) and make sure that it is done in line with the Erasmus Youth Quality Standards? You will find the quality standards further down in the application form.</w:t>
+              <w:t>Will you include sustainable and environmental-friendly practices in your activities?</w:t>
             </w:r>
           </w:p>
         </w:tc>
@@ -13361,7 +13106,7 @@
           <w:b w:val="0"/>
           <w:i w:val="0"/>
         </w:rPr>
-        <w:t>The roles are separated on purpose. Alina Ioana Baba, as project manager, carries overall coordination, the relationship with the National Agency, the budget, reporting, risk decisions and the partnership agreements. Claudiu Iancu, Coordinator of our Youth Department, owns the learning programme, the three measurement instruments, observer calibration and moderation, the facilitation team and the Youthpass process. Livia Golovatic runs the joint online preparation sessions, leads the Romanian group, coordinates the four local initiatives and checks the gender and locality balance. Marilena Georgescu receives and handles safeguarding concerns and approves the publication of content, and she sits outside the facilitation chain by design, so that a participant can raise a concern about a facilitator. Iulia Fătu handles budget execution, procurement, venue, transport, insurance, financial reporting and the written venue risk assessment. GGD leads media production and AI content and designates one of the two facilitators, while KEA leads the community dialogue method and the local-initiative methodology. Romania and Türkiye each provide one group leader aged 18 or over, and Greece two.</w:t>
+        <w:t>Yes. For each group the low-emission option is analysed — train, coach, ferry, to the extent each qualifies as green travel under the rules of the applicable call — including the additional eligible travel days, and the option chosen and the reason are documented; the budget is built on the green rates for all three flows. Meals are mostly local and seasonal, sourced from producers in the territory through the short supply chains the organisation itself developed in its rural-development work, which is not a gesture but its own infrastructure, and it lets participants see a short supply chain instead of hearing about one. There are no individually packaged portions, no folders and no printed handouts; worksheets are digital, workshop materials reusable, waste separated at the venue, and participants are asked to bring reusable bottles. Movement inside the territory is on foot or by a single group transport.</w:t>
       </w:r>
     </w:p>
     <w:p>
@@ -13373,19 +13118,7 @@
           <w:b w:val="0"/>
           <w:i w:val="0"/>
         </w:rPr>
-        <w:t>A written partnership agreement is signed with each partner in month 1, before any expenditure. It sets out tasks and deliverables with dates, the exact budget share and the conditions and timing of transfers, recruitment and selection obligations, safeguarding obligations, adherence to the Erasmus Youth Quality Standards, data protection, reporting duties, visibility rules, and what happens if a partner does not deliver. It is not a formality: it is the document that makes the deliverables enforceable. Coordination meetings are held online monthly in months 1 to 5 and every two months thereafter, with a standard agenda, a written minute circulated within 48 hours and a rotating chair, while a shared action log records every decision with an owner and a deadline and the risk register is reviewed at every meeting.</w:t>
-      </w:r>
-    </w:p>
-    <w:p>
-      <w:pPr>
-        <w:jc w:val="both"/>
-      </w:pPr>
-      <w:r>
-        <w:rPr>
-          <w:b w:val="0"/>
-          <w:i w:val="0"/>
-        </w:rPr>
-        <w:t>Alignment with the Quality Standards runs through the design rather than beside it. The four basic principles — inclusion and diversity, environmental sustainability, digital transformation and participation — all appear as design decisions traceable to evidence, and the correlation between each survey finding and the decision it produced is documented in the supporting file. Selection is fair and transparent, with published criteria identical across three countries, a commission of at least two people per organisation, and the outcome communicated with reasons to every candidate including those not selected. Preparation of participants runs over four months, with four joint online sessions, a preparatory visit, linguistic and intercultural components, a parents’ meeting in each country, and a baseline that tells the facilitators what the group actually cannot do. Learning outcomes are defined, assessed and recognised through the competence matrix tied to sessions and evidence, the baseline and final test, the observation grid with calibrated observers, and Youthpass as a process from Day 1. Protection and safety rest on the child protection policy, a safeguarding focal point outside the facilitation team, a written venue risk assessment verified on site, parental consents, central insurance, an emergency protocol and a sensitive-content protocol. And results and knowledge of the Programme are shared through the toolkit published free of charge, the Erasmus+ Project Results Platform, the LEADER and ELARD networks, and a Day 1 session telling participants what else the Programme offers them after this project.</w:t>
+        <w:t>The most durable environmental lesson, though, comes through the content itself. One of the categories of disinformation analysed on Day 2 is environmental and climate content, and participants work on real examples of misleading environmental claims. For this particular group that does more than a briefing on recycling would, and it is consistent with the method of the whole project: they learn to distrust the slogan, including the green one.</w:t>
       </w:r>
     </w:p>
     <w:p>
@@ -13399,7 +13132,20 @@
           <w:color w:val="5A5A5A"/>
           <w:sz w:val="16"/>
         </w:rPr>
-        <w:t>≈ 3,662 characters (assumed form limit 6,000 — within limit)</w:t>
+        <w:t>≈ 1,369 characters (assumed form limit 4,000 — within limit)</w:t>
+      </w:r>
+    </w:p>
+    <w:p>
+      <w:r>
+        <w:br w:type="page"/>
+      </w:r>
+    </w:p>
+    <w:p>
+      <w:pPr>
+        <w:pStyle w:val="Heading1"/>
+      </w:pPr>
+      <w:r>
+        <w:t>Project management</w:t>
       </w:r>
     </w:p>
     <w:tbl>
@@ -13436,7 +13182,7 @@
                 <w:color w:val="003D82"/>
                 <w:sz w:val="20"/>
               </w:rPr>
-              <w:t>How will you organise the practical and logistical part of the project (e.g. travel, accommodation, insurance, visa, social security, mentoring and support, preparatory meetings with partners etc.)?</w:t>
+              <w:t>How will you manage the project (agreements with partners etc.) and make sure that it is done in line with the Erasmus Youth Quality Standards? You will find the quality standards further down in the application form.</w:t>
             </w:r>
           </w:p>
         </w:tc>
@@ -13456,7 +13202,7 @@
           <w:b w:val="0"/>
           <w:i w:val="0"/>
         </w:rPr>
-        <w:t>A preparatory visit is held in the territory in month 3, with two people from each of the two sending organisations — one of them a young person — plus one staff member from the coordinating organisation, five people in total. That staff member contributes to the on-site verification of the logistical and safety arrangements and finalises the mobility programme with the partners while everyone is in the same room. The visit as a whole verifies the venue and its safety in person, settles the division of the thematic days, meets the host community and lets a young person from each group see where they will be coming. It is requested on three grounds: all twenty-one participants are minors, both sending partners are new working relationships for us, and a venue’s suitability cannot be assessed from photographs.</w:t>
+        <w:t>The roles are separated on purpose. Alina Ioana Baba, as project manager, carries overall coordination, the relationship with the National Agency, the budget, reporting, risk decisions and the partnership agreements. Claudiu Iancu, Coordinator of our Youth Department, owns the learning programme, the three measurement instruments, observer calibration and moderation, the facilitation team and the Youthpass process. Livia Golovatic runs the joint online preparation sessions, leads the Romanian group, coordinates the four local initiatives and checks the gender and locality balance. Marilena Georgescu receives and handles safeguarding concerns and approves the publication of content, and she sits outside the facilitation chain by design, so that a participant can raise a concern about a facilitator. Iulia Fătu handles budget execution, procurement, venue, transport, insurance, financial reporting and the written venue risk assessment. GGD leads media production and AI content and designates one of the two facilitators, while KEA leads the community dialogue method and the local-initiative methodology. Romania and Türkiye each provide one group leader aged 18 or over, and Greece two.</w:t>
       </w:r>
     </w:p>
     <w:p>
@@ -13468,7 +13214,7 @@
           <w:b w:val="0"/>
           <w:i w:val="0"/>
         </w:rPr>
-        <w:t>Travel is booked centrally by the coordinator for all three flows, so that no sending organisation carries a cash-flow burden and green options are compared on the same basis, with distances confirmed through the European Commission distance calculator once departure cities are known. Domestic transport from participants’ homes to the point of departure is organised and paid by the project, which for the Greek group includes the inter-island ferry legs before the group is even assembled, and is the reason that flow is planned with two accompanying adults and four eligible travel days.</w:t>
+        <w:t>A written partnership agreement is signed with each partner in month 1, before any expenditure. It sets out tasks and deliverables with dates, the exact budget share and the conditions and timing of transfers, recruitment and selection obligations, safeguarding obligations, adherence to the Erasmus Youth Quality Standards, data protection, reporting duties, visibility rules, and what happens if a partner does not deliver. It is not a formality: it is the document that makes the deliverables enforceable. Coordination meetings are held online monthly in months 1 to 5 and every two months thereafter, with a standard agenda, a written minute circulated within 48 hours and a rotating chair, while a shared action log records every decision with an owner and a deadline and the risk register is reviewed at every meeting.</w:t>
       </w:r>
     </w:p>
     <w:p>
@@ -13480,43 +13226,7 @@
           <w:b w:val="0"/>
           <w:i w:val="0"/>
         </w:rPr>
-        <w:t>Accommodation is a single venue in Beliș, inside the territory, contracted after the written risk assessment and the on-site check during the preparatory visit, with rooms allocated by gender and age, minors with minors and group leaders on the same floors. Meals are mostly local and seasonal from producers in the territory, and dietary requirements are collected in month 4 and confirmed with the venue in writing. Insurance for health, accident and civil liability covers all 27 people for the whole travel period and is contracted centrally by the coordinator and verified before departure, rather than left to each partner to arrange.</w:t>
-      </w:r>
-    </w:p>
-    <w:p>
-      <w:pPr>
-        <w:jc w:val="both"/>
-      </w:pPr>
-      <w:r>
-        <w:rPr>
-          <w:b w:val="0"/>
-          <w:i w:val="0"/>
-        </w:rPr>
-        <w:t>Visas are the principal logistical risk. Romania has applied the Schengen acquis in full, land borders included, since 1 January 2025, and Turkish nationals holding ordinary passports are subject to the Schengen short-stay visa requirement. For minors that means notarised parental authorisations, invitation letters, proof of accommodation and insurance, and consulate appointments booked well ahead, so the procedure begins in month 3, five months before the activity: invitation letters issued by the coordinator, a complete file checked before submission to the consulate, and reserve participants prepared in parallel with their own files ready. This is not a theoretical risk and we treat it as the item most likely to cost the project a participant.</w:t>
-      </w:r>
-    </w:p>
-    <w:p>
-      <w:pPr>
-        <w:jc w:val="both"/>
-      </w:pPr>
-      <w:r>
-        <w:rPr>
-          <w:b w:val="0"/>
-          <w:i w:val="0"/>
-        </w:rPr>
-        <w:t>Greek participants need no visa, but their journey needs planning: a ferry from the participant’s island to Piraeus and then an overland leg north, with at least one transfer where a group of six fourteen-year-olds could be split. Timings are fixed with KEA during the preparatory visit, the whole route is written down and given to parents, a headcount is taken at every boarding, and the two accompanying adults are on the same tickets as the group throughout. Throughout the project each participant has a group leader, a cross-country buddy and access to the safeguarding focal point, and the cohort communication group is active from two months before departure until the end.</w:t>
-      </w:r>
-    </w:p>
-    <w:p>
-      <w:pPr>
-        <w:jc w:val="both"/>
-      </w:pPr>
-      <w:r>
-        <w:rPr>
-          <w:b w:val="0"/>
-          <w:i w:val="0"/>
-        </w:rPr>
-        <w:t>The main risks are managed as follows. Visas not obtained for the Turkish group is the high-likelihood, high-impact case, answered by starting in month 3, preparing documents in advance, booking appointments early and holding reserve participants with complete files. Withdrawal of participants is answered by a reserve list of at least two young people per national group, prepared alongside the main group and kept informed. A partner failing to deliver on time is answered by deliverables with dates in the partnership agreement and a monthly action log, then a reminder, a joint problem-solving call and documented reallocation. Low English level blocking participation is answered by the four-language glossary, visual methods, interpreting by group leaders and deliberately balanced mixed teams. A medical or safety incident is answered by insurance, the emergency protocol, a reference medical facility identified during the preparatory visit, a first-aid trained staff member and a night-duty rota. A participant distressed by the working content is answered by the sensitive-content protocol, pre-screened material, the right to leave a session and daily individual availability of the safeguarding focal point. A missed ferry or transfer connection on the Greek route is answered by timings fixed during the preparatory visit, a written route given to parents, a headcount at every boarding, two accompanying adults and a margin day in the travel plan. Observers unable to apply the grid consistently is answered by the month 4 calibration exercise with an 80% agreement target, after which the grid is simplified before the mobility if needed and the decision is minuted, never after seeing the results. Bad weather is answered by an indoor alternative planned for every outdoor session, and a local initiative not delivered by the written commitments made publicly on Day 7, an interim reporting deadline in month 10 and methodological support from KEA.</w:t>
+        <w:t>Alignment with the Quality Standards runs through the design rather than beside it. The four basic principles — inclusion and diversity, environmental sustainability, digital transformation and participation — all appear as design decisions traceable to evidence, and the correlation between each survey finding and the decision it produced is documented in the supporting file. Selection is fair and transparent, with published criteria identical across three countries, a commission of at least two people per organisation, and the outcome communicated with reasons to every candidate including those not selected. Preparation of participants runs over four months, with four joint online sessions, a preparatory visit, linguistic and intercultural components, a parents’ meeting in each country, and a baseline that tells the facilitators what the group actually cannot do. Learning outcomes are defined, assessed and recognised through the competence matrix tied to sessions and evidence, the baseline and final test, the observation grid with calibrated observers, and Youthpass as a process from Day 1. Protection and safety rest on the child protection policy, a safeguarding focal point outside the facilitation team, a written venue risk assessment verified on site, parental consents, central insurance, an emergency protocol and a sensitive-content protocol. And results and knowledge of the Programme are shared through the toolkit published free of charge, the Erasmus+ Project Results Platform, the LEADER and ELARD networks, and a Day 1 session telling participants what else the Programme offers them after this project.</w:t>
       </w:r>
     </w:p>
     <w:p>
@@ -13530,7 +13240,138 @@
           <w:color w:val="5A5A5A"/>
           <w:sz w:val="16"/>
         </w:rPr>
-        <w:t>≈ 5,458 characters (assumed form limit 6,000 — within limit)</w:t>
+        <w:t>≈ 3,662 characters (assumed form limit 6,000 — within limit)</w:t>
+      </w:r>
+    </w:p>
+    <w:tbl>
+      <w:tblPr>
+        <w:tblW w:type="auto" w:w="0"/>
+        <w:jc w:val="center"/>
+        <w:tblLook w:firstColumn="1" w:firstRow="1" w:lastColumn="0" w:lastRow="0" w:noHBand="0" w:noVBand="1" w:val="04A0"/>
+        <w:tblBorders>
+          <w:top w:val="single" w:sz="4" w:space="0" w:color="C7D6EA"/>
+          <w:left w:val="single" w:sz="4" w:space="0" w:color="C7D6EA"/>
+          <w:bottom w:val="single" w:sz="4" w:space="0" w:color="C7D6EA"/>
+          <w:right w:val="single" w:sz="4" w:space="0" w:color="C7D6EA"/>
+          <w:insideH w:val="single" w:sz="4" w:space="0" w:color="C7D6EA"/>
+          <w:insideV w:val="single" w:sz="4" w:space="0" w:color="C7D6EA"/>
+        </w:tblBorders>
+      </w:tblPr>
+      <w:tblGrid>
+        <w:gridCol w:w="9412"/>
+      </w:tblGrid>
+      <w:tr>
+        <w:tc>
+          <w:tcPr>
+            <w:tcW w:type="dxa" w:w="9412"/>
+            <w:shd w:val="clear" w:color="auto" w:fill="E8EEF7"/>
+          </w:tcPr>
+          <w:p>
+            <w:pPr>
+              <w:spacing w:before="60" w:after="60"/>
+            </w:pPr>
+            <w:r>
+              <w:rPr>
+                <w:b/>
+                <w:i w:val="0"/>
+                <w:color w:val="003D82"/>
+                <w:sz w:val="20"/>
+              </w:rPr>
+              <w:t>How will you organise the practical and logistical part of the project (e.g. travel, accommodation, insurance, visa, social security, mentoring and support, preparatory meetings with partners etc.)?</w:t>
+            </w:r>
+          </w:p>
+        </w:tc>
+      </w:tr>
+    </w:tbl>
+    <w:p>
+      <w:pPr>
+        <w:spacing w:after="0"/>
+      </w:pPr>
+    </w:p>
+    <w:p>
+      <w:pPr>
+        <w:jc w:val="both"/>
+      </w:pPr>
+      <w:r>
+        <w:rPr>
+          <w:b w:val="0"/>
+          <w:i w:val="0"/>
+        </w:rPr>
+        <w:t>A preparatory visit is held in Beliș from 9 to 11 June 2027, in month 3, with two people from each of the three organisations — six in total, and one of the two from each sending partner is a young person already selected for the exchange. The coordinator’s two carry the on-site verification of the logistical and safety arrangements and the finalisation of the mobility programme with the partners while everyone is in the same room. The visit as a whole verifies the venue and its safety in person, settles the division of the thematic days, meets the host community and lets a young person from each group see where they will be coming. It is requested on three grounds: all twenty-one participants are minors, both sending partners are new working relationships for us, and a venue’s suitability cannot be assessed from photographs.</w:t>
+      </w:r>
+    </w:p>
+    <w:p>
+      <w:pPr>
+        <w:jc w:val="both"/>
+      </w:pPr>
+      <w:r>
+        <w:rPr>
+          <w:b w:val="0"/>
+          <w:i w:val="0"/>
+        </w:rPr>
+        <w:t>Travel is booked centrally by the coordinator for all three flows, so that no sending organisation carries a cash-flow burden and green options are compared on the same basis, with distances confirmed through the European Commission distance calculator once departure cities are known. Domestic transport from participants’ homes to the point of departure is organised and paid by the project, which for the Greek group includes the inter-island ferry legs before the group is even assembled, and is the reason that flow is planned with two accompanying adults and four eligible travel days.</w:t>
+      </w:r>
+    </w:p>
+    <w:p>
+      <w:pPr>
+        <w:jc w:val="both"/>
+      </w:pPr>
+      <w:r>
+        <w:rPr>
+          <w:b w:val="0"/>
+          <w:i w:val="0"/>
+        </w:rPr>
+        <w:t>Accommodation is a single venue in Beliș, inside the territory, contracted after the written risk assessment and the on-site check during the preparatory visit, with rooms allocated by gender and age, minors with minors and group leaders on the same floors. Meals are mostly local and seasonal from producers in the territory, and dietary requirements are collected in month 4 and confirmed with the venue in writing. Insurance for health, accident and civil liability covers all 27 people for the whole travel period and is contracted centrally by the coordinator and verified before departure, rather than left to each partner to arrange.</w:t>
+      </w:r>
+    </w:p>
+    <w:p>
+      <w:pPr>
+        <w:jc w:val="both"/>
+      </w:pPr>
+      <w:r>
+        <w:rPr>
+          <w:b w:val="0"/>
+          <w:i w:val="0"/>
+        </w:rPr>
+        <w:t>Visas are the principal logistical risk. Romania has applied the Schengen acquis in full, land borders included, since 1 January 2025, and Turkish nationals holding ordinary passports are subject to the Schengen short-stay visa requirement. For minors that means notarised parental authorisations, invitation letters, proof of accommodation and insurance, and consulate appointments booked well ahead, so the procedure begins in month 3, five months before the activity: invitation letters issued by the coordinator, a complete file checked before submission to the consulate, and reserve participants prepared in parallel with their own files ready. This is not a theoretical risk and we treat it as the item most likely to cost the project a participant.</w:t>
+      </w:r>
+    </w:p>
+    <w:p>
+      <w:pPr>
+        <w:jc w:val="both"/>
+      </w:pPr>
+      <w:r>
+        <w:rPr>
+          <w:b w:val="0"/>
+          <w:i w:val="0"/>
+        </w:rPr>
+        <w:t>Greek participants need no visa, but their journey needs planning: a ferry from the participant’s island to Piraeus and then an overland leg north, with at least one transfer where a group of six fourteen-year-olds could be split. Timings are fixed with KEA during the preparatory visit, the whole route is written down and given to parents, a headcount is taken at every boarding, and the two accompanying adults are on the same tickets as the group throughout. Throughout the project each participant has a group leader, a cross-country buddy and access to the safeguarding focal point, and the cohort communication group is active from two months before departure until the end.</w:t>
+      </w:r>
+    </w:p>
+    <w:p>
+      <w:pPr>
+        <w:jc w:val="both"/>
+      </w:pPr>
+      <w:r>
+        <w:rPr>
+          <w:b w:val="0"/>
+          <w:i w:val="0"/>
+        </w:rPr>
+        <w:t>The main risks are managed as follows. Visas not obtained for the Turkish group is the high-likelihood, high-impact case, answered by starting in month 3, preparing documents in advance, booking appointments early and holding reserve participants with complete files. Withdrawal of participants is answered by a reserve list of at least two young people per national group, prepared alongside the main group and kept informed. A partner failing to deliver on time is answered by deliverables with dates in the partnership agreement and a monthly action log, then a reminder, a joint problem-solving call and documented reallocation. Low English level blocking participation is answered by the four-language glossary, visual methods, interpreting by group leaders and deliberately balanced mixed teams. A medical or safety incident is answered by insurance, the emergency protocol, a reference medical facility identified during the preparatory visit, a first-aid trained staff member and a night-duty rota. A participant distressed by the working content is answered by the sensitive-content protocol, pre-screened material, the right to leave a session and daily individual availability of the safeguarding focal point. A missed ferry or transfer connection on the Greek route is answered by timings fixed during the preparatory visit, a written route given to parents, a headcount at every boarding, two accompanying adults and a margin day in the travel plan. Observers unable to apply the grid consistently is answered by the month 4 calibration exercise with an 80% agreement target, after which the grid is simplified before the mobility if needed and the decision is minuted, never after seeing the results. Bad weather is answered by an indoor alternative planned for every outdoor session, and a local initiative not delivered by the written commitments made publicly on Day 7, an interim reporting deadline in month 10 and methodological support from KEA.</w:t>
+      </w:r>
+    </w:p>
+    <w:p>
+      <w:pPr>
+        <w:spacing w:after="200"/>
+      </w:pPr>
+      <w:r>
+        <w:rPr>
+          <w:b w:val="0"/>
+          <w:i/>
+          <w:color w:val="5A5A5A"/>
+          <w:sz w:val="16"/>
+        </w:rPr>
+        <w:t>≈ 5,476 characters (assumed form limit 6,000 — within limit)</w:t>
       </w:r>
     </w:p>
     <w:p>

--- a/VERIFAI_KA152_Form_Content_EN.docx
+++ b/VERIFAI_KA152_Form_Content_EN.docx
@@ -10982,7 +10982,7 @@
           <w:b w:val="0"/>
           <w:i w:val="0"/>
         </w:rPr>
-        <w:t>The venue is assessed before it is contracted. A written risk assessment covers fire safety certification and evacuation routes, the state of the electrical installations and heating, the security of doors, windows and balconies, lighting of outdoor areas, separation of participant accommodation from any unrelated guests, distance and travel time to the nearest medical facility and hospital, mobile signal coverage across the whole site, and the suitability of the outdoor spaces used. The logistics officer then verifies all of it on site during the preparatory visit in month 3, together with representatives of the sending organisations, and the venue is not confirmed until it has been seen. On arrival an evacuation drill is held on Day 0 with the assembly point shown to every participant, and the guided safety tour is a scheduled session rather than an informality. Rooms are allocated by gender and by age with minors accommodated only with minors, the group leaders sleep on the same floors as their groups, and a night-duty rota keeps at least one adult awake and reachable at all times. Activity spaces are checked daily, a first-aid kit sits in the plenary room and another travels on every off-site activity, and at least one member of the team holds a valid first-aid qualification. [TO CONFIRM: who, and the certificate’s validity date.] For the off-site activity on Day 5 transport is by a licensed carrier, with a written route and timing, a headcount at every boarding and one adult per group at all times.</w:t>
+        <w:t>The venue is assessed before it is contracted. A written risk assessment covers fire safety certification and evacuation routes, the state of the electrical installations and heating, the security of doors, windows and balconies, lighting of outdoor areas, separation of participant accommodation from any unrelated guests, distance and travel time to the nearest medical facility and hospital, mobile signal coverage across the whole site, and the suitability of the outdoor spaces used. The project manager and the activity coordinator then verify all of it on site during the preparatory visit in month 3, together with representatives of the sending organisations, and the venue is not confirmed until it has been seen. On arrival an evacuation drill is held on Day 0 with the assembly point shown to every participant, and the guided safety tour is a scheduled session rather than an informality. Rooms are allocated by gender and by age with minors accommodated only with minors, the group leaders sleep on the same floors as their groups, and a night-duty rota keeps at least one adult awake and reachable at all times. Activity spaces are checked daily, a first-aid kit sits in the plenary room and another travels on every off-site activity, and at least one member of the team holds a valid first-aid qualification. [TO CONFIRM: who, and the certificate’s validity date.] For the off-site activity on Day 5 transport is by a licensed carrier, with a written route and timing, a headcount at every boarding and one adult per group at all times.</w:t>
       </w:r>
     </w:p>
     <w:p>
@@ -11020,7 +11020,7 @@
           <w:color w:val="5A5A5A"/>
           <w:sz w:val="16"/>
         </w:rPr>
-        <w:t>≈ 4,408 characters (assumed form limit 6,000 — within limit)</w:t>
+        <w:t>≈ 4,433 characters (assumed form limit 6,000 — within limit)</w:t>
       </w:r>
     </w:p>
     <w:tbl>
@@ -11820,7 +11820,7 @@
                 <w:i w:val="0"/>
                 <w:sz w:val="19"/>
               </w:rPr>
-              <w:t>1</w:t>
+              <w:t>1 — the facilitator designated by GGD, on the Turkish flow</w:t>
             </w:r>
           </w:p>
         </w:tc>
@@ -11990,28 +11990,28 @@
           <w:b/>
           <w:i w:val="0"/>
         </w:rPr>
-        <w:t>Iulia Fătu</w:t>
+        <w:t>Alina Ioana Baba</w:t>
       </w:r>
       <w:r>
         <w:rPr>
           <w:b w:val="0"/>
           <w:i w:val="0"/>
         </w:rPr>
-        <w:t xml:space="preserve">, our financial and logistics officer, and </w:t>
+        <w:t xml:space="preserve">, our project manager, and </w:t>
       </w:r>
       <w:r>
         <w:rPr>
           <w:b/>
           <w:i w:val="0"/>
         </w:rPr>
-        <w:t>Claudiu Iancu</w:t>
+        <w:t>Livia Golovatic</w:t>
       </w:r>
       <w:r>
         <w:rPr>
           <w:b w:val="0"/>
           <w:i w:val="0"/>
         </w:rPr>
-        <w:t>, Coordinator of our Youth Department and lead facilitator of the exchange. Iulia writes the venue risk assessment and signs the contract with the accommodation unit, so she is the person who has to walk the corridors, test the doors and windows, and drive the route to the nearest hospital rather than look it up. Claudiu is registered as the facilitator on this flow: he finalises the daily programme session by session with the two partner leads, agrees the three measurement instruments and fixes the date of the observer calibration. Our project manager deliberately does not take one of the six places and joins the working sessions online instead, so that both of the coordinator’s places go to people whose job on the visit is physical rather than administrative.</w:t>
+        <w:t>, activity coordinator and group leader of the Romanian group. Alina carries the budget, the contracts and the risk decisions, so she is the person who has to have walked the corridors, tested the doors and windows and driven the route to the nearest hospital before she signs anything: the venue is contracted by her, on the spot if it passes and not at all if it does not. Livia will accompany the Romanian group in August and runs the four joint online preparation sessions, so she is the one who has to turn what the visit finds into what the participants are told — she checks the rooms and the common spaces against the written risk assessment prepared by our financial and logistics officer, and carries the answers back into the preparation.</w:t>
       </w:r>
     </w:p>
     <w:p>
@@ -12030,14 +12030,14 @@
           <w:b/>
           <w:i w:val="0"/>
         </w:rPr>
-        <w:t>M. Talha Serenli</w:t>
+        <w:t>the facilitator it designates for the exchange</w:t>
       </w:r>
       <w:r>
         <w:rPr>
           <w:b w:val="0"/>
           <w:i w:val="0"/>
         </w:rPr>
-        <w:t xml:space="preserve">, the group leader proposed to accompany the Turkish group in August, and </w:t>
+        <w:t xml:space="preserve"> and </w:t>
       </w:r>
       <w:r>
         <w:rPr>
@@ -12051,7 +12051,7 @@
           <w:b w:val="0"/>
           <w:i w:val="0"/>
         </w:rPr>
-        <w:t>. Talha will be responsible for seven minors in a country he has not been to, on a route with a border crossing, so he sees the building, the floors, the room allocation and the emergency arrangements before he agrees to any of it. GGD also uses the visit to confirm which of its staff will be the second facilitator and to hand over the technical outline of the AI and media production days.</w:t>
+        <w:t>. The facilitator is the one person on the visit whose work depends on conditions that cannot be described in writing: the AI and media production days need a room where twenty-one young people can edit video on a connection that holds, so the facilitator tests it, plans the two days against the actual spaces, and agrees with our lead facilitator who runs what. This is also the facilitator the form counts on this activity, and it is the reason the place goes to that person rather than to a second manager. The Turkish group leader takes part in the working sessions online and receives the room allocation, the emergency arrangements and the photographs of the floors his group will sleep on before he agrees to the travel plan.</w:t>
       </w:r>
     </w:p>
     <w:p>
@@ -12127,7 +12127,7 @@
           <w:b w:val="0"/>
           <w:i w:val="0"/>
         </w:rPr>
-        <w:t>Four of the six are already part of Activity YEXMS01 — two group leaders, one facilitator and, through the two young people, two of the twenty-one participants. Only Iulia Fătu is additional, so the two activities together involve twenty-eight distinct people. [TO CONFIRM with the partners: the two staff names and the identity of the two young people, which follows selection in month 2.]</w:t>
+        <w:t>Five of the six are already part of Activity YEXMS01 — two group leaders, one facilitator and two of the twenty-one participants. Only the project manager is additional, so the two activities together involve twenty-eight distinct people. [TO CONFIRM with the partners: which staff member GGD designates as facilitator, and the identity of the two young people, which follows selection in month 2.]</w:t>
       </w:r>
     </w:p>
     <w:p>
@@ -12141,7 +12141,7 @@
           <w:color w:val="5A5A5A"/>
           <w:sz w:val="16"/>
         </w:rPr>
-        <w:t>≈ 3,803 characters (assumed form limit 5,000 — within limit)</w:t>
+        <w:t>≈ 4,083 characters (assumed form limit 5,000 — within limit)</w:t>
       </w:r>
     </w:p>
     <w:tbl>

--- a/VERIFAI_KA152_Form_Content_EN.docx
+++ b/VERIFAI_KA152_Form_Content_EN.docx
@@ -3253,6 +3253,258 @@
           <w:sz w:val="16"/>
         </w:rPr>
         <w:t>≈ 4,986 characters (assumed form limit 5,000 — within limit)</w:t>
+      </w:r>
+    </w:p>
+    <w:p>
+      <w:pPr>
+        <w:pStyle w:val="Heading3"/>
+      </w:pPr>
+      <w:r>
+        <w:t>Past participation — applicant organisation</w:t>
+      </w:r>
+    </w:p>
+    <w:p>
+      <w:pPr>
+        <w:spacing w:after="160"/>
+      </w:pPr>
+      <w:r>
+        <w:rPr>
+          <w:b w:val="0"/>
+          <w:i/>
+          <w:color w:val="5A5A5A"/>
+          <w:sz w:val="17"/>
+        </w:rPr>
+        <w:t>The table itself is filled in automatically by the form. The field below is the free-text comment that follows it.</w:t>
+      </w:r>
+    </w:p>
+    <w:tbl>
+      <w:tblPr>
+        <w:tblW w:type="auto" w:w="0"/>
+        <w:jc w:val="center"/>
+        <w:tblLook w:firstColumn="1" w:firstRow="1" w:lastColumn="0" w:lastRow="0" w:noHBand="0" w:noVBand="1" w:val="04A0"/>
+        <w:tblBorders>
+          <w:top w:val="single" w:sz="4" w:space="0" w:color="C7D6EA"/>
+          <w:left w:val="single" w:sz="4" w:space="0" w:color="C7D6EA"/>
+          <w:bottom w:val="single" w:sz="4" w:space="0" w:color="C7D6EA"/>
+          <w:right w:val="single" w:sz="4" w:space="0" w:color="C7D6EA"/>
+          <w:insideH w:val="single" w:sz="4" w:space="0" w:color="C7D6EA"/>
+          <w:insideV w:val="single" w:sz="4" w:space="0" w:color="C7D6EA"/>
+        </w:tblBorders>
+      </w:tblPr>
+      <w:tblGrid>
+        <w:gridCol w:w="9412"/>
+      </w:tblGrid>
+      <w:tr>
+        <w:tc>
+          <w:tcPr>
+            <w:tcW w:type="dxa" w:w="9412"/>
+            <w:shd w:val="clear" w:color="auto" w:fill="E8EEF7"/>
+          </w:tcPr>
+          <w:p>
+            <w:pPr>
+              <w:spacing w:before="60" w:after="60"/>
+            </w:pPr>
+            <w:r>
+              <w:rPr>
+                <w:b/>
+                <w:i w:val="0"/>
+                <w:color w:val="003D82"/>
+                <w:sz w:val="20"/>
+              </w:rPr>
+              <w:t>Would you like to make any comments or add any information to the summary of your organisation’s past participation?</w:t>
+            </w:r>
+          </w:p>
+        </w:tc>
+      </w:tr>
+    </w:tbl>
+    <w:p>
+      <w:pPr>
+        <w:spacing w:after="0"/>
+      </w:pPr>
+    </w:p>
+    <w:p>
+      <w:pPr>
+        <w:jc w:val="both"/>
+      </w:pPr>
+      <w:r>
+        <w:rPr>
+          <w:b w:val="0"/>
+          <w:i w:val="0"/>
+        </w:rPr>
+        <w:t>Three things in the table are worth a sentence, because the figures on their own would mislead in both directions.</w:t>
+      </w:r>
+    </w:p>
+    <w:p>
+      <w:pPr>
+        <w:jc w:val="both"/>
+      </w:pPr>
+      <w:r>
+        <w:rPr>
+          <w:b w:val="0"/>
+          <w:i w:val="0"/>
+        </w:rPr>
+        <w:t xml:space="preserve">The first is the line for Mobility of young people. </w:t>
+      </w:r>
+      <w:r>
+        <w:rPr>
+          <w:b/>
+          <w:i w:val="0"/>
+        </w:rPr>
+        <w:t>This is our first application to KA152 as the applicant organisation.</w:t>
+      </w:r>
+      <w:r>
+        <w:rPr>
+          <w:b w:val="0"/>
+          <w:i w:val="0"/>
+        </w:rPr>
+        <w:t xml:space="preserve"> We have been named as a partner in five KA152 applications submitted by other organisations and none of them was selected. We have read the expert assessment of one of those applications, and one of its criticisms shaped this one directly: that the proposal did not set out measures for the safety of the accommodation and of the spaces where the activities take place. The written venue risk assessment, verified on site during the preparatory visit before the venue is contracted, is the answer to that, and it is why the preparatory visit is requested at all. Applying as the hosting organisation is a deliberate step rather than an accident of who was available: hosting means owning the venue, the safety of twenty-one minors, the learning programme and the relationship with the host community, and those are the four things we have and a sending partner does not.</w:t>
+      </w:r>
+    </w:p>
+    <w:p>
+      <w:pPr>
+        <w:jc w:val="both"/>
+      </w:pPr>
+      <w:r>
+        <w:rPr>
+          <w:b w:val="0"/>
+          <w:i w:val="0"/>
+        </w:rPr>
+        <w:t>The second is the overall shape of the record. As applicant we have submitted 24 applications and had 3 selected. As a partner we appear in 67 applications, of which 12 were selected. The partner figure has to be read with care: those applications are written and submitted by other organisations that name us, and while we contribute a needs analysis, a territory and a mandate, we control neither how many are sent nor how strong they are. The applicant figure is the one that describes us, and it is the one we would rather be judged on.</w:t>
+      </w:r>
+    </w:p>
+    <w:p>
+      <w:pPr>
+        <w:jc w:val="both"/>
+      </w:pPr>
+      <w:r>
+        <w:rPr>
+          <w:b w:val="0"/>
+          <w:i w:val="0"/>
+        </w:rPr>
+        <w:t xml:space="preserve">Within the youth field the record is real rather than incidental. Across the youth actions we appear in 33 applications with 7 selected. The one we built ourselves is </w:t>
+      </w:r>
+      <w:r>
+        <w:rPr>
+          <w:b/>
+          <w:i w:val="0"/>
+        </w:rPr>
+        <w:t>Rural Youth Parliament — tool for youth involvement in local communities (2021-1-RO01-KA220-YOU-000029265)</w:t>
+      </w:r>
+      <w:r>
+        <w:rPr>
+          <w:b w:val="0"/>
+          <w:i w:val="0"/>
+        </w:rPr>
+        <w:t xml:space="preserve">, which we coordinated and which produced the informal group of young people and youth workers that still meets, still runs its own campaigns and still staffs our events four years later — the clearest evidence we can offer that what we start does not stop when the funding does. Among the granted projects where we are a partner are </w:t>
+      </w:r>
+      <w:r>
+        <w:rPr>
+          <w:b/>
+          <w:i w:val="0"/>
+        </w:rPr>
+        <w:t>CONNECT-R (KA154, 2025)</w:t>
+      </w:r>
+      <w:r>
+        <w:rPr>
+          <w:b w:val="0"/>
+          <w:i w:val="0"/>
+        </w:rPr>
+        <w:t xml:space="preserve"> on rural youth participation, a KA153 youth-worker mobility, and a small-scale partnership in youth.</w:t>
+      </w:r>
+    </w:p>
+    <w:p>
+      <w:pPr>
+        <w:jc w:val="both"/>
+      </w:pPr>
+      <w:r>
+        <w:rPr>
+          <w:b w:val="0"/>
+          <w:i w:val="0"/>
+        </w:rPr>
+        <w:t xml:space="preserve">The third is what the table cannot show, because it covers only the actions managed by the National Agencies. We are currently the </w:t>
+      </w:r>
+      <w:r>
+        <w:rPr>
+          <w:b/>
+          <w:i w:val="0"/>
+        </w:rPr>
+        <w:t>coordinator of EMPOWER+ — Empowering Rural Youth: Establishing and Strengthening the Rural Youth Parliament in Sub-Saharan Africa</w:t>
+      </w:r>
+      <w:r>
+        <w:rPr>
+          <w:b w:val="0"/>
+          <w:i w:val="0"/>
+        </w:rPr>
+        <w:t xml:space="preserve"> (proposal 101243075, ERASMUS-YOUTH-2025-CB-SSA), a Capacity Building project in the field of youth managed centrally by EACEA, in which we lead nine organisations across seven countries. It is the largest youth responsibility we have taken on, it is built on the same Rural Youth Parliament model, and it appears nowhere in the table above. Neither does the </w:t>
+      </w:r>
+      <w:r>
+        <w:rPr>
+          <w:b/>
+          <w:i w:val="0"/>
+        </w:rPr>
+        <w:t>Youth Department</w:t>
+      </w:r>
+      <w:r>
+        <w:rPr>
+          <w:b w:val="0"/>
+          <w:i w:val="0"/>
+        </w:rPr>
+        <w:t xml:space="preserve"> our General Assembly established on 17 October 2023, with its coordinator appointed by the vote of the mayors of our 14 communes — the structure that makes this application something the organisation runs rather than something it attempts.</w:t>
+      </w:r>
+    </w:p>
+    <w:p>
+      <w:pPr>
+        <w:jc w:val="both"/>
+      </w:pPr>
+      <w:r>
+        <w:rPr>
+          <w:b w:val="0"/>
+          <w:i w:val="0"/>
+        </w:rPr>
+        <w:t xml:space="preserve">One more line deserves an explanation rather than silence. We applied once for </w:t>
+      </w:r>
+      <w:r>
+        <w:rPr>
+          <w:b/>
+          <w:i w:val="0"/>
+        </w:rPr>
+        <w:t>accreditation in youth (KA150-YOU)</w:t>
+      </w:r>
+      <w:r>
+        <w:rPr>
+          <w:b w:val="0"/>
+          <w:i w:val="0"/>
+        </w:rPr>
+        <w:t xml:space="preserve"> and were not successful. We drew the obvious conclusion: show what we can do in one well-evidenced project, with instruments that can record failure as well as success, before asking to be accredited for a programme of them. This is that project.</w:t>
+      </w:r>
+    </w:p>
+    <w:p>
+      <w:pPr>
+        <w:spacing w:after="200"/>
+      </w:pPr>
+      <w:r>
+        <w:rPr>
+          <w:b w:val="0"/>
+          <w:i/>
+          <w:color w:val="5A5A5A"/>
+          <w:sz w:val="16"/>
+        </w:rPr>
+        <w:t>≈ 3,618 characters (assumed form limit 5,000 — within limit)</w:t>
+      </w:r>
+    </w:p>
+    <w:p>
+      <w:pPr>
+        <w:spacing w:before="40" w:after="120"/>
+        <w:ind w:left="227"/>
+      </w:pPr>
+      <w:r>
+        <w:rPr>
+          <w:b w:val="0"/>
+          <w:i w:val="0"/>
+          <w:color w:val="9B1C1C"/>
+          <w:sz w:val="18"/>
+        </w:rPr>
+        <w:t>[TO CONFIRM before submission: that the expert assessment referred to above belongs to an application in which the association was a partner rather than the applicant. The table records 0 KA152 applications as applicant; if an application was in fact submitted as applicant in an earlier 2026 round and is simply not yet reflected in the table, then the sentence above should say “as applicant” instead. This is now the only place in the application where that assessment is mentioned.]</w:t>
       </w:r>
     </w:p>
     <w:tbl>

--- a/VERIFAI_KA152_Form_Content_EN.docx
+++ b/VERIFAI_KA152_Form_Content_EN.docx
@@ -3331,7 +3331,7 @@
           <w:b w:val="0"/>
           <w:i w:val="0"/>
         </w:rPr>
-        <w:t>Three things in the table are worth a sentence, because the figures on their own would mislead in both directions.</w:t>
+        <w:t>Our Erasmus+ record is wider than this action and older than this application, and the table compresses it into figures that repay a little reading.</w:t>
       </w:r>
     </w:p>
     <w:p>
@@ -3343,21 +3343,33 @@
           <w:b w:val="0"/>
           <w:i w:val="0"/>
         </w:rPr>
-        <w:t xml:space="preserve">The first is the line for Mobility of young people. </w:t>
+        <w:t>We have worked in the Programme across four sectors — youth, vocational education and training, adult education and school education — and once under the European Solidarity Corps, appearing in 91 applications in all: 24 of our own as applicant, of which 3 were selected, and 67 in which another organisation named us as a partner, of which 12 were selected. The partner figure describes other people’s activity as much as ours, since those applications are written and submitted by the organisations that lead them, while the 24 are the ones that describe us. Of those, the three that were selected fall in three different sectors — a cooperation partnership in youth, one in vocational education and training, and a small-scale partnership in adult education — and that is the part of the record we would point to, because it means the administration of a grant agreement, in three different sets of rules, is not new to us.</w:t>
+      </w:r>
+    </w:p>
+    <w:p>
+      <w:pPr>
+        <w:jc w:val="both"/>
+      </w:pPr>
+      <w:r>
+        <w:rPr>
+          <w:b w:val="0"/>
+          <w:i w:val="0"/>
+        </w:rPr>
+        <w:t xml:space="preserve">In the youth field we appear in 33 applications with 7 selected. The one we built and ran ourselves is </w:t>
       </w:r>
       <w:r>
         <w:rPr>
           <w:b/>
           <w:i w:val="0"/>
         </w:rPr>
-        <w:t>This is our first application to KA152 as the applicant organisation.</w:t>
+        <w:t>Rural Youth Parliament — tool for youth involvement in local communities (2021-1-RO01-KA220-YOU-000029265)</w:t>
       </w:r>
       <w:r>
         <w:rPr>
           <w:b w:val="0"/>
           <w:i w:val="0"/>
         </w:rPr>
-        <w:t xml:space="preserve"> We have been named as a partner in five KA152 applications submitted by other organisations and none of them was selected. We have read the expert assessment of one of those applications, and one of its criticisms shaped this one directly: that the proposal did not set out measures for the safety of the accommodation and of the spaces where the activities take place. The written venue risk assessment, verified on site during the preparatory visit before the venue is contracted, is the answer to that, and it is why the preparatory visit is requested at all. Applying as the hosting organisation is a deliberate step rather than an accident of who was available: hosting means owning the venue, the safety of twenty-one minors, the learning programme and the relationship with the host community, and those are the four things we have and a sending partner does not.</w:t>
+        <w:t>, which we coordinated and which produced the informal group of young people and youth workers that still meets, still runs its own winter solidarity and “Full Backpack” campaigns, and still staffs our community events four years after the project closed. That group is why we can say the young people for this exchange are not strangers we still have to find.</w:t>
       </w:r>
     </w:p>
     <w:p>
@@ -3369,59 +3381,75 @@
           <w:b w:val="0"/>
           <w:i w:val="0"/>
         </w:rPr>
-        <w:t>The second is the overall shape of the record. As applicant we have submitted 24 applications and had 3 selected. As a partner we appear in 67 applications, of which 12 were selected. The partner figure has to be read with care: those applications are written and submitted by other organisations that name us, and while we contribute a needs analysis, a territory and a mandate, we control neither how many are sent nor how strong they are. The applicant figure is the one that describes us, and it is the one we would rather be judged on.</w:t>
-      </w:r>
-    </w:p>
-    <w:p>
-      <w:pPr>
-        <w:jc w:val="both"/>
-      </w:pPr>
+        <w:t xml:space="preserve">As a partner we work regularly with coordinators in Ireland, Spain, Italy, France and Türkiye. Four of those projects bear directly on this one. </w:t>
+      </w:r>
+      <w:r>
+        <w:rPr>
+          <w:b/>
+          <w:i w:val="0"/>
+        </w:rPr>
+        <w:t>CONNECT-R — Connecting rural youth with the EU (2025-1-FR02-KA154-YOU-000301519)</w:t>
+      </w:r>
       <w:r>
         <w:rPr>
           <w:b w:val="0"/>
           <w:i w:val="0"/>
         </w:rPr>
-        <w:t xml:space="preserve">Within the youth field the record is real rather than incidental. Across the youth actions we appear in 33 applications with 7 selected. The one we built ourselves is </w:t>
+        <w:t xml:space="preserve">, led by Union Nationale des Maisons Familiales Rurales, works on rural youth participation, youth councils and an advocacy forum for rural young people. </w:t>
       </w:r>
       <w:r>
         <w:rPr>
           <w:b/>
           <w:i w:val="0"/>
         </w:rPr>
-        <w:t>Rural Youth Parliament — tool for youth involvement in local communities (2021-1-RO01-KA220-YOU-000029265)</w:t>
+        <w:t>ALL4JOBS (2024-1-IT03-KA220-YOU-000248804)</w:t>
       </w:r>
       <w:r>
         <w:rPr>
           <w:b w:val="0"/>
           <w:i w:val="0"/>
         </w:rPr>
-        <w:t xml:space="preserve">, which we coordinated and which produced the informal group of young people and youth workers that still meets, still runs its own campaigns and still staffs our events four years later — the clearest evidence we can offer that what we start does not stop when the funding does. Among the granted projects where we are a partner are </w:t>
+        <w:t xml:space="preserve"> addresses the employability of disadvantaged young people and young people with disabilities, and is building VR simulations, a mobile application and guidance for youth workers. </w:t>
       </w:r>
       <w:r>
         <w:rPr>
           <w:b/>
           <w:i w:val="0"/>
         </w:rPr>
-        <w:t>CONNECT-R (KA154, 2025)</w:t>
+        <w:t>YouProClima (2023-1-IT03-KA220-YOU-000155348)</w:t>
       </w:r>
       <w:r>
         <w:rPr>
           <w:b w:val="0"/>
           <w:i w:val="0"/>
         </w:rPr>
-        <w:t xml:space="preserve"> on rural youth participation, a KA153 youth-worker mobility, and a small-scale partnership in youth.</w:t>
-      </w:r>
-    </w:p>
-    <w:p>
-      <w:pPr>
-        <w:jc w:val="both"/>
-      </w:pPr>
+        <w:t xml:space="preserve"> works on youth engagement with climate. And a </w:t>
+      </w:r>
+      <w:r>
+        <w:rPr>
+          <w:b/>
+          <w:i w:val="0"/>
+        </w:rPr>
+        <w:t>youth-worker mobility led from Türkiye (2025-1-TR01-KA153-YOU-000297756)</w:t>
+      </w:r>
       <w:r>
         <w:rPr>
           <w:b w:val="0"/>
           <w:i w:val="0"/>
         </w:rPr>
-        <w:t xml:space="preserve">The third is what the table cannot show, because it covers only the actions managed by the National Agencies. We are currently the </w:t>
+        <w:t xml:space="preserve"> works on accessibility, inclusion and universal design in public space. Four coordinators, four reporting regimes, and in each our contribution has been the same: access to rural young people, a territory, and staff who deliver what was agreed on the date it was agreed.</w:t>
+      </w:r>
+    </w:p>
+    <w:p>
+      <w:pPr>
+        <w:jc w:val="both"/>
+      </w:pPr>
+      <w:r>
+        <w:rPr>
+          <w:b w:val="0"/>
+          <w:i w:val="0"/>
+        </w:rPr>
+        <w:t xml:space="preserve">One project does not appear in the table at all, because the table covers the actions the National Agencies manage. We are currently the </w:t>
       </w:r>
       <w:r>
         <w:rPr>
@@ -3435,21 +3463,33 @@
           <w:b w:val="0"/>
           <w:i w:val="0"/>
         </w:rPr>
-        <w:t xml:space="preserve"> (proposal 101243075, ERASMUS-YOUTH-2025-CB-SSA), a Capacity Building project in the field of youth managed centrally by EACEA, in which we lead nine organisations across seven countries. It is the largest youth responsibility we have taken on, it is built on the same Rural Youth Parliament model, and it appears nowhere in the table above. Neither does the </w:t>
+        <w:t xml:space="preserve"> (proposal 101243075, ERASMUS-YOUTH-2025-CB-SSA), a Capacity Building project in the field of youth managed centrally by EACEA, in which we lead nine organisations across seven countries. It takes the Rural Youth Parliament model we developed under Erasmus+ and exports it to another continent, and it is the largest international youth responsibility we hold.</w:t>
+      </w:r>
+    </w:p>
+    <w:p>
+      <w:pPr>
+        <w:jc w:val="both"/>
+      </w:pPr>
+      <w:r>
+        <w:rPr>
+          <w:b w:val="0"/>
+          <w:i w:val="0"/>
+        </w:rPr>
+        <w:t xml:space="preserve">Two lines call for a plain word rather than silence. The first is Mobility of young people, where the table shows no applications in our own name and five as a partner, none selected: </w:t>
       </w:r>
       <w:r>
         <w:rPr>
           <w:b/>
           <w:i w:val="0"/>
         </w:rPr>
-        <w:t>Youth Department</w:t>
+        <w:t>this is our first KA152 application as the applicant organisation.</w:t>
       </w:r>
       <w:r>
         <w:rPr>
           <w:b w:val="0"/>
           <w:i w:val="0"/>
         </w:rPr>
-        <w:t xml:space="preserve"> our General Assembly established on 17 October 2023, with its coordinator appointed by the vote of the mayors of our 14 communes — the structure that makes this application something the organisation runs rather than something it attempts.</w:t>
+        <w:t xml:space="preserve"> We have read the expert assessment of one of those five, and one of its criticisms shaped this proposal directly — that it did not set out measures for the safety of the accommodation and of the spaces where the activities take place. The written venue risk assessment, verified on site during the preparatory visit before anything is contracted, is the answer to it. The second is accreditation in youth, where we applied once and were not successful. We took the reasonable reading of that: show what we can do in one well-evidenced project, with instruments that can record failure as well as success, before asking to be accredited for a programme of them.</w:t>
       </w:r>
     </w:p>
     <w:p>
@@ -3461,21 +3501,7 @@
           <w:b w:val="0"/>
           <w:i w:val="0"/>
         </w:rPr>
-        <w:t xml:space="preserve">One more line deserves an explanation rather than silence. We applied once for </w:t>
-      </w:r>
-      <w:r>
-        <w:rPr>
-          <w:b/>
-          <w:i w:val="0"/>
-        </w:rPr>
-        <w:t>accreditation in youth (KA150-YOU)</w:t>
-      </w:r>
-      <w:r>
-        <w:rPr>
-          <w:b w:val="0"/>
-          <w:i w:val="0"/>
-        </w:rPr>
-        <w:t xml:space="preserve"> and were not successful. We drew the obvious conclusion: show what we can do in one well-evidenced project, with instruments that can record failure as well as success, before asking to be accredited for a programme of them. This is that project.</w:t>
+        <w:t>What no table can show is the structure behind the figures. On 17 October 2023 our General Assembly established a Youth Department inside the association and appointed its coordinator, with the mayors of our 14 member communes voting. That is what turns this application from something the organisation attempts into something it runs.</w:t>
       </w:r>
     </w:p>
     <w:p>
@@ -3489,7 +3515,7 @@
           <w:color w:val="5A5A5A"/>
           <w:sz w:val="16"/>
         </w:rPr>
-        <w:t>≈ 3,618 characters (assumed form limit 5,000 — within limit)</w:t>
+        <w:t>≈ 4,558 characters (assumed form limit 5,000 — within limit)</w:t>
       </w:r>
     </w:p>
     <w:p>

--- a/VERIFAI_KA152_Form_Content_EN.docx
+++ b/VERIFAI_KA152_Form_Content_EN.docx
@@ -1520,7 +1520,7 @@
                 <w:i w:val="0"/>
                 <w:sz w:val="19"/>
               </w:rPr>
-              <w:t>6</w:t>
+              <w:t>4</w:t>
             </w:r>
           </w:p>
         </w:tc>
@@ -1598,7 +1598,7 @@
                 <w:i w:val="0"/>
                 <w:sz w:val="19"/>
               </w:rPr>
-              <w:t>33</w:t>
+              <w:t>31</w:t>
             </w:r>
           </w:p>
         </w:tc>
@@ -1639,7 +1639,7 @@
           <w:color w:val="5A5A5A"/>
           <w:sz w:val="17"/>
         </w:rPr>
-        <w:t>27 persons in Activity 01 = 21 participants aged 14–17 + 4 group leaders + 2 facilitators, in three national groups of seven from Romania, Türkiye and Greece. The 6 persons of PREPV02 are the preparatory visit: two from each organisation. Four of them are already among those 27 — two group leaders, one facilitator and two of the participants — so 33 persons means 28 distinct people. The form counts no participants with fewer opportunities on a preparatory visit, although both young people who travel are drawn from that group.</w:t>
+        <w:t>27 persons in Activity 01 = 21 participants aged 14–17 + 4 group leaders + 2 facilitators, in three national groups of seven from Romania, Türkiye and Greece. The 4 persons of PREPV02 are the funded travellers of the preparatory visit: two from GGD and two from KEA. All four are already among those 27, so 31 persons still means 27 distinct people; the coordinator’s two staff take part on site without a unit cost. The form counts no participants with fewer opportunities on a preparatory visit, although both young people who travel are drawn from that group.</w:t>
       </w:r>
     </w:p>
     <w:p>
@@ -2073,7 +2073,7 @@
                 <w:i w:val="0"/>
                 <w:sz w:val="19"/>
               </w:rPr>
-              <w:t>4,080.00</w:t>
+              <w:t>2,720.00</w:t>
             </w:r>
           </w:p>
         </w:tc>
@@ -2092,7 +2092,7 @@
                 <w:i w:val="0"/>
                 <w:sz w:val="19"/>
               </w:rPr>
-              <w:t>680 × 6 persons: 2 from each of the three organisations, one of the two from each sending partner being a young person</w:t>
+              <w:t>680 × 4 travelling persons: 2 from GGD and 2 from KEA, one of each pair being a young person. The coordinator’s two take part on site and are not claimed</w:t>
             </w:r>
           </w:p>
         </w:tc>
@@ -2132,7 +2132,7 @@
                 <w:i w:val="0"/>
                 <w:sz w:val="19"/>
               </w:rPr>
-              <w:t>31,174.00</w:t>
+              <w:t>29,814.00</w:t>
             </w:r>
           </w:p>
         </w:tc>
@@ -2151,7 +2151,7 @@
                 <w:i w:val="0"/>
                 <w:sz w:val="19"/>
               </w:rPr>
-              <w:t>Of which 27,094.00 is the Activity YEXMS01 grant and 4,080.00 the preparatory visit</w:t>
+              <w:t>Of which 27,094.00 is the Activity YEXMS01 grant and 2,720.00 the preparatory visit</w:t>
             </w:r>
           </w:p>
         </w:tc>
@@ -7458,7 +7458,7 @@
                 <w:i w:val="0"/>
                 <w:sz w:val="19"/>
               </w:rPr>
-              <w:t>Preparatory visit to Beliș, related to YEXMS01</w:t>
+              <w:t>VERIFAI Preparatory Visit: Safety, Inclusion and Programme Planning</w:t>
             </w:r>
           </w:p>
         </w:tc>
@@ -7496,7 +7496,7 @@
                 <w:i w:val="0"/>
                 <w:sz w:val="19"/>
               </w:rPr>
-              <w:t>6</w:t>
+              <w:t>4</w:t>
             </w:r>
           </w:p>
         </w:tc>
@@ -7515,7 +7515,7 @@
                 <w:i w:val="0"/>
                 <w:sz w:val="19"/>
               </w:rPr>
-              <w:t>4,080.00</w:t>
+              <w:t>2,720.00</w:t>
             </w:r>
           </w:p>
         </w:tc>
@@ -7596,7 +7596,7 @@
                 <w:i w:val="0"/>
                 <w:sz w:val="19"/>
               </w:rPr>
-              <w:t>33</w:t>
+              <w:t>31</w:t>
             </w:r>
           </w:p>
         </w:tc>
@@ -7615,7 +7615,7 @@
                 <w:i w:val="0"/>
                 <w:sz w:val="19"/>
               </w:rPr>
-              <w:t>31,174.00</w:t>
+              <w:t>29,814.00</w:t>
             </w:r>
           </w:p>
         </w:tc>
@@ -10137,7 +10137,7 @@
           <w:color w:val="5A5A5A"/>
           <w:sz w:val="17"/>
         </w:rPr>
-        <w:t>The preparatory visit does not appear in the two tables above on purpose: its 4,080.00 EUR is reported by the form as its own activity, PREPV02, rather than inside the exchange grant. That is why the exchange grant is 27,094.00 while the project total is 31,174.00.</w:t>
+        <w:t>The preparatory visit does not appear in the two tables above on purpose: its 2,720.00 EUR is reported by the form as its own activity, PREPV02, rather than inside the exchange grant. That is why the exchange grant is 27,094.00 while the project total is 29,814.00.</w:t>
       </w:r>
     </w:p>
     <w:p>
@@ -11482,7 +11482,7 @@
           <w:b w:val="0"/>
           <w:i w:val="0"/>
         </w:rPr>
-        <w:t>The purpose of all this is a transferable skill in its own right: identifying what you learned, documenting it with evidence you can point to, and presenting it in a form someone else understands. That is what makes the certificate useful to a sixteen-year-old afterwards, in the next learning activity they join, in volunteering, in a civic initiative in their own community, and in the next international mobility they apply for. The competence matrix above is the reference document for the whole process, since every competence claimed is tied to the sessions that build it and to the evidence that documents it, and facilitators work from that same matrix when supporting participants to write their Youthpass.</w:t>
+        <w:t>The purpose of all this is a transferable skill in its own right: identifying what you learned, documenting it with evidence you can point to, and presenting it in a form someone else understands. That is what makes the certificate useful to a sixteen-year-old afterwards, in the next learning activity they join, in volunteering, in a civic initiative in their own community, and in the next international mobility they apply for. The annexed project timetable is the reference document for the whole process, since every competence claimed is tied to the sessions that build it and to the evidence that documents it, and facilitators work from that same matrix when supporting participants to write their Youthpass.</w:t>
       </w:r>
     </w:p>
     <w:p>
@@ -11496,7 +11496,7 @@
           <w:color w:val="5A5A5A"/>
           <w:sz w:val="16"/>
         </w:rPr>
-        <w:t>≈ 2,223 characters (assumed form limit 5,000 — within limit)</w:t>
+        <w:t>≈ 2,225 characters (assumed form limit 5,000 — within limit)</w:t>
       </w:r>
     </w:p>
     <w:tbl>
@@ -11603,7 +11603,7 @@
           <w:color w:val="5A5A5A"/>
           <w:sz w:val="17"/>
         </w:rPr>
-        <w:t>Field names and figures below follow the live form (Activity PREPV02: Beliș, 09/06/2027 – 11/06/2027, six persons, 4,080.00 EUR).</w:t>
+        <w:t>Field names and figures below follow the live form (Activity PREPV02: Beliș, 09/06/2027 – 11/06/2027, 4 funded persons, 2,720.00 EUR).</w:t>
       </w:r>
     </w:p>
     <w:tbl>
@@ -12060,7 +12060,7 @@
                 <w:i w:val="0"/>
                 <w:sz w:val="19"/>
               </w:rPr>
-              <w:t>6 — two from each of the three organisations</w:t>
+              <w:t>4 funded — two from GGD and two from KEA; the coordinator’s two take part on site, unfunded</w:t>
             </w:r>
           </w:p>
         </w:tc>
@@ -12098,7 +12098,7 @@
                 <w:i w:val="0"/>
                 <w:sz w:val="19"/>
               </w:rPr>
-              <w:t>1 — the facilitator designated by GGD, on the Turkish flow</w:t>
+              <w:t>1 — the facilitator designated by GGD</w:t>
             </w:r>
           </w:p>
         </w:tc>
@@ -12138,7 +12138,7 @@
                 <w:i w:val="0"/>
                 <w:sz w:val="19"/>
               </w:rPr>
-              <w:t>4,080.00 EUR</w:t>
+              <w:t>2,720.00 EUR</w:t>
             </w:r>
             <w:r>
               <w:rPr>
@@ -12146,7 +12146,7 @@
                 <w:i w:val="0"/>
                 <w:sz w:val="19"/>
               </w:rPr>
-              <w:t xml:space="preserve"> (680 × 6)</w:t>
+              <w:t xml:space="preserve"> (680 × 4)</w:t>
             </w:r>
           </w:p>
         </w:tc>
@@ -12184,7 +12184,7 @@
                 <w:i w:val="0"/>
                 <w:sz w:val="19"/>
               </w:rPr>
-              <w:t>3 × 2 persons: Romania (organiser), Türkiye, Greece</w:t>
+              <w:t>2 × 2 persons: Türkiye and Greece. The host’s own staff travel nowhere, so no unit cost is claimed for them</w:t>
             </w:r>
           </w:p>
         </w:tc>
@@ -12246,10 +12246,17 @@
       </w:pPr>
       <w:r>
         <w:rPr>
+          <w:b/>
+          <w:i w:val="0"/>
+        </w:rPr>
+        <w:t>Six people take part in the visit and four of them are funded.</w:t>
+      </w:r>
+      <w:r>
+        <w:rPr>
           <w:b w:val="0"/>
           <w:i w:val="0"/>
         </w:rPr>
-        <w:t>Six people travel or take part on site, two from each of the three organisations. We chose them by one rule: whoever has to sign something, facilitate something or reassure somebody in August should have stood in the building first.</w:t>
+        <w:t xml:space="preserve"> The two from the coordinating organisation live and work in the territory, so they travel nowhere and cost the project nothing; the preparatory visit grant is requested only for the four who fly in. We chose all six by one rule: whoever has to sign something, facilitate something or reassure somebody in August should have stood in the building first.</w:t>
       </w:r>
     </w:p>
     <w:p>
@@ -12261,7 +12268,7 @@
           <w:b w:val="0"/>
           <w:i w:val="0"/>
         </w:rPr>
-        <w:t xml:space="preserve">For the coordinator and host, </w:t>
+        <w:t xml:space="preserve">Taking part on site at no cost to the project, from the coordinating organisation: </w:t>
       </w:r>
       <w:r>
         <w:rPr>
@@ -12301,7 +12308,7 @@
           <w:b w:val="0"/>
           <w:i w:val="0"/>
         </w:rPr>
-        <w:t xml:space="preserve">For Genç Gönüllüler Derneği, </w:t>
+        <w:t xml:space="preserve">Funded, from Genç Gönüllüler Derneği: </w:t>
       </w:r>
       <w:r>
         <w:rPr>
@@ -12341,7 +12348,7 @@
           <w:b w:val="0"/>
           <w:i w:val="0"/>
         </w:rPr>
-        <w:t xml:space="preserve">For KEA IM Syrou, </w:t>
+        <w:t xml:space="preserve">Funded, from KEA IM Syrou: </w:t>
       </w:r>
       <w:r>
         <w:rPr>
@@ -12405,7 +12412,7 @@
           <w:b w:val="0"/>
           <w:i w:val="0"/>
         </w:rPr>
-        <w:t>Five of the six are already part of Activity YEXMS01 — two group leaders, one facilitator and two of the twenty-one participants. Only the project manager is additional, so the two activities together involve twenty-eight distinct people. [TO CONFIRM with the partners: which staff member GGD designates as facilitator, and the identity of the two young people, which follows selection in month 2.]</w:t>
+        <w:t>All four funded travellers are already part of Activity YEXMS01 — one facilitator, one group leader and two of the twenty-one participants — so the preparatory visit adds no new people to the project, only an earlier date. [TO CONFIRM with the partners: which staff member GGD designates as facilitator, and the identity of the two young people, which follows selection in month 2.]</w:t>
       </w:r>
     </w:p>
     <w:p>
@@ -12419,7 +12426,7 @@
           <w:color w:val="5A5A5A"/>
           <w:sz w:val="16"/>
         </w:rPr>
-        <w:t>≈ 4,083 characters (assumed form limit 5,000 — within limit)</w:t>
+        <w:t>≈ 4,321 characters (assumed form limit 5,000 — within limit)</w:t>
       </w:r>
     </w:p>
     <w:tbl>
@@ -12488,7 +12495,7 @@
           <w:b w:val="0"/>
           <w:i w:val="0"/>
         </w:rPr>
-        <w:t>All twenty-one participants are minors. We are bringing fourteen- to seventeen-year-olds from two other countries into a mountain commune of a few hundred people, and the adults who will be responsible for them at night need to have seen the building before they agree to it. Second, both sending organisations are new working relationships for us: we have never worked with GGD or with KEA before, and a partnership that has only ever met online is the kind that discovers its misunderstandings in August. Third, a venue’s suitability cannot be assessed from photographs — fire exits, the security of balconies, the separation of participants’ rooms from other guests, the mobile signal and an internet connection that has to carry a programme about checking things online are either verified in person or they are assumed. The fourth ground is inclusion, and it is why two of the six places go to young people rather than staff, as described above.</w:t>
+        <w:t>All twenty-one participants are minors. We are bringing fourteen- to seventeen-year-olds from two other countries into a mountain commune of a few hundred people, and the adults who will be responsible for them at night need to have seen the building before they agree to it. Second, both sending organisations are new working relationships for us: we have never worked with GGD or with KEA before, and a partnership that has only ever met online is the kind that discovers its misunderstandings in August. Third, a venue’s suitability cannot be assessed from photographs — fire exits, the security of balconies, the separation of participants’ rooms from other guests, the mobile signal and an internet connection that has to carry a programme about checking things online are either verified in person or they are assumed. The fourth ground is inclusion, and it is why two of the four funded places go to young people rather than staff, as described above.</w:t>
       </w:r>
     </w:p>
     <w:p>
@@ -12608,7 +12615,7 @@
           <w:color w:val="5A5A5A"/>
           <w:sz w:val="16"/>
         </w:rPr>
-        <w:t>≈ 3,937 characters (assumed form limit 5,000 — within limit)</w:t>
+        <w:t>≈ 3,945 characters (assumed form limit 5,000 — within limit)</w:t>
       </w:r>
     </w:p>
     <w:p>
@@ -13575,7 +13582,7 @@
           <w:b w:val="0"/>
           <w:i w:val="0"/>
         </w:rPr>
-        <w:t>A preparatory visit is held in Beliș from 9 to 11 June 2027, in month 3, with two people from each of the three organisations — six in total, and one of the two from each sending partner is a young person already selected for the exchange. The coordinator’s two carry the on-site verification of the logistical and safety arrangements and the finalisation of the mobility programme with the partners while everyone is in the same room. The visit as a whole verifies the venue and its safety in person, settles the division of the thematic days, meets the host community and lets a young person from each group see where they will be coming. It is requested on three grounds: all twenty-one participants are minors, both sending partners are new working relationships for us, and a venue’s suitability cannot be assessed from photographs.</w:t>
+        <w:t>A preparatory visit is held in Beliș from 9 to 11 June 2027, in month 3. Six people take part and four are funded: two from each sending partner, one of each pair being a young person already selected for the exchange. The coordinator’s project manager and activity coordinator take part on site without a unit cost, since they are local, and they carry the on-site verification of the logistical and safety arrangements and the finalisation of the mobility programme while everyone is in the same room. The visit as a whole verifies the venue and its safety in person, settles the division of the thematic days, meets the host community and lets a young person from each group see where they will be coming. It is requested on three grounds: all twenty-one participants are minors, both sending partners are new working relationships for us, and a venue’s suitability cannot be assessed from photographs.</w:t>
       </w:r>
     </w:p>
     <w:p>
@@ -13649,7 +13656,7 @@
           <w:color w:val="5A5A5A"/>
           <w:sz w:val="16"/>
         </w:rPr>
-        <w:t>≈ 5,476 characters (assumed form limit 6,000 — within limit)</w:t>
+        <w:t>≈ 5,544 characters (assumed form limit 6,000 — within limit)</w:t>
       </w:r>
     </w:p>
     <w:p>

--- a/VERIFAI_KA152_Form_Content_EN.docx
+++ b/VERIFAI_KA152_Form_Content_EN.docx
@@ -13041,7 +13041,7 @@
           <w:b w:val="0"/>
           <w:i w:val="0"/>
         </w:rPr>
-        <w:t>Each of the three obstacles is answered by measures that cost money and appear in the budget, not by good intentions.</w:t>
+        <w:t>Each obstacle is answered by measures that cost money and appear in the budget, not by good intentions.</w:t>
       </w:r>
     </w:p>
     <w:p>
@@ -13060,21 +13060,26 @@
           <w:b w:val="0"/>
           <w:i w:val="0"/>
         </w:rPr>
-        <w:t xml:space="preserve"> Transport is organised and paid from each participant’s own front door to the point of departure, through the inclusion support category on a dedicated budget line, so that a young person from Măguri-Răcătău, or one who must take an inter-island ferry before reaching an airport, does not have to solve the first leg alone. </w:t>
-      </w:r>
+        <w:t xml:space="preserve"> Transport is organised and paid from each participant’s own front door to the point of departure, booked and paid centrally by the coordinator out of the travel grant, which is calculated from each participant’s own place of origin, so that a young person from Măguri-Răcătău, or one who must take an inter-island ferry before reaching an airport, never pays for the first leg themselves. Supervision is set by the journey, not by the minimum: four group leaders and two facilitators, six adults for twenty-one minors, one per 3.5, below the National Call’s ceiling of one group leader per four young people. The Greek group travels with two group leaders rather than one because its route — ferry to Piraeus, flight, then overland to the Apuseni — is the longest in the project and has at least one transfer where a group of fourteen-year-olds could be split. Every group is accompanied from its own departure point to Beliș and back and is never handed over mid-route. And the activity is held in Beliș, inside the territory, because 58.5% of those we surveyed asked for activities in or near their own locality: the geography is designed around instead of ignored.</w:t>
+      </w:r>
+    </w:p>
+    <w:p>
+      <w:pPr>
+        <w:jc w:val="both"/>
+      </w:pPr>
       <w:r>
         <w:rPr>
           <w:b/>
           <w:i w:val="0"/>
         </w:rPr>
-        <w:t>Accompanying persons</w:t>
+        <w:t>Against economic obstacles, nothing is asked of the participant or the family at any point.</w:t>
       </w:r>
       <w:r>
         <w:rPr>
           <w:b w:val="0"/>
           <w:i w:val="0"/>
         </w:rPr>
-        <w:t xml:space="preserve"> are set by the journey rather than by the minimum: four group leaders and two facilitators, six adults for twenty-one minors, one adult per 3.5 participants, below the National Call’s ceiling of one leader per four young people. The Greek flow carries two accompanying adults because its route — ferry to Piraeus, flight, then overland to the Apuseni — is the longest in the project and has at least one transfer where a group of fourteen-year-olds could be split. Every group is accompanied from its own departure point to Beliș and back and is never handed over mid-route. Two additional travel days are eligible for the Turkish and Greek flows under green travel, and we use them so that no minor travels overnight to save a day. And the activity itself is held in Beliș, inside the territory, because 58.5% of the young people we surveyed asked for activities in or near their own locality: the geography is designed around instead of ignored.</w:t>
+        <w:t xml:space="preserve"> Travel, accommodation, meals, insurance, materials and local transport are covered in full; there is no fee of any size and no model in which a family pays first. The rule is in the call from day one. Inclusion support for organisations, 125 EUR for each of the 13 concerned, pays for what reaching them costs: the in-person visits, the four-language call, the parents’ version and the extra preparation. No inclusion support for participants is requested at this stage, and that is a fact rather than an omission: it covers the additional real costs of a participant whose health, disability or condition would otherwise make participation impossible, and no such case can be known before selection in month 2. The confidential specific-needs sheet exists to surface one; if it does, we request the support at real cost with its own justification, including an accompanying person where that is what the participant needs. Nothing requires a young person to own anything: devices are provided at the venue, every exercise has a low-bandwidth version, and there is nothing to print or buy.</w:t>
       </w:r>
     </w:p>
     <w:p>
@@ -13086,14 +13091,14 @@
           <w:b/>
           <w:i w:val="0"/>
         </w:rPr>
-        <w:t>Against economic obstacles, nothing is asked of the participant or the family at any point.</w:t>
+        <w:t>Against social obstacles the central measure is reinforced mentorship, and it is a named person rather than a procedure.</w:t>
       </w:r>
       <w:r>
         <w:rPr>
           <w:b w:val="0"/>
           <w:i w:val="0"/>
         </w:rPr>
-        <w:t xml:space="preserve"> Travel, accommodation, meals, insurance, materials and local transport are covered in full; there is no fee of any size and no reimbursement model in which a family pays first. The rule is in the call from the day it is published. Inclusion support for organisations, 125 EUR for each of the 13 concerned, pays for what reaching them costs: the in-person visits, the four-language call, the parents’ version and the extra preparation time. Inclusion support for participants is requested at real cost on separate dedicated lines, each justified individually, for a documented need such as an extra ferry leg, additional domestic transport or an accessibility cost. Nothing in the programme requires a young person to own anything: devices are provided at the venue, every exercise has a low-bandwidth version, and there is nothing to print or buy.</w:t>
+        <w:t xml:space="preserve"> From selection until month 18 each participant has one adult from their own sending organisation — their group leader — who makes the pre-departure call with the family, travels with them, runs the daily reflection in their own language, is on the same floor at night, and afterwards supports the local initiative they lead without taking it over. The family is dealt with directly, because 10.4% said the family would not agree: an online meeting is held in each country in the local language, with the safeguarding focal point present, explaining the programme, the supervision arrangements and the contact chain — and parental consent is asked after that meeting, not before it. Nobody arrives among strangers: the preparatory visit takes one young person from each sending organisation, who then tells their own group what they saw; the cohort group is active two months before departure; and the four online sessions are in mixed national composition, so the team a participant works with in August has already met them. Language is kept out of the door: English is not a selection criterion, A2 is accepted, the glossary is built in four languages, methods are visual and practical, and group leaders interpret on request — a test at the door would convert the 12.5% who name lack of self-confidence into exclusion. During the week the right to leave a session without giving a reason is written into the group agreement the participants negotiate themselves; the safeguarding focal point is available individually every day and sits outside the facilitation chain by design; the sensitive-content protocol pre-screens the material carrying ethnic, gender and migration stereotypes, with nobody from a targeted community made the example.</w:t>
       </w:r>
     </w:p>
     <w:p>
@@ -13105,33 +13110,14 @@
           <w:b/>
           <w:i w:val="0"/>
         </w:rPr>
-        <w:t>Against social obstacles the central measure is reinforced mentorship, and it is a named person rather than a procedure.</w:t>
+        <w:t>Accessibility measures</w:t>
       </w:r>
       <w:r>
         <w:rPr>
           <w:b w:val="0"/>
           <w:i w:val="0"/>
         </w:rPr>
-        <w:t xml:space="preserve"> From selection until month 18 each participant has one adult from their own sending organisation — their group leader — who makes the pre-departure call with the family, travels with them, runs the daily reflection in their own language, is on the same floor at night, and afterwards supports the local initiative they lead without taking it over. The family is dealt with directly, because 10.4% said the family would not agree: an online meeting is held in each country in the local language, with the safeguarding focal point present, explaining the full programme, the supervision arrangements and the contact chain — and parental consent is asked after that meeting, not before it. Nobody arrives among strangers: the preparatory visit takes one young person from each sending organisation, who then tells their own group what they saw; the cohort communication group is active two months before departure; and the four online preparation sessions are held in mixed national composition, so the team a participant will work with in August has already met them. Language is deliberately kept out of the door: English is not a selection criterion, A2 is accepted, the glossary is built in four languages, methods are visual and practical, and group leaders interpret on request — a test at the door would simply convert the 12.5% who name lack of self-confidence into exclusion. During the week, the right to leave a session without giving a reason is written into the group agreement the participants negotiate themselves; the safeguarding focal point is available individually every day and sits outside the facilitation chain by design; the sensitive-content protocol means the material carrying ethnic, gender and migration stereotypes is pre-screened and nobody from a targeted community is made the example.</w:t>
-      </w:r>
-    </w:p>
-    <w:p>
-      <w:pPr>
-        <w:jc w:val="both"/>
-      </w:pPr>
-      <w:r>
-        <w:rPr>
-          <w:b/>
-          <w:i w:val="0"/>
-        </w:rPr>
-        <w:t>Accessibility measures</w:t>
-      </w:r>
-      <w:r>
-        <w:rPr>
-          <w:b w:val="0"/>
-          <w:i w:val="0"/>
-        </w:rPr>
-        <w:t xml:space="preserve"> are verified rather than promised. Accessibility is a condition in the venue specification and it is checked on site during the preparatory visit in month 3, not read off a booking page, together with the connection test, the evacuation arrangements and the distance to the nearest medical facility. After selection, the confidential specific-needs sheet allows a participant to declare a health, dietary or accessibility need; the venue check is then repeated against that need, and the support is requested at real cost on its own line.</w:t>
+        <w:t xml:space="preserve"> are verified rather than promised. Accessibility is a condition in the venue specification and it is checked on site during the preparatory visit in month 3 rather than read off a booking page, together with the connection test, the evacuation arrangements and the distance to the nearest medical facility. After selection, the specific-needs sheet allows a participant to declare a health, dietary or accessibility need; the venue check is then repeated against it and the support requested at real cost on its own line.</w:t>
       </w:r>
     </w:p>
     <w:p>
@@ -13145,7 +13131,7 @@
           <w:color w:val="5A5A5A"/>
           <w:sz w:val="16"/>
         </w:rPr>
-        <w:t>≈ 4,950 characters (assumed form limit 5,000 — within limit)</w:t>
+        <w:t>≈ 4,964 characters (assumed form limit 5,000 — within limit)</w:t>
       </w:r>
     </w:p>
     <w:p>
